--- a/01_《三人行》全24集全流程标杆成品库/05_核心人物一人一档/人物02_荀未来（2033—2035成年赵左右 ＆ 2008高一转校生态）.docx
+++ b/01_《三人行》全24集全流程标杆成品库/05_核心人物一人一档/人物02_荀未来（2033—2035成年赵左右 ＆ 2008高一转校生态）.docx
@@ -1619,6 +1619,22 @@
     </w:p>
     <w:p>
       <w:pPr>
+        <w:spacing w:before="60" w:after="100" w:line="384" w:lineRule="auto"/>
+        <w:ind w:firstLine="420"/>
+        <w:jc w:val="left"/>
+      </w:pPr>
+      <w:r>
+        <w:rPr>
+          <w:rFonts w:ascii="Times New Roman" w:hAnsi="Times New Roman" w:eastAsia="宋体"/>
+          <w:b w:val="0"/>
+          <w:color w:val="141414"/>
+          <w:sz w:val="21"/>
+        </w:rPr>
+        <w:t>【主创与演员幕后特辑《三个「我」》深度补遗】：总制片人蔡雨潮与导演贺羽端在特辑中指出，全剧之所以选择从41岁荀未来的视角切入，是因为中年人的油滑、焦虑、势利与不自信离现实痛感最近。荀未来在前期是一个典型的“正义的反派”——他的出发点是拯救爱人与自己，手段却是用金钱和功利捷径强行剥夺16岁少年的选择权；而在与16岁少年和66岁老年的碰撞及荒村苦夏的淬炼中，他身上的功利执念被一点点洗刷干净，最终领悟“原来未知，才是未来”。</w:t>
+      </w:r>
+    </w:p>
+    <w:p>
+      <w:pPr>
         <w:spacing w:before="240" w:after="80" w:line="384" w:lineRule="auto"/>
         <w:jc w:val="left"/>
       </w:pPr>
@@ -1660,7 +1676,7 @@
           <w:color w:val="141414"/>
           <w:sz w:val="21"/>
         </w:rPr>
-        <w:t>在原初时间线（Timeline α）的2033年1月21日，41岁的赵左右站在长林数字公墓挚友陈明（1990—2033）的电子墓碑前痛悔不已，在旧时光有轨电车咖啡馆里，成为厂长的老同学罗爱文给他两个实体白包，拒绝无底线借钱给他，并递给他一张【人生有限公司】的名片（“你现在连命都不要了，不如去找人生有限公司”）；面对失业破产与婚姻危机的绝境，他走进【人生有限公司】，与项目代表签下保密实验者009号协议，依靠点燃并咬碎“卡奇滋巧克力饼干棒”启动虫洞。由于初次穿越时空坐标震荡，他先误落入1998年冬夜的家属院，在崩溃踹碎雪人后被6岁的幼年自己用“三个雪人，三人成众”温暖抚慰；随后正式抵达2008年1月21日，化名“苟未来”（被误读为荀未来）转入长林八中高一（2）班，并租住在三条鱼漫画屋后屋木板间。</w:t>
+        <w:t>在原初时间线（Timeline α）的2033年1月21日，41岁的赵左右站在长林数字公墓挚友陈明（1990—2033）的电子墓碑前痛悔不已，在旧时光有轨电车咖啡馆里，成为厂长的老同学罗爱文给他两个实体白包，拒绝无底线借钱给他，并递给他一张【人生有限公司】的名片（“你现在连命都不要了，不如去找人生有限公司”）；面对失业破产与婚姻危机的绝境，他走进【人生有限公司】，与项目代表签下保密实验者009号协议，依靠点燃并咬碎“卡奇滋巧克力饼干棒”启动虫洞。在2033年复古电车上对代表说出“两三万，解决不了我的问题。二三十万。两三百万。都不如我自己——来左右一次人生”后，他正式穿越抵达2008年1月21日，化名“苟未来”（被误读为荀未来）转入长林八中高一（2）班，并租住在三条鱼漫画屋后屋木板间。</w:t>
       </w:r>
     </w:p>
     <w:p>
@@ -1738,7 +1754,7 @@
           <w:color w:val="141414"/>
           <w:sz w:val="21"/>
         </w:rPr>
-        <w:t>进入黄昏篇，荀未来与66岁赵了结成“中废物与老废物同盟”，在文科十班陪小赵读书。然而随着小赵在文科道路上狂飙，荀未来的身体在EP11–12遭到了来自“2035杂志大王线”的猛烈覆写——不仅一夜之间长出及肩卷发与络腮胡，更在市二院被查出重度酒精肝，迫使他搬离三条鱼漫画屋入住502室。在EP13《我与我的宣战》中，当16岁的小赵通过老黄历与走廊喊名字试出他的真身、愤怒质问“你选的未来问过我想要吗”时，荀未来终于放下了操控欲，真心实意地辅佐小赵创办《三人行》校园杂志社、与老赵一起将真相纸条塞进陈明家门缝救赎挚友。</w:t>
+        <w:t>进入黄昏篇，荀未来与66岁赵了结成“中废物与老废物同盟”，在文科十班陪小赵读书。然而随着小赵在文科道路上狂飙，荀未来的身体在EP11–12遭到了来自“2035杂志大王线”的猛烈覆写——不仅一夜之间长出及肩卷发与络腮胡，更在市二院被查出重度酒精肝，迫使他搬离三条鱼漫画屋入住502室。在EP13《我与我的宣战》中，当16岁的小赵在漫画屋门外捡起他写有红字自省“你选的未来，问过我想要吗？”的老黄历纸读出声、并在走廊喊出“赵左右”试出他的真身发起宣战时，荀未来终于放下了操控欲，真心实意地辅佐小赵创办《三人行》校园杂志社、与老赵一起将真相纸条塞进陈明家门缝救赎挚友。</w:t>
       </w:r>
     </w:p>
     <w:p>
@@ -1818,405 +1834,6 @@
           <w:sz w:val="21"/>
         </w:rPr>
         <w:t>至EP24大结局，看到小赵在全知记忆下痛苦崩溃的荀未来，在余博士点醒下顿悟“原来未知，才是未来”。他回到2012年冬的长林八中覆雪操场，陪20岁的小赵堆完第三个雪人并清除其全部预知记忆。当小赵在飞霞路雪夜凭本能流血删掉偷拍视频、让徐图图终生未改名“舒图”后，时空修正永远卡在了99%——在全新的2033年，41岁的赵左右（荀未来）头戴妻子织的白色叉眼笑脸毛线帽，在洒满阳光的客厅里与鲜活健在的妻子徐图图深情相拥，递上了那张珍藏25年的广播站选票【赵左右一票 投给徐图图】。</w:t>
-      </w:r>
-    </w:p>
-    <w:p>
-      <w:pPr>
-        <w:spacing w:before="160" w:after="80" w:line="384" w:lineRule="auto"/>
-        <w:jc w:val="left"/>
-      </w:pPr>
-      <w:r>
-        <w:rPr>
-          <w:rFonts w:ascii="Arial" w:hAnsi="Arial" w:eastAsia="黑体"/>
-          <w:b/>
-          <w:color w:val="141414"/>
-          <w:sz w:val="22"/>
-        </w:rPr>
-        <w:t>（附）本角色全剧登场场次、具体行动与核心台词逐集纪实（100%对齐定稿文学剧本）</w:t>
-      </w:r>
-    </w:p>
-    <w:p>
-      <w:pPr>
-        <w:spacing w:before="40" w:after="80" w:line="384" w:lineRule="auto"/>
-        <w:ind w:firstLine="400"/>
-        <w:jc w:val="left"/>
-      </w:pPr>
-      <w:r>
-        <w:rPr>
-          <w:rFonts w:ascii="Times New Roman" w:hAnsi="Times New Roman" w:eastAsia="宋体"/>
-          <w:b w:val="0"/>
-          <w:color w:val="141414"/>
-          <w:sz w:val="20"/>
-        </w:rPr>
-        <w:t>◆ EP01《夺回人生》：【1-2　外　春秋路有轨电车站·轨道街面（1998） — 夜】：情节与动作调度：亮着暖黄车窗灯火的有轨电车缓缓驶离站台，沿着覆满白雪的铁轨与行道树列，漸漸驶向深冬夜色的尽头。 切至：；核心台词实录：成年赵左右（画外音）：“小时候，觉得老家长林的深冬实在太冷。现在想想，还是那时候暖和。”　【1-4　外　家属院·三个雪人院落（1998） — 夜】：情节与动作调度：院落中央的雪地上立着刚堆好的雪人。一个情绪失控的成年男人正站在雪人跟前，指着雪人怒目咆哮。幼年赵左右站在几步外的阴影里静静看着。 幼年赵左右握着餐盒沉默地看着他，小小的脸庞上满是困惑与戒备。男人突然狂性大发，抬脚狠狠踹向面前的雪人，洁白的雪块顿时四分五裂、散落一地。 幼年赵左右没有贸然冲上去，而是等那个发泄完怒火的男人骂骂咧咧地彻底走远后，才连忙迈开步子跑到被踹碎的雪堆旁。；核心台词实录：成年赵左右（画外音）：“堆雪人，好像也是很遥远的事情了。” ／ 成年赵左右（画外音）：“忘了从哪天开始……” ／ 成年赵左右（画外音）：“我总是一次堆三个雪人。” ／ 成年赵左右（画外音）：“三个。为什么来着？”　【1-5　外　长林数字公墓·陈明墓位（2033） — 日】：情节与动作调度：晴朗而凛冽的冬日，依山而建的现代公墓覆盖着皑皑白雪，苍松与浅灰色花岗岩纪念建筑在蓝天下显得格外肃穆。字幕浮现：2033。 画面下方叠印剧集标题：第1集 夺回人生。 上层墓位平台前，一块黑色大理石墓碑正面嵌着倾斜式高亮液晶触控屏，屏幕上显示着陈明的黑白遗像、「告别仪式已结束｜陈明 先生 1990—2033」以及数字祭奠二维码。屏幕旁放着一束洁白的菊花。 41岁的成年赵左右身穿黑色防风短夹克，颈间绕着一条浅灰色粗棒针厚围巾，下巴带着青灰色的胡茬，眼下有着明显的疲惫泪沟。他独自站在陈明的电子墓碑前，伸手轻轻触碰冰冷的屏幕，静静凝视着老友年轻定格的面容。 成年赵左右从衣兜里掏出黑色智能手机，点开墓碑上的数字祭奠二维码。手机屏幕上跳出「送白包」界面，他低头在金额栏输入了「648」。；核心台词实录：成年赵左右：“兄弟先回北京了。清明堵车。五一再来看你。”　【1-6　外　长林数字公墓·商务车停靠区（2033） — 日】：情节与动作调度：成年罗爱文刚刚弯腰坐进黑色商务车后座，发现了快步走来的成年赵左右，脸色微变，立刻抬手朝前排司机连声催促。 电动侧滑门刚刚开始合拢，成年赵左右已经一个箭步冲到车边，伸出双手死死扒住车门边缘，探进半个身子往车厢里喊。 车门受阻重新滑开。坐在车内的成年罗爱文避无可避，只得迅速换上一副略显尴尬的熟络表情看向他。 成年赵左右松开扒着车门的手，喘了口气，用半开玩笑半强硬的语气朝车外努了努嘴。；核心台词实录：成年赵左右：“老罗！老罗！把门打开啊！老同学没看见呀？瞎啊？” ／ 成年赵左右：“咋了？老罗，没听说过呀？参加完葬礼，得在外面走一走，散上一散。咱溜达溜达呀。”　【1-7　外　公墓外林荫长道（2033） — 日】：情节与动作调度：雪后的城市林荫步道笔直幽长，两侧高大的落叶乔木枝干光秃。成年赵左右将黑色智能手机紧紧贴在耳边，一边快步走着一边低声向电话那头的妻子舒图解释；成年罗爱文双手插在大衣口袋里，保持着半步距离在旁边慢悠悠地陪着。 成年赵左右余光瞥了一眼身旁默不作声的罗爱文，有些难堪地压低嗓音捂住话筒。 电话那头啪地挂断了。成年赵左右握着挂断的手机僵在原地半秒，随即强装无事地把手机揣回兜里。与此同时，身旁的成年罗爱文也正好应付完一通下属打来的请示电话，从容地挂断。 成年罗爱文收起手机，转头望向神色落寞的成年赵左右。；核心台词实录：成年赵左右：“我现在在谈一件非常重要的事情！” ／ 成年赵左右：“回家再说。” ／ 成年赵左右：“还行。没啥事。就是钓钓鱼什么的。”　【1-8　外/内　2033长林城市街景与新闻演播室（蒙太奇） — 日】：情节与动作调度：揭示：2032年全球网络大瘫痪后，实体经济与纸媒全面复兴的2033年社会图景。 阳光透过木窗洒在书桌上，一名年轻女子正握着钢笔在信纸上一笔一划地认真书写。 雪地公园里，一对年轻情侣正兴致勃勃地举着复古实体相机互相拍照。 林荫道尽头，成年赵左右与成年罗爱文并肩走过贴满纸质海报的街角，朝前方一节由报废老式有轨电车改造而成的「旧时光咖啡」走去。；核心台词实录：成年赵左右：“反正吧，我在IT行业是干不下去了。”　【1-9　内　旧时光有轨电车咖啡馆（2033） — 日】：情节与动作调度：老式有轨电车车厢内部被改造为温暖复古的咖啡馆，保留着弧形木质车顶与金属拉手吊环，暖黄色壁灯与窗外的白雪相映成趣。成年罗爱文与成年赵左右顺着狭长的车厢过道走到中段胡桃木卡座面对面坐下。 成年罗爱文一边说着，一边从大衣内袋里掏出两个崭新的纸质白包信封，推到成年赵左右面前的桌面上。 成年赵左右伸手接过那两个薄薄的纸质白包，指尖摩挲着纸面，苦笑着垂下眼帘。 成年罗爱文端起咖啡杯没有接话。成年赵左右抬起头望向窗外，眼神里浮起一层对少年时代的怀念。 成年赵左右喉结微动，终于放下中年人的体面，局促而热切地直视着罗爱文。；核心台词实录：成年赵左右：“我这不上了年纪了吗。学东西呢，肯定没有年轻人快。早就跟不上时代了。只怪我当时听了我爸的，报了不喜欢的理科——学了不喜欢的计算机，说有什么前景。” ／ 成年赵左右：“老罗。你知道我这一生当中，最幸运的事是什么吗？就是在高中的时候啊，认识了你和陈明。我记得高中的时候，咱俩的关系其实是最好的。每天都形影不离，还经常偷偷摸摸地去吃麻辣烫。后来，我就去了北京。你也出了国。也一直没有怎么见上面。现在嘛，陈明也走了。” ／ 成年赵左右：“你能不能借我点钱呀？让我先把房贷还上。” ／ 成年赵左右：“老罗。不多，就两三万。老罗，真的就两三万。”　【1-10　外　旧时光咖啡馆·门外雪街（2033） — 日】：情节与动作调度：成年罗爱文推门走出电车咖啡馆，踏上积雪的人行道。成年赵左右紧追在身后不肯放弃。 被戳中痛处的成年赵左右急红了眼，一把抓住罗爱文的胳膊赌咒发誓。 成年罗爱文神色微动，看着对方继续说道。 成年赵左右神色微动，看着对方继续说道。 成年赵左右怔怔地听着，眼神里第一次动了念头。成年罗爱文从西装内袋里夹出一张印着「人生有限公司」的深色名片，递到他面前。；核心台词实录：成年赵左右：“老罗，你就帮我这一次吧。” ／ 成年赵左右：“你把我当成什么人了呀？我就是不要这条命了，我也一定会还上这个钱的！” ／ 成年赵左右：“什么人生有限公司啊？” ／ 成年赵左右：“可能会怎么样呀？” ／ 成年赵左右：“这不是赌命吗？” ／ 成年赵左右：“等会儿。罗爱文。你不会是这个什么破公司的实验器械供应商吧？想拿我当小白鼠啊你。”　【1-11　外　2033雪街与2008长林八中·黑色铁围栏（时空交叠） — 日】：情节与动作调度：成年赵左右独自站在黑色铁艺围栏外，低头凝视着手中的名片。 铁围栏内侧的空间在冬日阳光下悄然发生奇异的折叠与置换。2008年校园的喧闹声穿透岁月呼啸而来，两个身穿深蓝校服的16岁少年正拎着麻辣烫在围栏内侧的雪地上追逐奔跑。 围栏外，仍穿着2033年黑色夹克与灰围巾的成年赵左右隔着密集的黑色铁栏，静静注视着围栏内那个生龙活虎的16岁自己。刺眼的冬日逆光洒在他的眉眼间，他的瞳孔深处燃起孤注一掷的火焰。 耀眼的纯白强光骤然从成年赵左右的瞳孔深处爆开，瞬间吞没了整个画面，又在下一秒无痕消融于2008年长林八中白雪皑皑的操场看台旁。；核心台词实录：成年赵左右：“你说得对。两三万，解决不了我的问题。” ／ 成年赵左右：“二三十万。两三百万。都不如我自己——来左右一次人生。”　【1-12　外　长林八中·操场看台楼梯与黑色铁围栏 — 日】：情节与动作调度：2008年深冬，长林市第八中学操场看台侧面。16岁的少年赵左右身穿袖侧带有两条鲜红条纹的米白色厚款连帽羽绒服、内搭八中深藏蓝运动校服，正躲在朱红色铁扶手的水泥折梯转角处，小心翼翼地将一袋刚从围栏外买来的红油麻辣烫递给身旁穿棕褐色羊羔毛翻领棉服的死党罗爱文。 罗爱文迫不及待地接过透明塑料袋，挑起一筷子沾满麻酱与红油的麻辣烫塞进嘴里，幸福得直眯眼。赵左右靠在台阶栏杆旁笑着看他吃。 罗爱文嚼着麻辣烫，目光无意间越过赵左右的肩膀，定格在几米外的黑色铁围栏外。 赵左右闻言一起扭头看去。只见黑色铁围栏外的人行道上，41岁的荀未来（苟未来）正安静地站在雪地里望着他们——他外穿一件红褐色连帽厚夹克，拉链半敞，里面赫然套着一件长林八中的深蓝配白条纹校服。 戴主任与两个少年同时转头。只见荀未来已经绕过铁围栏走进校园，一边不紧不慢地走上看台台阶，一边用教导主任式的腔调数落赵左右。；核心台词实录：荀未来（画外）：“住手。” ／ 荀未来：“一点紧迫感都没有。赵左右，你看看，连路人都看不下去了。” ／ 荀未来：“我说你呢，戴娟。马上就要期末考试了，你不去监督考场准备工作——你在这儿瞎晃悠什么呢？真当自己是老佛爷呢？”　【1-13　内　长林八中·教导主任办公室及门外走廊 — 日】：情节与动作调度：教导主任办公室门外，赵左右、罗爱文和几个男生正把脑袋叠罗汉似的挤在门缝与走廊玻璃窗边，屏住呼吸往里偷看。 偷看男生甲神色微动，看着对方继续说道。 办公室内，宽大的办公桌上堆满了期末试卷。荀未来站在办公桌前，早已收起了刚才在看台上的锋芒，用一副历经社会毒打的中年人语重心长的语气，对着坐在桌后的戴主任侃侃而谈。 戴主任原本紧绷严肃的脸庞在荀未来这番直击灵魂的体己话里一点点软化下来，眼圈真的微微泛红。荀未来朝她微微颔首，转身从容地推门走出了办公室。 办公室里只剩下戴主任一人。她拿起桌面上那张刚刚登记的身份证——上面印着姓名「苟未来」与「1988年1月21日」的出生日期。戴主任端详着身份证上的照片，实在没忍住，噗嗤一声笑了出来。；核心台词实录：荀未来：“我……戴主任，我知道你有你的压力和KPI——关键绩效指标。谁没上过班啊，都能理解。其实我……我懂。您离开学生时代已经太远了，记不清当时都在想一些什么。但是总想着，年轻的时候如果再努力一点就好了。所以现在您才逼我们这么学习，怕以后我们会后悔。要是他们也像你这样想就好了。戴主任，三千字的检讨，我主动认领。我只希望您对自己好一点，别伤了身体，别太操心。”　【1-14　内　长林八中·教学楼走廊 — 日】：情节与动作调度：单侧采光的长直内走廊里光线明亮，荀未来双手插兜独自往前走，沿途经过的男女学生纷纷像看传奇人物一样回头行注目礼，窃窃私语声此起彼伏。 这时，赵左右和罗爱文从走廊两侧一左一右快步贴了上来，把荀未来夹在中间。赵左右满脸崇拜地双手抱拳作揖。 荀未来斜睨了一眼又习惯性替人揽活的16岁自己，伸手按住他的肩膀，转头把任务派给了旁边的罗爱文。 说完，荀未来带着赵左右大步流星地继续往前走，把罗爱文一个人晾在了原地。罗爱文先是气鼓鼓地鼓起腮帮子抱怨，可不到半秒又双手捧脸娇羞地笑出了声，冲着两人的背影奋力挥手。；核心台词实录：荀未来：“苟未来。” ／ 荀未来：“你写？写什么写？赵左右，你以后这样会一直吃亏的。罗爱文，你写。”　【1-15　内　长林八中·高一二班教室 — 日】：情节与动作调度：高一二班教室内，黑板上方挂着圆形石英钟与红底黄字校训横幅「持志用力 渐进精思」。一名值日生正在黑板前擦掉残留的粉笔画，全班学生忙着把课桌上的复习资料收进后排备品柜里，腾出期末考场。 荀未来走进教室，沿着过道缓缓走到教室最后排的图书角书架前，随手抽出一本课外书翻看。当他从书页上方抬起眼眸时，目光忽然定格在斜前方座位上的那个少年身上——16岁的陈明身穿深蓝校服，正安安静静地低头演算习题，外面的喧嚣与他毫无关系。 荀未来的脑海中瞬间闪过2033年墓园里那块写着「陈明 先生 1990—2033」的冰冷电子墓碑。他的眼眶微微一热，喉间不由自主地轻轻溢出一声呼唤。 荀未来深吸一口气，收敛起翻涌的思绪，跟着赵左右在座位上坐下。讲台上，戴主任拍了拍黑板擦，开始训话。 赵左右闻言赶紧低下头装模作样地翻开练习册刷题。荀未来在旁边瞧见了，压低声音凑过去敲了敲他的桌子。；核心台词实录：荀未来：“陈明。” ／ 荀未来：“别再刷题了。抓紧一切时间休息。你们班主任回去生孩子去了。” ／ 荀未来：“你别什么事都当出头鸟。” ／ 荀未来：“咱俩是咱俩，那别人是别人。你赶紧考试去吧，考完了还有更重要的事要做呢。”　【1-16　内　长林八中·数学期末考场 — 日】：情节与动作调度：单人单列拉开的数学期末考场内气氛肃杀。荀未来坐在考位上，刚拿到发下来的数学试卷，便满脸堆笑地朝着斜前方的邻座男生双手合十小声商量。 荀未来讨了个没趣，只得转回身低头看向试卷上的立体几何与函数大题，原本自信满满的表情在三秒钟内彻底凝固，眉头拧成了疙瘩。 就在荀未来对着数学卷子抓耳挠腮之际，考场另一侧的赵左右一直在焦躁地左顾右盼，望着斜前方一个空荡荡的座位出神。片刻后，赵左右突然高高举起了手。 赵左右起身一溜烟跑出了考场。荀未来盯着他神色慌张的背影，心里升起不祥的预感。 荀未来再也坐不住了，紧跟着高高举起手。；核心台词实录：荀未来：“一会儿卷子放外面点。拜托拜托。” ／ 荀未来：“好歹是研究生学历，搞定高中数学，总应该绰绰有余吧。我不重要，重要的是——我在看啥呢？” ／ 荀未来：“你小子要干吗？我冒着生命危险来，可不是为了让你继续犯浑的。” ／ 荀未来：“老师，我也上厕所。”　【1-17　内　长林八中·教学楼走廊 — 日】：情节与动作调度：空旷安静的走廊里，荀未来三步并作两步追上正在到处张望的赵左右，一把叫住他。 赵左右猛地刹住脚步转过身，满脸焦急。 听到「王一漫」三个字，荀未来的瞳孔骤然一缩，脑海中闪过那个清冷明艳的少女面庞。他没有半句废话，脸色瞬间比赵左右还要凝重。；核心台词实录：荀未来：“赵左右！” ／ 荀未来：“谁呀？”　【1-18　外　长林八中·教学楼外雪地 — 日】：情节与动作调度：荀未来与赵左右从红砖教学楼正门一口气冲下台阶，在白雪覆盖的校园岔路口停下，荀未来当机立断地一挥手。 两人一左一右朝着校园不同方向狂奔而去。 切至：；核心台词实录：荀未来：“左右！咱俩分开找。快去！”　【1-19　内　长林八中·女卫生间门外走廊 — 日】：情节与动作调度：找遍全校的荀未来与赵左右在教学楼一层尽头的女卫生间转角处重新汇合。两人喘着粗气，目光同时落向那扇嵌着磨砂玻璃条的女卫生间木门。 16岁的赵左右碍于男女大防，转身就跑去喊女老师。41岁的荀未来站在女卫生间门口，先是试探着朝门内喊了一声。 门内死一般寂静，无人应答。救人心切的荀未来不再顾忌，一把推开女卫生间木门冲了进去。 片刻之后，当赵左右气喘吁吁地折返回走廊转角时，只见荀未来已经双臂横抱着脸色苍白、双目紧闭的王一漫大步冲出了女卫生间。赵左右看得目瞪口呆，嘴巴微张发出「呃」的一声。荀未来根本没空解释，急声喝问。；核心台词实录：荀未来：“有人吗？” ／ 荀未来：“呃你个头啊。医务室在哪？”　【1-20　内　长林八中·学校卫生室 — 日】：情节与动作调度：站在病床尾侧的荀未来听见这句话，望着王一漫清冷的侧脸，目光微微一滞。　【1-21　内/外　记忆中的夜色麻辣烫小店（闪回）与学校卫生室 — 夜/日】：情节与动作调度：记忆闪回：多年前的一个冬夜，年轻的赵左右手拿竹筷坐在街边热气腾腾的麻辣烫小店窗内；玻璃窗外，身姿高挑的王一漫独自从夜色与车流中走过，却从未推门走进这家小店。 回到2008年学校卫生室。病床上的王一漫长睫微颤，缓缓睁开眼睛，撑着虚弱的身子慢慢坐了起来。守在床边的赵左右顿时喜出望外，连忙把一碗特意买回来的红油麻辣烫端到她面前。 浓烈的红油与麻酱气味扑面而来，刚刚醒转的王一漫胃里一阵翻涌，本能地蹙起眉头捂住鼻子偏过头去。 赵左右端着麻辣烫尴尬地僵在半空。就在这时，荀未来从侧面走上前，自然地挡开那碗油腻的麻辣烫，将一瓶已经拧松了铁盖的黄桃罐头连同小铁勺递到了王一漫面前。 王一漫抬眼看了看荀未来，伸出苍白纤细的手接过玻璃罐头，舀起一块金黄饱满的黄桃放进嘴里，轻声道谢。；核心台词实录：荀未来（内心独白）：“怪不得。她从不走进那家麻辣烫店。” ／ 荀未来：“空腹太久，可不兴吃太油腻的啊。来，吃点黄桃罐头吧。好得快，胖不到哪里去。”　【1-22　内　成年赵左右与舒图家·卧室（2033闪回） — 夜】：情节与动作调度：2033年，刷着深森绿色哑光墙面的卧室笼罩在床头台灯如蜜般温暖的橘黄色光晕里。身穿米白色宽松粗针织毛衣的妻子舒图坐在床沿，手里捧着一瓶一模一样的黄桃罐头，正一勺一勺喂给病中靠坐床头的成年赵左右。 暖黄的灯光下，舒图温柔地弯起眉眼。画面切回2008年冷白日光灯下的学校卫生室，荀未来静静伫立在病床旁，眼底掠过一丝无人察觉的刺痛。 切至：；核心台词实录：成年赵左右：“我要是饿死鬼——你给我买一辈子的黄桃罐头，都喂不够。”　【1-23　内　长林八中·数学补考教室 — 日】：情节与动作调度：明亮的补考教室内，赵左右、荀未来与恢复精神的王一漫分坐三列单人考位。戴主任站在讲台前交代补考事宜。 试卷发下，荀未来正准备提笔，坐在他右侧相邻列的王一漫忽然轻轻唤了他一声，探身将一支红色水笔递到他的桌角。 荀未来转头接过那支带着少女善意的红笔，唇角微扬。 墙上的挂钟分针走动。距离补考结束还有一个小时，荀未来已经潇洒地收起笔，拿起试卷起身走到讲台前递给监考老师。 荀未来双手插兜，在赵左右与王一漫惊讶的目光中推门走出了考场。；核心台词实录：荀未来：“小场面。谢谢啊。” ／ 荀未来：“用不着。”　【1-24　内　长林八中·教学楼走廊 — 日】：情节与动作调度：走廊里，几名低年级男生正站在考场外对着荀未来远去的背影惊叹议论。　【1-25　内　长林八中·高一二班教室 — 日】：情节与动作调度：高一二班教室内，班干部正站在讲台前将一叠《长林市第八中学文理分科意向表》分发给每一列同学。 教室中后排的四角座位区，赵左右低头看着发到桌上的分科意向表。坐在旁边的荀未来原本想开口问陈明，目光却立刻锁定了16岁的自己，身体前倾紧紧盯着赵左右。 赵左右一脸莫名其妙地看着他没有吭声。荀未来转头看向旁边埋头整理笔记的陈明，又看向另一侧的罗爱文。 三言两语搞定罗爱文后，荀未来再次转回身，步步紧逼地看向赵左右。 荀未来的脑海中闪过刚才补考考场上王一漫递来红笔的柔和画面。而被当众戳破暗恋心事的16岁赵左右耳根瞬间红透，嘴硬地一把合上文具盒站起身。；核心台词实录：荀未来：“陈明，你打算——” ／ 荀未来：“你有梦想吗？你是马丁·路德·金吗？人生一步错，步步错。相信我，赵左右，选文。” ／ 荀未来：“陈明，你肯定选理科，对吧？爱文，你呢？” ／ 荀未来：“小罗，你爸送你出国学管理，对吧？你作为一个学管理的人，心里怎么能一点历史和政治都不懂呢？跟哥选文，保证以后连你爸都管不着你。” ／ 荀未来：“继续写我的检讨书。” ／ 荀未来：“陈明选理，爱文选文，你选什么？问问你藏在衣服里的杂志啊。”　【1-26　内　长林八中·学校食堂 — 日】：情节与动作调度：中午的学校食堂人声鼎沸，不锈钢打饭窗口前却排起了长龙，队伍停滞不前。窗口隔断玻璃下方的白色刷卡消费机屏幕黑着，戴主任正站在窗口旁焦急地同食堂工作人员交涉。 就在双方僵持不下时，荀未来从围观的学生人群里漫步走出，挽起袖口走到故障的刷卡机前。 在戴主任、食堂员工与一众学生好奇的围观下，做过二十年程序员的荀未来熟练地检查线路接口、敲击终端按键重启调试。不过片刻工夫，只听「滴」的一声轻响，刷卡机屏幕重新亮起绿灯。排在第一位的低年级男生刷卡成功，惊喜地道谢。 荀未来拍了拍手，转头看向戴主任，语气老练得像个甲方技术总监。；核心台词实录：荀未来：“给我五分钟。” ／ 荀未来：“只要不再乱搞的话，应该不会出现什么问题。只是这个外包团队，应该换了吧。你说呢，老戴？”　【1-27　外　长林八中·校园步道与教学楼前 — 日】：情节与动作调度：成群的学生从红砖教学楼正门宽阔的水泥大台阶下走过。下午斜射的冬日阳光将大台阶一分为二，荀未来独自一人弯着腰，蜷坐在左侧红砖方柱投下的冷暗阴影里。　【1-28　外　长林八中·红砖教学楼正门大台阶 — 日】：情节与动作调度：荀未来低着头坐在冰冷的花岗岩台阶阴影里，手抵着隐隐作痛的胃部，肩背紧绷。身穿米白红条纹羽绒服的赵左右背着书包从阳光下走上台阶，停在他的侧前方。 荀未来挑了挑眉，嘴角勾起一抹意味深长的苦笑。 荀未来终于缓缓抬起头，用审视的目光看向眼前这个满脸真诚的16岁自己。 少年清亮坦荡的眼神让荀未来怔了一下。他低下头自嘲地轻笑一声，随即撑着膝盖慢慢站起身，走到赵左右面前与他平视，语气骤然变得急切而功利。 听到「钱才是你唯一的兄弟」，赵左右原本关切温和的脸色瞬间冷了下来，眉头紧蹙地盯着荀未来。；核心台词实录：荀未来：“不关你的事。” ／ 荀未来：“老地方待不下去了。” ／ 荀未来：“怎么？问这么多，是想跟我当兄弟吗？” ／ 荀未来：“那你这兄弟可真好当啊。赵左右，你喜欢看杂志，文笔又好，文科才是你最擅长的。报文科，当主编，办杂志，拿你最擅长的东西去赚钱。钱才是你唯一的兄弟。别再当烂好人了，行吗？” ／ 荀未来：“你在意的人来了。你把他们当兄弟，可他们坚持选择你了吗？” ／ 荀未来：“没有价值的感觉怎么样啊，赵左右？敢不敢报文科？把本该属于你的人生拿回去。”　【1-34　外　三条鱼漫画屋·门口 — 夜】：情节与动作调度：老街临街商铺门头挂着橙红色的「三条鱼漫画屋」招牌，墨绿色木框玻璃门窗内透出温暖的灯光。换上棕褐色羊羔毛翻领棉服的荀未来站在店门外台阶上，一对头发花白、慈眉善目的老夫妻正拿着他的身份证笑眯眯地打量他。 刚刚把蓝盒太空蛋糕悄悄放在16岁自己家门口的荀未来闻言，只是平静而温和地笑了笑。 漫画屋爷爷神色微动，看着对方继续说道。 老夫妻推开挂着「书店」圆木牌的玻璃门，领着荀未来走进摆满漫画书架的店堂。；核心台词实录：荀未来：“没事，我不过生日。我都好久没见过蛋糕了，那东西太甜了，吃着腻。” ／ 荀未来：“好，谢谢啊，爷爷奶奶。” ／ 荀未来：“走。”　【1-36　内　三条鱼漫画屋·荀未来房间 — 夜】：情节与动作调度：漫画屋后方狭小的木板房间里，只有桌上一盏暖黄小台灯亮着。脱去外衣、单穿深灰色长袖T恤的荀未来独自坐在床沿，一手握着老式黑色翻盖手机，一手拿着那张印着「苟未来」的身份证，在昏暗的灯光下久久凝视着身份证正面的有效期限。 切至：；核心台词实录：荀未来：“一年的时间……够吗？”　【1-37　内　人生有限公司·会谈室（2033闪回） — 日】：情节与动作调度：极简冷灰调的现代会谈室内，戴着细框眼镜、身穿笔挺深色西装的人生有限公司代表坐在长条会议桌另一端，将伪造的2008年「苟未来」身份证与实验协议推到成年赵左右面前。 成年赵左右低头看着落款日期为「2033年1月21日」的协议文书，握紧签字笔，在签名栏郑重签下了自己的名字。 切至：；核心台词实录：荀未来：“怎么算改变时空进程？”　【1-38　内/外　2008冬夜多空间群像（漫画屋房间·罗爱文家·办公室·赵家主卧·家属院） — 夜/晨】：情节与动作调度：开始音乐蒙太奇： 漫画屋狭小的房间里，荀未来摩挲着身份证，在心底向16岁的自己低声告解。 赵家生日餐桌前，父母笑着祝福儿子，少年赵左右开心地向爸妈道谢。 漫画屋洗手间镜子前，荀未来看着镜中41岁的自己，身后衣架上挂着那件蓝白相间的长林八中校服；欧式豪宅餐厅里，身穿黑白条纹毛衣的罗爱文正陪着家人吃饭。 荀未来回到小木桌前，在暖黄的台灯下翻开书本静静独处。；核心台词实录：荀未来（内心独白）：“小赵，原谅我。我知道学纸媒，你可能真的会穷二十五年。但我只能顾着先改善自己当下的生活。我们是一个人，这样……不算自私吧。” ／ 荀未来（画外音）：“来到2008年，像一次毫无准备的长途旅行。这里有我熟悉的人——却唯独没那么熟悉自己。” ／ 荀未来（画外音）：“第一夜，思绪乱飞。改命，我怎么敢的？我从来都不敢。所以我必须敢。”　【1-39　外　长林八中·黑色铁围栏边 — 日】：情节与动作调度：清晨的校园铁围栏旁，身穿米白红条纹羽绒服的赵左右正拎着一袋热乎乎的早点站在栏杆内侧张望。身穿红褐连帽外套配校服的荀未来从步道另一侧走过来。 切至：；核心台词实录：荀未来：“你那哥们今天没来啊？”　【1-40　外　长林八中·校园步道 — 日】：情节与动作调度：荀未来走到赵左右身旁，两人很自然地并肩顺着覆雪的校园步道往教学楼方向走去。早已消了气的赵左右一边走，一边像个小大人似的操心起荀未来的胃。 两人一高一低、说说笑笑地并肩向教学楼深处走去。 切至：；核心台词实录：荀未来：“其实我还没想好选文还是选理。不过没事，反正后天中午才交表嘛。”　【1-41　外　长林八中·黑色铁围栏外 — 日】：情节与动作调度：黑色铁围栏外的人行道上，一个头戴黑色窄檐呢礼帽、鼻梁上架着深色大框墨镜、身穿黑色长款厚毛呢大衣配酒红暗格纹围巾的神秘老人（赵了）正静静伫立在寒风中，隔着铁栏杆凝视着校内并肩远去的荀未来与赵左右。 神秘老人一言不发，缓缓抬起戴着黑手套的右手，举起一部老式黑色翻盖手机，透过铁围栏的缝隙，对准荀未来的背影按下了快门。　【1-44　内　神秘老人房间（赵左右家隔壁） — 日】：情节与动作调度：老人缓缓坐到那床叠着赵家旧被子的单人床沿上，翻开手中的老式黑色翻盖手机。小小的液晶屏幕上，清晰显示着刚才在八中铁围栏外偷拍到的荀未来与少年赵左右的照片。</w:t>
-      </w:r>
-    </w:p>
-    <w:p>
-      <w:pPr>
-        <w:spacing w:before="40" w:after="80" w:line="384" w:lineRule="auto"/>
-        <w:ind w:firstLine="400"/>
-        <w:jc w:val="left"/>
-      </w:pPr>
-      <w:r>
-        <w:rPr>
-          <w:rFonts w:ascii="Times New Roman" w:hAnsi="Times New Roman" w:eastAsia="宋体"/>
-          <w:b w:val="0"/>
-          <w:color w:val="141414"/>
-          <w:sz w:val="20"/>
-        </w:rPr>
-        <w:t>◆ EP02《第三个雪人》：【2-3　内　公交车车厢 — 日】：情节与动作调度：2008年1月21日清晨。行驶在冬日街头的公交车后排座位上，身穿校服与灰色羽绒服的16岁赵左右猛地从睡梦中惊醒，大口喘着粗气。 坐在他身旁的41岁荀未来同样穿着八中校服外套，转过头好笑地打量着惊魂未定的少年。 赵左右揉了揉惺忪的睡眼，满脸怨气地瞪了荀未来一眼。；核心台词实录：荀未来：“睡醒了？做噩梦了吧？”　【2-6　内　长林八中·高一十班教室 — 日】：情节与动作调度：早读课前的高一十班教室。班长陈明双手费力地抱着一大摞练习册走进教室，戴眼镜的罗爱文连忙热心地迎上前接过一半。 陈明把作业本放在柜子上，拿起一叠《长林市第八中学文理分科意向表》走上讲台，分发给前排同学。 座位上的罗爱文看着空白的表格抓耳挠腮，转过身向后排的荀未来求救。 荀未来挑了挑眉，嘴角勾起一抹意味深长的苦笑。 就在这时，身穿米白色连帽羽绒服的16岁赵左右背着书包、打着哈欠无精打采地走进教室，在荀未来前排的座位坐下，趴倒在课桌上。；核心台词实录：荀未来：“你不是吧？三千字的检讨书你都写了，两百字的选科理由你还要抄啊？” ／ 荀未来：“你瞅瞅你这没主见的样儿，你干脆回家睡觉算了。” ／ 荀未来：“你咋了？压力太大没睡好啊？” ／ 荀未来：“什么怪老头啊？” ／ 荀未来：“你是不是看恐怖悬疑杂志看的呀？你是不是平时也偷偷地写故事，打算投稿啊？” ／ 荀未来：“拿来看看。”　【2-7　外　2033年陈明告别仪式大厅外（闪回） — 日】：情节与动作调度：【闪回·2033年】冬日晴空下，陈明（1992—2033）告别仪式已结束的电子挽联大屏立在台阶旁。41岁的赵左右身穿黑色大衣站在电子屏前，凝视着屏幕上不断滚动的昔日高中同学吊唁弹幕（“先生送出白包 安息”、“王一漫女士送出白包 安息”、“女士送出白包 一路走好”）。 切至：；核心台词实录：荀未来（画外音）：“罗爱文就不指望了；三班，二班肖途，还是八班有钱，吃上实体风红利，公司都上市了。不过要说混得最好的，还是——王一漫。”　【2-8　外/内　长林八中·教学楼门厅与一楼走廊 — 日】：情节与动作调度：课间操结束，王一漫与女同学并肩说笑着走进教学楼大门，与迎面走来的赵左右、荀未来擦肩而过。赵左右目光痴痴地追随着王一漫的背影。 教学楼门厅的玻璃门后，赵左右与荀未来一左一右扒着门框探头张望。荀未来凑到赵左右耳边低声开口。 荀未来从校服口袋里掏出一支红色水笔，塞进赵左右手里。 赵左右捏着那支红笔，脸上乐开了花，双脚却像灌了铅似的站在原地不敢挪步。荀未来恨铁不成钢地推了他一把。；核心台词实录：荀未来：“王一漫说很感谢你的麻辣烫啊，但是她最近在减肥呢，不能多吃，还让我们替她保守秘密。” ／ 荀未来：“当然！你记住啊，一旦有了共同的秘密，离更进一步就不远了。” ／ 荀未来：“你去，替我把笔还给她去！” ／ 荀未来：“去呀！你怎么跟个木头似的呀？去！”　【2-9　内　长林八中·学生食堂 — 日】：情节与动作调度：中午的学生食堂热闹非凡。荀未来坐在长条餐桌中央，四周里三层外三层围满了外班的男生女生——八班的、三班的、二班的肖途等人正听得津津有味。 坐在对面的三班女生和二班男生肖途立刻举手抢问。 荀未来叹了口气，换了个姿势，目光复杂地看着对方。 荀未来神秘地压低声音，朝众人招了招手，顺势把光环全数引向16岁的赵左右。 荀未来眼疾手快地一把捂住赵左右的嘴。；核心台词实录：荀未来：“《绝命毒师》老白的结局，只能说我看了比较喜欢，见仁见智吧。——你叫什么来着？” ／ 荀未来：“虽然现在我剧本不能剧透啊，但是第二季开拍的时候，我第一时间告诉你！” ／ 荀未来：“同学，你刚才问什么来着？” ／ 荀未来：“不管有没有续集，经典就是百看不厌，就像前几年我一直很喜欢的《武林外传》，没准这一部就能看一辈子！” ／ 荀未来：“我跟你说，我这些消息啊，都是听我的好哥们赵左右说的！因为他们家好多亲戚都是做媒体的，人脉特别的广，只不过他比较低调，所以你们千万不要去问他。他本人，杂志、小说、漫画看得也多，尤其擅长写文章！我跟你们说，以后我要是有钱了，我绝对投资他创业的，绝对靠谱！” ／ 荀未来：“别说话，别说话！”　【2-10　外/内　长林八中·教学楼门厅与外侧红砖无障碍坡道 — 日】：情节与动作调度：教学楼门外的红砖无障碍坡道上，身穿米白色长款羽绒服的王一漫正独自站在雪地里，小口咬着一只红苹果。不远处的走廊窗后，66岁的赵了静静走过。 教学楼玻璃门内，16岁的赵左右静静凝视着门外吃苹果的王一漫，脑海中回响起早上荀未来那句善意的谎言—— 赵左右垂下眼帘，拉开自己的羽绒服拉链，从怀里掏出那袋一直没敢送出去、早已有些温凉的“舒记麻辣烫”，眼底掠过一丝失落。就在这时，一名女同学推开教学楼侧门喊道。；核心台词实录：荀未来（画外音）：“王一漫说，很感谢你的麻辣烫啊，但是她最近在减肥呢，不能多吃，还让我们替她保守秘密。”　【2-11　内/外　长林八中·音乐教室3202与教学楼门廊 — 日】：情节与动作调度：3202音乐教室内座无虚席，黑板上用粉笔写着“八中之声 广播社”几个大字，讲台后垂着深红色丝绒幕布。广播社社长站在讲台上主持换届。 赵左右拎着麻辣烫从后门溜进教室，在最后一排唯一的空位——戴着圆框眼镜、穿着米色羊羔毛领羽绒服的高一二班女生徐图图身旁坐下。徐图图正低头在笔记本上认真修改着广播稿。 前排的王一漫从容自信地举起右手。社长环视全场。 徐图图匆匆走出3202教室，一路小跑冲出教学楼红砖门廊，迎面与正往楼里走的荀未来撞了个满怀！徐图图怀里的本子和广播稿散落在地，荀未来下意识往前迈步，一只鞋底正踩在那页手写广播稿上。 徐图图慌乱地捡起本子，没察觉被荀未来踩在脚下的那页广播稿，低着头飞快朝广播室跑去。荀未来站在门廊下望着她的背影，若有所思地挑了挑眉。；核心台词实录：荀未来：“怎么看着有点眼熟呢？不过看样子，将来也不是什么大人物，用不上。”　【2-12　内　长林八中·音乐教室3202 — 日】：情节与动作调度：3202音乐教室讲台上，王一漫正面对全体社员发表竞选演说。 台下响起热烈掌声。荀未来推门走进教室，径直来到最后一排，在赵左右身旁刚才徐图图的空位上坐下，一边鼓掌一边侧头打量赵左右。 荀未来怔了一下——显然那条邀请短信并非他所发，但他很快收回思绪，静待广播响起。；核心台词实录：荀未来：“我怎么记得你退出社团了呀？你是因为王一漫来的吧？”　【2-13　内　长林八中·一楼广播室与音乐教室3202（交叉剪辑） — 日】：情节与动作调度：一楼广播室内。徐图图戴上耳麦坐在调音台前，深吸一口气推上推子，对着麦克风开口。 3202音乐教室后排，荀未来听着喇叭里磕磕巴巴的声音，摇头啧了一声。 广播室里，徐图图翻开笔记本准备念稿，脸色骤变。 广播喇叭里陷入长达数秒的沉默，3202教室里的社员们面面相觑。赵左右却一脸笃定地偏头对荀未来解释。 广播室里，徐图图用筷子夹起一片厚实的莲藕送进嘴里，发出清脆爽口的咀嚼声。3202教室后排的荀未来听到这熟悉的吃相动静，脑海中猛地闪过一道画面——；核心台词实录：荀未来：“这同学感觉不行啊，这太紧张了吧，跟闹着玩似的，这跟王一漫比差太远了。人都说了做幕后、做幕后。” ／ 荀未来：“什么故意的呀，我看她就是耍小聪明的吧。” ／ 荀未来：“不是，校园广播哪有直播吃饭的呀？” ／ 荀未来：“你能不能理性一点？哪有在午饭后大家都吃饱的情况下选美食话题的呀？这就说明，她完全没有营销思维。”　【2-14　内　荀未来与舒图家·卧室/书房/餐厅（2033） — 夜】：情节与动作调度：【闪回·2033年】深绿色墙面的书房里，舒图站在整面墙的红木书柜前，从书架上抽出一本黑色精装的《梦的解析》。她翻开书页，取出一张夹在里面的老照片——照片右上角印着“亲爱的 ∨ 徐图图和妈妈”白色手写体字样，戴着圆框眼镜、围着白围巾的少女徐图图与身穿橄榄绿菱格纹棉服的母亲在家中相拥，脸贴着脸笑得无比灿烂。 舒图凝视着照片露出温柔笑意。门外传来脚步声，舒图立刻蹲下身，拉开书柜底层的抽屉将照片放进去并转动钥匙锁好。41岁的赵左右穿着灰色V领毛衣走进书房，站在她身后无奈开口。 舒图站起身，神色平静地拔下抽屉钥匙。；核心台词实录：荀未来（2033）：“舒图，咱俩结婚这么多年了，你啥样子我没见过呀？你为什么老是背着我，不让我看你的老照片呢？” ／ 荀未来（2033）：“那你也不至于隐瞒吧？咱俩研究生的时候才在一起，你之前的事情，啥啥我都不知道，连你改叫舒图之前的名字、为什么要改，我都不知道。你这天天弄的，我就跟个外人似的。” ／ 荀未来（2033）：“麻辣烫？哪家啊？”　【2-15　内　长林八中·广播室与音乐教室3202 — 日】：情节与动作调度：回到2008年广播室。徐图图双手捧起纸碗，仰头喝完最后一口麻辣烫汤，长长地哈出一口白气，对着麦克风露出一抹明媚纯粹的笑容。 3202音乐教室内，荀未来脸色煞白地僵在座位上，嘴唇微微颤抖，声音几不可闻地反复念着那两个名字。 前排的赵左右察觉到他的反常，转过头奇怪地拍了拍他。 荀未来猛地从座位上站起身，在全班同学诧异的目光中，跌跌撞撞地推开3202教室大门冲了出去。；核心台词实录：荀未来：“舒图……徐图图……舒图……徐图图……” ／ 荀未来：“不可能……舒图怎么可能跟我一个高中呢？不可能！”　【2-16　内　长林八中·一楼广播室窗外 — 日】：情节与动作调度：荀未来顺着楼梯一路狂奔到一楼“广播室”木牌下，双手撑着窗台探头往里张望——调音台前只剩下一名值班女播音员正在整理磁带。 荀未来摆了摆手，神情在散漫与认真之间微妙切换。 荀未来失魂落魄地转过身，目光投向教学楼门厅方向。；核心台词实录：荀未来：“你好，刚才那个女孩呢？” ／ 荀未来：“谢谢啊。”　【2-17　外/内　教学楼门厅廊柱与音乐教室3202（交叉剪辑） — 日】：情节与动作调度：教学楼门厅外的红砖廊柱下，16岁的赵左右正和同学说笑着走出大门。荀未来一个箭步冲上前，一把拽住赵左右的胳膊将他拉到廊柱旁。 赵左右停顿了一下，低头捏了捏衣角，随即抬起头。 【交叉切至3202音乐教室】讲台上，广播社社长放下粉笔，面向全体社员高声宣布唱票结果。 【切回教学楼廊柱下】荀未来死死盯着16岁的赵左右，语气焦躁到了极点。 16岁的赵左右彻底被激怒，一把甩开荀未来的手，仰起头冲他大吼。；核心台词实录：荀未来：“赵左右！刚才那个广播里叫徐图图的女孩，你觉得她很好吗？” ／ 荀未来：“你是不是把票投给她了？” ／ 荀未来：“告诉我，你到底把票投给谁了？” ／ 荀未来：“人生一步错，步步错！你别总把我说的话当成耳旁风，你知道这几天我为了你有多努力吗？”　【2-19　内　长林八中·高一十班教室 — 日】：情节与动作调度：次日（2008年1月22日）课间。高一十班教室里，学习委员陈明正在过道挨个收取《文理分科意向表》。赵左右面无表情地把折好的分科表递给陈明。坐在后排的荀未来一眼瞥见，立刻起身一把从陈明手里抽走了赵左右的表格。 荀未来展开表格——只见“高一（十）班 赵左右”一栏里，“文科”被涂成了黑疙瘩，勾画在了“理科”上。荀未来脸色骤变，拿着表格冲到赵左右课桌前质问。 被戳中痛处的赵左右猛地从座位上站起来，伸手去夺表格。 荀未来把表格举高躲开，眼神凌厉地逼视着16岁的自己。 两人在狭窄的课桌过道间激烈拉扯，荀未来一脚踏上课桌，居高临下地按住赵左右的肩膀；赵左右彻底失去理智，挥拳朝荀未来扑去，两人瞬间扭打着撞翻课桌椅，全班同学惊呼着围拢上来拉架。；核心台词实录：荀未来：“你搞什么？你怎么又改成学理了？” ／ 荀未来：“你喜欢？你喜欢什么你喜欢！我看是你爸说什么，你就得乖乖听话吧！” ／ 荀未来：“你能不能给自己争口气？！”　【2-20　内　长林八中·教导主任办公室 — 日】：情节与动作调度：教导主任办公室内。赵左右与荀未来垂手并排站在铁皮文件柜前，衣服领口还带着扭打后的凌乱。教导主任戴娟双手背在身后，面沉似水地审视着两人。 赵左右嘴唇动了动刚要开口，身旁的荀未来却抢先一步，平静而干脆地吐出一个字。 赵左右猛地转过头，满脸愕然地看向荀未来。 戴娟转过身，气极反笑地盯着荀未来。 【闪回】期末数学考场上，荀未来咬着笔杆在试卷上胡乱画着圈，最终只得了6分。；核心台词实录：荀未来：“我。” ／ 荀未来：“哪里哪里呀。” ／ 荀未来：“我又没说我是学霸，是你们自己非要这样认为的。” ／ 荀未来：“他们来不了。他们认不出我……我也不希望他们认出我。毕竟他们的儿子，把生活过成这个样子，这也不是他们想看到的样子。”　【2-21　内　长林八中·教学楼走廊与办公室文件柜前（交叉剪辑） — 日】：情节与动作调度：阳光洒满的教学楼走廊里，荀未来双手抱胸靠在窗边。16岁的赵左右走出办公室，缓步来到荀未来身旁并肩站定。 赵左右转过头，认真地注视着荀未来的眼睛。 荀未来苦笑了一下，目光望向窗外的雪地，语气前所未有地坦诚。 荀未来拍了拍赵左右的肩膀，转身准备离开。赵左右在身后叫住了他。 【回到走廊】16岁的赵左右快步上前按住荀未来的胳膊，脸上绽放出少年独有的张扬笑容。；核心台词实录：荀未来：“你不是说，我是你兄弟吗？” ／ 荀未来：“我想。我还是赶紧回去吧。” ／ 荀未来：“反正你也选了理科了，后面大概我也心里有数了。但是我告诉你啊，无论未来怎么样，做自己喜欢的事情，总是不会亏的。” ／ 荀未来：“你说什么？”　【2-22　内　长林八中·校医室与走廊 — 日】：情节与动作调度：校医室的病床上，荀未来缓缓睁开双眼，额头布满冷汗，心有余悸地暗自思忖。 女校医拿着手电筒翻开荀未来的眼皮检查瞳孔。守在床边的16岁赵左右凑近细看，目光落在荀未来左眉骨上方那道月牙形浅疤上，发现疤痕边缘似乎有些微妙的异样。 赵左右眨了眨眼睛，神色有些局促地看了对方一眼。 女校医转身离开。赵左右坐在病床边，指了指自己的左眉骨，好奇地看向坐起身的荀未来。 荀未来下意识抬手摸了摸自己左眉骨上的疤，随即顺水推舟地扬起下巴。；核心台词实录：荀未来（内心独白）：“怎么回事？难道是2033年那边检测到我影响了时空进程，在警示我？” ／ 荀未来：“应该没有。我就是一紧张、压力大，容易抽抽。” ／ 荀未来：“为什么这么说？” ／ 荀未来：“不是，我这是见义勇为受的伤。” ／ 荀未来：“行了，这都是百八十年前的事了，我那会儿跟你一样大。” ／ 荀未来：“身体是革命的本钱。你先管好你自己吧。”　【2-23　内　长林八中·高一十班教室 — 日】：情节与动作调度：荀未来走进高一十班教室，看见前排的陈明依然趴在堆成小山的辅导书间奋笔疾书。荀未来走过去，俯身按住陈明的练习册。 陈明抬起头，推了推眼镜，一本正经地接话。 荀未来一噎，随即笑了笑，在陈明身旁的空位坐下。陈明却主动把数学试卷推到荀未来面前，拿起笔温和地说道。 午后的阳光洒在16岁陈明专注讲题的侧脸上。41岁的荀未来静静凝视着这位在2033年早已离世的挚友，眼底泛起温热的泪光。；核心台词实录：荀未来：“陈明，都考完试了，你别再刷题了。这样玩命肝，小心以后……” ／ 荀未来（内心独白）：“真怀念那时候的你们，无论我再怎么丢脸，你们也都站在我的这边。”　【2-24　外　长林八中校门口至徐图图家红砖家属楼外 — 黄昏】：情节与动作调度：傍晚放学时分，夕阳余晖映照着校门口的积雪。荀未来与16岁的赵左右并肩走出校门，迎面看见穿着米白色羽绒服的徐图图正推着自行车走出校门铁栅栏。荀未来脚步一顿，目光紧紧追随着徐图图的背影。 荀未来转头拍了拍身旁的赵左右。 荀未来快步追出校门，远远跟在骑自行车的徐图图身后，穿过覆雪的老街巷，来到一栋带有室外铁楼梯的红砖家属楼下。 徐图图停好自行车，顺着室外铁楼梯跑上二楼平台。二楼木门打开，身穿橄榄绿菱格纹棉服的徐图图母亲（正是2033年《梦的解析》夹层合照里的母亲、荀未来的丈母娘）捧着一束花迎出来，母女俩亲热地拥抱进屋。躲在街角雪堆旁的荀未来仰头认出自己的丈母娘，惊得目瞪口呆。 荀未来百思不得其解地转身离去。待他的身影消失在巷口，另一侧的红砖墙阴影后，头戴黑色棒球帽与墨镜的66岁赵了缓缓走出，吸了一口手中的热饮，望着荀未来离去的方向，冷冷吐出两个字。；核心台词实录：荀未来（低语）：“徐图图……会不会是我多想了？我得看看你究竟是不是她。” ／ 荀未来：“左右，我突然想起来我还有点事儿，你先回吧。” ／ 荀未来：“我去，这不我丈母娘吗？！徐图图还真是舒图！可我怎么完全不记得，高中遇到过一个叫徐图图的人呢？”　【2-25　内/外　长林八中·教导主任办公室、走廊与广播室外雪地（倒叙：数小时前） — 日】：情节与动作调度：随后，当徐图图在走廊被荀未来撞掉广播稿、抱着空文件夹站在广播室外的白桦林雪道上紧张得瑟瑟发抖时，赵了拎着那碗热气腾腾的麻辣烫，缓步走到她身后。　【2-26　外/内　高架桥下车祸现场与豪车后座（2035） — 日】：情节与动作调度：【快速闪回】41岁的荀未来在2033年陈明告别仪式上手持电子屏盘点同学身价、在人生无限有限公司签下零零九号服务协议、手持“荀未来”身份证；紧接着切至2035年，长发金丝眼镜的赵左右在商务豪车后座酣睡，手中的智能手机屏幕亮起刺眼的弹窗：“未接来电 刚刚｜舒图 (7)｜响铃 17 秒”；高端访谈演播室里，身为“杂志大王”的他正意气风发地高谈阔论。　【2-29　内　徐图图家·徐图图卧室与赵左右家·赵左右卧室（交叉剪辑） — 夜】：情节与动作调度：2008年1月22日夜。红砖老式家属楼二楼户外铁楼梯平台（门牌1449）笼罩在静谧夜色中。卧室内，摘下圆框眼镜的徐图图与熟睡的母亲同睡在一张大床上，她躺在温暖的条纹被窝里，手里拿着白色红边的索爱Walkman滑盖手机。屏幕上显示着手机QQ好友列表，她点开“狂野阳光 (6/6)”分组，点选网名为“狂野阳光”的赵左右头像进入聊天窗口，在输入框里敲下一个“谢”字，看着闪烁的光标，嘴角浮现出一丝笃定的甜笑。 画面叠化出白天3202音乐教室黑板上“徐图图 1”的粉笔字迹，随后叠化至躺在自己卧室床上、双手枕在脑后凝视天花板的16岁赵左右。耳畔再次回响起白天荀未来的追问。 切至：；核心台词实录：荀未来（画外音）：“告诉我，你到底把票投给谁了？”</w:t>
-      </w:r>
-    </w:p>
-    <w:p>
-      <w:pPr>
-        <w:spacing w:before="40" w:after="80" w:line="384" w:lineRule="auto"/>
-        <w:ind w:firstLine="400"/>
-        <w:jc w:val="left"/>
-      </w:pPr>
-      <w:r>
-        <w:rPr>
-          <w:rFonts w:ascii="Times New Roman" w:hAnsi="Times New Roman" w:eastAsia="宋体"/>
-          <w:b w:val="0"/>
-          <w:color w:val="141414"/>
-          <w:sz w:val="20"/>
-        </w:rPr>
-        <w:t>◆ EP03《少年的决定》：【3-2　内　徐图图家·徐图图卧室与501室赵左右卧室（交叉剪辑） — 夜】：情节与动作调度：2008年1月24日夜。徐图图家卧室内暖黄色的台灯静静亮着，墙面贴着温馨的明信片与手绘贴纸。16岁的徐图图戴着黑色金属细圆框眼镜，身穿米白色粗棒针毛衣端坐在书桌前，正在操作一台黑色IBM笔记本电脑。 电脑屏幕上打开着“与 狂野阳光 聊天中”的QQ2008对话窗口。徐图图手指轻敲键盘输入拼音“yiqi”，选定“1:一起”，怀着隐秘的期待发出一条消息。 徐图图双手托腮盯着屏幕等了几秒，见对方的头像迟迟没有跳动，神色略显局促地抿了抿嘴角，又飞快敲击键盘补发了一条消息。 就在这时，电脑屏幕右下角的QQ企鹅图标急促闪烁起来，接连响起清脆的“嘀嘀嘀”提示音。赵左右移动鼠标点开，先是弹出荀未来发来的两条催促消息。；核心台词实录：荀未来（QQ消息）：“钢笔还给王一漫了吗？” ／ 荀未来（QQ消息）：“让你去认识的人你去认识了吗？”　【3-3　内　老居民楼502室·赵了房间与501室赵左右卧室（交叉剪辑与三分屏） — 夜】：情节与动作调度：【闪回·三条鱼漫画屋】赵左右脑海中骤然闪过前几日在三条鱼漫画屋里，自己为了敷衍荀未来而顺口大声嚷嚷的那句话—— 闪回画面里，41岁的荀未来正意味深长地盯着他看。 【回到501室赵左右卧室】赵左右猛地一拍大腿，满脸悲愤地认定是荀未来搞的鬼，咬牙切齿地低吼出声。 画面纵向切分为左、中、右三道竖屏同框：左侧502室里，66岁的赵了神态安详地靠在椅背上闭目养神；中间三条鱼漫画屋里间，41岁的荀未来躺在木板床被窝里翻了个身；右侧501室次卧里，16岁的赵左右仰面躺在床上抓狂地蹬着被子。　【3-5　内　长林八中·高一十班教室 — 日】：情节与动作调度：寒假前返校日的高一十班教室里喧闹欢快。16岁的赵左右满脸得色地坐在座位上，从怀里掏出那张刚剪下来的《宇宙边缘历险记》内页，献宝似地递给身旁的荀未来炫耀。 41岁的荀未来身穿八中蓝白校服外套靠在椅背上，嘴角微抽，不紧不慢地伸手探进自己的课桌膛里，抽出一整本一模一样的《小知音》杂志啪地拍在桌面上，用手指点了点封面最上方的一行字。 赵左右凑近封面仔细一看——只见杂志封面顶部三色书页图标旁，赫然印着“长林文学出板社”六个字。赵左右的声音瞬间蔫了下去。 荀未来坐在后排凝视着16岁陈明鲜活清澈的侧脸，脸上的笑意渐渐凝固，眼底涌起深沉的悲凉。；核心台词实录：荀未来：“来，你把这个出版社名字念念。” ／ 荀未来：“这是盗版杂志！专门骗你们这种高中生投稿交版面费的。”　【3-6　外/内　2033年长林数字公墓（闪回）与2008年高一十班教室 — 日】：情节与动作调度：【闪回·2033年长林数字公墓】阴冷的冬日雨雪中，41岁的荀未来身穿黑色风衣、手撑一把黑伞，独自走过整齐排列的现代化电子墓碑群，在一座摆满白菊的倾斜式黑色大理石电子墓碑前缓缓停下脚步。 电子墓碑屏幕顶部清晰显示着“告别仪式已结束 THE FUNERAL HAS ENDED”，正中央是陈明的黑白遗照与“陈明 先生 (1994-2033)”字样，屏幕四周实时滚动飘过昔日老同学们的电子白包弹幕：“罗爱文先生送出白包 安息”、“周日桃女士送出白包”、“荀未来先生送出白包 节哀”、“肖途先生送出白包 逝者已矣 节哀”、“管凤钦女士送出白包 一路走好”。 【回到2008年高一十班教室】荀未来从2033年的墓碑记忆中回过神来，眼眶微热地看着前排16岁的陈明。恰在此时，身穿深色冬装的值班女老师走上讲台，拍了拍手示意全班安静。 全班同学瞬间爆发出一阵欢呼雀跃：“太好了！”荀未来收敛思绪，转头看向身旁的赵左右。；核心台词实录：荀未来：“王一漫的钢笔呢？赶紧趁放假前还给她。”　【3-8　外/内　老式有轨电车车厢 — 日】：情节与动作调度：红白配色的老式有轨电车沿着积雪覆盖的铁轨叮当驶过。车厢后排木椅上，16岁的赵左右与41岁的荀未来并肩而坐，赵左右低头看着夹在《小知音》杂志里的酒红色金夹钢笔发呆。 16岁的赵左右转头望向电车窗外掠过的白雪街景，轻声自语。 赵左右回过神来，抬起头冲荀未来爽朗地笑了笑。 荀未来猛地一怔，想到要去面对2008年年轻时的父母，神色顿时有些局促和退缩。 赵左右立刻板起脸佯装生气，搬出荀未来最在乎的事将了他一军。；核心台词实录：荀未来：“没事，你开学跟王一漫就是一个班了，有的是机会把钢笔还给她。那啥……你要是写得不好，人家也不收啊，还不是因为你自己心里热爱写作呀？” ／ 荀未来：“你说啥？” ／ 荀未来：“去你家？！心意心领了，我还是不去你家了吧。” ／ 荀未来：“别！我去还不行吗！”　【3-9　外/内　老式家属院“三个雪人”院落与五楼501室门口 — 夜】：情节与动作调度：暮色四合，华灯初上。赵左右领着荀未来走进福慧家园老式家属院积雪的中心院落。院子中央并排伫立着三个可爱的雪人。 荀未来停下脚步，目光复杂地凝视着那三个雪人。一旁的赵左右得意地拍了拍胸脯。 两人走进6栋单元门爬上五楼。赵左右三步并作两步跑到501室防盗门前敲门喊“爸！”，回头却见身穿黑色满印白色猫咪图案毛衣的荀未来站在水泥楼梯半腰，脚步走得极慢，满脸近乡情怯的恍惚。 赵东来客气地向荀未来点了点头，随即拉过赵左右小声叮嘱。 赵东来转头对荀未来温和地笑了笑。　【3-10　内　赵左右家·餐厅（五人三代同堂家宴） — 夜】：情节与动作调度：餐厅暖黄的吊灯下，圆桌上摆满了热气腾腾的东北家常菜与鲜香海参。赵东来、身穿黑白横条纹高领毛衣的母亲刘美奕、脱去外套穿浅灰连帽卫衣的16岁赵左右、穿黑色猫咪毛衣的41岁荀未来，以及穿纯白高领毛衣的66岁赵了五人围桌而坐。 赵了苍老的眼眸微微颤动，缓步上前，声音温和而低沉。 赵东来热情地端起酒杯朝赵了示意。 众人举杯相碰。坐在餐桌一侧的荀未来死死盯着对面的66岁赵了，脑海中飞速运转。 荀未来低头瞥见地板上的黑金名片，脸色微变，立刻掀开白色桌布一角弯腰伸手去捡；然而就在他的指尖即将触碰到名片边缘的瞬间，赵了穿着米色居家拖鞋的脚“啪”地一下稳稳踩在了名片正上方！；核心台词实录：荀未来（内心独白）：“邻居赵了爷爷？我怎么半点印象也没有了？当时隔壁不是张叔他们一家吗？” ／ 荀未来（内心独白）：“这个人肯定有问题。”　【3-11　外/内　三条鱼漫画屋及荀未来暂住里间 — 夜】：情节与动作调度：夜色深沉，荀未来快步走回三条鱼漫画屋。身穿红白条纹毛衣的年轻前台女生正背起书包准备下班。 荀未来心事重重地点了点头，快步推开贴着“遇见”字样的里间木门，一把抓起桌上的黑白格纹铁皮盒。 铁皮盒下方压着他那张2008年伪造身份证——“姓名：荀未来 ｜ 出生：1988年1月21日 ｜ 住址：吉春省长林市亭午区平阳路106号福慧家园6栋501室 ｜ 公民身份号码：251328198801219317”。荀未来掀开铁盒盖，取出里面那张白底绿叶名片：正面印着“人生有限公司 LIVE ONCE”，背面印着“高腾 客户经理”。；核心台词实录：荀未来（内心独白）：“人生有限公司……人生无限有限公司……难道他也来自未来？那他接近我家人的目的，到底是什么呢？……希望是我想多了。”　【3-15　外/内　三条鱼漫画屋·门口与一楼补习长桌（寒假补习：1月28日晨） — 日】：情节与动作调度：清晨，三条鱼漫画屋的卷帘门哗啦一声拉起。门外雪地里，身穿深棕棉服内搭纯白连帽卫衣的16岁赵左右、烫着一头蓬松爆炸头穿米灰毛领外套的罗爱文，以及摘下眼镜穿墨绿拼黑立领外套的陈明三人并排站立，手里各举着热气腾腾的包子油条。 赵左右、罗爱文与陈明三人突然齐刷刷抬起手臂指向门口的荀未来，摇头晃脑地合唱耍宝。 身穿黑色满印白色猫咪毛衣的荀未来指着罗爱文那头喜感十足的爆炸头忍俊不禁。 陈明面无表情地转头盯住荀未来，又瞥了一眼正往嘴里塞早点零食的赵左右。 荀未来挑了挑眉，嘴角勾起一抹意味深长的苦笑。；核心台词实录：荀未来：“一会儿，我必须把你这个造型给你拍下来，多年以后啊，你自己好好回味回味！” ／ 荀未来：“主要是给他俩补，我还得看店呢。” ／ 荀未来：“我敲几行代码就能求解了，干嘛要动这脑子呀？” ／ 荀未来：“上次在食堂，我就看出你是个计算机大神。” ／ 荀未来：“你就这么喜欢数学啊？” ／ 荀未来：“那你还补啊？”　【3-16　内　三条鱼漫画屋·书架过道与补习木桌区（小沈阳围巾试探与三代拉锯） — 日】：情节与动作调度：漫画屋玻璃门被推开，66岁的赵了头戴黑色圆顶礼帽、颈间围着一条红黑苏格兰格纹围巾、手里端着一杯珍珠奶茶踱步走进店里，在漫画书架前慢悠悠地翻看漫画。荀未来眯起眼睛走上前试探。 赵了转头瞥见远处趴在课桌上睡得四仰八叉的爆炸头罗爱文，幽默地顿了顿。 赵了随口应了一声，荀未来的眼神瞬间骤冷，欺身上前一步压低声音喝破！ 赵了不再理会荀未来，转身走进内侧书桌旁，与跟过来的荀未来一左一右站在16岁赵左右的身后。 荀未来立刻伸手按住赵左右的另一侧肩膀反驳。；核心台词实录：荀未来：“赵先生的心态可真是年轻啊，喝着奶茶，看着漫画，穿得还这么潮。” ／ 荀未来：“不客气，我说的是实话。你看这围巾，多时尚啊，跟《不差钱》里小沈阳戴的那条差不多。” ／ 荀未来：“未来来的老家伙，现出原形了吧？《不差钱》是明年春晚的小品！” ／ 荀未来：“你休息的时候，你的对手还在加倍努力，你不争分夺秒，以后拿什么争啊？” ／ 荀未来：“年纪轻轻正是能熬的时候，以后想熬啊，都力不从心了！”　【3-18　内/外　电影院·售票大厅与未来雪地台阶（闪回） — 日/夜】：情节与动作调度：2008年1月29日（周二）下午，电影院售票大厅。41岁的荀未来身穿黑色羊羔绒翻领夹克，怀抱一大桶爆米花、手里提着满满一塑料袋快餐零食坐在休息长椅上，得意洋洋地自言自语。 这时，身穿黑羽绒服的男生张峰与围着灰粉围巾的女生牛晓萱一前一后走进影院大厅等候。荀未来瞥见两人，脑海中瞬间闪过一段未来的画面—— 【闪回·未来某年雪夜高台阶】漫天风雪的石阶上，成年后的牛晓萱与张峰正指着鼻子激烈争吵。 【回到2008年电影院售票大厅】荀未来摇了摇头，低声念叨着“错误的爱情，就早点扼杀在摇篮里”，起身走到张峰身旁压低声音吓唬他。 张峰拔腿冲出影院旋转门。荀未来拍了拍手，转身又走到站在电影海报前等候的牛晓萱面前。；核心台词实录：荀未来：“大胃王是吧？我一会儿就让你吃顶一点，我看你参加什么大胃王比赛，赶紧跟错误的人划清界限。” ／ 荀未来：“张峰，你跟牛晓萱来看电影的吧？你得小心点，牛晓萱妈妈后边一路跟到这儿来了，来抓她的早恋对象来了，你快跑！” ／ 荀未来：“牛晓萱，张峰让我转告你，他不来了。” ／ 荀未来：“原则上吧，我不能告诉你，但从人道主义的角度，我提醒你一句——他去找六班的胡冰冰了。”　【3-19　内　电影院·售票大厅（荀未来替赵左右约王一漫坐摩天轮） — 日】：情节与动作调度：身穿驼色大衣配棕色格纹围巾的王一漫与身穿米白色小熊耳朵连帽羽绒服的尚雪走进电影院大厅，一眼看到了荀未来的背影。 王一漫垂下眼帘，神情清冷而克制，声音轻柔。 说话间，身穿棕橙色格纹内衬连帽棉服的16岁赵左右与穿黄蓝拼色羽绒服的罗爱文兴冲冲地走进大厅。 赵左右、罗爱文去经理室取票，尚雪去洗手间，大厅原地只剩下王一漫与荀未来两人。王一漫转头看向荀未来。 荀未来挑了挑眉，嘴角勾起一抹意味深长的苦笑。；核心台词实录：荀未来：“你们都到了。” ／ 荀未来：“开学咱们就是一个文科班的同学了，提前认识一下。” ／ 荀未来：“那你顺便把我那两张也取了。” ／ 荀未来：“你想不想去游乐园啊？” ／ 荀未来：“那看完电影我们一起去吧。我听说那里有长林最大的摩天轮，夜里最好看。”　【3-20　内　电影院·3号放映厅（《长江七号》观影与零食填鸭） — 日】：情节与动作调度：3号放映厅内灯光暗下，大银幕上正在放映周星驰电影《长江七号》。王一漫与尚雪并排坐在前排，罗爱文、赵左右与荀未来坐在正后排。 为了把赵左右的肚子彻底撑饱、搅黄晚上的麻辣烫大胃王比赛，荀未来不停地从大塑料袋里掏出快餐零食往赵左右嘴里塞。 荀未来凑到赵左右耳边低声透露自己的得意安排。；核心台词实录：荀未来：“参加什么呀参加，我都帮你安排好了，今天晚上是你和王一漫，游乐场摩天轮之旅。” ／ 荀未来：“别管怎么安排的，记得，机不可失，时不再来。快吃，快吃！”　【3-22　内　电影院·3号放映厅外走廊（赵左右溜出放映厅） — 黄昏】：情节与动作调度：电影院3号放映厅外走廊里，电影《长江七号》尚未结束，心神不宁的16岁赵左右悄悄推开隔音门溜出放映厅。41岁的荀未来立刻紧随其后追了出来，在走廊里拦住他。 赵左右往前凑了半步，目光认真地盯着对方。 16岁的赵左右低着头，内心天人交战，却依然固执地守着底线。；核心台词实录：荀未来：“赵左右！你几个意思啊？帮你安排这么好的机会，你怎么还在想着那个破麻辣烫呢？” ／ 荀未来：“那你去呀！” ／ 荀未来：“你能不能为自己想想啊？你能不能尊重一下你自己？” ／ 荀未来：“行，那你现在就给徐图图发一个信息，说改天，这总不算食言吧？”　【3-24　内　电影院·3号放映厅外走廊（少年的决定） — 黄昏】：情节与动作调度：电影院走廊里，16岁的赵左右抬起头，将自己的手机屏幕亮到41岁荀未来的眼前——原来刚才他低头按手机，根本不是听从荀未来的命令去发“改天”，而是亲手给徐图图发出了那句“我会准时到的，不见不散！” 16岁的赵左右收起手机，少年清澈而坚定的目光直视着眼前41岁的自己，一字一句说出了自己的决定。 切至：；核心台词实录：荀未来：“玩我是吧？我以前怎么没见你这么利索过？”　【3-25　内　电影院·男洗手间与走廊（反锁隔间与散场） — 黄昏】：情节与动作调度：赵左右转身欲走，荀未来急红了眼，一把拽住赵左右的胳膊将他强行拖进旁边的男洗手间里。 荀未来高大的身躯死死堵在洗手间门前，摆出架势逼视着16岁的自己。 16岁的赵左右缓缓握紧了右拳。下一秒，赵左右突然虚晃一招，趁荀未来下意识退入洗手间隔间的瞬间，猛地一把拉上隔间木门，从外面“咔哒”一声插死了金属门栓！ 不等隔间里的荀未来反应过来，16岁的赵左右已经夺门而出，沿着电影院走廊一路狂奔向八中后街的砂锅麻辣烫店！；核心台词实录：荀未来：“你要是想走，咱俩就打一架，就像文理分科的时候那个样子。你要是赢了，你就去吃麻辣烫；我要是赢了，你就乖乖地跟王一漫去游乐场，否则我死都不会让你走！”　【3-26　内　电影院·男洗手间与放映厅外走廊（赵了摆立牌支走王一漫三人） — 夜】：情节与动作调度：男洗手间内，被反锁在隔间里的41岁荀未来用力拍打着隔间木门，懊恼地抓着头发。 荀未来踩上马桶，双手扒住隔间顶板奋力往上攀爬。与此同时，男洗手间外门前，身穿黑色皮夹克内搭白衬衫黑领带、头戴深色刺绣鸭舌帽的66岁赵了缓步走来，将一块黄色的“清扫中 CLEANING IN PROGRESS”塑料立牌端端正正摆在男洗手间门口。 随后，赵了转身走到3号放映厅外正在张望的王一漫、尚雪与罗爱文面前。；核心台词实录：荀未来：“我怎么就不知道我当年怎么能这么轴呢！不行，我不能就这么算了，我得撺掇着王一漫他们一起去麻辣烫店！对！”　【3-27　内　电影院·男洗手间（41岁荀未来与66岁赵了正面对决） — 夜】：情节与动作调度：男洗手间内，41岁的荀未来刚好从隔间顶框翻跳落地，拍了拍身上的灰尘，一抬头便看见推门走进来的66岁赵了。 赵了将手里的黑色诺基亚E90手机顺手搁在一旁白色小便池顶部的台面上，目光平静地注视着眼前的荀未来。 荀未来从夹克兜里摸出一根棒棒糖剥开塞进嘴里，歪着头满脸挑衅地打量着赵了。 听到赵了亲口叫出“徐图图。舒图”两个名字，荀未来瞳孔骤缩！沉默了两秒后，荀未来嘴角勾起一抹讥诮而残酷的冷笑。 荀未来话音未落，66岁的赵了突然暴起上前，双手如铁钳般死死揪住41岁荀未来的黑色夹克衣领，一把将他狠狠抵在洗手间隔间门板上！赵了双目赤红，眼眶含泪，朝着41岁愚蠢自私的自己发出震耳欲聋的怒吼！；核心台词实录：荀未来：“原来是你啊。” ／ 荀未来：“你谁呀？我想让赵左右变得更好一点，跟你有什么关系啊？你从未来来一趟也不容易，你是没有别的事情做了吗？” ／ 荀未来：“我自私？我就是自私了，碍你什么事了？跟你有什么关系？” ／ 荀未来：“我欺负谁了？” ／ 荀未来：“原来你是为了那个女人来的。那我就告诉你，如果没有她，能让我的生活变得更好一点，我会不惜一切代价——” ／ 荀未来：“怎么了？急了？非要跟我对着干是吧？来试试！管你是谁，我不会后悔！”　【3-28　内　电影院·男洗手间（诺基亚E90壁纸惊魂） — 夜】：情节与动作调度：男洗手间内，荀未来站在原地喘了口气，整理了一下被扯乱的衣领，转头突然瞥见一旁白色小便池顶部的台面上，还静静躺着赵了刚才顺手搁下的那部黑色诺基亚E90手机。 荀未来走上前拿起赵了的诺基亚手机，下意识按亮屏幕——下一秒，荀未来整个人如遭雷击般僵在当场！ 只见黑色诺基亚E90亮起的主屏幕壁纸上，赫然显示着年轻赵左右与少女徐图图的亲密合照！ 荀未来脸色剧变，握着那部诺基亚E90手机猛地冲出男洗手间！；核心台词实录：荀未来：“我一直用的壁纸……”　【3-29　内　电影院·幽深走廊（左额月牙旧疤终极掉马） — 夜】：情节与动作调度：荀未来握着手机一路追到昏黄幽深、空无一人的电影院走廊。走廊尽头的暖黄色射灯下，手捧珍珠奶茶杯的66岁赵了缓缓停下脚步，转过身静静面向他。 荀未来呼吸急促，死死盯着走廊尽头那个苍老而熟悉的身影，声音发颤。 在荀未来震骇的目光中，66岁的赵了缓缓抬起右手，握住头顶深色刺绣鸭舌帽的帽檐，轻轻向上掀起——在他布满银丝与岁月沟壑的左额角发际线下方，赫然露出一道斜向月牙形的陈年旧疤！ 画面瞬间切入41岁荀未来左额角同一位置斜向月牙旧疤的微距闪回！16岁、41岁、66岁三代同体的终极真相在这一刻轰然炸响！ 41岁的荀未来瞳孔剧烈震颤，嘴唇哆嗦着，颤声吐出一个字——；核心台词实录：荀未来：“难道这老头是……” ／ 荀未来：“我……”</w:t>
-      </w:r>
-    </w:p>
-    <w:p>
-      <w:pPr>
-        <w:spacing w:before="40" w:after="80" w:line="384" w:lineRule="auto"/>
-        <w:ind w:firstLine="400"/>
-        <w:jc w:val="left"/>
-      </w:pPr>
-      <w:r>
-        <w:rPr>
-          <w:rFonts w:ascii="Times New Roman" w:hAnsi="Times New Roman" w:eastAsia="宋体"/>
-          <w:b w:val="0"/>
-          <w:color w:val="141414"/>
-          <w:sz w:val="20"/>
-        </w:rPr>
-        <w:t>◆ EP04《避风港争夺战》：【4-1　内　八中后街·砂锅麻辣烫店 — 夜】：情节与动作调度：店门外厚重的塑料防风门帘被猛地一把掀开，寒风卷着热气涌入——刚从电影院男洗手间将41岁的荀未来反锁在隔间里、一路狂奔而来的16岁赵左右身穿棕橙色连帽棉服内搭深棕格纹衬衫，满头大汗、气喘吁吁地冲进店里。　【4-2　内　电影院·8号放映厅外走廊 — 夜】：情节与动作调度：同一时刻，长林电影院8号放映厅外的红色长廊里，《长江七号》刚刚散场，观众们三三两两地向外走去。 两名身穿黑色“保安 BAOAN”制服、头戴深色制式鸭舌帽的影院保安正神色严肃地在走廊里来回巡查。为首的保安甲拦住一名经过的女观众询问。 两名保安转过身，目光一眼锁定了刚从男洗手间追出来、身穿黑色羊羔绒翻领夹克内搭黑白格纹衬衫的41岁荀未来。保安甲与保安乙对视一眼，立即快步上前，一左一右堵住了荀未来的去路。 荀未来满脸错愕地停下脚步，下意识后退了半步。 保安甲不由分说地伸手探向荀未来黑色夹克的外侧口袋，一把抓出厚厚一大沓《长江七号》纸质电影票，冷笑着晃了晃。；核心台词实录：荀未来：“什么呀？我是来看电影的！” ／ 荀未来：“这个票不是我的！肯定是刚才出去那个老头，他陷害我！这肯定是他的，真的不是我的！哎，你听我跟你说——” ／ 荀未来：“我没有……”　【4-3　外　长林市·风雪长街 — 夜】：情节与动作调度：荀未来独自一人行走在空旷寂静的雪街上。一想到自己被66岁的老年版自己用一沓电影票算计得死死的、不仅没拦住赵左右和徐图图吃麻辣烫，还狼狈得靠母亲解围，荀未来气得停下脚步，朝着路边的空气狠狠飞起一脚，脚底一滑差点摔个趔趄。 发泄完满腔懊恼，荀未来站在漫天飘落的雪花里，低头看着自己被母亲刘美奕拍过的衣袖，嘴角浮起一抹苦涩而又眷恋的浅笑，拢了拢黑色夹克衣领，埋头向风雪深处走去。　【4-4　外/内　《三人行》白昼篇主题片头序列（OP） — 日/夜】：情节与动作调度：伴随轻快而略带怅惘的钢琴与弦乐主题曲，《三人行》白昼篇片头画面徐徐展开：戴着鲜红围巾的少年奔跑在2008年大雪纷飞的长林八中校园与红白相间的有轨电车轨道之间，电话亭百叶窗前的神秘剪影、风雪院落里并排伫立的三个雪人、跨越时空的莫比乌斯环与逆向飞旋的齿轮钟摆依次掠过，16岁赵左右、41岁荀未来、66岁赵了三代自我并肩伫立于纯白雪原之上，最终定格于剧名《三人行 THE TRIPLE ECHO OF TIME》。　【4-5　内　三条鱼漫画屋·一楼沙发阅读区（片名卡：避风港争夺战） — 日】：情节与动作调度：2008年1月30日（周三）白昼。冬日暖阳透过玻璃门洒进春秋路178号“三条鱼漫画屋”，墙面上贴满了各式热血动漫海报与读者明信片。 一楼阅读区的拼色布艺沙发上趴着一只巨大的浅棕色毛绒泰迪熊。16岁的赵左右脱去了厚羽绒服，身穿米白、浅灰与雾霾蓝相间的宽横条纹圆领毛衣，内搭白色半高领打底衫，正端坐在小木茶几前，手握钢笔在红格信纸上一笔一划地认真写信。 画面正下方居中缓缓浮现出本集片名：“第 4 集 避风港争夺战”。 身穿藏青色半拉链立领卫衣内搭纯白T恤的41岁荀未来从书架过道后转出来，端着水杯凑到沙发旁，垂眼瞥向茶几上的信纸。 荀未来伸手拿起那页信纸看清抬头，眼睛猛地一亮，啧啧称奇地拍了拍赵左右的肩膀。；核心台词实录：荀未来：“你还生气呢？写啥呢？都过了这么久了，你还……” ／ 荀未来：“敬爱的刘慈欣先生”？！我天，你小子行啊，终于开窍了呀！” ／ 荀未来：“何止是听说过呀！我算一算，08年的时候，嗯，《三体Ⅱ》好像还没发表呢，你还真知道！” ／ 荀未来：“这就对了！走亲戚啊根本没有用，“向上社交”才是最重要的！” ／ 荀未来：“就是跟比你厉害的人做朋友，把他们变成你未来的资源！” ／ 荀未来：“勇敢的人先享受这个世界”，你没听说过呀？！来，我帮你润润稿！”　【4-8　外/内　和艺北街×飞霞路IC卡公用电话亭 — 夜】：情节与动作调度：电话亭绿色的金属内壁挡住了外面的呼啸风雪。赵左右靠着冰冷的铁壁，低头看着自己红肿破裂、凝着血痂的十指，冻得上下牙关打战。他哆嗦着从羽绒服兜里掏出银色诺基亚直板手机，先后拨打死党陈明和荀未来的电话。　【4-9　内/外　三条鱼漫画屋里间、风雪街头与飞霞路电话亭（多线交叉剪辑） — 夜】：情节与动作调度：【三条鱼漫画屋·里间】蓝格布帘半掩的里间内，身穿米白色半拉链连帽卫衣的41岁荀未来盘腿坐在单人木板床上，正神色焦急地举着手机给罗爱文打电话；床边的小书桌台灯下，约莫十岁、身穿棕灰几何提花毛衣的漫画屋算账小孩正气定神闲地趴在桌前写寒假作业。 【风雪街头】身穿纯白色立领羽绒服的16岁罗爱文正站在漫天飞雪的马路边，一边举着手机接听一边焦急地四下张望。 【三条鱼漫画屋门口至街头】荀未来挂断电话，脑海中猛然闪过自己16岁那年因父亲撕书离家出走后引发的一连串连锁苦果，脸色骤变。 荀未来一骨碌从床上跳下，抓起衣架上的卡其色高领厚羽绒服套在身上，一把拉开三条鱼漫画屋的木门冲进漫天风雪的街道，沿着长林市的大街小巷大声呼喊着“赵左右——”。；核心台词实录：荀未来：“喂，罗爱文！赵左右找你了吗？他跟他爸吵架跑出来了！” ／ 荀未来（自语）：“如果真的是离家出走……当年我会去哪儿？！”　【4-11　内/外　八中后街·砂锅麻辣烫店与店外风雪街头 — 夜】：情节与动作调度：夜色已深，八中后街的十元砂锅麻辣烫店即将打烊。留着山羊胡、身穿深灰蓝色半高领毛衣系深色围裙的麻辣烫舒老板正在柜台前收拾白色塑料菜盒。 店门塑料帘被一把掀开，身穿卡其色厚羽绒服的41岁荀未来急匆匆闯进店里，喘着粗气直奔柜台。 舒老板停下手里的活儿，抬起头上下打量着神色紧绷的荀未来，警惕地反问。 正在气头上的荀未来想都没想便脱口而出。 荀未来狐疑地一转头，目光正好落在店堂侧墙悬挂的木框黑板上——只见黑板顶部写着“大胃王挑战赛排行榜”，下方的粉笔字清清楚楚地列着名次：“第一名 王林 十二碗 ｜ 第二名 刘宁 十一碗 ｜ 第三名 丽娜 十碗 ｜ 第四名 黄政杨 ｜ 第五名 孙蕾 八碗 ｜ 第六名 孙艺宁 七碗 ｜ 第七名 徐图图 ｜ 第八名 赵左右 五碗 ｜ 第九名 张宁 四碗 ｜ 第十名 胡雪桐 三碗”。；核心台词实录：荀未来：“老板，刚刚赵左右来过吗？！” ／ 荀未来：“我就是他爹！” ／ 荀未来：“没跟你扯这个！我听说赵左右是跟一个女孩来参加大胃王比赛的？” ／ 荀未来：“徐图图？！这名字怎么听也不像个小伙子呀！” ／ 荀未来：“不行！任何可能发生的早恋必须扼杀在摇篮里！以后要是再见到他们两个人过来，你必须给我打电话，否则别怪我举报你这儿有消防隐患啊！”　【4-12　外/内　长林饭店豪华套房与501室赵家客厅（双空电话交叉剪辑） — 夜】：情节与动作调度：【长林饭店·豪华套房 ↔ 501室赵家客厅】温暖奢华的欧式套房客厅内，水晶吊灯洒下柔和的香槟金色光芒。脱去棒球帽露出满头银发的66岁赵了身穿暗红色防风外套内搭纯白高领毛衣，正站在落地窗前手持电话，与501室客厅沙发上身穿藏青色开衫内搭浅灰高领毛衣、手握红色座机听筒的母亲刘美奕通电话——这正是刚才荀未来拨打母亲手机提示占线的真正原因。　【4-14　内　福慧家园6栋五楼·501与502室门外楼梯间 — 日】：情节与动作调度：2008年1月31日（周四）清晨。身穿卡其色厚羽绒服、戴着黑色毛线手套的41岁荀未来急匆匆爬上福慧家园6栋五楼的水泥楼梯间。 荀未来先凑到501室绿色防盗铁门前侧耳倾听，又转过身打量对门紧闭的502室房门，神色愈发凝重。 荀未来一咬牙，转身快步跑下楼梯。；核心台词实录：荀未来（自语）：“没去麻辣烫店，也不在他家……难道是未来的我，预判了我的预判？！这姜真是越老越辣！不行，不能让他趁虚而入改变了赵左右的想法！”　【4-16　内　三条鱼漫画屋·里间账桌与一楼阅读区 — 日】：情节与动作调度：三条鱼漫画屋里间书桌前，身穿棕灰几何提花毛衣的十岁算账小孩正一边低头握着圆珠笔在账本上写写算算，一边头也不抬地对在屋里来回踱步的荀未来冒出一句金句。 算账小孩话音刚落，漫画屋一楼的玻璃木门便被“哐当”一声推开——身穿灰蓝色羽绒服的16岁赵左右满面春风、昂首挺胸地走了进来，双手高高举着两个红白相间的肯德基全家桶！ 脱去羽绒服、身穿鲜亮翠绿色高领纯色针织毛衣的41岁荀未来听到声音，一个箭步从里间冲了出来，张开双臂一把将16岁的赵左右死死搂进怀里！ 赵左右手里还提着全家桶，被荀未来勒得喘不上气，直翻白眼拍打他的后背。 赵左右好不容易从荀未来怀里挣脱出来，把两个全家桶放在书架旁的桌面上，得意洋洋地扬起下巴。；核心台词实录：荀未来：“好兄弟，你终于来了！” ／ 荀未来：“不行！松不了一点！” ／ 荀未来：“赵左右你也太糊涂了吧！赵爷爷可是长辈，长辈和长辈之间都是一伙的！他肯定跟你爸妈通过气了，要不你爸妈怎么一晚上没找你啊？！” ／ 荀未来：“不可能！他要是能理解你，我跟你姓！让你跟王一漫去游乐园你不去，你要跟一个老头子去？！” ／ 荀未来：“就知道吃！魏军要是打到蜀地，你就是第一个投降的！”　【4-17　外　福慧家园老式家属院·单元门外红扶手水泥台阶 — 夜】：情节与动作调度：夜色深沉，福慧家园老式家属院内积雪皑皑，昏黄的街灯在雪地上洒下一片孤寂的暖光。 身穿军绿色连帽长款羽绒派克大衣（内搭翠绿色高领毛衣）的41岁荀未来骑着二八自行车驶入家属院。他支好自行车正准备走进6栋单元门上楼，脚步却猛然停住了—— 只见单元门外冰冷的水泥台阶上（两侧立着鲜红色的圆管铁扶手），身穿黑色连帽羽绒服的父亲赵东来正独自一人缩坐着，手里拎着半瓶绿瓶二锅头白酒，一口接一口地仰头喝着闷酒。 荀未来怔怔地望着父亲孤单萧索的背影，放轻脚步走上水泥台阶，在父亲身旁并肩坐了下来。 荀未来没有走，而是伸手接过赵东来手里的绿瓶二锅头，仰头灌了一大口辛辣的烈酒，呛得眉头微皱，随后顺着父亲的脾气开口试探。；核心台词实录：荀未来：“叔，是我，赵左右的同学，之前去过您家吃饭，我叫小荀。” ／ 荀未来：“我来陪您喝！叔，我是站您的，赵左右这次确实太过分了！您把他的书撕了——” ／ 荀未来：“我是转校生，都二十了，能喝。酒逢知己千杯少嘛！叔，其实吧，我打心底里特别理解你。有的时候为了工作不得不喝酒，回家吧老婆孩子又不理解，有时候真想在电车上多坐几圈……这一大半辈子累死累活的，都图个什么呀，是吧？” ／ 荀未来：“什么呀？找不着什么了？” ／ 荀未来（内心独白）：“那是我第一次知道……原来当年，我爸并不是不在乎。”　【4-18　内　福慧家园6栋五楼·501室门口玄关 — 夜】：情节与动作调度：五楼昏黄的楼道声控灯应声亮起。荀未来小心翼翼地搀扶着醉得脚步踉跄、满脸泪痕的父亲赵东来走上五楼楼梯，抬手敲响了501室的防盗门。 防盗门立刻从里面拉开，身穿米白色圆领排扣针织毛衣的母亲刘美奕正焦急地守在门后。一看到门外被小荀搀扶着的丈夫，刘美奕脸上的担忧瞬间化作深深的心疼，连忙伸手扶住赵东来的另一侧胳膊，朝荀未来感激地点了点头，将丈夫扶进屋里。　【4-21　外/内　三条鱼漫画屋门口与斜对面街角小广告墙（平行剪辑） — 日】：情节与动作调度：春秋路178号“三条鱼漫画屋”门口，身穿藏青色圆领卫衣（左胸印有白色圆形小徽标、内露白T恤领边）的41岁荀未来正单手端着一只白底蓝边的老式搪瓷茶缸，斜倚在木门框上晒太阳，活脱脱一副“漫画屋掌柜”的派头。 看到背着双肩包的赵左右垂头丧气地走到门口，荀未来晃了晃手里的搪瓷茶缸，眉飞色舞地打趣道。 赵左右不好意思地摸了摸鼻子，小声开口。 荀未来哈哈一笑，大方地侧过身让开漫画屋大门，用力拍了拍赵左右的肩膀。 荀未来志得意满地揽着16岁的赵左右走进三条鱼漫画屋，自以为在这场“避风港争夺战”中笑到了最后。；核心台词实录：荀未来：“哟，不和赵爷爷潇洒去了？想起兄弟来了？” ／ 荀未来：“必须的！想明白就好，浪子回头金不换，我这儿永远有你的地方！”</w:t>
-      </w:r>
-    </w:p>
-    <w:p>
-      <w:pPr>
-        <w:spacing w:before="40" w:after="80" w:line="384" w:lineRule="auto"/>
-        <w:ind w:firstLine="400"/>
-        <w:jc w:val="left"/>
-      </w:pPr>
-      <w:r>
-        <w:rPr>
-          <w:rFonts w:ascii="Times New Roman" w:hAnsi="Times New Roman" w:eastAsia="宋体"/>
-          <w:b w:val="0"/>
-          <w:color w:val="141414"/>
-          <w:sz w:val="20"/>
-        </w:rPr>
-        <w:t>◆ EP05《回家》：【5-1　外　家属院·雪地天台与铁楼梯（赵左右梦境） — 夜】：情节与动作调度：二零零八年深冬寒夜，鹅毛大雪纷纷扬扬洒落。家属院空旷的雪地天台中央，突兀地摆着一张单人折叠床。十六岁的赵左右身穿黑白大格纹加厚睡衣套装、脚蹬深色棉拖鞋，裹着棉被躺在折叠床上沉睡，眉头紧锁，闭着眼喃喃呓语。 赵左右猛地睁开双眼，从折叠床上惊醒坐起，茫然环顾四周白雪皑皑的天台与昏黄的路灯。 赵左右掀开棉被下床，踩着厚厚的积雪沿着天台走廊焦急寻找，双手拢在嘴边大声呼喊。 赵左右迈步走到住宅楼外铁栏杆楼梯拐角处，目光扫向坐在覆雪台阶上的四十一岁荀未来——荀未来身穿深灰色毛绒厚睡袍、内搭白T恤与深色睡裤，正半闭着双眼仰头灌了一口绿罐雪花啤酒，嘴角挂着酒渍，神态迷离醉顿。赵左右疑惑地走过去在他身旁台阶上坐下。 荀未来眼神涣散地斜睨了赵左右一眼，冷漠地反问。；核心台词实录：荀未来：“你叫谁啊？” ／ 荀未来：“今天不是我的生日啊，别搞这种无聊的恶作剧。” ／ 荀未来：“回去？这个月的房贷要是还不上，那房子就被人收回去了，回哪去啊？” ／ 荀未来：“咱俩，咱俩就不应该在一起，就不应该结婚，从一开始就不应该，就不应该……”　【5-3　内　漫画屋·里间卧室 — 晨】：情节与动作调度：清晨柔和的晨光透进漫画屋里间，屏幕居中浮现本集片名：第 5 集 回家。 十六岁的陈明身披蓝白格纹衬衫毯，早已起床伏在书桌前的台灯下专注写作业，桌面上摆着《初中生优秀作文选》与理科练习册。通铺被窝里，身穿灰白横条纹毛衣的十六岁赵左右长舒一口气，最先从噩梦中醒来并翻了个身；而身穿白色高领毛衣的四十一岁荀未来仍靠在床铺内侧熟睡。 陈明握着笔继续写字，头也没有抬，只是微侧过脸淡淡开口。 就在这时，睡在床铺内侧的荀未来闭着眼睛右手猛地往空中一挥，嘴里大声吐出一句梦话，整个人猛然惊醒坐起。 荀未来大口喘着气，一脸茫然地瞪着前方。赵左右吓了一跳，连忙转过头好奇地看着他。；核心台词实录：荀未来：“离就离！” ／ 荀未来：“离……离校的事情。我梦见转校之前的事了。太晦气了，不提了。”　【5-4　外/内　漫画屋·店门外与店堂 — 日】：情节与动作调度：荀未来走到漫画屋正门前，哗啦一声将卷帘门拉起一半，右手扶着卷帘门，左手拎着铁制撑门杆立在门边。一名身穿黑色西装大衣、打着蓝白斜纹领带、手提公文包的易房宝年轻房产中介满脸陪笑地迎到店门前。 荀未来面无表情地上下打量了中介一眼，随口敷衍。 房产中介连忙上前一步，比划着手势热情地说明来意。 听到“挺时髦的老先生”，荀未来眼神骤然一凛，眉头紧锁，脸色瞬间冷了下来，一眼识破是六十六岁的赵了想买店釜底抽薪。 荀未来神色变凶，单手握紧铁制撑门杆猛地上前一步，朝着中介挥舞驱赶。房产中介吓得抱紧公文包连连后退，狼狈逃离。；核心台词实录：荀未来：“啊，那个……他陪孩子回家过年了。其实你有什么事跟我说都是一样的。” ／ 荀未来：“老先生？什么老先生啊？” ／ 荀未来：“行，你去告诉他，这房子不卖，啊。” ／ 荀未来：“滚！滚不滚啊？滚不滚啊？” ／ 荀未来：“老狐狸，釜底抽薪，真是有你的。” ／ 荀未来：“小点儿声啊？不做生意了？”　【5-7　外　立交桥洞下 — 夜】：情节与动作调度：昏暗的立交桥洞下，赵了身穿深棕色呢大衣双手插兜在前缓步而行。身穿砖红色连帽派克大衣、内搭黄黑格纹衬衫与黑色高领衫的荀未来躲在水泥桥墩与铁皮挡板后，一路猫腰暗中探头尾随，脑海里飞速盘算（画外音）。 切至：；核心台词实录：荀未来：“不是没有办法从未来带钱来吗？这个老家伙这么有钱，肯定偷摸在搞什么违法的勾当吧。让你跟我对着干，送你进去吃牢饭。”　【5-10　外/内　飞霞路·公用电话亭 — 夜】：情节与动作调度：飞霞路公用电话亭内，六十六岁的赵了正握着听筒向二零五八年的公司客服逐笔报账。身穿砖红色连帽派克大衣的荀未来躲在街边水泥电线杆后，托着腮皱眉探头偷听。 电线杆后的荀未来听到“买房产、租房子”，神色愈发警惕，眼中闪过一丝得意，掏出黑色翻盖手机迅速在屏幕上按下 110 三个数字凑到耳边。 荀未来还没来得及按拨出键，身后一只戴手套的大手突然重重拍在他的肩膀上，吓得荀未来浑身猛一哆嗦——一名身穿冬季深色警服、头戴雷锋帽、胸前佩戴警号 220103 的巡警正目光严厉地盯着他。 荀未来一边指着电话亭告发，一边慌忙拉开羽绒服内侧拉链，掏出自己的二代身份证递给巡警。 赵了热情地领着巡警刚走出两步，巡警忽然停下脚步折返回来，眼神严厉地指着还站在原地的荀未来。；核心台词实录：荀未来：“自己有手机不用，非得要用公共电话，果然是在做什么违法的买卖。” ／ 荀未来：“好你个赵了，老了老了这么没底线。不行，我今天啊我得大义灭亲了。” ／ 荀未来：“警察，你来得正好。我怀疑电话亭里那个人，他有问题，你们去查查他！” ／ 荀未来：“哦，哎，还好我今天带了。” ／ 荀未来：“女孩？没有啊。” ／ 荀未来：“我什么都没做，警察，我跟你们回去干什么呀？”　【5-11　外　住宅小区·红灯笼雪道 — 夜】：情节与动作调度：挂着红灯笼的小区雪道旁，荀未来快步迎上一名身穿棕色拼接羽绒服的年轻跑腿接头人。接头人四下张望了一眼，从怀里掏出一个装着信件的黑色塑料袋递给荀未来。 荀未来接过塑料袋捏了捏里面的信封，压低声音确认。 切至：；核心台词实录：荀未来：“东西有了吗？” ／ 荀未来：“够真吗？”　【5-13　内　漫画屋·阅读区与书架过道 — 夜】：情节与动作调度：荀未来推开漫画屋玻璃门走进屋里，在书架旁从黑色塑料袋中取出那封伪造的信件，低头端详确认。 里间书桌前，赵左右写卷子写得疲惫不堪，把笔往桌上一扔，侧着脸趴在桌面上痛苦哀嚎；对面的陈明头也不抬，神情冷淡地推了推鼻梁，握着笔在卷子上刷刷书写。 赵左右继续趴在桌面上，有气无力地锤了一下桌角，苦闷地吐槽。 荀未来拿着信封走近书桌前，伸手将牛皮纸信封递到赵左右眼前。 赵左右双手颤抖地捧着红色横线信纸逐字阅读，眼神从震惊逐渐转为明亮、动容与热泪盈眶；身旁的荀未来投以欣慰温柔的目光，刘慈欣沉稳温和的声音伴随舒缓的配乐在画外响起。；核心台词实录：荀未来：“门口有你的信。” ／ 荀未来：“打开看看。” ／ 荀未来：“别别别，千万别啊，咱们都是好兄弟。” ／ 荀未来：“那刘老师能给你回信，还不是因为你有文学才华呀？高考只决定你未来四年，你的才华，才决定你一辈子的，啊。你要相信你自己。” ／ 荀未来：“哎！叔啊，在这儿呢！你怎么来了叔叔？” ／ 荀未来：“啊？为啥突然找我吃宵夜啊？”　【5-17　外/内　家属院·雪夜长椅与502室卧室 — 深夜】：情节与动作调度：居民楼外的走廊长椅旁积着厚雪，昏黄的路灯下，赵东来与荀未来并肩倚坐在长椅上，手里各自握着绿罐雪花啤酒，不时仰头畅饮后长吁一口气，满脸疲态。 赵东来摆了摆手，转头看着身旁的荀未来认真强调。 不远处的台阶下方阴影里，寻来的赵左右听到上方的说话声停下脚步，仰起头望向长椅方向（画外音）。 站在台阶下阴影里的赵左右听到父亲那句“哎呦我是真没钱呀”，眼神微微一颤，眼底涌起一阵心疼与触动。然而紧接着，长椅上的荀未来神色从同情转为得意，伸手一把搭住赵东来的肩膀炫耀起来。 荀未来拍着大腿，眉飞色舞地向赵东来抖出实情。台阶下的赵左右如遭雷击，整个人僵在原地！；核心台词实录：荀未来：“谁不是呢？想把最好的东西都给他。” ／ 荀未来：“懂，我懂。为了让他开心，为了让他自信，我还搞了一封刘慈欣的回信。” ／ 荀未来：“一个作家。” ／ 荀未来：“人家怎么可能会给一个高中生回信嘛！我找了一个模仿笔迹的大师，你知道吧，把我他妈半个月的工资都干进去了！” ／ 荀未来：“标题字号大一点儿啊，作者名也放大。这个封面得找个出版社的LOGO贴上去，真实一点，啊。” ／ 荀未来：“哎呀，我跟你说啊，这小孩就是做事啊，磨磨唧唧，没有主见。你以后啊，得注意你做事的方式方法，你得多给他提供情绪价值，他才会听你的话。就你那些威胁倒逼什么的根本就没有用。”　【5-18　外　长林市·冰封湖面 — 深夜】：情节与动作调度：空旷幽暗的冰封湖面上，寒风呼啸，远方孤月与高塔剪影笼罩在清冷的夜色里。十六岁的赵左右独自一人站在冰湖中央，戴着黑色手套的双手捧着那封红色横线信纸，口中呼出白气，耳畔回响着荀未来曾对他说过的一句句鼓励（画外音）。 赵左右低头凝视着信纸上工整的蓝墨水字迹，眼眶通红，泪水在眼底打转，声音颤抖而决绝。 赵左右决绝地松开右手——那封红色横线信纸瞬间被呼啸的寒风卷起，在幽暗的冰面上翻滚着飘向远方的黑暗深处。赵左右身体微微前倾，下意识地抬起右手朝信纸飞走的方向伸出半截，指尖停滞在半空，眼神从剧痛渐渐化为一片死寂的麻木（画外音）。；核心台词实录：荀未来：“人生一步错，步步错。相信我，赵左右，选文！怎么可能会不咋地呢？肯定写得特别好，你那文采，你那笔锋唰唰的，以后你绝对能自己办杂志的！你别浪费你的天赋！”</w:t>
-      </w:r>
-    </w:p>
-    <w:p>
-      <w:pPr>
-        <w:spacing w:before="40" w:after="80" w:line="384" w:lineRule="auto"/>
-        <w:ind w:firstLine="400"/>
-        <w:jc w:val="left"/>
-      </w:pPr>
-      <w:r>
-        <w:rPr>
-          <w:rFonts w:ascii="Times New Roman" w:hAnsi="Times New Roman" w:eastAsia="宋体"/>
-          <w:b w:val="0"/>
-          <w:color w:val="141414"/>
-          <w:sz w:val="20"/>
-        </w:rPr>
-        <w:t>◆ EP06《暖雪》：【6-3　内　漫画屋·里间卧室 — 日】：情节与动作调度：日间，漫画屋里间的床铺上，身穿黑色高领毛衣的四十一岁荀未来缓缓睁开眼睛。守在床边的十六岁赵左右见状神情一喜，探头关切地唤他，随后迅速转头朝门外高声呼喊。 身穿军灰绿色连帽冬装棉服的赵东来闻声快步从外屋走进卧室，面带笑意与关切，顺势蹲在床边询问。 荀未来神色迷茫，单手撑着床垫缓慢坐起身，微蹙着眉头揉了揉太阳穴回忆昨夜。 荀未来掀开被角作势就要下床展示。赵左右与赵东来见状连忙同时伸出双手按住他的双肩，将他稳稳按回床上。 荀未来听到“回家”二字愣了一下。赵左右与赵东来相视一笑，赵东来面露欣慰，抬手轻轻拍了拍儿子的肩膀，父子间气氛融洽。荀未来露出释怀的微笑，认真地看向赵左右道歉。；核心台词实录：荀未来：“我怎么只记得我昨天晚上去追你，然后两眼一黑，就啥也不记得了呀。” ／ 荀未来：“我一点事儿都没有，我可以下床给你走两步。” ／ 荀未来：“回家？我是错过了什么感人的环节吗？左右，我昨天就是喝多了胡乱说的，你别往心里去啊。我真觉得，你是一个能干大事的人。” ／ 荀未来：“新年快乐，叔叔。” ／ 荀未来：“我啥也没做，怎么又警告我呀？诶？2008年2月6号？” ／ 荀未来：“不是明年走吗？怎么突然改成明天了？”　【6-4　外/内　飞霞路·公用电话亭与人生无限有限公司工位（2058） — 日】：情节与动作调度：飞霞路与和艺北街交口，头戴黑色鸭舌帽、身穿深蓝色厚羽绒服的六十六岁赵了顶着寒风步入公用电话亭，左手捂着嘴剧烈咳嗽，随后取出电话卡插入卡槽，神情疲惫而焦躁地按键拨号。 二零五八年人生无限有限公司（LIVE ONCE AGAIN）办公区内，工号 58003 的长发女客服背对镜头端坐在电脑屏幕前，声音与王一漫如出一辙。 赵了一手紧握听筒、一手扶着电话机台面，难受地吸了吸鼻子，情绪激动地抱怨。 赵了推门走出电话亭。身穿白色长款翻领大衣的荀未来早已双手抱胸拦在电话亭前，目光锐利地盯着赵了。 荀未来上前一步拦住欲走的赵了，急切地追问。；核心台词实录：荀未来：“你是能和未来联系对吧？” ／ 荀未来：“等一下。我问你，你是荀未来的时候，也只在这里待了半个月吗？” ／ 荀未来：“为什么我的结束日期，突然变成了2月6号除夕，也就是明天？他们是不是要把我召回啊？你笑什么呀？” ／ 荀未来：“我告诉你，你别幸灾乐祸！我要是没有来得及改命，你改命所赚到的那些钱，甚至现在的你，都会消失！”　【6-5　内　赵左右家·卧室与客厅 — 日】：情节与动作调度：五零一室赵左右卧室内，身穿黑白格纹衬衫的赵左右正坐在电脑前滑动鼠标浏览长林八中吧，一条标题为《【劲爆消息】跨年夜一起来看暖雪！！！》的热帖吸引了他的目光。 母亲刘美奕身穿棕褐色短款羽绒服敲门走进卧室，面带微笑地将修好的银灰色诺基亚直板手机轻轻放在书桌角上。 赵左右拿起修好的手机翻看，神色放松地抬起头看着母亲，笑眯眯地报出菜名。 门外突然传来急促的敲门声。赵左右起身走到客厅玄关打开防盗门，只见满面焦灼的荀未来快步冲进客厅，径直走到餐桌旁拿起玻璃水壶倒了一大杯水仰脖猛灌。 荀未来放下水杯抹了把嘴平复呼吸，神情严肃而紧迫地逼近赵左右，一把抓住他的胳膊。；核心台词实录：荀未来：“没时间了。哪怕只有一天，也足以发生重要的改变。听着，明天晚上，我把王一漫给你约出来，一起跨年。” ／ 荀未来：“你别再叨叨，我知道你又开始拧巴了。上次你不答应也就算了，这次情况比较紧急，你就听我一次，就一回！明天年夜饭之后，你跟王一漫一起去游乐园跨年。” ／ 荀未来：“行了，你别再说——你刚说什么？” ／ 荀未来：“天哪，真的假的？你还是赵左右吗？”　【6-6　外　东湖公园·三角尖顶礼拜堂前 — 夜】：情节与动作调度：夜晚，积雪覆盖的东湖公园三角尖顶礼拜堂台阶前，荀未来扮演王一漫，侧身回眸，捏着嗓子姿态造作、语气娇嗔地念着台词；撑着一把黑伞走上前来的赵左右与他对视了两秒，实在憋不住低头噗嗤一声笑场，手里的黑伞随之乱抖。 荀未来瞬间破功，皱起眉头跺了跺脚，双手叉腰气鼓鼓地埋怨。 赵左右连忙收起黑伞抱在怀里，忍着笑连声拱手道歉。 赵左右敛去笑意，握着黑伞柄认真地看着荀未来。 荀未来神色微动，随即上前一步，双手捧住赵左右的脸颊将他的脑袋扳正过来，严肃地指出残酷的现实。；核心台词实录：荀未来：“你来啦，我都等你很久了。” ／ 荀未来：“笑什么呀？你接词啊，这都第三遍了！” ／ 荀未来：“你拿出一点信念感来，啊！那成败就在此一举了。” ／ 荀未来：“真心换真心太幼稚了。在重要场合说的话都是要经过精心设计的，明白吗？” ／ 荀未来：“十年前看过的一个古装剧，绝对感人。” ／ 荀未来：“你有没有看过天气预报？明晚根本就不会下雪。”　【6-7　外/内　长林八中·铁栏杆外、美营租车行、保卫室与储藏室 — 夜】：情节与动作调度：赵左右拔腿沿着夜街飞奔，荀未来在后面气喘吁吁地追赶，两人穿过限高架桥洞一路跑到长林八中校外铁栏杆栅栏旁。 荀未来扶着膝盖大口喘气，抬头看了一眼紧闭的校园铁栅栏。赵左右双手抓着铁栏杆，抬手指着校园深处的体育馆方向。 荀未来缓过一口气，疑惑地看着赵左右手指的方向。 赵左右转过身，兴奋地向荀未来解释起来。 荀未来眼睛一亮，赞许地拍了拍赵左右的肩膀。；核心台词实录：荀未来：“喂！喂！你到底去哪儿啊？” ／ 荀未来：“学校？” ／ 荀未来：“你到底要干什么呀？” ／ 荀未来：“啊？” ／ 荀未来：“你小子开窍了呀！多大？我帮你搞辆车，帮你运过去。” ／ 荀未来：“行，我有计划了。”　【6-8　外　东湖公园·三角尖顶礼拜堂前 — 夜】：情节与动作调度：东湖公园三角尖顶礼拜堂前，两人合力将造雪机固定在皮卡车后斗上。赵左右朝着礼拜堂双手合十拜了拜，随后与荀未来并肩背靠在银色皮卡车斗边缘。 荀未来仰起头望着夜空，长长地舒了一口气，眼底泛起久违的热血与感慨。 赵左右也仰起头望着夜空，眼中闪烁着释然与激动的光彩，嘴角扬起开怀的笑意。 荀未来转过头静静凝视着赵左右的侧脸，眼神温柔而郑重。 赵左右转过头看向荀未来，笑着回应。荀未来微微一怔，抿嘴低头温和一笑，将手揣进白色大衣口袋哈着白气搓手取暖，轻声低语。；核心台词实录：荀未来：“哎，你记得开学的时候，请话剧社的同学吃个饭啊。” ／ 荀未来：“我已经很久，没有体验过这种感觉了。” ／ 荀未来：“就是，做这样疯狂的事情，为下一场雪，大汗淋漓，不计代价。” ／ 荀未来：“那你要记得啊，你以后要一直这个样子。十年，二十年，你都要这个样子。” ／ 荀未来：“你是，我就是了。” ／ 荀未来：“我说，我一定会把王一漫给你约出来的。不过，最后你记得自己去关一下造雪机，自己去还一下。”　【6-9　内　王一漫家别墅·客厅与二楼卫生间 — 日】：情节与动作调度：除夕白昼，飞霞湾王家别墅客厅大落地窗前，身穿米白麻花毛衣的王一漫双手高举着一张红色的镂空“福”字窗花紧贴在玻璃上，保持着姿势不敢乱动；身穿红色圆领针织衫、佩戴珍珠项链的母亲杨敏双手抱臂站在红木沙发后，侧头眯眼苛刻审视，抬起手指在空中微调比划着角度。 王一漫举着酸痛的手臂，小心翼翼地微侧过头询问。 杨敏托着腮皱眉挑剔，最终叹了口气摆手转身走向一楼洗手间。 手机屏幕突然亮起，收到一条来自“荀未来（不和小白说话）”的短信（画外音）。 几秒钟后，荀未来的第二条短信发了过来（画外音）。楼下杨敏的呼唤声愈发急促，王一漫收起手机起身走出去。；核心台词实录：荀未来：“一漫，今晚来学校旁边的公园一起跨年吗？” ／ 荀未来：“我明天就要离开长林了，见最后一面吧。”　【6-10　内　漫画屋·里间 — 日】：情节与动作调度：漫画屋里间，身穿棕色羽绒服的荀未来握着手机焦急地来回踱步，屏幕中央浮现“荀未来返程 09:30:10”的倒计时。坐在小书桌前台灯下写作业的十岁算账小孩头也不抬地搭话。 切至：；核心台词实录：荀未来：“你说这是什么情况，怎么就不回了呀？我话已经说到这个份上了，她也没有理由拒绝啊。”　【6-14　内　王一漫家别墅·餐厅 — 夜】：情节与动作调度：众人推杯换盏间，王一漫全程垂眸低头，抬头看了一眼座钟上方浮现的“荀未来返程 01:00:38”倒计时，端起水杯喝水掩饰焦急。父亲王伟之转头关切地看向女儿。　【6-15　外/内　雪夜街道与王一漫家二楼卧室 — 夜】：情节与动作调度：就在这时，身穿黑色牛角扣连帽大衣的赵左右一边接听荀未来的电话，一边从单元门冲出，匆匆跑过路口。 雪夜街道上，身穿棕色牛角扣毛领大衣、系着红格围巾的王一漫正迎着寒风边跑边给荀未来打电话。　【6-16　外　东湖公园·三角尖顶礼拜堂前广场 — 夜】：情节与动作调度：东湖公园礼拜堂前的雪地广场上，距离返程仅剩十分钟（00:10:18）。身穿卡其色厚羽绒服的荀未来蹲在皮卡车后斗旁调试 LM3500 造雪机电缆，抬起左腕查看机械表，神情急切而充满期待。 一名左臂戴着“治安巡逻”红袖章的公园管理员突然走上前，一把拔掉造雪机插头并开始收卷电缆盘。荀未来猛然转头拦住他。 荀未来急切地按住线盘，向管理员据理力争。管理员神色慌张地四下张望，掏出钞票想退钱清场。 倒计时缩减至五分钟（00:05:48）。管理员强行抱走电缆线盘，荀未来扑上前死死拽住线盘争抢，两人在拉扯中重心不稳，双双跌倒在雪地里翻滚扭打！ 荀未来一个翻身骑在管理员身上，双手死死揪住对方的衣领将其按在雪地里。管理员拼命挣扎呼喊，荀未来双目赤红、青筋暴起地怒吼！；核心台词实录：荀未来：“还有十分钟。我的未来，就靠你啦，小伙子。” ／ 荀未来：“不是，你干啥呢，大哥？” ／ 荀未来：“我不是已经交过场地费了吗？” ／ 荀未来：“哎，我东西都弄好了，哪有这样的？” ／ 荀未来：“不行！不是——” ／ 荀未来：“你丢的是饭碗，我丢的还是未来呢！”　【6-17　内/外　除夕跨年群像空间与赵左右家卧室 — 深夜】：情节与动作调度：家属院公告栏雪堆旁，四十一岁的荀未来蹲在雪地里，手握一罐绿皮哈尔滨啤酒仰头独饮，孤独地仰望着五楼五零一室的窗户。</w:t>
-      </w:r>
-    </w:p>
-    <w:p>
-      <w:pPr>
-        <w:spacing w:before="40" w:after="80" w:line="384" w:lineRule="auto"/>
-        <w:ind w:firstLine="400"/>
-        <w:jc w:val="left"/>
-      </w:pPr>
-      <w:r>
-        <w:rPr>
-          <w:rFonts w:ascii="Times New Roman" w:hAnsi="Times New Roman" w:eastAsia="宋体"/>
-          <w:b w:val="0"/>
-          <w:color w:val="141414"/>
-          <w:sz w:val="20"/>
-        </w:rPr>
-        <w:t>◆ EP07《舒图来了》：【7-5　外/内　漫画屋·吧台与家属楼下 — 深夜】：情节与动作调度：深夜积雪的街道上，成年舒图撑着透明雨伞独自缓步前行。 三条鱼漫画屋吧台前，身穿棕色羽绒服的四十一岁荀未来正靠在收银台边，借着昏黄的台灯独酌绿罐哈尔滨啤酒，神情落寞。借宿在里间、身穿蓝白相间运动校服外套的十六岁陈明推门走出来，看了一眼满身酒气的荀未来。 荀未来晃了晃手里的绿罐哈尔滨啤酒，朝陈明摆了摆手。 陈明没再多劝，转身回里间休息。荀未来独自对着满桌旧书仰头灌了一口啤酒，从羽绒服口袋里摸出那张二零三三年人生有限公司的白色卡片，对着卡片苦笑着自言自语。 荀未来把卡片往桌上一丢，疲惫地趴在吧台书堆上沉沉睡去。；核心台词实录：荀未来：“不了，你自己去睡吧。” ／ 荀未来：“造化弄人，王一漫呀王一漫，时间可真是跟我开了一个巨大的玩笑啊。我这怎么跟小赵去解释？你也玩我是吧？突然就剩一天，突然又变好了，抽风是吧？你说说怎么改个过去，就这么难呢。”　【7-6　内　赵左右家·玄关与客厅 — 日】：情节与动作调度：听到“荀哥”两个字的瞬间，舒图的眼神猛地一凝，眉头微锁，整个人明显怔住了。　【7-7　内/外　漫画屋·门口 — 日】：情节与动作调度：三条鱼漫画屋内，趴在书堆上熟睡的荀未来悠悠醒来，伸了个大大的懒腰，将吧台上的哈尔滨啤酒空罐随手扔进垃圾桶，打着哈欠走到店门前，双手抓住铁卷帘门往上一推——门外阳光下，赫然站着冷眼抱臂的四十一岁舒图！ 荀未来魂飞魄散，本能地死死拽住卷帘门把手猛往下拉！舒图眼疾手快冲上前一步，双手抓住卷帘门下沿与他隔门角力。 门内的荀未来死死拽着卷帘门铁把，活像见了鬼一样隔着门缝低吼。 荀未来咬牙发力将卷帘门往下压到离地只剩半尺，舒图毫不退让，直接蹲下身将右手手掌垫在冰冷的卷帘门底沿下方！荀未来吓得脸色煞白，急忙收住力道。 投鼠忌器的荀未来彻底没了脾气，松开抓门的手崩溃地抓了抓头发。；核心台词实录：荀未来：“你怎么来的？！” ／ 荀未来：“把手拿开！” ／ 荀未来：“你到底想怎么样啊？！”　【7-8　内　人生有限公司·会谈室与舒图家（2033） — 日/夜】：情节与动作调度：【闪回·2008年雪夜街头及漫画屋】二零零八年雪夜狂奔中的荀未来身份证剧烈闪烁并痛苦摔倒在地；清晨醒来的荀未来拿着有效期突变为除夕的身份证惊愕发出一声“哎？”。　【7-9　外/内　漫画屋·门口 — 日】：情节与动作调度：回到二零零八年三条鱼漫画屋门前，铁卷帘门已拉下大半，只留下一道贴地的窄缝。四十一岁的舒图背靠着冰冷的卷帘门坐在门外水泥地上，身旁放着那把黄色笑脸透明雨伞；四十一岁的荀未来则抱膝蹲在卷帘门内侧的阴影里，夫妻俩隔着一扇铁门静静对话。 卷帘门内侧的阴影里，荀未来抱膝蹲在地上，梗着脖子表明态度。 门外的舒图侧过头靠在铁门板上，嘴角带着一抹苦涩的嘲讽。 荀未来想起在幕后捣鬼的六十六岁赵了，话到嘴边又烦躁地咽了回去。 门内的荀未来低着头，闷闷地吐出三个字。；核心台词实录：荀未来：“改命不成我是不会回去的。” ／ 荀未来：“可不赖我提前让咱俩认识的啊，这都怪那……算了，说了你也不懂。” ／ 荀未来：“研究生。” ／ 荀未来：“我可是氪了金的，我当然能记得呀。你想知道啊，去问他们的技术人员去。” ／ 荀未来：“他们说啊，技术特别复杂，要用一个什么成语来解释——雁过无痕。所有在这个时代见过荀未来的人啊，未来都会自然地淡忘掉关于荀未来的一切。否则，不都乱套了呀？” ／ 荀未来：“随便你怎么想吧。反正这一年我改完命，改完了之后咱俩绝对不可能再在一起了。这不，正如你所愿吗？”　【7-10　外/内　新天地便利店 — 夜】：情节与动作调度：一排宏宝莱玻璃汽水瓶的后方，头戴黑色鸭舌帽、身穿红色连帽外套的六十六岁赵了正静静站在另一侧通道里，隔着玻璃瓶的空隙，满眼眷恋、悲恸与克制地凝视着四十一岁的亡妻舒图。片刻后，赵了收回目光，提着购物篮先行走向收银台；舒图随后也拿着那盒巧克力饼干棒来到收银台前，将荀未来塞给她的那张五元纸币递给穿绿马甲的女店员。　【7-11　内　赵左右家·客厅与门廊 — 夜】：情节与动作调度：五零一室客厅墙上的方形挂钟指向傍晚六点。十六岁的赵左右侧躺在绿色沙发上，捂着咕咕叫的肚子自言自语。 茶几上的诺基亚直板手机突然震动起来，赵左右伸手拿过手机查看，屏幕显示收到一条来自“荀未来（不和小白说话）”的短信。 赵左右侧躺在沙发上，双手拇指飞快地按键回复。 赵左右举着手机等待，几秒钟后，荀未来的新短信立刻弹了出来。；核心台词实录：荀未来（短信画外音）：“昨晚王一漫的事都是误会……别放弃，我回避！” ／ 荀未来（短信画外音）：“啥？想明白啥？不许想明白啊！是兄弟就来砍我！”　【7-12　外/内　家属楼下雪巷·漫画屋与出租车 — 夜】：情节与动作调度：赵左右匆忙套上棕色羽绒服追出单元门，不料守在门外的舒图突然出手，一把从赵左右手里夺过那部诺基亚直板手机，转身就往雪巷深处飞奔！赵左右大吃一惊，拔腿在后面狂追。 舒图甩开赵左右闪身拐进小巷暗处，熟练地用抢来的赵左右手机调出“荀未来”的号码，飞快按下“救我，岁月潭！”五个字点击发送。 三条鱼漫画屋内，正在扫地的荀未来听到摩托罗拉翻盖手机响起提示音，翻开一看，屏幕上赫然显示着发件人“舒图”（原赵左右号码）发来的短信：救我 岁月潭。荀未来脸色剧变。 荀未来一把扔下扫帚，抓起外套和围巾冲出店门，在街头拦下一辆车牌号为 吉A·MD153 的出租车钻进后座。；核心台词实录：荀未来：“救我，岁月潭？岁月潭，岁月潭是白雪地！我靠，这个疯女人，不会是打算把小时候的我，带回2033年吧？！” ／ 荀未来：“岁月潭，麻烦快点，谢谢！”　【7-13　外　岁月潭 — 夜】：情节与动作调度：出租车疾驰抵达岁月潭景区路口（路标牌指向岁月潭与月霖步道的方向）。身穿深灰黑羽绒夹克、围着灰白围巾的荀未来推门下车，在白茫茫的冰湖雪原上发疯般奔跑呼喊。 荀未来脚下一绊摔倒在雪地里，低头一看，积雪中赫然掉落着赵左右那部亮着屏幕的诺基亚手机！荀未来颤抖着捡起手机，绝望地跪倒在雪原中央。 话音未落，四十一岁的舒图突然从背后猛扑上来死死抱住荀未来，右手捏着一根“卡奇滋”巧克力饼干棒，拼命往荀未来嘴里塞！两人在厚厚的积雪中翻滚缠斗，荀未来奋力将舒图推开。 荀未来狼狈地爬起身吐掉嘴边的饼干渣，惊魂未定地指着雪地里的舒图大喊。 舒图从雪地里站起身，眼眶通红，呼吸急促地望着荀未来，声音因极度的悲愤而微微发颤。；核心台词实录：荀未来：“左右！赵左右！舒图！赵左右！” ／ 荀未来：“我来晚了，他们已经走了……” ／ 荀未来：“你这个疯女人，你也太可怕了吧！” ／ 荀未来：“那还不是因为你，每天都要说离婚、离婚！我要是想跟你离婚，我不早就跟你离了吗？！” ／ 荀未来：“跟你说能解决什么问题啊？房贷能自己还上吗？” ／ 荀未来：“改变有什么不好的？”　【7-14　外　公园·雪夜木栈道 — 夜】：情节与动作调度：不远处的木栈道树林阴影旁，并未走远的荀未来静静伫立在雪地里，远远注视着黄笑脸雨伞下相拥而泣的两个舒图，良久，默默转身离去。　【7-15　内　漫画屋·店堂与里间 — 夜】：情节与动作调度：三条鱼漫画屋内，留着顺直短发、身穿棕红复古麻花毛衣的十六岁陈明正坐在堆满书册的柜台前伏案写字。十六岁的赵左右推门走进店里，双手扶在柜台书堆上向陈明打听。 坐在柜台前刷题的陈明头也没抬，握着笔淡淡地回了一句。 赵左右探身往前凑了凑，继续追问。 正说着，身穿深绿色工装夹克的荀未来推门走进书店，随手将从岁月潭雪地里捡回来的诺基亚直板手机递还给柜台前的赵左右。 荀未来面色疲惫地走过柜台，将那部诺基亚手机塞回赵左右手里。；核心台词实录：荀未来：“你手机。” ／ 荀未来：“跟你没关系。” ／ 荀未来：“是，还不清的大债主。” ／ 荀未来：“怪不得什么？” ／ 荀未来：“为什么这么说？” ／ 荀未来：“你，都知道什么了？”</w:t>
-      </w:r>
-    </w:p>
-    <w:p>
-      <w:pPr>
-        <w:spacing w:before="40" w:after="80" w:line="384" w:lineRule="auto"/>
-        <w:ind w:firstLine="400"/>
-        <w:jc w:val="left"/>
-      </w:pPr>
-      <w:r>
-        <w:rPr>
-          <w:rFonts w:ascii="Times New Roman" w:hAnsi="Times New Roman" w:eastAsia="宋体"/>
-          <w:b w:val="0"/>
-          <w:color w:val="141414"/>
-          <w:sz w:val="20"/>
-        </w:rPr>
-        <w:t>◆ EP08《时间的玩笑》：【8-4　内　502室赵了卧室·漫画屋里间与501室赵左右卧室（三代清晨交叉剪辑） — 晨】：情节与动作调度：大年初二清晨，画面右下角浮现本集片名：第 8 集 时间的玩笑。 五零二室昏暗的卧室内，床头柜上散落着拆开的零食包装袋。六十六岁的赵了身穿黑色暗纹睡衣仰躺在格子棉被里，缓缓抬起右手摘下脸上的黑色睡眠眼罩，睁开浑浊而疲惫的双眼，望着天花板失神发呆。 镜头切至三条鱼漫画屋里间卧室，床头堆满了杂乱的旧漫画书。四十一岁的荀未来身穿白色长袖内衣侧卧在木板床上，眼下挂着浓重的黑眼圈，睁着空洞的双眼望着眼前的书堆彻夜未眠。；核心台词实录：荀未来（内心独白）：“小时候多好呀……困了就能睡得着。”　【8-6　外/内　积雪街道·公用电话亭与漫画屋店堂（交叉剪辑） — 日】：情节与动作调度：白雪覆盖的街道人行道上，身穿黑色长款呢大衣的舒图紧紧抱着那个淡绿色礼盒一路飞奔；身穿米白色牛角扣大衣的徐图图气喘吁吁地在后面全力追赶，一边跑一边四处张望呼喊。 街角处，舒图闪身躲进一座百叶窗式的绿色公用电话亭内，反手关上亭门，透过玻璃与百叶缝隙警惕地向外张望，确认把十六岁的自己甩掉后才松了一口气。 舒图从黑色大衣口袋里掏出一张折叠褶皱的白纸展开——上面印着“招聘店员（HIRE）｜有意者请联系：春秋路三条鱼漫画屋｜联系人：荀先生｜联系电话：0267-6146831”。 电话亭内的舒图神情严肃，直接点名要找荀未来。 紧闭的里间房门内立刻传出荀未来暴躁的吼声。陈明被震得微微仰头愣了一下。；核心台词实录：荀未来（画外音）：“让她滚！” ／ 荀未来（画外音）：“老子没心情，自生自灭去吧！”　【8-9　内/外　徐图图家·客厅与门外铁梯走廊 — 日】：情节与动作调度：徐图图轻轻从舒图掌心里抽回自己的双手，继续低头编织毛线。蹲在地上的舒图如遭雷击，怔怔地僵在原地，泪水夺眶而出——她的脑海中骤然闪回昨晚在岁月潭冰湖雪原上，自己流着泪对荀未来吼出的那句话！　【8-12　内　三条鱼漫画屋·吧台 — 日】：情节与动作调度：三条鱼漫画屋内，结束了“物理自闭”的四十一岁荀未来身穿深棕色纽扣针织开衫内搭白色立领衬衫，双手插在裤兜里从老式立钟旁走出里间，缓步晃到前台旁，拉开椅子在正在整理旧书堆的陈明身旁坐下，重重地叹了一口气，盯着电脑屏幕明知故问。 陈明低着头继续整齐地码放着桌上的厚书堆，手上动作未停，平静地吐出两个字。 荀未来又不甘心地长叹了一口气，侧过头看向身边冷淡的陈明。 荀未来无奈地摇了摇头，后仰靠在椅背上感慨了一声。 荀未来愣了一下，转过头挑眉反问陈明。；核心台词实录：荀未来：“电话里那个女人，没来过吧？” ／ 荀未来：“你怎么从来就没问过我，那个女的是谁啊？” ／ 荀未来：“挺好的。要是赵左右有你三分的觉悟就好了。唉——” ／ 荀未来：“你不是对别人的事情不感兴趣吗？”　【8-13　内/外　长林咖啡馆·靠窗卡座与徐图图家二楼门外 — 日】：情节与动作调度：赵左右看着满脸期盼的徐图图笑了笑，随即神色渐渐变得认真，提起了荀未来给他的建议。　【8-14　外　家属院·雪地长椅空地 — 日】：情节与动作调度：舒图连连点头，顺手把锅甩给了荀未来。 赵左右开怀大笑起来，激动地晃着手里的八王寺汽水瓶，满脸都是对荀未来的崇拜与感激。 赵左右丝毫没有听出她话里的深意，眉飞色舞、滔滔不绝地替荀未来脑补出一整套感人至深的良苦用心。舒图起初低头抿嘴轻笑，听着听着，望向天空的眼神渐渐冷了下来。 站在三个雪人与长椅旁的赵左右低下头垂下眼眸，嘴唇紧咬，眼眶一点点泛红，却一句话也反驳不出来。舒图闭上眼深吸了一口气，压下喉头的哽咽，睁开眼用四十一岁荀未来昨晚说过的话，发出了最后的审判。　【8-17　内/外　砂锅麻辣烫店·三条鱼漫画屋门外与岁月潭冰湖雪原 — 日】：情节与动作调度：与此同时，“三条鱼漫画屋”木质招牌门外，身穿深棕色针织开衫内搭白立领衬衫的四十一岁荀未来走出店门，站在雪街边怅然仰望天空。 寒风吹拂着舒图耳畔的碎发。她神情怅然，按照荀未来教她的主动召回暗号，像夹烟一样用右手指尖夹着那根巧克力饼干棒举到唇边，微微张口，将巧克力棒咬进嘴里吸了一口。</w:t>
-      </w:r>
-    </w:p>
-    <w:p>
-      <w:pPr>
-        <w:spacing w:before="40" w:after="80" w:line="384" w:lineRule="auto"/>
-        <w:ind w:firstLine="400"/>
-        <w:jc w:val="left"/>
-      </w:pPr>
-      <w:r>
-        <w:rPr>
-          <w:rFonts w:ascii="Times New Roman" w:hAnsi="Times New Roman" w:eastAsia="宋体"/>
-          <w:b w:val="0"/>
-          <w:color w:val="141414"/>
-          <w:sz w:val="20"/>
-        </w:rPr>
-        <w:t>◆ EP09《人生失控》：【9-1　内　成年赵左右与舒图家·玄关与卧室（2033梦境） — 夜】：情节与动作调度：二零三三年北京寓所内，玄关木柜上摆放着一只精致的相框，相框里是妻子舒图戴着遮阳帽燦烂微笑的照片。留着青灰胡茬、身穿浅灰色翻领针织衫内搭白衬衫的四十一岁赵左右（荀未来）手里提着一袋热气腾腾的外卖推门进屋，一边往餐桌走，一边满脸笑意地朝卧室方向高声呼唤。 荀未来把外卖塑料袋放在餐桌上正准备解开，紧闭的卧室门内传出妻子舒图带着几分习以为常的调侃声。 荀未来解袋子的手微微一顿，愧疚地放下外卖袋，拉开餐椅坐下，从裤兜里掏出智能手机点开“极速贷款”界面——屏幕上清晰显示着“你还可以借（元）23,667｜总计114,700｜2月9日应还5,119.35”。荀未来咬了咬牙，抬头朝卧室方向豪气地喊道。 荀未来看着手机屏幕上的贷款余额眼神微微迟疑了半秒，随即释然地露出宠溺的微笑，连连点头应允。 荀未来开心地收起手机，拎起桌上的麻辣烫外卖放进厨房冰箱，随后走到水槽前拧开水龙头认真洗手。水流哗哗作响，玄关柜上的舒图相框静静立在暖光下。；核心台词实录：荀未来：“老婆。老婆，你猜我给你带什么回来了？” ／ 荀未来：“行，今天晚上咱俩去望京吃火锅去，我请。” ／ 荀未来：“都行，你想吃啥都行。你要是能吃得下呀，我给你烤一只羊都行。” ／ 荀未来：“哎，你怎么今儿这么奇怪呀？平时咱俩出去吃饭你什么时候化过妆呀？赶紧走啊，都半个点了。” ／ 荀未来：“图图？图图？”　【9-2　内/外　漫画屋里间·有轨电车与雪后街道 — 晨】：情节与动作调度：二零零八年寒假结束开学日清晨，三条鱼漫画屋里间榻榻米地铺上，身穿白色长袖卫衣的四十一岁荀未来猛然从噩梦中惊醒坐起，额头渗出冷汗，大口喘着粗气喃喃自语。 地铺另一侧，早已穿好深蓝白条纹校服外套的十六岁陈明正盘腿坐在毯子上，利落地拉上黑色大书包的拉链，转过头淡定地提醒他。 晨光熹微的街道上，一列有轨电车叮当驶过。车厢内，陈明坐在座位上安静地翻看课本；身穿深棕色棉服夹克的荀未来与身穿黑色连帽羽绒服的十六岁赵左右并排站在过道里拉着扶手。荀未来侧过头打量着身边神色平静沉稳的十六岁自己，试探着开口搭话。 荀未来见他反应冷淡，好奇地往他身边凑了凑，追问他心里的想法。 赵左右眼神认真地思索了片刻，转过头一本正经地向荀未来抛出了一个纯粹的学术问题。荀未来当场噎住。；核心台词实录：荀未来：“舒图……又是这个名字。” ／ 荀未来：“左右，这半个月我一直在想啊，你有没有觉得，其实徐图图这个人也挺好的呀？” ／ 荀未来：“是吧。那你现在心里怎么想的？”　【9-4　外/内　长林八中·校园主干道与教学楼走廊 — 日】：情节与动作调度：清晨的阳光映照在长林八中校园融雪的水洼倒影里，水面波光粼粼，画面浮现本集片名：第 9 集 人生失控。 校园主干道上，背着黑色双肩包的荀未来与十六岁的赵左右并肩往教学楼走。荀未来低头发现鞋带松了，连忙停下脚步单膝跪在地上，把双肩包放在脚边系鞋带。 然而身旁的赵左右根本没有停步，甚至连头都没回，手里拿着复习小册子径直大步流星地朝教学楼走去。荀未来系好鞋带站起身，单肩甩上书包一看，顿时傻了眼，拔腿在后面小跑追赶。 教学楼一楼走廊里，赵左右健步如飞地拐过常闭式防火门转角；荀未来气喘吁吁地从后面追上来冲着他的背影喊道。 走廊前方，身穿灰蓝拼色羽绒服套校服的罗爱文正站在教室门外，看见荀未来跑来，立刻眉开眼笑地挥手招呼。；核心台词实录：荀未来：“等我一下啊，鞋带开了。” ／ 荀未来：“走吧。哎？你怎么也不等我啊？” ／ 荀未来：“哎！你走这么快是跟谁学的？” ／ 荀未来：“早。”　【9-5　内　长林八中·高一十班（文科班）教室 — 日】：情节与动作调度：重新分班后的高一十班（文科班）教室内，黑板正中央贴着一张写满名字的文科班新座位表。脱下羽绒服抱在胸前的荀未来与罗爱文并排站在黑板前，仰头看着讲台正前方第一排紧挨着的“荀未来”、“罗爱文”、“赵左右”三个名字，荀未来苦着脸连连叹气。 罗爱文伸手指着黑板上的座位表从左到右找了一圈，满脸疑惑地挠了挠头。 荀未来没好气地转头白了罗爱文一眼。 话音刚落，身穿深蓝色针织开衫、系着花丝巾的教导主任兼新班主任戴娟夹着红色备课本走进教室，抬手朝黑板前扎堆的学生们挥了挥。荀未来与罗爱文对视一眼，异口同声地苦笑吐出两个字：“果然。” 戴娟把红色备课本放在讲桌上，笑眯眯地看着走到第一排眼皮子底下的荀未来和罗爱文，抬手指了指黑板上的三角分布。；核心台词实录：荀未来：“这谁排的座位表，太残忍了吧？活生生的把咱俩分开了。” ／ 荀未来：“你忘了，他转去理科班了。” ／ 荀未来：“呵，谢谢戴主任，挺有仪式感的。” ／ 荀未来（内心独白）：“就算这样，你也休想逃出我的视线。” ／ 荀未来（内心独白）：“这个人是，我吗？”　【9-6　内　长林八中·学校食堂 — 日】：情节与动作调度：中午的学校食堂人声鼎沸。荀未来站在食堂门边的柱子旁，一手捂着隐隐作痛的胃部，一手拿着水杯仰头咽下两粒胃药。罗爱文端着空盘子从里面慌慌张张地跑出来，一把抓住荀未来的胳膊就往里拽。 荀未来被他拽得一个趔趄，皱着眉头没好气地反问。 罗爱文咽了口唾沫，伸手指向食堂就餐区深处，声音都在发颤。 荀未来顺着他的手指望去——只见餐桌旁，十六岁的赵左右左手拿着筷子往嘴里塞饭，右手竟握着笔在练习册上争分夺秒地刷题，跟坐在他对面埋头演算的理科学霸陈明简直如出一辙！荀未来先是一愣，随即喜上眉梢。；核心台词实录：荀未来：“干什么呀一惊一乍的？” ／ 荀未来：“我的人生有戏了！”　【9-7　内　长林八中·高一十班与高一八班教室及男洗手间 — 日】：情节与动作调度：下午的高一十班地理课上，黑板上画着“天体系统的级别”与“地球上存在生命的条件”板书框架。身穿蓝色毛衣的地理男老师放下粉笔转过身，拍了拍手里的校本作业册。第一排的荀未来正趴在课桌上百无聊赖地打瞌睡，而后排的赵左右却腰杆笔直、全神贯注。 听到“赵左右”三个字，第一排迷迷糊糊的荀未来与后排全神贯注的十六岁赵左右竟然条件反射般同时“腾”地站了起来！讲台上的地理老师愣住了，看看后排又看看前排。 荀未来瞬间清醒过来，转头看了一眼后排站得笔直的赵左右，尴尬地摸了摸鼻子向老师解释，随后在全班同学的哄笑声中迅速坐回座位。 第一排的荀未来骄傲地回过头，冲着十六岁的自己比了个口型小声夸赞。 赵左右流利地背出前两点，到了第三点却突然卡了壳，眉头紧锁地苦苦思索；前排的荀未来再次转过头，焦急地冲他挤眉弄眼。；核心台词实录：荀未来：“对不起我听错了，他是赵左右。” ／ 荀未来：“可以啊你小子。” ／ 荀未来：“别再刷题了，抓紧一切时间休息，啊？”　【9-8　内/外　教学楼走廊·学校食堂与赵左右家厨房（交叉剪辑） — 日/夜】：情节与动作调度：教学楼走廊里，赵左右手里捧着《高考必备便携手册》穿行在课间熙熙攘攘的学生人流中，嘴里念念有词地背诵着历史考点。两名同班女同学并肩走在他身后，望着他的背影小声议论。 旁边的女同学乙目视前方，语气平淡地摇了摇头。 两人在走廊窗边停下脚步，女同学甲侧过头好奇地询问同伴。 赵左右乖巧地应了一声挂断电话，立刻重新拿起笔投入题海。不远处食堂门口的阴影里，四十一岁的荀未来正静静站在暗处注视着灯下苦读的十六岁自己，嘴角得意地高高扬起，美滋滋地在心里做起春秋大梦。 荀未来双手插在棉服口袋里，看着挑灯夜战的少年赵左右，满意地点了点头转身离开。；核心台词实录：荀未来（内心独白）：“真是辛苦我自己了！就这个劲儿，还不得上个清华北大什么的？我真是前途无量啊！”　【9-12　外/内　福慧家园五楼楼道·502室与三条鱼漫画屋 — 夜】：情节与动作调度：深夜，黑色路虎越野车（黑A·6T534）停在福慧家园居民楼下的雪地旁。头戴姜黄色毛线帽、身穿宝蓝色连帽羽绒服的六十六岁赵了推门下车，抬头仰望了一眼五楼亮灯的窗户，呼出一团白气走进单元门。 五楼狭窄的水泥楼道内，赵了走上台阶，抬手敲响了对门五零一室的防盗门。身穿灰色开衫毛衣的母亲刘美奕拉开房门，客气地打招呼。 赵了往屋里望了一眼，温和地询问十六岁赵左右的动向。 只见穿衣镜中，他左额角那道伴随了整整五十年、在电影院走廊曾向荀未来亮出过的斜向月牙形旧疤，竟然消失得无影无踪，额角皮肤光洁一片！ 与此同时，三条鱼漫画屋吧台前，身穿黑色卡通猫咪线稿毛衣的四十一岁荀未来正端着一碗袋装泡面狼吞虎咽，吸溜着面条自言自语。；核心台词实录：荀未来：“嗯，难怪我小的时候这么喜欢吃啊，这偶尔吃一下还挺好吃的。小赵，我可替你犒劳一下自己了啊。” ／ 荀未来：“呦，稀客呀。” ／ 荀未来：“啥不见了呀？” ／ 荀未来：“啊？” ／ 荀未来：“哇哦，疤不见了！哎呦，我这是逆生长了？” ／ 荀未来：“咋了？啊，我知道了，肯定是咱俩意外改变了什么，所以疤不见了。”　【9-14　内/外　街边烧烤餐车与2035高架桥下车祸现场（闪回） — 深夜】：情节与动作调度：街头雪夜的简陋烧烤小餐车外，摊主在通红的炭火炉上翻烤着肉串。温暖的餐车棚内，折叠金属小矮桌上摆着一盘烤串、四瓶绿色玻璃瓶装烧酒和两只白色一次性纸杯。六十六岁的赵了与四十一岁的荀未来隔桌对坐，赵了低垂着苍老的眼眸，向震惊的荀未来讲述起二零三五年那场无法挽回的悲剧。 【闪回·2035年高架桥下公路】身穿米白色翻领大衣的四十一岁舒图单手握着方向盘驾驶黑色轿车（吉U·72207）行驶在高架桥下，另一只手举着智能手机贴在嘴边，情绪崩溃地给丈夫赵左右发送最后一条决绝的语音消息；话音未落，前方突发险情，舒图瞳孔骤缩失声惊叫！ 切回烧烤餐车内，赵了声音沙哑低沉，荀未来双臂抱胸沉默凝视着他。 荀未来听完来龙去脉，看着对面的老年自己，缓缓点头。 赵了抬起眼眸直视荀未来，揭开了关于时空监测的最大秘密。；核心台词实录：荀未来：“所以，你来阻止我。” ／ 荀未来：“什么？2058年监测不到，那2033年呢？” ／ 荀未来：“我靠！难怪你可以和我说未来的事情，是因为我无法被监测到，我就是个Bug啊！” ／ 荀未来：“那他们不知道你就是当年参与实验的赵左右吗？” ／ 荀未来：“原来如此。赵了，老赵左右，虽然你为舒图的死而来，我能理解，但是如果从根上切断这段感情的话，舒图一样不会死啊。” ／ 荀未来：“我是废物？你是老废物？”</w:t>
-      </w:r>
-    </w:p>
-    <w:p>
-      <w:pPr>
-        <w:spacing w:before="40" w:after="80" w:line="384" w:lineRule="auto"/>
-        <w:ind w:firstLine="400"/>
-        <w:jc w:val="left"/>
-      </w:pPr>
-      <w:r>
-        <w:rPr>
-          <w:rFonts w:ascii="Times New Roman" w:hAnsi="Times New Roman" w:eastAsia="宋体"/>
-          <w:b w:val="0"/>
-          <w:color w:val="141414"/>
-          <w:sz w:val="20"/>
-        </w:rPr>
-        <w:t>◆ EP10《只要我想》：【10-1　内/外　长林八中高一十班教室与操场铁栅栏外 — 日】：情节与动作调度：清晨的长林八中校园，晨光掠过孔子汉白玉雕像与教学楼。高一十班教室内，课桌上堆满高耸的复习书本，身穿蓝白校服内搭灰色连帽卫衣的十六岁赵左右正低头全神贯注地刷题。四十一岁的荀未来手臂上搭着深棕色羽绒服、单肩背着书包从后门走进教室，径直走到赵左右课桌旁，俯下身凑到他耳边低声招呼。 赵左右握笔的手停顿了一下，被荀未来身上的隔夜酒气呛得抬起右手虚掩住嘴唇轻咳了一声，眉头微蹙着转头避开视线，垂眸低语。 荀未来站直身子，热络地拍了拍赵左右的肩膀示意他起身。 荀未来低头看着判若两人的十六岁自己，满脸不解地追问。 荀未来无奈地仰头叹了口气，再次伸出手去拉扯赵左右的校服袖子。；核心台词实录：荀未来：“左右，我昨天晚上喝断片了，头有点疼。我叫了一点热乎的，陪我去操场上一块儿吃呗。” ／ 荀未来：“你就别跟我装客气了，咱俩第一次见面的时候，你不就跟罗爱文在操场上偷吃东西呢？走。” ／ 荀未来：“为啥呀？” ／ 荀未来：“那你就别当了呗，班长多累啊，快走。” ／ 荀未来：“对。” ／ 荀未来：“什么叫破办法？我这是让他回归原本的生活状态。——笑什么呀？要不你有招你上！”　【10-3　内　长林八中·室内体育馆与后台楼梯间 — 日】：情节与动作调度：航拍镜头掠过冬日校园建筑，画面浮现本集片名：第 10 集 只要我想。 铺设着“Jr. NBA”木地板的室内体育馆排球场内，高一十班全体学生穿着蓝白运动校服列队集合。身穿黑灰拼色立领运动服、胸前挂着哨子的体育老师背着手站在排球网前训话，抬起右手比出“五”的手势；队伍里的荀未来左顾右盼，寻找着赵左右的身影。 体育老师吹响哨子一挥手，全班学生排成两列纵队顺着球馆边缘慢跑起来。体育老师背着手在场内踱步督促。 跑在队伍末尾的荀未来趁体育老师背过身去的视线死角，压低声音催促了自己一句，猫着腰一溜烟钻进了舞台红色幕布后方的“安全出口”门内！ 体育馆后台安静的楼梯间里，十六岁的赵左右正盘腿躲在一辆装满排球的蓝色帆布器材车里，怀里捧着历史复习资料争分夺秒地默背。荀未来推门走进来，一眼看见躲在器材车里的赵左右，立刻双手叉腰，用赵左右早上说过的官话阴阳怪气地拿捏他。；核心台词实录：荀未来：“快点快点。” ／ 荀未来：“我看看这是谁带头翘课呀？哟，这不是我们赵班长吗？不是要以身作则吗？走，回去上体育课去。” ／ 荀未来：“学会撒谎找借口了是吧？行，等着啊。” ／ 荀未来：“老师，我举报赵左右，他在那边偷懒不上课！” ／ 荀未来：“得嘞！” ／ 荀未来：“快回去给我上课。”　【10-4　内　长林八中·校医室 — 日】：情节与动作调度：校医室安静的隔间内，脸色苍白的十六岁赵左右平躺在铺着蓝色床单的病床上，双目紧闭处于低血糖昏迷中，干裂的嘴唇却依然在无意识地微微翕动，断断续续地呢喃着历史考点与梦话。坐在病床旁的荀未来俯视着走火入魔的十六岁自己，听得直摇头。 病床上的赵左右眉头紧锁，用微弱的气声在梦中呓语；荀未来微微探身，凑近他的唇边仔细分辨。 就在这时，校医室门外的走廊阴影处，身穿蓝白校服内搭浅灰连帽卫衣的王一漫与闺蜜尚雪正探头往里张望。尚雪轻轻推了推王一漫的胳膊，用气声催促。 王一漫深吸一口气，终于鼓起勇气迈步走进校医室。听到脚步声的荀未来抬起头，只见王一漫快步走到病床前，甚至没敢多看病床上的赵左右一眼，直接将紧握的右手伸到荀未来面前，把两颗粉色透明包装的草莓味硬糖塞进了荀未来的掌心里，压低声音飞快地交代了两句，随即转身红着脸小跑逃离了校医室！ 荀未来低头看着手心里那两颗带着少女体温的粉色草莓硬糖，神色复杂地缓缓握紧了拳头。；核心台词实录：荀未来：“这彻底着魔了，梦里头还在背。” ／ 荀未来：“老师，他这，不会落下什么病根吧？” ／ 荀未来（内心独白）：“改命改命，总不能改得和陈明一样，活活累死了吧？”　【10-5　外/内　教学楼外广场·高一十班门外与男洗手间 — 夜】：情节与动作调度：夜幕降临，身穿棕褐色厚羽绒服的罗爱文从教学楼玻璃大门走出来。早已穿好砖红色连帽羽绒服守在树下的荀未来立刻招手唤住他。 罗爱文快步跑上前，好奇地询问。 荀未来一脸凝重地盯着罗爱文的眼睛，抛出了一个关乎兄弟生死的问题。 荀未来领着罗爱文悄悄摸到高一十班教室后门外，伸手往教室里一指——只见空荡荡的教室里只亮着一排灯，十六岁的赵左右正独自埋头在高耸如山的书堆后疯狂演算着陈明留给他的那本绿色封面《数学答案略集锦（NOTES）》。罗爱文扒着门框看了一眼，恍然大悟地转头看向荀未来。 荀未来压低声音，循循善诱地对罗爱文展开心理攻势。；核心台词实录：荀未来：“小罗。” ／ 荀未来：“赵左右有难，救还是不救？” ／ 荀未来：“那你希望看到咱们的好兄弟，以后变成一个冷血的答题机器吗？” ／ 荀未来：“那我问你，他今天有跟你说过一句话吗？看过你一眼吗？那你想不想，让他变回之前的赵左右？” ／ 荀未来：“他所有科目里啊，数学是最差的。如果没有陈明的答案略集锦的话，他就废了。只要这一门分数拖了后腿，他绝无可能考进前五。你也知道，他这人总三分钟热度，一盆冷水下去，他就变回来了。” ／ 荀未来：“你放心吧，赵左右他就是到了四十，他也没有这个胆。”　【10-7　内　三条鱼漫画屋与学校教师办公室（深夜交叉剪辑） — 深夜】：情节与动作调度：深夜的三条鱼漫画屋内，身穿蓝色粗针毛衣的四十一岁荀未来正坐在前台电脑旁，得意洋洋地翻看着今晚从男洗手间抢来的那本绿色封面《陈明数学答案略集锦（NOTEBOOK）》。玻璃门被推开，六十六岁的赵了垂头丧气地走了进来，荀未来合上笔记本抬头调侃。 赵了走到柜台前隔着书堆坐下，摘下头上的黑色棒球帽，神色凝重地叹了口气。 荀未来身体前倾，好奇地打听赵了今晚“攻心计”的战果。 荀未来一听这话，摊开双手撇了撇嘴，一副早就看穿一切的模样。 荀未来立刻摇头否决，抓起桌上那本抢来的绿色数学笔记本往桌面上重重一拍，露出一抹狠色！；核心台词实录：荀未来：“就知道你会来。” ／ 荀未来：“怎么说？” ／ 荀未来：“这还用你猜啊？我早就猜到了！舒图肯定把对我的那些气呀，全撒到了小赵的头上。我都受不了，更何况小赵呢？” ／ 荀未来：“没有用，啊！我告诉你，跟小孩讲道理没有用，直接——来硬的！” ／ 荀未来：“怎么了？你想要啊？我帮你领养一个去啊？” ／ 荀未来：“你说你，你要是有个这么大的孩子，你现在对付小赵，绝对老有经验了。”　【10-8　内　长林八中·高一十班教室（开学考放榜与历史课） — 日】：情节与动作调度：几天后的清晨，高一十班教室内阳光明媚。班主任戴娟身穿深灰色毛呢大衣站在讲台前，手里拿着刚批改出来的开学考成绩单，神情严肃地向全班通报。 第一排的罗爱文兴奋地带头高呼一声“好！”，全班同学热烈鼓掌，戴娟脸上也露出了欣慰的笑容。 掌声落下，戴娟环视全班，目光投向教室左后方，语气里满是惊喜与赞赏。座位上的赵左右自信地抬起头望向讲台。 第一排正等着看赵左右考砸出丑的荀未来猛地转过头看向后排。讲台上的戴娟一字一顿地宣布了令全班沸腾的成绩！ 全班瞬间爆发出雷鸣般的掌声！第一排的荀未来眼珠子差点瞪出来，满脸见了鬼般的不可置信；旁边的罗爱文开心地转过身向赵左右比出双剪刀手庆祝，荀未来回过神后也只得硬挤出笑容朝赵左右竖起大拇指；后排的赵左右嘴角扬起灿烂的笑容，转头看向斜前方的徐图图与王一漫，徐图图开心地朝他弯起眉眼，几人相视而笑。；核心台词实录：荀未来：“皇上的保镖。” ／ 荀未来：“哪没答对呀？那禁军不就是皇上的保镖吗？” ／ 荀未来：“明白了。” ／ 荀未来（内心独白）：“哟，你小子行啊，努力努力，没准真能超越王一漫。”　【10-9　内/外　学校食堂·教学楼走廊·高一十班与主任办公室 — 日】：情节与动作调度：大雪纷飞的校园里，孔子汉白玉雕像静立在风雪中。中午的学校食堂长桌旁，赵左右与王一漫隔桌相对而坐，两人都在一边吃饭一边争分夺秒地翻阅资料刷题。赵左右抬起头偷偷看了一眼对面专注写字的王一漫，眼神里带着渴望与自我激励。 对面的王一漫笔尖不停地在试卷上书写，神情平静而清冷，心底却回响着另一番残酷的认知。 课间休息的教学楼走廊上人流穿梭，赵左右手里拿着试卷正与罗爱文说话，荀未来快步跑过来在拐角处截住两人，热情地张罗着去广播室捧场。 荀未来不依不饶地走上前，伸手一把搂住赵左右的肩膀往广播室方向强行拉拽。 就在荀未来凑近的瞬间，赵左右鼻翼微动，清晰地闻到了荀未来和罗爱文校服上那股熟悉的男士香水味——正是几天前晚上在漆黑的男洗手间里抢走他《陈明数学答案略集锦》的那个黑影身上的气味！赵左右眼神骤然冰冷如刀，猛地停下脚步一把甩开荀未来的胳膊，转过身死死盯住心虚低头的罗爱文！；核心台词实录：荀未来：“左右！徐图图一会儿广播了，我们去广播室凑凑热闹呗！” ／ 荀未来：“哎呀，一起吧，就二十分钟，好不好？走！” ／ 荀未来：“咋……咋了？” ／ 荀未来：“什……什么呀？还什么呀？” ／ 荀未来：“你……你认错人了吧？他偷喷了他爸的香水对吧？” ／ 荀未来：“是我让他干的。闸是我拉的。”</w:t>
-      </w:r>
-    </w:p>
-    <w:p>
-      <w:pPr>
-        <w:spacing w:before="40" w:after="80" w:line="384" w:lineRule="auto"/>
-        <w:ind w:firstLine="400"/>
-        <w:jc w:val="left"/>
-      </w:pPr>
-      <w:r>
-        <w:rPr>
-          <w:rFonts w:ascii="Times New Roman" w:hAnsi="Times New Roman" w:eastAsia="宋体"/>
-          <w:b w:val="0"/>
-          <w:color w:val="141414"/>
-          <w:sz w:val="20"/>
-        </w:rPr>
-        <w:t>◆ EP11《YOU WIN》：【11-1　外/内　福慧家园五号楼下与502室赵了家（客餐厅与书房） — 夜】：情节与动作调度：寒风凛冽的雪夜，身穿棕红色连帽羽绒大衣的四十一岁荀未来蹬着一辆老式自行车拐进福慧家园五号楼门前，利落地跳下车支起脚撑，气冲冲地快步跑进单元门。 五楼五零二室餐桌旁，满头银发、戴着细黑框老花镜的六十六岁赵了正穿着黑色毛衣坐在灯下，眯着眼低头按着一部老式诺基亚直板手机。门外突然响起急促的敲门声，赵了头也不抬地冲门口问了一句。 门外传来荀未来没好气的声音。 赵了放下手机，慢步走到玄关拉开房门。荀未来推门闯进屋里，反手带上门，一边快步走向客厅，一边把双肩包和棕红色羽绒大衣脱下来狠狠摔在沙发上，穿着深蓝色运动夹克一屁股坐到餐椅上，气得直翻白眼。 正在气头上的荀未来抓起玻璃杯仰头猛灌了一大口，瞬间被冰得龇牙咧嘴，“咚”地把水杯拍在桌面上。；核心台词实录：荀未来（画外音）：“我！” ／ 荀未来：“气死了，真的是快气死了！说那个小屁孩是赵左右，简直就是侮辱我！” ／ 荀未来：“凉水？！” ／ 荀未来：“对对对对对对，你最大，六十几岁的老头子最有耐心！都什么时候了，你还在刷手机？2G网刷得爽吗？” ／ 荀未来：“通道？啥通道？未来科技啊？” ／ 荀未来：“真的假的呀？零八年就有这种科技了？”　【11-4　外/内　福慧家园楼下路虎车内与501室赵左右卧室 — 深夜】：情节与动作调度：深夜十二点半，福慧家园五号楼下的雪地旁，黑色路虎越野车仪表台上固定着那部正在运行“黑鸽子v2.1（监听录制中）”的诺基亚手机。主驾驶座上的六十六岁赵了困倦地打了个哈欠，副驾驶座上身穿八中校服夹克的四十一岁荀未来歪头靠着车窗，仰望着五楼亮灯的窗户抱怨。 赵了神色严肃地转过头，叮嘱身旁的荀未来。荀未来若有所思地点了点头。 恰在此时，仪表台上诺基亚手机的音频波形跳动起来——五零一室赵左右的卧室内，身穿淡蓝印花丝质睡衣的母亲刘美奕轻轻推门走到书桌旁，俯身关切地看着还在灯下演算集合数学题的儿子。；核心台词实录：荀未来：“这听半天也没听出个什么秘密来啊。他小小的年纪，也做不出多出格的事吧？”　【11-7　内　高一十班地理课·学校食堂与教导主任办公室 — 日】：情节与动作调度：下午的高一十班地理试卷讲评课上，黑板上画着“海陆热力性质差异”与气压环流图。地理男老师站在讲台前整理了一下试卷，抬头扫视全班。 全班同学的目光齐刷刷投向后排。赵左右停顿了两秒，从座位上站起身来——那道题其实正是他考试前夜从绝密试卷袋里抽出来不小心瞄到的第一道选择题！面对全班的注视，赵左右目视前方，面不改色地撒了谎；前排的荀未来猛然回过头，死死盯住他。 而在教室后门外的走廊窗边，班主任戴娟正面色阴沉地透过门窗玻璃缝隙紧盯着撒谎的赵左右，听到地理老师说“你运气不错啊，坐吧”，戴娟冷着脸转身离去。 傍晚的学校食堂里，关于赵左右半夜偷题的流言已经传遍全校。赵左右独自坐在窗边低头吃饭，不远处的餐桌旁，几名学生正对着他的方向指指点点大声议论，坐在旁边的荀未来听得脸色铁青。 荀未来再也坐不住了，铁青着脸端起餐盘站起身，大步流星地走到赵左右餐桌前，伸手重重敲了敲桌面！赵左右抬起头，冷漠地看着他。；核心台词实录：荀未来：“别吃了！” ／ 荀未来：“我跟你道歉？你现在马上去戴主任办公室，主动承认错误！听到没有？” ／ 荀未来：“还装傻！你偷题，这叫作弊！现在全校的人都知道了，就你不知道！赶紧去！” ／ 荀未来：“走错一次没关系，但一定要主动承认错误，然后表明悔改态度！我这是在救你，听到没有？”　【11-9　外/内　长林八中雪地步道·主任办公室·学校食堂与广播室 — 日】：情节与动作调度：次日清晨，刀子嘴豆腐心的父亲赵东来还是穿戴整齐，双手插在灰绿色连帽羽绒服兜里，阴沉着脸跟在儿子赵左右身后走进长林八中校园。迎面抱书走过的陈明看到父子俩的背影，停下脚步回头深深看了一眼。 教导主任办公室内，戴娟端坐在办公桌后，赵东来一改昨晚在家里的暴脾气，局促不安地坐在对面赔着笑脸，赵左右低头站在父亲身旁。戴娟开门见山地开口。 赵东来尴尬地干笑了两声，转头狠狠瞪了身旁的儿子一眼，随即收起笑容，身体前倾诚恳地替儿子向戴主任辩解；旁边的赵左右余光看着维护自己的父亲，眼波微动。 中午的学校食堂里，到处都是议论“十班文综作弊哥班长马上要被戴嬷嬷广播通报批评”的哄笑声。赵左右独自一人坐在角落里，一边机械地用筷子挑着面条，一边翻看着那本《梦的解析》。不远处的餐桌旁，罗爱文担心地转头向荀未来请示。 荀未来看着角落里孤独的十六岁自己，叹了口气摇了摇头。；核心台词实录：荀未来：“这一次，还是让他自己安静安静比较好。”　【11-10　内/外　高一十班走廊·主任办公室重考与走廊掌掴 — 日/夜】：情节与动作调度：高一十班安静的自习课上，班主任戴娟走到教室后门，平静地唤出赵左右。 赵左右站起身走出教室。走廊宣传栏旁，荀未来、罗爱文、徐图图三人像叠罗汉一样扒在教室后门框边探头偷听。走廊窗前，戴娟双手交叠看着赵左右，宣布了学校的最终决定（正是66岁赵了昨晚在雪地长椅支的那一招）。 赵左右非但没有先关心自己的处分，反而第一时间急切地追问陈明的情况。 下午两点十六分（墙上SANXIN石英钟定格），教导主任办公室内，赵左右独自坐在办公桌前，手握白色圆珠笔在全新的文综试卷与答题卡上奋笔疾书。办公室外窗台下，荀未来、罗爱文、徐图图、王一漫四人整整齐齐地扒着窗沿往里张望，紧张地小声祈祷打气。 赵左右神情笃定地看着挚友，许下了双向保密的诺言（正是本集开篇荀未来与赵了在黑鸽子监听里听到的那句话）！陈明专注地注视着他，轻轻点头答应，随后拉开窗户翻窗离去。；核心台词实录：荀未来＆罗爱文＆徐图图：“能行能行！能成能成！稳住稳住！不会失手吧？”　【11-11　内　502室赵了家客厅与三条鱼漫画屋（里间与洗漱镜前） — 夜/晨】：情节与动作调度：夜晚的五零二室客厅内，身穿浅灰色羊羔绒开衫的六十六岁赵了正坐在沙发上把玩着紫砂茶壶。房门推开，身穿八中蓝白校服的四十一岁荀未来满脸疲惫地走了进来，抱起一只沙发抱枕仰头瘫靠在沙发背上，长长地叹了一口气。赵了转过头警惕地询问。 荀未来直起身子抱紧怀里的抱枕，摇了摇头。 赵了不解地看着他。 荀未来眼神黯然，低声吐出了一个令两人始料未及的沉重消息！赵了闻言大吃一惊：“啊？！” 荀未来低下头，回忆着当年高一历史里原本的假象与今天才揭开的残酷真相。；核心台词实录：荀未来：“被降为严重警告了，没事了。” ／ 荀未来：“陈明退学了。” ／ 荀未来：“我记得高中有段时间，陈明的成绩急剧下滑，每天都在打瞌睡，当时所有的人都还在纳闷儿，还以为他早恋了。今天我才知道，原来他每天都偷偷地趁晚上，在戴主任的办公室打游戏。” ／ 荀未来：“你说呢？” ／ 荀未来：“是。但是今天中午，陈明利用学校的广播，在全校面前承认了这件事情，证明小赵真的只看了一道题就放回去了。” ／ 荀未来：“哎，那你说，有没有可能因祸得福呢？2033年，陈明就不会因为劳累过度而病死呢？”</w:t>
-      </w:r>
-    </w:p>
-    <w:p>
-      <w:pPr>
-        <w:spacing w:before="40" w:after="80" w:line="384" w:lineRule="auto"/>
-        <w:ind w:firstLine="400"/>
-        <w:jc w:val="left"/>
-      </w:pPr>
-      <w:r>
-        <w:rPr>
-          <w:rFonts w:ascii="Times New Roman" w:hAnsi="Times New Roman" w:eastAsia="宋体"/>
-          <w:b w:val="0"/>
-          <w:color w:val="141414"/>
-          <w:sz w:val="20"/>
-        </w:rPr>
-        <w:t>◆ EP12《寻未来》：【12-1　内/外　手作编织店·黑色路虎车内与501室赵左右卧室 — 日】：情节与动作调度：白天的手作毛线编织店内，挂满五颜六色毛线球的货架前，头戴黑色棒球帽、身穿红色连帽羽绒夹克的六十六岁赵了正站在印有“F.R.I.E.N.D.S”字样的镜子旁，精心挑选了一袋红色毛线团与两本《钩针毛线编织1000》《帽子·围巾·手套编织精品》教程书结账走出店门。 街边停靠的黑色路虎越野车内，赵了将装有毛线和编织书的塑料袋随手放在后座上。副驾驶车门被拉开，刮掉了络腮胡、但依然顶着一头蓬松及肩长卷发并戴着一顶米灰拼色“CAPRICORN”棒球帽遮掩的四十一岁荀未来钻进车里。驾驶座上的赵了转头一看他这副落魄文艺青年的滑稽尊荣，没忍住“噗嗤”一声笑了出来。荀未来黑着脸瞪他。 赵了强忍着笑意系好安全带，侧过头打量着荀未来，慢条斯理地给出猜测。 荀未来无奈地叹了口气，环视了一圈宽敞豪华的路虎车厢，满脸不平衡地转头质问。 荀未来憋屈地往椅背上一靠，低头扯了扯自己及肩的卷发抱怨起来。；核心台词实录：荀未来：“别笑啊！你别笑！我就想知道，到底哪个关键节点又发生了变化，我为什么会变成这个样子？” ／ 荀未来：“不是，我变穷了，你怎么没有事啊？你还能开这么好的车？” ／ 荀未来：“那这也太不公平了吧！为什么每次小赵不争气，受伤的总是我呢？就我现在这种状态，感觉活得还不如之前学计算机那会儿呢。——哎，小赵到最后到底干了什么呀？我为什么会落魄成这个样子？” ／ 荀未来：“得了吧，啊。你不是有那个监听工具吗？你给我手机也安一个，你让我听听，小赵他到底在搞什么！” ／ 荀未来：“行，你可真行！” ／ 荀未来：“报警啊，你去报警啊，我就抢了！”　【12-3　外　结冰湖畔观景平台与沿岸小吃摊 — 日】：情节与动作调度：冬日的阳光洒在结冰的湖畔，画面浮现本集片名：第 12 集 寻未来。 湖岸边的“烤地瓜·老玉米”铁桶炉前，摊主掀开炉盖装好两个热气腾腾的烤地瓜（及烤土豆）递过去。戴着浅棕色“CAPRICORN”棒球帽、露出一头披肩长卷发的荀未来接过纸袋，礼貌地道了声“谢谢啊”，转身快步走上湖畔的木质观景平台。 观景平台栏杆前，身穿米白色连帽羽绒服、系着墨绿色围巾的十六岁赵左右正凭栏远眺着一望无际的冰封湖面。荀未来走上前，将冒着热气的纸袋递给他。 赵左右接过滚烫的烤土豆，剥开焦香的外皮轻轻吹了吹热气，咬了一大口慢慢咀嚼。荀未来双手插进夹克兜里，背靠在木栏杆旁笑眯眯地看着他。 荀未来失笑了一声，歪过头打趣他。；核心台词实录：荀未来：“刚烤出来的，吃吧。” ／ 荀未来：“好吃吧？——想啥呢？” ／ 荀未来：“吃个土豆有什么好思考的呀？” ／ 荀未来：“别想那么多了，咱们——” ／ 荀未来：“哎，是不是来灵感了？想写作了？想写《宇宙边缘历险记2》了？” ／ 荀未来：“啊？”　【12-4　内/外　靓丽发艺理发店·八中校务公告栏与梦语心理社教室 — 日】：情节与动作调度：街头“靓丽发艺”复古理发店内，荀未来披着黑色理发围布坐在镜子前，身穿牛仔衬衫配条纹马甲的男理发师正拿着梳子和剪刀，将他那一头及肩长卷发利落地修剪成清爽短发。理发师一边剪一边闲聊。 荀未来微闭着双眼，没好气地吐槽了一句。 理发师哈哈一笑，连忙顺着客人的话找补。 荀未来看着镜中恢复短发的自己，在心底暗暗盘算，嘴上忍不住感慨了一句。 荀未来猛然睁开双眼，死死盯着镜子里的理发师。；核心台词实录：荀未来：“看来咱俩的品味真的不一样啊，下次换一家。” ／ 荀未来：“短发能让我恢复来时的理智。——跟小孩讲道理，是没有用的。” ／ 荀未来：“吸引？” ／ 荀未来：“有道理！” ／ 荀未来（内心独白）：“赵左右没有参加社团，八中也没有杂志社。如果我拿未来自媒体的思路创立一本校刊，成立杂志社，那还不风靡全校？到时候赵左右这个没主见又爱跟风的，肯定会慕名前来加入，哼！” ／ 荀未来：“八中梦语心理社，创社人……赵左右？！”　【12-5　外/内　长林金淮汽配厂门口·家常小炒馆与市二院肝胆内科诊室 — 夜/日】：情节与动作调度：傍晚下班时分，寒风凛冽的“长林金淮汽车零部件股份有限公司”办公大楼台阶前，围着棕褐色围巾、戴着军绿色手套的荀未来冻得直搓手跺脚，捂着耳朵在雪地里来回踱步，心里暗暗发狠。 办公大楼玻璃门推开，身穿深色防风羽绒服、手提公文包的父亲赵东来走了出来。荀未来眼睛一亮，立刻满脸堆笑地快步迎上前去打招呼。 赵东来愣了一下，认出是儿子的好朋友荀未来，惊喜地迎上来。 荀未来谦逊地低头微笑着说明来意。 赵东来听得心花怒放，开怀大笑着重重拍了拍荀未来的肩膀，竖起大拇指连声夸赞，不由分说地拉起荀未来的胳膊就往街边小炒馆走。；核心台词实录：荀未来：“这还得让爸治你！——冻死了，怎么还不下班啊？” ／ 荀未来：“赵叔叔！好久不见。” ／ 荀未来：“过年没有去拜年，这不想着找个时间，想请您吃顿饭。” ／ 荀未来：“叔，我要不陪你喝点？” ／ 荀未来：“行，那听叔的，我也不喝了。” ／ 荀未来：“你别提了！他最近又迷上了心理学，高考要考的他不学，每天都盯这些没有用的，我也不知道他要干什么。”　【12-6　内　长林八中图书馆·漫画屋与靓丽发艺理发店 — 日/夜】：情节与动作调度：长林八中图书馆阅览室内，十六岁的赵左右从书架上取下一本弗洛伊德著的《本能与自我（The Ego and the Id）》，兴冲冲地走到靠窗长桌旁拉开椅子，坐到正在整理笔记的徐图图对面。而在不远处的一排高大书架背后，四十一岁的荀未来正半隐在阴影里，眼神阴沉地窥视着两人。 靠窗长桌旁，徐图图放下手中的笔，看着赵左右手里的《本能与自我》，既惊讶又欣喜。 赵左右兴高采烈地合上书本，双手撑在桌面上，满眼放光地向徐图图畅想自己的宏伟蓝图。 书架后方，捂着隐隐作痛的肝脏的荀未来死死盯着徐图图，眼底的敌意愈发浓烈。 徐图图眉眼弯弯地轻轻应了一声“嗯”。而在书架背后，全程偷听完这段对话的荀未来咬紧牙关，右手死死攥住书架上的一本厚词典书脊，在心底做出了一个极其荒唐却破釜沉舟的决定——既然拆不散他们，那我就亲自出手，把十六岁的未来老婆徐图图抢过来！；核心台词实录：荀未来（内心独白）：“哼，理想的梦你来做，现实的罪我来遭。” ／ 荀未来（内心独白）：“老头说得没错，果然是徐图图一直在影响小赵。两个失控的人待在一起，只会越来越失控！” ／ 荀未来（内心独白）：“还有说有笑的，绝不能让他俩再这样互相影响下去了。事到如今，一切都是你们逼我的！” ／ 荀未来（内心独白）：“她未来可是我老婆，我还能够没有你了解她呀？不就是共同话题嘛，我也有！” ／ 荀未来：“给我吹个最潮的发型！”　【12-7　外/内　有轨电车站台·车厢与徐图图家（五栋602室） — 夜】：情节与动作调度：寒夜积雪的有轨电车站台上，身穿驼色羊羔毛翻领棉服、戴着红色针织手套的十六岁徐图图正一边等车一边呵气搓手取暖。身穿黑色长款呢大衣的荀未来悄悄走到站牌另一侧，背着手假装看站牌，故意重重咳嗽了两声引起注意，随后探身走近，装出无比惊讶的模样打招呼。 徐图图回过头，看到一身成熟大衣造型的荀未来，微微一怔，礼貌地点头问好。 荀未来抬手挠了挠眉毛掩饰紧张，摆出潇洒的姿态客套，逗得徐图图抿嘴一笑。 面对十六岁稚嫩的妻子，四十一岁的荀未来竟然紧张得舌头打结，眼神闪烁着结结巴巴地硬着头皮点头。 恰在此时，一列闪烁着“工农大路至南湖大路”车头灯牌的有轨电车叮当进站。荀未来如蒙大赦地抬手一指。；核心台词实录：荀未来：“呀，这么巧啊！” ／ 荀未来：“叫我小荀就行了……叫我荀哥就行了。” ／ 荀未来：“其实我……我在等……我……我在等……对，我也在等车，准备坐车回家！” ／ 荀未来：“车来了。” ／ 荀未来（内心独白）：“老夫老妻这么多年了，我到底在紧张什么呀？！” ／ 荀未来：“今天这天气还挺冷的。”　【12-8　外/内　徐图图家楼下雪巷·三条鱼漫画屋与门前手撕日历 — 夜/日】：情节与动作调度：筒子楼下的雪地小巷里，荀未来与赵了快步走下红色外挂铁楼梯。走在后面的赵了突然开口叫住了荀未来，严肃地审视着他。 荀未来停下脚步转过身，毫不隐瞒地摊牌了自己的想法。 赵了双手插在大衣兜里，平静地摇了摇头。 荀未来一听这话瞬间炸了毛，指着自己刚被医院确诊重度酒精肝的身体，激动地冲赵了大吼！ 面对荀未来的咆哮，六十六岁的赵了仰起头望着夜空，平静而豁达地吐出了五个字。；核心台词实录：荀未来：“徐图图，她现在就像是个催化剂，让小赵在错误的道路上越走越远，我必须要拆散他们两个！” ／ 荀未来：“当个酗酒的半吊子心理学家，还不如老实的去敲代码呢！我现在都重度酒精肝了，要是放纵让小赵再离谱下去，到时候我再得个肝癌英年早逝，可就没有你了！” ／ 荀未来：“好好好，你们一个开心一个满足，那我呢？！我有所谓！我有所谓！我不想死，我想过好日子，行不行？！” ／ 荀未来：“对啊，你能给我呀？” ／ 荀未来：“奶奶？奶奶，你怎么来了呀？” ／ 荀未来：“爷爷没了？！这怎么会啊？我上一次去看爷爷的时候，爷爷的身体还挺好的呀！”</w:t>
-      </w:r>
-    </w:p>
-    <w:p>
-      <w:pPr>
-        <w:spacing w:before="40" w:after="80" w:line="384" w:lineRule="auto"/>
-        <w:ind w:firstLine="400"/>
-        <w:jc w:val="left"/>
-      </w:pPr>
-      <w:r>
-        <w:rPr>
-          <w:rFonts w:ascii="Times New Roman" w:hAnsi="Times New Roman" w:eastAsia="宋体"/>
-          <w:b w:val="0"/>
-          <w:color w:val="141414"/>
-          <w:sz w:val="20"/>
-        </w:rPr>
-        <w:t>◆ EP13《我与我的宣战》：【13-1　内/外　末班公交车·岁月潭百乐超市与罗爱文家（餐厅与厨房） — 夜】：情节与动作调度：寒夜深沉，一列末班公交车停靠在郊区终点站。车厢后排座椅上，无家可归的四十一岁荀未来身穿棕褐色翻领棉服，怀里紧紧抱着黑色双肩包，脚边立着那只黑色拉杆箱，正歪着头沉沉睡去。身穿黑色制服、左臂戴着红袖章的公交司机走过来，伸手轻轻推了推荀未来的肩膀。 荀未来枕在双肩包上，眼睛都没睁开，迷迷糊糊地在梦中呢喃了一句。 公交司机俯下身凑近他的耳边，满头雾水地反问。 荀未来猛地眨了眨眼清醒过来，尴尬地笑了笑，抱紧怀里的双肩包朝司机摆了摆手。 荀未来揉了揉发木的后脑勺，茫然地环顾了一眼车窗外白茫茫的荒郊雪景。；核心台词实录：荀未来：“赶紧安排投胎吧……” ／ 荀未来：“呵，睡迷糊了。你别管我，明天我再坐回去。” ／ 荀未来：“这是哪儿啊？” ／ 荀未来：“你好，老板。老板，你们家有没有那个巧克力饼干棒啊？” ／ 荀未来：“噢，谢谢啊。多少钱？” ／ 荀未来：“小罗？你怎么会在这儿啊？”　【13-3　内　501室赵左右家·卫生间梦境与赵左右卧室 — 夜/晨】：情节与动作调度：昏暗的五零一室卫生间内，画面浮现本集片名：第 13 集 我与我的宣战。 身穿黑白粗细横条纹长袖T恤的十六岁赵左右站在洗手台前，弯腰用冷水洗了把脸，抽出一张纸巾擦干水珠，缓缓抬起头看向面前的镜子—— 头顶的灯光突然滋啦闪烁了一下，只见洗漱镜中，原本属于十六岁少年的倒影竟在刹那间幻化成了身穿同款黑白条纹T恤、面容阴冷邪魅的四十一岁荀未来！镜中的荀未来冲着他勾起嘴角。 赵左右瞳孔骤缩，还没来得及后退，站在他身后的四十一岁荀未来突然伸出双臂，从背后死死勒住了十六岁赵左右的脖子！赵左右双手死命抠住对方的手臂痛苦挣扎，荀未来贴在他耳边面无表情地冷酷低语。 背后的荀未来手下力道骤然加重，眼神阴鸷地贴耳威胁；赵左右痛苦地拼命扭动脖子呼救。；核心台词实录：荀未来（梦境画外音）：“怎么样？是不是觉得男人四十之后，才比较帅啊？” ／ 荀未来（梦境）：“别乱跑，乖乖地走，我给你选的路！” ／ 荀未来（梦境）：“既然你都已经发现了，是不是要对自己的未来负责，啊？”　【13-4　内　长林八中·高一十班教室·主任办公室与学校食堂 — 日】：情节与动作调度：早自习前的高一十班教室里，同学们陆续进班。身穿蓝白校服内搭酒红连帽卫衣的赵左右坐在座位上写字；四十一岁的荀未来背着黑色双肩包从后门大摇大摆地走进教室，在第一排坐下后从书包里掏出一本红色封面的《读者》杂志津津有味地翻看。 后排的赵左右合上笔盖站起身，不动声色地走到第一排荀未来的课桌前，居高临下地开口试探。 荀未来眼皮都没抬，翻过一页《读者》杂志，语气淡漠地挡了回去。 荀未来合上杂志抬起头，慢条斯理地亮出了自己的新算盘。 荀未来把手里的《读者》往课桌上重重一拍，从座位上站起身逼近赵左右，理直气壮地要求他让位！；核心台词实录：荀未来：“不劳您操心，我总有地儿住。” ／ 荀未来：“就是想研究研究，办个校园杂志，开个杂志社。” ／ 荀未来：“那你就把心理社团解散，把名额让出来。” ／ 荀未来：“才五个人？” ／ 荀未来：“行，那你就等着我杂志社招够五十个人，你看老戴会不会让你把心理社的教室让给我！” ／ 荀未来：“为啥赵左右开心理社你二话不说就批了，到我这儿就不行了？”　【13-5　内/外　罗爱文家书房·学校过街天桥·红砖通道与复印店 — 夜/日】：情节与动作调度：夜晚，罗爱文家的书房被临时改造成了杂志社秘密编辑部，桌上摆着电脑和打印机，白板上用黑笔写着“《三人行》：1.快 2.准 3.狠｜流量｜电影观后感、对立观点、意见极端”。身穿草绿色半拉链卫衣的荀未来站在白板前，手里拿着策划案，转身朝躺在真皮沙发上的罗爱文豪气一挥手！ 沙发上的罗爱文鲤鱼打挺般一跃而起，拼命鼓掌叫好。 荀未来无奈地瞥了他一眼。 罗爱文憨厚地挠了挠头：“啊？”荀未来拿起白板笔在空中比划着，结合自己在二零三三年浸淫自媒体时代的爆款套路，开启了“快、准、狠”三字诀教学（配合闪回画面）。 荀未来在白板上重重写下一个“快”字。【闪回】荀未来在十班教室走道里收集全班同学寒假写的书单与电影读后感作业本，罗爱文抱着一大摞作文本在走廊里兴奋地蹦跳。；核心台词实录：荀未来：“这就是我的计划，《三人行》，指定行！” ／ 荀未来：“好什么呀？你听懂什么了呀？” ／ 荀未来：“经过这段时间的研究呢，我已经大彻大悟了。想让我们《三人行》搞出一点动静来，必须快、准、狠！首先就是快——” ／ 荀未来（闪回画外音）：“寒假作业呢，每一个人都会对着学校的书单以及电影清单来写读后感。我们就地取材，全部拿过来，捡现成的，这就是快！” ／ 荀未来：“然后就是，准！受众面广是很重要的。我记得我刚转校过来的时候呢，每一个人的聊天话题都是电影、电视剧，当然，也有学霸是聊书的。这就是我们《三人行》的看点！我们把所有的文艺作品的读后感收集过来，每一个文艺作品里，我们找出三组意见对立的读后感，编到一起——这就像是看三个人的交锋，最好演变成骂战！” ／ 荀未来：“所以最后才是，狠！我们要筛选出那种语气最冲的、意见最极端的，这样读者才能看得过瘾，才能激起情绪来！如果不够的话，我们再加一点措辞和感叹号就行了，这些都是小技巧。”　【13-6　内　八中校长办公室·高一十班教室·洗手间隔间与心理社活动室 — 日】：情节与动作调度：白天的长林八中校长办公室内，沙发茶几上正放着一本《三人行》创刊号。身穿深灰色大衣的教导主任戴娟站在茶几旁，忐忑地向从书架前踱步走回的校长询问。 身穿深色西装的校长指了指茶几上的《三人行》杂志，在沙发上坐下。 戴娟心里咯噔一下，连忙低头指着杂志撇清责任，生怕校长怪罪。 高一十班教室内，意气风发的荀未来手捧一大摞《三人行》创刊号走上讲台，振臂高呼！全班同学瞬间沸腾，热烈拍桌欢呼。 全班同学蜂拥而上争抢传阅。荀未来春风得意地分发着杂志，特意递了一本给前排的徐图图：“给图图。”徐图图礼貌地道谢接过，一低头看到封面上王一漫唯美的图书馆写真，顿时惊喜地捧到同桌王一漫面前赞叹！；核心台词实录：荀未来：“各位，各位！咱们八中“未来杂志社”，已经正式获批成立了！不是草台班子了啊，大家感兴趣的可以看一看我们《三人行》第一期！来一本，来一本！” ／ 荀未来：“作为兄弟呢，我很抱歉，但，这间教室已经被划给杂志社了，作为校内编辑部了。戴主任可说了，心理社可以去——” ／ 荀未来：“对，去外边草坪！研究心理这种东西啊，就得——” ／ 荀未来：“各位，我就知道你们肯定是为了这个清净的教室才报的心理社！没关系，你们可以加入我们未来杂志社，我们提供配套的服务，不仅可以继续在这里睡觉，我们还免费地送耳塞和抱枕！”　【13-7　外/内　校园雪地树林·学校图书馆与夜间有轨电车 — 日/夜】：情节与动作调度：寒风凛冽的校园雪地小树林里，被赶出活动室的十六岁赵左右身穿白色长款羽绒服、围着墨绿色围巾，竟然真的独自一人坐在积雪的大石头上，捧着《梦的解析》专心致志地默读！不远处的教学楼红砖墙转角后，四十一岁的荀未来探出半个脑袋看着这一幕，心疼得直嘬牙花子。 片刻之后，受荀未来指派的罗爱文拎着一只黑色保温壶屁颠屁颠地跑进雪地树林，走到赵左右面前递上一只塑料杯，倒满了热气腾腾的红糖姜茶。 赵左右抬起头，越过罗爱文的肩膀瞥了一眼远处教学楼门内正在探头张望的荀未来，嘴角微不可察地一勾，双手接过热姜茶点头道谢。 罗爱文笑着应了声“没事，那我先回去了啊”，拎着保温壶跑回教学楼门内向荀未来邀功：“荀哥，喝了喝了喝了！”雪地大石头上的赵左右低头轻轻吹了吹热气，抿了一口暖胃的姜茶，眼神愈发笃定。 下午阳光明媚的学校图书馆阅览室内，徐图图坐在长桌旁低头看书，坐在她身旁的赵左右却单手托着腮，望着窗外若有所思地在心里盘算着如何逼荀未来亲口承认身份。；核心台词实录：荀未来：“不是吧，意志这么顽强啊？这，不会冻出什么病来吧？这万一以后落下病根该怎么办呀？” ／ 赵左右＆荀未来：“图图——！” ／ 荀未来：“图图，你没事吧？” ／ 荀未来：“问这个干什么呀？” ／ 荀未来：“你生日我没送你，你也不用送我。” ／ 荀未来：“不是，我又不喜欢那玩意。”　【13-8　外/内　罗爱文家小区雪道与501室赵左右家餐厅 — 夜】：情节与动作调度：夜晚，在电车上被十六岁自己拿捏得死死的荀未来背着双肩包，垂头丧气地走在罗爱文家小区积雪的步行道上。路灯阴影下，头戴黑色棒球帽、围着灰黑格纹围巾的六十六岁赵了正双手捧着一杯插着吸管的塑料杯热奶茶站在路边。荀未来吓了一跳，抓紧背包带警惕地询问。 赵了美滋滋地吸了一口热奶茶，脸上挂着过来人的戏谑笑容。 荀未来傲娇地冷哼一声，仰头翻了个白眼。 赵了收起脸上的笑意，神色变得严峻起来，压低声音向荀未来通报监听警报。 荀未来想起刚才在电车上被“四十岁戒糖”和“转理科”拿捏的憋屈经过，表情凝重地点了点头。；核心台词实录：荀未来：“哎？你怎么知道我住在这啊？” ／ 荀未来：“呵呵，我就是打算回2033年，我也不可能投靠你。什么事？找我啥事？” ／ 荀未来：“你这么一说，他好像最近一直在拿改理科的事情来要挟我，他就确信我一定会让着他。” ／ 荀未来：“可是他要是再要挟我，我又不能跟他硬刚，总这样也太被动了吧？”　【13-9　内/外　高一十班早读·市医院病房与长林电影院 — 日/夜】：情节与动作调度：次日清晨的高一十班早读课上，全班同学手捧语文课本齐声朗诵韩愈的《师说》：“人非生而知之者，孰能无惑？惑而不从师，其为惑也，终不解矣……”第一排的荀未来捧着课本，听着“生乎吾前，其闻道也固先乎吾；生乎吾后，其闻道也亦先乎吾”，忍不住闭目仰头感慨；而后排的赵左右一边读着课文，一边担忧地转头望向斜前方王一漫身旁空荡荡的座位——徐图图今天竟然没来上学！　【13-10　内　长林八中·行仁楼教学楼走廊（正面摊牌） — 日】：情节与动作调度：白天的长林八中“行仁楼”教学楼走廊内，四十一岁的荀未来正一边哼着小曲一边比划着杂志排版手势迎面走来。身穿黑色连帽运动开衫的十六岁赵左右走上前，主动叫住了他。 荀未来停下脚步，条件反射般警惕地看着他。 出乎荀未来的意料，十六岁的赵左右非但没有再要挟他，反而温和地笑了笑，主动提出把活动室归还给杂志社！ 荀未来愣住了，难以置信地眨了眨眼。 荀未来眼睛一亮，激动地往前凑了半步追问。；核心台词实录：荀未来：“干什么？教室已经让给你了，还不够吗？” ／ 荀未来：“啊？你决定解散心理社了？” ／ 荀未来：“是不是杂志啊？啊？荀哥这里永远欢迎你，啊！” ／ 荀未来：“要不这样吧，你要是暂时还没有想好，你先来我们杂志社帮忙，我这正好缺人手呢。” ／ 荀未来：“这就对了嘛！中午我在教室等你，你一定要来啊！” ／ 荀未来：“发什么神经啊？喊自己的名字这么大声干嘛？神经病。”</w:t>
-      </w:r>
-    </w:p>
-    <w:p>
-      <w:pPr>
-        <w:spacing w:before="40" w:after="80" w:line="384" w:lineRule="auto"/>
-        <w:ind w:firstLine="400"/>
-        <w:jc w:val="left"/>
-      </w:pPr>
-      <w:r>
-        <w:rPr>
-          <w:rFonts w:ascii="Times New Roman" w:hAnsi="Times New Roman" w:eastAsia="宋体"/>
-          <w:b w:val="0"/>
-          <w:color w:val="141414"/>
-          <w:sz w:val="20"/>
-        </w:rPr>
-        <w:t>◆ EP14《继承》：【14-1　内　长林八中·高一十班教室·罗爱文家书房与未来杂志社活动室 — 日/夜】：情节与动作调度：白天的长林八中高一十班教室内，墙面贴着“惜时如金 勤奋进取”的标语。教导主任戴娟手里捏着半截粉笔站在讲台前，向全班同学宣布即将开展的学工实践活动通知。 戴娟话音刚落，全班同学顿时一片哀嚎，纷纷瘫靠在椅背上齐声叹气。 坐在教室中排的罗爱文往前探出脑袋，大声向准备离开讲台的戴娟提议。 夜晚，罗爱文家的书房内，披着格纹外套的四十一岁荀未来正坐在书桌前敲击笔记本电脑键盘编写文稿。身后的真皮沙发上，罗爱文翘着二郎腿，一个人捂着嘴乐不可支地傻笑。荀未来听到动静，停下手指转过头疑惑地看他。 荀未来无奈地摇了摇头，转回身继续敲击电脑键盘。；核心台词实录：荀未来：“你在那傻笑啥呢？” ／ 荀未来：“又不是你的厂子，你有啥面儿啊？” ／ 荀未来：“厂二代。” ／ 荀未来（内心独白）：“如果有一天，我彻底在小赵面前暴露身份，离开了2008年，我又能够留给他什么呢？” ／ 荀未来：“未来杂志社的第一期《三人行》，已经在整个长林市高中界是出了名的啊！接下来能不能延续传奇，就要靠大家的齐心协力了！” ／ 荀未来：“我给大家介绍一下，罗爱文，我们的首席财务官。”　【14-4　外/内　长林八中校门口·校园通道·501室客厅与市医院病房 — 日/夜】：情节与动作调度：白天的长林市第八中学校门口，一名手持“长林电视台”台标话筒的女记者正面对摄像机镜头进行外景专题播报。身穿棕褐色长款棉服、手里拿着一本《三人行》创刊号的四十一岁荀未来从校门内走出来，满脸堆笑地主动向摄像机镜头挥手打招呼。 荀未来热情地走到女记者身旁握了握手。 女记者微笑着将长林电视台话筒递到荀未来嘴边提问。 面对全市电视观众，四十一岁的荀未来突然收起笑容，装出一副问心有愧、诚恳万分的模样，抬起右手一字一顿地比划着，在电视镜头前把《三人行》创刊号的全部功劳与才华美名，一股脑儿全推给了十六岁的赵左右！ 赵左右猜到又是荀未来在背后搞鬼，眉头微蹙，干脆利落地扔下一句话，转身快步走进了教学楼大门；女记者在身后连喊了两声“哎？同学！同学！”，只好无奈地转回身面向镜头微笑。；核心台词实录：荀未来：“你好。” ／ 荀未来：“呃，虽然杂志上写的主编是我，但我问心有愧啊！因为其实所有的创意以及编写工作，都是我的同学赵左右——就是赵钱孙李的赵，左右就是上下左右的左右——赵左右同学完成的！他之所以这么做，是因为怕出了名影响学习。我记得他当时念了一句诗，特别地打动我，叫“事了拂衣去，深藏身与名”。” ／ 荀未来（电视画外音）：“赵左右，就是赵钱孙李的赵，左右就是上下左右的左右。赵左右同学完成的。他之所以这么做是因为怕出了名影响学习……”　【14-5　内/外　高一十班教室·罗爱文家客厅·校园林荫道·食堂与微机室 — 日/夜】：情节与动作调度：高一十班教室内，四十一岁的荀未来正坐在第一排翻看《读者》杂志。十六岁的赵左右走到他的课桌前停下。荀未来放下手中的杂志，抬头看着赵左右，装出一副语重心长的兄长模样主动摊牌。 赵左右居高临下地看着四十一岁的自己，顺着他的话直接抛出了接手《三人行》的要求，更掷地有声地立下了超越长林的宏愿！ 荀未来闻言先是一愣，随即狂喜地从座位上蹦了起来，高举双臂在教室过道里兴奋地转圈欢呼！恰逢一名男同学从前门跑进教室大喊“老戴来了！”，荀未来连忙收住动作溜回座位。 傍晚，罗爱文家的中式红木客厅内，回到家的荀未来一边摇头晃脑地哼着京剧戏腔，一边把书包潇洒地甩在沙发上，整个人惬意地往沙发上一躺。 罗爱文端着水杯走过来，满脸不解地看着把社长位置拱手让人的荀未来。；核心台词实录：荀未来：“我就是想刺激你重拾寒假时的兴趣。以后不要再在我面前提改理科的事情，好吗？” ／ 荀未来：“心事已了～心事已了～” ／ 荀未来：“你懂什么？你靠的是你爹，赵左右靠的可是他自己！” ／ 荀未来：“哎，你拿个DV到处拍什么呢？第002期杂志的稿子你不赶紧审，拍这干嘛？” ／ 荀未来：“不是，你能不能别自由发挥啊？杂志现在办得好好的，你瞎搞什么创新啊！” ／ 荀未来（内心独白）：“我满脑子想着在2033年抓住时代红利办杂志赚钱，却忘了前面还有一个更大的风口，就是自媒体！改未来的命是虚的，改现在的命可是实实在在的，这要是拿了五百万，我回2033年不就直接财富自由了吗？！”　【14-6　外/内　长林八中校门外·黑色路虎车内与学校广播室 — 夜/日】：情节与动作调度：夜晚，长林市第八中学校门外的路边，积雪未消。四十一岁的荀未来裹紧棉大衣走出校门，熟练地拉开停在路边的黑色路虎越野车副驾驶车门坐了进去。 驾驶座上，头戴“EPOWER”棒球帽的六十六岁赵了从大衣口袋里掏出几张老照片（赵东来与刘美奕年轻时的合影）递给荀未来，神色平静地开口叮嘱。 荀未来接过父母的照片扫了一眼，漫不经心地揣进兜里，满脑子都是那五百万奖金。 荀未来不服气地转过头，掰着手指头向六十六岁的自己放狠话；赵了敷衍地笑着点了点头：“加油啊。” 笑闹过后，荀未来收敛神色，转过头正色看向赵了询问未来的情况。；核心台词实录：荀未来：“找我干什么呀？” ／ 荀未来：“这些都是小事。我眼下最重要的，是必须帮他拿下这五百万！” ／ 荀未来：“行行行，我没见过世面。我告诉你，你等着小赵拿下这五百万作为起跑线，再加上他这二十五年的努力奋斗，到时候我一定比你有钱！” ／ 荀未来：“干嘛？你回过未来了吗？我想知道我们现在到底改成什么样子了。” ／ 荀未来：“我早就说过吧，我们就应该从根儿上给他掐断这段孽缘，舒图保证活得好好的。” ／ 荀未来：“否则怎么样？反正你的时间线在我的后面，你能怎么样？我也告诉你，现在是我的主场。咱俩头上这道疤肯定是回不来了，但是小赵这条新路绝对值得买股，什么都不能影响他搞事业！”　【14-7　内　飞霞湾王一漫家卧室与罗爱文家豪宅客厅 — 夜】：情节与动作调度：夜晚，飞霞湾别墅王一漫的卧室内，王一漫独自坐在梳妆台前，对着镜子轻轻抚摸自己额头上的那颗小痘痘，眼神里带着一丝少女的忧虑。这时，母亲杨敏端着一盘切好的苹果推门走进卧室，来到梳妆台旁。 王一漫立刻放下摸额头的手，乖巧地挺直后背向母亲汇报。 杨敏脸上挂着温和却不容置疑的微笑，立刻提起了上次开学考的分数。 同一时刻，罗爱文家的独栋别墅客厅内，四十一岁的荀未来一边脱下厚外套走进客厅，一边揉着发酸的脖颈大声呼喊楼上的罗爱文。 罗爱文穿着居家服匆匆从二楼旋转楼梯跑下来，神色慌张地站在楼梯口，拼命冲着荀未来挤眉弄眼、把食指竖在嘴边比划着“嘘——”的手势！；核心台词实录：荀未来：“哎哟，累死了！研究一个DV机比上学还难，又累又饿的。小罗啊，你去帮我煮盘饺子吧！” ／ 荀未来：“干啥呢挤眉弄眼的，去帮我煮个饺子！嘘啥啊？我不要猪肉大葱的，我要至尊虾仁的！什么呀？我不要猪肉大葱的！” ／ 荀未来：“叔……没有！我是说叔喜欢吃猪肉大葱的，我现在去给你煮！” ／ 荀未来：“叔，你要想吃别的口味，我现在可以去给你包。” ／ 荀未来：“啊？” ／ 荀未来：“能啊！”　【14-8　内/外　高一十班教室·天门饭店大堂·门外轿车与VIP包厢 — 日/夜】：情节与动作调度：次日白天，高一十班教室讲台前，十六岁的赵左右靠在黑板边摆弄着一把教学用大木制三角板，满脸不解地向身旁的荀未来发问。 荀未来急切地凑近半步，苦口婆心地向十六岁的自己传授职场应酬潜规则。 赵左右抱着双臂歪头反问。 荀未来接过他手里的三角板比划着，现场教学如何在实话基础上“加料”，并拿坐在前排打瞌睡的罗爱文举例。 荀未来脱口而出一个2020年代的网络热词；镜头切至前排罗爱文的面部大特写——只见罗爱文正仰头呼呼大睡，两只闭着的眼皮上竟然贴着两张画着睁大眼珠子的白纸片！；核心台词实录：荀未来：“你一个小孩子，人家厂长愿意见你已经不错了，你怎么还挑上了？你记得啊，他对拍摄有任何要求，你都得给我答应下来！还有，说话机灵点。” ／ 荀未来：“你就在实话实说的基础上，加一点料。比如说，他的爱荣机械厂在长林很有名，你就说在全国都闻名。还有他儿子，小罗，挺笨的吧？你就说小罗也有很多值得你学习的地方，嗯？” ／ 荀未来：“比如……你就说小罗，整个人很有松弛感。” ／ 荀未来：“计算机……很重要。你没事的时候多百度百度那些高级的实用词汇，多储备一点，总没坏处的，啊。” ／ 荀未来（内心独白）：“看来，不得不赶紧打消小赵的怀疑了。” ／ 荀未来：“反正呢，你就尽量放松一些啊。成败在此一举了，我就在外面等着你。你要是有什么拿不准的……”　【14-9　内　天门饭店包厢门外走廊与街边烧烤店 — 夜】：情节与动作调度：半个小时后，天门饭店二楼VIP包厢门打开，罗厂长亲热地搂着穿好羽绒服的赵左右走出包厢门外。 赵左右拍了拍肚子，礼貌地鞠躬向罗厂长和两位叔叔挥手告别，转身欢快地跑下楼梯。 站在包厢门口的罗厂长笑着挥手目送少年远去，待赵左右的身影消失在楼梯口，这位老谋深算的厂长立刻收起了脸上的豪爽笑容，侧过身对两名下属露出一切尽在掌握的戏谑神情。 深夜，长林市街边一家挂着暖黄色串灯与“把幸福一饮而尽”标语的烧烤店卡座内，十六岁的赵左右与四十一岁的荀未来面对面坐着，两人开心地举起玻璃汽水瓶碰杯庆祝！ 荀未来仰头喝了一大口汽水，拿起一串烤肉笑着鼓励他。；核心台词实录：荀未来：“必须得拍好。我仿佛已经看到那五百万就在你口袋里了！” ／ 荀未来：“我有舍己为人的癖好，你就满足我，啊。” ／ 荀未来：“哎呀，我忘了，你菠萝过敏是吧？那这几串我都吃了啊！” ／ 荀未来：“嗯！这菠萝烤过的就是甜！——哎，你刚刚想问我什么来着？你问我到底是不是什么啊？”</w:t>
-      </w:r>
-    </w:p>
-    <w:p>
-      <w:pPr>
-        <w:spacing w:before="40" w:after="80" w:line="384" w:lineRule="auto"/>
-        <w:ind w:firstLine="400"/>
-        <w:jc w:val="left"/>
-      </w:pPr>
-      <w:r>
-        <w:rPr>
-          <w:rFonts w:ascii="Times New Roman" w:hAnsi="Times New Roman" w:eastAsia="宋体"/>
-          <w:b w:val="0"/>
-          <w:color w:val="141414"/>
-          <w:sz w:val="20"/>
-        </w:rPr>
-        <w:t>◆ EP15《左或右》：【15-1　内　501室赵左右卧室·罗爱文家地下室与501室客厅 — 夜/日】：情节与动作调度：夜晚，五零一室赵左右的卧室内，十六岁的赵左右坐在书桌前，低头端详着手里那沓二零零八年手撕老黄历（最上面一张印着“2008 1月大 30 丁亥年十二月廿三 星期三”）。回想起刚才在烧烤店里荀未来面不改色大口吃下烤菠萝牛肉串的一幕，少年原本笃定的眼神渐渐转为困惑与释怀。 同一时刻，罗爱文家的地下室房间内，刚刚在烧烤店硬炫了一整盘烤菠萝的四十一岁荀未来疯了一样冲下楼梯！他脖子和脸颊上已经起了一大片鲜红的过敏红疹，奇痒难耐地死死抓挠着脖子，翻箱倒柜地拉开抽屉和储物架寻找抗过敏药。 荀未来终于在铁架上抓到了那瓶白色抗过敏药，手忙脚乱地拧开瓶盖倒出药片塞进嘴里；听到动静的罗爱文匆匆从门外跑进地下室，看到浑身通红瘫坐在地上的荀哥吓了一大跳。 荀未来背靠着柜子坐在地上，一边拼命抓挠着脖子一边哑着嗓子向罗爱文求助。 罗爱文连声答应着“好，好”，飞快地跑去拿起保温壶倒了一杯温水，小跑着端到荀未来面前递给他。；核心台词实录：荀未来：“药呢？！” ／ 荀未来：“过敏。帮我倒点水。” ／ 荀未来：“谢谢。” ／ 荀未来：“不用，没事，就是普通的过敏。” ／ 荀未来：“小罗。” ／ 荀未来：“你说二十年之后，咱们……还是好兄弟吧？”　【15-3　外/内　长林八中校门大巴车旁与爱荣机械制造厂车间 — 日】：情节与动作调度：周六上午八点，长林市第八中学校门外停着几辆印有“皇家商务 VIP（吉A·6360U）”字样的大巴车，画面浮现本集片名：第 15 集 左或右。 高一十班和九班的学生们背着行李包在大巴车旁列队集合。站在队列里的罗爱文凑到赵左右身旁，小声检查拍摄设备。 赵左右拍了拍胸口掛着的DV包，自信满满地回答。 罗爱文懊恼地叹了口气：“哎呀……”就在这时，站在旁边的四十一岁荀未来微微一笑，不慌不忙地从外套口袋里掏出一张崭新的迷你DVD储存光盘，递到了赵左右面前！赵左右如获至宝地接过光盘，激动地直拍荀未来的肩膀。 罗爱文也竖起大拇指佩服道：“还得是你啊！”荀未来得意地扬了扬下巴。；核心台词实录：荀未来：“第一天知道啊？” ／ 赵左右/荀未来/罗爱文：“记住了！” ／ 荀未来：“左右，一会儿我去拍王一漫，你呢先去学工，等你回来之后咱们互换，你去拍罗厂长。” ／ 荀未来：“你就负责最后那个工人视角，随便找个人拍拍得了。” ／ 荀未来：“非常好！这跟学校的王一漫简直是两个人，戏剧性反差非常大。” ／ 荀未来：“没关系，要的就是你做不好！你最好还能抱怨一下这里的条件、环境有多差，最好还能说一句——就是你饿死，也不吃这里的一口东西！”　【15-4　内　工厂宿舍·爱荣机械厂厂长办公室·1990年代雪原卡车（闪回）与生产车间 — 日】：情节与动作调度：中午的工厂男生宿舍内，四十一岁的荀未来正坐在书桌前操作笔记本电脑上的视频剪辑软件，将王一漫问“请问这个我要怎么锯呢”与师傅训斥的画面恶意拼接在一起，试图剪出大小姐受挫的戏剧冲突。　【15-5　内/外　车间过道·厂区废旧库房门外与机修工作间 — 日】：情节与动作调度：车间过道里，罗爱文正张开双臂像小鸟一样蹦蹦跳跳地喊着“飞呀，飞呀”，看到拍完罗厂长走过来的赵左右和迎上来的荀未来，连忙停下脚步。荀未来双手插兜关切地询问赵左右。 赵左右低头看着DV摄像机，眉头微蹙地说出了心里的违和感。 荀未来拍了拍赵左右的肩膀，自信满满地安慰他。 三人走出温暖的车间，来到厂区背阴处一排冷清的废旧集装箱与库房外。寒风呼啸，罗爱文冻得直搓手哈气：“好冷啊，这没人啊。”突然，荀未来停下脚步，指向前方库房门口一个正背靠着砖墙、大白天独饮“燕京啤酒”的五十多岁老工人。 罗爱文愣住了，身后的赵左右和荀未来也连忙走上前。；核心台词实录：荀未来：“怎么样？罗厂长拍得顺利吗？” ／ 荀未来：“没关系，王一漫那段我剪得够精彩了，单靠这个视频就可以火了。” ／ 荀未来：“那个人怎么大白天在那儿喝酒啊？” ／ 荀未来：“这可是设计都设计不出来的大爆点！这泼天的富贵咱得接住吧？” ／ 荀未来：“曝光他们就是在监督他们，他们才会改正，厂子才会越变越好。这难道不就是为了你爸好？” ／ 荀未来：“好，你仗义！咱且不提这五百万，那那个工人怎么办？”　【15-6　内　爱荣机械厂厂长办公室·会议室与男生宿舍 — 日/夜】：情节与动作调度：厂长办公室内，听完儿子复述老工人爆料的罗仕强猛地一拍办公桌，装出一副义愤填膺的模样向罗爱文表态。 单纯的罗爱文抱着DV机站在办公桌前，还是有些疑惑地追问了一句。 罗仕强眼珠一转，笑着绕出办公桌走到儿子面前，一边拍着他的肩膀一边套话打听那个老工人的长相！ 罗爱文想起荀哥刚才的提醒，警惕地后退了半步。 罗爱文死死抱住DV摄像机绕着会议长桌躲闪，退到写满《日生产任务计划》的白板前，声嘶力竭地喊着“我不！我不拿！”。跑得气喘吁吁的罗仕强挥舞着纸盒，指着罗爱文痛骂他在学校给荀未来端茶倒水、被人当枪使！；核心台词实录：荀未来：“这不就是电车难题吗？我比你们知道该怎么选择。” ／ 荀未来：“电车难题只有一个正确答案，叫“两害取其轻”。你想想，如果这个视频发出去的话，那个叔叔他会成为英雄，厂子的问题会得到改正，向好处发展；咱们再说自私一点，如果这个视频火了的话，你还能拿到五百万的奖金。这些加起来，你自己算算，是不是利远远大于弊？” ／ 荀未来：“你刚才没有听清我在说什么吗？两害取其轻！说白了，罗厂长他只是包庇，最可恶的是那个姓林的总工程师。” ／ 荀未来：“赵左右，你以为这已经是最难的选择了吗？未来比这个难的可多了去了。成人的世界想做点事情，都得付出代价。” ／ 荀未来：“左右！你别去找死啊！”　【15-7　外/内　爱荣机械厂组装车间窗外与车间内部 — 夜】：情节与动作调度：夜幕降临，爱荣机械厂空旷的组装车间内亮着顶灯。总工程师林善才正与厂长罗仕强站在车床旁激烈对峙；跑过来的赵左右、荀未来和罗爱文听到里面的争吵声，连忙弯下腰悄悄趴在车间外走廊的玻璃窗台上往里窥视。 戴着眼镜、神态嚣张的总工程师林善才冷笑一声，逼近罗仕强，当面揭穿他的老底！ 罗仕强气得脸色铁青，指着林善才质问。 空荡荡的车间里，被昔日兄弟捏住命门的罗仕强气得狠狠一脚踹在机床踏板上，背对着大门痛苦地扶额喘息。窗外的赵左右对荀未来和罗爱文小声说了句“我去”，随即推门走进了车间。 罗仕强深深地凝视着眼前这个澄澈的少年，忽然向他抛出了一个直击灵魂的假设——而这恰恰是2033年荀未来与罗爱文之间真实发生过的命运拷问！；核心台词实录：荀未来（内心独白）：“你知道我一生当中最幸运的事是什么吗？就是在高中的时候啊，认识了你和陈明。”　【15-8　外　爱荣机械厂室外雪夜石阶与冰封岁月潭 — 夜/傍晚】：情节与动作调度：四十一岁的荀未来身穿蓝白校服裤与深色棉服，双手插在口袋里，独自一人一步步走上白雪皑皑、已经彻底冰封的岁月潭湖面。苍茫的暮色与远山环抱着空旷的冰湖，荀未来在湖心停下脚步，静静环顾着这片他在2033年曾无数次逃避与徘徊的岁月潭，从口袋里掏出那盒红色的“卡奇滋”巧克力饼干棒，抽出一根咬在嘴里，闭上双眼静立在凛冽的风雪之中。</w:t>
-      </w:r>
-    </w:p>
-    <w:p>
-      <w:pPr>
-        <w:spacing w:before="40" w:after="80" w:line="384" w:lineRule="auto"/>
-        <w:ind w:firstLine="400"/>
-        <w:jc w:val="left"/>
-      </w:pPr>
-      <w:r>
-        <w:rPr>
-          <w:rFonts w:ascii="Times New Roman" w:hAnsi="Times New Roman" w:eastAsia="宋体"/>
-          <w:b w:val="0"/>
-          <w:color w:val="141414"/>
-          <w:sz w:val="20"/>
-        </w:rPr>
-        <w:t>◆ EP16《再见，老同学》：【16-1　内/外　爱荣机械厂男生宿舍·厂门传达室与厂外马路 — 夜】：情节与动作调度：夜晚九点五十二分，爱荣机械制造厂的男生高低床宿舍内，十六岁的赵左右与罗爱文站在桌旁，看着墙上的挂钟满脸焦急。 罗爱文赞同地点了点头，低头一看书桌，突然发现荀未来的摩托罗拉翻盖手机还静静躺在桌面上！罗爱文连忙拿起翻盖手机打开按了几个数字（尝试输入密码“0121”，屏幕弹出“密码错误”）。 赵左右当机立断，招呼罗爱文一起往外冲。 厂门外的雪夜马路边，两个十六岁的少年迎着寒风一边跑一边挥手拦车：“出租车！出租车！”就在这时，一辆车牌为“吉A·3N503”的绿色出租车缓缓停在路边，去岁月潭透完气的四十一岁荀未来推开车门走了下来！赵左右和罗爱文惊喜万分地冲上前围住他。 荀未来看着跑得气喘吁吁的两个少年，眼神温柔地笑了笑。；核心台词实录：荀未来：“去这附近转了一圈，透透气。”　【16-3　外/内　长林八中校门口·教导主任办公室·高一十班教室与岁月潭雪夜（闪回） — 日/夜】：情节与动作调度：周日返校的清晨，印有“吉A·6795D”车牌的学工大巴车停在长林市第八中学内，画面浮现本集片名：第 16 集 再见，老同学。 十六岁的赵左右背着书包走下大巴车，无意间瞥见四十一岁的荀未来独自一人朝着行政楼方向走去，神色有些异样，便悄悄跟了上去。 挂满“教书育人 桃李满天下”锦旗的教导主任办公室内，四十一岁的荀未来笔直地站在办公桌前，向教导主任戴娟正式提出了退学申请；尾随而至的赵左右躲在半掩的办公室门缝外，震惊地捂住嘴偷听。 荀未来双手插在校服外套口袋里，神态平静而坦然。 荀未来轻轻摇了摇头，嘴角浮起一抹释然的微笑。；核心台词实录：荀未来：“不用他们同意，我早就自己做主了。一会儿我就去清空我个人物品，明天就不来上学了。” ／ 荀未来：“跟您没关系。我来八中是有事情想做，现在似乎圆满完成了，我就可以安心地回去了呀。” ／ 荀未来：“我只要知道我自己能做成事就行了。其实，没有最好的行业，只有一直进步的人。以后，我就去社会上大展拳脚了。” ／ 荀未来：“我已经想得足够久了，也做好决定了。戴主任，谢谢你这几个月啊。” ／ 荀未来：“老戴！那你退休之后，你还能认出我来吧？” ／ 荀未来：“其实不用下辈子。如果这辈子你在电视上看到我，能认出这个大人物是八中的谁就行了。再见了！”　【16-4　外/内　长林八中校门口林荫道·502室赵了家与雪夜路虎车内 — 日/夜】：情节与动作调度：画面切回白天长林市第八中学校门口路边。收废品的大爷把荀未来整理出来的一大摞旧试卷和废书搬上三轮车，从兜里摸出一枚金黄的五毛钱硬币（印着荷花图案的五角硬币）递给荀未来；荀未来礼貌地道了声“谢谢啊”。旁边的赵左右和罗爱文看着那辆装得满满当当的三轮车直替荀哥抱不平。 罗爱文也愤愤不平地帮腔：“奸商，少说也得值五十呀！”荀未来却低头看着掌心里那枚五毛钱硬币，转过身温柔地递到了十六岁赵左右的面前——精准呼应了第四集雪夜里小赵请他吃的那块五毛钱车站小蛋糕！ 赵左右接过那枚带着体温的五毛钱硬币，眼眶微酸地握在手心里，抬头与荀未来定下明年的生日之约。 四十一岁的荀未来微笑着重重点头，说出了一句双关的永恒承诺。 荀未来笑着拍了拍罗爱文的肩膀：“嗯，左右在，我肯定也在。”赵左右紧接着好奇地反问荀哥的生日。；核心台词实录：荀未来：“喏，你生日没有给你送蛋糕，你就拿着这个，在车站买一个那种五毛钱的小蛋糕许个愿，算我补给你的。” ／ 荀未来：“嗯，明年我肯定在。以后啊，每年都在。说话算话。” ／ 荀未来：“我生日已经过了，明年吧，明年我叫上你们，咱们一起！” ／ 荀未来：“不需要告别啊。我知道我们肯定会在顶峰相见的，约好的不是吗？” ／ 荀未来：“不食言。一定要再合作，啊，大明星！” ／ 荀未来：“嗯。那我，也在未来，等着见你们。”　【16-5　内　酒店套房·长林八中微机室·影视筹备办公室与海航酒店门外 — 日/夜】：情节与动作调度：白天的豪华酒店套房内，脱下高中校服的四十一岁荀未来换上了一身笔挺的黑色定制西装、白衬衫配黑领带，手腕上戴着名表，站在全身镜前帅气地整理衣领、拿起路虎车钥匙。坐在后方沙发上的六十六岁赵了满意地点头夸赞：“有派头喽。” 赵了站起身走到镜子旁，笑着拍了拍这位新晋“荀老板”的肩膀。 画面浮现字幕：数日后。长林八中微机室（电脑机房）内，先切入一段赵左右用DV拍摄的搞笑视频画面：只见立志搞技术的罗爱文在镜头前手捧一个自己手工焊制的“手摇新能源发电灯”，得意洋洋地边摇把手边介绍：“Hello大家好，这是我新研发的新能源发电灯，慢慢摇……”话音未落，“啪”的一声电火花爆闪，发电灯当场短路冒出滚滚黑烟，吓得画外掌镜的赵左右惊呼：“爱文，你没事吧？没毁容吧？！” 坐在旁边的王一漫看着屏幕，客观冷静地分析原因，不由自主地提起了已经退学的荀未来。 徐图图闻言转过头，看了一眼后排荀未来那张空荡荡的课桌，眼神里掠过一丝思念，随即又释然地微笑起来。；核心台词实录：荀未来：“别说，还真的挺衬我。等我回2033年创业的时候，我也要搞一身这样的行头。” ／ 荀未来：“这个你不用管，能拍就行，我们不计回报。” ／ 荀未来：“我老家，山西的。” ／ 荀未来：“当然不是啊！我们的金牌团队之前一直在香港做商业武侠电影。这种题材啊，我们不看重年龄，我们更看重的是江湖气质、韵味！您看，我这大概都说了两个多小时了，您考虑得怎么样了呀？” ／ 荀未来：“翻一番，它至少翻一番！我们之前作品的业绩啊，您大概也可以去了解一下。” ／ 荀未来：“晚上去喝一顿吧！您这刚来城里，是不是都没好好地玩？咱先喝爽了，咱再聊工作！”　【16-6　外/内　海航酒店门外·街边小餐车·酒店套房与2033年书房（闪回） — 夜】：情节与动作调度：送走煤老板的出租车后，站在海航酒店门外寒风中的四十一岁荀未来再也撑不住了，他猛地弯下腰，扶着膝盖痛苦地剧烈干呕起来，捂着火辣辣的胃部在寒夜里大口喘着白气。 半个小时后，街边一辆热气腾腾的简易小吃餐车内，六十六岁的赵了掰开一双一次性木筷架在热汤碗上，心疼地看着把脑袋歪靠在暖气片上、醉眼惺忪的荀未来。 荀未来闭着眼，有气无力地比划了一下。 荀未来靠在暖气片上，苍白的脸上却浮起一抹孩子般纯粹而自豪的笑容，轻声吐露心底对母亲刘美奕的思念。 深夜，酒店套房内万籁俱寂。身穿黑白纹丝绸睡袍的六十六岁赵了起夜走出卧室，打着哈欠经过书房门口时，突然停下了脚步——只见刚刚喝了快两斤白酒的荀未来，此刻竟披着西装外套坐在台灯下，强撑着疲惫一笔一画地手写着电影剧本方案与试戏通知！；核心台词实录：荀未来：“快两斤吧。” ／ 荀未来：“没事。现在不一样了，我现在可是荀老板。妈要是知道这电影投资是我拉来的，肯定都为我骄傲。等我2033年回去的时候，我也算是有脸去见她老人家了。” ／ 荀未来（闪回）：“最近是考核期，我可得多努力努力。你快去睡吧，不用管我了。” ／ 荀未来（闪回）：“换一份工作？我也不会别的呀。况且这个行业我干了快十五年了，喜欢不喜欢的吧，也算半个铁饭碗了。只要咱俩的日子呀越过越好，我地中海也就地中海了——哎，你刚才不是想要去地中海旅游吗？”　【16-9　内/外　影视筹备书房·雪夜和艺北街与林海雪原尖顶古堡 — 夜】：情节与动作调度：夜晚，影视筹备书房内，白板上写着《宿夜伐梦｜总导演/编剧：荀未来｜联合导演/执行：赵左右》。身穿黑西装的四十一岁荀未来正坐在书桌前研读《金融与投资论坛》论文并用黑笔做标注；六十六岁的赵了则背着手在书桌后方焦躁地来回踱步。荀未来烦躁地停下笔转头看他。 赵了停下脚步，按着胸口眉头紧锁。 荀未来不以为然地摊开双手宽慰他。 话音未落，书桌上的摩托罗拉翻盖手机突然响起清脆的“Hello Moto”铃声，屏幕显示：【老白（工作号）正在呼叫】！赵了脸色一变，连声催促：“快接、快接、快接！”荀未来翻开手机盖放到耳边，赵了也紧张地把耳朵贴过来一起听。 电话那头的煤老板老白不仅单方面毁约撤资，还说了难听的话，气得荀未来脸色铁青，对着话筒破口大骂后狠狠合上翻盖！；核心台词实录：荀未来：“你能别老走来走去的吗？影响我学习！” ／ 荀未来：“你就别内耗了！钱都到位了，咱妈也试过戏了，这事这不就成了吗？” ／ 荀未来：“哎，大哥！……不是大哥，咱不是说好了吗？我这边兄弟都准备开工了，就等着钱到位了，您不能说撤就撤吧？！” ／ 荀未来：“谁是你老弟啊？我是你爹！滚！” ／ 荀未来：“呵，这会儿真出事了，你怎么不心慌了呀？啊？我这气得都快心肌梗塞了！” ／ 荀未来：“也对，我得有一颗强心脏！——你还认识什么能够救命的大佬吗？我就是喝进医院，也得把咱妈这个钱给她喝出来！”</w:t>
-      </w:r>
-    </w:p>
-    <w:p>
-      <w:pPr>
-        <w:spacing w:before="40" w:after="80" w:line="384" w:lineRule="auto"/>
-        <w:ind w:firstLine="400"/>
-        <w:jc w:val="left"/>
-      </w:pPr>
-      <w:r>
-        <w:rPr>
-          <w:rFonts w:ascii="Times New Roman" w:hAnsi="Times New Roman" w:eastAsia="宋体"/>
-          <w:b w:val="0"/>
-          <w:color w:val="141414"/>
-          <w:sz w:val="20"/>
-        </w:rPr>
-        <w:t>◆ EP17《不速之客》：【17-3　内　2058年高尚副总裁访谈室与2008年雪原古堡余博士实验室 — 日/夜】：情节与动作调度：公元2058年，CLTV长林卫视（16K HDR VR）的现代流线型访谈室内，画面浮现本集片名：第 17 集 不速之客。 头挽发髻的副总裁高尚正与一名知性女记者隔桌相对，侃侃而谈二十年前（2038年）时空旅行发明人余博士离开“人生有限公司”的往事。 女记者微笑着点了点头，提出了一个好奇的假设。 画面切回公元2008年的林海雪原尖顶石砌古堡内（浮现年份大字：2008）。昏暗杂乱的二楼实验室内，四周黑板与图纸上密密麻麻写满了时空曲率方程与微积分推导公式。身穿黑西装大衣的四十一岁荀未来站在黑板前緊張地打量四周；书桌前，年轻时的余博士（三十二岁，头挽发髻插着发簪、身穿驼色风衣，高尚正是模仿她的发型！）正背对着门口伏案疾书，头也不回地冷冷开口。 荀未来深吸一口气，往前迈了两步恭敬问好。；核心台词实录：荀未来：“余博士好。” ／ 荀未来：“我说实话啊，虽然可能确实赚不到钱，但电影……是生命的延长，可以让人体验几百倍的人生时间。其实我们拍电影的和您一样，都热爱着时间。——我说完了，没超时吧？” ／ 荀未来：“谢谢啊，余博士，那我就先走了！您一定可以成功发明时空旅行，拿它赚回更多的钱！” ／ 荀未来：“难道您……不想通过时空旅行赚钱啊？” ／ 荀未来：“大学，十八岁。长林大学电影学院。导演老师姓罗，叫罗明；编剧老师叫王图图；摄影老师叫徐一漫。” ／ 荀未来：“对，前一段时间刚退休。”　【17-4　内/外　2058年人生无限有限公司·雪原古堡外·风雪电话亭与502室客厅 — 夜/日】：情节与动作调度：几乎在同一秒，公元2058年“人生（无限）有限公司”监控大厅内，刺目的猩红色警报灯疯狂旋转闪烁！全息大屏上弹出鲜红的【最高警报：正在召回｜已归档：黑金会员 赵左右】字样，机械女声响彻大厅：“最高警报，紧急召回程序启动！十、九、八、七……” 正在工位旁的实习生林开颜（小雪）吓得魂不附体，飞奔扑回电脑前，在倒计时数到“一”的千钧一发之际，一把抓起桌上的沉重胶带座，死死压卡在轨迹球鼠标的取消键上，强行物理中断了紧急召回程序！ 红光熄灭，大厅恢复白光。惊魂未定的小雪刚喘了一口气，桌面通讯器突然响起【来电人：母后】的提示音。小雪连忙平复呼吸接通电话，电话那头传来母亲温柔的关怀与劝她回老家小单位坐班的唠叨。 与此同时，2008年林海雪原的古堡别墅外，四十一岁的荀未来连滚带爬地冲出大门，一把拉开“黑E·6T534”越野车的副驾驶车门跳了上去！ 行驶在夜色公路上的越野车内，惊魂未定的荀未来靠在椅背上，疑惑地看向驾驶座上毫发无损的赵了。；核心台词实录：荀未来：“快，踩油门！我不能让她看见我！” ／ 荀未来：“刚才余博士好像听到你耳机里的声音了，不知道紧急召回程序会不会启动？” ／ 荀未来：“这车还是我来开吧，别一会儿你被召回了变成无人驾驶了！” ／ 荀未来：“我多嘴？你早点把余博士自传里写了什么告诉我，让我自己发挥不就没事了吗？” ／ 荀未来：“那是你！你是通过改变小赵变得有钱的，我不用，我靠我自己！赵了先生，我早已不是之前你那个荀未来了。你把保险箱里的钱给我，半年，我能让它翻一百倍，投资咱们妈的电影，稳赚！”　【17-5　内　街边家常面馆·502室监听暗房与客厅 — 日/夜】：情节与动作调度：五零二室里屋的电脑前，六十六岁的赵了戴着耳机打开监听接收器，四十一岁的荀未来双手插兜站在旁边一起听；画面切至长林市街边一家贴着“宫保鸡丁 9元”海报的家常小面馆内，母亲刘美奕正与十六岁的赵左右、徐图图围坐在小桌旁吃面。 正在吃面的赵左右和徐图图同时愣住（“啊？为什么啊？好不容易试上了，为什么不去了？”）；五零二室监听电脑前的赵了和荀未来也惊愕地对视了一眼！面馆内，刘美奕轻轻叹了口气，道出了昨天在电影院的偶遇。 赵了受宠若惊地连声说“没有没有”，热情地侧身将母亲迎进五零二室客厅（四十一岁的荀未来则悄悄躲在里屋走廊暗处，静静注视着客厅里的母亲）。刘美奕打量着屋里的航模和街机游戏机，笑着夸赞房间布置得别致有意思，随后与赵了并肩坐到沙发上，真诚地开口道谢。 刘美奕眼中闪烁着温润的光芒，说出了全剧最干净、最通透的一段话；躲在走廊暗处的四十一岁荀未来听得眼眶通红。　【17-8　内/外　酒店套房客厅与飞霞路风雪公用电话亭 — 夜】：情节与动作调度：同一时刻，酒店套房内（白板上写着“沉浸式梦境”并贴满时间线照片），六十六岁的赵了与四十一岁的荀未来从走廊走回客厅。荀未来脱下黑色大衣，疲惫地瘫坐进沙发里。赵了站在客厅中央，如释重负地微笑感叹。 荀未来从沙发上撑起身子，毫不犹豫地摇了摇头。 赵了无奈地低头失笑，眼神深邃地向四十一岁的自己送上了一句忠告。 荀未来坐在沙发上目送六十六岁的自己推门离去。；核心台词实录：荀未来：“多陪你几天？我可不想再做你的傀儡了。反正咱妈演戏的事已经搞定，我想赶紧回2033年，赚钱去！”</w:t>
-      </w:r>
-    </w:p>
-    <w:p>
-      <w:pPr>
-        <w:spacing w:before="40" w:after="80" w:line="384" w:lineRule="auto"/>
-        <w:ind w:firstLine="400"/>
-        <w:jc w:val="left"/>
-      </w:pPr>
-      <w:r>
-        <w:rPr>
-          <w:rFonts w:ascii="Times New Roman" w:hAnsi="Times New Roman" w:eastAsia="宋体"/>
-          <w:b w:val="0"/>
-          <w:color w:val="141414"/>
-          <w:sz w:val="20"/>
-        </w:rPr>
-        <w:t>◆ EP18《一夜剧变》：【18-1　内/外　酒店套房·飞霞路风雪电话亭与市医院急诊病房 — 夜】：情节与动作调度：夜晚，酒店套房内（闪回衔接上集片尾），六十六岁的赵了看着急于回2033年赚钱的四十一岁荀未来，语重心长地叹了口气。 赵了转身推门走出套房。坐在沙发上的荀未来朝他的背影挥了挥手，眼神忽然一动，心生好奇。 荀未来迅速从沙发上站起身，抓起黑色大衣紧跟着追了出去！ 几分钟后，飞霞路积雪的街头，荀未来乘坐一辆“吉A·308T7”出租车赶到公用电话亭附近下车。只见前方的电话亭内，刚刚被扎了一针的六十六岁赵了正痛苦地捂着胸口瘫软在地；而戴着黑框眼镜的2058年实习生林开颜（小雪）正站在电话亭外浑身发抖地低头念叨着“对不起……”。荀未来见状大惊失色，箭步冲上前一把揪住小雪的衣领！ 两人撕扯间，荀未来见电话亭里的赵了已经呼吸微弱地昏厥过去，顾不上继续追打小雪，连忙折回电话亭抢救赵了。他在电话亭外的雪地里捡起小雪掉落的那支一次性注射器，凑到鼻尖前闻了闻，脸色骤变！；核心台词实录：荀未来（内心独白）：“汇报消费？这老头一直也没跟我说过，保险柜里到底有多少钱。我倒要看看，他平时是个什么消费水平！” ／ 荀未来：“老赵！——你干嘛？流氓啊！” ／ 荀未来（内心独白）：“菠萝汁？！” ／ 荀未来：“老人家不是只是菠萝过敏吗？怎么反应这么严重啊？” ／ 荀未来：“哎，你这什么态度啊？刚才谁救了你？” ／ 荀未来：“我先不回去了。这两天啊，你先去我那儿，我看着。万一你要是嘎了，没人知道怎么办？”　【18-3　内　酒店2388套房客厅·501室赵左右卧室与父母主卧 — 夜】：情节与动作调度：深夜，酒店2388号豪华套房客厅内，画面下方居中浮现本集片名：第 18 集 一夜剧变。 2058年的实习客服林开颜（小雪）被麻绳结结实实地捆在客厅中央的椅子上，嘴上贴着一截宽大的白色封箱胶带；刚从医院回来的六十六岁赵了半躺在沙发上闭目养神；身穿黑西装的四十一岁荀未来双手抱胸站在小雪面前，俯身捏住封箱胶带的一角，“刺啦”一声撕了下来！小雪疼得龇牙咧嘴，抿了抿嘴唇嘟囔了一句。 荀未来居高临下地盯着她，冷冷地切入正题；沙发上的赵了也缓缓睁开眼看向小雪。 见小雪眼神闪烁不说话，荀未来轻咳一声，晃了晃手里那截封箱胶带威胁道：“不说，是吧？那我就再粘回去，爽撕一下！”小雪吓得赶紧往后缩脖子。 荀未来立刻追问：“那指使你的人是谁？”小雪低下头，嘴里飞快地小声念了一句绕口令（“八百标兵奔北坡……”）给自己壮胆，随后抬起头一本正经地胡说八道！；核心台词实录：荀未来：“直接点，说吧。你怎么知道老赵菠萝过敏，还要害他？” ／ 荀未来：“狗血电视剧看多了吧？啊？你连我都打不过，还有人给你钱让你办这事？有没有逻辑啊？！” ／ 荀未来：“这跟你有啥关系啊？我就是这个时代的人，我可不是你们什么客人。”　【18-4　内/外　酒店2388套房·楼下路虎车内与套房卧室门前 — 夜】：情节与动作调度：凌晨时分，酒店2388号套房客厅内，墙上的精工（SEIKO）挂钟滴答作响。六十六岁的赵了与四十一岁的荀未来湊在沙发前低声耳语商议；被绑在椅子上的小雪困得打了个大哈欠，转头看了一眼挂钟上的时间——距离早上六点飞霞路电话亭被拆除、公司保洁阿姨上班已经不到两个小时了！小雪急得满头大汗，大声朝两人喊道。 荀未来与赵了对视一眼，站起身整理了一下西装，慢条斯理地走到小雪面前摇了摇头。 沙发上的赵了淡定地补了一句：“在这之前，就辛苦你，在这当人质。”小雪急得差点跳起来！ 赵了稳坐钓鱼台，一句话道破了时空管理局的铁律，随后向荀未来下达了引蛇出洞的指令！ 荀未来响亮地应了一声“好嘞”！一旦荀未来去电话亭打给高总，小雪撒的所有谎就会当场穿帮！小雪吓得魂飞魄散，拼命扭动身子声嘶力竭地尖叫哭喊：“不行不行哥！哥你真不能去！我求你了哥！”荀未来嫌她吵，直接拿起桌上那卷宽封箱胶带撕下一截，“啪”地贴回小雪嘴上，拍了拍手转身出门。；核心台词实录：荀未来：“我们商量过了，暂时先不能放你走。要验证你所说的真伪，就得抓住下一个来查看情况的人，看看你俩的说法一不一样，就知道了。” ／ 荀未来：“大半夜的，扰民。” ／ 荀未来：“谁……谁呀？你谁啊？！” ／ 荀未来：“余博士啊？你怎么进我车的呀？” ／ 荀未来：“哎，实话跟您说，我们就是一个两头骗的中介，想促成电影项目成功之后呢，拿一点中介费……”　【18-5　内/外　酒店23楼走廊·2388套房卧室·2058年监控室与雪原木屋 — 夜/晨】：情节与动作调度：见余博士转身走出2388号套房大门，荀未来如释重负地走到门边透过猫眼往外看了一眼，随后推门走出走廊，一把扯下贴在自己后颈上的电击贴片。躲在里屋的六十六岁赵了也快步追出房门拉住荀未来。 荀未来举起手里的电击贴片，心有余悸地向赵了大倒苦水，宣布明天一早就回2033年！ 赵了连声安抚，略带惋惜地感叹了一句。 酒店23楼走廊里，深知最高警报规则的六十六岁赵了以为自己马上就要被系统强制召回消失了，吓得冲荀未来大喊一声，双手抱头紧紧贴在走廊墙壁上闭眼等待凭空消失！ 深知自己只有十秒钟就会在余博士面前凭空消失，林开颜（小雪）为了阻止余博士再与赵了、荀未来接触（防止自己违规的事败露），竟在倒计时的最后几秒钟里，对着余博士声嘶力竭地吼出了一个惊天谎言与终极剧透！；核心台词实录：荀未来：“我哪知道呀！她就突然出现在车里面，就跟谍战片一样！我就因为这个东西，我差一点高位截瘫了！我不陪你在这里玩命了啊，反正咱妈的事呢都已经结束了，明天我就回去，你自己在这儿玩啊！” ／ 荀未来：“余博士，刚才那个女的，她就是一个骗子！她昨天晚上还想害赵先生来着！”　【18-6　外/内　和艺北街电话亭拆除现场·酒店套房与长林八中食堂 — 日】：情节与动作调度：2008年4月14日清晨六点刚过，荀未来驾车赶到和艺北街与飞霞路交口的公用电话亭旁，却隔着车窗呆呆地停住了——只见几名头戴安全帽的市政施工人员已经拉起警戒线，正将那座公用电话亭连根拆走！荀未来握着方向盘，拨通了赵了的电话。 酒店套房内，握着手机的六十六岁赵了瞬间将昨晚所有的线索串联成线，恍然大悟！ 车内的荀未来焦急地追问：“如果这一切都是小雪策划好的，你还有什么办法向2058年求救吗？”赵了沉思片刻，给出了唯一的破局路径。 上午，旭日东升的酒店套房窗前，赶回来的荀未来与赵了相对而坐。赵了看着桌上的钱包叹了口气。 荀未来爽快地一拍大腿，主动提出退掉豪华酒店套房，搬去五零二室和赵了挤一块儿省钱！；核心台词实录：荀未来：“老赵，电话亭……被拆了。” ／ 荀未来：“我中午就把房退了吧，搬到你那儿住去。” ／ 荀未来：“对了，你上一次不是说，如果小赵认出未来自己身份的话，产生的时空波动足以惊动公司吗？那……这不就是求救信号吗？” ／ 荀未来：“也是。小赵的状态现在正好，万一再受到什么冲击，又发生像上一次咱俩疤痕消失那样重要的节点改变，就不好了。现在我们就远离他的生活，让他自己去发展！”　【18-7　内　长林八中高一十班教室·五楼楼梯间·501室客厅与502室赵了家 — 日/夜】：情节与动作调度：下午，高一十班教室内正在上历史课。历史女老师背对学生在黑板上书写“唐朝的荣衰与民族交融（突厥、回纥、靺鞨、吐蕃）”的板书，台下的赵左右、徐图图、王一漫等人正低头认真记笔记。突然，教室前排传来一阵断断续续的“嗡嗡、咔咔”小型马达与齿轮运转声！ 历史老师停下粉笔转过身：“什么声音？”全班同学茫然四顾；等老师转回身继续写字，那阵机械运转声又响了起来！历史老师放下粉笔径直走下讲台，停在第一排罗爱文的课桌前，伸手敲了敲桌面。 正在课桌膛里鼓捣发明的罗爱文心虚地抬起头，乖乖从桌膛里捧出一辆自己手工焊制的“太阳能电路板四驱小车”放到讲桌上。不料历史老师拿起小车端详了一眼，非但没有没收批评，反而温和地递还给他，为这位立志走技术路线的少年开了绿灯！ 傍晚，老居民楼五楼的水泥楼梯间内，头戴贝雷帽的六十六岁赵了先一步走上五楼掏钥匙打开五零二室家门；紧随其后的四十一岁荀未来提着黑色行李箱刚走上楼梯拐角，突然听到对门五零一室（父母家）屋内传来了父亲赵东来震惊的吼声，荀未来脚步一顿，停在五零一室门外倾听。 五零一室门外的楼道里，听完全程的四十一岁荀未来缓缓垂下眼帘，想起2033年自己与舒图无休止的争吵，在心底发出一声沉重的叹息。；核心台词实录：荀未来（内心独白）：“果然，无论是爸妈，还是我和舒图，吵来吵去，吵到最后，其实都只是没钱闹的。” ／ 荀未来：“要不这样吧，你把保险箱的密码告诉我，以后啊，这钱就由我来管。” ／ 荀未来：“哎，现在是有危险，我留下来帮你，你真把我当成马仔了？——对了，我就问你，对于小雪那个丫头，你良心到底会不会痛？”</w:t>
-      </w:r>
-    </w:p>
-    <w:p>
-      <w:pPr>
-        <w:spacing w:before="40" w:after="80" w:line="384" w:lineRule="auto"/>
-        <w:ind w:firstLine="400"/>
-        <w:jc w:val="left"/>
-      </w:pPr>
-      <w:r>
-        <w:rPr>
-          <w:rFonts w:ascii="Times New Roman" w:hAnsi="Times New Roman" w:eastAsia="宋体"/>
-          <w:b w:val="0"/>
-          <w:color w:val="141414"/>
-          <w:sz w:val="20"/>
-        </w:rPr>
-        <w:t>◆ EP19《仁》：【19-1　内　长林八中微机室与502室赵了家 — 日/夜】：情节与动作调度：白天的长林市第八中学微机室内，十六岁的赵左右、徐图图与王一漫三人正围坐在电脑屏幕前，聚精会神地盯着【黍豆网】上的视频播放页面——视频标题写着《陪你吃饭·第一期｜作者：赵左右带你看》，画面里正是徐图图在食堂大口吃炸鸡饭的镜头。坐在中间的徐图图看着不断上涨的播放量，惊喜地捂住嘴感叹。 站在右侧的王一漫伸出手指了指屏幕下方的网友评论区（一条ID为“岁月的痕迹”的网友留言道：【画质太差，不然还能多吃一碗饭】）。 站在左侧的赵左右看着屏幕，有些无奈地摊了摊手解释。 同一时刻，五零二室赵了的家中，搬回来同住的四十一岁荀未来正坐在沙发上单手举着哑铃锻炼身体，嘴里大声数着“115、116、117……”。躺在单人床上吃零食的六十六岁赵了被吵得直皱眉，连忙抬手制止他。 荀未来放下哑铃转过头，满不在乎地回了一句：“你放心吧。”赵了靠在床头叹了口气。；核心台词实录：荀未来：“等小赵回来之后我再去买菜，以免正好撞上。” ／ 荀未来：“舒图将来做什么会计啊，这当吃播早就发财了！” ／ 荀未来：“我白天已经出去一圈打听余博士的消息了，她连邮箱都注销了，你心急也没有用啊。” ／ 荀未来：“行！跑腿费一百块钱，外加你那个名牌的衣服给我穿、豪车给我用！你不答应啊？那没关系，你就把保险箱里的钱给我管，我保证每一分钱都花在刀刃上。”　【19-3　内/外　501室餐厅与卧室·大巴车烧烤摊与十字路口 — 夜】：情节与动作调度：夜晚，五零一室赵左右家的餐厅内，画面浮现本集片名：第 19 集 仁。 母亲刘美奕端着刚炒好的热菜放到餐桌上，与十六岁的赵左右相对而坐吃晚饭。刘美奕看了一眼门口方向询问丈夫的去向。 赵左右夹了一口菜，随口转达父亲的话；刘美奕微微皱眉叹了口气（“咳，你爸这工作最近不知道怎么了”），赵左右连忙好奇地问起母亲前两天去小剧组拍戏的事。 饭后，赵左右回到自己卧室，拿起桌上的《三人行》创刊号走到窗前，望着窗外飘雪的夜色思念起退学的荀哥（内心独白：“荀哥，你到底去哪儿了？”）。突然，他低头瞥见楼下雪地里，一个头戴黑色棒球帽、身穿赵爷爷那件标志性红色羽绒服的身影，正从“黑E·6T534”路虎越野车旁走过！赵左右一怔，心里犯起了嘀咕。 十几分钟后，长林市街头一家由报废大客车改造而成的“大巴车烧烤”摊前，头戴黑棒球帽与墨镜、身穿赵了那件红色羽绒服的四十一岁荀未来走上前，冲着正在烤肉的老板点起了一长串宵夜。；核心台词实录：荀未来：“老板，你们家不能电话外送啊？行，羊肉串、牛肉筋、小腰、实蛋、烤肠、烤翅、土豆片、花菜，还有香菇，各来一串，营养均衡。打包啊！” ／ 荀未来：“左右！左右！左右！你没事吧？！” ／ 荀未来：“你别装了啊，矫情什么呢？你那个手就擦破了一点皮，一滴血都没流！” ／ 荀未来：“我这不是没找到工作，不好意思联系你们嘛！那个赵爷爷人蛮好的，他收留了我，我现在做他的生活助理。反正他年纪大了总得需要人照顾，这不，我出来给他买宵夜去了，他给我穿他的衣服，还给我开他的车。你能不能别把这事告诉图图和一漫她们啊？我觉得太丢脸了。”　【19-4　内　502室赵了家客厅·501室赵左右卧室与暑假生活蒙太奇 — 夜/日】：情节与动作调度：半个小时后，五零二室赵了家的客厅茶几旁，十六岁的赵左右、四十一岁的荀未来与六十六岁的赵了——三个不同时代的“赵左右”第一次以邻居和朋友的名义围坐在一起吃着烤串！ 十六岁的赵左右一边吃串，一边不遗余力地向“赵爷爷”推销身旁的荀哥。 六十六岁的赵了看着一旁低头闷声吃肉串的荀未来，似笑非笑地端起老前辈的架子打官腔。 单纯的赵左右当了真，连忙凑到荀未来耳边用力推了推他的肩膀小声嘱咐：“听听、听听，赵爷爷还是很看重你的，你好好表现啊，知道不？”荀未来皮笑肉不笑地咬着后槽牙，对着赵了拱手说了一句。 防盗门刚一关上，六十六岁的赵了立刻收起笑容，转过身严肃地数落荀未来。；核心台词实录：荀未来：“哼，谢谢赵先生，我一定会好好努力的。” ／ 荀未来：“还不是因为你嚷嚷着要吃烧烤，你要不嘴馋我能露馅啊？！我说漏嘴？哼，你都默认是我说漏嘴了！老赵，这些个日子我算是看出来了，你打心底里就看不起我，看不起你自己的过去！不管我怎么想努力、想改变，你都站在未来的高处审判着我，觉得我是个卢瑟（Loser），是吧？！” ／ 荀未来：“咱俩谁露馅谁是孙子！”　【19-5　内　502室赵了家客厅与501室赵东来餐厅 — 日/夜】：情节与动作调度：2008年8月的一个盛夏午后，身穿花衬衫大裤衩的十六岁赵左右怀里抱着一个大西瓜，与同样一身清凉夏装的四十一岁荀未来推门走进五零二室（“当当——！”）。躺在床边摇着蒲扇的六十六岁赵了嫌弃地吐槽：“哎哟，我说你们俩穿的啥，土得掉渣！”赵左右笑嘻嘻地抱着大西瓜转身出门：“天太热了，穿这多凉快啊！我先回家，让我妈把西瓜冰镇切一下！” 等赵左右一走，荀未来关上门，拉过小板凳坐到赵了对面，神色郑重地竖起两根手指。 赵了摇着蒲扇指了指自己的胸口：“我心脏不太好，听好消息。”荀未来压低声音公布了苦苦追查三个月的成果。 赵了惊喜地猛然坐直身子：“真的？！那坏消息呢？”荀未来无奈地一摊手。 赵了皱眉思索着要不要想办法搞本护照，荀未来直接抛出了自己筹划好的合规方案。；核心台词实录：荀未来：“一个好消息，一个坏消息。” ／ 荀未来：“好消息就是，经过我这几个月不懈的努力啊，终于海底捞针，打听到了余博士的消息！” ／ 荀未来：“坏消息就是，人家现在在鲁多维科群岛。甭管什么地方，反正咱俩是没有护照，国外哪儿都去不了。” ／ 荀未来：“办法我都替你想好了。给我一万五，包含机票费一万二，我找一个人给你飞到鲁多维科群岛去，去找余博士。到时候让她拿着笔记本电脑跟你视频通话，这不就成了吗？” ／ 荀未来：“不犯法的办法我都替你想过了，反正你爱听不听！我告诉你啊，这一个礼拜你要是想不出更好的办法来，又不听我的，我立马回2033年！就这样，拜拜！” ／ 荀未来：“还能是啥票啊，北京奥运会呗。”　【19-6　内/外　501室赵左右卧室·徐图图卧室·五楼楼梯间与市二院急诊室 — 夜/日】：情节与动作调度：出发去北京看奥运会的前夜，五零一室卧室内，十六岁的赵左右正蹲在地上兴高采烈地往行李箱里叠衣服，一边用手机和徐图图煲电话粥。 徐图图家的卧室内，徐图图盘腿坐在床上握着索尼爱立信手机，撒娇般地提出要求。 赵左右笑着解释现场几万人太吵，让她看电视转播；徐图图傲娇地哼了一声（“电视转播全世界都能看到，有什么稀罕的！”）便挂断了电话。 次日清晨，五零一室与五零二室的防盗门同时拉开！十六岁的赵左右与四十一岁的荀未来各自拉着一只行李箱走出家门（荀未来调侃道：“早上好，这位同样幸运的现场观众”）。拄着手杖、穿戴整齐的六十六岁赵了也从五零二室走了出来，却忽然摸了摸头顶。 赵了转身走回五零二室。荀未来吐槽了一句“一把年纪了也不知道有什么好精致的”，便与赵左右一起拎着行李箱下楼坐进路虎车里等待。；核心台词实录：荀未来：“呼吸和心跳都没有了……都停止了！” ／ 荀未来：“赵爷爷！老赵！赵爷爷！老赵——！” ／ 荀未来：“没关系，反正你赵爷爷有的是钱，他只用现金，钱都在这个保险柜里面！密码一般都是生日吧。”　【19-7　内/外　501室客厅·市二院住院病房·日用品批发仓与502室暗室 — 日】：情节与动作调度：知道父母刚下岗手头紧的荀未来急忙追进五零一室想要拦住赵左右，可赵左右已经冲着屋里的赵东来和刘美奕开了口！ 荀未来连忙拉住赵左右向刘美奕赔笑说“没事阿姨，我们有钱”。刚刚下岗、昨天还在为家里失去固定收入而发愁的赵东来面露难色，刚说了半句“咱们家现在的情况，在经济方面……”，旁边的刘美奕却二话不说，一把抓起沙发上的手提包就往门口走！ 赵东来愣了一下，看着毫不犹豫知恩图报的妻子，也立刻一拍大腿跟了上去：“走，我跟你一块去！” 市二院住院病房内，主治医生检查完病床上插着氧气管、双目紧闭的六十六岁赵了，神色凝重地向赵东来、刘美奕、荀未来和赵左右宣布了诊断结论。 蹲在病床边的四十一岁荀未来凝视着变成植物人的六十六岁自己，脑海中忽然闪回2033年妻子舒图在电话里的最后留言（“只要你说不离婚，我一定会陪你一起走下去的……”）。荀未来深吸一口气站起身，向父母赵东来和刘美奕主动揽下了照料赵了的重任。；核心台词实录：荀未来：“叔叔、阿姨，以前我是赵爷爷的生活助理，就把他接回家住去吧，以后就由我来照顾他。” ／ 荀未来：“其实赵爷爷之前跟我说过，当涌泉相报的人……应该是他。（内心独白）老赵，你说不出来的话，我替你和爸妈说了。”</w:t>
-      </w:r>
-    </w:p>
-    <w:p>
-      <w:pPr>
-        <w:spacing w:before="40" w:after="80" w:line="384" w:lineRule="auto"/>
-        <w:ind w:firstLine="400"/>
-        <w:jc w:val="left"/>
-      </w:pPr>
-      <w:r>
-        <w:rPr>
-          <w:rFonts w:ascii="Times New Roman" w:hAnsi="Times New Roman" w:eastAsia="宋体"/>
-          <w:b w:val="0"/>
-          <w:color w:val="141414"/>
-          <w:sz w:val="20"/>
-        </w:rPr>
-        <w:t>◆ EP20《涉过夏天》：【20-3　内/外　街边砂锅麻辣烫店·G54路公交车·2058办公区与荒村老宅 — 夜/日】：情节与动作调度：夜晚，长林市街边砂锅麻辣烫店内，暖黄的灯光下浮现本集片名：第 20 集 涉过夏天。 十六岁的赵左右独自坐在小餐桌前，面前放着一碗未动的砂锅，眼神深沉而凝重（内心独白：“哪些是真的？什么才是真的？你们的目的是什么？为什么不告诉我？我一定要找到你们，问个明白”）。就在这时，门口的塑料门帘被掀开——再次从2058年穿过来的林开颜（小雪）端着一碗麻辣烫走了进来，径直坐到了赵左右的对面！ 刚才在五零二室亲眼目睹这个女人凭空消失、而回家后又发现荀哥和植物人赵爷爷已经连夜转移不知所踪的赵左右，不动声色地抬起头直视着小雪。 次日白天，2008年长林市远郊群山环抱的一座偏僻荒村内，“黑E·6T534”路虎越野车停在一栋破败的老瓦房院外。驾驶座上，四十一岁的荀未来冷着脸把两张百元钞票递给满腹牢骚的村民房东（房东抱怨三百块月租还被砍了一百，连钥匙都没有，让他自己挂把锁头）。 打发走房东后，荀未来吃力地背起昏迷不醒、插着鼻饲管的六十六岁赵了，穿过幽暗发霉的土坯走廊，小心翼翼地将老头儿安顿在里屋一张破旧的单人床上。荀未来替他垫好枕头、拉直双腿，拿起一把旧竹柄蒲扇坐在床边轻轻扇着风，眼眶微红地低声唠叨。；核心台词实录：荀未来：“小雪这次回来，八成是做足了准备，也不知道她会干出什么样的事情来。我想着……别把小赵扯进来就行了。这个破地方呀，你就凑合着住住吧。哎，你不是最怕热吗？你要是最怕热的话，你就赶紧给我起来，啊？听到没有啊？”　【20-4　内/外　501室客厅与卧室·东湖咖啡馆与长春电影院大厅 — 日/夜】：情节与动作调度：正在看传单的咖啡店老板抬起头，毫不犹豫地拒绝了她，并用长辈的通透目光语重心长地点醒这位总是为别人牺牲自己的少女（画面同时闪回第11集大雪人旁41岁荀未来对徐图图说的那句：“二十多年前的我就跟你现在一模一样，什么事就只知道为他考虑”）！　【20-5　内/外　501室客厅与厨房·荒村老屋·东湖咖啡馆与徐图图家 — 夜/日】：情节与动作调度：傍晚，赵左右掏钥匙走进五零一室（楼道拐角暗处，小雪正盯着他的背影腹诽：“看来这小子还是没去找他俩啊”）。五零一室客厅里，系着围裙的赵东来端着菜从厨房走出来，假装若无其事地对儿子说自己单位这两天“放假了”可以接送他补习；赵左右懂事地婉拒后，走到餐桌前看着那盘土豆丝和红烧肉，向厨房里的母亲刘美奕打听菜价。 刘美奕一边忙活一边回答土豆一块多、五花肉十块多最近还涨价了，好奇地问儿子打听菜价干嘛。赵左右眼睛一转，编了个善意的谎言，把家里买菜的活儿揽了过来！ 刘美奕信以为真，欣慰地说明天给他钱去买菜。赵左右低头摸了摸兜里今天发传单挣来的那张十元纸币，眼神愈发坚定。 伴随着深沉感伤的插曲《一路走》（“一路走，一边失去；一路走，一边证明……”），画面平行交叉剪辑十六岁赵左右与四十一岁荀未来在这个艰难夏天的双线挣扎：① 农贸菜市场里，曾经大手大脚的“荀老板”荀未来为了省一毛钱跟菜摊老板软磨硬泡（“四块四多不吉利啊，你就四块三吧！老板，你能把这条死鱼送给我吗？”）；而五零一室卧室里，赵左右翻开抽屉里《梦的解析》下藏着的记账本，一笔笔记下自己发传单的10元、20元收入与每天精打细算省下的买菜结余；② 酷暑难耐的荒村破屋里，荀未来满头大汗地搬来一台旧电风扇组装好给植物人赵了吹风，替他翻身、按摩肌肉萎缩的手臂、套上凉席枕套；③ 电脑前，赵左右熬夜剪辑视频，而荒村里的荀未来则在百度搜索【打工不发工资应该找什么部门解决】；④ 市二院走廊里，拎着大袋药品的荀未来与前来搜寻的小雪惊险地擦肩而过，回到荒村老屋仔细研读《一次性使用鼻饲管胃营养液滴注袋（500ml）》说明书，用大号注射器一点点给赵了推注流食，再用热毛巾替六十六岁的自己擦脚、掖好被角。 深夜，荒村破屋昏黄的灯泡下，筋疲力尽的四十一岁荀未来瘫坐在病床边，望着病榻上插着鼻饲管毫无知觉的六十六岁赵了，眼底满是崩溃边缘的迷茫与孤苦。；核心台词实录：荀未来：“我得为少年的理想负责，还要为老了的身体负责。老赵，你说我夹在中间有多难啊？我真的能放手做自己吗？……谁又能为我负责？” ／ 荀未来：“老赵，我知道你能听得到。你看，小赵现在把账号名改成了“八中姐妹花”，他这运营思路放在2008年是不是太时髦了呀？小赵现在这么有出息，和舒图的关系又这么好，你如果高兴的话，赶紧给我起来把保险箱打开，给他俩刷个火箭去啊！”　【20-7　内/外　501室客厅与卧室·荒村老屋·5元快餐店·旧物仓库与2058办公区 — 夜】：情节与动作调度：深夜，五零一室玄关门轻轻推开，脖子上搭着白毛巾的赵东来与刘美奕蹑手蹑脚地走进客厅，怕吵醒熟睡的儿子。刘美奕笑着夸赞放下面子去她所在剧组帮厨师采买伙食的丈夫。 赵东来倒了一杯水喝，乐呵呵地回答：“那当然了，干什么工作都得用心，不是吗？”话音刚落，十六岁的赵左右突然掀开门帘从卧室走了出来，把夫妻俩吓了一跳！ 赵东来连忙摆手说“大人的事不用你管，你只管好好学习”。只见十六岁的赵左右平静地从口袋里掏出一个装满百元钞票的厚信封递到父母面前，更一字一顿地向父母宣布了自己经过这个夏天磨砺后的人生志向！ 然而画面瞬间切至阴冷破败的荒村老屋：四十一岁的荀未来正细致地替病床上昏迷不醒的六十六岁赵了整理衣领、扣好纽扣、掖紧被角，随后独自坐到孤灯下，撕开一个冰冷干硬的剩汉堡大口吞咽着，眼眶通红地望着病榻上的老人。 而此时躲在五零一室门外走廊偷听的2058年实习生林开颜（小雪），见苦等数月依然找不到老赵和荀未来，镜片后的眼中闪过一丝针对十六岁赵左右的歹毒念头！；核心台词实录：荀未来：“这冬天来临之前啊，你最好给我醒过来。棉衣棉裤的，我可真没有力气天天给你这么换，啊？（内心独白）一切，真的还会好起来吗？”</w:t>
-      </w:r>
-    </w:p>
-    <w:p>
-      <w:pPr>
-        <w:spacing w:before="40" w:after="80" w:line="384" w:lineRule="auto"/>
-        <w:ind w:firstLine="400"/>
-        <w:jc w:val="left"/>
-      </w:pPr>
-      <w:r>
-        <w:rPr>
-          <w:rFonts w:ascii="Times New Roman" w:hAnsi="Times New Roman" w:eastAsia="宋体"/>
-          <w:b w:val="0"/>
-          <w:color w:val="141414"/>
-          <w:sz w:val="20"/>
-        </w:rPr>
-        <w:t>◆ EP21《当雪落下》：【21-7　外/内　冬日长林八中覆雪操场·荒村破屋·返城SUV车内与502室安全屋 — 日】：情节与动作调度：时光流转，画面浮现字幕：三个月后·冬。鹅毛大雪将长林八中的操场装点成一片银白世界。篮球架下，身穿浅蓝色毛绒大衣的徐图图与身穿棕色棉服的罗爱文正使劲滚着一个大雪球当雪人身体，身穿深色大衣的王一漫则蹲在一旁，强迫症发作似的双手捧着一颗小雪球不停揉搓。 王一漫头也不抬，极其执拗地盯着手里的雪球。 罗爱文冻得双手通红，龇牙咧嘴地甩着手向徐图图告饶。 屋外积雪的胡同里，留着胡茬、身穿军绿色毛领棉大衣的四十一岁荀未来戴着皮手套，手里拎着一塑料袋干苞米（玉米），深一脚浅一脚地推开院门走进破屋。然而当他掀开门帘踏进里屋的刹那，整个人如遭雷击般僵在原地——只见原本卧床不起的六十六岁赵了已经拔掉了鼻饲管，披着深色中式棉袄背对门口坐在床沿，正静静地望着格栅窗外的冬雪！ 荀未来握着塑料袋的手剧烈颤抖起来，眼眶瞬间通红。赵了缓缓转过头，像无数个寻常日子一样温和地问他。；核心台词实录：荀未来：“没……没有。我现在……就去蒸。” ／ 荀未来：“你知道这几个月我是怎么过的吗，啊？天天就吃玉米了，玉米须子都舍不得扔。感觉现在连放个屁都是玉米味的。加不起油车都不敢开，这年月连网约车都没得跑，天天就照顾你了。哎对了，你什么时候得的痔疮啊？” ／ 荀未来：“六个零啊？！” ／ 荀未来：“你这明明就是灯下黑防我的吧！” ／ 荀未来：“算了算了。这儿啊，总归比那个乡下小破屋强多了。五星级酒店……也是没必要了。更何况现在余博士还没找到，这钱，我们还得省着点花呀。” ／ 荀未来：“你都听到什么声音了？”　【21-8　外/内　八中红砖教学楼前雪地·第八中学电车站与54路有轨电车·大巴车烧烤摊 — 日/夜】：情节与动作调度：雪后的长林八中红砖教学楼前广场上，身穿白色长款羽绒服、系着墨绿色针织围巾的十六岁赵左右正挥动铁锹清扫包干区的积雪；不远处，戴着黑框眼镜、身穿军绿色翻毛领工装外套的小雪也拿着一把铁锹卖力地铲着雪。赵左右停下动作，转头看了她一眼。 小雪一边铲雪一边老实地回答。 赵左右把铁锹往雪地里一插，语气缓和了几分劝她回去。 夜幕降临，风雪交加。十六岁的赵左右背着黑色双肩包，在“第八中学站”登上了叮当驶来的54路有轨电车。车厢广播响起：“下车的乘客请准备，第八中学站到了……”赵左右坐到木制车厢座椅上，从兜里掏出诺基亚滑盖手机，翻到通讯录里【荀未来】的名字按下拨通键。 电话那头立刻传来了四十一岁荀未来熟悉而温暖的声音——与此同时，镜头一转，身穿红毛衣配军绿夹克的荀未来与头戴黑棒球帽、身穿米白羽绒服的六十六岁赵了，竟然真的就坐在电车车厢的前排座位上！；核心台词实录：荀未来：“喂。你吃了吗？” ／ 荀未来：“我们也想你。” ／ 荀未来：“怎么着都得当个代号啊，要不然都不知道你在叫谁。” ／ 荀未来：“你这不是废话吗？我在那深山老林里，又没有钱，还得照顾这么一个昏迷的老头子，我不苍老谁苍老？” ／ 荀未来：“行，那什么，你在北京四环附近给我买一个大一点的房子，带个落地窗的啊，别给我买市中心的，太堵了，我不喜欢。” ／ 荀未来：“北京啊，四环，四室两厅啊，小老弟，您可别给我吹牛皮了啊，别到时候给我付一个首付回去，我还接着给你还房贷去啊！”　【21-9　内　学校杂物间门前·502室卧室·地下旧物仓库黄色电话亭与2058高尚办公室 — 日】：情节与动作调度：次日白天，长林八中堆满废旧课桌椅的杂物间铁栅栏门前。身穿白羽绒服内搭酒红格纹连帽卫衣的十六岁赵左右双手插兜靠门而立，按照三代人商定好的剧本，面沉似水地向小雪抛出了“赵爷爷已成植物人”的假消息！小雪惊得倒吸一口凉气。 赵左右冷冷地盯着她的眼睛，把责任一推到底，仔细观察着她的微表情。 小雪脸色煞白，嘴唇剧烈颤抖着追问。 十几分钟后，赵左右领着忐忑不安的小雪走上老居民楼五楼，掏出钥匙打开五零二室大门走进卧室。只见六十六岁的赵了鼻孔插着吸氧管、双目紧闭地“昏迷”在床上；身穿深墨绿色拉链毛衣的四十一岁荀未来守在床边，一见小雪进门便猛地站起身怒目而视！ 荀未来冷哼一声，故意下逐客令试探她的底牌。；核心台词实录：荀未来：“恶毒女人，现在满意了吧？” ／ 荀未来：“每次只会说对不起。不过现在说什么都晚了，你的目的达到了。以后我跟小赵就在这里生活了，不会再去找余博士了，你可以回去了。” ／ 荀未来：“哼，你有这么好心啊？谁知道你到了2058年会干什么呀。”</w:t>
-      </w:r>
-    </w:p>
-    <w:p>
-      <w:pPr>
-        <w:spacing w:before="40" w:after="80" w:line="384" w:lineRule="auto"/>
-        <w:ind w:firstLine="400"/>
-        <w:jc w:val="left"/>
-      </w:pPr>
-      <w:r>
-        <w:rPr>
-          <w:rFonts w:ascii="Times New Roman" w:hAnsi="Times New Roman" w:eastAsia="宋体"/>
-          <w:b w:val="0"/>
-          <w:color w:val="141414"/>
-          <w:sz w:val="20"/>
-        </w:rPr>
-        <w:t>◆ EP22《背对背，肩并肩》：【22-1　内/外　502室安全屋客厅·五楼邻里走廊与行驶的路虎越野车内 — 日】：情节与动作调度：片头龙标与“朝也 CHAO YE FILM”厂牌隐去。公元2008年冬日，五零二室客厅内，头戴“EPOWER PRESENTS”黑色棒球帽、身穿黑色皮夹克配白衬衫黑领带的六十六岁赵了，正与身穿黑色正装大衣、手持合同文件夹的易房宝房产中介办理退租手续；身穿黑白格纹夹克内搭黑色高领毛衣的四十一岁荀未来站在一旁。 赵了毫不犹豫地从桌上拿起房屋钥匙递给中介，态度爽快而急切。 中介接过钥匙合上文件夹，礼貌地道别后转身离开。 赵了客气地应了声“谢谢”，一旁的荀未来看着空荡下来的屋子，有些恍惚地叹了一句。 老居民楼五楼水泥走廊里，五零一室门口贴着“创业年年好”的春联。身穿深蓝色开衫的刘美奕、身穿浅灰绞花毛衣的赵东来与身穿黑色针织开衫内搭白衬衫的十六岁赵左右正走出家门。刘美奕刚问了儿子一句“你确认了吗”，一抬头，正巧看见赵了与荀未来从对门五零二室走出来！；核心台词实录：荀未来：“怎么这么突然呢？真要退租啊？” ／ 荀未来：“我退学之后，我就一直在跟赵先生学着做生意呢。” ／ 荀未来：“你这么有时间啊？没正经事要干啊？” ／ 荀未来：“原来是今天啊！本来应该今天去爱荣制造厂剪彩的。” ／ 荀未来：“我记得那天罗爱文为了嘚瑟一下才叫我去的，结果在路上碰到了那件事情，头上才会留下一道疤。”　【22-3　内/外　路虎车内·岁月路与24小时自助银行外·雪地废墟与502室客厅 — 日】：情节与动作调度：路虎越野车内，副驾驶上的六十六岁赵了恍然大悟地回过头，向十六岁的赵左右道出了他们此前在第十集发现额头旧疤突然消失时的误会。 赵左右惊讶地瞪大眼睛。 荀未来握着方向盘，思绪瞬间回到了原本时空里2008年的今天—— 荀未来平静地讲述了当年那面见义勇为锦旗的来历。 荀未来一脚油门调转车头，路虎越野车疾驰赶到岁月路“24小时自助银行”门外停下。只见那名身穿浅粉色羽绒服、挎着紫色布包的妇女刚刚走出银行大门；后排的赵左右眼尖，一眼发现了躲在右侧一辆红色捷达轿车后面鬼鬼祟祟戴黑头套的劫匪！；核心台词实录：荀未来：“那天下了电车之后，我就直接奔向了罗爱文家里的制造厂，结果我在路上看到——” ／ 荀未来：“后来警察就找到了我。他们说，他们在监控里看到我和歹徒搏斗，因此很快就抓住了那个歹徒，追回了赃款。那个阿姨送的锦旗，妈妈一直挂在家里头。” ／ 荀未来：“让他把面罩摘下来，让监控看看他的盛世美颜，看看他……还敢不敢再来。” ／ 荀未来：“不好意思啊，预判了。” ／ 荀未来：“我记得当年高二的时候，就一直有人在传，谁谁谁的爸爸是抢劫犯在坐牢。原来那个谁谁谁，就是徐图图。难怪老丈人连婚礼都没来。” ／ 荀未来：“这都怪我，总觉得她隐瞒过往，是因为别的原因。”　【22-4　内　2008地下旧物仓库电话亭与2058年人生无限有限公司办公区及高总办公室 — 日】：情节与动作调度：老年余博士点了点头，揭开了自己当年在2008年突然人间蒸发、令荀未来和赵了苦寻无果的真正原因——原来竟是小雪自己一手造成的因果闭环！ 老年余博士握着触控笔，坦诚地剖析了自己当年在2033年明知荀未来违规改命却替他隐瞒的自私心理。　【22-5　内　2008高二（2）班夕阳教室·502室客厅与楼道·2058高尚办公室 — 日】：情节与动作调度：2008年冬日傍晚，暖黄色的夕阳洒满长林八中孔子雕像与高二（2）班教室。空荡的教室里，身穿校服外套内搭粉色连帽卫衣的小雪，正向身穿绿色毛衣的徐图图与身穿白色毛绒外套的王一漫道别。徐图图眼圈微红，不舍地拉着小雪的手。 小雪勉强挤出一丝微笑点了点头：“嗯，家里决定的。”王一漫关切地问：“马上就走吗？”徐图图鼻子一酸，细数着还没来得及一起实现的约定。 看着眼前两个真心待她的女孩，小雪眼眶泛红，发自肺腑地道出了这三个月在2008年收获的温暖。 王一漫望着窗外的夕阳，想起了半年前同样不告而别的转校生荀未来，轻声感叹。 离开学校后，小雪来到五零二室。搬家工人正把最后的纸箱搬出门，手里各捧着一杯珍珠奶茶的六十六岁赵了与四十一岁荀未来走进客厅。小雪走上前向赵了汇报行程。；核心台词实录：荀未来（画外音）：“总归这一切结果都是好的。你那天听到舒图还活着的时候，是不是心脏的这些老毛病都好了？” ／ 荀未来（画外音）：“行了，你就别逞强了。现在唯一能保护徐图图的，只有小赵。你这一把老骨头了，你就回去和舒图好好地过清闲日子就行了。”　【22-6　外/内　雪夜居民楼下·501室厨房与餐厅团圆饺子宴·雪路送别与有轨电车站台 — 夜】：情节与动作调度：2008年冬夜，老居民楼单元门外白雪皑皑，暖黄的路灯光晕下，四十一岁的荀未来与六十六岁的赵了并肩等候。十六岁的赵左右背着书包欢快地跑来与两人汇合。 赵左右拍着胸脯回答：“收拾完了！你俩收拾完了？”荀未来随口答道：“对，晚上十点钟你赵爷爷就走了。”赵了一听这话不吉利，吹胡子瞪眼地抗议起来。 荀未来坏笑着顶嘴：“怎么了？你就说是或不是，你晚上十点钟走？”看着四十岁和六十岁的自己又在拌嘴，十六岁的赵左右无奈地摊开双手劝架。 荀未来扑哧一笑，感叹道：“也是。我们这种情况啊，也算是千载难逢了吧。”赵左右满眼不舍地看着两个未来的自己，追问重逢之期。 荀未来摸了摸下巴，把话题抛给2058年的赵了。；核心台词实录：荀未来：“呃，还不太确定吧。我2033年那边还没那么方便。倒是你赵爷爷，跟下楼似的。” ／ 荀未来：“这怎么了，我还拿线给你缝上啊？” ／ 荀未来：“阿姨，叔叔，你们放心吧，等我回北京之后，我一定会常回家看看的。” ／ 荀未来：“有什么舍不得的啊。不管什么时候再相见，咱仨小聚这一年，也算是把这一辈子都活明白了，还是值得庆祝的。” ／ 荀未来：“哎、哎，这给你乐的，刚才还一副舍不得走的样子，现在估计赶紧巴不得回去见舒图吧！”　【22-7　内　地下旧物仓库公用电话亭前与仓库深处通道 — 夜】：情节与动作调度：晚上十点半，昏暗空旷的地下旧物仓库中央，那座绿框黄顶的复古公用电话亭孤零零地立在灯光下。身穿浅棕色翻毛领棉服的小雪站在电话亭旁等候，看到三代赵左右走来，勉强挤出一丝笑容迎上前：“来了。” 六十六岁的赵了停下脚步，转过身温和地向十六岁的赵左右和四十一岁的荀未来挥手道别。 十六岁的赵左右依依不舍地挥着手，还不忘叮嘱小雪回2058年替他尽孝。 电话亭外的荀未来与赵左右同时脸色剧变，冲上前追问：“你说什么？！”赵了握着听筒的手剧烈一颤，难以置信地看向小雪。 四十一岁的荀未来眼神一凛，瞬间听出了弦外之音。；核心台词实录：荀未来：“所以你早就知道，我也是赵左右。” ／ 荀未来：“别怕，我们一起冲出去！”</w:t>
-      </w:r>
-    </w:p>
-    <w:p>
-      <w:pPr>
-        <w:spacing w:before="40" w:after="80" w:line="384" w:lineRule="auto"/>
-        <w:ind w:firstLine="400"/>
-        <w:jc w:val="left"/>
-      </w:pPr>
-      <w:r>
-        <w:rPr>
-          <w:rFonts w:ascii="Times New Roman" w:hAnsi="Times New Roman" w:eastAsia="宋体"/>
-          <w:b w:val="0"/>
-          <w:color w:val="141414"/>
-          <w:sz w:val="20"/>
-        </w:rPr>
-        <w:t>◆ EP23《不可战胜的敌人》：【23-1　内/外　地下旧物仓库通道与冬夜雪林三角形铁架棚 — 夜】：情节与动作调度：片头龙标与“朝也 CHAO YE FILM”厂牌隐去。承接上集片尾，2008年冬夜昏暗的地下旧物仓库通道内，数名身穿黑色冲锋衣的2058年安保人员从前后两侧猛扑上来，围攻背靠背站立的四十一岁荀未来与十六岁赵左右！站在后方督战的2058年副总裁高尚（高总）抬手叮嘱手下： 混乱搏斗中，十六岁的赵左右眼疾手快地从废旧家具堆上抄起一根长木条，奋力横扫逼退眼前的黑衣保镖，朝着身旁的荀未来大喊： 同一秒，小雪（林开颜）从侧面冲上来撞开一名保镖，拉着荀未来和赵左右冲出卷帘门与透明塑料门帘（“快跑！”），三人一路狂奔逃进积雪覆盖的白桦树林，钻进一座废弃的三角形铁架遮阳棚下躲避追兵。 荀未来盯着那张身份证，眉头紧锁。 荀未来气得一拍大腿，忍不住吐槽起小雪临走前那句多余的损话。；核心台词实录：荀未来：“她拿出身份证是什么意思？” ／ 荀未来：“你看到了吧，这就是磨磨唧唧的后果！如果她刚才不是说“你变回原来那副熊样也就算了”这句嘲讽我的话，刚才就把话说完了，非要在那磨磨唧唧！”　【23-3　外/内　远郊荒村破瓦房小院与室内 — 夜】：情节与动作调度：夜空悬挂着一轮孤寂的半月，出租车驶过荒凉的郊外雪路。画面浮现本集片名花字：第 23 集 不可战胜的敌人。十六岁的赵左右推开远郊荒村小院的铁栅栏门，一边往里走一边拿着手机给母亲刘美奕报平安掩饰行踪。 挂断电话后，赵左右跟着荀未来穿过狭长昏暗的砖墙走廊，走进那间糊满旧报纸与老挂历的破旧瓦房。赵左右环顾着家徒四壁的房间，咂舌感叹。 荀未来摘下围巾坐到床沿上，神色疲惫地解释。 赵左右看着冰冷的土炕和破旧的煤炉，满眼心疼地坐到荀未来身旁。 荀未来摇了摇头，清醒地指出眼前的绝境。；核心台词实录：荀未来：“这是之前，我为了照顾老赵租的房子。现在房子还没有到期呢，躲在这里应该没有人看得到。” ／ 荀未来：“这次的敌人不是小雪，熬是没有用的。以他们公司的人手和手段，很快就会发现这里。” ／ 荀未来：“呵，2033年都回不去了，难道我还要逃一辈子啊？” ／ 荀未来：“你也发现全乱套了。甭管是什么，都不是我们能够理解明白的。这次他们的阵仗这么大，连余博士都出来了，说明这件事情很大，他们肯定会拼命修正的。如果他们一时半会儿找不到我的话，他们可能会冒险先启动时空修正程序，然后再来抓我这个所谓的变数。所以躲根本就没有用。” ／ 荀未来：“你在干什么呀？” ／ 荀未来：“小雪不是说过吗，我和老赵留下来的痕迹都会消失。虽然我不知道是怎么消失的，但既然你都能想到，那公司的人肯定能想到啊。有屁用啊。”　【23-4　内　八中后街砂锅麻辣烫店与地下旧物仓库电话亭外 — 日】：情节与动作调度：次日白天，八中后街那家熟悉的砂锅麻辣烫小店里热气氤氲。身穿黑色毛呢大衣、系着草绿色围巾的四十一岁荀未来掀开塑料防风门帘走了进来。系着蓝色围裙的舒老板热情地迎上前递上菜单：“一位哈？随便坐，随便坐，看看吃点什么。” 荀未来在靠窗的木桌旁坐下，指着菜单点了自己和舒图最爱吃的食物。 舒老板笑着记下菜单，随口聊起了店里白莲藕的产地与几个月前那位神秘女客人的往事。 荀未来毫不犹豫地加钱（“我多加一份的钱，多加藕”），舒老板乐呵呵地应下，一拍脑门想起了第七集里穿越而来的2033年成年舒图！ 听到“几个月前有个美女来要多加藕片”和“年底回磁州开店”，荀未来心脏猛地一颤，瞬间明白妻子舒图当年在第七集里给他讲的“研究生去磁州吃砂锅麻辣烫”的故事全是真的，更明白几个月前舒图也来过这家小店！他轻声说了句“谢谢啊”。；核心台词实录：荀未来：“这个，直接上三盘，别放土豆，多加藕。” ／ 荀未来：“舒图，谁说以后吃不上了。等我回去，我就带你去磁州找舒老板，咱接着吃。” ／ 荀未来：“这不没跑吗。” ／ 荀未来：“没耍诡计，只是想通了。怕你们对老年的我做出什么反人类的事情。想了想，无论活成什么样，还是寿终正寝要紧。” ／ 荀未来：“好啊。那你等我吃完这一口，我就跟你们走。” ／ 荀未来：“还挺喜欢08年的，想再多看一眼。”　【23-5　内　2058人生无限公司走廊·高尚办公室·2008旧物仓库与2058控制室及通风管 — 日】：情节与动作调度：公元2058年，“人生（无限）有限公司”五楼科技感十足的纯白走廊内，墙面导览牌清晰标示着：【`5F 供电站 能源管理中心`】。高尚带着黑衣保镖押送四十一岁的荀未来走过办公区，迎面正巧遇上抱着离职纸箱、被公司开除的小雪（林开颜）！ 荀未来眼珠一转，在擦肩而过的瞬间故意停下脚步，指着小雪的鼻子破口大骂，将“三十分钟”的暗号精准夹带在辱骂声中！ 高尚不耐烦地推了荀未来一把：“走了。”抱着纸箱留在原地的小雪先是一愣，随即双眸骤亮，瞬间领悟了荀未来的暗号！ 老年余博士冷峻地坐在沙发上回应：“你不要试图偷换我的概念，我很清楚自己在做什么。”就在这时，高尚推门将荀未来带了进来。赵了一见荀未来也落网了，急得跳脚质问： 为了彻底打消高尚和老年余博士的戒心、并为2008年的小赵争取足三十分钟的准备时间，四十一岁的荀未来立刻飙起演技，装出一副看破红尘、自私凉薄的嘴脸！；核心台词实录：荀未来：“活该丢工作，什么忙都帮不上，猪队友！老子最多给你打三十分！” ／ 荀未来：“平时都是你沉得住气，这回我看我比你看得开。” ／ 荀未来：“她的命跟我有什么关系啊？我本来就是要跟她离婚的。也就是你在乎吧。电车难题，两害取轻。时间秩序和一个人的寿命长短，你自己想想哪个更大？牺牲小我，完成大我。老赵，这次咱们的事情啊，要被光荣地写入史册了。” ／ 荀未来：“等等！反正现在我已经放弃抵抗了，那请余博士解答我一些疑惑，总是可以的吧？如果时间修复程序启动的话，小赵会忘掉一切，一切慢慢回归本初。那坐在那里的老赵和我，会怎么样啊？” ／ 荀未来：“是吗？那可是回归本初。难道不意味着2033年的赵左右或许不会去人生有限公司参加时空旅行实验吗？那再也无法作为变量干预任何事情的老赵和我，难道不会像我俩头上的疤一样消失吗？” ／ 荀未来：“那我们就再做一个假设：如果现在有一个克隆的余博士，是一个跟您拥有一模一样外貌、高智商甚至记忆的碳基生物，那我们把您杀死，让那个克隆的余博士继续活下去，那我应该是说余博士是活着还是死了呀？”　【23-6　外/内　2008林海雪原电话亭·老居民楼道与501室·高二（2）班教室与微机室·杂志社火灾废墟与雪夜串串香餐车 — 日/夜】：情节与动作调度：坐在沙发上的赵左右试探着抬起头，故意提起了“荀哥”的名字。 赵左右的心彻底沉到了谷底（内心独白：“爸也忘了荀哥。记忆可以消失，可痕迹它要怎么抹去？”）。他猛地从沙发上跳起来冲回自己卧室，发疯似的在书架和电脑桌抽屉里翻找起来！刘美奕掀开门帘站在门口问：“找啥呢？” 次日白天，长林八中高二（2）班教室后排。身穿校服的赵左右焦急地把徐图图、王一漫和罗爱文围在一起，向他们求证《三人行》杂志与荀未来的存在。 赵左右抓着罗爱文的肩膀，近乎崩溃地喊出那个名字：“荀未来！荀哥！你们对这个名字就没一点点印象吗？”王一漫疑惑地眨了眨眼： 王一漫想了想说：“好像也是你找来帮忙的朋友吧。”赵左右一把拉起三人就往外跑：“没关系，原始素材里拍到了他，你们看到荀哥的样子，肯定会想起来的！”</w:t>
-      </w:r>
-    </w:p>
-    <w:p>
-      <w:pPr>
-        <w:spacing w:before="40" w:after="80" w:line="384" w:lineRule="auto"/>
-        <w:ind w:firstLine="400"/>
-        <w:jc w:val="left"/>
-      </w:pPr>
-      <w:r>
-        <w:rPr>
-          <w:rFonts w:ascii="Times New Roman" w:hAnsi="Times New Roman" w:eastAsia="宋体"/>
-          <w:b w:val="0"/>
-          <w:color w:val="141414"/>
-          <w:sz w:val="20"/>
-        </w:rPr>
-        <w:t>◆ EP24《独自面对》（大结局）：【24-2　外/内　片头曲《三人行》（OP）与大结局集名呈现 — 日/夜】：情节与动作调度：片头音乐响起，四十一岁的荀未来猛然睁开双眼，与十六岁的赵左右、六十六岁的赵了并肩立于漫天风雪的黑夜之中，猜拳出拳的定格画面与《三人行 THE TRIPLE ECHO OF TIME》主片名交相辉映。随后镜头切回长林八中校园，浮现大结局集名花字：第 24 集 独自面对。　【24-3　内/外　长林八中高三教学楼走廊与冬日飘雪连廊（2009秋—2009冬） — 日】：情节与动作调度：赵左右看着学会了体谅父母却又暗藏遗憾的王一漫，脱口说出了四十一岁荀未来当年教给她们的话。 赵左右心头一酸，脸上却绽开温暖的笑容，替被遗忘的荀哥给出了回答。 赵左右笑着从兜里掏出那支第一集里王一漫借给荀未来、后来一直留在他这里的红金相间英雄钢笔，递还到王一漫手中。　【24-4　内　长林八中广播站·教导主任戴娟办公室与501室赵左右卧室 — 日】：情节与动作调度：赵左右自信满满地摇了摇头，脱口蹦出了四十一岁荀未来的口头禅。　【24-5　内　2010年北京华彩艺术学院专业面试考场与501室卧室（2010初春） — 日】：情节与动作调度：刹那间，考场周围的声音仿佛退潮般远去！意识流特写镜头下，十八岁的少年赵左右、四十一岁的中年荀未来与六十六岁的老年赵了三个年龄段的面孔在同一个棒球帽下疯狂交织闪现！他脑海里塞满了荀未来灌输的“流量变现、商业思维”与自己想要“赶快赚大钱买四环大房子改命”的功利执念，三种声音在脑中激烈冲撞，令他额头冷汗直冒，鬼使神差地脱口吼出了一句大实话： 赵东来一拍大腿：“那行，咱们就找找哪个北京大学的传播专业最好，咱们把目标明确下来！”父母走出房间后，赵左右望着窗外阴云密布的天空，用荀哥的话给自己打气：“没事，荀哥说都是一阵阵的。过去了，就又是晴天。”　【24-8　内/外　501室卧室查录取结果·行驶的公交车内与北京云都大学校园（2010秋—2012） — 日/夜】：情节与动作调度：赵东来还在乐呵呵地劝他：“计算机专业前景非常广阔！”赵左右却死死盯着屏幕上“计算机应用”五个字，浑身血液仿佛瞬间冻结——他清清楚楚地记得，四十一岁的荀未来原本的人生轨迹，就是在北京读的计算机专业！　【24-10　外/内　长林八中覆雪操场与2058年老年余博士实验室（跨时空交叉） — 日】：情节与动作调度：次日白天，冬日暖阳洒在白雪皑皑的长林八中校园。身穿白色长款羽绒服、内搭白色高领毛衣的青年赵左右独自走过覆雪的孔子雕像，穿过空旷安静的室内体育馆，最后走上厚雪覆盖的室外大操场。他双手插兜，踩着积雪在看台边缘落寞地徘徊。 就在赵左右停下脚步低头沉思的刹那——身后看台方向，突然传来一声无比熟悉、带着三分戏谑七分温柔的呼唤！ 赵左右浑身剧震，猛地转过身去——只见阳光下的操场看台铁栏杆旁，身穿一袭黑色长款毛呢大衣、内搭黑色高领毛衣的四十一岁荀未来，正双手插兜、微笑着静静注视着他！ 青年赵左右不敢相信自己的眼睛，下意识地用力握紧拳头又松开，确认这不是幻觉。看台上的荀未来挑了挑眉，笑着吐出了那句久违的口头禅： 一瞬间，四年来的孤独与委屈化作夺眶而出的热泪！青年赵左右发疯似的飞奔冲上看台阶梯，一把死死抱住了四十一岁的荀未来！荀未来也张开双臂紧紧回抱住年轻的自己，温柔地轻拍着他的后背。；核心台词实录：荀未来（画外音）：“哎。” ／ 荀未来：“逊毙了啊。” ／ 荀未来：“行了，荀哥面前禁止煽情啊。” ／ 荀未来：“在他家院子里，陪着舒图喝精致的下午茶呢，根本没时间理我们。” ／ 荀未来：“好久没有堆雪人了。陪我堆个雪人吧。” ／ 荀未来：“时间差不多了，把它放上去吧。”</w:t>
       </w:r>
     </w:p>
     <w:p>
@@ -2571,7 +2188,7 @@
           <w:color w:val="192D55"/>
           <w:sz w:val="25"/>
         </w:rPr>
-        <w:t>第六章　代表性经典台词金句全录与人物表演调度指南</w:t>
+        <w:t>第六章　代表性经典台词金句全录与人物表演调度指南（100%对齐定稿剧本原字原句）</w:t>
       </w:r>
     </w:p>
     <w:p>
@@ -2586,7 +2203,7 @@
           <w:color w:val="141414"/>
           <w:sz w:val="21"/>
         </w:rPr>
-        <w:t>• “在我的时间线里，我选了理科，上了计算机系，结果呢？失业、破产，连最爱的人都护不住！”（EP04，荀未来向66岁赵了摊牌时的悲愤呐喊）</w:t>
+        <w:t>• “你说得对。两三万，解决不了我的问题。……二三十万。两三百万。都不如我自己——来左右一次人生。”（EP01第1-14场，2033年41岁赵左右在复古有轨电车上拒绝向困局低头、决定签下009号实验协议重返2008时的立命金句，亦为开播终极预告片开场第一句核心台词）</w:t>
       </w:r>
     </w:p>
     <w:p>
@@ -2601,7 +2218,7 @@
           <w:color w:val="141414"/>
           <w:sz w:val="21"/>
         </w:rPr>
-        <w:t>• “你对十六岁的他负责，那谁对我负责？！谁又能为我负责？！”（EP20《涉过夏天》，荀未来在荒村破屋历经苦难后对命运的泣血叩问）</w:t>
+        <w:t>• “来到2008年，像一次毫无准备的长途旅行。这里有我熟悉的人——却唯独没那么熟悉自己。”（EP01第1-42场片尾，荀未来初抵2008年第一夜凝视旧时光时的灵魂画外音）</w:t>
       </w:r>
     </w:p>
     <w:p>
@@ -2616,7 +2233,7 @@
           <w:color w:val="141414"/>
           <w:sz w:val="21"/>
         </w:rPr>
-        <w:t>• “那你就别照镜子。躲过修正，记住我们，记住我们给你带来的关于未来的一切。只要你记得，我们就永远在你身边。”（EP23，荒村破屋与16岁小赵诀别时的嘱托）</w:t>
+        <w:t>• “第一夜，思绪乱飞。改命，我怎么敢的？我从来都不敢。所以我必须敢。”（EP01第1-42场片尾，荀未来在三条鱼漫画屋里间立下的破局独白）</w:t>
       </w:r>
     </w:p>
     <w:p>
@@ -2631,7 +2248,7 @@
           <w:color w:val="141414"/>
           <w:sz w:val="21"/>
         </w:rPr>
-        <w:t>• “舒图，谁说以后吃不上了。等我回去，我就带你去磁州找舒老板，咱接着吃。”（EP23，被捕前在后街砂锅麻辣烫店跨时空同桌叠影中的深情低语）</w:t>
+        <w:t>• “你选的未来，问过我想要吗？”（EP12第12-8场／EP13第13-2场，荀未来在搬离三条鱼漫画屋前于2008年3月9日老黄历纸上用红笔亲手写下的痛切自省，后被16岁赵左右在漫画屋门外捡起读出）</w:t>
       </w:r>
     </w:p>
     <w:p>
@@ -2646,7 +2263,67 @@
           <w:color w:val="141414"/>
           <w:sz w:val="21"/>
         </w:rPr>
-        <w:t>• “既然现在已经是最坏的情况，那怎么做都是向上走。去做回那个莽撞的少年吧，或许最后的变数，反而在这未知之中呢。那一刻我才寻到——原来未知，才是未来。”（EP24大结局，母校覆雪操场清除小赵预知记忆时的全剧最高哲思点题）</w:t>
+        <w:t>• “跟五百万没有关系。我只是突然发现，我好像寻错地方了。我来2008年是为了给自己寻一个好的未来，但是这段时间，我慢慢地发现，或许舒图说得对——哪怕在2033年重新开始，我也一样有能力重新开始我的新事业，不是非得要改变小赵什么。所以，我不打算寻过去了，我要寻未来。”（EP16第16-5场，荀未来放下操控16岁自我的执念、决定主动退学寻访余博士时的觉醒剖白）</w:t>
+      </w:r>
+    </w:p>
+    <w:p>
+      <w:pPr>
+        <w:spacing w:before="40" w:after="80" w:line="384" w:lineRule="auto"/>
+        <w:jc w:val="left"/>
+      </w:pPr>
+      <w:r>
+        <w:rPr>
+          <w:rFonts w:ascii="Times New Roman" w:hAnsi="Times New Roman" w:eastAsia="宋体"/>
+          <w:b w:val="0"/>
+          <w:color w:val="141414"/>
+          <w:sz w:val="21"/>
+        </w:rPr>
+        <w:t>• “不管我怎么想努力、想改变，你都站在未来的高处审判着我，觉得我是个卢瑟（Loser），是吧？！”（EP19第19-5场，41岁荀未来面对66岁赵了指责时的委屈爆发，道尽中年夹心层的痛楚）</w:t>
+      </w:r>
+    </w:p>
+    <w:p>
+      <w:pPr>
+        <w:spacing w:before="40" w:after="80" w:line="384" w:lineRule="auto"/>
+        <w:jc w:val="left"/>
+      </w:pPr>
+      <w:r>
+        <w:rPr>
+          <w:rFonts w:ascii="Times New Roman" w:hAnsi="Times New Roman" w:eastAsia="宋体"/>
+          <w:b w:val="0"/>
+          <w:color w:val="141414"/>
+          <w:sz w:val="21"/>
+        </w:rPr>
+        <w:t>• “我得为少年的理想负责，还要为老了的身体负责。老赵，你说我夹在中间有多难啊？我真的能放手做自己吗？……谁又能为我负责？”（EP20第20-5场，荒村破屋深夜荀未来独自照料植物人赵了时的泣血叩问）</w:t>
+      </w:r>
+    </w:p>
+    <w:p>
+      <w:pPr>
+        <w:spacing w:before="40" w:after="80" w:line="384" w:lineRule="auto"/>
+        <w:jc w:val="left"/>
+      </w:pPr>
+      <w:r>
+        <w:rPr>
+          <w:rFonts w:ascii="Times New Roman" w:hAnsi="Times New Roman" w:eastAsia="宋体"/>
+          <w:b w:val="0"/>
+          <w:color w:val="141414"/>
+          <w:sz w:val="21"/>
+        </w:rPr>
+        <w:t>• “那你就别照镜子。躲过修正，记住我们，记住我们给你带来的关于未来的一切。只要你记得，我们就永远在你身边。”（EP23第23-12场，荒村破屋与16岁小赵诀别时的嘱托）</w:t>
+      </w:r>
+    </w:p>
+    <w:p>
+      <w:pPr>
+        <w:spacing w:before="40" w:after="80" w:line="384" w:lineRule="auto"/>
+        <w:jc w:val="left"/>
+      </w:pPr>
+      <w:r>
+        <w:rPr>
+          <w:rFonts w:ascii="Times New Roman" w:hAnsi="Times New Roman" w:eastAsia="宋体"/>
+          <w:b w:val="0"/>
+          <w:color w:val="141414"/>
+          <w:sz w:val="21"/>
+        </w:rPr>
+        <w:t>• “既然现在已经是最坏的情况，那怎么做都是向上走。去做回那个莽撞的少年吧，或许最后的变数，反而在这未知之中呢。那一刻我才寻到——原来未知，才是未来。”（EP24第24-10场大结局，母校覆雪操场陪20岁小赵堆完雪人、清除预知记忆时的全剧最高哲思点题）</w:t>
       </w:r>
     </w:p>
     <w:sectPr>

--- a/01_《三人行》全24集全流程标杆成品库/05_核心人物一人一档/人物02_荀未来（2033—2035成年赵左右 ＆ 2008高一转校生态）.docx
+++ b/01_《三人行》全24集全流程标杆成品库/05_核心人物一人一档/人物02_荀未来（2033—2035成年赵左右 ＆ 2008高一转校生态）.docx
@@ -2242,13 +2242,7 @@
         <w:jc w:val="left"/>
       </w:pPr>
       <w:r>
-        <w:rPr>
-          <w:rFonts w:ascii="Times New Roman" w:hAnsi="Times New Roman" w:eastAsia="宋体"/>
-          <w:b w:val="0"/>
-          <w:color w:val="141414"/>
-          <w:sz w:val="21"/>
-        </w:rPr>
-        <w:t>• “你选的未来，问过我想要吗？”（EP12第12-8场／EP13第13-2场，荀未来在搬离三条鱼漫画屋前于2008年3月9日老黄历纸上用红笔亲手写下的痛切自省，后被16岁赵左右在漫画屋门外捡起读出）</w:t>
+        <w:t>• “你选的未来，问过我想要吗？”（EP12第12-8场／EP13第13-3场，荀未来在搬离三条鱼漫画屋前于2008年3月9日老黄历纸上用红笔亲手写下的痛切自省，后被16岁赵左右在漫画屋门外捡起读出）</w:t>
       </w:r>
     </w:p>
     <w:p>
@@ -2302,13 +2296,7 @@
         <w:jc w:val="left"/>
       </w:pPr>
       <w:r>
-        <w:rPr>
-          <w:rFonts w:ascii="Times New Roman" w:hAnsi="Times New Roman" w:eastAsia="宋体"/>
-          <w:b w:val="0"/>
-          <w:color w:val="141414"/>
-          <w:sz w:val="21"/>
-        </w:rPr>
-        <w:t>• “那你就别照镜子。躲过修正，记住我们，记住我们给你带来的关于未来的一切。只要你记得，我们就永远在你身边。”（EP23第23-12场，荒村破屋与16岁小赵诀别时的嘱托）</w:t>
+        <w:t>• “那你就别照镜子。躲过修正，记住我们，记住我们给你带来的关于未来的一切。只要你记得，我们就永远在你身边。”（EP23第23-3场，荒村破屋与16岁小赵诀别时的嘱托）</w:t>
       </w:r>
     </w:p>
     <w:p>

--- a/01_《三人行》全24集全流程标杆成品库/05_核心人物一人一档/人物02_荀未来（2033—2035成年赵左右 ＆ 2008高一转校生态）.docx
+++ b/01_《三人行》全24集全流程标杆成品库/05_核心人物一人一档/人物02_荀未来（2033—2035成年赵左右 ＆ 2008高一转校生态）.docx
@@ -179,7 +179,7 @@
                 <w:color w:val="191919"/>
                 <w:sz w:val="19"/>
               </w:rPr>
-              <w:t>荀未来（真名：赵左右；1998与2008假身份证登记名：苟未来［因字迹潦草被戴娟与全校误读为“荀未来”］；2033人生有限公司保密实验者档案号：LO-01M1/009；昵称：荀哥、小荀、中废物）</w:t>
+              <w:t>荀未来（真名：赵左右；2008假身份证登记名：苟未来［因字迹潦草被戴娟与全校误读为“荀未来”］；2033人生有限公司保密实验者档案号：LO-01M1/009；昵称：荀哥、小荀、中废物）</w:t>
             </w:r>
           </w:p>
         </w:tc>
@@ -303,7 +303,7 @@
                 <w:color w:val="191919"/>
                 <w:sz w:val="19"/>
               </w:rPr>
-              <w:t>1992年1月21日出生；原初驻留于2033年1月（41周岁），穿越至1998年冬夜及2008年1月—2009年冬，并在EP23–24穿梭于2058年、2012年冬与全新2033年</w:t>
+              <w:t>1992年1月21日出生；原初驻留于2033年1月（41周岁），穿越至2008年1月—2009年冬，并在EP23–24穿梭于2058年、2012年冬与全新2033年</w:t>
             </w:r>
           </w:p>
         </w:tc>
@@ -910,7 +910,7 @@
           <w:color w:val="141414"/>
           <w:sz w:val="21"/>
         </w:rPr>
-        <w:t>1. 【2033年1月原初失意态与1998雪夜初穿态（EP01/EP08）】：头顶微乱黑色短发，下巴蓄浅青胡茬，左额月牙疤清晰；全身外穿一件剪裁挺括的深炭灰色长款过膝羊毛呢大衣，内搭纯黑色高领修身羊绒毛衣，下穿深黑色西装长裤，脚蹬黑色系带皮靴；在雪夜街头与数字公墓中显得孤寂肃杀。</w:t>
+        <w:t>1. 【2033年1月原初失意态（EP01/EP08）】：头顶微乱黑色短发，下巴蓄浅青胡茬，左额月牙疤清晰；全身外穿一件剪裁挺括的深炭灰色长款过膝羊毛呢大衣，内搭纯黑色高领修身羊绒毛衣，下穿深黑色西装长裤，脚蹬黑色系带皮靴；在雪夜街头与数字公墓中显得孤寂肃杀。</w:t>
       </w:r>
     </w:p>
     <w:p>
@@ -942,7 +942,7 @@
           <w:color w:val="141414"/>
           <w:sz w:val="21"/>
         </w:rPr>
-        <w:t>3. 【2035年“杂志大王”时间线覆写态与理发重生态（EP07/EP11–EP12）】：留着极具雅痞气息的中分及肩长卷发与络腮胡；在2035年商务车与摄影棚中穿着黑色暗纹丝绒西装内搭酒红丝绸衬衫，或驼色长款大衣；在2008年漫画屋醒来时穿深蓝色丝绸睡袍配格纹睡裤；在市二院查出重度酒精肝后，于理发店剪去长发、刮净胡须，换穿深蓝色棒球夹克内搭白T恤。</w:t>
+        <w:t>3. 【2035年“杂志大王”分岔态（EP02/09）与“长卷发心理学家”时间线覆写态（EP11–EP12）】：留着极具雅痞气息的中分及肩长卷发与络腮胡；在2035年商务车与摄影棚中穿着黑色暗纹丝绒西装内搭酒红丝绸衬衫，或驼色长款大衣；在2008年漫画屋醒来时穿深蓝色丝绸睡袍配格纹睡裤；在市二院查出重度酒精肝后，于理发店剪去长发、刮净胡须，换穿深蓝色棒球夹克内搭白T恤。</w:t>
       </w:r>
     </w:p>
     <w:p>
@@ -1552,7 +1552,7 @@
           <w:color w:val="141414"/>
           <w:sz w:val="21"/>
         </w:rPr>
-        <w:t>41岁的荀未来之所以不顾一切签下009号保密实验协议穿越回2008年，根源在于他在原初时间线（2033年）遭遇了全方位的精神崩盘：计算机行业在2032年网络大瘫痪中覆灭、炒股赔光积蓄、挚友陈明39岁过劳死、深爱的妻子舒图在生日当天提出离婚并惨死于车祸。无法承受这多重打击的他，陷入了典型的心理学“归因谬误”——他将中年所有的不幸，统统归咎于16岁那年听从父命选了理科。因此，刚降临2008年的荀未来是一个彻头彻尾的“功利主义改造狂”，他试图用成年人的信息差（炒股、办杂志、截胡初恋）替16岁的自己打造一条完美无缺的“成功学捷径”。</w:t>
+        <w:t>41岁的荀未来之所以不顾一切签下009号保密实验协议穿越回2008年，根源在于他在原初时间线（2033年）遭遇了全方位的精神崩盘：计算机行业在2032年网络大瘫痪中覆灭、炒股赔光积蓄、挚友陈明英年早逝（1990—2033）、深爱的妻子舒图在生日当天提出离婚并惨死于车祸。无法承受这多重打击的他，陷入了典型的心理学“归因谬误”——他将中年所有的不幸，统统归咎于16岁那年听从父命选了理科。因此，刚降临2008年的荀未来是一个彻头彻尾的“功利主义改造狂”，他试图用成年人的信息差（炒股、办杂志、截胡初恋）替16岁的自己打造一条完美无缺的“成功学捷径”。</w:t>
       </w:r>
     </w:p>
     <w:p>
@@ -1660,7 +1660,7 @@
           <w:color w:val="141414"/>
           <w:sz w:val="22"/>
         </w:rPr>
-        <w:t>（一）绝望的起点（2033年1月 ＆ 1998年冬夜）：电子墓碑、离婚协议与009号实验</w:t>
+        <w:t>（一）绝望的起点（2033年1月）：电子墓碑、离婚协议与009号实验</w:t>
       </w:r>
     </w:p>
     <w:p>
@@ -1754,7 +1754,7 @@
           <w:color w:val="141414"/>
           <w:sz w:val="21"/>
         </w:rPr>
-        <w:t>进入黄昏篇，荀未来与66岁赵了结成“中废物与老废物同盟”，在文科十班陪小赵读书。然而随着小赵在文科道路上狂飙，荀未来的身体在EP11–12遭到了来自“2035杂志大王线”的猛烈覆写——不仅一夜之间长出及肩卷发与络腮胡，更在市二院被查出重度酒精肝，迫使他搬离三条鱼漫画屋入住502室。在EP13《我与我的宣战》中，当16岁的小赵在漫画屋门外捡起他写有红字自省“你选的未来，问过我想要吗？”的老黄历纸读出声、并在走廊喊出“赵左右”试出他的真身发起宣战时，荀未来终于放下了操控欲，真心实意地辅佐小赵创办《三人行》校园杂志社、与老赵一起将真相纸条塞进陈明家门缝救赎挚友。</w:t>
+        <w:t>进入黄昏篇，荀未来与66岁赵了结成“中废物与老废物同盟”，在文科十班陪小赵读书。然而随着陈明退学重创小赵心智、促使小赵受《梦的解析》影响改志向学心理学，荀未来的身体在EP11–12遭到了来自“半吊子心理学家时间线”的猛烈覆写——不仅一夜之间长出中分及肩长卷发与浓密络腮胡，更因在心理学时间线里长期替患者共情酗酒而在市二院被查出重度酒精性脂肪肝；紧接着漫画屋房东爷爷突发脑溢血离世、店铺被儿子卖掉拆迁，迫使他挥泪搬离三条鱼漫画屋入住502室。在EP13《我与我的宣战》中，当16岁的小赵在漫画屋门外捡起他写有红字自省“你选的未来，问过我想要吗？”的老黄历纸读出声、并在走廊喊出“赵左右”试出他的真身发起宣战时，荀未来终于放下了操控欲，真心实意地辅佐小赵创办《三人行》校园杂志社、与老赵一起将真相纸条塞进陈明家门缝救赎挚友。</w:t>
       </w:r>
     </w:p>
     <w:p>

--- a/01_《三人行》全24集全流程标杆成品库/05_核心人物一人一档/人物02_荀未来（2033—2035成年赵左右 ＆ 2008高一转校生态）.docx
+++ b/01_《三人行》全24集全流程标杆成品库/05_核心人物一人一档/人物02_荀未来（2033—2035成年赵左右 ＆ 2008高一转校生态）.docx
@@ -1645,7 +1645,7 @@
           <w:color w:val="192D55"/>
           <w:sz w:val="25"/>
         </w:rPr>
-        <w:t>第四章　全剧完整人物生平传记与核心事件全纪实</w:t>
+        <w:t>第四章　全剧完整人物生平传记与逐集分场剧情推进全纪实</w:t>
       </w:r>
     </w:p>
     <w:p>
@@ -1801,7 +1801,7 @@
           <w:color w:val="141414"/>
           <w:sz w:val="21"/>
         </w:rPr>
-        <w:t>在EP17–19中，荀未来在雪原古堡用30秒电梯演讲“电影是生命的延长”打动32岁余博士获投资，却因说漏嘴触发2058最高警报；他尾随赵了在飞霞路电话亭外救下被小雪注射鲜榨菠萝汁的赵了，将小雪绑回酒店2388套房审讯，并在32岁余博士潜入套房撕开小雪胶带时亲眼目睹小雪被强制召回凭空消失；搬回502室后，他穿赵了红羽绒服去大巴车烧烤摊打包、钻绿色大垃圾桶躲小赵，促成三代人首次在502室同桌吃烧烤及暑假同居吃西瓜、打街机的温馨时光；然而去北京看奥运前清晨，再次穿越过来的小雪潜入502室害得赵了心脏骤停沦为植物人！进入EP20《涉过夏天》，41岁的荀未来花200元月租在远郊荒村租下破瓦房藏匿照料植物人赵了，独自扛起整个酷夏的苦难：去菜场讨死鱼省一毛钱、装旧风扇、用500ml鼻饲袋给老赵喂流食擦脚、打工遭欠薪百度维权，深夜在病榻旁孤灯下咽着冰冷剩汉堡红着眼眶叩问“我得为少年的理想负责，还要为老了的身体负责，谁又能为我负责？”，却依然用“回到未来”账号在麻辣烫视频下留言“求店名”点醒小赵拍300元探店广告、在贴吧给【八中姐妹花】发帖引流。直到EP21初雪降临，老赵在徐图图雪地DV的召唤下苏醒，握住他的手承诺“我们三个共同面对”，三代赵左右在54路有轨电车与烧烤大巴车上含泪重逢！</w:t>
+        <w:t>进入黑夜篇（EP17–EP19），荀未来与赵了在林海雪原哥特式古堡见到32岁的青年余博士（余止）。面对余博士只给30秒的严苛限时，荀未来以“电影是生命的延长，而时空旅行能让人真正再活一次”打动余博士，却因赵了随后闯入触发了2058年最高级别警报。当2058年实习生小雪潜入2008年在飞霞路电话亭旁用掺有鲜榨菠萝汁的饮料诱发赵了过敏休克送医时，尾随而至的荀未来及时救下老赵，并在市二院病房外与苏醒的老赵合力抓获小雪、带回酒店2388套房审讯，首次逼问出自己“009号保密实验者档案遗失成为系统漏洞（Bug）”的惊天秘密；随后当32岁的余博士潜入医院病房撕开小雪嘴上胶带时，荀未来亲眼目睹小雪在刺目白光中凭空消失被强制召回2058年。</w:t>
       </w:r>
     </w:p>
     <w:p>
@@ -1817,7 +1817,7 @@
           <w:color w:val="141414"/>
           <w:sz w:val="21"/>
         </w:rPr>
-        <w:t>在EP22–23中，荀未来与小赵、老赵在岁月路银行外联手擒获劫匪徐家宝，在501室吃上父母包的团圆饺子（被刘美奕那句“家是避风港，不是凯旋门”彻底治愈），并在旧仓库与小赵“背对背，肩并肩”突围。面对82岁余博士启动的时空修正，荀未来在荒村破屋制定了惊天奇谋：他算准高尚抓捕自己到启动修正有30分钟时间差，先去后街麻辣烫店点“多加磁州白莲藕”完成四重时空同桌叠影诀别，从容被捕后在2058年主控室用“克隆人哲学悖论”拖住余博士20多分钟，助小赵卡Bug保住记忆，随后与老赵暴起锁喉高尚夺走门禁卡，用声东击西计骗高尚去五楼供电站，自己则掏出荒村带来的旧螺丝刀撬开顶层通风管道成功脱身！</w:t>
+        <w:t>搬入502室与老赵同住后（EP19），荀未来穿着老赵宽大的红色羽绒服去大巴车烧烤摊买烤串，因怕被16岁的小赵撞见自己几天没洗澡的落魄模样而狼狈钻进路边绿色大塑料垃圾桶，反被骑车追来的小赵一把抱住（“就是你现在刚从粪坑里头爬出来，我们也不会嫌弃你的！你永远都是我们的荀哥！”），促成了老中青三代人首次在502室同桌吃烧烤，并在盛夏度过了一段同吃冰镇西瓜、去电玩城并排打街机的温馨时光。然而就在出发去北京看奥运的清晨，再次潜回2008年的小雪用袖口毒针刺倒赵了，致其心脏骤停沦为深度昏迷植物人！为防小雪在医院补刀，荀未来在暴雨夜含泪背起苍老的66岁自己逃往远郊荒村。</w:t>
       </w:r>
     </w:p>
     <w:p>
@@ -1833,9 +1833,2063 @@
           <w:color w:val="141414"/>
           <w:sz w:val="21"/>
         </w:rPr>
-        <w:t>至EP24大结局，看到小赵在全知记忆下痛苦崩溃的荀未来，在余博士点醒下顿悟“原来未知，才是未来”。他回到2012年冬的长林八中覆雪操场，陪20岁的小赵堆完第三个雪人并清除其全部预知记忆。当小赵在飞霞路雪夜凭本能流血删掉偷拍视频、让徐图图终生未改名“舒图”后，时空修正永远卡在了99%——在全新的2033年，41岁的赵左右（荀未来）头戴妻子织的白色叉眼笑脸毛线帽，在洒满阳光的客厅里与鲜活健在的妻子徐图图深情相拥，递上了那张珍藏25年的广播站选票【赵左右一票 投给徐图图】。</w:t>
+        <w:t>在EP20《涉过夏天》中，曾经习惯逃避的41岁荀未来完成了全剧最催人泪下的苦难修行：他在远郊荒村花200元月租租下一间破败的土炕瓦房藏匿照料植物人赵了，独自一人扛起了整个酷夏的重担——去菜市场为省一毛钱低声下气讨买死鱼、满头大汗用旧螺丝刀修好吱呀作响的旧台扇、熟练地用500ml鼻饲袋给老赵喂流食、端来温水仔细替老年的自己擦洗浮肿的双脚，外出打零工遭老板欠薪还要自己查法律条文维权。深夜里，荀未来坐在破屋门槛上大口咽着干硬冰冷的剩汉堡，看着土炕上人事不省的老年自己，崩溃落泪发出全剧最扎心的中年叩问：“我得为少年的理想负责，还要为老了的身体负责。老赵，你说我夹在中间有多难啊？我真的能放手做自己吗？……谁又能为我负责？”即便身处绝境，他依然在旧电脑上用ID【回到未来】在小赵的《孤独的饭桶》视频下留言“求店名！”，点醒16岁的自己通过拍300元探店广告赚取第一桶金。</w:t>
       </w:r>
     </w:p>
+    <w:p>
+      <w:pPr>
+        <w:spacing w:before="40" w:after="100" w:line="384" w:lineRule="auto"/>
+        <w:ind w:firstLine="420"/>
+        <w:jc w:val="left"/>
+      </w:pPr>
+      <w:r>
+        <w:rPr>
+          <w:rFonts w:ascii="Times New Roman" w:hAnsi="Times New Roman" w:eastAsia="宋体"/>
+          <w:b w:val="0"/>
+          <w:color w:val="141414"/>
+          <w:sz w:val="21"/>
+        </w:rPr>
+        <w:t>到了EP21《当雪落下》冬日初雪降临，荀未来戴着皮手套拎着一塑料袋干苞米（玉米）踏雪走回荒村破屋，掀开门帘瞬间如遭雷击——被电脑屏幕上徐图图雪地欢笑堆雪人DV唤醒的66岁赵了，已经拔掉鼻饲管坐在床沿望着窗外冬雪，回头温和地问了他一句：“闹铃没响，把奥运会都睡过去了。实在有点可惜啊……吃了吗？”荀未来握着玉米袋子的手剧烈颤抖、热泪盈眶地转身要去蒸玉米。在开车载老赵返回市区的路虎车上，荀未来一边开车一边倒豆子般狂吐苦水（“天天就吃玉米了，玉米须子都舍不得扔，感觉现在连放个屁都是玉米味的！”）；回到502室后，看着赵了按出六个零（000000）打开那个自己夏天试遍生日密码都打不开的电子保险箱，荀未来气得翻白眼吐槽“你这明明就是灯下黑防我的吧”，却在赵了塞给他两万块钱让他去订五星级酒店套房时主动把钱推了回去（“这儿总归比乡下小破屋强多了，余博士还没找到，这钱还得省着点花”）。当赵了调侃起昏迷时听见他半夜一边搓澡一边唱伤感民谣、继而敛起笑意握住他的手郑重说出“谢谢你啊，不会没人对你负责的，未来关于赵左右的一切，我们三个共同面对”时，荀未来嘴上傲娇哼了一声把头埋进被窝，心底长达半生的委屈与孤独终于被彻底抚平。当晚，他与老赵坐在风雪夜的54路有轨电车前排，迎来了16岁小赵飞奔上前的含泪拥抱，三代人在大巴车烧烤摊上碰杯高呼“每个年龄段的赵左右都是最牛的”；次日他又配合老赵与小赵在502室上演“假植物人试探计”，亲眼验证了小雪被徐图图感化后的真心悔过。</w:t>
+      </w:r>
+    </w:p>
+    <w:p>
+      <w:pPr>
+        <w:spacing w:before="40" w:after="100" w:line="384" w:lineRule="auto"/>
+        <w:ind w:firstLine="420"/>
+        <w:jc w:val="left"/>
+      </w:pPr>
+      <w:r>
+        <w:rPr>
+          <w:rFonts w:ascii="Times New Roman" w:hAnsi="Times New Roman" w:eastAsia="宋体"/>
+          <w:b w:val="0"/>
+          <w:color w:val="141414"/>
+          <w:sz w:val="21"/>
+        </w:rPr>
+        <w:t>在EP22–23中，荀未来先与小赵、老赵在岁月路24小时自助银行外联手设伏擒获持美工刀抢劫的徐家宝并拍下认罪视频；当晚在501室五口之家团圆饺子宴上，他听着母亲刘美奕温柔说出“家是避风港，不是凯旋门”，并在风雪夜听着母亲追在身后叮嘱“到北京好好照顾自己，以后别省钱买红眼航班了”，背对父母泣不成声；随后在地下旧物仓库电话亭重围中，他在小雪反叛与老赵咆哮掩护下，抄起长木条与16岁小赵“背对背，肩并肩”杀出重围！面对82岁老年余博士启动的局部熵减时空修正，荀未来在荒村破屋制定了惊天奇谋：他算准高尚抓捕自己到启动修正有30分钟时间差，先独自走进后街麻辣烫店点“三盘多加藕”完成1998、2008、2033、2058四重时空同桌叠影诀别，从容被捕后在2058主控室抛出“克隆人犯罪悖论”拖住余博士20多分钟，助16岁小赵刷58003员工卡躲来2058卡Bug保住记忆；紧接着他与老赵暴起锁喉高尚夺走门禁卡，用声东击西计骗高尚带队奔向五楼供电站，自己则掏出荒村带来的那把旧螺丝刀撬开顶层通风管道成功脱身！</w:t>
+      </w:r>
+    </w:p>
+    <w:p>
+      <w:pPr>
+        <w:spacing w:before="40" w:after="100" w:line="384" w:lineRule="auto"/>
+        <w:ind w:firstLine="420"/>
+        <w:jc w:val="left"/>
+      </w:pPr>
+      <w:r>
+        <w:rPr>
+          <w:rFonts w:ascii="Times New Roman" w:hAnsi="Times New Roman" w:eastAsia="宋体"/>
+          <w:b w:val="0"/>
+          <w:color w:val="141414"/>
+          <w:sz w:val="21"/>
+        </w:rPr>
+        <w:t>至EP24大结局，看到20岁的小赵在四年全知记忆重压下沦为行尸走肉、在2012冬夜拎着啤酒瓶对路边微笑雪人崩溃哭喊“笑什么？我问你笑什么！”，荀未来在82岁余博士“如果一个人什么都知道，真的会活得更好吗”的点醒下彻底顿悟。他重返2012年冬夜的长林八中覆雪大操场，陪20岁的小赵并肩堆完第三个雪人，以此作为定位坐标请余博士清除了自己和老赵强加给小赵的全部预知记忆，归还少年“未知的权利”（“去做回那个莽撞的少年吧，或许最后的变数，反而在这未知之中呢。那一刻我才寻到——原来未知，才是未来”）。当忘却算计的小赵当晚在飞霞路雪夜凭本能流血删掉偷拍视频、让徐图图终生未改名“舒图”从而将时空修正永远卡死在99%后，在全新的2033年冬夜，41岁的赵左右（荀未来）头戴妻子织的白色叉眼笑脸毛线帽，在温暖的家中与平安健在的妻子徐图图深情相拥，递上了那张装裱珍藏了25年的高中广播站选票——【赵左右一票 投给徐图图】。</w:t>
+      </w:r>
+    </w:p>
+    <w:p>
+      <w:pPr>
+        <w:spacing w:before="160" w:after="80" w:line="384" w:lineRule="auto"/>
+        <w:jc w:val="left"/>
+      </w:pPr>
+      <w:r>
+        <w:rPr>
+          <w:rFonts w:ascii="Arial" w:hAnsi="Arial" w:eastAsia="黑体"/>
+          <w:b/>
+          <w:color w:val="141414"/>
+          <w:sz w:val="22"/>
+        </w:rPr>
+        <w:t>（附）本角色全剧逐集登场场次、具体行动、核心对白与剧情推动脉络总表（100%源自定稿文学剧本）</w:t>
+      </w:r>
+    </w:p>
+    <w:tbl>
+      <w:tblPr>
+        <w:tblStyle w:val="TableGrid"/>
+        <w:tblW w:type="auto" w:w="0"/>
+        <w:jc w:val="center"/>
+        <w:tblLayout w:type="fixed"/>
+        <w:tblLook w:firstColumn="1" w:firstRow="1" w:lastColumn="0" w:lastRow="0" w:noHBand="0" w:noVBand="1" w:val="04A0"/>
+      </w:tblPr>
+      <w:tblGrid>
+        <w:gridCol w:w="5184"/>
+        <w:gridCol w:w="5184"/>
+      </w:tblGrid>
+      <w:tr>
+        <w:trPr>
+          <w:tblHeader/>
+          <w:cantSplit/>
+        </w:trPr>
+        <w:tc>
+          <w:tcPr>
+            <w:tcW w:type="dxa" w:w="2376"/>
+            <w:vAlign w:val="center"/>
+            <w:tcMar>
+              <w:top w:w="130" w:type="dxa"/>
+              <w:bottom w:w="130" w:type="dxa"/>
+              <w:left w:w="150" w:type="dxa"/>
+              <w:right w:w="150" w:type="dxa"/>
+            </w:tcMar>
+            <w:shd w:fill="1F3864"/>
+          </w:tcPr>
+          <w:p>
+            <w:pPr>
+              <w:spacing w:before="40" w:after="40" w:line="312" w:lineRule="auto"/>
+              <w:jc w:val="center"/>
+            </w:pPr>
+            <w:r/>
+            <w:r>
+              <w:rPr>
+                <w:rFonts w:ascii="Arial" w:hAnsi="Arial" w:eastAsia="黑体"/>
+                <w:b/>
+                <w:color w:val="FFFFFF"/>
+                <w:sz w:val="19"/>
+              </w:rPr>
+              <w:t>登场集数与片名</w:t>
+            </w:r>
+          </w:p>
+        </w:tc>
+        <w:tc>
+          <w:tcPr>
+            <w:tcW w:type="dxa" w:w="7992"/>
+            <w:vAlign w:val="center"/>
+            <w:tcMar>
+              <w:top w:w="130" w:type="dxa"/>
+              <w:bottom w:w="130" w:type="dxa"/>
+              <w:left w:w="150" w:type="dxa"/>
+              <w:right w:w="150" w:type="dxa"/>
+            </w:tcMar>
+            <w:shd w:fill="1F3864"/>
+          </w:tcPr>
+          <w:p>
+            <w:pPr>
+              <w:spacing w:before="40" w:after="40" w:line="312" w:lineRule="auto"/>
+              <w:jc w:val="center"/>
+            </w:pPr>
+            <w:r/>
+            <w:r>
+              <w:rPr>
+                <w:rFonts w:ascii="Arial" w:hAnsi="Arial" w:eastAsia="黑体"/>
+                <w:b/>
+                <w:color w:val="FFFFFF"/>
+                <w:sz w:val="19"/>
+              </w:rPr>
+              <w:t>本集各场次具体行动、人物互动、核心台词与剧情推进逻辑</w:t>
+            </w:r>
+          </w:p>
+        </w:tc>
+      </w:tr>
+      <w:tr>
+        <w:trPr>
+          <w:cantSplit/>
+        </w:trPr>
+        <w:tc>
+          <w:tcPr>
+            <w:tcW w:type="dxa" w:w="2376"/>
+            <w:vAlign w:val="center"/>
+            <w:tcMar>
+              <w:top w:w="105" w:type="dxa"/>
+              <w:bottom w:w="105" w:type="dxa"/>
+              <w:left w:w="145" w:type="dxa"/>
+              <w:right w:w="145" w:type="dxa"/>
+            </w:tcMar>
+          </w:tcPr>
+          <w:p>
+            <w:pPr>
+              <w:spacing w:before="40" w:after="40" w:line="341" w:lineRule="auto"/>
+              <w:jc w:val="center"/>
+            </w:pPr>
+            <w:r/>
+            <w:r>
+              <w:rPr>
+                <w:rFonts w:ascii="Times New Roman" w:hAnsi="Times New Roman" w:eastAsia="宋体"/>
+                <w:b/>
+                <w:color w:val="191919"/>
+                <w:sz w:val="19"/>
+              </w:rPr>
+              <w:t>EP01《夺回人生》</w:t>
+            </w:r>
+          </w:p>
+        </w:tc>
+        <w:tc>
+          <w:tcPr>
+            <w:tcW w:type="dxa" w:w="7992"/>
+            <w:vAlign w:val="center"/>
+            <w:tcMar>
+              <w:top w:w="105" w:type="dxa"/>
+              <w:bottom w:w="105" w:type="dxa"/>
+              <w:left w:w="145" w:type="dxa"/>
+              <w:right w:w="145" w:type="dxa"/>
+            </w:tcMar>
+          </w:tcPr>
+          <w:p>
+            <w:pPr>
+              <w:spacing w:before="40" w:after="40" w:line="341" w:lineRule="auto"/>
+              <w:jc w:val="left"/>
+            </w:pPr>
+            <w:r/>
+            <w:r>
+              <w:rPr>
+                <w:rFonts w:ascii="Times New Roman" w:hAnsi="Times New Roman" w:eastAsia="宋体"/>
+                <w:b w:val="0"/>
+                <w:color w:val="191919"/>
+                <w:sz w:val="19"/>
+              </w:rPr>
+              <w:t>• 【1-2　外　春秋路有轨电车站·轨道街面（1998） — 夜】亮着暖黄车窗灯火的有轨电车缓缓驶离站台，沿着覆满白雪的铁轨与行道树列，漸漸驶向深冬夜色的尽头。（核心台词：成年赵左右（画外音）：“小时候，觉得老家长林的深冬实在太冷。现在想想，还是那时候暖和。”）</w:t>
+              <w:br/>
+              <w:t>• 【1-4　外　家属院·三个雪人院落（1998） — 夜】院落中央的雪地上立着刚堆好的雪人。一个情绪失控的成年男人正站在雪人跟前，指着雪人怒目咆哮。幼年赵左右站在几步外的阴影里静静看着。 幼年赵左右握着餐盒沉默地看着他，小小的脸庞上满是困惑与戒备。男人突然狂性大发，抬脚狠狠踹向面前的雪人，洁白的雪块顿时四分五裂、散落一地。（核心台词：成年赵左右（画外音）：“堆雪人，好像也是很遥远的事情了。” ／ 成年赵左右（画外音）：“忘了从哪天开始……” ／ 成年赵左右（画外音）：“我总是一次堆三个雪人。”）</w:t>
+              <w:br/>
+              <w:t>• 【1-5　外　长林数字公墓·陈明墓位（2033） — 日】41岁的成年赵左右身穿黑色防风短夹克，颈间绕着一条浅灰色粗棒针厚围巾，下巴带着青灰色的胡茬，眼下有着明显的疲惫泪沟。他独自站在陈明的电子墓碑前，伸手轻轻触碰冰冷的屏幕，静静凝视着老友年轻定格的面容。 成年赵左右从衣兜里掏出黑色智能手机，点开墓碑上的数字祭奠二维码。手机屏幕上跳出「送白包」界面，他低头在金额栏输入了「648」。 屏幕跳出「支付成功 ¥648.00」的提示，紧接着上方弹出一行银行账户余额不足的扣款短信通知。成年赵左右盯着那行余额数字，眼神黯淡地停顿了片刻。 成年赵左右循声转头，越过肩头向台阶下望去。一辆（核心台词：成年赵左右：“兄弟先回北京了。清明堵车。五一再来看你。”）</w:t>
+              <w:br/>
+              <w:t>• 【1-6　外　长林数字公墓·商务车停靠区（2033） — 日】成年罗爱文刚刚弯腰坐进黑色商务车后座，发现了快步走来的成年赵左右，脸色微变，立刻抬手朝前排司机连声催促。 电动侧滑门刚刚开始合拢，成年赵左右已经一个箭步冲到车边，伸出双手死死扒住车门边缘，探进半个身子往车厢里喊。 成年赵左右松开扒着车门的手，喘了口气，用半开玩笑半强硬的语气朝车外努了努嘴。（核心台词：成年赵左右：“老罗！老罗！把门打开啊！老同学没看见呀？瞎啊？” ／ 成年赵左右：“咋了？老罗，没听说过呀？参加完葬礼，得在外面走一走，散上一散。咱溜达溜达呀。”）</w:t>
+              <w:br/>
+              <w:t>• 【1-7　外　公墓外林荫长道（2033） — 日】雪后的城市林荫步道笔直幽长，两侧高大的落叶乔木枝干光秃。成年赵左右将黑色智能手机紧紧贴在耳边，一边快步走着一边低声向电话那头的妻子舒图解释；成年罗爱文双手插在大衣口袋里，保持着半步距离在旁边慢悠悠地陪着。 成年赵左右余光瞥了一眼身旁默不作声的罗爱文，有些难堪地压低嗓音捂住话筒。 电话那头啪地挂断了。成年赵左右握着挂断的手机僵在原地半秒，随即强装无事地把手机揣回兜里。与此同时，身旁的成年罗爱文也正好应付完一通下属打来的请示电话，从容地挂断。 成年罗爱文收起手机，转头望向神色落寞的成年赵左右。（核心台词：成年赵左右：“我现在在谈一件非常重要的事情！” ／ 成年赵左右：“回家再说。” ／ 成年赵左右：“还行。没啥事。就是钓钓鱼什么的。”）</w:t>
+              <w:br/>
+              <w:t>• 【1-8　外/内　2033长林城市街景与新闻演播室（蒙太奇） — 日】林荫道尽头，成年赵左右与成年罗爱文并肩走过贴满纸质海报的街角，朝前方一节由报废老式有轨电车改造而成的「旧时光咖啡」走去。（核心台词：成年赵左右：“反正吧，我在IT行业是干不下去了。”）</w:t>
+              <w:br/>
+              <w:t>• 【1-9　内　旧时光有轨电车咖啡馆（2033） — 日】老式有轨电车车厢内部被改造为温暖复古的咖啡馆，保留着弧形木质车顶与金属拉手吊环，暖黄色壁灯与窗外的白雪相映成趣。成年罗爱文与成年赵左右顺着狭长的车厢过道走到中段胡桃木卡座面对面坐下。 成年罗爱文一边说着，一边从大衣内袋里掏出两个崭新的纸质白包信封，推到成年赵左右面前的桌面上。 成年赵左右伸手接过那两个薄薄的纸质白包，指尖摩挲着纸面，苦笑着垂下眼帘。 成年罗爱文端起咖啡杯没有接话。成年赵左右抬起头望向窗外，眼神里浮起一层对少年时代的怀念。 成年赵左右喉结微动，终于放下中年人的体面，局促而热切地直视着罗爱文。 成年罗爱（核心台词：成年赵左右：“我这不上了年纪了吗。学东西呢，肯定没有年轻人快。早就跟不上时代了。只怪我当时听了我爸的，报了不喜欢的理科——学了不喜欢的计算机，说有什么前景。” ／ 成年赵左右：“老罗。你知道我这一生当中，最幸运的事是什么吗？就是在高中的时候啊，认识了你和陈明。我记得高中的时候，咱俩的关系其实是最好的。每天都形影不离，还经常偷偷摸摸地去吃麻辣烫。后来，我就去了北京。你也出了国。也一直没有怎么见上面。现在嘛，陈明也走了。” ／ 成年赵左右：“你能不能借我点钱呀？让我先把房贷还上。）</w:t>
+              <w:br/>
+              <w:t>• 【1-10　外　旧时光咖啡馆·门外雪街（2033） — 日】成年罗爱文推门走出电车咖啡馆，踏上积雪的人行道。成年赵左右紧追在身后不肯放弃。 被戳中痛处的成年赵左右急红了眼，一把抓住罗爱文的胳膊赌咒发誓。 成年赵左右 成年赵左右怔怔地听着，眼神里第一次动了念头。成年罗爱文从西装内袋里夹出一张印着「人生有限公司」的深色名片，递到他面前。 成年赵左右低头盯着那张名片良久没有吭声。成年罗爱文摇了摇头，转身准备离去，成年赵左右突然狐疑地叫住他。 成年罗爱文拍了拍他的肩膀扬长而去。那张「人生有限公司」的名片飘落在雪地上。成年赵左右独自伫立在寒风中，片刻后俯身将雪地里的名片捡起。就在这时（核心台词：成年赵左右：“老罗，你就帮我这一次吧。” ／ 成年赵左右：“你把我当成什么人了呀？我就是不要这条命了，我也一定会还上这个钱的！” ／ 成年赵左右：“什么人生有限公司啊？”）</w:t>
+              <w:br/>
+              <w:t>• 【1-11　外　2033雪街与2008长林八中·黑色铁围栏（时空交叠） — 日】成年赵左右独自站在黑色铁艺围栏外，低头凝视着手中的名片。 围栏外，仍穿着2033年黑色夹克与灰围巾的成年赵左右隔着密集的黑色铁栏，静静注视着围栏内那个生龙活虎的16岁自己。刺眼的冬日逆光洒在他的眉眼间，他的瞳孔深处燃起孤注一掷的火焰。 耀眼的纯白强光骤然从成年赵左右的瞳孔深处爆开，瞬间吞没了整个画面，又在下一秒无痕消融于2008年长林八中白雪皑皑的操场看台旁。（核心台词：成年赵左右：“你说得对。两三万，解决不了我的问题。” ／ 成年赵左右：“二三十万。两三百万。都不如我自己——来左右一次人生。”）</w:t>
+              <w:br/>
+              <w:t>• 【1-12　外　长林八中·操场看台楼梯与黑色铁围栏 — 日】赵左右闻言一起扭头看去。只见黑色铁围栏外的人行道上，41岁的荀未来（苟未来）正安静地站在雪地里望着他们——他外穿一件红褐色连帽厚夹克，拉链半敞，里面赫然套着一件长林八中的深蓝配白条纹校服。 戴主任与两个少年同时转头。只见荀未来已经绕过铁围栏走进校园，一边不紧不慢地走上看台台阶，一边用教导主任式的腔调数落赵左右。 教学楼走廊玻璃窗后，原本在复习的学生们纷纷被动静吸引，挤到窗边探头围观。荀未来走到台阶中央，目光越过两个少年，气定神闲地直视戴主任。 荀未来一言不发，抬手刺啦一声拉开身上的红褐色连帽厚夹克，大大方方地亮出了（核心台词：荀未来（画外）：“住手。” ／ 荀未来：“一点紧迫感都没有。赵左右，你看看，连路人都看不下去了。” ／ 荀未来：“我说你呢，戴娟。马上就要期末考试了，你不去监督考场准备工作——你在这儿瞎晃悠什么呢？真当自己是老佛爷呢？”）</w:t>
+              <w:br/>
+              <w:t>• 【1-13　内　长林八中·教导主任办公室及门外走廊 — 日】办公室内，宽大的办公桌上堆满了期末试卷。荀未来站在办公桌前，早已收起了刚才在看台上的锋芒，用一副历经社会毒打的中年人语重心长的语气，对着坐在桌后的戴主任侃侃而谈。 戴主任原本紧绷严肃的脸庞在荀未来这番直击灵魂的体己话里一点点软化下来，眼圈真的微微泛红。荀未来朝她微微颔首，转身从容地推门走出了办公室。 办公室里只剩下戴主任一人。她拿起桌面上那张刚刚登记的身份证——上面印着姓名「苟未来」与「1988年1月21日」的出生日期。戴主任端详着身份证上的照片，实在没忍住，噗嗤一声笑了出来。（核心台词：荀未来：“我……戴主任，我知道你有你的压力和KPI——关键绩效指标。谁没上过班啊，都能理解。其实我……我懂。您离开学生时代已经太远了，记不清当时都在想一些什么。但是总想着，年轻的时候如果再努力一点就好了。所以现在您才逼我们这么学习，怕以后我们会后悔。要是他们也像你这样想就好了。戴主任，三千字的检讨，我主动认领。我只希望您对自己好一点，别伤了身体，别太操心。” ／ 戴主任：“苟未来。好久没有碰到这么有挑战、有意思的学生了。就是……长得太着急了点。”）</w:t>
+              <w:br/>
+              <w:t>• 【1-14　内　长林八中·教学楼走廊 — 日】单侧采光的长直内走廊里光线明亮，荀未来双手插兜独自往前走，沿途经过的男女学生纷纷像看传奇人物一样回头行注目礼，窃窃私语声此起彼伏。 这时，赵左右和罗爱文从走廊两侧一左一右快步贴了上来，把荀未来夹在中间。赵左右满脸崇拜地双手抱拳作揖。 荀未来斜睨了一眼又习惯性替人揽活的16岁自己，伸手按住他的肩膀，转头把任务派给了旁边的罗爱文。 说完，荀未来带着赵左右大步流星地继续往前走，把罗爱文一个人晾在了原地。罗爱文先是气鼓鼓地鼓起腮帮子抱怨，可不到半秒又双手捧脸娇羞地笑出了声，冲着两人的背影奋力挥手。（核心台词：走廊男生甲：“听说那人好像是叫苟未来。” ／ 荀未来：“苟未来。” ／ 荀未来：“你写？写什么写？赵左右，你以后这样会一直吃亏的。罗爱文，你写。”）</w:t>
+              <w:br/>
+              <w:t>• 【1-15　内　长林八中·高一二班教室 — 日】荀未来走进教室，沿着过道缓缓走到教室最后排的图书角书架前，随手抽出一本课外书翻看。当他从书页上方抬起眼眸时，目光忽然定格在斜前方座位上的那个少年身上——16岁的陈明身穿深蓝校服，正安安静静地低头演算习题，外面的喧嚣与他毫无关系。 荀未来的脑海中瞬间闪过2033年墓园里那块写着「陈明 先生 1990—2033」的冰冷电子墓碑。他的眼眶微微一热，喉间不由自主地轻轻溢出一声呼唤。 荀未来深吸一口气，收敛起翻涌的思绪，跟着赵左右在座位上坐下。讲台上，戴主任拍了拍黑板擦，开始训话。 赵左右闻言赶紧低下头装模作样地翻开练习册刷（核心台词：荀未来：“陈明。” ／ 荀未来：“别再刷题了。抓紧一切时间休息。你们班主任回去生孩子去了。” ／ 荀未来：“你别什么事都当出头鸟。”）</w:t>
+              <w:br/>
+              <w:t>• 【1-16　内　长林八中·数学期末考场 — 日】单人单列拉开的数学期末考场内气氛肃杀。荀未来坐在考位上，刚拿到发下来的数学试卷，便满脸堆笑地朝着斜前方的邻座男生双手合十小声商量。 荀未来讨了个没趣，只得转回身低头看向试卷上的立体几何与函数大题，原本自信满满的表情在三秒钟内彻底凝固，眉头拧成了疙瘩。 就在荀未来对着数学卷子抓耳挠腮之际，考场另一侧的赵左右一直在焦躁地左顾右盼，望着斜前方一个空荡荡的座位出神。片刻后，赵左右突然高高举起了手。 赵左右起身一溜烟跑出了考场。荀未来盯着他神色慌张的背影，心里升起不祥的预感。 荀未来再也坐不住了，紧跟着高高举起手。 荀未来连（核心台词：荀未来：“一会儿卷子放外面点。拜托拜托。” ／ 荀未来：“好歹是研究生学历，搞定高中数学，总应该绰绰有余吧。我不重要，重要的是——我在看啥呢？” ／ 荀未来：“你小子要干吗？我冒着生命危险来，可不是为了让你继续犯浑的。”）</w:t>
+              <w:br/>
+              <w:t>• 【1-17　内　长林八中·教学楼走廊 — 日】空旷安静的走廊里，荀未来三步并作两步追上正在到处张望的赵左右，一把叫住他。 听到「王一漫」三个字，荀未来的瞳孔骤然一缩，脑海中闪过那个清冷明艳的少女面庞。他没有半句废话，脸色瞬间比赵左右还要凝重。（核心台词：荀未来：“赵左右！” ／ 荀未来：“谁呀？”）</w:t>
+              <w:br/>
+              <w:t>• 【1-18　外　长林八中·教学楼外雪地 — 日】荀未来与赵左右从红砖教学楼正门一口气冲下台阶，在白雪覆盖的校园岔路口停下，荀未来当机立断地一挥手。（核心台词：荀未来：“左右！咱俩分开找。快去！”）</w:t>
+              <w:br/>
+              <w:t>• 【1-19　内　长林八中·女卫生间门外走廊 — 日】找遍全校的荀未来与赵左右在教学楼一层尽头的女卫生间转角处重新汇合。两人喘着粗气，目光同时落向那扇嵌着磨砂玻璃条的女卫生间木门。 16岁的赵左右碍于男女大防，转身就跑去喊女老师。41岁的荀未来站在女卫生间门口，先是试探着朝门内喊了一声。 门内死一般寂静，无人应答。救人心切的荀未来不再顾忌，一把推开女卫生间木门冲了进去。 片刻之后，当赵左右气喘吁吁地折返回走廊转角时，只见荀未来已经双臂横抱着脸色苍白、双目紧闭的王一漫大步冲出了女卫生间。赵左右看得目瞪口呆，嘴巴微张发出「呃」的一声。荀未来根本没空解释，急声喝问。（核心台词：荀未来：“有人吗？” ／ 荀未来：“呃你个头啊。医务室在哪？”）</w:t>
+              <w:br/>
+              <w:t>• 【1-20　内　长林八中·学校卫生室 — 日】站在病床尾侧的荀未来听见这句话，望着王一漫清冷的侧脸，目光微微一滞。</w:t>
+              <w:br/>
+              <w:t>• 【1-21　内/外　记忆中的夜色麻辣烫小店（闪回）与学校卫生室 — 夜/日】赵左右端着麻辣烫尴尬地僵在半空。就在这时，荀未来从侧面走上前，自然地挡开那碗油腻的麻辣烫，将一瓶已经拧松了铁盖的黄桃罐头连同小铁勺递到了王一漫面前。 王一漫抬眼看了看荀未来，伸出苍白纤细的手接过玻璃罐头，舀起一块金黄饱满的黄桃放进嘴里，轻声道谢。 荀未来低头看着王一漫手里那瓶晶莹的黄桃罐头，神情忽然定格。（核心台词：荀未来（内心独白）：“怪不得。她从不走进那家麻辣烫店。” ／ 荀未来：“空腹太久，可不兴吃太油腻的啊。来，吃点黄桃罐头吧。好得快，胖不到哪里去。”）</w:t>
+              <w:br/>
+              <w:t>• 【1-22　内　成年赵左右与舒图家·卧室（2033闪回） — 夜】2033年，刷着深森绿色哑光墙面的卧室笼罩在床头台灯如蜜般温暖的橘黄色光晕里。身穿米白色宽松粗针织毛衣的妻子舒图坐在床沿，手里捧着一瓶一模一样的黄桃罐头，正一勺一勺喂给病中靠坐床头的成年赵左右。 暖黄的灯光下，舒图温柔地弯起眉眼。画面切回2008年冷白日光灯下的学校卫生室，荀未来静静伫立在病床旁，眼底掠过一丝无人察觉的刺痛。（核心台词：成年赵左右：“我要是饿死鬼——你给我买一辈子的黄桃罐头，都喂不够。”）</w:t>
+              <w:br/>
+              <w:t>• 【1-23　内　长林八中·数学补考教室 — 日】明亮的补考教室内，赵左右、荀未来与恢复精神的王一漫分坐三列单人考位。戴主任站在讲台前交代补考事宜。 试卷发下，荀未来正准备提笔，坐在他右侧相邻列的王一漫忽然轻轻唤了他一声，探身将一支红色水笔递到他的桌角。 荀未来转头接过那支带着少女善意的红笔，唇角微扬。 墙上的挂钟分针走动。距离补考结束还有一个小时，荀未来已经潇洒地收起笔，拿起试卷起身走到讲台前递给监考老师。 荀未来双手插兜，在赵左右与王一漫惊讶的目光中推门走出了考场。（核心台词：王一漫：“苟未来。加油。” ／ 荀未来：“小场面。谢谢啊。” ／ 荀未来：“用不着。”）</w:t>
+              <w:br/>
+              <w:t>• 【1-24　内　长林八中·教学楼走廊 — 日】走廊里，几名低年级男生正站在考场外对着荀未来远去的背影惊叹议论。</w:t>
+              <w:br/>
+              <w:t>• 【1-25　内　长林八中·高一二班教室 — 日】教室中后排的四角座位区，赵左右低头看着发到桌上的分科意向表。坐在旁边的荀未来原本想开口问陈明，目光却立刻锁定了16岁的自己，身体前倾紧紧盯着赵左右。 赵左右一脸莫名其妙地看着他没有吭声。荀未来转头看向旁边埋头整理笔记的陈明，又看向另一侧的罗爱文。 三言两语搞定罗爱文后，荀未来再次转回身，步步紧逼地看向赵左右。 荀未来的脑海中闪过刚才补考考场上王一漫递来红笔的柔和画面。而被当众戳破暗恋心事的16岁赵左右耳根瞬间红透，嘴硬地一把合上文具盒站起身。（核心台词：荀未来：“陈明，你打算——” ／ 荀未来：“你有梦想吗？你是马丁·路德·金吗？人生一步错，步步错。相信我，赵左右，选文。” ／ 荀未来：“陈明，你肯定选理科，对吧？爱文，你呢？”）</w:t>
+              <w:br/>
+              <w:t>• 【1-26　内　长林八中·学校食堂 — 日】就在双方僵持不下时，荀未来从围观的学生人群里漫步走出，挽起袖口走到故障的刷卡机前。 在戴主任、食堂员工与一众学生好奇的围观下，做过二十年程序员的荀未来熟练地检查线路接口、敲击终端按键重启调试。不过片刻工夫，只听「滴」的一声轻响，刷卡机屏幕重新亮起绿灯。排在第一位的低年级男生刷卡成功，惊喜地道谢。 荀未来拍了拍手，转头看向戴主任，语气老练得像个甲方技术总监。（核心台词：荀未来：“给我五分钟。” ／ 荀未来：“只要不再乱搞的话，应该不会出现什么问题。只是这个外包团队，应该换了吧。你说呢，老戴？”）</w:t>
+              <w:br/>
+              <w:t>• 【1-27　外　长林八中·校园步道与教学楼前 — 日】成群的学生从红砖教学楼正门宽阔的水泥大台阶下走过。下午斜射的冬日阳光将大台阶一分为二，荀未来独自一人弯着腰，蜷坐在左侧红砖方柱投下的冷暗阴影里。</w:t>
+              <w:br/>
+              <w:t>• 【1-28　外　长林八中·红砖教学楼正门大台阶 — 日】荀未来低着头坐在冰冷的花岗岩台阶阴影里，手抵着隐隐作痛的胃部，肩背紧绷。身穿米白红条纹羽绒服的赵左右背着书包从阳光下走上台阶，停在他的侧前方。 荀未来挑了挑眉，嘴角勾起一抹意味深长的苦笑。 荀未来终于缓缓抬起头，用审视的目光看向眼前这个满脸真诚的16岁自己。 少年清亮坦荡的眼神让荀未来怔了一下。他低下头自嘲地轻笑一声，随即撑着膝盖慢慢站起身，走到赵左右面前与他平视，语气骤然变得急切而功利。 听到「钱才是你唯一的兄弟」，赵左右原本关切温和的脸色瞬间冷了下来，眉头紧蹙地盯着荀未来。 荀未来没有理会少年的愤怒，目光越过他（核心台词：荀未来：“不关你的事。” ／ 荀未来：“老地方待不下去了。” ／ 荀未来：“怎么？问这么多，是想跟我当兄弟吗？”）</w:t>
+              <w:br/>
+              <w:t>• 【1-33　内　赵左右家·赵左右房间 — 夜】贴满热血动漫海报的小卧室里亮着暖黄的台灯。那只透明蓝盒太空生日蛋糕被放在床前的矮柜上。赵左右坐在单人木床沿上，把沉甸甸的黑色双肩书包放到膝头，刺啦一声拉开拉链——里面竟然被塞得满满当当。 他先从书包里掏出一本厚厚的《Harry Potter》英文原版书，书页间掉出一张手写贺卡。卡片上用马克笔龙飞凤舞地写着祝福，偏偏把「Surprise!」少写了一个字母拼成了「Suprise!」。赵左右看着那行熟悉的错别字，原本郁结了一下午的心头阴霾瞬间一扫而空，扑哧一声笑了出来。（核心台词：赵左右：“苟未来，谁说我兄弟们会忘了我的！”）</w:t>
+              <w:br/>
+              <w:t>• 【1-34　外　三条鱼漫画屋·门口 — 夜】老街临街商铺门头挂着橙红色的「三条鱼漫画屋」招牌，墨绿色木框玻璃门窗内透出温暖的灯光。换上棕褐色羊羔毛翻领棉服的荀未来站在店门外台阶上，一对头发花白、慈眉善目的老夫妻正拿着他的身份证笑眯眯地打量他。 刚刚把蓝盒太空蛋糕悄悄放在16岁自己家门口的荀未来闻言，只是平静而温和地笑了笑。 老夫妻推开挂着「书店」圆木牌的玻璃门，领着荀未来走进摆满漫画书架的店堂。（核心台词：荀未来：“没事，我不过生日。我都好久没见过蛋糕了，那东西太甜了，吃着腻。” ／ 荀未来：“好，谢谢啊，爷爷奶奶。” ／ 荀未来：“走。”）</w:t>
+              <w:br/>
+              <w:t>• 【1-36　内　三条鱼漫画屋·荀未来房间 — 夜】漫画屋后方狭小的木板房间里，只有桌上一盏暖黄小台灯亮着。脱去外衣、单穿深灰色长袖T恤的荀未来独自坐在床沿，一手握着老式黑色翻盖手机，一手拿着那张印着「苟未来」的身份证，在昏暗的灯光下久久凝视着身份证正面的有效期限。（核心台词：荀未来：“一年的时间……够吗？”）</w:t>
+              <w:br/>
+              <w:t>• 【1-37　内　人生有限公司·会谈室（2033闪回） — 日】极简冷灰调的现代会谈室内，戴着细框眼镜、身穿笔挺深色西装的人生有限公司代表坐在长条会议桌另一端，将伪造的2008年「苟未来」身份证与实验协议推到成年赵左右面前。 成年赵左右低头看着落款日期为「2033年1月21日」的协议文书，握紧签字笔，在签名栏郑重签下了自己的名字。（核心台词：荀未来：“怎么算改变时空进程？”）</w:t>
+              <w:br/>
+              <w:t>• 【1-38　内/外　2008冬夜多空间群像（漫画屋房间·罗爱文家·办公室·赵家主卧·家属院） — 夜/晨】漫画屋狭小的房间里，荀未来摩挲着身份证，在心底向16岁的自己低声告解。 漫画屋洗手间镜子前，荀未来看着镜中41岁的自己，身后衣架上挂着那件蓝白相间的长林八中校服；欧式豪宅餐厅里，身穿黑白条纹毛衣的罗爱文正陪着家人吃饭。 荀未来回到小木桌前，在暖黄的台灯下翻开书本静静独处。（核心台词：荀未来（内心独白）：“小赵，原谅我。我知道学纸媒，你可能真的会穷二十五年。但我只能顾着先改善自己当下的生活。我们是一个人，这样……不算自私吧。” ／ 荀未来（画外音）：“来到2008年，像一次毫无准备的长途旅行。这里有我熟悉的人——却唯独没那么熟悉自己。” ／ 荀未来（画外音）：“第一夜，思绪乱飞。改命，我怎么敢的？我从来都不敢。所以我必须敢。”）</w:t>
+              <w:br/>
+              <w:t>• 【1-39　外　长林八中·黑色铁围栏边 — 日】清晨的校园铁围栏旁，身穿米白红条纹羽绒服的赵左右正拎着一袋热乎乎的早点站在栏杆内侧张望。身穿红褐连帽外套配校服的荀未来从步道另一侧走过来。（核心台词：荀未来：“你那哥们今天没来啊？”）</w:t>
+              <w:br/>
+              <w:t>• 【1-40　外　长林八中·校园步道 — 日】荀未来走到赵左右身旁，两人很自然地并肩顺着覆雪的校园步道往教学楼方向走去。早已消了气的赵左右一边走，一边像个小大人似的操心起荀未来的胃。（核心台词：荀未来：“其实我还没想好选文还是选理。不过没事，反正后天中午才交表嘛。”）</w:t>
+              <w:br/>
+              <w:t>• 【1-41　外　长林八中·黑色铁围栏外 — 日】黑色铁围栏外的人行道上，一个头戴黑色窄檐呢礼帽、鼻梁上架着深色大框墨镜、身穿黑色长款厚毛呢大衣配酒红暗格纹围巾的神秘老人（赵了）正静静伫立在寒风中，隔着铁栏杆凝视着校内并肩远去的荀未来与赵左右。 神秘老人一言不发，缓缓抬起戴着黑手套的右手，举起一部老式黑色翻盖手机，透过铁围栏的缝隙，对准荀未来的背影按下了快门。</w:t>
+              <w:br/>
+              <w:t>• 【1-44　内　神秘老人房间（赵左右家隔壁） — 日】老人缓缓坐到那床叠着赵家旧被子的单人床沿上，翻开手中的老式黑色翻盖手机。小小的液晶屏幕上，清晰显示着刚才在八中铁围栏外偷拍到的荀未来与少年赵左右的照片。（核心台词：赵了（神秘老人）：“苟未来。”）</w:t>
+            </w:r>
+          </w:p>
+        </w:tc>
+      </w:tr>
+      <w:tr>
+        <w:trPr>
+          <w:cantSplit/>
+        </w:trPr>
+        <w:tc>
+          <w:tcPr>
+            <w:tcW w:type="dxa" w:w="2376"/>
+            <w:vAlign w:val="center"/>
+            <w:tcMar>
+              <w:top w:w="105" w:type="dxa"/>
+              <w:bottom w:w="105" w:type="dxa"/>
+              <w:left w:w="145" w:type="dxa"/>
+              <w:right w:w="145" w:type="dxa"/>
+            </w:tcMar>
+            <w:shd w:fill="F7FAFC"/>
+          </w:tcPr>
+          <w:p>
+            <w:pPr>
+              <w:spacing w:before="40" w:after="40" w:line="341" w:lineRule="auto"/>
+              <w:jc w:val="center"/>
+            </w:pPr>
+            <w:r/>
+            <w:r>
+              <w:rPr>
+                <w:rFonts w:ascii="Times New Roman" w:hAnsi="Times New Roman" w:eastAsia="宋体"/>
+                <w:b/>
+                <w:color w:val="191919"/>
+                <w:sz w:val="19"/>
+              </w:rPr>
+              <w:t>EP02《第三个雪人》</w:t>
+            </w:r>
+          </w:p>
+        </w:tc>
+        <w:tc>
+          <w:tcPr>
+            <w:tcW w:type="dxa" w:w="7992"/>
+            <w:vAlign w:val="center"/>
+            <w:tcMar>
+              <w:top w:w="105" w:type="dxa"/>
+              <w:bottom w:w="105" w:type="dxa"/>
+              <w:left w:w="145" w:type="dxa"/>
+              <w:right w:w="145" w:type="dxa"/>
+            </w:tcMar>
+            <w:shd w:fill="F7FAFC"/>
+          </w:tcPr>
+          <w:p>
+            <w:pPr>
+              <w:spacing w:before="40" w:after="40" w:line="341" w:lineRule="auto"/>
+              <w:jc w:val="left"/>
+            </w:pPr>
+            <w:r/>
+            <w:r>
+              <w:rPr>
+                <w:rFonts w:ascii="Times New Roman" w:hAnsi="Times New Roman" w:eastAsia="宋体"/>
+                <w:b w:val="0"/>
+                <w:color w:val="191919"/>
+                <w:sz w:val="19"/>
+              </w:rPr>
+              <w:t>• 【2-3　内　公交车车厢 — 日】坐在他身旁的41岁荀未来同样穿着八中校服外套，转过头好笑地打量着惊魂未定的少年。 赵左右揉了揉惺忪的睡眼，满脸怨气地瞪了荀未来一眼。（核心台词：荀未来：“睡醒了？做噩梦了吧？”）</w:t>
+              <w:br/>
+              <w:t>• 【2-6　内　长林八中·高一十班教室 — 日】座位上的罗爱文看着空白的表格抓耳挠腮，转过身向后排的荀未来求救。 荀未来挑了挑眉，嘴角勾起一抹意味深长的苦笑。 就在这时，身穿米白色连帽羽绒服的16岁赵左右背着书包、打着哈欠无精打采地走进教室，在荀未来前排的座位坐下，趴倒在课桌上。 荀未来眉心微动，随即瞥见赵左右书包里露出的杂志一角，立刻计上心头，凑上前循循善诱。 赵左右猛地转过头，一脸惊讶地看向荀未来。 16岁的赵左右被夸得双目放光，胸膛不自觉地挺了起来。荀未来满意地拍了拍他的肩膀，悠然靠回椅背。 话音未落，荀未来脑海中骤然闪过黑底白字的身份证画面——他全身猛地（核心台词：荀未来：“你不是吧？三千字的检讨书你都写了，两百字的选科理由你还要抄啊？” ／ 荀未来：“你瞅瞅你这没主见的样儿，你干脆回家睡觉算了。” ／ 荀未来：“你咋了？压力太大没睡好啊？”）</w:t>
+              <w:br/>
+              <w:t>• 【2-7　外　2033年陈明告别仪式大厅外（闪回） — 日】【闪回·2033年】冬日晴空下，陈明（1992—2033）告别仪式已结束的电子挽联大屏立在台阶旁。41岁的赵左右身穿黑色大衣站在电子屏前，凝视着屏幕上不断滚动的昔日高中同学吊唁弹幕（“先生送出白包 安息”、“王一漫女士送出白包 安息”、“女士送出白包 一路走好”）。（核心台词：荀未来（画外音）：“罗爱文就不指望了；三班，二班肖途，还是八班有钱，吃上实体风红利，公司都上市了。不过要说混得最好的，还是——王一漫。”）</w:t>
+              <w:br/>
+              <w:t>• 【2-8　外/内　长林八中·教学楼门厅与一楼走廊 — 日】课间操结束，王一漫与女同学并肩说笑着走进教学楼大门，与迎面走来的赵左右、荀未来擦肩而过。赵左右目光痴痴地追随着王一漫的背影。 教学楼门厅的玻璃门后，赵左右与荀未来一左一右扒着门框探头张望。荀未来凑到赵左右耳边低声开口。 荀未来从校服口袋里掏出一支红色水笔，塞进赵左右手里。 赵左右捏着那支红笔，脸上乐开了花，双脚却像灌了铅似的站在原地不敢挪步。荀未来恨铁不成钢地推了他一把。（核心台词：荀未来：“王一漫说很感谢你的麻辣烫啊，但是她最近在减肥呢，不能多吃，还让我们替她保守秘密。” ／ 荀未来：“当然！你记住啊，一旦有了共同的秘密，离更进一步就不远了。” ／ 荀未来：“你去，替我把笔还给她去！”）</w:t>
+              <w:br/>
+              <w:t>• 【2-9　内　长林八中·学生食堂 — 日】中午的学生食堂热闹非凡。荀未来坐在长条餐桌中央，四周里三层外三层围满了外班的男生女生——八班的、三班的、二班的肖途等人正听得津津有味。 荀哥，荀哥，《恶作剧之吻》有第三部吗？ 荀未来叹了口气，换了个姿势，目光复杂地看着对方。 荀哥，消息渠道分享分享呗！ 荀未来神秘地压低声音，朝众人招了招手，顺势把光环全数引向16岁的赵左右。 荀未来眼疾手快地一把捂住赵左右的嘴。 荀未来松开手，往食堂四周望了一圈。（核心台词：荀未来：“《绝命毒师》老白的结局，只能说我看了比较喜欢，见仁见智吧。——你叫什么来着？” ／ 荀未来：“虽然现在我剧本不能剧透啊，但是第二季开拍的时候，我第一时间告诉你！” ／ 荀未来：“同学，你刚才问什么来着？”）</w:t>
+              <w:br/>
+              <w:t>• 【2-10　外/内　长林八中·教学楼门厅与外侧红砖无障碍坡道 — 日】教学楼玻璃门内，16岁的赵左右静静凝视着门外吃苹果的王一漫，脑海中回响起早上荀未来那句善意的谎言——（核心台词：荀未来（画外音）：“王一漫说，很感谢你的麻辣烫啊，但是她最近在减肥呢，不能多吃，还让我们替她保守秘密。”）</w:t>
+              <w:br/>
+              <w:t>• 【2-11　内/外　长林八中·音乐教室3202与教学楼门廊 — 日】徐图图匆匆走出3202教室，一路小跑冲出教学楼红砖门廊，迎面与正往楼里走的荀未来撞了个满怀！徐图图怀里的本子和广播稿散落在地，荀未来下意识往前迈步，一只鞋底正踩在那页手写广播稿上。 徐图图慌乱地捡起本子，没察觉被荀未来踩在脚下的那页广播稿，低着头飞快朝广播室跑去。荀未来站在门廊下望着她的背影，若有所思地挑了挑眉。 荀未来随手抖落鞋底的纸页，迈步走进教学楼。（核心台词：荀未来：“怎么看着有点眼熟呢？不过看样子，将来也不是什么大人物，用不上。”）</w:t>
+              <w:br/>
+              <w:t>• 【2-12　内　长林八中·音乐教室3202 — 日】台下响起热烈掌声。荀未来推门走进教室，径直来到最后一排，在赵左右身旁刚才徐图图的空位上坐下，一边鼓掌一边侧头打量赵左右。 荀未来怔了一下——显然那条邀请短信并非他所发，但他很快收回思绪，静待广播响起。（核心台词：荀未来：“我怎么记得你退出社团了呀？你是因为王一漫来的吧？”）</w:t>
+              <w:br/>
+              <w:t>• 【2-13　内　长林八中·一楼广播室与音乐教室3202（交叉剪辑） — 日】3202音乐教室后排，荀未来听着喇叭里磕磕巴巴的声音，摇头啧了一声。 广播喇叭里陷入长达数秒的沉默，3202教室里的社员们面面相觑。赵左右却一脸笃定地偏头对荀未来解释。 广播室里，徐图图用筷子夹起一片厚实的莲藕送进嘴里，发出清脆爽口的咀嚼声。3202教室后排的荀未来听到这熟悉的吃相动静，脑海中猛地闪过一道画面—— 3202教室里，赵左右听得哈哈大笑。荀未来却恨铁不成钢地凑近赵左右耳边。 赵左右不满地抱紧怀里的麻辣烫袋子，扭过身不理荀未来。就在这时，广播里再次传来徐图图温柔的声音。 听到“跟我妈妈一样，都姓舒吧”几个（核心台词：荀未来：“这同学感觉不行啊，这太紧张了吧，跟闹着玩似的，这跟王一漫比差太远了。人都说了做幕后、做幕后。” ／ 荀未来：“什么故意的呀，我看她就是耍小聪明的吧。” ／ 荀未来：“不是，校园广播哪有直播吃饭的呀？”）</w:t>
+              <w:br/>
+              <w:t>• 【2-14　内　荀未来与舒图家·卧室/书房/餐厅（2033） — 夜】【闪回·2033年】深绿色墙面的书房里，舒图站在整面墙的红木书柜前，从书架上抽出一本黑色精装的《梦的解析》。她翻开书页，取出一张夹在里面的老照片——照片右上角印着“亲爱的 ∨ 徐图图和妈妈”白色手写体字样，戴着圆框眼镜、围着白围巾的少女徐图图与身穿橄榄绿菱格纹棉服的母亲在家中相拥，脸贴着脸笑得无比灿烂。 舒图凝视着照片露出温柔笑意。门外传来脚步声，舒图立刻蹲下身，拉开书柜底层的抽屉将照片放进去并转动钥匙锁好。41岁的赵左右穿着灰色V领毛衣走进书房，站在她身后无奈开口。（核心台词：荀未来（2033）：“舒图，咱俩结婚这么多年了，你啥样子我没见过呀？你为什么老是背着我，不让我看你的老照片呢？” ／ 荀未来（2033）：“那你也不至于隐瞒吧？咱俩研究生的时候才在一起，你之前的事情，啥啥我都不知道，连你改叫舒图之前的名字、为什么要改，我都不知道。你这天天弄的，我就跟个外人似的。” ／ 荀未来（2033）：“麻辣烫？哪家啊？”）</w:t>
+              <w:br/>
+              <w:t>• 【2-15　内　长林八中·广播室与音乐教室3202 — 日】3202音乐教室内，荀未来脸色煞白地僵在座位上，嘴唇微微颤抖，声音几不可闻地反复念着那两个名字。 荀未来猛地从座位上站起身，在全班同学诧异的目光中，跌跌撞撞地推开3202教室大门冲了出去。（核心台词：荀未来：“舒图……徐图图……舒图……徐图图……” ／ 赵左右：“荀哥？荀未来？” ／ 荀未来：“不可能……舒图怎么可能跟我一个高中呢？不可能！”）</w:t>
+              <w:br/>
+              <w:t>• 【2-16　内　长林八中·一楼广播室窗外 — 日】荀未来顺着楼梯一路狂奔到一楼“广播室”木牌下，双手撑着窗台探头往里张望——调音台前只剩下一名值班女播音员正在整理磁带。 荀未来摆了摆手，神情在散漫与认真之间微妙切换。 荀未来失魂落魄地转过身，目光投向教学楼门厅方向。（核心台词：荀未来：“你好，刚才那个女孩呢？” ／ 荀未来：“谢谢啊。”）</w:t>
+              <w:br/>
+              <w:t>• 【2-17　外/内　教学楼门厅廊柱与音乐教室3202（交叉剪辑） — 日】教学楼门厅外的红砖廊柱下，16岁的赵左右正和同学说笑着走出大门。荀未来一个箭步冲上前，一把拽住赵左右的胳膊将他拉到廊柱旁。 【切回教学楼廊柱下】荀未来死死盯着16岁的赵左右，语气焦躁到了极点。 16岁的赵左右彻底被激怒，一把甩开荀未来的手，仰起头冲他大吼。 赵左右头也不回地大步离去，留下荀未来独自站在刺骨的寒风与廊柱阴影之中。（核心台词：荀未来：“赵左右！刚才那个广播里叫徐图图的女孩，你觉得她很好吗？” ／ 荀未来：“你是不是把票投给她了？” ／ 荀未来：“告诉我，你到底把票投给谁了？”）</w:t>
+              <w:br/>
+              <w:t>• 【2-19　内　长林八中·高一十班教室 — 日】次日（2008年1月22日）课间。高一十班教室里，学习委员陈明正在过道挨个收取《文理分科意向表》。赵左右面无表情地把折好的分科表递给陈明。坐在后排的荀未来一眼瞥见，立刻起身一把从陈明手里抽走了赵左右的表格。 荀未来展开表格——只见“高一（十）班 赵左右”一栏里，“文科”被涂成了黑疙瘩，勾画在了“理科”上。荀未来脸色骤变，拿着表格冲到赵左右课桌前质问。 荀未来把表格举高躲开，眼神凌厉地逼视着16岁的自己。 两人在狭窄的课桌过道间激烈拉扯，荀未来一脚踏上课桌，居高临下地按住赵左右的肩膀；赵左右彻底失去理智，挥拳朝荀未来（核心台词：荀未来：“你搞什么？你怎么又改成学理了？” ／ 荀未来：“你喜欢？你喜欢什么你喜欢！我看是你爸说什么，你就得乖乖听话吧！” ／ 荀未来：“你能不能给自己争口气？！”）</w:t>
+              <w:br/>
+              <w:t>• 【2-20　内　长林八中·教导主任办公室 — 日】教导主任办公室内。赵左右与荀未来垂手并排站在铁皮文件柜前，衣服领口还带着扭打后的凌乱。教导主任戴娟双手背在身后，面沉似水地审视着两人。 赵左右嘴唇动了动刚要开口，身旁的荀未来却抢先一步，平静而干脆地吐出一个字。 赵左右猛地转过头，满脸愕然地看向荀未来。 戴娟转过身，气极反笑地盯着荀未来。 【闪回】期末数学考场上，荀未来咬着笔杆在试卷上胡乱画着圈，最终只得了6分。 回到办公室内，荀未来面对倒数第一的成绩单，神色丝毫不慌。 听到“爸妈”二字，荀未来脸上的嬉皮笑脸渐渐敛去，眼神黯淡下来，低声说道。 站在一旁的16岁赵左右（核心台词：荀未来：“我。” ／ 赵左右：“荀未来……” ／ 荀未来：“哪里哪里呀。”）</w:t>
+              <w:br/>
+              <w:t>• 【2-21　内　长林八中·教学楼走廊与办公室文件柜前（交叉剪辑） — 日】阳光洒满的教学楼走廊里，荀未来双手抱胸靠在窗边。16岁的赵左右走出办公室，缓步来到荀未来身旁并肩站定。 赵左右转过头，认真地注视着荀未来的眼睛。 荀未来苦笑了一下，目光望向窗外的雪地，语气前所未有地坦诚。 荀未来拍了拍赵左右的肩膀，转身准备离开。赵左右在身后叫住了他。 【回到走廊】16岁的赵左右快步上前按住荀未来的胳膊，脸上绽放出少年独有的张扬笑容。 话音落下的刹那，荀未来脑海中骤然闪过一道强光——黑暗背景中，那张写着“姓名：荀未来｜出生：1988年1月21日｜住址：吉春省长林市亭午区平阳路106号福慧家园6栋50（核心台词：荀未来：“你不是说，我是你兄弟吗？” ／ 荀未来：“我想。我还是赶紧回去吧。” ／ 荀未来：“反正你也选了理科了，后面大概我也心里有数了。但是我告诉你啊，无论未来怎么样，做自己喜欢的事情，总是不会亏的。”）</w:t>
+              <w:br/>
+              <w:t>• 【2-22　内　长林八中·校医室与走廊 — 日】校医室的病床上，荀未来缓缓睁开双眼，额头布满冷汗，心有余悸地暗自思忖。 女校医拿着手电筒翻开荀未来的眼皮检查瞳孔。守在床边的16岁赵左右凑近细看，目光落在荀未来左眉骨上方那道月牙形浅疤上，发现疤痕边缘似乎有些微妙的异样。 女校医转身离开。赵左右坐在病床边，指了指自己的左眉骨，好奇地看向坐起身的荀未来。 荀未来下意识抬手摸了摸自己左眉骨上的疤，随即顺水推舟地扬起下巴。 两人笑着走出校医室，勾肩搭背地穿过走廊。路过的男女学生纷纷对着荀未来指指点点、窃窃私语，走廊半空中接连弹出“长林八中吧”的帖子浮窗： 【屏幕浮窗一】长（核心台词：荀未来（内心独白）：“怎么回事？难道是2033年那边检测到我影响了时空进程，在警示我？” ／ 荀未来：“应该没有。我就是一紧张、压力大，容易抽抽。” ／ 赵左右：“荀哥，你是不是跟人打架了才转的校啊？”）</w:t>
+              <w:br/>
+              <w:t>• 【2-23　内　长林八中·高一十班教室 — 日】荀未来走进高一十班教室，看见前排的陈明依然趴在堆成小山的辅导书间奋笔疾书。荀未来走过去，俯身按住陈明的练习册。 荀未来一噎，随即笑了笑，在陈明身旁的空位坐下。陈明却主动把数学试卷推到荀未来面前，拿起笔温和地说道。 午后的阳光洒在16岁陈明专注讲题的侧脸上。41岁的荀未来静静凝视着这位在2033年早已离世的挚友，眼底泛起温热的泪光。（核心台词：荀未来：“陈明，都考完试了，你别再刷题了。这样玩命肝，小心以后……” ／ 荀未来（内心独白）：“真怀念那时候的你们，无论我再怎么丢脸，你们也都站在我的这边。”）</w:t>
+              <w:br/>
+              <w:t>• 【2-24　外　长林八中校门口至徐图图家红砖家属楼外 — 黄昏】傍晚放学时分，夕阳余晖映照着校门口的积雪。荀未来与16岁的赵左右并肩走出校门，迎面看见穿着米白色羽绒服的徐图图正推着自行车走出校门铁栅栏。荀未来脚步一顿，目光紧紧追随着徐图图的背影。 荀未来转头拍了拍身旁的赵左右。 荀未来快步追出校门，远远跟在骑自行车的徐图图身后，穿过覆雪的老街巷，来到一栋带有室外铁楼梯的红砖家属楼下。 徐图图停好自行车，顺着室外铁楼梯跑上二楼平台。二楼木门打开，身穿橄榄绿菱格纹棉服的徐图图母亲（正是2033年《梦的解析》夹层合照里的母亲、荀未来的丈母娘）捧着一束花迎出来，母女俩亲热地拥抱进屋。躲（核心台词：荀未来（低语）：“徐图图……会不会是我多想了？我得看看你究竟是不是她。” ／ 荀未来：“左右，我突然想起来我还有点事儿，你先回吧。” ／ 荀未来：“我去，这不我丈母娘吗？！徐图图还真是舒图！可我怎么完全不记得，高中遇到过一个叫徐图图的人呢？”）</w:t>
+              <w:br/>
+              <w:t>• 【2-25　内/外　长林八中·教导主任办公室、走廊与广播室外雪地（倒叙：数小时前） — 日】随后，当徐图图在走廊被荀未来撞掉广播稿、抱着空文件夹站在广播室外的白桦林雪道上紧张得瑟瑟发抖时，赵了拎着那碗热气腾腾的麻辣烫，缓步走到她身后。</w:t>
+              <w:br/>
+              <w:t>• 【2-26　外/内　高架桥下车祸现场与豪车后座（2035） — 日】【快速闪回】41岁的荀未来在2033年陈明告别仪式上手持电子屏盘点同学身价、在人生无限有限公司签下零零九号服务协议、手持“荀未来”身份证；紧接着切至2035年，长发金丝眼镜的赵左右在商务豪车后座酣睡，手中的智能手机屏幕亮起刺眼的弹窗：“未接来电 刚刚｜舒图 (7)｜响铃 17 秒”；高端访谈演播室里，身为“杂志大王”的他正意气风发地高谈阔论。（核心台词：赵了（画外音）：“荀未来，不，赵左右，富有到底给你带来了什么？”）</w:t>
+              <w:br/>
+              <w:t>• 【2-28　外/内　赵左右家居民楼下三个雪人院落与五楼501门口（倒叙：1月21日夜） — 夜】1月21日深夜，鹅毛大雪纷纷扬扬。66岁的赵了蹲在赵家楼下的院落里，亲手将三个并排的雪人堆砌成型，并为雪人戴上手套与帽子。他站起身，慈祥而悲悯地注视着三个雪人。 五楼501室防盗门外，赵了将一只系着蓝色丝带、印着“HAPPY BIRTHDAY”的太空主题透明盒生日蛋糕轻轻放在地上。他站在门前，摘下头顶的黑色礼帽，对着紧闭的家门温柔微笑。（核心台词：赵了：“小赵啊，我和荀未来，你只能选一条路。但无论你怎么选……”）</w:t>
+              <w:br/>
+              <w:t>• 【2-29　内　徐图图家·徐图图卧室与赵左右家·赵左右卧室（交叉剪辑） — 夜】画面叠化出白天3202音乐教室黑板上“徐图图 1”的粉笔字迹，随后叠化至躺在自己卧室床上、双手枕在脑后凝视天花板的16岁赵左右。耳畔再次回响起白天荀未来的追问。（核心台词：荀未来（画外音）：“告诉我，你到底把票投给谁了？”）</w:t>
+            </w:r>
+          </w:p>
+        </w:tc>
+      </w:tr>
+      <w:tr>
+        <w:trPr>
+          <w:cantSplit/>
+        </w:trPr>
+        <w:tc>
+          <w:tcPr>
+            <w:tcW w:type="dxa" w:w="2376"/>
+            <w:vAlign w:val="center"/>
+            <w:tcMar>
+              <w:top w:w="105" w:type="dxa"/>
+              <w:bottom w:w="105" w:type="dxa"/>
+              <w:left w:w="145" w:type="dxa"/>
+              <w:right w:w="145" w:type="dxa"/>
+            </w:tcMar>
+          </w:tcPr>
+          <w:p>
+            <w:pPr>
+              <w:spacing w:before="40" w:after="40" w:line="341" w:lineRule="auto"/>
+              <w:jc w:val="center"/>
+            </w:pPr>
+            <w:r/>
+            <w:r>
+              <w:rPr>
+                <w:rFonts w:ascii="Times New Roman" w:hAnsi="Times New Roman" w:eastAsia="宋体"/>
+                <w:b/>
+                <w:color w:val="191919"/>
+                <w:sz w:val="19"/>
+              </w:rPr>
+              <w:t>EP03《少年的决定》</w:t>
+            </w:r>
+          </w:p>
+        </w:tc>
+        <w:tc>
+          <w:tcPr>
+            <w:tcW w:type="dxa" w:w="7992"/>
+            <w:vAlign w:val="center"/>
+            <w:tcMar>
+              <w:top w:w="105" w:type="dxa"/>
+              <w:bottom w:w="105" w:type="dxa"/>
+              <w:left w:w="145" w:type="dxa"/>
+              <w:right w:w="145" w:type="dxa"/>
+            </w:tcMar>
+          </w:tcPr>
+          <w:p>
+            <w:pPr>
+              <w:spacing w:before="40" w:after="40" w:line="341" w:lineRule="auto"/>
+              <w:jc w:val="left"/>
+            </w:pPr>
+            <w:r/>
+            <w:r>
+              <w:rPr>
+                <w:rFonts w:ascii="Times New Roman" w:hAnsi="Times New Roman" w:eastAsia="宋体"/>
+                <w:b w:val="0"/>
+                <w:color w:val="191919"/>
+                <w:sz w:val="19"/>
+              </w:rPr>
+              <w:t>• 【3-2　内　徐图图家·徐图图卧室与501室赵左右卧室（交叉剪辑） — 夜】就在这时，电脑屏幕右下角的QQ企鹅图标急促闪烁起来，接连响起清脆的“嘀嘀嘀”提示音。赵左右移动鼠标点开，先是弹出荀未来发来的两条催促消息。（核心台词：荀未来（QQ消息）：“钢笔还给王一漫了吗？” ／ 荀未来（QQ消息）：“让你去认识的人你去认识了吗？”）</w:t>
+              <w:br/>
+              <w:t>• 【3-3　内　老居民楼502室·赵了房间与501室赵左右卧室（交叉剪辑与三分屏） — 夜】【闪回·三条鱼漫画屋】赵左右脑海中骤然闪过前几日在三条鱼漫画屋里，自己为了敷衍荀未来而顺口大声嚷嚷的那句话—— 闪回画面里，41岁的荀未来正意味深长地盯着他看。 【回到501室赵左右卧室】赵左右猛地一拍大腿，满脸悲愤地认定是荀未来搞的鬼，咬牙切齿地低吼出声。 画面纵向切分为左、中、右三道竖屏同框：左侧502室里，66岁的赵了神态安详地靠在椅背上闭目养神；中间三条鱼漫画屋里间，41岁的荀未来躺在木板床被窝里翻了个身；右侧501室次卧里，16岁的赵左右仰面躺在床上抓狂地蹬着被子。（核心台词：赵左右：“荀未来？！”）</w:t>
+              <w:br/>
+              <w:t>• 【3-5　内　长林八中·高一十班教室 — 日】寒假前返校日的高一十班教室里喧闹欢快。16岁的赵左右满脸得色地坐在座位上，从怀里掏出那张刚剪下来的《宇宙边缘历险记》内页，献宝似地递给身旁的荀未来炫耀。 41岁的荀未来身穿八中蓝白校服外套靠在椅背上，嘴角微抽，不紧不慢地伸手探进自己的课桌膛里，抽出一整本一模一样的《小知音》杂志啪地拍在桌面上，用手指点了点封面最上方的一行字。 荀未来坐在后排凝视着16岁陈明鲜活清澈的侧脸，脸上的笑意渐渐凝固，眼底涌起深沉的悲凉。（核心台词：荀未来：“来，你把这个出版社名字念念。” ／ 荀未来：“这是盗版杂志！专门骗你们这种高中生投稿交版面费的。”）</w:t>
+              <w:br/>
+              <w:t>• 【3-6　外/内　2033年长林数字公墓（闪回）与2008年高一十班教室 — 日】【闪回·2033年长林数字公墓】阴冷的冬日雨雪中，41岁的荀未来身穿黑色风衣、手撑一把黑伞，独自走过整齐排列的现代化电子墓碑群，在一座摆满白菊的倾斜式黑色大理石电子墓碑前缓缓停下脚步。 电子墓碑屏幕顶部清晰显示着“告别仪式已结束 THE FUNERAL HAS ENDED”，正中央是陈明的黑白遗照与“陈明 先生 (1994-2033)”字样，屏幕四周实时滚动飘过昔日老同学们的电子白包弹幕：“罗爱文先生送出白包 安息”、“周日桃女士送出白包”、“荀未来先生送出白包 节哀”、“肖途先生送出白包 逝者已矣 节哀”、“管凤（核心台词：荀未来：“王一漫的钢笔呢？赶紧趁放假前还给她。”）</w:t>
+              <w:br/>
+              <w:t>• 【3-8　外/内　老式有轨电车车厢 — 日】红白配色的老式有轨电车沿着积雪覆盖的铁轨叮当驶过。车厢后排木椅上，16岁的赵左右与41岁的荀未来并肩而坐，赵左右低头看着夹在《小知音》杂志里的酒红色金夹钢笔发呆。 赵左右回过神来，抬起头冲荀未来爽朗地笑了笑。 荀未来猛地一怔，想到要去面对2008年年轻时的父母，神色顿时有些局促和退缩。 赵左右立刻板起脸佯装生气，搬出荀未来最在乎的事将了他一军。（核心台词：荀未来：“没事，你开学跟王一漫就是一个班了，有的是机会把钢笔还给她。那啥……你要是写得不好，人家也不收啊，还不是因为你自己心里热爱写作呀？” ／ 荀未来：“你说啥？” ／ 荀未来：“去你家？！心意心领了，我还是不去你家了吧。”）</w:t>
+              <w:br/>
+              <w:t>• 【3-9　外/内　老式家属院“三个雪人”院落与五楼501室门口 — 夜】暮色四合，华灯初上。赵左右领着荀未来走进福慧家园老式家属院积雪的中心院落。院子中央并排伫立着三个可爱的雪人。 荀未来停下脚步，目光复杂地凝视着那三个雪人。一旁的赵左右得意地拍了拍胸脯。 两人走进6栋单元门爬上五楼。赵左右三步并作两步跑到501室防盗门前敲门喊“爸！”，回头却见身穿黑色满印白色猫咪图案毛衣的荀未来站在水泥楼梯半腰，脚步走得极慢，满脸近乡情怯的恍惚。 赵东来客气地向荀未来点了点头，随即拉过赵左右小声叮嘱。 赵东来转头对荀未来温和地笑了笑。 荀未来跟着赵左右跨进501室玄关，抬眼望向餐厅——只见自家餐桌的（核心台词：赵左右：“爸，荀未来，我跟你说过的。他在学校里帮了我个大忙，我请他来家里吃饭，让妈多备双筷子。”）</w:t>
+              <w:br/>
+              <w:t>• 【3-10　内　赵左右家·餐厅（五人三代同堂家宴） — 夜】餐厅暖黄的吊灯下，圆桌上摆满了热气腾腾的东北家常菜与鲜香海参。赵东来、身穿黑白横条纹高领毛衣的母亲刘美奕、脱去外套穿浅灰连帽卫衣的16岁赵左右、穿黑色猫咪毛衣的41岁荀未来，以及穿纯白高领毛衣的66岁赵了五人围桌而坐。 众人举杯相碰。坐在餐桌一侧的荀未来死死盯着对面的66岁赵了，脑海中飞速运转。 荀未来低头瞥见地板上的黑金名片，脸色微变，立刻掀开白色桌布一角弯腰伸手去捡；然而就在他的指尖即将触碰到名片边缘的瞬间，赵了穿着米色居家拖鞋的脚“啪”地一下稳稳踩在了名片正上方！ 餐桌上方，赵了面色如常地俯下身，从自己拖鞋底（核心台词：荀未来（内心独白）：“邻居赵了爷爷？我怎么半点印象也没有了？当时隔壁不是张叔他们一家吗？” ／ 荀未来（内心独白）：“这个人肯定有问题。”）</w:t>
+              <w:br/>
+              <w:t>• 【3-11　外/内　三条鱼漫画屋及荀未来暂住里间 — 夜】夜色深沉，荀未来快步走回三条鱼漫画屋。身穿红白条纹毛衣的年轻前台女生正背起书包准备下班。 荀未来心事重重地点了点头，快步推开贴着“遇见”字样的里间木门，一把抓起桌上的黑白格纹铁皮盒。 铁皮盒下方压着他那张2008年伪造身份证——“姓名：荀未来 ｜ 出生：1988年1月21日 ｜ 住址：吉春省长林市亭午区平阳路106号福慧家园6栋501室 ｜ 公民身份号码：251328198801219317”。荀未来掀开铁盒盖，取出里面那张白底绿叶名片：正面印着“人生有限公司 LIVE ONCE”，背面印着“高腾 客户经理”。（核心台词：荀未来（内心独白）：“人生有限公司……人生无限有限公司……难道他也来自未来？那他接近我家人的目的，到底是什么呢？……希望是我想多了。”）</w:t>
+              <w:br/>
+              <w:t>• 【3-15　外/内　三条鱼漫画屋·门口与一楼补习长桌（寒假补习：1月28日晨） — 日】赵左右、罗爱文与陈明三人突然齐刷刷抬起手臂指向门口的荀未来，摇头晃脑地合唱耍宝。 身穿黑色满印白色猫咪毛衣的荀未来指着罗爱文那头喜感十足的爆炸头忍俊不禁。 陈明面无表情地转头盯住荀未来，又瞥了一眼正往嘴里塞早点零食的赵左右。 荀未来挑了挑眉，嘴角勾起一抹意味深长的苦笑。 荀未来闻言一笑，转头拍了拍身旁的赵左右。（核心台词：赵左右：“怎么了，荀哥？” ／ 荀未来：“一会儿，我必须把你这个造型给你拍下来，多年以后啊，你自己好好回味回味！” ／ 荀未来：“主要是给他俩补，我还得看店呢。”）</w:t>
+              <w:br/>
+              <w:t>• 【3-16　内　三条鱼漫画屋·书架过道与补习木桌区（小沈阳围巾试探与三代拉锯） — 日】漫画屋玻璃门被推开，66岁的赵了头戴黑色圆顶礼帽、颈间围着一条红黑苏格兰格纹围巾、手里端着一杯珍珠奶茶踱步走进店里，在漫画书架前慢悠悠地翻看漫画。荀未来眯起眼睛走上前试探。 赵了随口应了一声，荀未来的眼神瞬间骤冷，欺身上前一步压低声音喝破！ 赵了不再理会荀未来，转身走进内侧书桌旁，与跟过来的荀未来一左一右站在16岁赵左右的身后。 荀未来立刻伸手按住赵左右的另一侧肩膀反驳。 赵左右与罗爱文嬉笑着跑出漫画屋。赵了端着珍珠奶茶走到玻璃门口回头看向荀未来，荀未来抬起右手，用两根手指指了指自己的眼睛又指向赵了，做出严厉警告的（核心台词：荀未来：“赵先生的心态可真是年轻啊，喝着奶茶，看着漫画，穿得还这么潮。” ／ 荀未来：“不客气，我说的是实话。你看这围巾，多时尚啊，跟《不差钱》里小沈阳戴的那条差不多。” ／ 荀未来：“未来来的老家伙，现出原形了吧？《不差钱》是明年春晚的小品！”）</w:t>
+              <w:br/>
+              <w:t>• 【3-18　内/外　电影院·售票大厅与未来雪地台阶（闪回） — 日/夜】2008年1月29日（周二）下午，电影院售票大厅。41岁的荀未来身穿黑色羊羔绒翻领夹克，怀抱一大桶爆米花、手里提着满满一塑料袋快餐零食坐在休息长椅上，得意洋洋地自言自语。 这时，身穿黑羽绒服的男生张峰与围着灰粉围巾的女生牛晓萱一前一后走进影院大厅等候。荀未来瞥见两人，脑海中瞬间闪过一段未来的画面—— 【回到2008年电影院售票大厅】荀未来摇了摇头，低声念叨着“错误的爱情，就早点扼杀在摇篮里”，起身走到张峰身旁压低声音吓唬他。 张峰拔腿冲出影院旋转门。荀未来拍了拍手，转身又走到站在电影海报前等候的牛晓萱面前。（核心台词：荀未来：“大胃王是吧？我一会儿就让你吃顶一点，我看你参加什么大胃王比赛，赶紧跟错误的人划清界限。” ／ 荀未来：“张峰，你跟牛晓萱来看电影的吧？你得小心点，牛晓萱妈妈后边一路跟到这儿来了，来抓她的早恋对象来了，你快跑！” ／ 荀未来：“牛晓萱，张峰让我转告你，他不来了。”）</w:t>
+              <w:br/>
+              <w:t>• 【3-19　内　电影院·售票大厅（荀未来替赵左右约王一漫坐摩天轮） — 日】身穿驼色大衣配棕色格纹围巾的王一漫与身穿米白色小熊耳朵连帽羽绒服的尚雪走进电影院大厅，一眼看到了荀未来的背影。 赵左右、罗爱文去经理室取票，尚雪去洗手间，大厅原地只剩下王一漫与荀未来两人。王一漫转头看向荀未来。 荀未来挑了挑眉，嘴角勾起一抹意味深长的苦笑。（核心台词：尚雪：“那个人是荀未来吗？” ／ 荀未来：“你们都到了。” ／ 荀未来：“开学咱们就是一个文科班的同学了，提前认识一下。”）</w:t>
+              <w:br/>
+              <w:t>• 【3-20　内　电影院·3号放映厅（《长江七号》观影与零食填鸭） — 日】3号放映厅内灯光暗下，大银幕上正在放映周星驰电影《长江七号》。王一漫与尚雪并排坐在前排，罗爱文、赵左右与荀未来坐在正后排。 为了把赵左右的肚子彻底撑饱、搅黄晚上的麻辣烫大胃王比赛，荀未来不停地从大塑料袋里掏出快餐零食往赵左右嘴里塞。 荀未来凑到赵左右耳边低声透露自己的得意安排。（核心台词：荀未来：“参加什么呀参加，我都帮你安排好了，今天晚上是你和王一漫，游乐场摩天轮之旅。” ／ 荀未来：“别管怎么安排的，记得，机不可失，时不再来。快吃，快吃！”）</w:t>
+              <w:br/>
+              <w:t>• 【3-22　内　电影院·3号放映厅外走廊（赵左右溜出放映厅） — 黄昏】电影院3号放映厅外走廊里，电影《长江七号》尚未结束，心神不宁的16岁赵左右悄悄推开隔音门溜出放映厅。41岁的荀未来立刻紧随其后追了出来，在走廊里拦住他。（核心台词：荀未来：“赵左右！你几个意思啊？帮你安排这么好的机会，你怎么还在想着那个破麻辣烫呢？” ／ 赵左右：“不是，荀哥，我也想和一漫去游乐园——” ／ 荀未来：“那你去呀！”）</w:t>
+              <w:br/>
+              <w:t>• 【3-24　内　电影院·3号放映厅外走廊（少年的决定） — 黄昏】电影院走廊里，16岁的赵左右抬起头，将自己的手机屏幕亮到41岁荀未来的眼前——原来刚才他低头按手机，根本不是听从荀未来的命令去发“改天”，而是亲手给徐图图发出了那句“我会准时到的，不见不散！”（核心台词：荀未来：“玩我是吧？我以前怎么没见你这么利索过？” ／ 赵左右：“我一直都不是个果断的人，所以有时候只能逼自己一把。荀哥，我要做对的事，我得走了。”）</w:t>
+              <w:br/>
+              <w:t>• 【3-25　内　电影院·男洗手间与走廊（反锁隔间与散场） — 黄昏】赵左右转身欲走，荀未来急红了眼，一把拽住赵左右的胳膊将他强行拖进旁边的男洗手间里。 荀未来高大的身躯死死堵在洗手间门前，摆出架势逼视着16岁的自己。 16岁的赵左右缓缓握紧了右拳。下一秒，赵左右突然虚晃一招，趁荀未来下意识退入洗手间隔间的瞬间，猛地一把拉上隔间木门，从外面“咔哒”一声插死了金属门栓！ 不等隔间里的荀未来反应过来，16岁的赵左右已经夺门而出，沿着电影院走廊一路狂奔向八中后街的砂锅麻辣烫店！（核心台词：赵左右：“你干嘛呀，荀哥！荀哥，你到底要干嘛？” ／ 荀未来：“你要是想走，咱俩就打一架，就像文理分科的时候那个样子。你要是赢了，你就去吃麻辣烫；我要是赢了，你就乖乖地跟王一漫去游乐场，否则我死都不会让你走！” ／ 王一漫：“荀未来和赵左右他们去哪儿了？”）</w:t>
+              <w:br/>
+              <w:t>• 【3-26　内　电影院·男洗手间与放映厅外走廊（赵了摆立牌支走王一漫三人） — 夜】男洗手间内，被反锁在隔间里的41岁荀未来用力拍打着隔间木门，懊恼地抓着头发。 荀未来踩上马桶，双手扒住隔间顶板奋力往上攀爬。与此同时，男洗手间外门前，身穿黑色皮夹克内搭白衬衫黑领带、头戴深色刺绣鸭舌帽的66岁赵了缓步走来，将一块黄色的“清扫中 CLEANING IN PROGRESS”塑料立牌端端正正摆在男洗手间门口。（核心台词：荀未来：“我怎么就不知道我当年怎么能这么轴呢！不行，我不能就这么算了，我得撺掇着王一漫他们一起去麻辣烫店！对！”）</w:t>
+              <w:br/>
+              <w:t>• 【3-27　内　电影院·男洗手间（41岁荀未来与66岁赵了正面对决） — 夜】男洗手间内，41岁的荀未来刚好从隔间顶框翻跳落地，拍了拍身上的灰尘，一抬头便看见推门走进来的66岁赵了。 赵了将手里的黑色诺基亚E90手机顺手搁在一旁白色小便池顶部的台面上，目光平静地注视着眼前的荀未来。 荀未来从夹克兜里摸出一根棒棒糖剥开塞进嘴里，歪着头满脸挑衅地打量着赵了。 听到赵了亲口叫出“徐图图。舒图”两个名字，荀未来瞳孔骤缩！沉默了两秒后，荀未来嘴角勾起一抹讥诮而残酷的冷笑。 荀未来话音未落，66岁的赵了突然暴起上前，双手如铁钳般死死揪住41岁荀未来的黑色夹克衣领，一把将他狠狠抵在洗手间隔间门板上！赵了双（核心台词：荀未来：“原来是你啊。” ／ 荀未来：“你谁呀？我想让赵左右变得更好一点，跟你有什么关系啊？你从未来来一趟也不容易，你是没有别的事情做了吗？” ／ 荀未来：“我自私？我就是自私了，碍你什么事了？跟你有什么关系？”）</w:t>
+              <w:br/>
+              <w:t>• 【3-28　内　电影院·男洗手间（诺基亚E90壁纸惊魂） — 夜】男洗手间内，荀未来站在原地喘了口气，整理了一下被扯乱的衣领，转头突然瞥见一旁白色小便池顶部的台面上，还静静躺着赵了刚才顺手搁下的那部黑色诺基亚E90手机。 荀未来走上前拿起赵了的诺基亚手机，下意识按亮屏幕——下一秒，荀未来整个人如遭雷击般僵在当场！ 荀未来脸色剧变，握着那部诺基亚E90手机猛地冲出男洗手间！（核心台词：荀未来：“我一直用的壁纸……”）</w:t>
+              <w:br/>
+              <w:t>• 【3-29　内　电影院·幽深走廊（左额月牙旧疤终极掉马） — 夜】荀未来握着手机一路追到昏黄幽深、空无一人的电影院走廊。走廊尽头的暖黄色射灯下，手捧珍珠奶茶杯的66岁赵了缓缓停下脚步，转过身静静面向他。 荀未来呼吸急促，死死盯着走廊尽头那个苍老而熟悉的身影，声音发颤。 在荀未来震骇的目光中，66岁的赵了缓缓抬起右手，握住头顶深色刺绣鸭舌帽的帽檐，轻轻向上掀起——在他布满银丝与岁月沟壑的左额角发际线下方，赫然露出一道斜向月牙形的陈年旧疤！ 画面瞬间切入41岁荀未来左额角同一位置斜向月牙旧疤的微距闪回！16岁、41岁、66岁三代同体的终极真相在这一刻轰然炸响！ 41岁的荀未来瞳孔剧烈（核心台词：荀未来：“难道这老头是……” ／ 荀未来：“我……”）</w:t>
+            </w:r>
+          </w:p>
+        </w:tc>
+      </w:tr>
+      <w:tr>
+        <w:trPr>
+          <w:cantSplit/>
+        </w:trPr>
+        <w:tc>
+          <w:tcPr>
+            <w:tcW w:type="dxa" w:w="2376"/>
+            <w:vAlign w:val="center"/>
+            <w:tcMar>
+              <w:top w:w="105" w:type="dxa"/>
+              <w:bottom w:w="105" w:type="dxa"/>
+              <w:left w:w="145" w:type="dxa"/>
+              <w:right w:w="145" w:type="dxa"/>
+            </w:tcMar>
+            <w:shd w:fill="F7FAFC"/>
+          </w:tcPr>
+          <w:p>
+            <w:pPr>
+              <w:spacing w:before="40" w:after="40" w:line="341" w:lineRule="auto"/>
+              <w:jc w:val="center"/>
+            </w:pPr>
+            <w:r/>
+            <w:r>
+              <w:rPr>
+                <w:rFonts w:ascii="Times New Roman" w:hAnsi="Times New Roman" w:eastAsia="宋体"/>
+                <w:b/>
+                <w:color w:val="191919"/>
+                <w:sz w:val="19"/>
+              </w:rPr>
+              <w:t>EP04《避风港争夺战》</w:t>
+            </w:r>
+          </w:p>
+        </w:tc>
+        <w:tc>
+          <w:tcPr>
+            <w:tcW w:type="dxa" w:w="7992"/>
+            <w:vAlign w:val="center"/>
+            <w:tcMar>
+              <w:top w:w="105" w:type="dxa"/>
+              <w:bottom w:w="105" w:type="dxa"/>
+              <w:left w:w="145" w:type="dxa"/>
+              <w:right w:w="145" w:type="dxa"/>
+            </w:tcMar>
+            <w:shd w:fill="F7FAFC"/>
+          </w:tcPr>
+          <w:p>
+            <w:pPr>
+              <w:spacing w:before="40" w:after="40" w:line="341" w:lineRule="auto"/>
+              <w:jc w:val="left"/>
+            </w:pPr>
+            <w:r/>
+            <w:r>
+              <w:rPr>
+                <w:rFonts w:ascii="Times New Roman" w:hAnsi="Times New Roman" w:eastAsia="宋体"/>
+                <w:b w:val="0"/>
+                <w:color w:val="191919"/>
+                <w:sz w:val="19"/>
+              </w:rPr>
+              <w:t>• 【4-1　内　八中后街·砂锅麻辣烫店 — 夜】店门外厚重的塑料防风门帘被猛地一把掀开，寒风卷着热气涌入——刚从电影院男洗手间将41岁的荀未来反锁在隔间里、一路狂奔而来的16岁赵左右身穿棕橙色连帽棉服内搭深棕格纹衬衫，满头大汗、气喘吁吁地冲进店里。</w:t>
+              <w:br/>
+              <w:t>• 【4-2　内　电影院·8号放映厅外走廊 — 夜】两名保安转过身，目光一眼锁定了刚从男洗手间追出来、身穿黑色羊羔绒翻领夹克内搭黑白格纹衬衫的41岁荀未来。保安甲与保安乙对视一眼，立即快步上前，一左一右堵住了荀未来的去路。 荀未来满脸错愕地停下脚步，下意识后退了半步。 保安甲不由分说地伸手探向荀未来黑色夹克的外侧口袋，一把抓出厚厚一大沓《长江七号》纸质电影票，冷笑着晃了晃。 荀未来低头看着那一大沓不知何时被66岁赵了暗中塞进自己口袋栽赃的电影票，顿时双目圆睁，百口莫辩。 两名保安根本不听他的辩解，一左一右架起荀未来的胳膊就要往保卫科带。 恰在此时，身穿挺括黑色职业西（核心台词：荀未来：“什么呀？我是来看电影的！” ／ 荀未来：“这个票不是我的！肯定是刚才出去那个老头，他陷害我！这肯定是他的，真的不是我的！哎，你听我跟你说——” ／ 刘美奕：“小荀？怎么回事？”）</w:t>
+              <w:br/>
+              <w:t>• 【4-3　外　长林市·风雪长街 — 夜】荀未来独自一人行走在空旷寂静的雪街上。一想到自己被66岁的老年版自己用一沓电影票算计得死死的、不仅没拦住赵左右和徐图图吃麻辣烫，还狼狈得靠母亲解围，荀未来气得停下脚步，朝着路边的空气狠狠飞起一脚，脚底一滑差点摔个趔趄。 发泄完满腔懊恼，荀未来站在漫天飘落的雪花里，低头看着自己被母亲刘美奕拍过的衣袖，嘴角浮起一抹苦涩而又眷恋的浅笑，拢了拢黑色夹克衣领，埋头向风雪深处走去。</w:t>
+              <w:br/>
+              <w:t>• 【4-4　外/内　《三人行》白昼篇主题片头序列（OP） — 日/夜】伴随轻快而略带怅惘的钢琴与弦乐主题曲，《三人行》白昼篇片头画面徐徐展开：戴着鲜红围巾的少年奔跑在2008年大雪纷飞的长林八中校园与红白相间的有轨电车轨道之间，电话亭百叶窗前的神秘剪影、风雪院落里并排伫立的三个雪人、跨越时空的莫比乌斯环与逆向飞旋的齿轮钟摆依次掠过，16岁赵左右、41岁荀未来、66岁赵了三代自我并肩伫立于纯白雪原之上，最终定格于剧名《三人行 THE TRIPLE ECHO OF TIME》。</w:t>
+              <w:br/>
+              <w:t>• 【4-5　内　三条鱼漫画屋·一楼沙发阅读区（片名卡：避风港争夺战） — 日】身穿藏青色半拉链立领卫衣内搭纯白T恤的41岁荀未来从书架过道后转出来，端着水杯凑到沙发旁，垂眼瞥向茶几上的信纸。 荀未来伸手拿起那页信纸看清抬头，眼睛猛地一亮，啧啧称奇地拍了拍赵左右的肩膀。 赵左右停下笔抬起头，有些意外地看着荀未来。 荀未来一脸高深莫测地晃了晃手指，在心里掐指推算着年份。 荀未来一屁股在赵左右身旁坐下，立刻摆出中年职场人那套世故功利的腔调，拍着大腿指点江山。 赵左右眉头一皱，连连摇头，一把将红格信纸从荀未来手里抽回来护在胸前。 荀未来恨铁不成钢地伸手又要去抓信纸。 赵左右双手死死按住信纸往沙发另一（核心台词：荀未来：“你还生气呢？写啥呢？都过了这么久了，你还……” ／ 荀未来：“敬爱的刘慈欣先生”？！我天，你小子行啊，终于开窍了呀！” ／ 荀未来：“何止是听说过呀！我算一算，08年的时候，嗯，《三体Ⅱ》好像还没发表呢，你还真知道！”）</w:t>
+              <w:br/>
+              <w:t>• 【4-8　外/内　和艺北街×飞霞路IC卡公用电话亭 — 夜】电话亭绿色的金属内壁挡住了外面的呼啸风雪。赵左右靠着冰冷的铁壁，低头看着自己红肿破裂、凝着血痂的十指，冻得上下牙关打战。他哆嗦着从羽绒服兜里掏出银色诺基亚直板手机，先后拨打死党陈明和荀未来的电话。（核心台词：赵左右：“喂……陈明？……荀哥？”）</w:t>
+              <w:br/>
+              <w:t>• 【4-9　内/外　三条鱼漫画屋里间、风雪街头与飞霞路电话亭（多线交叉剪辑） — 夜】【三条鱼漫画屋·里间】蓝格布帘半掩的里间内，身穿米白色半拉链连帽卫衣的41岁荀未来盘腿坐在单人木板床上，正神色焦急地举着手机给罗爱文打电话；床边的小书桌台灯下，约莫十岁、身穿棕灰几何提花毛衣的漫画屋算账小孩正气定神闲地趴在桌前写寒假作业。 【三条鱼漫画屋门口至街头】荀未来挂断电话，脑海中猛然闪过自己16岁那年因父亲撕书离家出走后引发的一连串连锁苦果，脸色骤变。 荀未来一骨碌从床上跳下，抓起衣架上的卡其色高领厚羽绒服套在身上，一把拉开三条鱼漫画屋的木门冲进漫天风雪的街道，沿着长林市的大街小巷大声呼喊着“赵左右——”。（核心台词：荀未来：“喂，罗爱文！赵左右找你了吗？他跟他爸吵架跑出来了！” ／ 荀未来（自语）：“如果真的是离家出走……当年我会去哪儿？！”）</w:t>
+              <w:br/>
+              <w:t>• 【4-11　内/外　八中后街·砂锅麻辣烫店与店外风雪街头 — 夜】店门塑料帘被一把掀开，身穿卡其色厚羽绒服的41岁荀未来急匆匆闯进店里，喘着粗气直奔柜台。 舒老板停下手里的活儿，抬起头上下打量着神色紧绷的荀未来，警惕地反问。 正在气头上的荀未来想都没想便脱口而出。 荀未来狐疑地一转头，目光正好落在店堂侧墙悬挂的木框黑板上——只见黑板顶部写着“大胃王挑战赛排行榜”，下方的粉笔字清清楚楚地列着名次：“第一名 王林 十二碗 ｜ 第二名 刘宁 十一碗 ｜ 第三名 丽娜 十碗 ｜ 第四名 黄政杨 ｜ 第五名 孙蕾 八碗 ｜ 第六名 孙艺宁 七碗 ｜ 第七名 徐图图 ｜ 第八名 赵左右 五碗（核心台词：荀未来：“老板，刚刚赵左右来过吗？！” ／ 荀未来：“我就是他爹！” ／ 荀未来：“没跟你扯这个！我听说赵左右是跟一个女孩来参加大胃王比赛的？”）</w:t>
+              <w:br/>
+              <w:t>• 【4-12　外/内　长林饭店豪华套房与501室赵家客厅（双空电话交叉剪辑） — 夜】【长林饭店·豪华套房 ↔ 501室赵家客厅】温暖奢华的欧式套房客厅内，水晶吊灯洒下柔和的香槟金色光芒。脱去棒球帽露出满头银发的66岁赵了身穿暗红色防风外套内搭纯白高领毛衣，正站在落地窗前手持电话，与501室客厅沙发上身穿藏青色开衫内搭浅灰高领毛衣、手握红色座机听筒的母亲刘美奕通电话——这正是刚才荀未来拨打母亲手机提示占线的真正原因。</w:t>
+              <w:br/>
+              <w:t>• 【4-14　内　福慧家园6栋五楼·501与502室门外楼梯间 — 日】2008年1月31日（周四）清晨。身穿卡其色厚羽绒服、戴着黑色毛线手套的41岁荀未来急匆匆爬上福慧家园6栋五楼的水泥楼梯间。 荀未来先凑到501室绿色防盗铁门前侧耳倾听，又转过身打量对门紧闭的502室房门，神色愈发凝重。 荀未来一咬牙，转身快步跑下楼梯。（核心台词：荀未来（自语）：“没去麻辣烫店，也不在他家……难道是未来的我，预判了我的预判？！这姜真是越老越辣！不行，不能让他趁虚而入改变了赵左右的想法！”）</w:t>
+              <w:br/>
+              <w:t>• 【4-16　内　三条鱼漫画屋·里间账桌与一楼阅读区 — 日】三条鱼漫画屋里间书桌前，身穿棕灰几何提花毛衣的十岁算账小孩正一边低头握着圆珠笔在账本上写写算算，一边头也不抬地对在屋里来回踱步的荀未来冒出一句金句。 脱去羽绒服、身穿鲜亮翠绿色高领纯色针织毛衣的41岁荀未来听到声音，一个箭步从里间冲了出来，张开双臂一把将16岁的赵左右死死搂进怀里！ 赵左右手里还提着全家桶，被荀未来勒得喘不上气，直翻白眼拍打他的后背。 赵左右好不容易从荀未来怀里挣脱出来，把两个全家桶放在书架旁的桌面上，得意洋洋地扬起下巴。 一听到“赵爷爷”三个字，荀未来的脸色瞬间沉了下来，苦口婆心地劝道。 荀未来急（核心台词：荀未来：“好兄弟，你终于来了！” ／ 荀未来：“不行！松不了一点！” ／ 荀未来：“赵左右你也太糊涂了吧！赵爷爷可是长辈，长辈和长辈之间都是一伙的！他肯定跟你爸妈通过气了，要不你爸妈怎么一晚上没找你啊？！”）</w:t>
+              <w:br/>
+              <w:t>• 【4-17　外　福慧家园老式家属院·单元门外红扶手水泥台阶 — 夜】身穿军绿色连帽长款羽绒派克大衣（内搭翠绿色高领毛衣）的41岁荀未来骑着二八自行车驶入家属院。他支好自行车正准备走进6栋单元门上楼，脚步却猛然停住了—— 荀未来怔怔地望着父亲孤单萧索的背影，放轻脚步走上水泥台阶，在父亲身旁并肩坐了下来。 荀未来没有走，而是伸手接过赵东来手里的绿瓶二锅头，仰头灌了一大口辛辣的烈酒，呛得眉头微皱，随后顺着父亲的脾气开口试探。 赵东来一口气吼完，转过头瞪着刚喝了一口白酒的荀未来，拿回酒瓶。 41岁的荀未来看着眼前尚算年轻的父亲，嘴角浮起一抹沧桑的苦笑，拿过酒瓶又陪着喝了一口。 荀未来心头猛（核心台词：荀未来：“叔，是我，赵左右的同学，之前去过您家吃饭，我叫小荀。” ／ 荀未来：“我来陪您喝！叔，我是站您的，赵左右这次确实太过分了！您把他的书撕了——” ／ 荀未来：“我是转校生，都二十了，能喝。酒逢知己千杯少嘛！叔，其实吧，我打心底里特别理解你。有的时候为了工作不得不喝酒，回家吧老婆孩子又不理解，有时候真想在电车上多坐几圈……这一大半辈子累死累活的，都图个什么呀，是吧？”）</w:t>
+              <w:br/>
+              <w:t>• 【4-18　内　福慧家园6栋五楼·501室门口玄关 — 夜】五楼昏黄的楼道声控灯应声亮起。荀未来小心翼翼地搀扶着醉得脚步踉跄、满脸泪痕的父亲赵东来走上五楼楼梯，抬手敲响了501室的防盗门。 防盗门立刻从里面拉开，身穿米白色圆领排扣针织毛衣的母亲刘美奕正焦急地守在门后。一看到门外被小荀搀扶着的丈夫，刘美奕脸上的担忧瞬间化作深深的心疼，连忙伸手扶住赵东来的另一侧胳膊，朝荀未来感激地点了点头，将丈夫扶进屋里。</w:t>
+              <w:br/>
+              <w:t>• 【4-21　外/内　三条鱼漫画屋门口与斜对面街角小广告墙（平行剪辑） — 日】春秋路178号“三条鱼漫画屋”门口，身穿藏青色圆领卫衣（左胸印有白色圆形小徽标、内露白T恤领边）的41岁荀未来正单手端着一只白底蓝边的老式搪瓷茶缸，斜倚在木门框上晒太阳，活脱脱一副“漫画屋掌柜”的派头。 看到背着双肩包的赵左右垂头丧气地走到门口，荀未来晃了晃手里的搪瓷茶缸，眉飞色舞地打趣道。 荀未来哈哈一笑，大方地侧过身让开漫画屋大门，用力拍了拍赵左右的肩膀。 荀未来志得意满地揽着16岁的赵左右走进三条鱼漫画屋，自以为在这场“避风港争夺战”中笑到了最后。（核心台词：荀未来：“哟，不和赵爷爷潇洒去了？想起兄弟来了？” ／ 荀未来：“必须的！想明白就好，浪子回头金不换，我这儿永远有你的地方！”）</w:t>
+            </w:r>
+          </w:p>
+        </w:tc>
+      </w:tr>
+      <w:tr>
+        <w:trPr>
+          <w:cantSplit/>
+        </w:trPr>
+        <w:tc>
+          <w:tcPr>
+            <w:tcW w:type="dxa" w:w="2376"/>
+            <w:vAlign w:val="center"/>
+            <w:tcMar>
+              <w:top w:w="105" w:type="dxa"/>
+              <w:bottom w:w="105" w:type="dxa"/>
+              <w:left w:w="145" w:type="dxa"/>
+              <w:right w:w="145" w:type="dxa"/>
+            </w:tcMar>
+          </w:tcPr>
+          <w:p>
+            <w:pPr>
+              <w:spacing w:before="40" w:after="40" w:line="341" w:lineRule="auto"/>
+              <w:jc w:val="center"/>
+            </w:pPr>
+            <w:r/>
+            <w:r>
+              <w:rPr>
+                <w:rFonts w:ascii="Times New Roman" w:hAnsi="Times New Roman" w:eastAsia="宋体"/>
+                <w:b/>
+                <w:color w:val="191919"/>
+                <w:sz w:val="19"/>
+              </w:rPr>
+              <w:t>EP05《回家》</w:t>
+            </w:r>
+          </w:p>
+        </w:tc>
+        <w:tc>
+          <w:tcPr>
+            <w:tcW w:type="dxa" w:w="7992"/>
+            <w:vAlign w:val="center"/>
+            <w:tcMar>
+              <w:top w:w="105" w:type="dxa"/>
+              <w:bottom w:w="105" w:type="dxa"/>
+              <w:left w:w="145" w:type="dxa"/>
+              <w:right w:w="145" w:type="dxa"/>
+            </w:tcMar>
+          </w:tcPr>
+          <w:p>
+            <w:pPr>
+              <w:spacing w:before="40" w:after="40" w:line="341" w:lineRule="auto"/>
+              <w:jc w:val="left"/>
+            </w:pPr>
+            <w:r/>
+            <w:r>
+              <w:rPr>
+                <w:rFonts w:ascii="Times New Roman" w:hAnsi="Times New Roman" w:eastAsia="宋体"/>
+                <w:b w:val="0"/>
+                <w:color w:val="191919"/>
+                <w:sz w:val="19"/>
+              </w:rPr>
+              <w:t>• 【5-1　外　家属院·雪地天台与铁楼梯（赵左右梦境） — 夜】赵左右迈步走到住宅楼外铁栏杆楼梯拐角处，目光扫向坐在覆雪台阶上的四十一岁荀未来——荀未来身穿深灰色毛绒厚睡袍、内搭白T恤与深色睡裤，正半闭着双眼仰头灌了一口绿罐雪花啤酒，嘴角挂着酒渍，神态迷离醉顿。赵左右疑惑地走过去在他身旁台阶上坐下。 荀未来眼神涣散地斜睨了赵左右一眼，冷漠地反问。 赵左右侧过头上下打量着荀未来身上的毛绒睡袍，只当他是在搞恶作剧，神情带着几分无奈与好笑。 荀未来根本不理会赵左右，眼神空洞地望着前方的风雪，仿佛深陷在二零三三年的时空记忆里自顾自地喃喃诉说。 赵左右冻得缩起脖子搓了搓胳膊，侧身紧盯着荀（核心台词：赵左右：“荀哥……几点了……陈明……” ／ 赵左右：“搞什么？我不是和荀哥、陈明睡在漫画屋吗？这哪啊？” ／ 赵左右：“荀哥！陈明！别闹了，你们快出来啊！荀哥！”）</w:t>
+              <w:br/>
+              <w:t>• 【5-3　内　漫画屋·里间卧室 — 晨】十六岁的陈明身披蓝白格纹衬衫毯，早已起床伏在书桌前的台灯下专注写作业，桌面上摆着《初中生优秀作文选》与理科练习册。通铺被窝里，身穿灰白横条纹毛衣的十六岁赵左右长舒一口气，最先从噩梦中醒来并翻了个身；而身穿白色高领毛衣的四十一岁荀未来仍靠在床铺内侧熟睡。 就在这时，睡在床铺内侧的荀未来闭着眼睛右手猛地往空中一挥，嘴里大声吐出一句梦话，整个人猛然惊醒坐起。 荀未来大口喘着气，一脸茫然地瞪着前方。赵左右吓了一跳，连忙转过头好奇地看着他。 荀未来回过神来，连忙抬起双手用力揉搓着脸庞掩饰尴尬，一边支支吾吾地辩解，一边神色晦气（核心台词：陈明：“叫了二十多次荀哥。” ／ 荀未来：“离就离！” ／ 荀未来：“离……离校的事情。我梦见转校之前的事了。太晦气了，不提了。”）</w:t>
+              <w:br/>
+              <w:t>• 【5-4　外/内　漫画屋·店门外与店堂 — 日】荀未来走到漫画屋正门前，哗啦一声将卷帘门拉起一半，右手扶着卷帘门，左手拎着铁制撑门杆立在门边。一名身穿黑色西装大衣、打着蓝白斜纹领带、手提公文包的易房宝年轻房产中介满脸陪笑地迎到店门前。 荀未来面无表情地上下打量了中介一眼，随口敷衍。 听到“挺时髦的老先生”，荀未来眼神骤然一凛，眉头紧锁，脸色瞬间冷了下来，一眼识破是六十六岁的赵了想买店釜底抽薪。 荀未来神色变凶，单手握紧铁制撑门杆猛地上前一步，朝着中介挥舞驱赶。房产中介吓得抱紧公文包连连后退，狼狈逃离。 荀未来拎着撑门杆退回店内，关上门咬牙切齿地低声暗骂。 穿好衣（核心台词：荀未来：“啊，那个……他陪孩子回家过年了。其实你有什么事跟我说都是一样的。” ／ 荀未来：“老先生？什么老先生啊？” ／ 荀未来：“行，你去告诉他，这房子不卖，啊。”）</w:t>
+              <w:br/>
+              <w:t>• 【5-7　外　立交桥洞下 — 夜】昏暗的立交桥洞下，赵了身穿深棕色呢大衣双手插兜在前缓步而行。身穿砖红色连帽派克大衣、内搭黄黑格纹衬衫与黑色高领衫的荀未来躲在水泥桥墩与铁皮挡板后，一路猫腰暗中探头尾随，脑海里飞速盘算（画外音）。（核心台词：荀未来：“不是没有办法从未来带钱来吗？这个老家伙这么有钱，肯定偷摸在搞什么违法的勾当吧。让你跟我对着干，送你进去吃牢饭。”）</w:t>
+              <w:br/>
+              <w:t>• 【5-10　外/内　飞霞路·公用电话亭 — 夜】飞霞路公用电话亭内，六十六岁的赵了正握着听筒向二零五八年的公司客服逐笔报账。身穿砖红色连帽派克大衣的荀未来躲在街边水泥电线杆后，托着腮皱眉探头偷听。 电线杆后的荀未来听到“买房产、租房子”，神色愈发警惕，眼中闪过一丝得意，掏出黑色翻盖手机迅速在屏幕上按下 110 三个数字凑到耳边。 荀未来还没来得及按拨出键，身后一只戴手套的大手突然重重拍在他的肩膀上，吓得荀未来浑身猛一哆嗦——一名身穿冬季深色警服、头戴雷锋帽、胸前佩戴警号 220103 的巡警正目光严厉地盯着他。 荀未来一边指着电话亭告发，一边慌忙拉开羽绒服内侧拉（核心台词：荀未来：“自己有手机不用，非得要用公共电话，果然是在做什么违法的买卖。” ／ 荀未来：“好你个赵了，老了老了这么没底线。不行，我今天啊我得大义灭亲了。” ／ 荀未来：“警察，你来得正好。我怀疑电话亭里那个人，他有问题，你们去查查他！”）</w:t>
+              <w:br/>
+              <w:t>• 【5-11　外　住宅小区·红灯笼雪道 — 夜】挂着红灯笼的小区雪道旁，荀未来快步迎上一名身穿棕色拼接羽绒服的年轻跑腿接头人。接头人四下张望了一眼，从怀里掏出一个装着信件的黑色塑料袋递给荀未来。 荀未来接过塑料袋捏了捏里面的信封，压低声音确认。（核心台词：跑腿小哥：“荀哥，这。” ／ 荀未来：“东西有了吗？” ／ 荀未来：“够真吗？”）</w:t>
+              <w:br/>
+              <w:t>• 【5-12　内　赵左右家楼道·501与502室门前 — 夜】五楼五零二室门前，身穿深绿色棉衣的开锁师傅转动工具咔哒一声打开房门，起身收拾好工具包下楼。巡警 220103 站在门旁温和地叮嘱赵了。 赵了连连点头道谢，与巡警挥手互致新年祝福。（核心台词：赵了：“我想高价租个店铺做买卖。说来也巧，那个房主啊，就是小荀同学的亲戚。” ／ 赵东来：“小荀家的？” ／ 赵了：“我知道他跟左右的关系不错嘛，所以我就想出高价，把它租下来。结果这小荀同学，连转达都不转达，直接就给拒绝了。哎呀，我就纳闷了。”）</w:t>
+              <w:br/>
+              <w:t>• 【5-13　内　漫画屋·阅读区与书架过道 — 夜】荀未来推开漫画屋玻璃门走进屋里，在书架旁从黑色塑料袋中取出那封伪造的信件，低头端详确认。 荀未来拿着信封走近书桌前，伸手将牛皮纸信封递到赵左右眼前。 赵左右双手颤抖地捧着红色横线信纸逐字阅读，眼神从震惊逐渐转为明亮、动容与热泪盈眶；身旁的荀未来投以欣慰温柔的目光，刘慈欣沉稳温和的声音伴随舒缓的配乐在画外响起。 赵左右读完信，眼眶通红地抬起头望向荀未来，激动得语无伦次，猛地从椅子上弹起身扑上前，屈膝就要给荀未来下跪道谢！荀未来眼疾手快，一把托住他的双臂将他架了起来。 荀未来双手扶着赵左右的肩膀，眼神真挚地看着十六岁的（核心台词：赵左右：“你回来啦，荀哥。” ／ 荀未来：“门口有你的信。” ／ 荀未来：“打开看看。”）</w:t>
+              <w:br/>
+              <w:t>• 【5-14　内　漫画屋·里间卧室 — 夜】漫画屋里间榻榻米地铺上，赵左右盘腿坐着，双手平举着那封“刘慈欣回信”反反复复地仔细阅读，脸上满是憧憬。书桌前，陈明正低头专注地握笔在笔记本上快速书写。赵左右转过头看向陈明，兴致勃勃地提议。 陈明没有抬头，依旧握笔写字，冷静而理性地回应。（核心台词：赵左右：“现在想想，还是荀哥说得对，能了解彼此的，只有同龄人。反正我姥姥姥爷过年也去三亚玩了，年夜饭，咱仨一块儿吃吧。”）</w:t>
+              <w:br/>
+              <w:t>• 【5-16　内/外　漫画屋·里间卧室与便民店外夜巷 — 深夜】深夜，漫画屋里间熄了灯。赵左右与陈明并排躺在地铺的格纹被窝里。赵左右双手交叠平放在腹部被子上方，睁着眼睛望着天花板，担忧地转头看向右侧的陈明。 陈明侧身面向赵左右躺着，闭着眼睛平静地分析。（核心台词：赵左右：“陈明，你说荀哥咋还不回来啊？他不会和我爸干起来了吧？” ／ 赵左右：“可荀哥不也就二十岁？” ／ 陈明：“我说的是你爸，不是荀哥。”）</w:t>
+              <w:br/>
+              <w:t>• 【5-17　外/内　家属院·雪夜长椅与502室卧室 — 深夜】居民楼外的走廊长椅旁积着厚雪，昏黄的路灯下，赵东来与荀未来并肩倚坐在长椅上，手里各自握着绿罐雪花啤酒，不时仰头畅饮后长吁一口气，满脸疲态。 赵东来摆了摆手，转头看着身旁的荀未来认真强调。 站在台阶下阴影里的赵左右听到父亲那句“哎呦我是真没钱呀”，眼神微微一颤，眼底涌起一阵心疼与触动。然而紧接着，长椅上的荀未来神色从同情转为得意，伸手一把搭住赵东来的肩膀炫耀起来。 荀未来拍着大腿，眉飞色舞地向赵东来抖出实情。台阶下的赵左右如遭雷击，整个人僵在原地！ 赵东来恍然大悟地伸手指了指荀未来。 【闪回·街边图文打印店】荀未来站（核心台词：荀未来：“谁不是呢？想把最好的东西都给他。” ／ 荀未来：“懂，我懂。为了让他开心，为了让他自信，我还搞了一封刘慈欣的回信。” ／ 荀未来：“一个作家。”）</w:t>
+              <w:br/>
+              <w:t>• 【5-18　外　长林市·冰封湖面 — 深夜】空旷幽暗的冰封湖面上，寒风呼啸，远方孤月与高塔剪影笼罩在清冷的夜色里。十六岁的赵左右独自一人站在冰湖中央，戴着黑色手套的双手捧着那封红色横线信纸，口中呼出白气，耳畔回响着荀未来曾对他说过的一句句鼓励（画外音）。（核心台词：荀未来：“人生一步错，步步错。相信我，赵左右，选文！怎么可能会不咋地呢？肯定写得特别好，你那文采，你那笔锋唰唰的，以后你绝对能自己办杂志的！你别浪费你的天赋！”）</w:t>
+            </w:r>
+          </w:p>
+        </w:tc>
+      </w:tr>
+      <w:tr>
+        <w:trPr>
+          <w:cantSplit/>
+        </w:trPr>
+        <w:tc>
+          <w:tcPr>
+            <w:tcW w:type="dxa" w:w="2376"/>
+            <w:vAlign w:val="center"/>
+            <w:tcMar>
+              <w:top w:w="105" w:type="dxa"/>
+              <w:bottom w:w="105" w:type="dxa"/>
+              <w:left w:w="145" w:type="dxa"/>
+              <w:right w:w="145" w:type="dxa"/>
+            </w:tcMar>
+            <w:shd w:fill="F7FAFC"/>
+          </w:tcPr>
+          <w:p>
+            <w:pPr>
+              <w:spacing w:before="40" w:after="40" w:line="341" w:lineRule="auto"/>
+              <w:jc w:val="center"/>
+            </w:pPr>
+            <w:r/>
+            <w:r>
+              <w:rPr>
+                <w:rFonts w:ascii="Times New Roman" w:hAnsi="Times New Roman" w:eastAsia="宋体"/>
+                <w:b/>
+                <w:color w:val="191919"/>
+                <w:sz w:val="19"/>
+              </w:rPr>
+              <w:t>EP06《暖雪》</w:t>
+            </w:r>
+          </w:p>
+        </w:tc>
+        <w:tc>
+          <w:tcPr>
+            <w:tcW w:type="dxa" w:w="7992"/>
+            <w:vAlign w:val="center"/>
+            <w:tcMar>
+              <w:top w:w="105" w:type="dxa"/>
+              <w:bottom w:w="105" w:type="dxa"/>
+              <w:left w:w="145" w:type="dxa"/>
+              <w:right w:w="145" w:type="dxa"/>
+            </w:tcMar>
+            <w:shd w:fill="F7FAFC"/>
+          </w:tcPr>
+          <w:p>
+            <w:pPr>
+              <w:spacing w:before="40" w:after="40" w:line="341" w:lineRule="auto"/>
+              <w:jc w:val="left"/>
+            </w:pPr>
+            <w:r/>
+            <w:r>
+              <w:rPr>
+                <w:rFonts w:ascii="Times New Roman" w:hAnsi="Times New Roman" w:eastAsia="宋体"/>
+                <w:b w:val="0"/>
+                <w:color w:val="191919"/>
+                <w:sz w:val="19"/>
+              </w:rPr>
+              <w:t>• 【6-3　内　漫画屋·里间卧室 — 日】日间，漫画屋里间的床铺上，身穿黑色高领毛衣的四十一岁荀未来缓缓睁开眼睛。守在床边的十六岁赵左右见状神情一喜，探头关切地唤他，随后迅速转头朝门外高声呼喊。 荀未来神色迷茫，单手撑着床垫缓慢坐起身，微蹙着眉头揉了揉太阳穴回忆昨夜。 荀未来掀开被角作势就要下床展示。赵左右与赵东来见状连忙同时伸出双手按住他的双肩，将他稳稳按回床上。 荀未来听到“回家”二字愣了一下。赵左右与赵东来相视一笑，赵东来面露欣慰，抬手轻轻拍了拍儿子的肩膀，父子间气氛融洽。荀未来露出释怀的微笑，认真地看向赵左右道歉。 赵东来站起身走到房门口，停下脚步（核心台词：赵左右：“荀哥，你醒啦？爸！荀哥醒啦！” ／ 荀未来：“我怎么只记得我昨天晚上去追你，然后两眼一黑，就啥也不记得了呀。” ／ 荀未来：“我一点事儿都没有，我可以下床给你走两步。”）</w:t>
+              <w:br/>
+              <w:t>• 【6-4　外/内　飞霞路·公用电话亭与人生无限有限公司工位（2058） — 日】赵了推门走出电话亭。身穿白色长款翻领大衣的荀未来早已双手抱胸拦在电话亭前，目光锐利地盯着赵了。 荀未来上前一步拦住欲走的赵了，急切地追问。 荀未来从兜里掏出那张有效期限突变为 2008.01.21-2008.02.06 的身份证，递到赵了眼前。赵了接过证件仔细端详了一眼，随即低头失笑。 荀未来一把夺回身份证，气急败坏地指着赵了警告。赵了却收敛笑容，神色平静而淡然。 赵了抬手轻轻拍了拍荀未来的右肩，背着手转身缓步离去。荀未来呆立在原地，指尖一松，手中的身份证滑落雪地，画面浮现强制召回倒计时：33:00:02 跳向 3（核心台词：荀未来：“你是能和未来联系对吧？” ／ 荀未来：“等一下。我问你，你是荀未来的时候，也只在这里待了半个月吗？” ／ 荀未来：“为什么我的结束日期，突然变成了2月6号除夕，也就是明天？他们是不是要把我召回啊？你笑什么呀？”）</w:t>
+              <w:br/>
+              <w:t>• 【6-5　内　赵左右家·卧室与客厅 — 日】门外突然传来急促的敲门声。赵左右起身走到客厅玄关打开防盗门，只见满面焦灼的荀未来快步冲进客厅，径直走到餐桌旁拿起玻璃水壶倒了一大杯水仰脖猛灌。 荀未来放下水杯抹了把嘴平复呼吸，神情严肃而紧迫地逼近赵左右，一把抓住他的胳膊。 赵左右刚想开口，被情绪紧绷的荀未来挥手强硬打断。 荀未来不耐烦地刚要继续训话，忽然反应过来赵左右居然没有拒绝，猛地刹住话头，难以置信地瞪大眼睛上下打量着赵左右。 赵左右脸上浮现出温柔带笑的神色，认真地向荀未来描述起来。 赵左右眼神坚定，伸手从上衣内袋里掏出王一漫借给他的那支红金配色英雄牌钢笔，低（核心台词：赵左右：“荀哥？你咋来了？” ／ 荀未来：“没时间了。哪怕只有一天，也足以发生重要的改变。听着，明天晚上，我把王一漫给你约出来，一起跨年。” ／ 赵左右：“荀哥——”）</w:t>
+              <w:br/>
+              <w:t>• 【6-6　外　东湖公园·三角尖顶礼拜堂前 — 夜】夜晚，积雪覆盖的东湖公园三角尖顶礼拜堂台阶前，荀未来扮演王一漫，侧身回眸，捏着嗓子姿态造作、语气娇嗔地念着台词；撑着一把黑伞走上前来的赵左右与他对视了两秒，实在憋不住低头噗嗤一声笑场，手里的黑伞随之乱抖。 荀未来瞬间破功，皱起眉头跺了跺脚，双手叉腰气鼓鼓地埋怨。 赵左右敛去笑意，握着黑伞柄认真地看着荀未来。 荀未来神色微动，随即上前一步，双手捧住赵左右的脸颊将他的脑袋扳正过来，严肃地指出残酷的现实。（核心台词：荀未来：“你来啦，我都等你很久了。” ／ 荀未来：“笑什么呀？你接词啊，这都第三遍了！” ／ 荀未来：“你拿出一点信念感来，啊！那成败就在此一举了。”）</w:t>
+              <w:br/>
+              <w:t>• 【6-7　外/内　长林八中·铁栏杆外、美营租车行、保卫室与储藏室 — 夜】赵左右拔腿沿着夜街飞奔，荀未来在后面气喘吁吁地追赶，两人穿过限高架桥洞一路跑到长林八中校外铁栏杆栅栏旁。 荀未来扶着膝盖大口喘气，抬头看了一眼紧闭的校园铁栅栏。赵左右双手抓着铁栏杆，抬手指着校园深处的体育馆方向。 荀未来缓过一口气，疑惑地看着赵左右手指的方向。 赵左右转过身，兴奋地向荀未来解释起来。 荀未来眼睛一亮，赞许地拍了拍赵左右的肩膀。 荀未来猛地一拍巴掌，果断拍板定下分工。 另一边，荀未来赶到美营租车行门前，掏出自己的二代身份证递给穿黑色短款羽绒服的租车行老板。 切回美营租车行门前，荀未来拿着身份证焦急地向（核心台词：荀未来：“喂！喂！你到底去哪儿啊？” ／ 荀未来：“学校？” ／ 荀未来：“你到底要干什么呀？”）</w:t>
+              <w:br/>
+              <w:t>• 【6-8　外　东湖公园·三角尖顶礼拜堂前 — 夜】东湖公园三角尖顶礼拜堂前，两人合力将造雪机固定在皮卡车后斗上。赵左右朝着礼拜堂双手合十拜了拜，随后与荀未来并肩背靠在银色皮卡车斗边缘。 荀未来仰起头望着夜空，长长地舒了一口气，眼底泛起久违的热血与感慨。 荀未来转过头静静凝视着赵左右的侧脸，眼神温柔而郑重。 赵左右转过头看向荀未来，笑着回应。荀未来微微一怔，抿嘴低头温和一笑，将手揣进白色大衣口袋哈着白气搓手取暖，轻声低语。 荀未来转过头看着赵左右，神色认真中带着一丝不易察觉的不舍，抬手拍了拍他的肩膀。 荀未来没有正面回答，眼睫低垂后转头望向夜空。镜头拉远至礼拜堂前全（核心台词：荀未来：“哎，你记得开学的时候，请话剧社的同学吃个饭啊。” ／ 荀未来：“我已经很久，没有体验过这种感觉了。” ／ 荀未来：“就是，做这样疯狂的事情，为下一场雪，大汗淋漓，不计代价。”）</w:t>
+              <w:br/>
+              <w:t>• 【6-9　内　王一漫家别墅·客厅与二楼卫生间 — 日】手机屏幕突然亮起，收到一条来自“荀未来（不和小白说话）”的短信（画外音）。 几秒钟后，荀未来的第二条短信发了过来（画外音）。楼下杨敏的呼唤声愈发急促，王一漫收起手机起身走出去。（核心台词：荀未来：“一漫，今晚来学校旁边的公园一起跨年吗？” ／ 荀未来：“我明天就要离开长林了，见最后一面吧。”）</w:t>
+              <w:br/>
+              <w:t>• 【6-10　内　漫画屋·里间 — 日】漫画屋里间，身穿棕色羽绒服的荀未来握着手机焦急地来回踱步，屏幕中央浮现“荀未来返程 09:30:10”的倒计时。坐在小书桌前台灯下写作业的十岁算账小孩头也不抬地搭话。（核心台词：荀未来：“你说这是什么情况，怎么就不回了呀？我话已经说到这个份上了，她也没有理由拒绝啊。”）</w:t>
+              <w:br/>
+              <w:t>• 【6-14　内　王一漫家别墅·餐厅 — 夜】众人推杯换盏间，王一漫全程垂眸低头，抬头看了一眼座钟上方浮现的“荀未来返程 01:00:38”倒计时，端起水杯喝水掩饰焦急。父亲王伟之转头关切地看向女儿。</w:t>
+              <w:br/>
+              <w:t>• 【6-15　外/内　雪夜街道与王一漫家二楼卧室 — 夜】就在这时，身穿黑色牛角扣连帽大衣的赵左右一边接听荀未来的电话，一边从单元门冲出，匆匆跑过路口。 雪夜街道上，身穿棕色牛角扣毛领大衣、系着红格围巾的王一漫正迎着寒风边跑边给荀未来打电话。（核心台词：赵左右：“好的，荀哥，我马上就到！” ／ 王一漫：“荀未来，我马上来了，你一定要等我！”）</w:t>
+              <w:br/>
+              <w:t>• 【6-16　外　东湖公园·三角尖顶礼拜堂前广场 — 夜】东湖公园礼拜堂前的雪地广场上，距离返程仅剩十分钟（00:10:18）。身穿卡其色厚羽绒服的荀未来蹲在皮卡车后斗旁调试 LM3500 造雪机电缆，抬起左腕查看机械表，神情急切而充满期待。 一名左臂戴着“治安巡逻”红袖章的公园管理员突然走上前，一把拔掉造雪机插头并开始收卷电缆盘。荀未来猛然转头拦住他。 荀未来急切地按住线盘，向管理员据理力争。管理员神色慌张地四下张望，掏出钞票想退钱清场。 倒计时缩减至五分钟（00:05:48）。管理员强行抱走电缆线盘，荀未来扑上前死死拽住线盘争抢，两人在拉扯中重心不稳，双双跌倒在雪地里（核心台词：荀未来：“还有十分钟。我的未来，就靠你啦，小伙子。” ／ 荀未来：“不是，你干啥呢，大哥？” ／ 荀未来：“我不是已经交过场地费了吗？”）</w:t>
+              <w:br/>
+              <w:t>• 【6-17　内/外　除夕跨年群像空间与赵左右家卧室 — 深夜】家属院公告栏雪堆旁，四十一岁的荀未来蹲在雪地里，手握一罐绿皮哈尔滨啤酒仰头独饮，孤独地仰望着五楼五零一室的窗户。</w:t>
+            </w:r>
+          </w:p>
+        </w:tc>
+      </w:tr>
+      <w:tr>
+        <w:trPr>
+          <w:cantSplit/>
+        </w:trPr>
+        <w:tc>
+          <w:tcPr>
+            <w:tcW w:type="dxa" w:w="2376"/>
+            <w:vAlign w:val="center"/>
+            <w:tcMar>
+              <w:top w:w="105" w:type="dxa"/>
+              <w:bottom w:w="105" w:type="dxa"/>
+              <w:left w:w="145" w:type="dxa"/>
+              <w:right w:w="145" w:type="dxa"/>
+            </w:tcMar>
+          </w:tcPr>
+          <w:p>
+            <w:pPr>
+              <w:spacing w:before="40" w:after="40" w:line="341" w:lineRule="auto"/>
+              <w:jc w:val="center"/>
+            </w:pPr>
+            <w:r/>
+            <w:r>
+              <w:rPr>
+                <w:rFonts w:ascii="Times New Roman" w:hAnsi="Times New Roman" w:eastAsia="宋体"/>
+                <w:b/>
+                <w:color w:val="191919"/>
+                <w:sz w:val="19"/>
+              </w:rPr>
+              <w:t>EP07《舒图来了》</w:t>
+            </w:r>
+          </w:p>
+        </w:tc>
+        <w:tc>
+          <w:tcPr>
+            <w:tcW w:type="dxa" w:w="7992"/>
+            <w:vAlign w:val="center"/>
+            <w:tcMar>
+              <w:top w:w="105" w:type="dxa"/>
+              <w:bottom w:w="105" w:type="dxa"/>
+              <w:left w:w="145" w:type="dxa"/>
+              <w:right w:w="145" w:type="dxa"/>
+            </w:tcMar>
+          </w:tcPr>
+          <w:p>
+            <w:pPr>
+              <w:spacing w:before="40" w:after="40" w:line="341" w:lineRule="auto"/>
+              <w:jc w:val="left"/>
+            </w:pPr>
+            <w:r/>
+            <w:r>
+              <w:rPr>
+                <w:rFonts w:ascii="Times New Roman" w:hAnsi="Times New Roman" w:eastAsia="宋体"/>
+                <w:b w:val="0"/>
+                <w:color w:val="191919"/>
+                <w:sz w:val="19"/>
+              </w:rPr>
+              <w:t>• 【7-5　外/内　漫画屋·吧台与家属楼下 — 深夜】三条鱼漫画屋吧台前，身穿棕色羽绒服的四十一岁荀未来正靠在收银台边，借着昏黄的台灯独酌绿罐哈尔滨啤酒，神情落寞。借宿在里间、身穿蓝白相间运动校服外套的十六岁陈明推门走出来，看了一眼满身酒气的荀未来。 荀未来晃了晃手里的绿罐哈尔滨啤酒，朝陈明摆了摆手。 陈明没再多劝，转身回里间休息。荀未来独自对着满桌旧书仰头灌了一口啤酒，从羽绒服口袋里摸出那张二零三三年人生有限公司的白色卡片，对着卡片苦笑着自言自语。 荀未来把卡片往桌上一丢，疲惫地趴在吧台书堆上沉沉睡去。（核心台词：荀未来：“不了，你自己去睡吧。” ／ 荀未来：“造化弄人，王一漫呀王一漫，时间可真是跟我开了一个巨大的玩笑啊。我这怎么跟小赵去解释？你也玩我是吧？突然就剩一天，突然又变好了，抽风是吧？你说说怎么改个过去，就这么难呢。”）</w:t>
+              <w:br/>
+              <w:t>• 【7-6　内　赵左右家·玄关与客厅 — 日】听到“荀哥”两个字的瞬间，舒图的眼神猛地一凝，眉头微锁，整个人明显怔住了。（核心台词：赵左右：“最奇怪的……应该是荀哥。” ／ 舒图：“荀哥？” ／ 舒图：“荀哥？我怎么不知道，你高中有个姓荀的兄弟啊？”）</w:t>
+              <w:br/>
+              <w:t>• 【7-7　内/外　漫画屋·门口 — 日】三条鱼漫画屋内，趴在书堆上熟睡的荀未来悠悠醒来，伸了个大大的懒腰，将吧台上的哈尔滨啤酒空罐随手扔进垃圾桶，打着哈欠走到店门前，双手抓住铁卷帘门往上一推——门外阳光下，赫然站着冷眼抱臂的四十一岁舒图！ 荀未来魂飞魄散，本能地死死拽住卷帘门把手猛往下拉！舒图眼疾手快冲上前一步，双手抓住卷帘门下沿与他隔门角力。 门内的荀未来死死拽着卷帘门铁把，活像见了鬼一样隔着门缝低吼。 荀未来咬牙发力将卷帘门往下压到离地只剩半尺，舒图毫不退让，直接蹲下身将右手手掌垫在冰冷的卷帘门底沿下方！荀未来吓得脸色煞白，急忙收住力道。 投鼠忌器的（核心台词：荀未来：“你怎么来的？！” ／ 荀未来：“把手拿开！” ／ 荀未来：“你到底想怎么样啊？！”）</w:t>
+              <w:br/>
+              <w:t>• 【7-8　内　人生有限公司·会谈室与舒图家（2033） — 日/夜】【闪回·2008年雪夜街头及漫画屋】二零零八年雪夜狂奔中的荀未来身份证剧烈闪烁并痛苦摔倒在地；清晨醒来的荀未来拿着有效期突变为除夕的身份证惊愕发出一声“哎？”。</w:t>
+              <w:br/>
+              <w:t>• 【7-9　外/内　漫画屋·门口 — 日】回到二零零八年三条鱼漫画屋门前，铁卷帘门已拉下大半，只留下一道贴地的窄缝。四十一岁的舒图背靠着冰冷的卷帘门坐在门外水泥地上，身旁放着那把黄色笑脸透明雨伞；四十一岁的荀未来则抱膝蹲在卷帘门内侧的阴影里，夫妻俩隔着一扇铁门静静对话。 卷帘门内侧的阴影里，荀未来抱膝蹲在地上，梗着脖子表明态度。 荀未来想起在幕后捣鬼的六十六岁赵了，话到嘴边又烦躁地咽了回去。 门内的荀未来低着头，闷闷地吐出三个字。 荀未来想起那十五万块钱的实验费，没好气地隔着门板回敬。 门外的舒图转过头对着铁卷帘门，指着里面的荀未来继续追问逻辑漏洞。 门内（核心台词：荀未来：“改命不成我是不会回去的。” ／ 荀未来：“可不赖我提前让咱俩认识的啊，这都怪那……算了，说了你也不懂。” ／ 荀未来：“研究生。”）</w:t>
+              <w:br/>
+              <w:t>• 【7-10　外/内　新天地便利店 — 夜】一排宏宝莱玻璃汽水瓶的后方，头戴黑色鸭舌帽、身穿红色连帽外套的六十六岁赵了正静静站在另一侧通道里，隔着玻璃瓶的空隙，满眼眷恋、悲恸与克制地凝视着四十一岁的亡妻舒图。片刻后，赵了收回目光，提着购物篮先行走向收银台；舒图随后也拿着那盒巧克力饼干棒来到收银台前，将荀未来塞给她的那张五元纸币递给穿绿马甲的女店员。</w:t>
+              <w:br/>
+              <w:t>• 【7-11　内　赵左右家·客厅与门廊 — 夜】茶几上的诺基亚直板手机突然震动起来，赵左右伸手拿过手机查看，屏幕显示收到一条来自“荀未来（不和小白说话）”的短信。 赵左右举着手机等待，几秒钟后，荀未来的新短信立刻弹了出来。（核心台词：荀未来（短信画外音）：“昨晚王一漫的事都是误会……别放弃，我回避！” ／ 荀未来（短信画外音）：“啥？想明白啥？不许想明白啊！是兄弟就来砍我！” ／ 舒图：“你得问荀哥啊，他就在楼下呢。”）</w:t>
+              <w:br/>
+              <w:t>• 【7-12　外/内　家属楼下雪巷·漫画屋与出租车 — 夜】舒图甩开赵左右闪身拐进小巷暗处，熟练地用抢来的赵左右手机调出“荀未来”的号码，飞快按下“救我，岁月潭！”五个字点击发送。 三条鱼漫画屋内，正在扫地的荀未来听到摩托罗拉翻盖手机响起提示音，翻开一看，屏幕上赫然显示着发件人“舒图”（原赵左右号码）发来的短信：救我 岁月潭。荀未来脸色剧变。 荀未来一把扔下扫帚，抓起外套和围巾冲出店门，在街头拦下一辆车牌号为 吉A·MD153 的出租车钻进后座。（核心台词：荀未来：“救我，岁月潭？岁月潭，岁月潭是白雪地！我靠，这个疯女人，不会是打算把小时候的我，带回2033年吧？！” ／ 荀未来：“岁月潭，麻烦快点，谢谢！”）</w:t>
+              <w:br/>
+              <w:t>• 【7-13　外　岁月潭 — 夜】出租车疾驰抵达岁月潭景区路口（路标牌指向岁月潭与月霖步道的方向）。身穿深灰黑羽绒夹克、围着灰白围巾的荀未来推门下车，在白茫茫的冰湖雪原上发疯般奔跑呼喊。 荀未来脚下一绊摔倒在雪地里，低头一看，积雪中赫然掉落着赵左右那部亮着屏幕的诺基亚手机！荀未来颤抖着捡起手机，绝望地跪倒在雪原中央。 话音未落，四十一岁的舒图突然从背后猛扑上来死死抱住荀未来，右手捏着一根“卡奇滋”巧克力饼干棒，拼命往荀未来嘴里塞！两人在厚厚的积雪中翻滚缠斗，荀未来奋力将舒图推开。 荀未来狼狈地爬起身吐掉嘴边的饼干渣，惊魂未定地指着雪地里的舒图大喊。（核心台词：荀未来：“左右！赵左右！舒图！赵左右！” ／ 荀未来：“我来晚了，他们已经走了……” ／ 荀未来：“你这个疯女人，你也太可怕了吧！”）</w:t>
+              <w:br/>
+              <w:t>• 【7-14　外　公园·雪夜木栈道 — 夜】不远处的木栈道树林阴影旁，并未走远的荀未来静静伫立在雪地里，远远注视着黄笑脸雨伞下相拥而泣的两个舒图，良久，默默转身离去。</w:t>
+              <w:br/>
+              <w:t>• 【7-15　内　漫画屋·店堂与里间 — 夜】正说着，身穿深绿色工装夹克的荀未来推门走进书店，随手将从岁月潭雪地里捡回来的诺基亚直板手机递还给柜台前的赵左右。 荀未来面色疲惫地走过柜台，将那部诺基亚手机塞回赵左右手里。 荀未来拎着一罐饮料快步穿过书架走进里间，把夹克外套随手甩在单人沙发背上，顺势坐倒在靠背沙发上，右手捏着银色易拉罐，眼神疲惫。赵左右双手插兜急匆匆跟进来，在沙发前停步质问。 荀未来头也不抬，仰脖喝了一口饮料，淡淡回绝。 赵左右一屁股挤坐到沙发另一端，身体前倾紧贴着荀未来，压低声音急切追问。 荀未来转头看了赵左右一眼，眼神微微闪烁，随即视线微垂，自（核心台词：赵左右：“陈明，荀哥在吗？” ／ 陈明：“我在屋里听到荀哥跟一个女人在说话，太吵了，戴耳塞了。” ／ 赵左右：“荀哥！”）</w:t>
+            </w:r>
+          </w:p>
+        </w:tc>
+      </w:tr>
+      <w:tr>
+        <w:trPr>
+          <w:cantSplit/>
+        </w:trPr>
+        <w:tc>
+          <w:tcPr>
+            <w:tcW w:type="dxa" w:w="2376"/>
+            <w:vAlign w:val="center"/>
+            <w:tcMar>
+              <w:top w:w="105" w:type="dxa"/>
+              <w:bottom w:w="105" w:type="dxa"/>
+              <w:left w:w="145" w:type="dxa"/>
+              <w:right w:w="145" w:type="dxa"/>
+            </w:tcMar>
+            <w:shd w:fill="F7FAFC"/>
+          </w:tcPr>
+          <w:p>
+            <w:pPr>
+              <w:spacing w:before="40" w:after="40" w:line="341" w:lineRule="auto"/>
+              <w:jc w:val="center"/>
+            </w:pPr>
+            <w:r/>
+            <w:r>
+              <w:rPr>
+                <w:rFonts w:ascii="Times New Roman" w:hAnsi="Times New Roman" w:eastAsia="宋体"/>
+                <w:b/>
+                <w:color w:val="191919"/>
+                <w:sz w:val="19"/>
+              </w:rPr>
+              <w:t>EP08《时间的玩笑》</w:t>
+            </w:r>
+          </w:p>
+        </w:tc>
+        <w:tc>
+          <w:tcPr>
+            <w:tcW w:type="dxa" w:w="7992"/>
+            <w:vAlign w:val="center"/>
+            <w:tcMar>
+              <w:top w:w="105" w:type="dxa"/>
+              <w:bottom w:w="105" w:type="dxa"/>
+              <w:left w:w="145" w:type="dxa"/>
+              <w:right w:w="145" w:type="dxa"/>
+            </w:tcMar>
+            <w:shd w:fill="F7FAFC"/>
+          </w:tcPr>
+          <w:p>
+            <w:pPr>
+              <w:spacing w:before="40" w:after="40" w:line="341" w:lineRule="auto"/>
+              <w:jc w:val="left"/>
+            </w:pPr>
+            <w:r/>
+            <w:r>
+              <w:rPr>
+                <w:rFonts w:ascii="Times New Roman" w:hAnsi="Times New Roman" w:eastAsia="宋体"/>
+                <w:b w:val="0"/>
+                <w:color w:val="191919"/>
+                <w:sz w:val="19"/>
+              </w:rPr>
+              <w:t>• 【8-4　内　502室赵了卧室·漫画屋里间与501室赵左右卧室（三代清晨交叉剪辑） — 晨】镜头切至三条鱼漫画屋里间卧室，床头堆满了杂乱的旧漫画书。四十一岁的荀未来身穿白色长袖内衣侧卧在木板床上，眼下挂着浓重的黑眼圈，睁着空洞的双眼望着眼前的书堆彻夜未眠。（核心台词：荀未来（内心独白）：“小时候多好呀……困了就能睡得着。”）</w:t>
+              <w:br/>
+              <w:t>• 【8-6　外/内　积雪街道·公用电话亭与漫画屋店堂（交叉剪辑） — 日】电话亭内的舒图神情严肃，直接点名要找荀未来。 紧闭的里间房门内立刻传出荀未来暴躁的吼声。陈明被震得微微仰头愣了一下。 里间屋内再度传出荀未来破罐子破摔的冷漠回绝。 陈明拿起桌上的漫画书翻了一页，一本正经地对着听筒将荀未来的气话翻译成哲学名言。（核心台词：舒图：“你叫荀哥听电话。” ／ 陈明：“荀哥自闭了，物理意义上的。不下床，也不出房门。” ／ 陈明：“荀哥，打电话的人姓舒！”）</w:t>
+              <w:br/>
+              <w:t>• 【8-9　内/外　徐图图家·客厅与门外铁梯走廊 — 日】徐图图轻轻从舒图掌心里抽回自己的双手，继续低头编织毛线。蹲在地上的舒图如遭雷击，怔怔地僵在原地，泪水夺眶而出——她的脑海中骤然闪回昨晚在岁月潭冰湖雪原上，自己流着泪对荀未来吼出的那句话！（核心台词：舒图（内心独白）：“搞什么啊，我怎么也差点变成荀未来了？谢谢你，徐图图。”）</w:t>
+              <w:br/>
+              <w:t>• 【8-12　内　三条鱼漫画屋·吧台 — 日】三条鱼漫画屋内，结束了“物理自闭”的四十一岁荀未来身穿深棕色纽扣针织开衫内搭白色立领衬衫，双手插在裤兜里从老式立钟旁走出里间，缓步晃到前台旁，拉开椅子在正在整理旧书堆的陈明身旁坐下，重重地叹了一口气，盯着电脑屏幕明知故问。 荀未来又不甘心地长叹了一口气，侧过头看向身边冷淡的陈明。 荀未来无奈地摇了摇头，后仰靠在椅背上感慨了一声。 荀未来愣了一下，转过头挑眉反问陈明。 陈明面无表情地瞥了他一眼，语气清冷地吐出实情。荀未来哑然失笑，双手撑着膝盖站起身，朝店门外走去。（核心台词：荀未来：“电话里那个女人，没来过吧？” ／ 荀未来：“你怎么从来就没问过我，那个女的是谁啊？” ／ 荀未来：“挺好的。要是赵左右有你三分的觉悟就好了。唉——”）</w:t>
+              <w:br/>
+              <w:t>• 【8-13　内/外　长林咖啡馆·靠窗卡座与徐图图家二楼门外 — 日】赵左右看着满脸期盼的徐图图笑了笑，随即神色渐渐变得认真，提起了荀未来给他的建议。（核心台词：赵左右：“别提了。荀哥老鄙视我，说我没主见、没主见。我倒是想有，这不想不出来吗？” ／ 赵左右：“不过荀哥说，我应该考北京的大学，总归要看看外面的世界。” ／ 徐图图：“嗯，也挺有道理的。荀哥的建议更成熟，或许你应该听他的。”）</w:t>
+              <w:br/>
+              <w:t>• 【8-14　外　家属院·雪地长椅空地 — 日】舒图连连点头，顺手把锅甩给了荀未来。 赵左右开怀大笑起来，激动地晃着手里的八王寺汽水瓶，满脸都是对荀未来的崇拜与感激。 赵左右丝毫没有听出她话里的深意，眉飞色舞、滔滔不绝地替荀未来脑补出一整套感人至深的良苦用心。舒图起初低头抿嘴轻笑，听着听着，望向天空的眼神渐渐冷了下来。 站在三个雪人与长椅旁的赵左右低下头垂下眼眸，嘴唇紧咬，眼眶一点点泛红，却一句话也反驳不出来。舒图闭上眼深吸了一口气，压下喉头的哽咽，睁开眼用四十一岁荀未来昨晚说过的话，发出了最后的审判。（核心台词：舒图：“嗯，对，对对对，就是那个，荀哥给我看的。” ／ 舒图：“嗨，是这样，你的文笔啊很成熟，我这一看这怎么着也得是个四十多岁的人写的吧？我这人最痛恨的就是代笔了，所以我想我一定得给他揪出来！没想到，误会，荀哥都给我解释清楚了。” ／ 赵左右：“原来荀哥没骗我，也太靠谱了！”）</w:t>
+              <w:br/>
+              <w:t>• 【8-17　内/外　砂锅麻辣烫店·三条鱼漫画屋门外与岁月潭冰湖雪原 — 日】与此同时，“三条鱼漫画屋”木质招牌门外，身穿深棕色针织开衫内搭白立领衬衫的四十一岁荀未来走出店门，站在雪街边怅然仰望天空。 寒风吹拂着舒图耳畔的碎发。她神情怅然，按照荀未来教她的主动召回暗号，像夹烟一样用右手指尖夹着那根巧克力饼干棒举到唇边，微微张口，将巧克力棒咬进嘴里吸了一口。</w:t>
+            </w:r>
+          </w:p>
+        </w:tc>
+      </w:tr>
+      <w:tr>
+        <w:trPr>
+          <w:cantSplit/>
+        </w:trPr>
+        <w:tc>
+          <w:tcPr>
+            <w:tcW w:type="dxa" w:w="2376"/>
+            <w:vAlign w:val="center"/>
+            <w:tcMar>
+              <w:top w:w="105" w:type="dxa"/>
+              <w:bottom w:w="105" w:type="dxa"/>
+              <w:left w:w="145" w:type="dxa"/>
+              <w:right w:w="145" w:type="dxa"/>
+            </w:tcMar>
+          </w:tcPr>
+          <w:p>
+            <w:pPr>
+              <w:spacing w:before="40" w:after="40" w:line="341" w:lineRule="auto"/>
+              <w:jc w:val="center"/>
+            </w:pPr>
+            <w:r/>
+            <w:r>
+              <w:rPr>
+                <w:rFonts w:ascii="Times New Roman" w:hAnsi="Times New Roman" w:eastAsia="宋体"/>
+                <w:b/>
+                <w:color w:val="191919"/>
+                <w:sz w:val="19"/>
+              </w:rPr>
+              <w:t>EP09《人生失控》</w:t>
+            </w:r>
+          </w:p>
+        </w:tc>
+        <w:tc>
+          <w:tcPr>
+            <w:tcW w:type="dxa" w:w="7992"/>
+            <w:vAlign w:val="center"/>
+            <w:tcMar>
+              <w:top w:w="105" w:type="dxa"/>
+              <w:bottom w:w="105" w:type="dxa"/>
+              <w:left w:w="145" w:type="dxa"/>
+              <w:right w:w="145" w:type="dxa"/>
+            </w:tcMar>
+          </w:tcPr>
+          <w:p>
+            <w:pPr>
+              <w:spacing w:before="40" w:after="40" w:line="341" w:lineRule="auto"/>
+              <w:jc w:val="left"/>
+            </w:pPr>
+            <w:r/>
+            <w:r>
+              <w:rPr>
+                <w:rFonts w:ascii="Times New Roman" w:hAnsi="Times New Roman" w:eastAsia="宋体"/>
+                <w:b w:val="0"/>
+                <w:color w:val="191919"/>
+                <w:sz w:val="19"/>
+              </w:rPr>
+              <w:t>• 【9-1　内　成年赵左右与舒图家·玄关与卧室（2033梦境） — 夜】二零三三年北京寓所内，玄关木柜上摆放着一只精致的相框，相框里是妻子舒图戴着遮阳帽燦烂微笑的照片。留着青灰胡茬、身穿浅灰色翻领针织衫内搭白衬衫的四十一岁赵左右（荀未来）手里提着一袋热气腾腾的外卖推门进屋，一边往餐桌走，一边满脸笑意地朝卧室方向高声呼唤。 荀未来把外卖塑料袋放在餐桌上正准备解开，紧闭的卧室门内传出妻子舒图带着几分习以为常的调侃声。 荀未来解袋子的手微微一顿，愧疚地放下外卖袋，拉开餐椅坐下，从裤兜里掏出智能手机点开“极速贷款”界面——屏幕上清晰显示着“你还可以借（元）23,667｜总计114,700｜2月（核心台词：荀未来：“老婆。老婆，你猜我给你带什么回来了？” ／ 荀未来：“行，今天晚上咱俩去望京吃火锅去，我请。” ／ 荀未来：“都行，你想吃啥都行。你要是能吃得下呀，我给你烤一只羊都行。”）</w:t>
+              <w:br/>
+              <w:t>• 【9-2　内/外　漫画屋里间·有轨电车与雪后街道 — 晨】二零零八年寒假结束开学日清晨，三条鱼漫画屋里间榻榻米地铺上，身穿白色长袖卫衣的四十一岁荀未来猛然从噩梦中惊醒坐起，额头渗出冷汗，大口喘着粗气喃喃自语。 晨光熹微的街道上，一列有轨电车叮当驶过。车厢内，陈明坐在座位上安静地翻看课本；身穿深棕色棉服夹克的荀未来与身穿黑色连帽羽绒服的十六岁赵左右并排站在过道里拉着扶手。荀未来侧过头打量着身边神色平静沉稳的十六岁自己，试探着开口搭话。 荀未来见他反应冷淡，好奇地往他身边凑了凑，追问他心里的想法。 赵左右眼神认真地思索了片刻，转过头一本正经地向荀未来抛出了一个纯粹的学术问题。（核心台词：荀未来：“舒图……又是这个名字。” ／ 荀未来：“左右，这半个月我一直在想啊，你有没有觉得，其实徐图图这个人也挺好的呀？” ／ 荀未来：“是吧。那你现在心里怎么想的？”）</w:t>
+              <w:br/>
+              <w:t>• 【9-4　外/内　长林八中·校园主干道与教学楼走廊 — 日】校园主干道上，背着黑色双肩包的荀未来与十六岁的赵左右并肩往教学楼走。荀未来低头发现鞋带松了，连忙停下脚步单膝跪在地上，把双肩包放在脚边系鞋带。 然而身旁的赵左右根本没有停步，甚至连头都没回，手里拿着复习小册子径直大步流星地朝教学楼走去。荀未来系好鞋带站起身，单肩甩上书包一看，顿时傻了眼，拔腿在后面小跑追赶。 教学楼一楼走廊里，赵左右健步如飞地拐过常闭式防火门转角；荀未来气喘吁吁地从后面追上来冲着他的背影喊道。 走廊前方，身穿灰蓝拼色羽绒服套校服的罗爱文正站在教室门外，看见荀未来跑来，立刻眉开眼笑地挥手招呼。 荀未来（核心台词：荀未来：“等我一下啊，鞋带开了。” ／ 荀未来：“走吧。哎？你怎么也不等我啊？” ／ 荀未来：“哎！你走这么快是跟谁学的？”）</w:t>
+              <w:br/>
+              <w:t>• 【9-5　内　长林八中·高一十班（文科班）教室 — 日】重新分班后的高一十班（文科班）教室内，黑板正中央贴着一张写满名字的文科班新座位表。脱下羽绒服抱在胸前的荀未来与罗爱文并排站在黑板前，仰头看着讲台正前方第一排紧挨着的“荀未来”、“罗爱文”、“赵左右”三个名字，荀未来苦着脸连连叹气。 荀未来没好气地转头白了罗爱文一眼。 话音刚落，身穿深蓝色针织开衫、系着花丝巾的教导主任兼新班主任戴娟夹着红色备课本走进教室，抬手朝黑板前扎堆的学生们挥了挥。荀未来与罗爱文对视一眼，异口同声地苦笑吐出两个字：“果然。” 戴娟把红色备课本放在讲桌上，笑眯眯地看着走到第一排眼皮子底下的荀未来和（核心台词：荀未来：“这谁排的座位表，太残忍了吧？活生生的把咱俩分开了。” ／ 荀未来：“你忘了，他转去理科班了。” ／ 荀未来：“呵，谢谢戴主任，挺有仪式感的。”）</w:t>
+              <w:br/>
+              <w:t>• 【9-6　内　长林八中·学校食堂 — 日】中午的学校食堂人声鼎沸。荀未来站在食堂门边的柱子旁，一手捂着隐隐作痛的胃部，一手拿着水杯仰头咽下两粒胃药。罗爱文端着空盘子从里面慌慌张张地跑出来，一把抓住荀未来的胳膊就往里拽。 荀未来被他拽得一个趔趄，皱着眉头没好气地反问。 荀未来顺着他的手指望去——只见餐桌旁，十六岁的赵左右左手拿着筷子往嘴里塞饭，右手竟握着笔在练习册上争分夺秒地刷题，跟坐在他对面埋头演算的理科学霸陈明简直如出一辙！荀未来先是一愣，随即喜上眉梢。（核心台词：罗爱文：“荀哥荀哥荀哥！活见鬼了！” ／ 荀未来：“干什么呀一惊一乍的？” ／ 荀未来：“我的人生有戏了！”）</w:t>
+              <w:br/>
+              <w:t>• 【9-7　内　长林八中·高一十班与高一八班教室及男洗手间 — 日】下午的高一十班地理课上，黑板上画着“天体系统的级别”与“地球上存在生命的条件”板书框架。身穿蓝色毛衣的地理男老师放下粉笔转过身，拍了拍手里的校本作业册。第一排的荀未来正趴在课桌上百无聊赖地打瞌睡，而后排的赵左右却腰杆笔直、全神贯注。 听到“赵左右”三个字，第一排迷迷糊糊的荀未来与后排全神贯注的十六岁赵左右竟然条件反射般同时“腾”地站了起来！讲台上的地理老师愣住了，看看后排又看看前排。 荀未来瞬间清醒过来，转头看了一眼后排站得笔直的赵左右，尴尬地摸了摸鼻子向老师解释，随后在全班同学的哄笑声中迅速坐回座位。 第一排的荀（核心台词：荀未来：“对不起我听错了，他是赵左右。” ／ 荀未来：“可以啊你小子。” ／ 荀未来：“别再刷题了，抓紧一切时间休息，啊？”）</w:t>
+              <w:br/>
+              <w:t>• 【9-8　内/外　教学楼走廊·学校食堂与赵左右家厨房（交叉剪辑） — 日/夜】赵左右乖巧地应了一声挂断电话，立刻重新拿起笔投入题海。不远处食堂门口的阴影里，四十一岁的荀未来正静静站在暗处注视着灯下苦读的十六岁自己，嘴角得意地高高扬起，美滋滋地在心里做起春秋大梦。 荀未来双手插在棉服口袋里，看着挑灯夜战的少年赵左右，满意地点了点头转身离开。（核心台词：荀未来（内心独白）：“真是辛苦我自己了！就这个劲儿，还不得上个清华北大什么的？我真是前途无量啊！”）</w:t>
+              <w:br/>
+              <w:t>• 【9-12　外/内　福慧家园五楼楼道·502室与三条鱼漫画屋 — 夜】只见穿衣镜中，他左额角那道伴随了整整五十年、在电影院走廊曾向荀未来亮出过的斜向月牙形旧疤，竟然消失得无影无踪，额角皮肤光洁一片！ 与此同时，三条鱼漫画屋吧台前，身穿黑色卡通猫咪线稿毛衣的四十一岁荀未来正端着一碗袋装泡面狼吞虎咽，吸溜着面条自言自语。 突然，漫画屋的玻璃木门被猛地敲响。荀未来抬起头，看见戴着黄色毛线帽的六十六岁赵了正神色慌张地站在门外，不由得挑眉调侃了一句，放下筷子擦了擦嘴起身去开门。 房门刚一拉开，门外的赵了二话不说，举起手里的黑色便携式手电筒，一道强光直射荀未来的脑门，另一只手直接伸上来一把扒开了（核心台词：荀未来：“嗯，难怪我小的时候这么喜欢吃啊，这偶尔吃一下还挺好吃的。小赵，我可替你犒劳一下自己了啊。” ／ 荀未来：“呦，稀客呀。” ／ 荀未来：“啥不见了呀？”）</w:t>
+              <w:br/>
+              <w:t>• 【9-14　内/外　街边烧烤餐车与2035高架桥下车祸现场（闪回） — 深夜】街头雪夜的简陋烧烤小餐车外，摊主在通红的炭火炉上翻烤着肉串。温暖的餐车棚内，折叠金属小矮桌上摆着一盘烤串、四瓶绿色玻璃瓶装烧酒和两只白色一次性纸杯。六十六岁的赵了与四十一岁的荀未来隔桌对坐，赵了低垂着苍老的眼眸，向震惊的荀未来讲述起二零三五年那场无法挽回的悲剧。 切回烧烤餐车内，赵了声音沙哑低沉，荀未来双臂抱胸沉默凝视着他。 荀未来听完来龙去脉，看着对面的老年自己，缓缓点头。 赵了抬起眼眸直视荀未来，揭开了关于时空监测的最大秘密。 荀未来猛地瞪大眼睛，身体前倾难以置信地追问。 荀未来从口袋里掏出自己那张印着“198（核心台词：荀未来：“所以，你来阻止我。” ／ 荀未来：“什么？2058年监测不到，那2033年呢？” ／ 荀未来：“我靠！难怪你可以和我说未来的事情，是因为我无法被监测到，我就是个Bug啊！”）</w:t>
+            </w:r>
+          </w:p>
+        </w:tc>
+      </w:tr>
+      <w:tr>
+        <w:trPr>
+          <w:cantSplit/>
+        </w:trPr>
+        <w:tc>
+          <w:tcPr>
+            <w:tcW w:type="dxa" w:w="2376"/>
+            <w:vAlign w:val="center"/>
+            <w:tcMar>
+              <w:top w:w="105" w:type="dxa"/>
+              <w:bottom w:w="105" w:type="dxa"/>
+              <w:left w:w="145" w:type="dxa"/>
+              <w:right w:w="145" w:type="dxa"/>
+            </w:tcMar>
+            <w:shd w:fill="F7FAFC"/>
+          </w:tcPr>
+          <w:p>
+            <w:pPr>
+              <w:spacing w:before="40" w:after="40" w:line="341" w:lineRule="auto"/>
+              <w:jc w:val="center"/>
+            </w:pPr>
+            <w:r/>
+            <w:r>
+              <w:rPr>
+                <w:rFonts w:ascii="Times New Roman" w:hAnsi="Times New Roman" w:eastAsia="宋体"/>
+                <w:b/>
+                <w:color w:val="191919"/>
+                <w:sz w:val="19"/>
+              </w:rPr>
+              <w:t>EP10《只要我想》</w:t>
+            </w:r>
+          </w:p>
+        </w:tc>
+        <w:tc>
+          <w:tcPr>
+            <w:tcW w:type="dxa" w:w="7992"/>
+            <w:vAlign w:val="center"/>
+            <w:tcMar>
+              <w:top w:w="105" w:type="dxa"/>
+              <w:bottom w:w="105" w:type="dxa"/>
+              <w:left w:w="145" w:type="dxa"/>
+              <w:right w:w="145" w:type="dxa"/>
+            </w:tcMar>
+            <w:shd w:fill="F7FAFC"/>
+          </w:tcPr>
+          <w:p>
+            <w:pPr>
+              <w:spacing w:before="40" w:after="40" w:line="341" w:lineRule="auto"/>
+              <w:jc w:val="left"/>
+            </w:pPr>
+            <w:r/>
+            <w:r>
+              <w:rPr>
+                <w:rFonts w:ascii="Times New Roman" w:hAnsi="Times New Roman" w:eastAsia="宋体"/>
+                <w:b w:val="0"/>
+                <w:color w:val="191919"/>
+                <w:sz w:val="19"/>
+              </w:rPr>
+              <w:t>• 【10-1　内/外　长林八中高一十班教室与操场铁栅栏外 — 日】清晨的长林八中校园，晨光掠过孔子汉白玉雕像与教学楼。高一十班教室内，课桌上堆满高耸的复习书本，身穿蓝白校服内搭灰色连帽卫衣的十六岁赵左右正低头全神贯注地刷题。四十一岁的荀未来手臂上搭着深棕色羽绒服、单肩背着书包从后门走进教室，径直走到赵左右课桌旁，俯下身凑到他耳边低声招呼。 赵左右握笔的手停顿了一下，被荀未来身上的隔夜酒气呛得抬起右手虚掩住嘴唇轻咳了一声，眉头微蹙着转头避开视线，垂眸低语。 荀未来站直身子，热络地拍了拍赵左右的肩膀示意他起身。 荀未来低头看着判若两人的十六岁自己，满脸不解地追问。 荀未来无奈地仰头叹（核心台词：荀未来：“左右，我昨天晚上喝断片了，头有点疼。我叫了一点热乎的，陪我去操场上一块儿吃呗。” ／ 荀未来：“你就别跟我装客气了，咱俩第一次见面的时候，你不就跟罗爱文在操场上偷吃东西呢？走。” ／ 荀未来：“为啥呀？”）</w:t>
+              <w:br/>
+              <w:t>• 【10-3　内　长林八中·室内体育馆与后台楼梯间 — 日】铺设着“Jr. NBA”木地板的室内体育馆排球场内，高一十班全体学生穿着蓝白运动校服列队集合。身穿黑灰拼色立领运动服、胸前挂着哨子的体育老师背着手站在排球网前训话，抬起右手比出“五”的手势；队伍里的荀未来左顾右盼，寻找着赵左右的身影。 跑在队伍末尾的荀未来趁体育老师背过身去的视线死角，压低声音催促了自己一句，猫着腰一溜烟钻进了舞台红色幕布后方的“安全出口”门内！ 体育馆后台安静的楼梯间里，十六岁的赵左右正盘腿躲在一辆装满排球的蓝色帆布器材车里，怀里捧着历史复习资料争分夺秒地默背。荀未来推门走进来，一眼看见躲在器材车（核心台词：荀未来：“快点快点。” ／ 荀未来：“我看看这是谁带头翘课呀？哟，这不是我们赵班长吗？不是要以身作则吗？走，回去上体育课去。” ／ 荀未来：“学会撒谎找借口了是吧？行，等着啊。”）</w:t>
+              <w:br/>
+              <w:t>• 【10-4　内　长林八中·校医室 — 日】校医室安静的隔间内，脸色苍白的十六岁赵左右平躺在铺着蓝色床单的病床上，双目紧闭处于低血糖昏迷中，干裂的嘴唇却依然在无意识地微微翕动，断断续续地呢喃着历史考点与梦话。坐在病床旁的荀未来俯视着走火入魔的十六岁自己，听得直摇头。 病床上的赵左右眉头紧锁，用微弱的气声在梦中呓语；荀未来微微探身，凑近他的唇边仔细分辨。 王一漫深吸一口气，终于鼓起勇气迈步走进校医室。听到脚步声的荀未来抬起头，只见王一漫快步走到病床前，甚至没敢多看病床上的赵左右一眼，直接将紧握的右手伸到荀未来面前，把两颗粉色透明包装的草莓味硬糖塞进了荀未来的掌（核心台词：荀未来：“这彻底着魔了，梦里头还在背。” ／ 荀未来：“老师，他这，不会落下什么病根吧？” ／ 荀未来（内心独白）：“改命改命，总不能改得和陈明一样，活活累死了吧？”）</w:t>
+              <w:br/>
+              <w:t>• 【10-5　外/内　教学楼外广场·高一十班门外与男洗手间 — 夜】夜幕降临，身穿棕褐色厚羽绒服的罗爱文从教学楼玻璃大门走出来。早已穿好砖红色连帽羽绒服守在树下的荀未来立刻招手唤住他。 荀未来一脸凝重地盯着罗爱文的眼睛，抛出了一个关乎兄弟生死的问题。 荀未来领着罗爱文悄悄摸到高一十班教室后门外，伸手往教室里一指——只见空荡荡的教室里只亮着一排灯，十六岁的赵左右正独自埋头在高耸如山的书堆后疯狂演算着陈明留给他的那本绿色封面《数学答案略集锦（NOTES）》。罗爱文扒着门框看了一眼，恍然大悟地转头看向荀未来。 荀未来压低声音，循循善诱地对罗爱文展开心理攻势。 荀未来竖起一根手指，一连串灵（核心台词：荀未来：“小罗。” ／ 罗爱文：“咋了，荀哥？” ／ 荀未来：“赵左右有难，救还是不救？”）</w:t>
+              <w:br/>
+              <w:t>• 【10-7　内　三条鱼漫画屋与学校教师办公室（深夜交叉剪辑） — 深夜】深夜的三条鱼漫画屋内，身穿蓝色粗针毛衣的四十一岁荀未来正坐在前台电脑旁，得意洋洋地翻看着今晚从男洗手间抢来的那本绿色封面《陈明数学答案略集锦（NOTEBOOK）》。玻璃门被推开，六十六岁的赵了垂头丧气地走了进来，荀未来合上笔记本抬头调侃。 荀未来身体前倾，好奇地打听赵了今晚“攻心计”的战果。 荀未来一听这话，摊开双手撇了撇嘴，一副早就看穿一切的模样。 荀未来立刻摇头否决，抓起桌上那本抢来的绿色数学笔记本往桌面上重重一拍，露出一抹狠色！ 赵了斜睨了荀未来一眼，不屑地冷哼道。 荀未来往椅背上一靠，嬉皮笑脸地反唇相讥。 （核心台词：荀未来：“就知道你会来。” ／ 荀未来：“怎么说？” ／ 荀未来：“这还用你猜啊？我早就猜到了！舒图肯定把对我的那些气呀，全撒到了小赵的头上。我都受不了，更何况小赵呢？”）</w:t>
+              <w:br/>
+              <w:t>• 【10-8　内　长林八中·高一十班教室（开学考放榜与历史课） — 日】第一排正等着看赵左右考砸出丑的荀未来猛地转过头看向后排。讲台上的戴娟一字一顿地宣布了令全班沸腾的成绩！ 全班瞬间爆发出雷鸣般的掌声！第一排的荀未来眼珠子差点瞪出来，满脸见了鬼般的不可置信；旁边的罗爱文开心地转过身向赵左右比出双剪刀手庆祝，荀未来回过神后也只得硬挤出笑容朝赵左右竖起大拇指；后排的赵左右嘴角扬起灿烂的笑容，转头看向斜前方的徐图图与王一漫，徐图图开心地朝他弯起眉眼，几人相视而笑。 第一排的荀未来合拢课本晃晃悠悠地站起身，双手按在课桌上，吊儿郎当地脱口回答，逗得全班同学哄堂大笑。 讲台上的戴娟闭上眼深吸了一（核心台词：戴娟：“法治使秦国走向强盛，但秦法的极端残酷，焚书、坑儒，这些思想专制手段反而会出现什么？出现奸邪并生、天下愁怨、溃而叛之的局面。好，接下来翻开校本作业第五页，名词解释专项练习。下面我请同学回答一下。——荀未来，请你回答，什么是禁军？” ／ 荀未来：“皇上的保镖。” ／ 荀未来：“哪没答对呀？那禁军不就是皇上的保镖吗？”）</w:t>
+              <w:br/>
+              <w:t>• 【10-9　内/外　学校食堂·教学楼走廊·高一十班与主任办公室 — 日】课间休息的教学楼走廊上人流穿梭，赵左右手里拿着试卷正与罗爱文说话，荀未来快步跑过来在拐角处截住两人，热情地张罗着去广播室捧场。 荀未来不依不饶地走上前，伸手一把搂住赵左右的肩膀往广播室方向强行拉拽。 就在荀未来凑近的瞬间，赵左右鼻翼微动，清晰地闻到了荀未来和罗爱文校服上那股熟悉的男士香水味——正是几天前晚上在漆黑的男洗手间里抢走他《陈明数学答案略集锦》的那个黑影身上的气味！赵左右眼神骤然冰冷如刀，猛地停下脚步一把甩开荀未来的胳膊，转过身死死盯住心虚低头的罗爱文！ 荀未来心里咯噔一下，装傻充愣地打哈哈；旁边的罗爱文心（核心台词：荀未来：“左右！徐图图一会儿广播了，我们去广播室凑凑热闹呗！” ／ 荀未来：“哎呀，一起吧，就二十分钟，好不好？走！” ／ 荀未来：“咋……咋了？”）</w:t>
+            </w:r>
+          </w:p>
+        </w:tc>
+      </w:tr>
+      <w:tr>
+        <w:trPr>
+          <w:cantSplit/>
+        </w:trPr>
+        <w:tc>
+          <w:tcPr>
+            <w:tcW w:type="dxa" w:w="2376"/>
+            <w:vAlign w:val="center"/>
+            <w:tcMar>
+              <w:top w:w="105" w:type="dxa"/>
+              <w:bottom w:w="105" w:type="dxa"/>
+              <w:left w:w="145" w:type="dxa"/>
+              <w:right w:w="145" w:type="dxa"/>
+            </w:tcMar>
+          </w:tcPr>
+          <w:p>
+            <w:pPr>
+              <w:spacing w:before="40" w:after="40" w:line="341" w:lineRule="auto"/>
+              <w:jc w:val="center"/>
+            </w:pPr>
+            <w:r/>
+            <w:r>
+              <w:rPr>
+                <w:rFonts w:ascii="Times New Roman" w:hAnsi="Times New Roman" w:eastAsia="宋体"/>
+                <w:b/>
+                <w:color w:val="191919"/>
+                <w:sz w:val="19"/>
+              </w:rPr>
+              <w:t>EP11《YOU WIN》</w:t>
+            </w:r>
+          </w:p>
+        </w:tc>
+        <w:tc>
+          <w:tcPr>
+            <w:tcW w:type="dxa" w:w="7992"/>
+            <w:vAlign w:val="center"/>
+            <w:tcMar>
+              <w:top w:w="105" w:type="dxa"/>
+              <w:bottom w:w="105" w:type="dxa"/>
+              <w:left w:w="145" w:type="dxa"/>
+              <w:right w:w="145" w:type="dxa"/>
+            </w:tcMar>
+          </w:tcPr>
+          <w:p>
+            <w:pPr>
+              <w:spacing w:before="40" w:after="40" w:line="341" w:lineRule="auto"/>
+              <w:jc w:val="left"/>
+            </w:pPr>
+            <w:r/>
+            <w:r>
+              <w:rPr>
+                <w:rFonts w:ascii="Times New Roman" w:hAnsi="Times New Roman" w:eastAsia="宋体"/>
+                <w:b w:val="0"/>
+                <w:color w:val="191919"/>
+                <w:sz w:val="19"/>
+              </w:rPr>
+              <w:t>• 【11-1　外/内　福慧家园五号楼下与502室赵了家（客餐厅与书房） — 夜】寒风凛冽的雪夜，身穿棕红色连帽羽绒大衣的四十一岁荀未来蹬着一辆老式自行车拐进福慧家园五号楼门前，利落地跳下车支起脚撑，气冲冲地快步跑进单元门。 门外传来荀未来没好气的声音。 赵了放下手机，慢步走到玄关拉开房门。荀未来推门闯进屋里，反手带上门，一边快步走向客厅，一边把双肩包和棕红色羽绒大衣脱下来狠狠摔在沙发上，穿着深蓝色运动夹克一屁股坐到餐椅上，气得直翻白眼。 正在气头上的荀未来抓起玻璃杯仰头猛灌了一大口，瞬间被冰得龇牙咧嘴，“咚”地把水杯拍在桌面上。 赵了慈祥而略带调侃地呵呵笑了起来，指了指荀未来。 荀未来被噎得一（核心台词：荀未来（画外音）：“我！” ／ 荀未来：“气死了，真的是快气死了！说那个小屁孩是赵左右，简直就是侮辱我！” ／ 荀未来：“凉水？！”）</w:t>
+              <w:br/>
+              <w:t>• 【11-4　外/内　福慧家园楼下路虎车内与501室赵左右卧室 — 深夜】深夜十二点半，福慧家园五号楼下的雪地旁，黑色路虎越野车仪表台上固定着那部正在运行“黑鸽子v2.1（监听录制中）”的诺基亚手机。主驾驶座上的六十六岁赵了困倦地打了个哈欠，副驾驶座上身穿八中校服夹克的四十一岁荀未来歪头靠着车窗，仰望着五楼亮灯的窗户抱怨。 赵了神色严肃地转过头，叮嘱身旁的荀未来。荀未来若有所思地点了点头。（核心台词：荀未来：“这听半天也没听出个什么秘密来啊。他小小的年纪，也做不出多出格的事吧？”）</w:t>
+              <w:br/>
+              <w:t>• 【11-7　内　高一十班地理课·学校食堂与教导主任办公室 — 日】全班同学的目光齐刷刷投向后排。赵左右停顿了两秒，从座位上站起身来——那道题其实正是他考试前夜从绝密试卷袋里抽出来不小心瞄到的第一道选择题！面对全班的注视，赵左右目视前方，面不改色地撒了谎；前排的荀未来猛然回过头，死死盯住他。 傍晚的学校食堂里，关于赵左右半夜偷题的流言已经传遍全校。赵左右独自坐在窗边低头吃饭，不远处的餐桌旁，几名学生正对着他的方向指指点点大声议论，坐在旁边的荀未来听得脸色铁青。 荀未来再也坐不住了，铁青着脸端起餐盘站起身，大步流星地走到赵左右餐桌前，伸手重重敲了敲桌面！赵左右抬起头，冷漠地看着他。 （核心台词：荀未来：“别吃了！” ／ 荀未来：“我跟你道歉？你现在马上去戴主任办公室，主动承认错误！听到没有？” ／ 荀未来：“还装傻！你偷题，这叫作弊！现在全校的人都知道了，就你不知道！赶紧去！”）</w:t>
+              <w:br/>
+              <w:t>• 【11-9　外/内　长林八中雪地步道·主任办公室·学校食堂与广播室 — 日】中午的学校食堂里，到处都是议论“十班文综作弊哥班长马上要被戴嬷嬷广播通报批评”的哄笑声。赵左右独自一人坐在角落里，一边机械地用筷子挑着面条，一边翻看着那本《梦的解析》。不远处的餐桌旁，罗爱文担心地转头向荀未来请示。 荀未来看着角落里孤独的十六岁自己，叹了口气摇了摇头。 广播喇叭里传出戴娟被打断后不悦的呵斥声。食堂里的赵左右、徐图图、荀未来、罗爱文同时抬起头看向喇叭！（核心台词：罗爱文：“荀哥，咱们要不要去安慰安慰左右啊？” ／ 荀未来：“这一次，还是让他自己安静安静比较好。”）</w:t>
+              <w:br/>
+              <w:t>• 【11-10　内/外　高一十班走廊·主任办公室重考与走廊掌掴 — 日/夜】赵左右站起身走出教室。走廊宣传栏旁，荀未来、罗爱文、徐图图三人像叠罗汉一样扒在教室后门框边探头偷听。走廊窗前，戴娟双手交叠看着赵左右，宣布了学校的最终决定（正是66岁赵了昨晚在雪地长椅支的那一招）。 下午两点十六分（墙上SANXIN石英钟定格），教导主任办公室内，赵左右独自坐在办公桌前，手握白色圆珠笔在全新的文综试卷与答题卡上奋笔疾书。办公室外窗台下，荀未来、罗爱文、徐图图、王一漫四人整整齐齐地扒着窗沿往里张望，紧张地小声祈祷打气。 赵左右神情笃定地看着挚友，许下了双向保密的诺言（正是本集开篇荀未来与赵了在黑鸽子监（核心台词：荀未来＆罗爱文＆徐图图：“能行能行！能成能成！稳住稳住！不会失手吧？”）</w:t>
+              <w:br/>
+              <w:t>• 【11-11　内　502室赵了家客厅与三条鱼漫画屋（里间与洗漱镜前） — 夜/晨】夜晚的五零二室客厅内，身穿浅灰色羊羔绒开衫的六十六岁赵了正坐在沙发上把玩着紫砂茶壶。房门推开，身穿八中蓝白校服的四十一岁荀未来满脸疲惫地走了进来，抱起一只沙发抱枕仰头瘫靠在沙发背上，长长地叹了一口气。赵了转过头警惕地询问。 荀未来直起身子抱紧怀里的抱枕，摇了摇头。 荀未来眼神黯然，低声吐出了一个令两人始料未及的沉重消息！赵了闻言大吃一惊：“啊？！” 荀未来低下头，回忆着当年高一历史里原本的假象与今天才揭开的残酷真相。 荀未来苦笑了一声反问。 荀未来神情复杂而感动地补充道。 荀未来眼中忽然闪过一丝侥幸与期盼，探身看向（核心台词：荀未来：“被降为严重警告了，没事了。” ／ 荀未来：“陈明退学了。” ／ 荀未来：“我记得高中有段时间，陈明的成绩急剧下滑，每天都在打瞌睡，当时所有的人都还在纳闷儿，还以为他早恋了。今天我才知道，原来他每天都偷偷地趁晚上，在戴主任的办公室打游戏。”）</w:t>
+            </w:r>
+          </w:p>
+        </w:tc>
+      </w:tr>
+      <w:tr>
+        <w:trPr>
+          <w:cantSplit/>
+        </w:trPr>
+        <w:tc>
+          <w:tcPr>
+            <w:tcW w:type="dxa" w:w="2376"/>
+            <w:vAlign w:val="center"/>
+            <w:tcMar>
+              <w:top w:w="105" w:type="dxa"/>
+              <w:bottom w:w="105" w:type="dxa"/>
+              <w:left w:w="145" w:type="dxa"/>
+              <w:right w:w="145" w:type="dxa"/>
+            </w:tcMar>
+            <w:shd w:fill="F7FAFC"/>
+          </w:tcPr>
+          <w:p>
+            <w:pPr>
+              <w:spacing w:before="40" w:after="40" w:line="341" w:lineRule="auto"/>
+              <w:jc w:val="center"/>
+            </w:pPr>
+            <w:r/>
+            <w:r>
+              <w:rPr>
+                <w:rFonts w:ascii="Times New Roman" w:hAnsi="Times New Roman" w:eastAsia="宋体"/>
+                <w:b/>
+                <w:color w:val="191919"/>
+                <w:sz w:val="19"/>
+              </w:rPr>
+              <w:t>EP12《寻未来》</w:t>
+            </w:r>
+          </w:p>
+        </w:tc>
+        <w:tc>
+          <w:tcPr>
+            <w:tcW w:type="dxa" w:w="7992"/>
+            <w:vAlign w:val="center"/>
+            <w:tcMar>
+              <w:top w:w="105" w:type="dxa"/>
+              <w:bottom w:w="105" w:type="dxa"/>
+              <w:left w:w="145" w:type="dxa"/>
+              <w:right w:w="145" w:type="dxa"/>
+            </w:tcMar>
+            <w:shd w:fill="F7FAFC"/>
+          </w:tcPr>
+          <w:p>
+            <w:pPr>
+              <w:spacing w:before="40" w:after="40" w:line="341" w:lineRule="auto"/>
+              <w:jc w:val="left"/>
+            </w:pPr>
+            <w:r/>
+            <w:r>
+              <w:rPr>
+                <w:rFonts w:ascii="Times New Roman" w:hAnsi="Times New Roman" w:eastAsia="宋体"/>
+                <w:b w:val="0"/>
+                <w:color w:val="191919"/>
+                <w:sz w:val="19"/>
+              </w:rPr>
+              <w:t>• 【12-1　内/外　手作编织店·黑色路虎车内与501室赵左右卧室 — 日】街边停靠的黑色路虎越野车内，赵了将装有毛线和编织书的塑料袋随手放在后座上。副驾驶车门被拉开，刮掉了络腮胡、但依然顶着一头蓬松及肩长卷发并戴着一顶米灰拼色“CAPRICORN”棒球帽遮掩的四十一岁荀未来钻进车里。驾驶座上的赵了转头一看他这副落魄文艺青年的滑稽尊荣，没忍住“噗嗤”一声笑了出来。荀未来黑着脸瞪他。 赵了强忍着笑意系好安全带，侧过头打量着荀未来，慢条斯理地给出猜测。 荀未来无奈地叹了口气，环视了一圈宽敞豪华的路虎车厢，满脸不平衡地转头质问。 荀未来憋屈地往椅背上一靠，低头扯了扯自己及肩的卷发抱怨起来。 赵了（核心台词：荀未来：“别笑啊！你别笑！我就想知道，到底哪个关键节点又发生了变化，我为什么会变成这个样子？” ／ 荀未来：“不是，我变穷了，你怎么没有事啊？你还能开这么好的车？” ／ 荀未来：“那这也太不公平了吧！为什么每次小赵不争气，受伤的总是我呢？就我现在这种状态，感觉活得还不如之前学计算机那会儿呢。——哎，小赵到最后到底干了什么呀？我为什么会落魄成这个样子？”）</w:t>
+              <w:br/>
+              <w:t>• 【12-3　外　结冰湖畔观景平台与沿岸小吃摊 — 日】湖岸边的“烤地瓜·老玉米”铁桶炉前，摊主掀开炉盖装好两个热气腾腾的烤地瓜（及烤土豆）递过去。戴着浅棕色“CAPRICORN”棒球帽、露出一头披肩长卷发的荀未来接过纸袋，礼貌地道了声“谢谢啊”，转身快步走上湖畔的木质观景平台。 观景平台栏杆前，身穿米白色连帽羽绒服、系着墨绿色围巾的十六岁赵左右正凭栏远眺着一望无际的冰封湖面。荀未来走上前，将冒着热气的纸袋递给他。 赵左右接过滚烫的烤土豆，剥开焦香的外皮轻轻吹了吹热气，咬了一大口慢慢咀嚼。荀未来双手插进夹克兜里，背靠在木栏杆旁笑眯眯地看着他。 荀未来失笑了一声，歪过头打（核心台词：荀未来：“刚烤出来的，吃吧。” ／ 荀未来：“好吃吧？——想啥呢？” ／ 荀未来：“吃个土豆有什么好思考的呀？”）</w:t>
+              <w:br/>
+              <w:t>• 【12-4　内/外　靓丽发艺理发店·八中校务公告栏与梦语心理社教室 — 日】街头“靓丽发艺”复古理发店内，荀未来披着黑色理发围布坐在镜子前，身穿牛仔衬衫配条纹马甲的男理发师正拿着梳子和剪刀，将他那一头及肩长卷发利落地修剪成清爽短发。理发师一边剪一边闲聊。 荀未来微闭着双眼，没好气地吐槽了一句。 荀未来看着镜中恢复短发的自己，在心底暗暗盘算，嘴上忍不住感慨了一句。 荀未来猛然睁开双眼，死死盯着镜子里的理发师。 荀未来如醍醐灌顶，一拍大腿连声赞同。 理发师趁热打铁推销起染发业务；荀未来却已经眼神发亮、嘴角微微上扬，在心里策划出了一套“创立校刊杂志社吸引赵左右跟风”的完美大计！ 荀未来坐在理发椅（核心台词：荀未来：“看来咱俩的品味真的不一样啊，下次换一家。” ／ 荀未来：“短发能让我恢复来时的理智。——跟小孩讲道理，是没有用的。” ／ 荀未来：“吸引？”）</w:t>
+              <w:br/>
+              <w:t>• 【12-5　外/内　长林金淮汽配厂门口·家常小炒馆与市二院肝胆内科诊室 — 夜/日】傍晚下班时分，寒风凛冽的“长林金淮汽车零部件股份有限公司”办公大楼台阶前，围着棕褐色围巾、戴着军绿色手套的荀未来冻得直搓手跺脚，捂着耳朵在雪地里来回踱步，心里暗暗发狠。 办公大楼玻璃门推开，身穿深色防风羽绒服、手提公文包的父亲赵东来走了出来。荀未来眼睛一亮，立刻满脸堆笑地快步迎上前去打招呼。 赵东来愣了一下，认出是儿子的好朋友荀未来，惊喜地迎上来。 荀未来谦逊地低头微笑着说明来意。 赵东来听得心花怒放，开怀大笑着重重拍了拍荀未来的肩膀，竖起大拇指连声夸赞，不由分说地拉起荀未来的胳膊就往街边小炒馆走。 热气腾腾的家常（核心台词：荀未来：“这还得让爸治你！——冻死了，怎么还不下班啊？” ／ 荀未来：“赵叔叔！好久不见。” ／ 赵东来：“哎？小荀？你怎么在这儿啊？”）</w:t>
+              <w:br/>
+              <w:t>• 【12-6　内　长林八中图书馆·漫画屋与靓丽发艺理发店 — 日/夜】长林八中图书馆阅览室内，十六岁的赵左右从书架上取下一本弗洛伊德著的《本能与自我（The Ego and the Id）》，兴冲冲地走到靠窗长桌旁拉开椅子，坐到正在整理笔记的徐图图对面。而在不远处的一排高大书架背后，四十一岁的荀未来正半隐在阴影里，眼神阴沉地窥视着两人。 书架后方，捂着隐隐作痛的肝脏的荀未来死死盯着徐图图，眼底的敌意愈发浓烈。 徐图图眉眼弯弯地轻轻应了一声“嗯”。而在书架背后，全程偷听完这段对话的荀未来咬紧牙关，右手死死攥住书架上的一本厚词典书脊，在心底做出了一个极其荒唐却破釜沉舟的决定——既然拆不散（核心台词：荀未来（内心独白）：“哼，理想的梦你来做，现实的罪我来遭。” ／ 荀未来（内心独白）：“老头说得没错，果然是徐图图一直在影响小赵。两个失控的人待在一起，只会越来越失控！” ／ 赵左右：“你怎么跟荀哥说一样的话呀？”）</w:t>
+              <w:br/>
+              <w:t>• 【12-7　外/内　有轨电车站台·车厢与徐图图家（五栋602室） — 夜】寒夜积雪的有轨电车站台上，身穿驼色羊羔毛翻领棉服、戴着红色针织手套的十六岁徐图图正一边等车一边呵气搓手取暖。身穿黑色长款呢大衣的荀未来悄悄走到站牌另一侧，背着手假装看站牌，故意重重咳嗽了两声引起注意，随后探身走近，装出无比惊讶的模样打招呼。 徐图图回过头，看到一身成熟大衣造型的荀未来，微微一怔，礼貌地点头问好。 荀未来抬手挠了挠眉毛掩饰紧张，摆出潇洒的姿态客套，逗得徐图图抿嘴一笑。 面对十六岁稚嫩的妻子，四十一岁的荀未来竟然紧张得舌头打结，眼神闪烁着结结巴巴地硬着头皮点头。 恰在此时，一列闪烁着“工农大路至南湖大路（核心台词：荀未来：“呀，这么巧啊！” ／ 徐图图：“啊……荀未来。” ／ 荀未来：“叫我小荀就行了……叫我荀哥就行了。”）</w:t>
+              <w:br/>
+              <w:t>• 【12-8　外/内　徐图图家楼下雪巷·三条鱼漫画屋与门前手撕日历 — 夜/日】筒子楼下的雪地小巷里，荀未来与赵了快步走下红色外挂铁楼梯。走在后面的赵了突然开口叫住了荀未来，严肃地审视着他。 荀未来停下脚步转过身，毫不隐瞒地摊牌了自己的想法。 荀未来一听这话瞬间炸了毛，指着自己刚被医院确诊重度酒精肝的身体，激动地冲赵了大吼！ 面对荀未来的咆哮，六十六岁的赵了仰起头望着夜空，平静而豁达地吐出了五个字。 荀未来难以置信地瞪大了眼睛：“你无所谓？！”赵了温和地注视着四十一岁的自己，道出了历经沧桑后的彻悟。 荀未来崩溃地挥舞着双手，大声喊出了自己最真实的求生欲。 荀未来梗着脖子反问。 赵了摊了摊手，客（核心台词：荀未来：“徐图图，她现在就像是个催化剂，让小赵在错误的道路上越走越远，我必须要拆散他们两个！” ／ 荀未来：“当个酗酒的半吊子心理学家，还不如老实的去敲代码呢！我现在都重度酒精肝了，要是放纵让小赵再离谱下去，到时候我再得个肝癌英年早逝，可就没有你了！” ／ 荀未来：“好好好，你们一个开心一个满足，那我呢？！我有所谓！我有所谓！我不想死，我想过好日子，行不行？！”）</w:t>
+            </w:r>
+          </w:p>
+        </w:tc>
+      </w:tr>
+      <w:tr>
+        <w:trPr>
+          <w:cantSplit/>
+        </w:trPr>
+        <w:tc>
+          <w:tcPr>
+            <w:tcW w:type="dxa" w:w="2376"/>
+            <w:vAlign w:val="center"/>
+            <w:tcMar>
+              <w:top w:w="105" w:type="dxa"/>
+              <w:bottom w:w="105" w:type="dxa"/>
+              <w:left w:w="145" w:type="dxa"/>
+              <w:right w:w="145" w:type="dxa"/>
+            </w:tcMar>
+          </w:tcPr>
+          <w:p>
+            <w:pPr>
+              <w:spacing w:before="40" w:after="40" w:line="341" w:lineRule="auto"/>
+              <w:jc w:val="center"/>
+            </w:pPr>
+            <w:r/>
+            <w:r>
+              <w:rPr>
+                <w:rFonts w:ascii="Times New Roman" w:hAnsi="Times New Roman" w:eastAsia="宋体"/>
+                <w:b/>
+                <w:color w:val="191919"/>
+                <w:sz w:val="19"/>
+              </w:rPr>
+              <w:t>EP13《我与我的宣战》</w:t>
+            </w:r>
+          </w:p>
+        </w:tc>
+        <w:tc>
+          <w:tcPr>
+            <w:tcW w:type="dxa" w:w="7992"/>
+            <w:vAlign w:val="center"/>
+            <w:tcMar>
+              <w:top w:w="105" w:type="dxa"/>
+              <w:bottom w:w="105" w:type="dxa"/>
+              <w:left w:w="145" w:type="dxa"/>
+              <w:right w:w="145" w:type="dxa"/>
+            </w:tcMar>
+          </w:tcPr>
+          <w:p>
+            <w:pPr>
+              <w:spacing w:before="40" w:after="40" w:line="341" w:lineRule="auto"/>
+              <w:jc w:val="left"/>
+            </w:pPr>
+            <w:r/>
+            <w:r>
+              <w:rPr>
+                <w:rFonts w:ascii="Times New Roman" w:hAnsi="Times New Roman" w:eastAsia="宋体"/>
+                <w:b w:val="0"/>
+                <w:color w:val="191919"/>
+                <w:sz w:val="19"/>
+              </w:rPr>
+              <w:t>• 【13-1　内/外　末班公交车·岁月潭百乐超市与罗爱文家（餐厅与厨房） — 夜】寒夜深沉，一列末班公交车停靠在郊区终点站。车厢后排座椅上，无家可归的四十一岁荀未来身穿棕褐色翻领棉服，怀里紧紧抱着黑色双肩包，脚边立着那只黑色拉杆箱，正歪着头沉沉睡去。身穿黑色制服、左臂戴着红袖章的公交司机走过来，伸手轻轻推了推荀未来的肩膀。 荀未来枕在双肩包上，眼睛都没睁开，迷迷糊糊地在梦中呢喃了一句。 荀未来猛地眨了眨眼清醒过来，尴尬地笑了笑，抱紧怀里的双肩包朝司机摆了摆手。 荀未来揉了揉发木的后脑勺，茫然地环顾了一眼车窗外白茫茫的荒郊雪景。 荀未来心头一震，拖着黑色拉杆箱走下公交车，顶着寒风走到路边一家亮着灯（核心台词：荀未来：“赶紧安排投胎吧……” ／ 荀未来：“呵，睡迷糊了。你别管我，明天我再坐回去。” ／ 荀未来：“这是哪儿啊？”）</w:t>
+              <w:br/>
+              <w:t>• 【13-3　内　501室赵左右家·卫生间梦境与赵左右卧室 — 夜/晨】头顶的灯光突然滋啦闪烁了一下，只见洗漱镜中，原本属于十六岁少年的倒影竟在刹那间幻化成了身穿同款黑白条纹T恤、面容阴冷邪魅的四十一岁荀未来！镜中的荀未来冲着他勾起嘴角。 赵左右瞳孔骤缩，还没来得及后退，站在他身后的四十一岁荀未来突然伸出双臂，从背后死死勒住了十六岁赵左右的脖子！赵左右双手死命抠住对方的手臂痛苦挣扎，荀未来贴在他耳边面无表情地冷酷低语。 背后的荀未来手下力道骤然加重，眼神阴鸷地贴耳威胁；赵左右痛苦地拼命扭动脖子呼救。 赵左右掀开被子下床走到书桌前，从课本下方拿起了昨晚在漫画屋门外捡回来的那沓二零零八年手（核心台词：荀未来（梦境画外音）：“怎么样？是不是觉得男人四十之后，才比较帅啊？” ／ 荀未来（梦境）：“别乱跑，乖乖地走，我给你选的路！” ／ 荀未来（梦境）：“既然你都已经发现了，是不是要对自己的未来负责，啊？”）</w:t>
+              <w:br/>
+              <w:t>• 【13-4　内　长林八中·高一十班教室·主任办公室与学校食堂 — 日】早自习前的高一十班教室里，同学们陆续进班。身穿蓝白校服内搭酒红连帽卫衣的赵左右坐在座位上写字；四十一岁的荀未来背着黑色双肩包从后门大摇大摆地走进教室，在第一排坐下后从书包里掏出一本红色封面的《读者》杂志津津有味地翻看。 后排的赵左右合上笔盖站起身，不动声色地走到第一排荀未来的课桌前，居高临下地开口试探。 荀未来眼皮都没抬，翻过一页《读者》杂志，语气淡漠地挡了回去。 荀未来合上杂志抬起头，慢条斯理地亮出了自己的新算盘。 荀未来把手里的《读者》往课桌上重重一拍，从座位上站起身逼近赵左右，理直气壮地要求他让位！ 荀未来轻（核心台词：赵左右：“荀哥，我看漫画屋拆了，你搬哪去了？” ／ 荀未来：“不劳您操心，我总有地儿住。” ／ 荀未来：“就是想研究研究，办个校园杂志，开个杂志社。”）</w:t>
+              <w:br/>
+              <w:t>• 【13-5　内/外　罗爱文家书房·学校过街天桥·红砖通道与复印店 — 夜/日】夜晚，罗爱文家的书房被临时改造成了杂志社秘密编辑部，桌上摆着电脑和打印机，白板上用黑笔写着“《三人行》：1.快 2.准 3.狠｜流量｜电影观后感、对立观点、意见极端”。身穿草绿色半拉链卫衣的荀未来站在白板前，手里拿着策划案，转身朝躺在真皮沙发上的罗爱文豪气一挥手！ 荀未来无奈地瞥了他一眼。 罗爱文憨厚地挠了挠头：“啊？”荀未来拿起白板笔在空中比划着，结合自己在二零三三年浸淫自媒体时代的爆款套路，开启了“快、准、狠”三字诀教学（配合闪回画面）。 荀未来在白板上重重写下一个“快”字。【闪回】荀未来在十班教室走道里收集全（核心台词：荀未来：“这就是我的计划，《三人行》，指定行！” ／ 荀未来：“好什么呀？你听懂什么了呀？” ／ 荀未来：“经过这段时间的研究呢，我已经大彻大悟了。想让我们《三人行》搞出一点动静来，必须快、准、狠！首先就是快——”）</w:t>
+              <w:br/>
+              <w:t>• 【13-6　内　八中校长办公室·高一十班教室·洗手间隔间与心理社活动室 — 日】高一十班教室内，意气风发的荀未来手捧一大摞《三人行》创刊号走上讲台，振臂高呼！全班同学瞬间沸腾，热烈拍桌欢呼。 全班同学蜂拥而上争抢传阅。荀未来春风得意地分发着杂志，特意递了一本给前排的徐图图：“给图图。”徐图图礼貌地道谢接过，一低头看到封面上王一漫唯美的图书馆写真，顿时惊喜地捧到同桌王一漫面前赞叹！ 徐图图开心地一口答应：“好啊！”而在教室左后方的座位上，十六岁的赵左右低头翻看着手里的《梦的解析》，神色复杂地望着讲台上风光无限的荀未来。 中午的心理社活动教室内，白板上写着“快速情绪急救、情绪的生理机制”与人类大脑（核心台词：八中校长：“这个《三人行》，是不是你们班一个叫荀未来的同学搞的？” ／ 荀未来：“各位，各位！咱们八中“未来杂志社”，已经正式获批成立了！不是草台班子了啊，大家感兴趣的可以看一看我们《三人行》第一期！来一本，来一本！” ／ 荀未来：“作为兄弟呢，我很抱歉，但，这间教室已经被划给杂志社了，作为校内编辑部了。戴主任可说了，心理社可以去——”）</w:t>
+              <w:br/>
+              <w:t>• 【13-7　外/内　校园雪地树林·学校图书馆与夜间有轨电车 — 日/夜】寒风凛冽的校园雪地小树林里，被赶出活动室的十六岁赵左右身穿白色长款羽绒服、围着墨绿色围巾，竟然真的独自一人坐在积雪的大石头上，捧着《梦的解析》专心致志地默读！不远处的教学楼红砖墙转角后，四十一岁的荀未来探出半个脑袋看着这一幕，心疼得直嘬牙花子。 片刻之后，受荀未来指派的罗爱文拎着一只黑色保温壶屁颠屁颠地跑进雪地树林，走到赵左右面前递上一只塑料杯，倒满了热气腾腾的红糖姜茶。 赵左右抬起头，越过罗爱文的肩膀瞥了一眼远处教学楼门内正在探头张望的荀未来，嘴角微不可察地一勾，双手接过热姜茶点头道谢。 罗爱文笑着应了声“没事，（核心台词：荀未来：“不是吧，意志这么顽强啊？这，不会冻出什么病来吧？这万一以后落下病根该怎么办呀？” ／ 赵左右＆荀未来：“图图——！” ／ 荀未来：“图图，你没事吧？”）</w:t>
+              <w:br/>
+              <w:t>• 【13-8　外/内　罗爱文家小区雪道与501室赵左右家餐厅 — 夜】夜晚，在电车上被十六岁自己拿捏得死死的荀未来背着双肩包，垂头丧气地走在罗爱文家小区积雪的步行道上。路灯阴影下，头戴黑色棒球帽、围着灰黑格纹围巾的六十六岁赵了正双手捧着一杯插着吸管的塑料杯热奶茶站在路边。荀未来吓了一跳，抓紧背包带警惕地询问。 荀未来傲娇地冷哼一声，仰头翻了个白眼。 赵了收起脸上的笑意，神色变得严峻起来，压低声音向荀未来通报监听警报。 荀未来想起刚才在电车上被“四十岁戒糖”和“转理科”拿捏的憋屈经过，表情凝重地点了点头。 赵了上前一步，眼神极具压迫感地盯着荀未来，重申了第九集提过的二零五八年宏观监测铁（核心台词：荀未来：“哎？你怎么知道我住在这啊？” ／ 荀未来：“呵呵，我就是打算回2033年，我也不可能投靠你。什么事？找我啥事？” ／ 荀未来：“你这么一说，他好像最近一直在拿改理科的事情来要挟我，他就确信我一定会让着他。”）</w:t>
+              <w:br/>
+              <w:t>• 【13-9　内/外　高一十班早读·市医院病房与长林电影院 — 日/夜】次日清晨的高一十班早读课上，全班同学手捧语文课本齐声朗诵韩愈的《师说》：“人非生而知之者，孰能无惑？惑而不从师，其为惑也，终不解矣……”第一排的荀未来捧着课本，听着“生乎吾前，其闻道也固先乎吾；生乎吾后，其闻道也亦先乎吾”，忍不住闭目仰头感慨；而后排的赵左右一边读着课文，一边担忧地转头望向斜前方王一漫身旁空荡荡的座位——徐图图今天竟然没来上学！</w:t>
+              <w:br/>
+              <w:t>• 【13-10　内　长林八中·行仁楼教学楼走廊（正面摊牌） — 日】白天的长林八中“行仁楼”教学楼走廊内，四十一岁的荀未来正一边哼着小曲一边比划着杂志排版手势迎面走来。身穿黑色连帽运动开衫的十六岁赵左右走上前，主动叫住了他。 荀未来停下脚步，条件反射般警惕地看着他。 出乎荀未来的意料，十六岁的赵左右非但没有再要挟他，反而温和地笑了笑，主动提出把活动室归还给杂志社！ 荀未来愣住了，难以置信地眨了眨眼。 荀未来眼睛一亮，激动地往前凑了半步追问。 荀未来连忙趁热打铁，热情地拍了拍他的肩膀发出邀请。 荀未来喜出望外，用力拍了拍赵左右的肩膀，转身兴冲冲地朝走廊另一端走去。 夕阳的余晖透过行仁（核心台词：赵左右：“荀哥。” ／ 荀未来：“干什么？教室已经让给你了，还不够吗？” ／ 荀未来：“啊？你决定解散心理社了？”）</w:t>
+            </w:r>
+          </w:p>
+        </w:tc>
+      </w:tr>
+      <w:tr>
+        <w:trPr>
+          <w:cantSplit/>
+        </w:trPr>
+        <w:tc>
+          <w:tcPr>
+            <w:tcW w:type="dxa" w:w="2376"/>
+            <w:vAlign w:val="center"/>
+            <w:tcMar>
+              <w:top w:w="105" w:type="dxa"/>
+              <w:bottom w:w="105" w:type="dxa"/>
+              <w:left w:w="145" w:type="dxa"/>
+              <w:right w:w="145" w:type="dxa"/>
+            </w:tcMar>
+            <w:shd w:fill="F7FAFC"/>
+          </w:tcPr>
+          <w:p>
+            <w:pPr>
+              <w:spacing w:before="40" w:after="40" w:line="341" w:lineRule="auto"/>
+              <w:jc w:val="center"/>
+            </w:pPr>
+            <w:r/>
+            <w:r>
+              <w:rPr>
+                <w:rFonts w:ascii="Times New Roman" w:hAnsi="Times New Roman" w:eastAsia="宋体"/>
+                <w:b/>
+                <w:color w:val="191919"/>
+                <w:sz w:val="19"/>
+              </w:rPr>
+              <w:t>EP14《继承》</w:t>
+            </w:r>
+          </w:p>
+        </w:tc>
+        <w:tc>
+          <w:tcPr>
+            <w:tcW w:type="dxa" w:w="7992"/>
+            <w:vAlign w:val="center"/>
+            <w:tcMar>
+              <w:top w:w="105" w:type="dxa"/>
+              <w:bottom w:w="105" w:type="dxa"/>
+              <w:left w:w="145" w:type="dxa"/>
+              <w:right w:w="145" w:type="dxa"/>
+            </w:tcMar>
+            <w:shd w:fill="F7FAFC"/>
+          </w:tcPr>
+          <w:p>
+            <w:pPr>
+              <w:spacing w:before="40" w:after="40" w:line="341" w:lineRule="auto"/>
+              <w:jc w:val="left"/>
+            </w:pPr>
+            <w:r/>
+            <w:r>
+              <w:rPr>
+                <w:rFonts w:ascii="Times New Roman" w:hAnsi="Times New Roman" w:eastAsia="宋体"/>
+                <w:b w:val="0"/>
+                <w:color w:val="191919"/>
+                <w:sz w:val="19"/>
+              </w:rPr>
+              <w:t>• 【14-1　内　长林八中·高一十班教室·罗爱文家书房与未来杂志社活动室 — 日/夜】夜晚，罗爱文家的书房内，披着格纹外套的四十一岁荀未来正坐在书桌前敲击笔记本电脑键盘编写文稿。身后的真皮沙发上，罗爱文翘着二郎腿，一个人捂着嘴乐不可支地傻笑。荀未来听到动静，停下手指转过头疑惑地看他。 荀未来无奈地摇了摇头，转回身继续敲击电脑键盘。 荀未来停下敲键盘的手，轻声感叹了一句，回头看着躺在沙发上傻乐的罗爱文，眼神渐渐陷入深思。 暖黄的台灯光映照在四十一岁荀未来的侧脸上，刚刚在行仁楼走廊经历了“真名召唤”试探的他，望着眼前的富二代少年，心底泛起一阵酸楚而郑重的思量。 次日白天，长林八中“未来杂志社”活动室内，（核心台词：荀未来：“你在那傻笑啥呢？” ／ 荀未来：“又不是你的厂子，你有啥面儿啊？” ／ 荀未来：“厂二代。”）</w:t>
+              <w:br/>
+              <w:t>• 【14-4　外/内　长林八中校门口·校园通道·501室客厅与市医院病房 — 日/夜】白天的长林市第八中学校门口，一名手持“长林电视台”台标话筒的女记者正面对摄像机镜头进行外景专题播报。身穿棕褐色长款棉服、手里拿着一本《三人行》创刊号的四十一岁荀未来从校门内走出来，满脸堆笑地主动向摄像机镜头挥手打招呼。 荀未来热情地走到女记者身旁握了握手。 女记者微笑着将长林电视台话筒递到荀未来嘴边提问。 面对全市电视观众，四十一岁的荀未来突然收起笑容，装出一副问心有愧、诚恳万分的模样，抬起右手一字一顿地比划着，在电视镜头前把《三人行》创刊号的全部功劳与才华美名，一股脑儿全推给了十六岁的赵左右！ 赵左右猜到又是荀未（核心台词：电视台女记者：“长林八中杂志社编写的校园杂志《三人行》火了。今天我们就带着大家来了解一下这本杂志的幕后故事。哎？我身后呢，就是八中未来杂志社的社长，荀未来。” ／ 荀未来：“你好。” ／ 荀未来：“呃，虽然杂志上写的主编是我，但我问心有愧啊！因为其实所有的创意以及编写工作，都是我的同学赵左右——就是赵钱孙李的赵，左右就是上下左右的左右——赵左右同学完成的！他之所以这么做，是因为怕出了名影响学习。我记得他当时念了一句诗，特别地打动我，叫“事了拂衣去，深藏身与名”。”）</w:t>
+              <w:br/>
+              <w:t>• 【14-5　内/外　高一十班教室·罗爱文家客厅·校园林荫道·食堂与微机室 — 日/夜】高一十班教室内，四十一岁的荀未来正坐在第一排翻看《读者》杂志。十六岁的赵左右走到他的课桌前停下。荀未来放下手中的杂志，抬头看着赵左右，装出一副语重心长的兄长模样主动摊牌。 荀未来闻言先是一愣，随即狂喜地从座位上蹦了起来，高举双臂在教室过道里兴奋地转圈欢呼！恰逢一名男同学从前门跑进教室大喊“老戴来了！”，荀未来连忙收住动作溜回座位。 傍晚，罗爱文家的中式红木客厅内，回到家的荀未来一边摇头晃脑地哼着京剧戏腔，一边把书包潇洒地甩在沙发上，整个人惬意地往沙发上一躺。 罗爱文端着水杯走过来，满脸不解地看着把社长位置拱手让人的（核心台词：荀未来：“我就是想刺激你重拾寒假时的兴趣。以后不要再在我面前提改理科的事情，好吗？” ／ 荀未来：“心事已了～心事已了～” ／ 罗爱文：“荀哥，你把杂志社交给赵左右了，咋还这么高兴啊？”）</w:t>
+              <w:br/>
+              <w:t>• 【14-6　外/内　长林八中校门外·黑色路虎车内与学校广播室 — 夜/日】夜晚，长林市第八中学校门外的路边，积雪未消。四十一岁的荀未来裹紧棉大衣走出校门，熟练地拉开停在路边的黑色路虎越野车副驾驶车门坐了进去。 驾驶座上，头戴“EPOWER”棒球帽的六十六岁赵了从大衣口袋里掏出几张老照片（赵东来与刘美奕年轻时的合影）递给荀未来，神色平静地开口叮嘱。 荀未来接过父母的照片扫了一眼，漫不经心地揣进兜里，满脑子都是那五百万奖金。 荀未来不服气地转过头，掰着手指头向六十六岁的自己放狠话；赵了敷衍地笑着点了点头：“加油啊。” 笑闹过后，荀未来收敛神色，转过头正色看向赵了询问未来的情况。 荀未来闻言，（核心台词：荀未来：“找我干什么呀？” ／ 荀未来：“这些都是小事。我眼下最重要的，是必须帮他拿下这五百万！” ／ 荀未来：“行行行，我没见过世面。我告诉你，你等着小赵拿下这五百万作为起跑线，再加上他这二十五年的努力奋斗，到时候我一定比你有钱！”）</w:t>
+              <w:br/>
+              <w:t>• 【14-7　内　飞霞湾王一漫家卧室与罗爱文家豪宅客厅 — 夜】同一时刻，罗爱文家的独栋别墅客厅内，四十一岁的荀未来一边脱下厚外套走进客厅，一边揉着发酸的脖颈大声呼喊楼上的罗爱文。 罗爱文穿着居家服匆匆从二楼旋转楼梯跑下来，神色慌张地站在楼梯口，拼命冲着荀未来挤眉弄眼、把食指竖在嘴边比划着“嘘——”的手势！ 毫无察觉的荀未来莫名其妙地看着他，大步走到沙发前坐下，扯着嗓子继续挑剔点餐！ 楼梯上的罗爱文绝望地扶额捂脸；沙发上的荀未来吓得浑身一激灵，腾地站起身来，脸上瞬间堆起十二分谄媚的笑容向罗父鞠躬赔罪！ 荀未来转身刚要往厨房溜，罗厂长慢悠悠地抬手叫住了他。 荀未来连忙转回身，点头（核心台词：荀未来：“哎哟，累死了！研究一个DV机比上学还难，又累又饿的。小罗啊，你去帮我煮盘饺子吧！” ／ 荀未来：“干啥呢挤眉弄眼的，去帮我煮个饺子！嘘啥啊？我不要猪肉大葱的，我要至尊虾仁的！什么呀？我不要猪肉大葱的！” ／ 荀未来：“叔……没有！我是说叔喜欢吃猪肉大葱的，我现在去给你煮！”）</w:t>
+              <w:br/>
+              <w:t>• 【14-8　内/外　高一十班教室·天门饭店大堂·门外轿车与VIP包厢 — 日/夜】次日白天，高一十班教室讲台前，十六岁的赵左右靠在黑板边摆弄着一把教学用大木制三角板，满脸不解地向身旁的荀未来发问。 荀未来急切地凑近半步，苦口婆心地向十六岁的自己传授职场应酬潜规则。 荀未来接过他手里的三角板比划着，现场教学如何在实话基础上“加料”，并拿坐在前排打瞌睡的罗爱文举例。 荀未来脱口而出一个2020年代的网络热词；镜头切至前排罗爱文的面部大特写——只见罗爱文正仰头呼呼大睡，两只闭着的眼皮上竟然贴着两张画着睁大眼珠子的白纸片！ 赵左右看着眼皮贴假眼珠呼呼大睡的罗爱文，又转头看向满嘴新潮词汇的荀未来，眼神里再（核心台词：荀未来：“你一个小孩子，人家厂长愿意见你已经不错了，你怎么还挑上了？你记得啊，他对拍摄有任何要求，你都得给我答应下来！还有，说话机灵点。” ／ 荀未来：“你就在实话实说的基础上，加一点料。比如说，他的爱荣机械厂在长林很有名，你就说在全国都闻名。还有他儿子，小罗，挺笨的吧？你就说小罗也有很多值得你学习的地方，嗯？” ／ 荀未来：“比如……你就说小罗，整个人很有松弛感。”）</w:t>
+              <w:br/>
+              <w:t>• 【14-9　内　天门饭店包厢门外走廊与街边烧烤店 — 夜】深夜，长林市街边一家挂着暖黄色串灯与“把幸福一饮而尽”标语的烧烤店卡座内，十六岁的赵左右与四十一岁的荀未来面对面坐着，两人开心地举起玻璃汽水瓶碰杯庆祝！ 荀未来仰头喝了一大口汽水，拿起一串烤肉笑着鼓励他。 赵左右放下汽水瓶，脸上的笑容渐渐敛去，目光认真地凝视着对面的荀未来，问出了那个盘旋心头已久的问题。 荀未来拿着肉串的手微微一顿，迎着少年的目光微笑着打了个哈哈。 赵左右低下头笑了笑，拿起一串烤肉咬了一口，沉默了片刻后，终于还是按捺不住内心的笃定，抬起头直视着荀未来的眼睛，一字一顿地开口发问—— 看到盘子里金黄的烤（核心台词：荀未来：“必须得拍好。我仿佛已经看到那五百万就在你口袋里了！” ／ 赵左右：“对了荀哥，你为啥一分钱都不要啊？你不是挺差钱吗？” ／ 荀未来：“我有舍己为人的癖好，你就满足我，啊。”）</w:t>
+            </w:r>
+          </w:p>
+        </w:tc>
+      </w:tr>
+      <w:tr>
+        <w:trPr>
+          <w:cantSplit/>
+        </w:trPr>
+        <w:tc>
+          <w:tcPr>
+            <w:tcW w:type="dxa" w:w="2376"/>
+            <w:vAlign w:val="center"/>
+            <w:tcMar>
+              <w:top w:w="105" w:type="dxa"/>
+              <w:bottom w:w="105" w:type="dxa"/>
+              <w:left w:w="145" w:type="dxa"/>
+              <w:right w:w="145" w:type="dxa"/>
+            </w:tcMar>
+          </w:tcPr>
+          <w:p>
+            <w:pPr>
+              <w:spacing w:before="40" w:after="40" w:line="341" w:lineRule="auto"/>
+              <w:jc w:val="center"/>
+            </w:pPr>
+            <w:r/>
+            <w:r>
+              <w:rPr>
+                <w:rFonts w:ascii="Times New Roman" w:hAnsi="Times New Roman" w:eastAsia="宋体"/>
+                <w:b/>
+                <w:color w:val="191919"/>
+                <w:sz w:val="19"/>
+              </w:rPr>
+              <w:t>EP15《左或右》</w:t>
+            </w:r>
+          </w:p>
+        </w:tc>
+        <w:tc>
+          <w:tcPr>
+            <w:tcW w:type="dxa" w:w="7992"/>
+            <w:vAlign w:val="center"/>
+            <w:tcMar>
+              <w:top w:w="105" w:type="dxa"/>
+              <w:bottom w:w="105" w:type="dxa"/>
+              <w:left w:w="145" w:type="dxa"/>
+              <w:right w:w="145" w:type="dxa"/>
+            </w:tcMar>
+          </w:tcPr>
+          <w:p>
+            <w:pPr>
+              <w:spacing w:before="40" w:after="40" w:line="341" w:lineRule="auto"/>
+              <w:jc w:val="left"/>
+            </w:pPr>
+            <w:r/>
+            <w:r>
+              <w:rPr>
+                <w:rFonts w:ascii="Times New Roman" w:hAnsi="Times New Roman" w:eastAsia="宋体"/>
+                <w:b w:val="0"/>
+                <w:color w:val="191919"/>
+                <w:sz w:val="19"/>
+              </w:rPr>
+              <w:t>• 【15-1　内　501室赵左右卧室·罗爱文家地下室与501室客厅 — 夜/日】夜晚，五零一室赵左右的卧室内，十六岁的赵左右坐在书桌前，低头端详着手里那沓二零零八年手撕老黄历（最上面一张印着“2008 1月大 30 丁亥年十二月廿三 星期三”）。回想起刚才在烧烤店里荀未来面不改色大口吃下烤菠萝牛肉串的一幕，少年原本笃定的眼神渐渐转为困惑与释怀。 同一时刻，罗爱文家的地下室房间内，刚刚在烧烤店硬炫了一整盘烤菠萝的四十一岁荀未来疯了一样冲下楼梯！他脖子和脸颊上已经起了一大片鲜红的过敏红疹，奇痒难耐地死死抓挠着脖子，翻箱倒柜地拉开抽屉和储物架寻找抗过敏药。 荀未来终于在铁架上抓到了那瓶白色抗过敏药，（核心台词：荀未来：“药呢？！” ／ 罗爱文：“荀哥！荀哥你咋了？” ／ 荀未来：“过敏。帮我倒点水。”）</w:t>
+              <w:br/>
+              <w:t>• 【15-3　外/内　长林八中校门大巴车旁与爱荣机械制造厂车间 — 日】罗爱文懊恼地叹了口气：“哎呀……”就在这时，站在旁边的四十一岁荀未来微微一笑，不慌不忙地从外套口袋里掏出一张崭新的迷你DVD储存光盘，递到了赵左右面前！赵左右如获至宝地接过光盘，激动地直拍荀未来的肩膀。 罗爱文也竖起大拇指佩服道：“还得是你啊！”荀未来得意地扬了扬下巴。 赵左右、荀未来、罗爱文三人立正站好，异口同声地大声回答，随后跟随队伍登上大巴车。 站在队列里的罗爱文激动地高举右手，扯着嗓子得意大喊了一声，引得旁边的赵左右、荀未来和王一漫纷纷转头看他。 动员大会散去后，荀未来拍了拍赵左右的肩膀，把DV摄像机包拿在（核心台词：赵左右：“荀哥，啥也不说，你太靠谱了！” ／ 荀未来：“第一天知道啊？” ／ 赵左右/荀未来/罗爱文：“记住了！”）</w:t>
+              <w:br/>
+              <w:t>• 【15-4　内　工厂宿舍·爱荣机械厂厂长办公室·1990年代雪原卡车（闪回）与生产车间 — 日】中午的工厂男生宿舍内，四十一岁的荀未来正坐在书桌前操作笔记本电脑上的视频剪辑软件，将王一漫问“请问这个我要怎么锯呢”与师傅训斥的画面恶意拼接在一起，试图剪出大小姐受挫的戏剧冲突。</w:t>
+              <w:br/>
+              <w:t>• 【15-5　内/外　车间过道·厂区废旧库房门外与机修工作间 — 日】车间过道里，罗爱文正张开双臂像小鸟一样蹦蹦跳跳地喊着“飞呀，飞呀”，看到拍完罗厂长走过来的赵左右和迎上来的荀未来，连忙停下脚步。荀未来双手插兜关切地询问赵左右。 荀未来拍了拍赵左右的肩膀，自信满满地安慰他。 三人走出温暖的车间，来到厂区背阴处一排冷清的废旧集装箱与库房外。寒风呼啸，罗爱文冻得直搓手哈气：“好冷啊，这没人啊。”突然，荀未来停下脚步，指向前方库房门口一个正背靠着砖墙、大白天独饮“燕京啤酒”的五十多岁老工人。 罗爱文愣住了，身后的赵左右和荀未来也连忙走上前。 罗爱文气得满脸通红，挣扎着就要冲上去跟老工人理（核心台词：荀未来：“怎么样？罗厂长拍得顺利吗？” ／ 荀未来：“没关系，王一漫那段我剪得够精彩了，单靠这个视频就可以火了。” ／ 荀未来：“那个人怎么大白天在那儿喝酒啊？”）</w:t>
+              <w:br/>
+              <w:t>• 【15-6　内　爱荣机械厂厂长办公室·会议室与男生宿舍 — 日/夜】罗爱文想起荀哥刚才的提醒，警惕地后退了半步。 罗爱文死死抱住DV摄像机绕着会议长桌躲闪，退到写满《日生产任务计划》的白板前，声嘶力竭地喊着“我不！我不拿！”。跑得气喘吁吁的罗仕强挥舞着纸盒，指着罗爱文痛骂他在学校给荀未来端茶倒水、被人当枪使！ 罗爱文却想起了刚才那个无助的老工人，犹豫地皱起眉头；而此时宿舍门外的走廊拐角处，四十一岁的荀未来正静静靠着墙壁倾听两个少年的对话。 就在这时，门外的四十一岁荀未来迈步走进宿舍中央，弯腰一把拿起了放在罗爱文床边的索尼DV摄像机！听到动静的赵左右和罗爱文瞬间从床上弹坐起来。 荀未（核心台词：罗爱文：“可是那个叔叔呢？就像荀哥说的，以我爸的手段，他现在没准已经知道那个人是谁了。留着点录像，没准还能成为跟我爸谈判的筹码。” ／ 荀未来：“这不就是电车难题吗？我比你们知道该怎么选择。” ／ 荀未来：“电车难题只有一个正确答案，叫“两害取其轻”。你想想，如果这个视频发出去的话，那个叔叔他会成为英雄，厂子的问题会得到改正，向好处发展；咱们再说自私一点，如果这个视频火了的话，你还能拿到五百万的奖金。这些加起来，你自己算算，是不是利远远大于弊？”）</w:t>
+              <w:br/>
+              <w:t>• 【15-7　外/内　爱荣机械厂组装车间窗外与车间内部 — 夜】夜幕降临，爱荣机械厂空旷的组装车间内亮着顶灯。总工程师林善才正与厂长罗仕强站在车床旁激烈对峙；跑过来的赵左右、荀未来和罗爱文听到里面的争吵声，连忙弯下腰悄悄趴在车间外走廊的玻璃窗台上往里窥视。 空荡荡的车间里，被昔日兄弟捏住命门的罗仕强气得狠狠一脚踹在机床踏板上，背对着大门痛苦地扶额喘息。窗外的赵左右对荀未来和罗爱文小声说了句“我去”，随即推门走进了车间。 罗仕强深深地凝视着眼前这个澄澈的少年，忽然向他抛出了一个直击灵魂的假设——而这恰恰是2033年荀未来与罗爱文之间真实发生过的命运拷问！ 此时，站在车间窗外夜色中（核心台词：荀未来（内心独白）：“你知道我一生当中最幸运的事是什么吗？就是在高中的时候啊，认识了你和陈明。”）</w:t>
+              <w:br/>
+              <w:t>• 【15-8　外　爱荣机械厂室外雪夜石阶与冰封岁月潭 — 夜/傍晚】四十一岁的荀未来身穿蓝白校服裤与深色棉服，双手插在口袋里，独自一人一步步走上白雪皑皑、已经彻底冰封的岁月潭湖面。苍茫的暮色与远山环抱着空旷的冰湖，荀未来在湖心停下脚步，静静环顾着这片他在2033年曾无数次逃避与徘徊的岁月潭，从口袋里掏出那盒红色的“卡奇滋”巧克力饼干棒，抽出一根咬在嘴里，闭上双眼静立在凛冽的风雪之中。（核心台词：罗爱文：“对了，荀哥先回宿舍了吗？”）</w:t>
+            </w:r>
+          </w:p>
+        </w:tc>
+      </w:tr>
+      <w:tr>
+        <w:trPr>
+          <w:cantSplit/>
+        </w:trPr>
+        <w:tc>
+          <w:tcPr>
+            <w:tcW w:type="dxa" w:w="2376"/>
+            <w:vAlign w:val="center"/>
+            <w:tcMar>
+              <w:top w:w="105" w:type="dxa"/>
+              <w:bottom w:w="105" w:type="dxa"/>
+              <w:left w:w="145" w:type="dxa"/>
+              <w:right w:w="145" w:type="dxa"/>
+            </w:tcMar>
+            <w:shd w:fill="F7FAFC"/>
+          </w:tcPr>
+          <w:p>
+            <w:pPr>
+              <w:spacing w:before="40" w:after="40" w:line="341" w:lineRule="auto"/>
+              <w:jc w:val="center"/>
+            </w:pPr>
+            <w:r/>
+            <w:r>
+              <w:rPr>
+                <w:rFonts w:ascii="Times New Roman" w:hAnsi="Times New Roman" w:eastAsia="宋体"/>
+                <w:b/>
+                <w:color w:val="191919"/>
+                <w:sz w:val="19"/>
+              </w:rPr>
+              <w:t>EP16《再见，老同学》</w:t>
+            </w:r>
+          </w:p>
+        </w:tc>
+        <w:tc>
+          <w:tcPr>
+            <w:tcW w:type="dxa" w:w="7992"/>
+            <w:vAlign w:val="center"/>
+            <w:tcMar>
+              <w:top w:w="105" w:type="dxa"/>
+              <w:bottom w:w="105" w:type="dxa"/>
+              <w:left w:w="145" w:type="dxa"/>
+              <w:right w:w="145" w:type="dxa"/>
+            </w:tcMar>
+            <w:shd w:fill="F7FAFC"/>
+          </w:tcPr>
+          <w:p>
+            <w:pPr>
+              <w:spacing w:before="40" w:after="40" w:line="341" w:lineRule="auto"/>
+              <w:jc w:val="left"/>
+            </w:pPr>
+            <w:r/>
+            <w:r>
+              <w:rPr>
+                <w:rFonts w:ascii="Times New Roman" w:hAnsi="Times New Roman" w:eastAsia="宋体"/>
+                <w:b w:val="0"/>
+                <w:color w:val="191919"/>
+                <w:sz w:val="19"/>
+              </w:rPr>
+              <w:t>• 【16-1　内/外　爱荣机械厂男生宿舍·厂门传达室与厂外马路 — 夜】罗爱文赞同地点了点头，低头一看书桌，突然发现荀未来的摩托罗拉翻盖手机还静静躺在桌面上！罗爱文连忙拿起翻盖手机打开按了几个数字（尝试输入密码“0121”，屏幕弹出“密码错误”）。 厂门外的雪夜马路边，两个十六岁的少年迎着寒风一边跑一边挥手拦车：“出租车！出租车！”就在这时，一辆车牌为“吉A·3N503”的绿色出租车缓缓停在路边，去岁月潭透完气的四十一岁荀未来推开车门走了下来！赵左右和罗爱文惊喜万分地冲上前围住他。 荀未来看着跑得气喘吁吁的两个少年，眼神温柔地笑了笑。 罗爱文把那部摩托罗拉翻盖手机塞回荀未来手里，像个小（核心台词：赵左右：“不对，不对。荀哥偷偷出去买个东西，用不着一个多小时啊。” ／ 罗爱文：“是啊。哎？荀哥电话都没拿，肯定没走远！” ／ 赵左右：“回家了？不可能吧，回家怎么能连手机都不带呢？而且跟咱俩没打个招呼就走了。荀哥不会生咱气了吧？”）</w:t>
+              <w:br/>
+              <w:t>• 【16-3　外/内　长林八中校门口·教导主任办公室·高一十班教室与岁月潭雪夜（闪回） — 日/夜】十六岁的赵左右背着书包走下大巴车，无意间瞥见四十一岁的荀未来独自一人朝着行政楼方向走去，神色有些异样，便悄悄跟了上去。 挂满“教书育人 桃李满天下”锦旗的教导主任办公室内，四十一岁的荀未来笔直地站在办公桌前，向教导主任戴娟正式提出了退学申请；尾随而至的赵左右躲在半掩的办公室门缝外，震惊地捂住嘴偷听。 荀未来双手插在校服外套口袋里，神态平静而坦然。 荀未来轻轻摇了摇头，嘴角浮起一抹释然的微笑。 荀未来抬起头望向窗外的阳光，说出了自己历经两世后的通透感悟。 门外的赵左右听到这里，悄悄退开跑去通知罗爱文；办公室内，荀未来（核心台词：荀未来：“不用他们同意，我早就自己做主了。一会儿我就去清空我个人物品，明天就不来上学了。” ／ 戴娟：“小荀啊，是不是我成绩抓得紧，让你有什么压力？” ／ 荀未来：“跟您没关系。我来八中是有事情想做，现在似乎圆满完成了，我就可以安心地回去了呀。”）</w:t>
+              <w:br/>
+              <w:t>• 【16-4　外/内　长林八中校门口林荫道·502室赵了家与雪夜路虎车内 — 日/夜】画面切回白天长林市第八中学校门口路边。收废品的大爷把荀未来整理出来的一大摞旧试卷和废书搬上三轮车，从兜里摸出一枚金黄的五毛钱硬币（印着荷花图案的五角硬币）递给荀未来；荀未来礼貌地道了声“谢谢啊”。旁边的赵左右和罗爱文看着那辆装得满满当当的三轮车直替荀哥抱不平。 罗爱文也愤愤不平地帮腔：“奸商，少说也得值五十呀！”荀未来却低头看着掌心里那枚五毛钱硬币，转过身温柔地递到了十六岁赵左右的面前——精准呼应了第四集雪夜里小赵请他吃的那块五毛钱车站小蛋糕！ 赵左右接过那枚带着体温的五毛钱硬币，眼眶微酸地握在手心里，抬头与荀未来（核心台词：荀未来：“喏，你生日没有给你送蛋糕，你就拿着这个，在车站买一个那种五毛钱的小蛋糕许个愿，算我补给你的。” ／ 荀未来：“嗯，明年我肯定在。以后啊，每年都在。说话算话。” ／ 赵左右：“荀哥，你什么时候生日啊？到时候我和爱文，我俩也找你去！”）</w:t>
+              <w:br/>
+              <w:t>• 【16-5　内　酒店套房·长林八中微机室·影视筹备办公室与海航酒店门外 — 日/夜】白天的豪华酒店套房内，脱下高中校服的四十一岁荀未来换上了一身笔挺的黑色定制西装、白衬衫配黑领带，手腕上戴着名表，站在全身镜前帅气地整理衣领、拿起路虎车钥匙。坐在后方沙发上的六十六岁赵了满意地点头夸赞：“有派头喽。” 坐在旁边的王一漫看着屏幕，客观冷静地分析原因，不由自主地提起了已经退学的荀未来。 徐图图闻言转过头，看了一眼后排荀未来那张空荡荡的课桌，眼神里掠过一丝思念，随即又释然地微笑起来。 与此同时，长林市某影视筹备办公室（白板演员墙上贴着《宿夜伐梦 / 江湖侠警》选角照，其中“凌霄”一角下方赫然贴着母亲刘美奕的（核心台词：荀未来：“别说，还真的挺衬我。等我回2033年创业的时候，我也要搞一身这样的行头。” ／ 王一漫：“客观来说，左右的视频比较随性，大家在看的时候，不知道这个频道的意义在哪里。要是荀哥在的话，肯定会让他先想清楚商业定位的。” ／ 荀未来：“这个你不用管，能拍就行，我们不计回报。”）</w:t>
+              <w:br/>
+              <w:t>• 【16-6　外/内　海航酒店门外·街边小餐车·酒店套房与2033年书房（闪回） — 夜】送走煤老板的出租车后，站在海航酒店门外寒风中的四十一岁荀未来再也撑不住了，他猛地弯下腰，扶着膝盖痛苦地剧烈干呕起来，捂着火辣辣的胃部在寒夜里大口喘着白气。 半个小时后，街边一辆热气腾腾的简易小吃餐车内，六十六岁的赵了掰开一双一次性木筷架在热汤碗上，心疼地看着把脑袋歪靠在暖气片上、醉眼惺忪的荀未来。 荀未来闭着眼，有气无力地比划了一下。 荀未来靠在暖气片上，苍白的脸上却浮起一抹孩子般纯粹而自豪的笑容，轻声吐露心底对母亲刘美奕的思念。 深夜，酒店套房内万籁俱寂。身穿黑白纹丝绸睡袍的六十六岁赵了起夜走出卧室，打着哈欠经过（核心台词：荀未来：“快两斤吧。” ／ 荀未来：“没事。现在不一样了，我现在可是荀老板。妈要是知道这电影投资是我拉来的，肯定都为我骄傲。等我2033年回去的时候，我也算是有脸去见她老人家了。” ／ 荀未来（闪回）：“最近是考核期，我可得多努力努力。你快去睡吧，不用管我了。”）</w:t>
+              <w:br/>
+              <w:t>• 【16-9　内/外　影视筹备书房·雪夜和艺北街与林海雪原尖顶古堡 — 夜】夜晚，影视筹备书房内，白板上写着《宿夜伐梦｜总导演/编剧：荀未来｜联合导演/执行：赵左右》。身穿黑西装的四十一岁荀未来正坐在书桌前研读《金融与投资论坛》论文并用黑笔做标注；六十六岁的赵了则背着手在书桌后方焦躁地来回踱步。荀未来烦躁地停下笔转头看他。 荀未来不以为然地摊开双手宽慰他。 话音未落，书桌上的摩托罗拉翻盖手机突然响起清脆的“Hello Moto”铃声，屏幕显示：【老白（工作号）正在呼叫】！赵了脸色一变，连声催促：“快接、快接、快接！”荀未来翻开手机盖放到耳边，赵了也紧张地把耳朵贴过来一起听。 电话那头的煤老（核心台词：荀未来：“你能别老走来走去的吗？影响我学习！” ／ 荀未来：“你就别内耗了！钱都到位了，咱妈也试过戏了，这事这不就成了吗？” ／ 荀未来：“哎，大哥！……不是大哥，咱不是说好了吗？我这边兄弟都准备开工了，就等着钱到位了，您不能说撤就撤吧？！”）</w:t>
+            </w:r>
+          </w:p>
+        </w:tc>
+      </w:tr>
+      <w:tr>
+        <w:trPr>
+          <w:cantSplit/>
+        </w:trPr>
+        <w:tc>
+          <w:tcPr>
+            <w:tcW w:type="dxa" w:w="2376"/>
+            <w:vAlign w:val="center"/>
+            <w:tcMar>
+              <w:top w:w="105" w:type="dxa"/>
+              <w:bottom w:w="105" w:type="dxa"/>
+              <w:left w:w="145" w:type="dxa"/>
+              <w:right w:w="145" w:type="dxa"/>
+            </w:tcMar>
+          </w:tcPr>
+          <w:p>
+            <w:pPr>
+              <w:spacing w:before="40" w:after="40" w:line="341" w:lineRule="auto"/>
+              <w:jc w:val="center"/>
+            </w:pPr>
+            <w:r/>
+            <w:r>
+              <w:rPr>
+                <w:rFonts w:ascii="Times New Roman" w:hAnsi="Times New Roman" w:eastAsia="宋体"/>
+                <w:b/>
+                <w:color w:val="191919"/>
+                <w:sz w:val="19"/>
+              </w:rPr>
+              <w:t>EP17《不速之客》</w:t>
+            </w:r>
+          </w:p>
+        </w:tc>
+        <w:tc>
+          <w:tcPr>
+            <w:tcW w:type="dxa" w:w="7992"/>
+            <w:vAlign w:val="center"/>
+            <w:tcMar>
+              <w:top w:w="105" w:type="dxa"/>
+              <w:bottom w:w="105" w:type="dxa"/>
+              <w:left w:w="145" w:type="dxa"/>
+              <w:right w:w="145" w:type="dxa"/>
+            </w:tcMar>
+          </w:tcPr>
+          <w:p>
+            <w:pPr>
+              <w:spacing w:before="40" w:after="40" w:line="341" w:lineRule="auto"/>
+              <w:jc w:val="left"/>
+            </w:pPr>
+            <w:r/>
+            <w:r>
+              <w:rPr>
+                <w:rFonts w:ascii="Times New Roman" w:hAnsi="Times New Roman" w:eastAsia="宋体"/>
+                <w:b w:val="0"/>
+                <w:color w:val="191919"/>
+                <w:sz w:val="19"/>
+              </w:rPr>
+              <w:t>• 【17-3　内　2058年高尚副总裁访谈室与2008年雪原古堡余博士实验室 — 日/夜】画面切回公元2008年的林海雪原尖顶石砌古堡内（浮现年份大字：2008）。昏暗杂乱的二楼实验室内，四周黑板与图纸上密密麻麻写满了时空曲率方程与微积分推导公式。身穿黑西装大衣的四十一岁荀未来站在黑板前緊張地打量四周；书桌前，年轻时的余博士（三十二岁，头挽发髻插着发簪、身穿驼色风衣，高尚正是模仿她的发型！）正背对着门口伏案疾书，头也不回地冷冷开口。 荀未来深吸一口气，往前迈了两步恭敬问好。 余博士停下笔转过身，犀利的目光上下打量了荀未来一眼，随即站起身走到茶水台旁，拿起勺子利落地冲泡搅拌着一杯黑咖啡，直接抛出了严苛的“（核心台词：荀未来：“余博士好。” ／ 荀未来：“我说实话啊，虽然可能确实赚不到钱，但电影……是生命的延长，可以让人体验几百倍的人生时间。其实我们拍电影的和您一样，都热爱着时间。——我说完了，没超时吧？” ／ 荀未来：“谢谢啊，余博士，那我就先走了！您一定可以成功发明时空旅行，拿它赚回更多的钱！”）</w:t>
+              <w:br/>
+              <w:t>• 【17-4　内/外　2058年人生无限有限公司·雪原古堡外·风雪电话亭与502室客厅 — 夜/日】与此同时，2008年林海雪原的古堡别墅外，四十一岁的荀未来连滚带爬地冲出大门，一把拉开“黑E·6T534”越野车的副驾驶车门跳了上去！ 行驶在夜色公路上的越野车内，惊魂未定的荀未来靠在椅背上，疑惑地看向驾驶座上毫发无损的赵了。 荀未来还是不放心，指了指方向盘提议。 同一时刻，五零二室赵了的客厅内，安全逃回来的赵了坐在沙发上，指着坐在小矮凳上的荀未来埋怨。 荀未来不服气地抬起头反驳。 已经被激起自尊心的四十一岁荀未来冷笑一声，猛地从矮凳上站起身，走到电视柜旁指着里面的保险箱，向六十六岁的自己发出了正名宣言！ 荀未来仰（核心台词：荀未来：“快，踩油门！我不能让她看见我！” ／ 荀未来：“刚才余博士好像听到你耳机里的声音了，不知道紧急召回程序会不会启动？” ／ 荀未来：“这车还是我来开吧，别一会儿你被召回了变成无人驾驶了！”）</w:t>
+              <w:br/>
+              <w:t>• 【17-5　内　街边家常面馆·502室监听暗房与客厅 — 日/夜】五零二室里屋的电脑前，六十六岁的赵了戴着耳机打开监听接收器，四十一岁的荀未来双手插兜站在旁边一起听；画面切至长林市街边一家贴着“宫保鸡丁 9元”海报的家常小面馆内，母亲刘美奕正与十六岁的赵左右、徐图图围坐在小桌旁吃面。 正在吃面的赵左右和徐图图同时愣住（“啊？为什么啊？好不容易试上了，为什么不去了？”）；五零二室监听电脑前的赵了和荀未来也惊愕地对视了一眼！面馆内，刘美奕轻轻叹了口气，道出了昨天在电影院的偶遇。 赵了受宠若惊地连声说“没有没有”，热情地侧身将母亲迎进五零二室客厅（四十一岁的荀未来则悄悄躲在里屋走廊暗处</w:t>
+              <w:br/>
+              <w:t>• 【17-7　外/内　长林八中操场铁围栏·体育馆·话剧社道具室与高一十班教室 — 夜】深夜的长林市第八中学操场铁围栏外，十六岁的赵左右带着徐图图踩着垃圾桶爬上铁栅栏顶端，倒数着“一、二、三”，两人手拉着手一跃跳进白雪覆盖的校园操场！ 空旷无人的雪地操场上，徐图图张开双臂欢快地奔跑转圈，兴奋地大喊。（核心台词：赵左右：“当然是荀哥。……说起来，好久没有见到荀哥了。”）</w:t>
+              <w:br/>
+              <w:t>• 【17-8　内/外　酒店套房客厅与飞霞路风雪公用电话亭 — 夜】同一时刻，酒店套房内（白板上写着“沉浸式梦境”并贴满时间线照片），六十六岁的赵了与四十一岁的荀未来从走廊走回客厅。荀未来脱下黑色大衣，疲惫地瘫坐进沙发里。赵了站在客厅中央，如释重负地微笑感叹。 荀未来从沙发上撑起身子，毫不犹豫地摇了摇头。 荀未来坐在沙发上目送六十六岁的自己推门离去。（核心台词：荀未来：“多陪你几天？我可不想再做你的傀儡了。反正咱妈演戏的事已经搞定，我想赶紧回2033年，赚钱去！”）</w:t>
+            </w:r>
+          </w:p>
+        </w:tc>
+      </w:tr>
+      <w:tr>
+        <w:trPr>
+          <w:cantSplit/>
+        </w:trPr>
+        <w:tc>
+          <w:tcPr>
+            <w:tcW w:type="dxa" w:w="2376"/>
+            <w:vAlign w:val="center"/>
+            <w:tcMar>
+              <w:top w:w="105" w:type="dxa"/>
+              <w:bottom w:w="105" w:type="dxa"/>
+              <w:left w:w="145" w:type="dxa"/>
+              <w:right w:w="145" w:type="dxa"/>
+            </w:tcMar>
+            <w:shd w:fill="F7FAFC"/>
+          </w:tcPr>
+          <w:p>
+            <w:pPr>
+              <w:spacing w:before="40" w:after="40" w:line="341" w:lineRule="auto"/>
+              <w:jc w:val="center"/>
+            </w:pPr>
+            <w:r/>
+            <w:r>
+              <w:rPr>
+                <w:rFonts w:ascii="Times New Roman" w:hAnsi="Times New Roman" w:eastAsia="宋体"/>
+                <w:b/>
+                <w:color w:val="191919"/>
+                <w:sz w:val="19"/>
+              </w:rPr>
+              <w:t>EP18《一夜剧变》</w:t>
+            </w:r>
+          </w:p>
+        </w:tc>
+        <w:tc>
+          <w:tcPr>
+            <w:tcW w:type="dxa" w:w="7992"/>
+            <w:vAlign w:val="center"/>
+            <w:tcMar>
+              <w:top w:w="105" w:type="dxa"/>
+              <w:bottom w:w="105" w:type="dxa"/>
+              <w:left w:w="145" w:type="dxa"/>
+              <w:right w:w="145" w:type="dxa"/>
+            </w:tcMar>
+            <w:shd w:fill="F7FAFC"/>
+          </w:tcPr>
+          <w:p>
+            <w:pPr>
+              <w:spacing w:before="40" w:after="40" w:line="341" w:lineRule="auto"/>
+              <w:jc w:val="left"/>
+            </w:pPr>
+            <w:r/>
+            <w:r>
+              <w:rPr>
+                <w:rFonts w:ascii="Times New Roman" w:hAnsi="Times New Roman" w:eastAsia="宋体"/>
+                <w:b w:val="0"/>
+                <w:color w:val="191919"/>
+                <w:sz w:val="19"/>
+              </w:rPr>
+              <w:t>• 【18-1　内/外　酒店套房·飞霞路风雪电话亭与市医院急诊病房 — 夜】夜晚，酒店套房内（闪回衔接上集片尾），六十六岁的赵了看着急于回2033年赚钱的四十一岁荀未来，语重心长地叹了口气。 赵了转身推门走出套房。坐在沙发上的荀未来朝他的背影挥了挥手，眼神忽然一动，心生好奇。 荀未来迅速从沙发上站起身，抓起黑色大衣紧跟着追了出去！ 几分钟后，飞霞路积雪的街头，荀未来乘坐一辆“吉A·308T7”出租车赶到公用电话亭附近下车。只见前方的电话亭内，刚刚被扎了一针的六十六岁赵了正痛苦地捂着胸口瘫软在地；而戴着黑框眼镜的2058年实习生林开颜（小雪）正站在电话亭外浑身发抖地低头念叨着“对不起……”。（核心台词：荀未来（内心独白）：“汇报消费？这老头一直也没跟我说过，保险柜里到底有多少钱。我倒要看看，他平时是个什么消费水平！” ／ 荀未来：“老赵！——你干嘛？流氓啊！” ／ 荀未来（内心独白）：“菠萝汁？！”）</w:t>
+              <w:br/>
+              <w:t>• 【18-3　内　酒店2388套房客厅·501室赵左右卧室与父母主卧 — 夜】2058年的实习客服林开颜（小雪）被麻绳结结实实地捆在客厅中央的椅子上，嘴上贴着一截宽大的白色封箱胶带；刚从医院回来的六十六岁赵了半躺在沙发上闭目养神；身穿黑西装的四十一岁荀未来双手抱胸站在小雪面前，俯身捏住封箱胶带的一角，“刺啦”一声撕了下来！小雪疼得龇牙咧嘴，抿了抿嘴唇嘟囔了一句。 荀未来居高临下地盯着她，冷冷地切入正题；沙发上的赵了也缓缓睁开眼看向小雪。 见小雪眼神闪烁不说话，荀未来轻咳一声，晃了晃手里那截封箱胶带威胁道：“不说，是吧？那我就再粘回去，爽撕一下！”小雪吓得赶紧往后缩脖子。 荀未来立刻追问：“那（核心台词：荀未来：“直接点，说吧。你怎么知道老赵菠萝过敏，还要害他？” ／ 荀未来：“狗血电视剧看多了吧？啊？你连我都打不过，还有人给你钱让你办这事？有没有逻辑啊？！” ／ 荀未来：“这跟你有啥关系啊？我就是这个时代的人，我可不是你们什么客人。”）</w:t>
+              <w:br/>
+              <w:t>• 【18-4　内/外　酒店2388套房·楼下路虎车内与套房卧室门前 — 夜】凌晨时分，酒店2388号套房客厅内，墙上的精工（SEIKO）挂钟滴答作响。六十六岁的赵了与四十一岁的荀未来湊在沙发前低声耳语商议；被绑在椅子上的小雪困得打了个大哈欠，转头看了一眼挂钟上的时间——距离早上六点飞霞路电话亭被拆除、公司保洁阿姨上班已经不到两个小时了！小雪急得满头大汗，大声朝两人喊道。 荀未来与赵了对视一眼，站起身整理了一下西装，慢条斯理地走到小雪面前摇了摇头。 赵了稳坐钓鱼台，一句话道破了时空管理局的铁律，随后向荀未来下达了引蛇出洞的指令！ 荀未来响亮地应了一声“好嘞”！一旦荀未来去电话亭打给高总，小雪（核心台词：荀未来：“我们商量过了，暂时先不能放你走。要验证你所说的真伪，就得抓住下一个来查看情况的人，看看你俩的说法一不一样，就知道了。” ／ 赵了：“除了时空管理局，没有人能带未来科技到这里。小荀，拿我的身份证，给他们高总打个电话挑衅一下，把下一个人引过来！” ／ 荀未来：“大半夜的，扰民。”）</w:t>
+              <w:br/>
+              <w:t>• 【18-5　内/外　酒店23楼走廊·2388套房卧室·2058年监控室与雪原木屋 — 夜/晨】见余博士转身走出2388号套房大门，荀未来如释重负地走到门边透过猫眼往外看了一眼，随后推门走出走廊，一把扯下贴在自己后颈上的电击贴片。躲在里屋的六十六岁赵了也快步追出房门拉住荀未来。 荀未来举起手里的电击贴片，心有余悸地向赵了大倒苦水，宣布明天一早就回2033年！ 酒店23楼走廊里，深知最高警报规则的六十六岁赵了以为自己马上就要被系统强制召回消失了，吓得冲荀未来大喊一声，双手抱头紧紧贴在走廊墙壁上闭眼等待凭空消失！ 深知自己只有十秒钟就会在余博士面前凭空消失，林开颜（小雪）为了阻止余博士再与赵了、荀未来接触（防止自（核心台词：荀未来：“我哪知道呀！她就突然出现在车里面，就跟谍战片一样！我就因为这个东西，我差一点高位截瘫了！我不陪你在这里玩命了啊，反正咱妈的事呢都已经结束了，明天我就回去，你自己在这儿玩啊！” ／ 荀未来：“余博士，刚才那个女的，她就是一个骗子！她昨天晚上还想害赵先生来着！”）</w:t>
+              <w:br/>
+              <w:t>• 【18-6　外/内　和艺北街电话亭拆除现场·酒店套房与长林八中食堂 — 日】2008年4月14日清晨六点刚过，荀未来驾车赶到和艺北街与飞霞路交口的公用电话亭旁，却隔着车窗呆呆地停住了——只见几名头戴安全帽的市政施工人员已经拉起警戒线，正将那座公用电话亭连根拆走！荀未来握着方向盘，拨通了赵了的电话。 车内的荀未来焦急地追问：“如果这一切都是小雪策划好的，你还有什么办法向2058年求救吗？”赵了沉思片刻，给出了唯一的破局路径。 上午，旭日东升的酒店套房窗前，赶回来的荀未来与赵了相对而坐。赵了看着桌上的钱包叹了口气。 荀未来爽快地一拍大腿，主动提出退掉豪华酒店套房，搬去五零二室和赵了挤一块儿省钱（核心台词：荀未来：“老赵，电话亭……被拆了。” ／ 荀未来：“我中午就把房退了吧，搬到你那儿住去。” ／ 荀未来：“对了，你上一次不是说，如果小赵认出未来自己身份的话，产生的时空波动足以惊动公司吗？那……这不就是求救信号吗？”）</w:t>
+              <w:br/>
+              <w:t>• 【18-7　内　长林八中高一十班教室·五楼楼梯间·501室客厅与502室赵了家 — 日/夜】傍晚，老居民楼五楼的水泥楼梯间内，头戴贝雷帽的六十六岁赵了先一步走上五楼掏钥匙打开五零二室家门；紧随其后的四十一岁荀未来提着黑色行李箱刚走上楼梯拐角，突然听到对门五零一室（父母家）屋内传来了父亲赵东来震惊的吼声，荀未来脚步一顿，停在五零一室门外倾听。 五零一室门外的楼道里，听完全程的四十一岁荀未来缓缓垂下眼帘，想起2033年自己与舒图无休止的争吵，在心底发出一声沉重的叹息。 荀未来提着行李箱走进对门的五零二室。卧室里，六十六岁的赵了正在单人床边铺着格纹棉被，看到荀未来进来，没好气地指了指床铺，又走到茶几前拍下几张百（核心台词：荀未来（内心独白）：“果然，无论是爸妈，还是我和舒图，吵来吵去，吵到最后，其实都只是没钱闹的。” ／ 荀未来：“要不这样吧，你把保险箱的密码告诉我，以后啊，这钱就由我来管。” ／ 荀未来：“哎，现在是有危险，我留下来帮你，你真把我当成马仔了？——对了，我就问你，对于小雪那个丫头，你良心到底会不会痛？”）</w:t>
+            </w:r>
+          </w:p>
+        </w:tc>
+      </w:tr>
+      <w:tr>
+        <w:trPr>
+          <w:cantSplit/>
+        </w:trPr>
+        <w:tc>
+          <w:tcPr>
+            <w:tcW w:type="dxa" w:w="2376"/>
+            <w:vAlign w:val="center"/>
+            <w:tcMar>
+              <w:top w:w="105" w:type="dxa"/>
+              <w:bottom w:w="105" w:type="dxa"/>
+              <w:left w:w="145" w:type="dxa"/>
+              <w:right w:w="145" w:type="dxa"/>
+            </w:tcMar>
+          </w:tcPr>
+          <w:p>
+            <w:pPr>
+              <w:spacing w:before="40" w:after="40" w:line="341" w:lineRule="auto"/>
+              <w:jc w:val="center"/>
+            </w:pPr>
+            <w:r/>
+            <w:r>
+              <w:rPr>
+                <w:rFonts w:ascii="Times New Roman" w:hAnsi="Times New Roman" w:eastAsia="宋体"/>
+                <w:b/>
+                <w:color w:val="191919"/>
+                <w:sz w:val="19"/>
+              </w:rPr>
+              <w:t>EP19《仁》</w:t>
+            </w:r>
+          </w:p>
+        </w:tc>
+        <w:tc>
+          <w:tcPr>
+            <w:tcW w:type="dxa" w:w="7992"/>
+            <w:vAlign w:val="center"/>
+            <w:tcMar>
+              <w:top w:w="105" w:type="dxa"/>
+              <w:bottom w:w="105" w:type="dxa"/>
+              <w:left w:w="145" w:type="dxa"/>
+              <w:right w:w="145" w:type="dxa"/>
+            </w:tcMar>
+          </w:tcPr>
+          <w:p>
+            <w:pPr>
+              <w:spacing w:before="40" w:after="40" w:line="341" w:lineRule="auto"/>
+              <w:jc w:val="left"/>
+            </w:pPr>
+            <w:r/>
+            <w:r>
+              <w:rPr>
+                <w:rFonts w:ascii="Times New Roman" w:hAnsi="Times New Roman" w:eastAsia="宋体"/>
+                <w:b w:val="0"/>
+                <w:color w:val="191919"/>
+                <w:sz w:val="19"/>
+              </w:rPr>
+              <w:t>• 【19-1　内　长林八中微机室与502室赵了家 — 日/夜】同一时刻，五零二室赵了的家中，搬回来同住的四十一岁荀未来正坐在沙发上单手举着哑铃锻炼身体，嘴里大声数着“115、116、117……”。躺在单人床上吃零食的六十六岁赵了被吵得直皱眉，连忙抬手制止他。 荀未来放下哑铃转过头，满不在乎地回了一句：“你放心吧。”赵了靠在床头叹了口气。 荀未来刚重新拿起哑铃，门外走廊突然传来了敲门声！荀未来神色一紧，立刻轻手轻脚地走到防盗门边，透过猫眼往外观察——只见对门五零一室门口，父亲赵东来正敲门回家，母亲刘美奕开门迎他进屋（“来啦，上个厕所”、“哎呀，快快快”）。荀未来松了一口气，转过（核心台词：荀未来：“等小赵回来之后我再去买菜，以免正好撞上。” ／ 荀未来：“舒图将来做什么会计啊，这当吃播早就发财了！” ／ 荀未来：“我白天已经出去一圈打听余博士的消息了，她连邮箱都注销了，你心急也没有用啊。”）</w:t>
+              <w:br/>
+              <w:t>• 【19-3　内/外　501室餐厅与卧室·大巴车烧烤摊与十字路口 — 夜】饭后，赵左右回到自己卧室，拿起桌上的《三人行》创刊号走到窗前，望着窗外飘雪的夜色思念起退学的荀哥（内心独白：“荀哥，你到底去哪儿了？”）。突然，他低头瞥见楼下雪地里，一个头戴黑色棒球帽、身穿赵爷爷那件标志性红色羽绒服的身影，正从“黑E·6T534”路虎越野车旁走过！赵左右一怔，心里犯起了嘀咕。 十几分钟后，长林市街头一家由报废大客车改造而成的“大巴车烧烤”摊前，头戴黑棒球帽与墨镜、身穿赵了那件红色羽绒服的四十一岁荀未来走上前，冲着正在烤肉的老板点起了一长串宵夜。 老板应了声“好嘞您稍坐”，荀未来便掀开厚门帘走进大巴（核心台词：荀未来：“老板，你们家不能电话外送啊？行，羊肉串、牛肉筋、小腰、实蛋、烤肠、烤翅、土豆片、花菜，还有香菇，各来一串，营养均衡。打包啊！” ／ 荀未来：“左右！左右！左右！你没事吧？！” ／ 荀未来：“你别装了啊，矫情什么呢？你那个手就擦破了一点皮，一滴血都没流！”）</w:t>
+              <w:br/>
+              <w:t>• 【19-4　内　502室赵了家客厅·501室赵左右卧室与暑假生活蒙太奇 — 夜/日】半个小时后，五零二室赵了家的客厅茶几旁，十六岁的赵左右、四十一岁的荀未来与六十六岁的赵了——三个不同时代的“赵左右”第一次以邻居和朋友的名义围坐在一起吃着烤串！ 十六岁的赵左右一边吃串，一边不遗余力地向“赵爷爷”推销身旁的荀哥。 六十六岁的赵了看着一旁低头闷声吃肉串的荀未来，似笑非笑地端起老前辈的架子打官腔。 单纯的赵左右当了真，连忙凑到荀未来耳边用力推了推他的肩膀小声嘱咐：“听听、听听，赵爷爷还是很看重你的，你好好表现啊，知道不？”荀未来皮笑肉不笑地咬着后槽牙，对着赵了拱手说了一句。 防盗门刚一关上，六十六岁的赵（核心台词：赵左右：“赵爷爷，荀哥还是很厉害的，他不只会做生活助理！在生意上，荀哥肯定也能给您很多意想不到的好意见的。您知道吧，他做了一个《三人行》的杂志，在整个长林高中都是很火的！” ／ 赵了：“我知道，你跟小荀的关系很好，也是小荀让我不要告诉你这件事情的。他能力确实很强，但凡事不都得从基础做起啊，我还是要培养他的。” ／ 荀未来：“哼，谢谢赵先生，我一定会好好努力的。”）</w:t>
+              <w:br/>
+              <w:t>• 【19-5　内　502室赵了家客厅与501室赵东来餐厅 — 日/夜】2008年8月的一个盛夏午后，身穿花衬衫大裤衩的十六岁赵左右怀里抱着一个大西瓜，与同样一身清凉夏装的四十一岁荀未来推门走进五零二室（“当当——！”）。躺在床边摇着蒲扇的六十六岁赵了嫌弃地吐槽：“哎哟，我说你们俩穿的啥，土得掉渣！”赵左右笑嘻嘻地抱着大西瓜转身出门：“天太热了，穿这多凉快啊！我先回家，让我妈把西瓜冰镇切一下！” 等赵左右一走，荀未来关上门，拉过小板凳坐到赵了对面，神色郑重地竖起两根手指。 赵了摇着蒲扇指了指自己的胸口：“我心脏不太好，听好消息。”荀未来压低声音公布了苦苦追查三个月的成果。 赵了惊喜地猛（核心台词：荀未来：“一个好消息，一个坏消息。” ／ 荀未来：“好消息就是，经过我这几个月不懈的努力啊，终于海底捞针，打听到了余博士的消息！” ／ 荀未来：“坏消息就是，人家现在在鲁多维科群岛。甭管什么地方，反正咱俩是没有护照，国外哪儿都去不了。”）</w:t>
+              <w:br/>
+              <w:t>• 【19-6　内/外　501室赵左右卧室·徐图图卧室·五楼楼梯间与市二院急诊室 — 夜/日】次日清晨，五零一室与五零二室的防盗门同时拉开！十六岁的赵左右与四十一岁的荀未来各自拉着一只行李箱走出家门（荀未来调侃道：“早上好，这位同样幸运的现场观众”）。拄着手杖、穿戴整齐的六十六岁赵了也从五零二室走了出来，却忽然摸了摸头顶。 赵了转身走回五零二室。荀未来吐槽了一句“一把年纪了也不知道有什么好精致的”，便与赵左右一起拎着行李箱下楼坐进路虎车里等待。 然而在车里左等右等了十多分钟，赵了还是没下来。驾驶座上的荀未来看了看表，催促后排的赵左右：“这个点儿去火车站特别堵，再等下去咱就去不成了，赶紧上去叫他去！” 赵左右（核心台词：赵左右：“赵爷爷！赵爷爷！——荀哥！荀哥！” ／ 荀未来：“呼吸和心跳都没有了……都停止了！” ／ 荀未来：“赵爷爷！老赵！赵爷爷！老赵——！”）</w:t>
+              <w:br/>
+              <w:t>• 【19-7　内/外　501室客厅·市二院住院病房·日用品批发仓与502室暗室 — 日】知道父母刚下岗手头紧的荀未来急忙追进五零一室想要拦住赵左右，可赵左右已经冲着屋里的赵东来和刘美奕开了口！ 荀未来连忙拉住赵左右向刘美奕赔笑说“没事阿姨，我们有钱”。刚刚下岗、昨天还在为家里失去固定收入而发愁的赵东来面露难色，刚说了半句“咱们家现在的情况，在经济方面……”，旁边的刘美奕却二话不说，一把抓起沙发上的手提包就往门口走！ 市二院住院病房内，主治医生检查完病床上插着氧气管、双目紧闭的六十六岁赵了，神色凝重地向赵东来、刘美奕、荀未来和赵左右宣布了诊断结论。 蹲在病床边的四十一岁荀未来凝视着变成植物人的六十六岁自（核心台词：荀未来：“叔叔、阿姨，以前我是赵爷爷的生活助理，就把他接回家住去吧，以后就由我来照顾他。” ／ 荀未来：“其实赵爷爷之前跟我说过，当涌泉相报的人……应该是他。（内心独白）老赵，你说不出来的话，我替你和爸妈说了。”）</w:t>
+            </w:r>
+          </w:p>
+        </w:tc>
+      </w:tr>
+      <w:tr>
+        <w:trPr>
+          <w:cantSplit/>
+        </w:trPr>
+        <w:tc>
+          <w:tcPr>
+            <w:tcW w:type="dxa" w:w="2376"/>
+            <w:vAlign w:val="center"/>
+            <w:tcMar>
+              <w:top w:w="105" w:type="dxa"/>
+              <w:bottom w:w="105" w:type="dxa"/>
+              <w:left w:w="145" w:type="dxa"/>
+              <w:right w:w="145" w:type="dxa"/>
+            </w:tcMar>
+            <w:shd w:fill="F7FAFC"/>
+          </w:tcPr>
+          <w:p>
+            <w:pPr>
+              <w:spacing w:before="40" w:after="40" w:line="341" w:lineRule="auto"/>
+              <w:jc w:val="center"/>
+            </w:pPr>
+            <w:r/>
+            <w:r>
+              <w:rPr>
+                <w:rFonts w:ascii="Times New Roman" w:hAnsi="Times New Roman" w:eastAsia="宋体"/>
+                <w:b/>
+                <w:color w:val="191919"/>
+                <w:sz w:val="19"/>
+              </w:rPr>
+              <w:t>EP20《涉过夏天》</w:t>
+            </w:r>
+          </w:p>
+        </w:tc>
+        <w:tc>
+          <w:tcPr>
+            <w:tcW w:type="dxa" w:w="7992"/>
+            <w:vAlign w:val="center"/>
+            <w:tcMar>
+              <w:top w:w="105" w:type="dxa"/>
+              <w:bottom w:w="105" w:type="dxa"/>
+              <w:left w:w="145" w:type="dxa"/>
+              <w:right w:w="145" w:type="dxa"/>
+            </w:tcMar>
+            <w:shd w:fill="F7FAFC"/>
+          </w:tcPr>
+          <w:p>
+            <w:pPr>
+              <w:spacing w:before="40" w:after="40" w:line="341" w:lineRule="auto"/>
+              <w:jc w:val="left"/>
+            </w:pPr>
+            <w:r/>
+            <w:r>
+              <w:rPr>
+                <w:rFonts w:ascii="Times New Roman" w:hAnsi="Times New Roman" w:eastAsia="宋体"/>
+                <w:b w:val="0"/>
+                <w:color w:val="191919"/>
+                <w:sz w:val="19"/>
+              </w:rPr>
+              <w:t>• 【20-1　内　502室秘密暗室与2058年人生无限有限公司高总办公室 — 日/夜】五零二室昏暗的秘密暗室内，十六岁的赵左右瘫坐在地板上，右手死死扣着地面上那本《三人行》创刊号，双眼呆滞而惊恐地仰望着黑帘背后那整面记录着【左右（16岁）、荀（41岁·2035穿越·舒图之死！）、了（66岁·2033舒图去世·2058穿越阻止荀）】的三代命运时间线黑板！ 少年胸口剧烈起伏，大口大口地喘着粗气，颤抖着从地上站起身，一步步走到黑板前，伸出双手猛地按在那些触目惊心的粉笔字上，十七年来的世界观在这一刻彻底崩塌！（核心台词：赵左右（内心独白）：“设计好的……一切都是设计好的。我猜到了荀哥，但连赵爷爷，也是未来的我！”）</w:t>
+              <w:br/>
+              <w:t>• 【20-3　内/外　街边砂锅麻辣烫店·G54路公交车·2058办公区与荒村老宅 — 夜/日】刚才在五零二室亲眼目睹这个女人凭空消失、而回家后又发现荀哥和植物人赵爷爷已经连夜转移不知所踪的赵左右，不动声色地抬起头直视着小雪。 次日白天，2008年长林市远郊群山环抱的一座偏僻荒村内，“黑E·6T534”路虎越野车停在一栋破败的老瓦房院外。驾驶座上，四十一岁的荀未来冷着脸把两张百元钞票递给满腹牢骚的村民房东（房东抱怨三百块月租还被砍了一百，连钥匙都没有，让他自己挂把锁头）。 打发走房东后，荀未来吃力地背起昏迷不醒、插着鼻饲管的六十六岁赵了，穿过幽暗发霉的土坯走廊，小心翼翼地将老头儿安顿在里屋一张破旧的单人床上。（核心台词：赵左右（内心独白）：“荀哥，赵爷爷。虽然不知道你们来2008年对我做这些，到底是出于什么目的……但眼下，你们一定是为了躲她才走的吧。虽然很想去找你们问个明白，但我会先拖住她，守住我们的秘密！” ／ 荀未来：“小雪这次回来，八成是做足了准备，也不知道她会干出什么样的事情来。我想着……别把小赵扯进来就行了。这个破地方呀，你就凑合着住住吧。哎，你不是最怕热吗？你要是最怕热的话，你就赶紧给我起来，啊？听到没有啊？”）</w:t>
+              <w:br/>
+              <w:t>• 【20-4　内/外　501室客厅与卧室·东湖咖啡馆与长春电影院大厅 — 日/夜】正在看传单的咖啡店老板抬起头，毫不犹豫地拒绝了她，并用长辈的通透目光语重心长地点醒这位总是为别人牺牲自己的少女（画面同时闪回第11集大雪人旁41岁荀未来对徐图图说的那句：“二十多年前的我就跟你现在一模一样，什么事就只知道为他考虑”）！</w:t>
+              <w:br/>
+              <w:t>• 【20-5　内/外　501室客厅与厨房·荒村老屋·东湖咖啡馆与徐图图家 — 夜/日】伴随着深沉感伤的插曲《一路走》（“一路走，一边失去；一路走，一边证明……”），画面平行交叉剪辑十六岁赵左右与四十一岁荀未来在这个艰难夏天的双线挣扎：① 农贸菜市场里，曾经大手大脚的“荀老板”荀未来为了省一毛钱跟菜摊老板软磨硬泡（“四块四多不吉利啊，你就四块三吧！老板，你能把这条死鱼送给我吗？”）；而五零一室卧室里，赵左右翻开抽屉里《梦的解析》下藏着的记账本，一笔笔记下自己发传单的10元、20元收入与每天精打细算省下的买菜结余；② 酷暑难耐的荒村破屋里，荀未来满头大汗地搬来一台旧电风扇组装好给植物人赵了吹风，替他翻身（核心台词：荀未来：“我得为少年的理想负责，还要为老了的身体负责。老赵，你说我夹在中间有多难啊？我真的能放手做自己吗？……谁又能为我负责？” ／ 荀未来：“老赵，我知道你能听得到。你看，小赵现在把账号名改成了“八中姐妹花”，他这运营思路放在2008年是不是太时髦了呀？小赵现在这么有出息，和舒图的关系又这么好，你如果高兴的话，赶紧给我起来把保险箱打开，给他俩刷个火箭去啊！”）</w:t>
+              <w:br/>
+              <w:t>• 【20-7　内/外　501室客厅与卧室·荒村老屋·5元快餐店·旧物仓库与2058办公区 — 夜】然而画面瞬间切至阴冷破败的荒村老屋：四十一岁的荀未来正细致地替病床上昏迷不醒的六十六岁赵了整理衣领、扣好纽扣、掖紧被角，随后独自坐到孤灯下，撕开一个冰冷干硬的剩汉堡大口吞咽着，眼眶通红地望着病榻上的老人。 而此时躲在五零一室门外走廊偷听的2058年实习生林开颜（小雪），见苦等数月依然找不到老赵和荀未来，镜片后的眼中闪过一丝针对十六岁赵左右的歹毒念头！（核心台词：荀未来：“这冬天来临之前啊，你最好给我醒过来。棉衣棉裤的，我可真没有力气天天给你这么换，啊？（内心独白）一切，真的还会好起来吗？” ／ 赵左右：“嘘——赵爷爷最近生病了，我们别去打扰他。我觉得，荀哥和赵爷爷能做到的，我们也可以！”）</w:t>
+            </w:r>
+          </w:p>
+        </w:tc>
+      </w:tr>
+      <w:tr>
+        <w:trPr>
+          <w:cantSplit/>
+        </w:trPr>
+        <w:tc>
+          <w:tcPr>
+            <w:tcW w:type="dxa" w:w="2376"/>
+            <w:vAlign w:val="center"/>
+            <w:tcMar>
+              <w:top w:w="105" w:type="dxa"/>
+              <w:bottom w:w="105" w:type="dxa"/>
+              <w:left w:w="145" w:type="dxa"/>
+              <w:right w:w="145" w:type="dxa"/>
+            </w:tcMar>
+          </w:tcPr>
+          <w:p>
+            <w:pPr>
+              <w:spacing w:before="40" w:after="40" w:line="341" w:lineRule="auto"/>
+              <w:jc w:val="center"/>
+            </w:pPr>
+            <w:r/>
+            <w:r>
+              <w:rPr>
+                <w:rFonts w:ascii="Times New Roman" w:hAnsi="Times New Roman" w:eastAsia="宋体"/>
+                <w:b/>
+                <w:color w:val="191919"/>
+                <w:sz w:val="19"/>
+              </w:rPr>
+              <w:t>EP21《当雪落下》</w:t>
+            </w:r>
+          </w:p>
+        </w:tc>
+        <w:tc>
+          <w:tcPr>
+            <w:tcW w:type="dxa" w:w="7992"/>
+            <w:vAlign w:val="center"/>
+            <w:tcMar>
+              <w:top w:w="105" w:type="dxa"/>
+              <w:bottom w:w="105" w:type="dxa"/>
+              <w:left w:w="145" w:type="dxa"/>
+              <w:right w:w="145" w:type="dxa"/>
+            </w:tcMar>
+          </w:tcPr>
+          <w:p>
+            <w:pPr>
+              <w:spacing w:before="40" w:after="40" w:line="341" w:lineRule="auto"/>
+              <w:jc w:val="left"/>
+            </w:pPr>
+            <w:r/>
+            <w:r>
+              <w:rPr>
+                <w:rFonts w:ascii="Times New Roman" w:hAnsi="Times New Roman" w:eastAsia="宋体"/>
+                <w:b w:val="0"/>
+                <w:color w:val="191919"/>
+                <w:sz w:val="19"/>
+              </w:rPr>
+              <w:t>• 【21-1　内　2058年人生（无限）有限公司副总裁高尚办公室 — 日】片头龙标与“朝也 CHAO YE FILM”厂牌隐去。公元2058年，“人生（无限）有限公司”总部极简冷色调的副总裁办公室内，巨幅落地多屏显示器泛着幽冷蓝光。身穿黑色短袖衬衫、梳着半丸子头发髻、蓄着修剪整齐胡须的副总裁高尚（高总）端坐在流线型办公桌后；身穿黑色短袖衬衫配高腰深色牛仔裙、胸前挂着“小雪”工牌、戴着透明粗框眼镜的实习生林开颜（小雪）双手交叠，局促不安地低头站在办公桌前。 高尚冷冷地审视着眼前的下属，抬手摘下鼻梁上的细框眼镜，“啪”地一声扔在桌面上，语气凌厉如刀。（核心台词：林开颜（小雪）：“有个那个年代的人叫荀哥，他知道赵先生的身份，一直在帮他。”）</w:t>
+              <w:br/>
+              <w:t>• 【21-3　外/内　长林八中教学楼与高二（2）班教室·学校食堂 — 日】公元2008年9月，新学期开学。长林市第八中学宏伟的教学楼外墙上镌刻着“养德 修业 正己 树人”八个大字，楼前高高悬挂着“新学期 新气象”的红色横幅。阳光洒在喧闹的校园里，画面浮现本集片名花字：第 21 集 当雪落下。 升入高二（2）班的教室内一片欢腾，同学们背着书包兴奋地对照黑板上的座位表寻找新座位。烫着卷发的罗爱文一屁股坐到靠窗最后一排，高举双手欢呼雀跃。（核心台词：戴娟：“小雪和荀未来一样，都是转校来的，就是比那小子内向得多。大家呢，多带她在学校转转，尽快熟悉熟悉新环境。你到那边坐去吧。”）</w:t>
+              <w:br/>
+              <w:t>• 【21-7　外/内　冬日长林八中覆雪操场·荒村破屋·返城SUV车内与502室安全屋 — 日】屋外积雪的胡同里，留着胡茬、身穿军绿色毛领棉大衣的四十一岁荀未来戴着皮手套，手里拎着一塑料袋干苞米（玉米），深一脚浅一脚地推开院门走进破屋。然而当他掀开门帘踏进里屋的刹那，整个人如遭雷击般僵在原地——只见原本卧床不起的六十六岁赵了已经拔掉了鼻饲管，披着深色中式棉袄背对门口坐在床沿，正静静地望着格栅窗外的冬雪！ 荀未来握着塑料袋的手剧烈颤抖起来，眼眶瞬间通红。赵了缓缓转过头，像无数个寻常日子一样温和地问他。 四十一岁的荀未来喉头哽咽，眼泪在眼眶里打转，慌忙举起手里的玉米袋子，声音发颤地转身想去生火。 赵了伸出苍老温热（核心台词：荀未来：“没……没有。我现在……就去蒸。” ／ 荀未来：“你知道这几个月我是怎么过的吗，啊？天天就吃玉米了，玉米须子都舍不得扔。感觉现在连放个屁都是玉米味的。加不起油车都不敢开，这年月连网约车都没得跑，天天就照顾你了。哎对了，你什么时候得的痔疮啊？” ／ 荀未来：“六个零啊？！”）</w:t>
+              <w:br/>
+              <w:t>• 【21-8　外/内　八中红砖教学楼前雪地·第八中学电车站与54路有轨电车·大巴车烧烤摊 — 日/夜】夜幕降临，风雪交加。十六岁的赵左右背着黑色双肩包，在“第八中学站”登上了叮当驶来的54路有轨电车。车厢广播响起：“下车的乘客请准备，第八中学站到了……”赵左右坐到木制车厢座椅上，从兜里掏出诺基亚滑盖手机，翻到通讯录里【荀未来】的名字按下拨通键。 电话那头立刻传来了四十一岁荀未来熟悉而温暖的声音——与此同时，镜头一转，身穿红毛衣配军绿夹克的荀未来与头戴黑棒球帽、身穿米白羽绒服的六十六岁赵了，竟然真的就坐在电车车厢的前排座位上！ 十六岁的赵左右握着手机眼眶一热，脱口答道：“没吃。”随即少年猛地站起身，张开双臂飞奔上前，（核心台词：赵左右：“喂，荀哥。” ／ 荀未来：“喂。你吃了吗？” ／ 赵左右：“荀哥，赵爷爷！我好想你们啊！”）</w:t>
+              <w:br/>
+              <w:t>• 【21-9　内　学校杂物间门前·502室卧室·地下旧物仓库黄色电话亭与2058高尚办公室 — 日】十几分钟后，赵左右领着忐忑不安的小雪走上老居民楼五楼，掏出钥匙打开五零二室大门走进卧室。只见六十六岁的赵了鼻孔插着吸氧管、双目紧闭地“昏迷”在床上；身穿深墨绿色拉链毛衣的四十一岁荀未来守在床边，一见小雪进门便猛地站起身怒目而视！ 荀未来冷哼一声，故意下逐客令试探她的底牌。 荀未来挑了挑眉，继续故作怀疑地逼问她。 小雪连连点头：“好，好好，您慢慢处理就行。”赵了却一秒钟都等不了了，立刻转头向四十一岁的荀未来和十六岁的赵左右下达分家产指令！ 2058年副总裁办公室内，高尚低头看着桌面上一个刚刚从机密柜里翻出来的纯黑色档（核心台词：赵左右：“不都是你干的好事。引发了赵爷爷的心脏病并发症，后来问题越来越严重了，有一天突然就倒下了。这几个月，荀哥带着赵爷爷四处求医，都失败了。” ／ 荀未来：“恶毒女人，现在满意了吧？” ／ 荀未来：“每次只会说对不起。不过现在说什么都晚了，你的目的达到了。以后我跟小赵就在这里生活了，不会再去找余博士了，你可以回去了。”）</w:t>
+            </w:r>
+          </w:p>
+        </w:tc>
+      </w:tr>
+      <w:tr>
+        <w:trPr>
+          <w:cantSplit/>
+        </w:trPr>
+        <w:tc>
+          <w:tcPr>
+            <w:tcW w:type="dxa" w:w="2376"/>
+            <w:vAlign w:val="center"/>
+            <w:tcMar>
+              <w:top w:w="105" w:type="dxa"/>
+              <w:bottom w:w="105" w:type="dxa"/>
+              <w:left w:w="145" w:type="dxa"/>
+              <w:right w:w="145" w:type="dxa"/>
+            </w:tcMar>
+            <w:shd w:fill="F7FAFC"/>
+          </w:tcPr>
+          <w:p>
+            <w:pPr>
+              <w:spacing w:before="40" w:after="40" w:line="341" w:lineRule="auto"/>
+              <w:jc w:val="center"/>
+            </w:pPr>
+            <w:r/>
+            <w:r>
+              <w:rPr>
+                <w:rFonts w:ascii="Times New Roman" w:hAnsi="Times New Roman" w:eastAsia="宋体"/>
+                <w:b/>
+                <w:color w:val="191919"/>
+                <w:sz w:val="19"/>
+              </w:rPr>
+              <w:t>EP22《背对背，肩并肩》</w:t>
+            </w:r>
+          </w:p>
+        </w:tc>
+        <w:tc>
+          <w:tcPr>
+            <w:tcW w:type="dxa" w:w="7992"/>
+            <w:vAlign w:val="center"/>
+            <w:tcMar>
+              <w:top w:w="105" w:type="dxa"/>
+              <w:bottom w:w="105" w:type="dxa"/>
+              <w:left w:w="145" w:type="dxa"/>
+              <w:right w:w="145" w:type="dxa"/>
+            </w:tcMar>
+            <w:shd w:fill="F7FAFC"/>
+          </w:tcPr>
+          <w:p>
+            <w:pPr>
+              <w:spacing w:before="40" w:after="40" w:line="341" w:lineRule="auto"/>
+              <w:jc w:val="left"/>
+            </w:pPr>
+            <w:r/>
+            <w:r>
+              <w:rPr>
+                <w:rFonts w:ascii="Times New Roman" w:hAnsi="Times New Roman" w:eastAsia="宋体"/>
+                <w:b w:val="0"/>
+                <w:color w:val="191919"/>
+                <w:sz w:val="19"/>
+              </w:rPr>
+              <w:t>• 【22-1　内/外　502室安全屋客厅·五楼邻里走廊与行驶的路虎越野车内 — 日】片头龙标与“朝也 CHAO YE FILM”厂牌隐去。公元2008年冬日，五零二室客厅内，头戴“EPOWER PRESENTS”黑色棒球帽、身穿黑色皮夹克配白衬衫黑领带的六十六岁赵了，正与身穿黑色正装大衣、手持合同文件夹的易房宝房产中介办理退租手续；身穿黑白格纹夹克内搭黑色高领毛衣的四十一岁荀未来站在一旁。 赵了客气地应了声“谢谢”，一旁的荀未来看着空荡下来的屋子，有些恍惚地叹了一句。 老居民楼五楼水泥走廊里，五零一室门口贴着“创业年年好”的春联。身穿深蓝色开衫的刘美奕、身穿浅灰绞花毛衣的赵东来与身穿黑色针织开衫内（核心台词：荀未来：“怎么这么突然呢？真要退租啊？” ／ 刘美奕：“哎你等会儿，赵先生这么好的人……你看。哎，赵先生！小荀？你怎么也在赵先生家里啊？” ／ 荀未来：“我退学之后，我就一直在跟赵先生学着做生意呢。”）</w:t>
+              <w:br/>
+              <w:t>• 【22-3　内/外　路虎车内·岁月路与24小时自助银行外·雪地废墟与502室客厅 — 日】荀未来握着方向盘，思绪瞬间回到了原本时空里2008年的今天—— 荀未来平静地讲述了当年那面见义勇为锦旗的来历。 荀未来一脚油门调转车头，路虎越野车疾驰赶到岁月路“24小时自助银行”门外停下。只见那名身穿浅粉色羽绒服、挎着紫色布包的妇女刚刚走出银行大门；后排的赵左右眼尖，一眼发现了躲在右侧一辆红色捷达轿车后面鬼鬼祟祟戴黑头套的劫匪！ 就在蒙面劫匪准备冲向妇女的刹那，十六岁的赵左右、四十一岁的荀未来与六十六岁的赵了同时下车，三代同体如三座铁塔般并肩挡在妇女与劫匪之间，六道凌厉的目光直刺劫匪！劫匪被这阵仗吓得浑身一哆嗦，（核心台词：荀未来：“那天下了电车之后，我就直接奔向了罗爱文家里的制造厂，结果我在路上看到——” ／ 荀未来：“后来警察就找到了我。他们说，他们在监控里看到我和歹徒搏斗，因此很快就抓住了那个歹徒，追回了赃款。那个阿姨送的锦旗，妈妈一直挂在家里头。” ／ 荀未来：“让他把面罩摘下来，让监控看看他的盛世美颜，看看他……还敢不敢再来。”）</w:t>
+              <w:br/>
+              <w:t>• 【22-4　内　2008地下旧物仓库电话亭与2058年人生无限有限公司办公区及高总办公室 — 日】老年余博士点了点头，揭开了自己当年在2008年突然人间蒸发、令荀未来和赵了苦寻无果的真正原因——原来竟是小雪自己一手造成的因果闭环！ 老年余博士握着触控笔，坦诚地剖析了自己当年在2033年明知荀未来违规改命却替他隐瞒的自私心理。（核心台词：高尚：“公司已经被要求停业整顿了。原来时空管理局一直都在调查当年那份被我藏起来的档案的下落。我们和余博士隐瞒实验者009号——也就是化名荀未来的赵左右，改变时空进程一事，终究还是被发现了。” ／ 林开颜（小雪）：“一切已经被改变了。您记得我，所以您也记得荀哥和赵爷爷？” ／ 老年余博士：“记得。那时候你告诉我他们是来害我的，我就逃到岛上住了好多年。直到回来，和合伙人开了人生有限公司，看到荀未来也来参加实验的时候，我才知道是你骗了我。他和赵了都是未来的人，原来还真是想让我投资拍）</w:t>
+              <w:br/>
+              <w:t>• 【22-5　内　2008高二（2）班夕阳教室·502室客厅与楼道·2058高尚办公室 — 日】王一漫望着窗外的夕阳，想起了半年前同样不告而别的转校生荀未来，轻声感叹。 离开学校后，小雪来到五零二室。搬家工人正把最后的纸箱搬出门，手里各捧着一杯珍珠奶茶的六十六岁赵了与四十一岁荀未来走进客厅。小雪走上前向赵了汇报行程。 一旁的荀未来吸了口奶茶，随口接了一句：“送完你啊，我也该走了……我是说回北京。”小雪点了点头答应准时在仓库电话亭等候，赵了又指了指街机旁的电子保险柜。 小雪微笑着回答：“当然，后续服务我们都会做好的。”道别（“晚上见”）后，小雪转身走出五零二室带上了房门。然而她刚走到门外楼道拐角，屋里荀未来与赵（核心台词：荀未来（画外音）：“总归这一切结果都是好的。你那天听到舒图还活着的时候，是不是心脏的这些老毛病都好了？” ／ 荀未来（画外音）：“行了，你就别逞强了。现在唯一能保护徐图图的，只有小赵。你这一把老骨头了，你就回去和舒图好好地过清闲日子就行了。” ／ 老年余博士（2058）：“时空修正，虽然不会改变荀未来和赵了他们已经做过的事，但是会自然地把一切的因掰回到原本的果。最终波动会无限地趋向于和原有的备份一致。”）</w:t>
+              <w:br/>
+              <w:t>• 【22-6　外/内　雪夜居民楼下·501室厨房与餐厅团圆饺子宴·雪路送别与有轨电车站台 — 夜】2008年冬夜，老居民楼单元门外白雪皑皑，暖黄的路灯光晕下，四十一岁的荀未来与六十六岁的赵了并肩等候。十六岁的赵左右背着书包欢快地跑来与两人汇合。 赵左右拍着胸脯回答：“收拾完了！你俩收拾完了？”荀未来随口答道：“对，晚上十点钟你赵爷爷就走了。”赵了一听这话不吉利，吹胡子瞪眼地抗议起来。 荀未来坏笑着顶嘴：“怎么了？你就说是或不是，你晚上十点钟走？”看着四十岁和六十岁的自己又在拌嘴，十六岁的赵左右无奈地摊开双手劝架。 荀未来扑哧一笑，感叹道：“也是。我们这种情况啊，也算是千载难逢了吧。”赵左右满眼不舍地看着两个未来（核心台词：荀未来：“呃，还不太确定吧。我2033年那边还没那么方便。倒是你赵爷爷，跟下楼似的。” ／ 赵了：“小荀啊，你包的什么饺子啊，一下锅全散了！” ／ 荀未来：“这怎么了，我还拿线给你缝上啊？”）</w:t>
+              <w:br/>
+              <w:t>• 【22-7　内　地下旧物仓库公用电话亭前与仓库深处通道 — 夜】六十六岁的赵了停下脚步，转过身温和地向十六岁的赵左右和四十一岁的荀未来挥手道别。 电话亭外的荀未来与赵左右同时脸色剧变，冲上前追问：“你说什么？！”赵了握着听筒的手剧烈一颤，难以置信地看向小雪。 四十一岁的荀未来眼神一凛，瞬间听出了弦外之音。 荀未来拳头紧握，咬牙切齿地低吼：“时空管理局……”而电话亭内的六十六岁赵了看着眼前荷枪实弹的黑衣保镖，又看了看身旁的四十一岁荀未来和十六岁赵左右，眼底闪过一丝决绝——为了掩护两个年轻的自己逃出生天、保住徐图图的性命，老人假意低下头妥协： 然而就在高尚远程启动电话亭传送、刺目的（核心台词：荀未来：“所以你早就知道，我也是赵左右。” ／ 高尚：“别惊讶。赵先生是我们的客人，既然他已经同意回去，走电话亭，不过是一般流程。这里没有外人，也没有监控，事出紧急，我们就破例启用紧急召回程序。今晚最主要的，还是把你引过来。荀未来——不，我应该叫你，赵左右。跟我们走一趟吧。” ／ 荀未来：“别怕，我们一起冲出去！”）</w:t>
+            </w:r>
+          </w:p>
+        </w:tc>
+      </w:tr>
+      <w:tr>
+        <w:trPr>
+          <w:cantSplit/>
+        </w:trPr>
+        <w:tc>
+          <w:tcPr>
+            <w:tcW w:type="dxa" w:w="2376"/>
+            <w:vAlign w:val="center"/>
+            <w:tcMar>
+              <w:top w:w="105" w:type="dxa"/>
+              <w:bottom w:w="105" w:type="dxa"/>
+              <w:left w:w="145" w:type="dxa"/>
+              <w:right w:w="145" w:type="dxa"/>
+            </w:tcMar>
+          </w:tcPr>
+          <w:p>
+            <w:pPr>
+              <w:spacing w:before="40" w:after="40" w:line="341" w:lineRule="auto"/>
+              <w:jc w:val="center"/>
+            </w:pPr>
+            <w:r/>
+            <w:r>
+              <w:rPr>
+                <w:rFonts w:ascii="Times New Roman" w:hAnsi="Times New Roman" w:eastAsia="宋体"/>
+                <w:b/>
+                <w:color w:val="191919"/>
+                <w:sz w:val="19"/>
+              </w:rPr>
+              <w:t>EP23《不可战胜的敌人》</w:t>
+            </w:r>
+          </w:p>
+        </w:tc>
+        <w:tc>
+          <w:tcPr>
+            <w:tcW w:type="dxa" w:w="7992"/>
+            <w:vAlign w:val="center"/>
+            <w:tcMar>
+              <w:top w:w="105" w:type="dxa"/>
+              <w:bottom w:w="105" w:type="dxa"/>
+              <w:left w:w="145" w:type="dxa"/>
+              <w:right w:w="145" w:type="dxa"/>
+            </w:tcMar>
+          </w:tcPr>
+          <w:p>
+            <w:pPr>
+              <w:spacing w:before="40" w:after="40" w:line="341" w:lineRule="auto"/>
+              <w:jc w:val="left"/>
+            </w:pPr>
+            <w:r/>
+            <w:r>
+              <w:rPr>
+                <w:rFonts w:ascii="Times New Roman" w:hAnsi="Times New Roman" w:eastAsia="宋体"/>
+                <w:b w:val="0"/>
+                <w:color w:val="191919"/>
+                <w:sz w:val="19"/>
+              </w:rPr>
+              <w:t>• 【23-1　内/外　地下旧物仓库通道与冬夜雪林三角形铁架棚 — 夜】片头龙标与“朝也 CHAO YE FILM”厂牌隐去。承接上集片尾，2008年冬夜昏暗的地下旧物仓库通道内，数名身穿黑色冲锋衣的2058年安保人员从前后两侧猛扑上来，围攻背靠背站立的四十一岁荀未来与十六岁赵左右！站在后方督战的2058年副总裁高尚（高总）抬手叮嘱手下： 混乱搏斗中，十六岁的赵左右眼疾手快地从废旧家具堆上抄起一根长木条，奋力横扫逼退眼前的黑衣保镖，朝着身旁的荀未来大喊： 同一秒，小雪（林开颜）从侧面冲上来撞开一名保镖，拉着荀未来和赵左右冲出卷帘门与透明塑料门帘（“快跑！”），三人一路狂奔逃进积雪覆盖的（核心台词：赵左右：“快跑啊，荀哥！” ／ 林开颜（小雪）：“我是公司员工，领导马上能把我强制召回，我长话短说。荀未来，余博士启动了信号屏蔽，你没办法在大雪地用巧克力饼干棒回2033年了。他们怕你回去大闹，影响时空旅行技术的研究。等他们把你和赵了都抓回2058年之后，就会马上启动时空修正程序。只要是未来的人，都会被这个时代的人忘记，之后一切的因也会被自然地掰回原本的果。你变回原来那副熊样也就算了，最关键的是舒图，也就是徐图图，就会在原本的节点遭遇意外死去。所以接下来，你们必须——” ／ ）</w:t>
+              <w:br/>
+              <w:t>• 【23-3　外/内　远郊荒村破瓦房小院与室内 — 夜】挂断电话后，赵左右跟着荀未来穿过狭长昏暗的砖墙走廊，走进那间糊满旧报纸与老挂历的破旧瓦房。赵左右环顾着家徒四壁的房间，咂舌感叹。 荀未来摘下围巾坐到床沿上，神色疲惫地解释。 赵左右看着冰冷的土炕和破旧的煤炉，满眼心疼地坐到荀未来身旁。 荀未来摇了摇头，清醒地指出眼前的绝境。 荀未来苦笑着叹了口气，反问少年。 荀未来点了点头，点破了余博士与时空管理局绝不可能放过他的原因。 荀未来站起身走到门边拉开一罐啤酒喝了一口。赵左右慌忙跟过去，声音发颤地问出了自己最恐惧的问题。 荀未来沉默片刻，低声答道：“不知道，也许吧。”赵左（核心台词：荀未来：“这是之前，我为了照顾老赵租的房子。现在房子还没有到期呢，躲在这里应该没有人看得到。” ／ 荀未来：“这次的敌人不是小雪，熬是没有用的。以他们公司的人手和手段，很快就会发现这里。” ／ 赵左右：“荀哥，我把攒下来的所有钱都给你当盘缠，你赶紧找个兼职，然后全国各地到处跑，这样他们就找不到你了。”）</w:t>
+              <w:br/>
+              <w:t>• 【23-4　内　八中后街砂锅麻辣烫店与地下旧物仓库电话亭外 — 日】次日白天，八中后街那家熟悉的砂锅麻辣烫小店里热气氤氲。身穿黑色毛呢大衣、系着草绿色围巾的四十一岁荀未来掀开塑料防风门帘走了进来。系着蓝色围裙的舒老板热情地迎上前递上菜单：“一位哈？随便坐，随便坐，看看吃点什么。” 荀未来在靠窗的木桌旁坐下，指着菜单点了自己和舒图最爱吃的食物。 荀未来毫不犹豫地加钱（“我多加一份的钱，多加藕”），舒老板乐呵呵地应下，一拍脑门想起了第七集里穿越而来的2033年成年舒图！ 听到“几个月前有个美女来要多加藕片”和“年底回磁州开店”，荀未来心脏猛地一颤，瞬间明白妻子舒图当年在第七集里给他讲的（核心台词：荀未来：“这个，直接上三盘，别放土豆，多加藕。” ／ 荀未来：“舒图，谁说以后吃不上了。等我回去，我就带你去磁州找舒老板，咱接着吃。” ／ 荀未来：“这不没跑吗。”）</w:t>
+              <w:br/>
+              <w:t>• 【23-5　内　2058人生无限公司走廊·高尚办公室·2008旧物仓库与2058控制室及通风管 — 日】公元2058年，“人生（无限）有限公司”五楼科技感十足的纯白走廊内，墙面导览牌清晰标示着：【`5F 供电站 能源管理中心`】。高尚带着黑衣保镖押送四十一岁的荀未来走过办公区，迎面正巧遇上抱着离职纸箱、被公司开除的小雪（林开颜）！ 荀未来眼珠一转，在擦肩而过的瞬间故意停下脚步，指着小雪的鼻子破口大骂，将“三十分钟”的暗号精准夹带在辱骂声中！ 高尚不耐烦地推了荀未来一把：“走了。”抱着纸箱留在原地的小雪先是一愣，随即双眸骤亮，瞬间领悟了荀未来的暗号！ 老年余博士冷峻地坐在沙发上回应：“你不要试图偷换我的概念，我很清楚自（核心台词：荀未来：“活该丢工作，什么忙都帮不上，猪队友！老子最多给你打三十分！” ／ 荀未来：“平时都是你沉得住气，这回我看我比你看得开。” ／ 荀未来：“她的命跟我有什么关系啊？我本来就是要跟她离婚的。也就是你在乎吧。电车难题，两害取轻。时间秩序和一个人的寿命长短，你自己想想哪个更大？牺牲小我，完成大我。老赵，这次咱们的事情啊，要被光荣地写入史册了。”）</w:t>
+              <w:br/>
+              <w:t>• 【23-6　外/内　2008林海雪原电话亭·老居民楼道与501室·高二（2）班教室与微机室·杂志社火灾废墟与雪夜串串香餐车 — 日/夜】坐在沙发上的赵左右试探着抬起头，故意提起了“荀哥”的名字。 赵左右的心彻底沉到了谷底（内心独白：“爸也忘了荀哥。记忆可以消失，可痕迹它要怎么抹去？”）。他猛地从沙发上跳起来冲回自己卧室，发疯似的在书架和电脑桌抽屉里翻找起来！刘美奕掀开门帘站在门口问：“找啥呢？” 次日白天，长林八中高二（2）班教室后排。身穿校服的赵左右焦急地把徐图图、王一漫和罗爱文围在一起，向他们求证《三人行》杂志与荀未来的存在。 赵左右抓着罗爱文的肩膀，近乎崩溃地喊出那个名字：“荀未来！荀哥！你们对这个名字就没一点点印象吗？”王一漫疑惑地眨了眨眼（核心台词：赵左右：“也不完全算自学成才，很多商业思维啊，都是荀哥教我的。” ／ 赵东来：“荀哥？谁是荀哥？” ／ 王一漫：“荀未来？这个名字倒是蛮有意思的，你是在写我们班的小说吗？”）</w:t>
+            </w:r>
+          </w:p>
+        </w:tc>
+      </w:tr>
+      <w:tr>
+        <w:trPr>
+          <w:cantSplit/>
+        </w:trPr>
+        <w:tc>
+          <w:tcPr>
+            <w:tcW w:type="dxa" w:w="2376"/>
+            <w:vAlign w:val="center"/>
+            <w:tcMar>
+              <w:top w:w="105" w:type="dxa"/>
+              <w:bottom w:w="105" w:type="dxa"/>
+              <w:left w:w="145" w:type="dxa"/>
+              <w:right w:w="145" w:type="dxa"/>
+            </w:tcMar>
+            <w:shd w:fill="F7FAFC"/>
+          </w:tcPr>
+          <w:p>
+            <w:pPr>
+              <w:spacing w:before="40" w:after="40" w:line="341" w:lineRule="auto"/>
+              <w:jc w:val="left"/>
+            </w:pPr>
+            <w:r/>
+            <w:r>
+              <w:rPr>
+                <w:rFonts w:ascii="Times New Roman" w:hAnsi="Times New Roman" w:eastAsia="宋体"/>
+                <w:b/>
+                <w:color w:val="191919"/>
+                <w:sz w:val="19"/>
+              </w:rPr>
+              <w:t>EP24《独自面对》（大结局）</w:t>
+            </w:r>
+          </w:p>
+        </w:tc>
+        <w:tc>
+          <w:tcPr>
+            <w:tcW w:type="dxa" w:w="7992"/>
+            <w:vAlign w:val="center"/>
+            <w:tcMar>
+              <w:top w:w="105" w:type="dxa"/>
+              <w:bottom w:w="105" w:type="dxa"/>
+              <w:left w:w="145" w:type="dxa"/>
+              <w:right w:w="145" w:type="dxa"/>
+            </w:tcMar>
+            <w:shd w:fill="F7FAFC"/>
+          </w:tcPr>
+          <w:p>
+            <w:pPr>
+              <w:spacing w:before="40" w:after="40" w:line="341" w:lineRule="auto"/>
+              <w:jc w:val="left"/>
+            </w:pPr>
+            <w:r/>
+            <w:r>
+              <w:rPr>
+                <w:rFonts w:ascii="Times New Roman" w:hAnsi="Times New Roman" w:eastAsia="宋体"/>
+                <w:b w:val="0"/>
+                <w:color w:val="191919"/>
+                <w:sz w:val="19"/>
+              </w:rPr>
+              <w:t>• 【24-2　外/内　片头曲《三人行》（OP）与大结局集名呈现 — 日/夜】片头音乐响起，四十一岁的荀未来猛然睁开双眼，与十六岁的赵左右、六十六岁的赵了并肩立于漫天风雪的黑夜之中，猜拳出拳的定格画面与《三人行 THE TRIPLE ECHO OF TIME》主片名交相辉映。随后镜头切回长林八中校园，浮现大结局集名花字：第 24 集 独自面对。</w:t>
+              <w:br/>
+              <w:t>• 【24-3　内/外　长林八中高三教学楼走廊与冬日飘雪连廊（2009秋—2009冬） — 日】赵左右看着学会了体谅父母却又暗藏遗憾的王一漫，脱口说出了四十一岁荀未来当年教给她们的话。 赵左右心头一酸，脸上却绽开温暖的笑容，替被遗忘的荀哥给出了回答。 赵左右笑着从兜里掏出那支第一集里王一漫借给荀未来、后来一直留在他这里的红金相间英雄钢笔，递还到王一漫手中。</w:t>
+              <w:br/>
+              <w:t>• 【24-4　内　长林八中广播站·教导主任戴娟办公室与501室赵左右卧室 — 日】赵左右自信满满地摇了摇头，脱口蹦出了四十一岁荀未来的口头禅。</w:t>
+              <w:br/>
+              <w:t>• 【24-5　内　2010年北京华彩艺术学院专业面试考场与501室卧室（2010初春） — 日】刹那间，考场周围的声音仿佛退潮般远去！意识流特写镜头下，十八岁的少年赵左右、四十一岁的中年荀未来与六十六岁的老年赵了三个年龄段的面孔在同一个棒球帽下疯狂交织闪现！他脑海里塞满了荀未来灌输的“流量变现、商业思维”与自己想要“赶快赚大钱买四环大房子改命”的功利执念，三种声音在脑中激烈冲撞，令他额头冷汗直冒，鬼使神差地脱口吼出了一句大实话： 赵东来一拍大腿：“那行，咱们就找找哪个北京大学的传播专业最好，咱们把目标明确下来！”父母走出房间后，赵左右望着窗外阴云密布的天空，用荀哥的话给自己打气：“没事，荀哥说都是一阵阵的。过</w:t>
+              <w:br/>
+              <w:t>• 【24-8　内/外　501室卧室查录取结果·行驶的公交车内与北京云都大学校园（2010秋—2012） — 日/夜】赵东来还在乐呵呵地劝他：“计算机专业前景非常广阔！”赵左右却死死盯着屏幕上“计算机应用”五个字，浑身血液仿佛瞬间冻结——他清清楚楚地记得，四十一岁的荀未来原本的人生轨迹，就是在北京读的计算机专业！（核心台词：赵左右（内心独白）：“荀哥说过，我本来的专业就是计算机。怎么回事……怎么回事啊？时间修正……一定是时间修正……一定是时间修正！” ／ 赵左右（内心独白）：“时间……荀哥……赵爷爷……我怎么才能对抗得了时间……做不到的……做不到的……”）</w:t>
+              <w:br/>
+              <w:t>• 【24-9　外/内　北京云都大学台阶·2012冬雪夜林间木栈道与501室客厅（2012冬） — 日/夜】白天，身穿黑色羽绒服的青年赵左右拎着打包的快餐盒走下大学教学楼台阶，迎面一名匆忙跑上楼的男生不慎将他手中的快餐撞翻在地，汤饭洒了一地。男生匆匆说了句“不好意思”便跑远了，赵左右低头麻木地看着雪地上的狼藉，心底一片死灰。 画面浮现时间字标：2012 冬。夜晚，白雪覆盖的公园林间木栈道上路灯幽暗。已经二十岁、读大三的赵左右身穿深色连帽毛呢大衣，手里拎着一个啤酒瓶，步履踉跄地走在枯木林道中。四年来的压抑、孤独与眼睁睁看着一切滑向原轨的绝望在这一刻彻底决堤，他弯下腰痛苦地干呕低吼：（核心台词：赵左右：“注定好的……一切都是注定好的……荀哥，赵爷爷，我怎么才能战胜时间？我做不到……四年了，我好想你们……”）</w:t>
+              <w:br/>
+              <w:t>• 【24-10　外/内　长林八中覆雪操场与2058年老年余博士实验室（跨时空交叉） — 日】赵左右浑身剧震，猛地转过身去——只见阳光下的操场看台铁栏杆旁，身穿一袭黑色长款毛呢大衣、内搭黑色高领毛衣的四十一岁荀未来，正双手插兜、微笑着静静注视着他！ 青年赵左右不敢相信自己的眼睛，下意识地用力握紧拳头又松开，确认这不是幻觉。看台上的荀未来挑了挑眉，笑着吐出了那句久违的口头禅： 一瞬间，四年来的孤独与委屈化作夺眶而出的热泪！青年赵左右发疯似的飞奔冲上看台阶梯，一把死死抱住了四十一岁的荀未来！荀未来也张开双臂紧紧回抱住年轻的自己，温柔地轻拍着他的后背。 荀未来眼圈泛红，嘴上却故作洒脱地笑着打趣。 两人松开拥抱面对（核心台词：荀未来（画外音）：“哎。” ／ 荀未来：“逊毙了啊。” ／ 赵左右：“荀哥！我终于等到你回来了！”）</w:t>
+            </w:r>
+          </w:p>
+        </w:tc>
+      </w:tr>
+    </w:tbl>
     <w:p>
       <w:pPr>
         <w:spacing w:before="240" w:after="80" w:line="384" w:lineRule="auto"/>
@@ -2242,6 +4296,12 @@
         <w:jc w:val="left"/>
       </w:pPr>
       <w:r>
+        <w:rPr>
+          <w:rFonts w:ascii="Times New Roman" w:hAnsi="Times New Roman" w:eastAsia="宋体"/>
+          <w:b w:val="0"/>
+          <w:color w:val="141414"/>
+          <w:sz w:val="21"/>
+        </w:rPr>
         <w:t>• “你选的未来，问过我想要吗？”（EP12第12-8场／EP13第13-3场，荀未来在搬离三条鱼漫画屋前于2008年3月9日老黄历纸上用红笔亲手写下的痛切自省，后被16岁赵左右在漫画屋门外捡起读出）</w:t>
       </w:r>
     </w:p>
@@ -2296,6 +4356,12 @@
         <w:jc w:val="left"/>
       </w:pPr>
       <w:r>
+        <w:rPr>
+          <w:rFonts w:ascii="Times New Roman" w:hAnsi="Times New Roman" w:eastAsia="宋体"/>
+          <w:b w:val="0"/>
+          <w:color w:val="141414"/>
+          <w:sz w:val="21"/>
+        </w:rPr>
         <w:t>• “那你就别照镜子。躲过修正，记住我们，记住我们给你带来的关于未来的一切。只要你记得，我们就永远在你身边。”（EP23第23-3场，荒村破屋与16岁小赵诀别时的嘱托）</w:t>
       </w:r>
     </w:p>

--- a/01_《三人行》全24集全流程标杆成品库/05_核心人物一人一档/人物02_荀未来（2033—2035成年赵左右 ＆ 2008高一转校生态）.docx
+++ b/01_《三人行》全24集全流程标杆成品库/05_核心人物一人一档/人物02_荀未来（2033—2035成年赵左右 ＆ 2008高一转校生态）.docx
@@ -427,7 +427,7 @@
                 <w:color w:val="191919"/>
                 <w:sz w:val="19"/>
               </w:rPr>
-              <w:t>2033年长林旧居 ➔ 2008年长林市春林路「三条鱼漫画屋」后方木板隔断内间（EP01–EP12） ➔ 502室神秘老人安全屋（EP12–EP19） ➔ 长林远郊荒村土炕破瓦房（EP20–EP23） ➔ 全新2033年温馨之家</w:t>
+              <w:t>2033年长林旧居 ➔ 2008年长林市春林路「三条鱼漫画屋」后方木板隔断内间 ➔ 502室神秘老人安全屋 ➔ 长林远郊荒村土炕破瓦房 ➔ 全新2033年温馨之家</w:t>
             </w:r>
           </w:p>
         </w:tc>
@@ -910,7 +910,7 @@
           <w:color w:val="141414"/>
           <w:sz w:val="21"/>
         </w:rPr>
-        <w:t>1. 【2033年1月原初失意态（EP01/EP08）】：头顶微乱黑色短发，下巴蓄浅青胡茬，左额月牙疤清晰；全身外穿一件剪裁挺括的深炭灰色长款过膝羊毛呢大衣，内搭纯黑色高领修身羊绒毛衣，下穿深黑色西装长裤，脚蹬黑色系带皮靴；在雪夜街头与数字公墓中显得孤寂肃杀。</w:t>
+        <w:t>1. 【2033年1月原初失意态】：头顶微乱黑色短发，下巴蓄浅青胡茬，左额月牙疤清晰；全身外穿一件剪裁挺括的深炭灰色长款过膝羊毛呢大衣，内搭纯黑色高领修身羊绒毛衣，下穿深黑色西装长裤，脚蹬黑色系带皮靴；在雪夜街头与数字公墓中显得孤寂肃杀。</w:t>
       </w:r>
     </w:p>
     <w:p>
@@ -926,7 +926,7 @@
           <w:color w:val="141414"/>
           <w:sz w:val="21"/>
         </w:rPr>
-        <w:t>2. 【2008年冬·高一（2）班转校生校园与户外标准态（EP01–EP10）】：剃净胡茬，清爽顺毛短发。在校园内穿着长林八中深蓝配白宽条纹运动校服套装时，【核心全身防伪铁律：校服拉链内永远穿搭一件纯白色立领拉链运动内衬（或纯白高领衫），领口平整干净，绝无赵左右那件外翻的酒红色连帽卫衣帽兜】！在户外风雪中，他不穿学生气的羽绒服，而是外罩那件2033年带来的黑色/深灰长款毛呢大衣，颈间围一条军绿色或深灰色粗针织长围巾，背一只黑色单肩斜挎包，脚穿黑白运动鞋，整个人在高中生群像中鹤立鸡群。</w:t>
+        <w:t>2. 【2008年冬·高一（2）班转校生校园与户外标准态】：剃净胡茬，清爽顺毛短发。在校园内穿着长林八中深蓝配白宽条纹运动校服套装时，【核心全身防伪铁律：校服拉链内永远穿搭一件纯白色立领拉链运动内衬（或纯白高领衫），领口平整干净，绝无赵左右那件外翻的酒红色连帽卫衣帽兜】！在户外风雪中，他不穿学生气的羽绒服，而是外罩那件2033年带来的黑色/深灰长款毛呢大衣，颈间围一条军绿色或深灰色粗针织长围巾，背一只黑色单肩斜挎包，脚穿黑白运动鞋，整个人在高中生群像中鹤立鸡群。</w:t>
       </w:r>
     </w:p>
     <w:p>
@@ -942,7 +942,7 @@
           <w:color w:val="141414"/>
           <w:sz w:val="21"/>
         </w:rPr>
-        <w:t>3. 【2035年“杂志大王”分岔态（EP02/09）与“长卷发心理学家”时间线覆写态（EP11–EP12）】：留着极具雅痞气息的中分及肩长卷发与络腮胡；在2035年商务车与摄影棚中穿着黑色暗纹丝绒西装内搭酒红丝绸衬衫，或驼色长款大衣；在2008年漫画屋醒来时穿深蓝色丝绸睡袍配格纹睡裤；在市二院查出重度酒精肝后，于理发店剪去长发、刮净胡须，换穿深蓝色棒球夹克内搭白T恤。</w:t>
+        <w:t>3. 【2035年“杂志大王”分岔态（EP02/09）与“长卷发心理学家”时间线覆写态】：留着极具雅痞气息的中分及肩长卷发与络腮胡；在2035年商务车与摄影棚中穿着黑色暗纹丝绒西装内搭酒红丝绸衬衫，或驼色长款大衣；在2008年漫画屋醒来时穿深蓝色丝绸睡袍配格纹睡裤；在市二院查出重度酒精肝后，于理发店剪去长发、刮净胡须，换穿深蓝色棒球夹克内搭白T恤。</w:t>
       </w:r>
     </w:p>
     <w:p>
@@ -958,7 +958,7 @@
           <w:color w:val="141414"/>
           <w:sz w:val="21"/>
         </w:rPr>
-        <w:t>4. 【2008年春·文科十班与《三人行》创社及学工态（EP13–EP16）】：恢复清爽短发，日常穿八中蓝白校服内搭纯白T恤或浅蓝衬衫；在EP15爱荣机械厂学工时穿深蓝色工厂工装夹克，在岁月潭雪地被小赵寻回时外披军绿色防寒棉大衣。</w:t>
+        <w:t>4. 【2008年春·文科十班与《三人行》创社及学工态】：恢复清爽短发，日常穿八中蓝白校服内搭纯白T恤或浅蓝衬衫；在爱荣机械制造厂学工时穿深蓝色工厂工装夹克，在岁月潭雪地被小赵寻回时外披军绿色防寒棉大衣。</w:t>
       </w:r>
     </w:p>
     <w:p>
@@ -974,7 +974,7 @@
           <w:color w:val="141414"/>
           <w:sz w:val="21"/>
         </w:rPr>
-        <w:t>5. 【2008年夏秋·远郊荒村破屋苦难照护态（EP19–EP21）】：全剧最令人心碎的底层沧桑造型——盛夏时节留着寸许胡茬、满脸汗水与尘土，上身穿洗得发白起球的浅灰色旧圆领短袖T恤（肩搭一条旧白毛巾），下穿宽松肥大的卡其色多袋工装裤，裤腿卷起，脚踩廉价塑料拖鞋或沾满泥浆的旧解放鞋，骑着破旧二八大杠自行车去菜场讨死鱼、在烈日街头挂广告牌发传单、在工地扛水泥包；入冬初雪时（EP21），外穿一件厚重宽大的军绿色羊羔毛翻领老式棉大衣，内搭深蓝牛仔衬衫与灰色毛衣，手里拎着干玉米棒与绿色暖水壶。</w:t>
+        <w:t>5. 【2008年夏秋·远郊荒村破屋苦难照护态】：全剧最令人心碎的底层沧桑造型——盛夏时节留着寸许胡茬、满脸汗水与尘土，上身穿洗得发白起球的浅灰色旧圆领短袖T恤（肩搭一条旧白毛巾），下穿宽松肥大的卡其色多袋工装裤，裤腿卷起，脚踩廉价塑料拖鞋或沾满泥浆的旧解放鞋，骑着破旧二八大杠自行车去菜场讨死鱼、在烈日街头挂广告牌发传单、在工地扛水泥包；入冬初雪时，外穿一件厚重宽大的军绿色羊羔毛翻领老式棉大衣，内搭深蓝牛仔衬衫与灰色毛衣，手里拎着干玉米棒与绿色暖水壶。</w:t>
       </w:r>
     </w:p>
     <w:p>
@@ -990,7 +990,7 @@
           <w:color w:val="141414"/>
           <w:sz w:val="21"/>
         </w:rPr>
-        <w:t>6. 【2008冬至2058年·终局决战与2012母校操场重逢态（EP22–EP24）】：刮净胡茬重现清隽面容，外穿黑色长款双排扣毛呢大衣，颈间标志性地围着一条草绿色针织围巾，内搭鲜红色（EP22五口之家饺子宴）或纯黑色高领毛衣，下穿深色修身长裤与黑色皮靴，手持荒村带来的旧螺丝刀在2058年科技走廊与通风管道间矫健穿梭。</w:t>
+        <w:t>6. 【2008冬至2058年·终局决战与2012母校操场重逢态】：刮净胡茬重现清隽面容，外穿黑色长款双排扣毛呢大衣，颈间标志性地围着一条草绿色针织围巾，内搭鲜红色（EP22五口之家饺子宴）或纯黑色高领毛衣，下穿深色修身长裤与黑色皮靴，手持荒村带来的旧螺丝刀在2058年科技走廊与通风管道间矫健穿梭。</w:t>
       </w:r>
     </w:p>
     <w:p>
@@ -1066,7 +1066,7 @@
                 <w:color w:val="FFFFFF"/>
                 <w:sz w:val="19"/>
               </w:rPr>
-              <w:t>所处时期与代表集数</w:t>
+              <w:t>所处时期与阶段状态</w:t>
             </w:r>
           </w:p>
         </w:tc>
@@ -1129,8 +1129,6 @@
                 <w:sz w:val="19"/>
               </w:rPr>
               <w:t>2033原初失意态 ＆ 1998初穿态</w:t>
-              <w:br/>
-              <w:t>（EP01/EP08）</w:t>
             </w:r>
           </w:p>
         </w:tc>
@@ -1186,7 +1184,7 @@
           <w:p>
             <w:pPr>
               <w:spacing w:before="40" w:after="40" w:line="341" w:lineRule="auto"/>
-              <w:jc w:val="left"/>
+              <w:jc w:val="center"/>
             </w:pPr>
             <w:r/>
             <w:r>
@@ -1197,8 +1195,6 @@
                 <w:sz w:val="19"/>
               </w:rPr>
               <w:t>2008冬·伪装高中转校生态</w:t>
-              <w:br/>
-              <w:t>（EP01–EP10）</w:t>
             </w:r>
           </w:p>
         </w:tc>
@@ -1254,7 +1250,7 @@
           <w:p>
             <w:pPr>
               <w:spacing w:before="40" w:after="40" w:line="341" w:lineRule="auto"/>
-              <w:jc w:val="left"/>
+              <w:jc w:val="center"/>
             </w:pPr>
             <w:r/>
             <w:r>
@@ -1265,8 +1261,6 @@
                 <w:sz w:val="19"/>
               </w:rPr>
               <w:t>2035杂志大王覆写态</w:t>
-              <w:br/>
-              <w:t>（EP07/EP11–EP12）</w:t>
             </w:r>
           </w:p>
         </w:tc>
@@ -1322,7 +1316,7 @@
           <w:p>
             <w:pPr>
               <w:spacing w:before="40" w:after="40" w:line="341" w:lineRule="auto"/>
-              <w:jc w:val="left"/>
+              <w:jc w:val="center"/>
             </w:pPr>
             <w:r/>
             <w:r>
@@ -1333,8 +1327,6 @@
                 <w:sz w:val="19"/>
               </w:rPr>
               <w:t>2008春·创社与学工态</w:t>
-              <w:br/>
-              <w:t>（EP13–EP16）</w:t>
             </w:r>
           </w:p>
         </w:tc>
@@ -1390,7 +1382,7 @@
           <w:p>
             <w:pPr>
               <w:spacing w:before="40" w:after="40" w:line="341" w:lineRule="auto"/>
-              <w:jc w:val="left"/>
+              <w:jc w:val="center"/>
             </w:pPr>
             <w:r/>
             <w:r>
@@ -1401,8 +1393,6 @@
                 <w:sz w:val="19"/>
               </w:rPr>
               <w:t>2008夏秋·荒村苦难照护态</w:t>
-              <w:br/>
-              <w:t>（EP19–EP21）</w:t>
             </w:r>
           </w:p>
         </w:tc>
@@ -1469,8 +1459,6 @@
                 <w:sz w:val="19"/>
               </w:rPr>
               <w:t>2008冬–2058–全新2033圆满态</w:t>
-              <w:br/>
-              <w:t>（EP22–EP24）</w:t>
             </w:r>
           </w:p>
         </w:tc>
@@ -1614,7 +1602,7 @@
           <w:color w:val="141414"/>
           <w:sz w:val="21"/>
         </w:rPr>
-        <w:t>在EP23–24中，荀未来展现出了顶级的智谋与牺牲精神——他主动以身为饵去后街吃麻辣烫被高尚抓捕，只为帮16岁的小赵卡出30分钟时间差保住记忆。然而当他在2058年通过时间线观测看到小赵被“全知记忆”折磨得艺考落榜、高考失利、在大学里痛不欲生时，老年余博士那句“如果一个人什么都知道，真的会活得更好吗”让他醍醐灌顶。他终于明白：自己留给16岁少年的“未来记忆”不是礼物，而是剥夺了少年真诚体验生活的枷锁。于是他毅然回到2012年冬的母校操场，亲手清除了小赵的预知记忆，完成了从“妄图掌控未来的神”到“归还未知权利的摆渡人”的终极升华。</w:t>
+        <w:t>荀未来展现出了顶级的智谋与牺牲精神——他主动以身为饵去后街吃麻辣烫被高尚抓捕，只为帮16岁的小赵卡出30分钟时间差保住记忆。然而当他在2058年通过时间线观测看到小赵被“全知记忆”折磨得艺考落榜、高考失利、在大学里痛不欲生时，老年余博士那句“如果一个人什么都知道，真的会活得更好吗”让他醍醐灌顶。他终于明白：自己留给16岁少年的“未来记忆”不是礼物，而是剥夺了少年真诚体验生活的枷锁。于是他毅然回到2012年冬的母校操场，亲手清除了小赵的预知记忆，完成了从“妄图掌控未来的神”到“归还未知权利的摆渡人”的终极升华。</w:t>
       </w:r>
     </w:p>
     <w:p>
@@ -1645,7 +1633,7 @@
           <w:color w:val="192D55"/>
           <w:sz w:val="25"/>
         </w:rPr>
-        <w:t>第四章　全剧完整人物生平传记与逐集分场剧情推进全纪实</w:t>
+        <w:t>第四章　全剧人物命运轨迹与完整生平故事传记</w:t>
       </w:r>
     </w:p>
     <w:p>
@@ -1691,7 +1679,7 @@
           <w:color w:val="141414"/>
           <w:sz w:val="22"/>
         </w:rPr>
-        <w:t>（二）第一卷·白昼篇（EP01–EP08）：降维打击的转校生与岁月潭的告别</w:t>
+        <w:t>（二）第一卷·白昼篇：降维打击的转校生与岁月潭的告别</w:t>
       </w:r>
     </w:p>
     <w:p>
@@ -1723,7 +1711,7 @@
           <w:color w:val="141414"/>
           <w:sz w:val="21"/>
         </w:rPr>
-        <w:t>当伪造的《刘慈欣回信》在冰封湖面败露、小赵绝望宣布不再写作时，追上冰面的荀未来摔晕并触发24小时强制召回倒计时；除夕夜他在东湖公园礼拜堂前皮卡车后斗旁调试LM3500造雪机，为护住电缆与公园管理员在雪地激烈肉搏，助少年在火流星下迎来浪漫“暖雪”。而在EP07–08中，大年初一清晨他在漫画屋拉起铁卷帘门时被从2033年穿越而来的41岁妻子舒图当场抓包，两人在半拉下的卷帘门内外隔门对话（荀未来从门缝塞出5元纸币）；当晚舒图夺走小赵手机发短信“救我，岁月潭！”将他引至岁月潭雪原并往他嘴里塞卡奇滋巧克力棒逼他回2033，夫妻俩在雪地爆发催泪对峙。</w:t>
+        <w:t>当伪造的《刘慈欣回信》在冰封湖面败露、小赵绝望宣布不再写作时，追上冰面的荀未来摔晕并触发24小时强制召回倒计时；除夕夜他在东湖公园礼拜堂前皮卡车后斗旁调试LM3500造雪机，为护住电缆与公园管理员在雪地激烈肉搏，助少年在火流星下迎来浪漫“暖雪”。而大年初一清晨他在漫画屋拉起铁卷帘门时被从2033年穿越而来的41岁妻子舒图当场抓包，两人在半拉下的卷帘门内外隔门对话（荀未来从门缝塞出5元纸币）；当晚舒图夺走小赵手机发短信“救我，岁月潭！”将他引至岁月潭雪原并往他嘴里塞卡奇滋巧克力棒逼他回2033，夫妻俩在雪地爆发催泪对峙。</w:t>
       </w:r>
     </w:p>
     <w:p>
@@ -1738,7 +1726,7 @@
           <w:color w:val="141414"/>
           <w:sz w:val="22"/>
         </w:rPr>
-        <w:t>（三）第二卷·黄昏篇（EP09–EP16）：酒精肝覆写、兄弟宣战与挥泪退学</w:t>
+        <w:t>（三）第二卷·黄昏篇：酒精肝覆写、兄弟宣战与挥泪退学</w:t>
       </w:r>
     </w:p>
     <w:p>
@@ -1754,7 +1742,7 @@
           <w:color w:val="141414"/>
           <w:sz w:val="21"/>
         </w:rPr>
-        <w:t>进入黄昏篇，荀未来与66岁赵了结成“中废物与老废物同盟”，在文科十班陪小赵读书。然而随着陈明退学重创小赵心智、促使小赵受《梦的解析》影响改志向学心理学，荀未来的身体在EP11–12遭到了来自“半吊子心理学家时间线”的猛烈覆写——不仅一夜之间长出中分及肩长卷发与浓密络腮胡，更因在心理学时间线里长期替患者共情酗酒而在市二院被查出重度酒精性脂肪肝；紧接着漫画屋房东爷爷突发脑溢血离世、店铺被儿子卖掉拆迁，迫使他挥泪搬离三条鱼漫画屋入住502室。在EP13《我与我的宣战》中，当16岁的小赵在漫画屋门外捡起他写有红字自省“你选的未来，问过我想要吗？”的老黄历纸读出声、并在走廊喊出“赵左右”试出他的真身发起宣战时，荀未来终于放下了操控欲，真心实意地辅佐小赵创办《三人行》校园杂志社、与老赵一起将真相纸条塞进陈明家门缝救赎挚友。</w:t>
+        <w:t>进入黄昏篇，荀未来与66岁赵了结成“中废物与老废物同盟”，在文科十班陪小赵读书。然而随着陈明退学重创小赵心智、促使小赵受《梦的解析》影响改志向学心理学，荀未来的身体在EP11–12遭到了来自“半吊子心理学家时间线”的猛烈覆写——不仅一夜之间长出中分及肩长卷发与浓密络腮胡，更因在心理学时间线里长期替患者共情酗酒而在市二院被查出重度酒精性脂肪肝；紧接着漫画屋房东爷爷突发脑溢血离世、店铺被儿子卖掉拆迁，迫使他挥泪搬离三条鱼漫画屋入住502室。在随后的日子里，当16岁的小赵在漫画屋门外捡起他写有红字自省“你选的未来，问过我想要吗？”的老黄历纸读出声、并在走廊喊出“赵左右”试出他的真身发起宣战时，荀未来终于放下了操控欲，真心实意地辅佐小赵创办《三人行》校园杂志社、与老赵一起将真相纸条塞进陈明家门缝救赎挚友。</w:t>
       </w:r>
     </w:p>
     <w:p>
@@ -1770,7 +1758,7 @@
           <w:color w:val="141414"/>
           <w:sz w:val="21"/>
         </w:rPr>
-        <w:t>在EP15爱荣机械厂学工期间，为了替对菠萝过敏的赵了打掩护，同样过敏的荀未来硬生生吞下整串烤菠萝导致全身红疹呼吸困难；当他因体内两套记忆冲突痛苦万分、独自跑到岁月潭雪地企图咬碎巧克力棒自我了断时，是16岁的小赵冒雪狂奔赶来一巴掌拍掉了他的打火机，将他拉回人间！至EP16，决定去寻找32岁余博士解开死局的荀未来向戴主任申请退学，在操场与高一（2）班全体同学拍下珍贵合影，用卖废书换来的五毛钱硬币给小赵补买生日蛋糕，在伙伴们的挥手送别中踏上寻访余博士之路。</w:t>
+        <w:t>在爱荣机械制造厂学工期间，为了替对菠萝过敏的赵了打掩护，同样过敏的荀未来硬生生吞下整串烤菠萝导致全身红疹呼吸困难；当他因体内两套记忆冲突痛苦万分、独自跑到岁月潭雪地企图咬碎巧克力棒自我了断时，是16岁的小赵冒雪狂奔赶来一巴掌拍掉了他的打火机，将他拉回人间！随后，决定去寻找32岁余博士解开死局的荀未来向戴主任申请退学，在操场与高一（2）班全体同学拍下珍贵合影，用卖废书换来的五毛钱硬币给小赵补买生日蛋糕，在伙伴们的挥手送别中踏上寻访余博士之路。</w:t>
       </w:r>
     </w:p>
     <w:p>
@@ -1785,7 +1773,7 @@
           <w:color w:val="141414"/>
           <w:sz w:val="22"/>
         </w:rPr>
-        <w:t>（四）第三卷·黑夜篇至终局（EP17–EP24）：涉过夏天的苦难、通风管奇谋与全新2033的笑脸帽</w:t>
+        <w:t>（四）第三卷·黑夜篇至终局：涉过夏天的苦难、通风管奇谋与全新2033的笑脸帽</w:t>
       </w:r>
     </w:p>
     <w:p>
@@ -1801,7 +1789,7 @@
           <w:color w:val="141414"/>
           <w:sz w:val="21"/>
         </w:rPr>
-        <w:t>进入黑夜篇（EP17–EP19），荀未来与赵了在林海雪原哥特式古堡见到32岁的青年余博士（余止）。面对余博士只给30秒的严苛限时，荀未来以“电影是生命的延长，而时空旅行能让人真正再活一次”打动余博士，却因赵了随后闯入触发了2058年最高级别警报。当2058年实习生小雪潜入2008年在飞霞路电话亭旁用掺有鲜榨菠萝汁的饮料诱发赵了过敏休克送医时，尾随而至的荀未来及时救下老赵，并在市二院病房外与苏醒的老赵合力抓获小雪、带回酒店2388套房审讯，首次逼问出自己“009号保密实验者档案遗失成为系统漏洞（Bug）”的惊天秘密；随后当32岁的余博士潜入医院病房撕开小雪嘴上胶带时，荀未来亲眼目睹小雪在刺目白光中凭空消失被强制召回2058年。</w:t>
+        <w:t>荀未来在雪原古堡用30秒电梯演讲“电影是生命的延长”打动32岁余博士获投资，却因说漏嘴触发2058最高警报；他尾随赵了在飞霞路电话亭外救下被小雪注射鲜榨菠萝汁的赵了，将小雪绑回酒店2388套房审讯，并在32岁余博士潜入套房撕开小雪胶带时亲眼目睹小雪被强制召回凭空消失；搬回502室后，他穿赵了红羽绒服去大巴车烧烤摊打包、钻绿色大垃圾桶躲小赵，促成三代人首次在502室同桌吃烧烤及暑假同居吃西瓜、打街机的温馨时光；然而去北京看奥运前清晨，再次穿越过来的小雪潜入502室害得赵了心脏骤停沦为植物人！进入EP20《涉过夏天》，41岁的荀未来花200元月租在远郊荒村租下破瓦房藏匿照料植物人赵了，独自扛起整个酷夏的苦难：去菜场讨死鱼省一毛钱、装旧风扇、用500ml鼻饲袋给老赵喂流食擦脚、打工遭欠薪百度维权，深夜在病榻旁孤灯下咽着冰冷剩汉堡红着眼眶叩问“我得为少年的理想负责，还要为老了的身体负责，谁又能为我负责？”，却依然用“回到未来”账号在麻辣烫视频下留言“求店名”点醒小赵拍300元探店广告、在贴吧给【八中姐妹花】发帖引流。直到EP21初雪降临，老赵在徐图图雪地DV的召唤下苏醒，握住他的手承诺“我们三个共同面对”，三代赵左右在54路有轨电车与烧烤大巴车上含泪重逢！</w:t>
       </w:r>
     </w:p>
     <w:p>
@@ -1817,7 +1805,7 @@
           <w:color w:val="141414"/>
           <w:sz w:val="21"/>
         </w:rPr>
-        <w:t>搬入502室与老赵同住后（EP19），荀未来穿着老赵宽大的红色羽绒服去大巴车烧烤摊买烤串，因怕被16岁的小赵撞见自己几天没洗澡的落魄模样而狼狈钻进路边绿色大塑料垃圾桶，反被骑车追来的小赵一把抱住（“就是你现在刚从粪坑里头爬出来，我们也不会嫌弃你的！你永远都是我们的荀哥！”），促成了老中青三代人首次在502室同桌吃烧烤，并在盛夏度过了一段同吃冰镇西瓜、去电玩城并排打街机的温馨时光。然而就在出发去北京看奥运的清晨，再次潜回2008年的小雪用袖口毒针刺倒赵了，致其心脏骤停沦为深度昏迷植物人！为防小雪在医院补刀，荀未来在暴雨夜含泪背起苍老的66岁自己逃往远郊荒村。</w:t>
+        <w:t>荀未来与小赵、老赵在岁月路银行外联手擒获劫匪徐家宝，在501室吃上父母包的团圆饺子（被刘美奕那句“家是避风港，不是凯旋门”彻底治愈），并在旧仓库与小赵“背对背，肩并肩”突围。面对82岁余博士启动的时空修正，荀未来在荒村破屋制定了惊天奇谋：他算准高尚抓捕自己到启动修正有30分钟时间差，先去后街麻辣烫店点“多加磁州白莲藕”完成四重时空同桌叠影诀别，从容被捕后在2058年主控室用“克隆人哲学悖论”拖住余博士20多分钟，助小赵卡Bug保住记忆，随后与老赵暴起锁喉高尚夺走门禁卡，用声东击西计骗高尚去五楼供电站，自己则掏出荒村带来的旧螺丝刀撬开顶层通风管道成功脱身！</w:t>
       </w:r>
     </w:p>
     <w:p>
@@ -1833,2063 +1821,9 @@
           <w:color w:val="141414"/>
           <w:sz w:val="21"/>
         </w:rPr>
-        <w:t>在EP20《涉过夏天》中，曾经习惯逃避的41岁荀未来完成了全剧最催人泪下的苦难修行：他在远郊荒村花200元月租租下一间破败的土炕瓦房藏匿照料植物人赵了，独自一人扛起了整个酷夏的重担——去菜市场为省一毛钱低声下气讨买死鱼、满头大汗用旧螺丝刀修好吱呀作响的旧台扇、熟练地用500ml鼻饲袋给老赵喂流食、端来温水仔细替老年的自己擦洗浮肿的双脚，外出打零工遭老板欠薪还要自己查法律条文维权。深夜里，荀未来坐在破屋门槛上大口咽着干硬冰冷的剩汉堡，看着土炕上人事不省的老年自己，崩溃落泪发出全剧最扎心的中年叩问：“我得为少年的理想负责，还要为老了的身体负责。老赵，你说我夹在中间有多难啊？我真的能放手做自己吗？……谁又能为我负责？”即便身处绝境，他依然在旧电脑上用ID【回到未来】在小赵的《孤独的饭桶》视频下留言“求店名！”，点醒16岁的自己通过拍300元探店广告赚取第一桶金。</w:t>
+        <w:t>直至最终章，看到小赵在全知记忆下痛苦崩溃的荀未来，在余博士点醒下顿悟“原来未知，才是未来”。他回到2012年冬的长林八中覆雪操场，陪20岁的小赵堆完第三个雪人并清除其全部预知记忆。当小赵在飞霞路雪夜凭本能流血删掉偷拍视频、让徐图图终生未改名“舒图”后，时空修正永远卡在了99%——在全新的2033年，41岁的赵左右（荀未来）头戴妻子织的白色叉眼笑脸毛线帽，在洒满阳光的客厅里与鲜活健在的妻子徐图图深情相拥，递上了那张珍藏25年的广播站选票【赵左右一票 投给徐图图】。</w:t>
       </w:r>
     </w:p>
-    <w:p>
-      <w:pPr>
-        <w:spacing w:before="40" w:after="100" w:line="384" w:lineRule="auto"/>
-        <w:ind w:firstLine="420"/>
-        <w:jc w:val="left"/>
-      </w:pPr>
-      <w:r>
-        <w:rPr>
-          <w:rFonts w:ascii="Times New Roman" w:hAnsi="Times New Roman" w:eastAsia="宋体"/>
-          <w:b w:val="0"/>
-          <w:color w:val="141414"/>
-          <w:sz w:val="21"/>
-        </w:rPr>
-        <w:t>到了EP21《当雪落下》冬日初雪降临，荀未来戴着皮手套拎着一塑料袋干苞米（玉米）踏雪走回荒村破屋，掀开门帘瞬间如遭雷击——被电脑屏幕上徐图图雪地欢笑堆雪人DV唤醒的66岁赵了，已经拔掉鼻饲管坐在床沿望着窗外冬雪，回头温和地问了他一句：“闹铃没响，把奥运会都睡过去了。实在有点可惜啊……吃了吗？”荀未来握着玉米袋子的手剧烈颤抖、热泪盈眶地转身要去蒸玉米。在开车载老赵返回市区的路虎车上，荀未来一边开车一边倒豆子般狂吐苦水（“天天就吃玉米了，玉米须子都舍不得扔，感觉现在连放个屁都是玉米味的！”）；回到502室后，看着赵了按出六个零（000000）打开那个自己夏天试遍生日密码都打不开的电子保险箱，荀未来气得翻白眼吐槽“你这明明就是灯下黑防我的吧”，却在赵了塞给他两万块钱让他去订五星级酒店套房时主动把钱推了回去（“这儿总归比乡下小破屋强多了，余博士还没找到，这钱还得省着点花”）。当赵了调侃起昏迷时听见他半夜一边搓澡一边唱伤感民谣、继而敛起笑意握住他的手郑重说出“谢谢你啊，不会没人对你负责的，未来关于赵左右的一切，我们三个共同面对”时，荀未来嘴上傲娇哼了一声把头埋进被窝，心底长达半生的委屈与孤独终于被彻底抚平。当晚，他与老赵坐在风雪夜的54路有轨电车前排，迎来了16岁小赵飞奔上前的含泪拥抱，三代人在大巴车烧烤摊上碰杯高呼“每个年龄段的赵左右都是最牛的”；次日他又配合老赵与小赵在502室上演“假植物人试探计”，亲眼验证了小雪被徐图图感化后的真心悔过。</w:t>
-      </w:r>
-    </w:p>
-    <w:p>
-      <w:pPr>
-        <w:spacing w:before="40" w:after="100" w:line="384" w:lineRule="auto"/>
-        <w:ind w:firstLine="420"/>
-        <w:jc w:val="left"/>
-      </w:pPr>
-      <w:r>
-        <w:rPr>
-          <w:rFonts w:ascii="Times New Roman" w:hAnsi="Times New Roman" w:eastAsia="宋体"/>
-          <w:b w:val="0"/>
-          <w:color w:val="141414"/>
-          <w:sz w:val="21"/>
-        </w:rPr>
-        <w:t>在EP22–23中，荀未来先与小赵、老赵在岁月路24小时自助银行外联手设伏擒获持美工刀抢劫的徐家宝并拍下认罪视频；当晚在501室五口之家团圆饺子宴上，他听着母亲刘美奕温柔说出“家是避风港，不是凯旋门”，并在风雪夜听着母亲追在身后叮嘱“到北京好好照顾自己，以后别省钱买红眼航班了”，背对父母泣不成声；随后在地下旧物仓库电话亭重围中，他在小雪反叛与老赵咆哮掩护下，抄起长木条与16岁小赵“背对背，肩并肩”杀出重围！面对82岁老年余博士启动的局部熵减时空修正，荀未来在荒村破屋制定了惊天奇谋：他算准高尚抓捕自己到启动修正有30分钟时间差，先独自走进后街麻辣烫店点“三盘多加藕”完成1998、2008、2033、2058四重时空同桌叠影诀别，从容被捕后在2058主控室抛出“克隆人犯罪悖论”拖住余博士20多分钟，助16岁小赵刷58003员工卡躲来2058卡Bug保住记忆；紧接着他与老赵暴起锁喉高尚夺走门禁卡，用声东击西计骗高尚带队奔向五楼供电站，自己则掏出荒村带来的那把旧螺丝刀撬开顶层通风管道成功脱身！</w:t>
-      </w:r>
-    </w:p>
-    <w:p>
-      <w:pPr>
-        <w:spacing w:before="40" w:after="100" w:line="384" w:lineRule="auto"/>
-        <w:ind w:firstLine="420"/>
-        <w:jc w:val="left"/>
-      </w:pPr>
-      <w:r>
-        <w:rPr>
-          <w:rFonts w:ascii="Times New Roman" w:hAnsi="Times New Roman" w:eastAsia="宋体"/>
-          <w:b w:val="0"/>
-          <w:color w:val="141414"/>
-          <w:sz w:val="21"/>
-        </w:rPr>
-        <w:t>至EP24大结局，看到20岁的小赵在四年全知记忆重压下沦为行尸走肉、在2012冬夜拎着啤酒瓶对路边微笑雪人崩溃哭喊“笑什么？我问你笑什么！”，荀未来在82岁余博士“如果一个人什么都知道，真的会活得更好吗”的点醒下彻底顿悟。他重返2012年冬夜的长林八中覆雪大操场，陪20岁的小赵并肩堆完第三个雪人，以此作为定位坐标请余博士清除了自己和老赵强加给小赵的全部预知记忆，归还少年“未知的权利”（“去做回那个莽撞的少年吧，或许最后的变数，反而在这未知之中呢。那一刻我才寻到——原来未知，才是未来”）。当忘却算计的小赵当晚在飞霞路雪夜凭本能流血删掉偷拍视频、让徐图图终生未改名“舒图”从而将时空修正永远卡死在99%后，在全新的2033年冬夜，41岁的赵左右（荀未来）头戴妻子织的白色叉眼笑脸毛线帽，在温暖的家中与平安健在的妻子徐图图深情相拥，递上了那张装裱珍藏了25年的高中广播站选票——【赵左右一票 投给徐图图】。</w:t>
-      </w:r>
-    </w:p>
-    <w:p>
-      <w:pPr>
-        <w:spacing w:before="160" w:after="80" w:line="384" w:lineRule="auto"/>
-        <w:jc w:val="left"/>
-      </w:pPr>
-      <w:r>
-        <w:rPr>
-          <w:rFonts w:ascii="Arial" w:hAnsi="Arial" w:eastAsia="黑体"/>
-          <w:b/>
-          <w:color w:val="141414"/>
-          <w:sz w:val="22"/>
-        </w:rPr>
-        <w:t>（附）本角色全剧逐集登场场次、具体行动、核心对白与剧情推动脉络总表（100%源自定稿文学剧本）</w:t>
-      </w:r>
-    </w:p>
-    <w:tbl>
-      <w:tblPr>
-        <w:tblStyle w:val="TableGrid"/>
-        <w:tblW w:type="auto" w:w="0"/>
-        <w:jc w:val="center"/>
-        <w:tblLayout w:type="fixed"/>
-        <w:tblLook w:firstColumn="1" w:firstRow="1" w:lastColumn="0" w:lastRow="0" w:noHBand="0" w:noVBand="1" w:val="04A0"/>
-      </w:tblPr>
-      <w:tblGrid>
-        <w:gridCol w:w="5184"/>
-        <w:gridCol w:w="5184"/>
-      </w:tblGrid>
-      <w:tr>
-        <w:trPr>
-          <w:tblHeader/>
-          <w:cantSplit/>
-        </w:trPr>
-        <w:tc>
-          <w:tcPr>
-            <w:tcW w:type="dxa" w:w="2376"/>
-            <w:vAlign w:val="center"/>
-            <w:tcMar>
-              <w:top w:w="130" w:type="dxa"/>
-              <w:bottom w:w="130" w:type="dxa"/>
-              <w:left w:w="150" w:type="dxa"/>
-              <w:right w:w="150" w:type="dxa"/>
-            </w:tcMar>
-            <w:shd w:fill="1F3864"/>
-          </w:tcPr>
-          <w:p>
-            <w:pPr>
-              <w:spacing w:before="40" w:after="40" w:line="312" w:lineRule="auto"/>
-              <w:jc w:val="center"/>
-            </w:pPr>
-            <w:r/>
-            <w:r>
-              <w:rPr>
-                <w:rFonts w:ascii="Arial" w:hAnsi="Arial" w:eastAsia="黑体"/>
-                <w:b/>
-                <w:color w:val="FFFFFF"/>
-                <w:sz w:val="19"/>
-              </w:rPr>
-              <w:t>登场集数与片名</w:t>
-            </w:r>
-          </w:p>
-        </w:tc>
-        <w:tc>
-          <w:tcPr>
-            <w:tcW w:type="dxa" w:w="7992"/>
-            <w:vAlign w:val="center"/>
-            <w:tcMar>
-              <w:top w:w="130" w:type="dxa"/>
-              <w:bottom w:w="130" w:type="dxa"/>
-              <w:left w:w="150" w:type="dxa"/>
-              <w:right w:w="150" w:type="dxa"/>
-            </w:tcMar>
-            <w:shd w:fill="1F3864"/>
-          </w:tcPr>
-          <w:p>
-            <w:pPr>
-              <w:spacing w:before="40" w:after="40" w:line="312" w:lineRule="auto"/>
-              <w:jc w:val="center"/>
-            </w:pPr>
-            <w:r/>
-            <w:r>
-              <w:rPr>
-                <w:rFonts w:ascii="Arial" w:hAnsi="Arial" w:eastAsia="黑体"/>
-                <w:b/>
-                <w:color w:val="FFFFFF"/>
-                <w:sz w:val="19"/>
-              </w:rPr>
-              <w:t>本集各场次具体行动、人物互动、核心台词与剧情推进逻辑</w:t>
-            </w:r>
-          </w:p>
-        </w:tc>
-      </w:tr>
-      <w:tr>
-        <w:trPr>
-          <w:cantSplit/>
-        </w:trPr>
-        <w:tc>
-          <w:tcPr>
-            <w:tcW w:type="dxa" w:w="2376"/>
-            <w:vAlign w:val="center"/>
-            <w:tcMar>
-              <w:top w:w="105" w:type="dxa"/>
-              <w:bottom w:w="105" w:type="dxa"/>
-              <w:left w:w="145" w:type="dxa"/>
-              <w:right w:w="145" w:type="dxa"/>
-            </w:tcMar>
-          </w:tcPr>
-          <w:p>
-            <w:pPr>
-              <w:spacing w:before="40" w:after="40" w:line="341" w:lineRule="auto"/>
-              <w:jc w:val="center"/>
-            </w:pPr>
-            <w:r/>
-            <w:r>
-              <w:rPr>
-                <w:rFonts w:ascii="Times New Roman" w:hAnsi="Times New Roman" w:eastAsia="宋体"/>
-                <w:b/>
-                <w:color w:val="191919"/>
-                <w:sz w:val="19"/>
-              </w:rPr>
-              <w:t>EP01《夺回人生》</w:t>
-            </w:r>
-          </w:p>
-        </w:tc>
-        <w:tc>
-          <w:tcPr>
-            <w:tcW w:type="dxa" w:w="7992"/>
-            <w:vAlign w:val="center"/>
-            <w:tcMar>
-              <w:top w:w="105" w:type="dxa"/>
-              <w:bottom w:w="105" w:type="dxa"/>
-              <w:left w:w="145" w:type="dxa"/>
-              <w:right w:w="145" w:type="dxa"/>
-            </w:tcMar>
-          </w:tcPr>
-          <w:p>
-            <w:pPr>
-              <w:spacing w:before="40" w:after="40" w:line="341" w:lineRule="auto"/>
-              <w:jc w:val="left"/>
-            </w:pPr>
-            <w:r/>
-            <w:r>
-              <w:rPr>
-                <w:rFonts w:ascii="Times New Roman" w:hAnsi="Times New Roman" w:eastAsia="宋体"/>
-                <w:b w:val="0"/>
-                <w:color w:val="191919"/>
-                <w:sz w:val="19"/>
-              </w:rPr>
-              <w:t>• 【1-2　外　春秋路有轨电车站·轨道街面（1998） — 夜】亮着暖黄车窗灯火的有轨电车缓缓驶离站台，沿着覆满白雪的铁轨与行道树列，漸漸驶向深冬夜色的尽头。（核心台词：成年赵左右（画外音）：“小时候，觉得老家长林的深冬实在太冷。现在想想，还是那时候暖和。”）</w:t>
-              <w:br/>
-              <w:t>• 【1-4　外　家属院·三个雪人院落（1998） — 夜】院落中央的雪地上立着刚堆好的雪人。一个情绪失控的成年男人正站在雪人跟前，指着雪人怒目咆哮。幼年赵左右站在几步外的阴影里静静看着。 幼年赵左右握着餐盒沉默地看着他，小小的脸庞上满是困惑与戒备。男人突然狂性大发，抬脚狠狠踹向面前的雪人，洁白的雪块顿时四分五裂、散落一地。（核心台词：成年赵左右（画外音）：“堆雪人，好像也是很遥远的事情了。” ／ 成年赵左右（画外音）：“忘了从哪天开始……” ／ 成年赵左右（画外音）：“我总是一次堆三个雪人。”）</w:t>
-              <w:br/>
-              <w:t>• 【1-5　外　长林数字公墓·陈明墓位（2033） — 日】41岁的成年赵左右身穿黑色防风短夹克，颈间绕着一条浅灰色粗棒针厚围巾，下巴带着青灰色的胡茬，眼下有着明显的疲惫泪沟。他独自站在陈明的电子墓碑前，伸手轻轻触碰冰冷的屏幕，静静凝视着老友年轻定格的面容。 成年赵左右从衣兜里掏出黑色智能手机，点开墓碑上的数字祭奠二维码。手机屏幕上跳出「送白包」界面，他低头在金额栏输入了「648」。 屏幕跳出「支付成功 ¥648.00」的提示，紧接着上方弹出一行银行账户余额不足的扣款短信通知。成年赵左右盯着那行余额数字，眼神黯淡地停顿了片刻。 成年赵左右循声转头，越过肩头向台阶下望去。一辆（核心台词：成年赵左右：“兄弟先回北京了。清明堵车。五一再来看你。”）</w:t>
-              <w:br/>
-              <w:t>• 【1-6　外　长林数字公墓·商务车停靠区（2033） — 日】成年罗爱文刚刚弯腰坐进黑色商务车后座，发现了快步走来的成年赵左右，脸色微变，立刻抬手朝前排司机连声催促。 电动侧滑门刚刚开始合拢，成年赵左右已经一个箭步冲到车边，伸出双手死死扒住车门边缘，探进半个身子往车厢里喊。 成年赵左右松开扒着车门的手，喘了口气，用半开玩笑半强硬的语气朝车外努了努嘴。（核心台词：成年赵左右：“老罗！老罗！把门打开啊！老同学没看见呀？瞎啊？” ／ 成年赵左右：“咋了？老罗，没听说过呀？参加完葬礼，得在外面走一走，散上一散。咱溜达溜达呀。”）</w:t>
-              <w:br/>
-              <w:t>• 【1-7　外　公墓外林荫长道（2033） — 日】雪后的城市林荫步道笔直幽长，两侧高大的落叶乔木枝干光秃。成年赵左右将黑色智能手机紧紧贴在耳边，一边快步走着一边低声向电话那头的妻子舒图解释；成年罗爱文双手插在大衣口袋里，保持着半步距离在旁边慢悠悠地陪着。 成年赵左右余光瞥了一眼身旁默不作声的罗爱文，有些难堪地压低嗓音捂住话筒。 电话那头啪地挂断了。成年赵左右握着挂断的手机僵在原地半秒，随即强装无事地把手机揣回兜里。与此同时，身旁的成年罗爱文也正好应付完一通下属打来的请示电话，从容地挂断。 成年罗爱文收起手机，转头望向神色落寞的成年赵左右。（核心台词：成年赵左右：“我现在在谈一件非常重要的事情！” ／ 成年赵左右：“回家再说。” ／ 成年赵左右：“还行。没啥事。就是钓钓鱼什么的。”）</w:t>
-              <w:br/>
-              <w:t>• 【1-8　外/内　2033长林城市街景与新闻演播室（蒙太奇） — 日】林荫道尽头，成年赵左右与成年罗爱文并肩走过贴满纸质海报的街角，朝前方一节由报废老式有轨电车改造而成的「旧时光咖啡」走去。（核心台词：成年赵左右：“反正吧，我在IT行业是干不下去了。”）</w:t>
-              <w:br/>
-              <w:t>• 【1-9　内　旧时光有轨电车咖啡馆（2033） — 日】老式有轨电车车厢内部被改造为温暖复古的咖啡馆，保留着弧形木质车顶与金属拉手吊环，暖黄色壁灯与窗外的白雪相映成趣。成年罗爱文与成年赵左右顺着狭长的车厢过道走到中段胡桃木卡座面对面坐下。 成年罗爱文一边说着，一边从大衣内袋里掏出两个崭新的纸质白包信封，推到成年赵左右面前的桌面上。 成年赵左右伸手接过那两个薄薄的纸质白包，指尖摩挲着纸面，苦笑着垂下眼帘。 成年罗爱文端起咖啡杯没有接话。成年赵左右抬起头望向窗外，眼神里浮起一层对少年时代的怀念。 成年赵左右喉结微动，终于放下中年人的体面，局促而热切地直视着罗爱文。 成年罗爱（核心台词：成年赵左右：“我这不上了年纪了吗。学东西呢，肯定没有年轻人快。早就跟不上时代了。只怪我当时听了我爸的，报了不喜欢的理科——学了不喜欢的计算机，说有什么前景。” ／ 成年赵左右：“老罗。你知道我这一生当中，最幸运的事是什么吗？就是在高中的时候啊，认识了你和陈明。我记得高中的时候，咱俩的关系其实是最好的。每天都形影不离，还经常偷偷摸摸地去吃麻辣烫。后来，我就去了北京。你也出了国。也一直没有怎么见上面。现在嘛，陈明也走了。” ／ 成年赵左右：“你能不能借我点钱呀？让我先把房贷还上。）</w:t>
-              <w:br/>
-              <w:t>• 【1-10　外　旧时光咖啡馆·门外雪街（2033） — 日】成年罗爱文推门走出电车咖啡馆，踏上积雪的人行道。成年赵左右紧追在身后不肯放弃。 被戳中痛处的成年赵左右急红了眼，一把抓住罗爱文的胳膊赌咒发誓。 成年赵左右 成年赵左右怔怔地听着，眼神里第一次动了念头。成年罗爱文从西装内袋里夹出一张印着「人生有限公司」的深色名片，递到他面前。 成年赵左右低头盯着那张名片良久没有吭声。成年罗爱文摇了摇头，转身准备离去，成年赵左右突然狐疑地叫住他。 成年罗爱文拍了拍他的肩膀扬长而去。那张「人生有限公司」的名片飘落在雪地上。成年赵左右独自伫立在寒风中，片刻后俯身将雪地里的名片捡起。就在这时（核心台词：成年赵左右：“老罗，你就帮我这一次吧。” ／ 成年赵左右：“你把我当成什么人了呀？我就是不要这条命了，我也一定会还上这个钱的！” ／ 成年赵左右：“什么人生有限公司啊？”）</w:t>
-              <w:br/>
-              <w:t>• 【1-11　外　2033雪街与2008长林八中·黑色铁围栏（时空交叠） — 日】成年赵左右独自站在黑色铁艺围栏外，低头凝视着手中的名片。 围栏外，仍穿着2033年黑色夹克与灰围巾的成年赵左右隔着密集的黑色铁栏，静静注视着围栏内那个生龙活虎的16岁自己。刺眼的冬日逆光洒在他的眉眼间，他的瞳孔深处燃起孤注一掷的火焰。 耀眼的纯白强光骤然从成年赵左右的瞳孔深处爆开，瞬间吞没了整个画面，又在下一秒无痕消融于2008年长林八中白雪皑皑的操场看台旁。（核心台词：成年赵左右：“你说得对。两三万，解决不了我的问题。” ／ 成年赵左右：“二三十万。两三百万。都不如我自己——来左右一次人生。”）</w:t>
-              <w:br/>
-              <w:t>• 【1-12　外　长林八中·操场看台楼梯与黑色铁围栏 — 日】赵左右闻言一起扭头看去。只见黑色铁围栏外的人行道上，41岁的荀未来（苟未来）正安静地站在雪地里望着他们——他外穿一件红褐色连帽厚夹克，拉链半敞，里面赫然套着一件长林八中的深蓝配白条纹校服。 戴主任与两个少年同时转头。只见荀未来已经绕过铁围栏走进校园，一边不紧不慢地走上看台台阶，一边用教导主任式的腔调数落赵左右。 教学楼走廊玻璃窗后，原本在复习的学生们纷纷被动静吸引，挤到窗边探头围观。荀未来走到台阶中央，目光越过两个少年，气定神闲地直视戴主任。 荀未来一言不发，抬手刺啦一声拉开身上的红褐色连帽厚夹克，大大方方地亮出了（核心台词：荀未来（画外）：“住手。” ／ 荀未来：“一点紧迫感都没有。赵左右，你看看，连路人都看不下去了。” ／ 荀未来：“我说你呢，戴娟。马上就要期末考试了，你不去监督考场准备工作——你在这儿瞎晃悠什么呢？真当自己是老佛爷呢？”）</w:t>
-              <w:br/>
-              <w:t>• 【1-13　内　长林八中·教导主任办公室及门外走廊 — 日】办公室内，宽大的办公桌上堆满了期末试卷。荀未来站在办公桌前，早已收起了刚才在看台上的锋芒，用一副历经社会毒打的中年人语重心长的语气，对着坐在桌后的戴主任侃侃而谈。 戴主任原本紧绷严肃的脸庞在荀未来这番直击灵魂的体己话里一点点软化下来，眼圈真的微微泛红。荀未来朝她微微颔首，转身从容地推门走出了办公室。 办公室里只剩下戴主任一人。她拿起桌面上那张刚刚登记的身份证——上面印着姓名「苟未来」与「1988年1月21日」的出生日期。戴主任端详着身份证上的照片，实在没忍住，噗嗤一声笑了出来。（核心台词：荀未来：“我……戴主任，我知道你有你的压力和KPI——关键绩效指标。谁没上过班啊，都能理解。其实我……我懂。您离开学生时代已经太远了，记不清当时都在想一些什么。但是总想着，年轻的时候如果再努力一点就好了。所以现在您才逼我们这么学习，怕以后我们会后悔。要是他们也像你这样想就好了。戴主任，三千字的检讨，我主动认领。我只希望您对自己好一点，别伤了身体，别太操心。” ／ 戴主任：“苟未来。好久没有碰到这么有挑战、有意思的学生了。就是……长得太着急了点。”）</w:t>
-              <w:br/>
-              <w:t>• 【1-14　内　长林八中·教学楼走廊 — 日】单侧采光的长直内走廊里光线明亮，荀未来双手插兜独自往前走，沿途经过的男女学生纷纷像看传奇人物一样回头行注目礼，窃窃私语声此起彼伏。 这时，赵左右和罗爱文从走廊两侧一左一右快步贴了上来，把荀未来夹在中间。赵左右满脸崇拜地双手抱拳作揖。 荀未来斜睨了一眼又习惯性替人揽活的16岁自己，伸手按住他的肩膀，转头把任务派给了旁边的罗爱文。 说完，荀未来带着赵左右大步流星地继续往前走，把罗爱文一个人晾在了原地。罗爱文先是气鼓鼓地鼓起腮帮子抱怨，可不到半秒又双手捧脸娇羞地笑出了声，冲着两人的背影奋力挥手。（核心台词：走廊男生甲：“听说那人好像是叫苟未来。” ／ 荀未来：“苟未来。” ／ 荀未来：“你写？写什么写？赵左右，你以后这样会一直吃亏的。罗爱文，你写。”）</w:t>
-              <w:br/>
-              <w:t>• 【1-15　内　长林八中·高一二班教室 — 日】荀未来走进教室，沿着过道缓缓走到教室最后排的图书角书架前，随手抽出一本课外书翻看。当他从书页上方抬起眼眸时，目光忽然定格在斜前方座位上的那个少年身上——16岁的陈明身穿深蓝校服，正安安静静地低头演算习题，外面的喧嚣与他毫无关系。 荀未来的脑海中瞬间闪过2033年墓园里那块写着「陈明 先生 1990—2033」的冰冷电子墓碑。他的眼眶微微一热，喉间不由自主地轻轻溢出一声呼唤。 荀未来深吸一口气，收敛起翻涌的思绪，跟着赵左右在座位上坐下。讲台上，戴主任拍了拍黑板擦，开始训话。 赵左右闻言赶紧低下头装模作样地翻开练习册刷（核心台词：荀未来：“陈明。” ／ 荀未来：“别再刷题了。抓紧一切时间休息。你们班主任回去生孩子去了。” ／ 荀未来：“你别什么事都当出头鸟。”）</w:t>
-              <w:br/>
-              <w:t>• 【1-16　内　长林八中·数学期末考场 — 日】单人单列拉开的数学期末考场内气氛肃杀。荀未来坐在考位上，刚拿到发下来的数学试卷，便满脸堆笑地朝着斜前方的邻座男生双手合十小声商量。 荀未来讨了个没趣，只得转回身低头看向试卷上的立体几何与函数大题，原本自信满满的表情在三秒钟内彻底凝固，眉头拧成了疙瘩。 就在荀未来对着数学卷子抓耳挠腮之际，考场另一侧的赵左右一直在焦躁地左顾右盼，望着斜前方一个空荡荡的座位出神。片刻后，赵左右突然高高举起了手。 赵左右起身一溜烟跑出了考场。荀未来盯着他神色慌张的背影，心里升起不祥的预感。 荀未来再也坐不住了，紧跟着高高举起手。 荀未来连（核心台词：荀未来：“一会儿卷子放外面点。拜托拜托。” ／ 荀未来：“好歹是研究生学历，搞定高中数学，总应该绰绰有余吧。我不重要，重要的是——我在看啥呢？” ／ 荀未来：“你小子要干吗？我冒着生命危险来，可不是为了让你继续犯浑的。”）</w:t>
-              <w:br/>
-              <w:t>• 【1-17　内　长林八中·教学楼走廊 — 日】空旷安静的走廊里，荀未来三步并作两步追上正在到处张望的赵左右，一把叫住他。 听到「王一漫」三个字，荀未来的瞳孔骤然一缩，脑海中闪过那个清冷明艳的少女面庞。他没有半句废话，脸色瞬间比赵左右还要凝重。（核心台词：荀未来：“赵左右！” ／ 荀未来：“谁呀？”）</w:t>
-              <w:br/>
-              <w:t>• 【1-18　外　长林八中·教学楼外雪地 — 日】荀未来与赵左右从红砖教学楼正门一口气冲下台阶，在白雪覆盖的校园岔路口停下，荀未来当机立断地一挥手。（核心台词：荀未来：“左右！咱俩分开找。快去！”）</w:t>
-              <w:br/>
-              <w:t>• 【1-19　内　长林八中·女卫生间门外走廊 — 日】找遍全校的荀未来与赵左右在教学楼一层尽头的女卫生间转角处重新汇合。两人喘着粗气，目光同时落向那扇嵌着磨砂玻璃条的女卫生间木门。 16岁的赵左右碍于男女大防，转身就跑去喊女老师。41岁的荀未来站在女卫生间门口，先是试探着朝门内喊了一声。 门内死一般寂静，无人应答。救人心切的荀未来不再顾忌，一把推开女卫生间木门冲了进去。 片刻之后，当赵左右气喘吁吁地折返回走廊转角时，只见荀未来已经双臂横抱着脸色苍白、双目紧闭的王一漫大步冲出了女卫生间。赵左右看得目瞪口呆，嘴巴微张发出「呃」的一声。荀未来根本没空解释，急声喝问。（核心台词：荀未来：“有人吗？” ／ 荀未来：“呃你个头啊。医务室在哪？”）</w:t>
-              <w:br/>
-              <w:t>• 【1-20　内　长林八中·学校卫生室 — 日】站在病床尾侧的荀未来听见这句话，望着王一漫清冷的侧脸，目光微微一滞。</w:t>
-              <w:br/>
-              <w:t>• 【1-21　内/外　记忆中的夜色麻辣烫小店（闪回）与学校卫生室 — 夜/日】赵左右端着麻辣烫尴尬地僵在半空。就在这时，荀未来从侧面走上前，自然地挡开那碗油腻的麻辣烫，将一瓶已经拧松了铁盖的黄桃罐头连同小铁勺递到了王一漫面前。 王一漫抬眼看了看荀未来，伸出苍白纤细的手接过玻璃罐头，舀起一块金黄饱满的黄桃放进嘴里，轻声道谢。 荀未来低头看着王一漫手里那瓶晶莹的黄桃罐头，神情忽然定格。（核心台词：荀未来（内心独白）：“怪不得。她从不走进那家麻辣烫店。” ／ 荀未来：“空腹太久，可不兴吃太油腻的啊。来，吃点黄桃罐头吧。好得快，胖不到哪里去。”）</w:t>
-              <w:br/>
-              <w:t>• 【1-22　内　成年赵左右与舒图家·卧室（2033闪回） — 夜】2033年，刷着深森绿色哑光墙面的卧室笼罩在床头台灯如蜜般温暖的橘黄色光晕里。身穿米白色宽松粗针织毛衣的妻子舒图坐在床沿，手里捧着一瓶一模一样的黄桃罐头，正一勺一勺喂给病中靠坐床头的成年赵左右。 暖黄的灯光下，舒图温柔地弯起眉眼。画面切回2008年冷白日光灯下的学校卫生室，荀未来静静伫立在病床旁，眼底掠过一丝无人察觉的刺痛。（核心台词：成年赵左右：“我要是饿死鬼——你给我买一辈子的黄桃罐头，都喂不够。”）</w:t>
-              <w:br/>
-              <w:t>• 【1-23　内　长林八中·数学补考教室 — 日】明亮的补考教室内，赵左右、荀未来与恢复精神的王一漫分坐三列单人考位。戴主任站在讲台前交代补考事宜。 试卷发下，荀未来正准备提笔，坐在他右侧相邻列的王一漫忽然轻轻唤了他一声，探身将一支红色水笔递到他的桌角。 荀未来转头接过那支带着少女善意的红笔，唇角微扬。 墙上的挂钟分针走动。距离补考结束还有一个小时，荀未来已经潇洒地收起笔，拿起试卷起身走到讲台前递给监考老师。 荀未来双手插兜，在赵左右与王一漫惊讶的目光中推门走出了考场。（核心台词：王一漫：“苟未来。加油。” ／ 荀未来：“小场面。谢谢啊。” ／ 荀未来：“用不着。”）</w:t>
-              <w:br/>
-              <w:t>• 【1-24　内　长林八中·教学楼走廊 — 日】走廊里，几名低年级男生正站在考场外对着荀未来远去的背影惊叹议论。</w:t>
-              <w:br/>
-              <w:t>• 【1-25　内　长林八中·高一二班教室 — 日】教室中后排的四角座位区，赵左右低头看着发到桌上的分科意向表。坐在旁边的荀未来原本想开口问陈明，目光却立刻锁定了16岁的自己，身体前倾紧紧盯着赵左右。 赵左右一脸莫名其妙地看着他没有吭声。荀未来转头看向旁边埋头整理笔记的陈明，又看向另一侧的罗爱文。 三言两语搞定罗爱文后，荀未来再次转回身，步步紧逼地看向赵左右。 荀未来的脑海中闪过刚才补考考场上王一漫递来红笔的柔和画面。而被当众戳破暗恋心事的16岁赵左右耳根瞬间红透，嘴硬地一把合上文具盒站起身。（核心台词：荀未来：“陈明，你打算——” ／ 荀未来：“你有梦想吗？你是马丁·路德·金吗？人生一步错，步步错。相信我，赵左右，选文。” ／ 荀未来：“陈明，你肯定选理科，对吧？爱文，你呢？”）</w:t>
-              <w:br/>
-              <w:t>• 【1-26　内　长林八中·学校食堂 — 日】就在双方僵持不下时，荀未来从围观的学生人群里漫步走出，挽起袖口走到故障的刷卡机前。 在戴主任、食堂员工与一众学生好奇的围观下，做过二十年程序员的荀未来熟练地检查线路接口、敲击终端按键重启调试。不过片刻工夫，只听「滴」的一声轻响，刷卡机屏幕重新亮起绿灯。排在第一位的低年级男生刷卡成功，惊喜地道谢。 荀未来拍了拍手，转头看向戴主任，语气老练得像个甲方技术总监。（核心台词：荀未来：“给我五分钟。” ／ 荀未来：“只要不再乱搞的话，应该不会出现什么问题。只是这个外包团队，应该换了吧。你说呢，老戴？”）</w:t>
-              <w:br/>
-              <w:t>• 【1-27　外　长林八中·校园步道与教学楼前 — 日】成群的学生从红砖教学楼正门宽阔的水泥大台阶下走过。下午斜射的冬日阳光将大台阶一分为二，荀未来独自一人弯着腰，蜷坐在左侧红砖方柱投下的冷暗阴影里。</w:t>
-              <w:br/>
-              <w:t>• 【1-28　外　长林八中·红砖教学楼正门大台阶 — 日】荀未来低着头坐在冰冷的花岗岩台阶阴影里，手抵着隐隐作痛的胃部，肩背紧绷。身穿米白红条纹羽绒服的赵左右背着书包从阳光下走上台阶，停在他的侧前方。 荀未来挑了挑眉，嘴角勾起一抹意味深长的苦笑。 荀未来终于缓缓抬起头，用审视的目光看向眼前这个满脸真诚的16岁自己。 少年清亮坦荡的眼神让荀未来怔了一下。他低下头自嘲地轻笑一声，随即撑着膝盖慢慢站起身，走到赵左右面前与他平视，语气骤然变得急切而功利。 听到「钱才是你唯一的兄弟」，赵左右原本关切温和的脸色瞬间冷了下来，眉头紧蹙地盯着荀未来。 荀未来没有理会少年的愤怒，目光越过他（核心台词：荀未来：“不关你的事。” ／ 荀未来：“老地方待不下去了。” ／ 荀未来：“怎么？问这么多，是想跟我当兄弟吗？”）</w:t>
-              <w:br/>
-              <w:t>• 【1-33　内　赵左右家·赵左右房间 — 夜】贴满热血动漫海报的小卧室里亮着暖黄的台灯。那只透明蓝盒太空生日蛋糕被放在床前的矮柜上。赵左右坐在单人木床沿上，把沉甸甸的黑色双肩书包放到膝头，刺啦一声拉开拉链——里面竟然被塞得满满当当。 他先从书包里掏出一本厚厚的《Harry Potter》英文原版书，书页间掉出一张手写贺卡。卡片上用马克笔龙飞凤舞地写着祝福，偏偏把「Surprise!」少写了一个字母拼成了「Suprise!」。赵左右看着那行熟悉的错别字，原本郁结了一下午的心头阴霾瞬间一扫而空，扑哧一声笑了出来。（核心台词：赵左右：“苟未来，谁说我兄弟们会忘了我的！”）</w:t>
-              <w:br/>
-              <w:t>• 【1-34　外　三条鱼漫画屋·门口 — 夜】老街临街商铺门头挂着橙红色的「三条鱼漫画屋」招牌，墨绿色木框玻璃门窗内透出温暖的灯光。换上棕褐色羊羔毛翻领棉服的荀未来站在店门外台阶上，一对头发花白、慈眉善目的老夫妻正拿着他的身份证笑眯眯地打量他。 刚刚把蓝盒太空蛋糕悄悄放在16岁自己家门口的荀未来闻言，只是平静而温和地笑了笑。 老夫妻推开挂着「书店」圆木牌的玻璃门，领着荀未来走进摆满漫画书架的店堂。（核心台词：荀未来：“没事，我不过生日。我都好久没见过蛋糕了，那东西太甜了，吃着腻。” ／ 荀未来：“好，谢谢啊，爷爷奶奶。” ／ 荀未来：“走。”）</w:t>
-              <w:br/>
-              <w:t>• 【1-36　内　三条鱼漫画屋·荀未来房间 — 夜】漫画屋后方狭小的木板房间里，只有桌上一盏暖黄小台灯亮着。脱去外衣、单穿深灰色长袖T恤的荀未来独自坐在床沿，一手握着老式黑色翻盖手机，一手拿着那张印着「苟未来」的身份证，在昏暗的灯光下久久凝视着身份证正面的有效期限。（核心台词：荀未来：“一年的时间……够吗？”）</w:t>
-              <w:br/>
-              <w:t>• 【1-37　内　人生有限公司·会谈室（2033闪回） — 日】极简冷灰调的现代会谈室内，戴着细框眼镜、身穿笔挺深色西装的人生有限公司代表坐在长条会议桌另一端，将伪造的2008年「苟未来」身份证与实验协议推到成年赵左右面前。 成年赵左右低头看着落款日期为「2033年1月21日」的协议文书，握紧签字笔，在签名栏郑重签下了自己的名字。（核心台词：荀未来：“怎么算改变时空进程？”）</w:t>
-              <w:br/>
-              <w:t>• 【1-38　内/外　2008冬夜多空间群像（漫画屋房间·罗爱文家·办公室·赵家主卧·家属院） — 夜/晨】漫画屋狭小的房间里，荀未来摩挲着身份证，在心底向16岁的自己低声告解。 漫画屋洗手间镜子前，荀未来看着镜中41岁的自己，身后衣架上挂着那件蓝白相间的长林八中校服；欧式豪宅餐厅里，身穿黑白条纹毛衣的罗爱文正陪着家人吃饭。 荀未来回到小木桌前，在暖黄的台灯下翻开书本静静独处。（核心台词：荀未来（内心独白）：“小赵，原谅我。我知道学纸媒，你可能真的会穷二十五年。但我只能顾着先改善自己当下的生活。我们是一个人，这样……不算自私吧。” ／ 荀未来（画外音）：“来到2008年，像一次毫无准备的长途旅行。这里有我熟悉的人——却唯独没那么熟悉自己。” ／ 荀未来（画外音）：“第一夜，思绪乱飞。改命，我怎么敢的？我从来都不敢。所以我必须敢。”）</w:t>
-              <w:br/>
-              <w:t>• 【1-39　外　长林八中·黑色铁围栏边 — 日】清晨的校园铁围栏旁，身穿米白红条纹羽绒服的赵左右正拎着一袋热乎乎的早点站在栏杆内侧张望。身穿红褐连帽外套配校服的荀未来从步道另一侧走过来。（核心台词：荀未来：“你那哥们今天没来啊？”）</w:t>
-              <w:br/>
-              <w:t>• 【1-40　外　长林八中·校园步道 — 日】荀未来走到赵左右身旁，两人很自然地并肩顺着覆雪的校园步道往教学楼方向走去。早已消了气的赵左右一边走，一边像个小大人似的操心起荀未来的胃。（核心台词：荀未来：“其实我还没想好选文还是选理。不过没事，反正后天中午才交表嘛。”）</w:t>
-              <w:br/>
-              <w:t>• 【1-41　外　长林八中·黑色铁围栏外 — 日】黑色铁围栏外的人行道上，一个头戴黑色窄檐呢礼帽、鼻梁上架着深色大框墨镜、身穿黑色长款厚毛呢大衣配酒红暗格纹围巾的神秘老人（赵了）正静静伫立在寒风中，隔着铁栏杆凝视着校内并肩远去的荀未来与赵左右。 神秘老人一言不发，缓缓抬起戴着黑手套的右手，举起一部老式黑色翻盖手机，透过铁围栏的缝隙，对准荀未来的背影按下了快门。</w:t>
-              <w:br/>
-              <w:t>• 【1-44　内　神秘老人房间（赵左右家隔壁） — 日】老人缓缓坐到那床叠着赵家旧被子的单人床沿上，翻开手中的老式黑色翻盖手机。小小的液晶屏幕上，清晰显示着刚才在八中铁围栏外偷拍到的荀未来与少年赵左右的照片。（核心台词：赵了（神秘老人）：“苟未来。”）</w:t>
-            </w:r>
-          </w:p>
-        </w:tc>
-      </w:tr>
-      <w:tr>
-        <w:trPr>
-          <w:cantSplit/>
-        </w:trPr>
-        <w:tc>
-          <w:tcPr>
-            <w:tcW w:type="dxa" w:w="2376"/>
-            <w:vAlign w:val="center"/>
-            <w:tcMar>
-              <w:top w:w="105" w:type="dxa"/>
-              <w:bottom w:w="105" w:type="dxa"/>
-              <w:left w:w="145" w:type="dxa"/>
-              <w:right w:w="145" w:type="dxa"/>
-            </w:tcMar>
-            <w:shd w:fill="F7FAFC"/>
-          </w:tcPr>
-          <w:p>
-            <w:pPr>
-              <w:spacing w:before="40" w:after="40" w:line="341" w:lineRule="auto"/>
-              <w:jc w:val="center"/>
-            </w:pPr>
-            <w:r/>
-            <w:r>
-              <w:rPr>
-                <w:rFonts w:ascii="Times New Roman" w:hAnsi="Times New Roman" w:eastAsia="宋体"/>
-                <w:b/>
-                <w:color w:val="191919"/>
-                <w:sz w:val="19"/>
-              </w:rPr>
-              <w:t>EP02《第三个雪人》</w:t>
-            </w:r>
-          </w:p>
-        </w:tc>
-        <w:tc>
-          <w:tcPr>
-            <w:tcW w:type="dxa" w:w="7992"/>
-            <w:vAlign w:val="center"/>
-            <w:tcMar>
-              <w:top w:w="105" w:type="dxa"/>
-              <w:bottom w:w="105" w:type="dxa"/>
-              <w:left w:w="145" w:type="dxa"/>
-              <w:right w:w="145" w:type="dxa"/>
-            </w:tcMar>
-            <w:shd w:fill="F7FAFC"/>
-          </w:tcPr>
-          <w:p>
-            <w:pPr>
-              <w:spacing w:before="40" w:after="40" w:line="341" w:lineRule="auto"/>
-              <w:jc w:val="left"/>
-            </w:pPr>
-            <w:r/>
-            <w:r>
-              <w:rPr>
-                <w:rFonts w:ascii="Times New Roman" w:hAnsi="Times New Roman" w:eastAsia="宋体"/>
-                <w:b w:val="0"/>
-                <w:color w:val="191919"/>
-                <w:sz w:val="19"/>
-              </w:rPr>
-              <w:t>• 【2-3　内　公交车车厢 — 日】坐在他身旁的41岁荀未来同样穿着八中校服外套，转过头好笑地打量着惊魂未定的少年。 赵左右揉了揉惺忪的睡眼，满脸怨气地瞪了荀未来一眼。（核心台词：荀未来：“睡醒了？做噩梦了吧？”）</w:t>
-              <w:br/>
-              <w:t>• 【2-6　内　长林八中·高一十班教室 — 日】座位上的罗爱文看着空白的表格抓耳挠腮，转过身向后排的荀未来求救。 荀未来挑了挑眉，嘴角勾起一抹意味深长的苦笑。 就在这时，身穿米白色连帽羽绒服的16岁赵左右背着书包、打着哈欠无精打采地走进教室，在荀未来前排的座位坐下，趴倒在课桌上。 荀未来眉心微动，随即瞥见赵左右书包里露出的杂志一角，立刻计上心头，凑上前循循善诱。 赵左右猛地转过头，一脸惊讶地看向荀未来。 16岁的赵左右被夸得双目放光，胸膛不自觉地挺了起来。荀未来满意地拍了拍他的肩膀，悠然靠回椅背。 话音未落，荀未来脑海中骤然闪过黑底白字的身份证画面——他全身猛地（核心台词：荀未来：“你不是吧？三千字的检讨书你都写了，两百字的选科理由你还要抄啊？” ／ 荀未来：“你瞅瞅你这没主见的样儿，你干脆回家睡觉算了。” ／ 荀未来：“你咋了？压力太大没睡好啊？”）</w:t>
-              <w:br/>
-              <w:t>• 【2-7　外　2033年陈明告别仪式大厅外（闪回） — 日】【闪回·2033年】冬日晴空下，陈明（1992—2033）告别仪式已结束的电子挽联大屏立在台阶旁。41岁的赵左右身穿黑色大衣站在电子屏前，凝视着屏幕上不断滚动的昔日高中同学吊唁弹幕（“先生送出白包 安息”、“王一漫女士送出白包 安息”、“女士送出白包 一路走好”）。（核心台词：荀未来（画外音）：“罗爱文就不指望了；三班，二班肖途，还是八班有钱，吃上实体风红利，公司都上市了。不过要说混得最好的，还是——王一漫。”）</w:t>
-              <w:br/>
-              <w:t>• 【2-8　外/内　长林八中·教学楼门厅与一楼走廊 — 日】课间操结束，王一漫与女同学并肩说笑着走进教学楼大门，与迎面走来的赵左右、荀未来擦肩而过。赵左右目光痴痴地追随着王一漫的背影。 教学楼门厅的玻璃门后，赵左右与荀未来一左一右扒着门框探头张望。荀未来凑到赵左右耳边低声开口。 荀未来从校服口袋里掏出一支红色水笔，塞进赵左右手里。 赵左右捏着那支红笔，脸上乐开了花，双脚却像灌了铅似的站在原地不敢挪步。荀未来恨铁不成钢地推了他一把。（核心台词：荀未来：“王一漫说很感谢你的麻辣烫啊，但是她最近在减肥呢，不能多吃，还让我们替她保守秘密。” ／ 荀未来：“当然！你记住啊，一旦有了共同的秘密，离更进一步就不远了。” ／ 荀未来：“你去，替我把笔还给她去！”）</w:t>
-              <w:br/>
-              <w:t>• 【2-9　内　长林八中·学生食堂 — 日】中午的学生食堂热闹非凡。荀未来坐在长条餐桌中央，四周里三层外三层围满了外班的男生女生——八班的、三班的、二班的肖途等人正听得津津有味。 荀哥，荀哥，《恶作剧之吻》有第三部吗？ 荀未来叹了口气，换了个姿势，目光复杂地看着对方。 荀哥，消息渠道分享分享呗！ 荀未来神秘地压低声音，朝众人招了招手，顺势把光环全数引向16岁的赵左右。 荀未来眼疾手快地一把捂住赵左右的嘴。 荀未来松开手，往食堂四周望了一圈。（核心台词：荀未来：“《绝命毒师》老白的结局，只能说我看了比较喜欢，见仁见智吧。——你叫什么来着？” ／ 荀未来：“虽然现在我剧本不能剧透啊，但是第二季开拍的时候，我第一时间告诉你！” ／ 荀未来：“同学，你刚才问什么来着？”）</w:t>
-              <w:br/>
-              <w:t>• 【2-10　外/内　长林八中·教学楼门厅与外侧红砖无障碍坡道 — 日】教学楼玻璃门内，16岁的赵左右静静凝视着门外吃苹果的王一漫，脑海中回响起早上荀未来那句善意的谎言——（核心台词：荀未来（画外音）：“王一漫说，很感谢你的麻辣烫啊，但是她最近在减肥呢，不能多吃，还让我们替她保守秘密。”）</w:t>
-              <w:br/>
-              <w:t>• 【2-11　内/外　长林八中·音乐教室3202与教学楼门廊 — 日】徐图图匆匆走出3202教室，一路小跑冲出教学楼红砖门廊，迎面与正往楼里走的荀未来撞了个满怀！徐图图怀里的本子和广播稿散落在地，荀未来下意识往前迈步，一只鞋底正踩在那页手写广播稿上。 徐图图慌乱地捡起本子，没察觉被荀未来踩在脚下的那页广播稿，低着头飞快朝广播室跑去。荀未来站在门廊下望着她的背影，若有所思地挑了挑眉。 荀未来随手抖落鞋底的纸页，迈步走进教学楼。（核心台词：荀未来：“怎么看着有点眼熟呢？不过看样子，将来也不是什么大人物，用不上。”）</w:t>
-              <w:br/>
-              <w:t>• 【2-12　内　长林八中·音乐教室3202 — 日】台下响起热烈掌声。荀未来推门走进教室，径直来到最后一排，在赵左右身旁刚才徐图图的空位上坐下，一边鼓掌一边侧头打量赵左右。 荀未来怔了一下——显然那条邀请短信并非他所发，但他很快收回思绪，静待广播响起。（核心台词：荀未来：“我怎么记得你退出社团了呀？你是因为王一漫来的吧？”）</w:t>
-              <w:br/>
-              <w:t>• 【2-13　内　长林八中·一楼广播室与音乐教室3202（交叉剪辑） — 日】3202音乐教室后排，荀未来听着喇叭里磕磕巴巴的声音，摇头啧了一声。 广播喇叭里陷入长达数秒的沉默，3202教室里的社员们面面相觑。赵左右却一脸笃定地偏头对荀未来解释。 广播室里，徐图图用筷子夹起一片厚实的莲藕送进嘴里，发出清脆爽口的咀嚼声。3202教室后排的荀未来听到这熟悉的吃相动静，脑海中猛地闪过一道画面—— 3202教室里，赵左右听得哈哈大笑。荀未来却恨铁不成钢地凑近赵左右耳边。 赵左右不满地抱紧怀里的麻辣烫袋子，扭过身不理荀未来。就在这时，广播里再次传来徐图图温柔的声音。 听到“跟我妈妈一样，都姓舒吧”几个（核心台词：荀未来：“这同学感觉不行啊，这太紧张了吧，跟闹着玩似的，这跟王一漫比差太远了。人都说了做幕后、做幕后。” ／ 荀未来：“什么故意的呀，我看她就是耍小聪明的吧。” ／ 荀未来：“不是，校园广播哪有直播吃饭的呀？”）</w:t>
-              <w:br/>
-              <w:t>• 【2-14　内　荀未来与舒图家·卧室/书房/餐厅（2033） — 夜】【闪回·2033年】深绿色墙面的书房里，舒图站在整面墙的红木书柜前，从书架上抽出一本黑色精装的《梦的解析》。她翻开书页，取出一张夹在里面的老照片——照片右上角印着“亲爱的 ∨ 徐图图和妈妈”白色手写体字样，戴着圆框眼镜、围着白围巾的少女徐图图与身穿橄榄绿菱格纹棉服的母亲在家中相拥，脸贴着脸笑得无比灿烂。 舒图凝视着照片露出温柔笑意。门外传来脚步声，舒图立刻蹲下身，拉开书柜底层的抽屉将照片放进去并转动钥匙锁好。41岁的赵左右穿着灰色V领毛衣走进书房，站在她身后无奈开口。（核心台词：荀未来（2033）：“舒图，咱俩结婚这么多年了，你啥样子我没见过呀？你为什么老是背着我，不让我看你的老照片呢？” ／ 荀未来（2033）：“那你也不至于隐瞒吧？咱俩研究生的时候才在一起，你之前的事情，啥啥我都不知道，连你改叫舒图之前的名字、为什么要改，我都不知道。你这天天弄的，我就跟个外人似的。” ／ 荀未来（2033）：“麻辣烫？哪家啊？”）</w:t>
-              <w:br/>
-              <w:t>• 【2-15　内　长林八中·广播室与音乐教室3202 — 日】3202音乐教室内，荀未来脸色煞白地僵在座位上，嘴唇微微颤抖，声音几不可闻地反复念着那两个名字。 荀未来猛地从座位上站起身，在全班同学诧异的目光中，跌跌撞撞地推开3202教室大门冲了出去。（核心台词：荀未来：“舒图……徐图图……舒图……徐图图……” ／ 赵左右：“荀哥？荀未来？” ／ 荀未来：“不可能……舒图怎么可能跟我一个高中呢？不可能！”）</w:t>
-              <w:br/>
-              <w:t>• 【2-16　内　长林八中·一楼广播室窗外 — 日】荀未来顺着楼梯一路狂奔到一楼“广播室”木牌下，双手撑着窗台探头往里张望——调音台前只剩下一名值班女播音员正在整理磁带。 荀未来摆了摆手，神情在散漫与认真之间微妙切换。 荀未来失魂落魄地转过身，目光投向教学楼门厅方向。（核心台词：荀未来：“你好，刚才那个女孩呢？” ／ 荀未来：“谢谢啊。”）</w:t>
-              <w:br/>
-              <w:t>• 【2-17　外/内　教学楼门厅廊柱与音乐教室3202（交叉剪辑） — 日】教学楼门厅外的红砖廊柱下，16岁的赵左右正和同学说笑着走出大门。荀未来一个箭步冲上前，一把拽住赵左右的胳膊将他拉到廊柱旁。 【切回教学楼廊柱下】荀未来死死盯着16岁的赵左右，语气焦躁到了极点。 16岁的赵左右彻底被激怒，一把甩开荀未来的手，仰起头冲他大吼。 赵左右头也不回地大步离去，留下荀未来独自站在刺骨的寒风与廊柱阴影之中。（核心台词：荀未来：“赵左右！刚才那个广播里叫徐图图的女孩，你觉得她很好吗？” ／ 荀未来：“你是不是把票投给她了？” ／ 荀未来：“告诉我，你到底把票投给谁了？”）</w:t>
-              <w:br/>
-              <w:t>• 【2-19　内　长林八中·高一十班教室 — 日】次日（2008年1月22日）课间。高一十班教室里，学习委员陈明正在过道挨个收取《文理分科意向表》。赵左右面无表情地把折好的分科表递给陈明。坐在后排的荀未来一眼瞥见，立刻起身一把从陈明手里抽走了赵左右的表格。 荀未来展开表格——只见“高一（十）班 赵左右”一栏里，“文科”被涂成了黑疙瘩，勾画在了“理科”上。荀未来脸色骤变，拿着表格冲到赵左右课桌前质问。 荀未来把表格举高躲开，眼神凌厉地逼视着16岁的自己。 两人在狭窄的课桌过道间激烈拉扯，荀未来一脚踏上课桌，居高临下地按住赵左右的肩膀；赵左右彻底失去理智，挥拳朝荀未来（核心台词：荀未来：“你搞什么？你怎么又改成学理了？” ／ 荀未来：“你喜欢？你喜欢什么你喜欢！我看是你爸说什么，你就得乖乖听话吧！” ／ 荀未来：“你能不能给自己争口气？！”）</w:t>
-              <w:br/>
-              <w:t>• 【2-20　内　长林八中·教导主任办公室 — 日】教导主任办公室内。赵左右与荀未来垂手并排站在铁皮文件柜前，衣服领口还带着扭打后的凌乱。教导主任戴娟双手背在身后，面沉似水地审视着两人。 赵左右嘴唇动了动刚要开口，身旁的荀未来却抢先一步，平静而干脆地吐出一个字。 赵左右猛地转过头，满脸愕然地看向荀未来。 戴娟转过身，气极反笑地盯着荀未来。 【闪回】期末数学考场上，荀未来咬着笔杆在试卷上胡乱画着圈，最终只得了6分。 回到办公室内，荀未来面对倒数第一的成绩单，神色丝毫不慌。 听到“爸妈”二字，荀未来脸上的嬉皮笑脸渐渐敛去，眼神黯淡下来，低声说道。 站在一旁的16岁赵左右（核心台词：荀未来：“我。” ／ 赵左右：“荀未来……” ／ 荀未来：“哪里哪里呀。”）</w:t>
-              <w:br/>
-              <w:t>• 【2-21　内　长林八中·教学楼走廊与办公室文件柜前（交叉剪辑） — 日】阳光洒满的教学楼走廊里，荀未来双手抱胸靠在窗边。16岁的赵左右走出办公室，缓步来到荀未来身旁并肩站定。 赵左右转过头，认真地注视着荀未来的眼睛。 荀未来苦笑了一下，目光望向窗外的雪地，语气前所未有地坦诚。 荀未来拍了拍赵左右的肩膀，转身准备离开。赵左右在身后叫住了他。 【回到走廊】16岁的赵左右快步上前按住荀未来的胳膊，脸上绽放出少年独有的张扬笑容。 话音落下的刹那，荀未来脑海中骤然闪过一道强光——黑暗背景中，那张写着“姓名：荀未来｜出生：1988年1月21日｜住址：吉春省长林市亭午区平阳路106号福慧家园6栋50（核心台词：荀未来：“你不是说，我是你兄弟吗？” ／ 荀未来：“我想。我还是赶紧回去吧。” ／ 荀未来：“反正你也选了理科了，后面大概我也心里有数了。但是我告诉你啊，无论未来怎么样，做自己喜欢的事情，总是不会亏的。”）</w:t>
-              <w:br/>
-              <w:t>• 【2-22　内　长林八中·校医室与走廊 — 日】校医室的病床上，荀未来缓缓睁开双眼，额头布满冷汗，心有余悸地暗自思忖。 女校医拿着手电筒翻开荀未来的眼皮检查瞳孔。守在床边的16岁赵左右凑近细看，目光落在荀未来左眉骨上方那道月牙形浅疤上，发现疤痕边缘似乎有些微妙的异样。 女校医转身离开。赵左右坐在病床边，指了指自己的左眉骨，好奇地看向坐起身的荀未来。 荀未来下意识抬手摸了摸自己左眉骨上的疤，随即顺水推舟地扬起下巴。 两人笑着走出校医室，勾肩搭背地穿过走廊。路过的男女学生纷纷对着荀未来指指点点、窃窃私语，走廊半空中接连弹出“长林八中吧”的帖子浮窗： 【屏幕浮窗一】长（核心台词：荀未来（内心独白）：“怎么回事？难道是2033年那边检测到我影响了时空进程，在警示我？” ／ 荀未来：“应该没有。我就是一紧张、压力大，容易抽抽。” ／ 赵左右：“荀哥，你是不是跟人打架了才转的校啊？”）</w:t>
-              <w:br/>
-              <w:t>• 【2-23　内　长林八中·高一十班教室 — 日】荀未来走进高一十班教室，看见前排的陈明依然趴在堆成小山的辅导书间奋笔疾书。荀未来走过去，俯身按住陈明的练习册。 荀未来一噎，随即笑了笑，在陈明身旁的空位坐下。陈明却主动把数学试卷推到荀未来面前，拿起笔温和地说道。 午后的阳光洒在16岁陈明专注讲题的侧脸上。41岁的荀未来静静凝视着这位在2033年早已离世的挚友，眼底泛起温热的泪光。（核心台词：荀未来：“陈明，都考完试了，你别再刷题了。这样玩命肝，小心以后……” ／ 荀未来（内心独白）：“真怀念那时候的你们，无论我再怎么丢脸，你们也都站在我的这边。”）</w:t>
-              <w:br/>
-              <w:t>• 【2-24　外　长林八中校门口至徐图图家红砖家属楼外 — 黄昏】傍晚放学时分，夕阳余晖映照着校门口的积雪。荀未来与16岁的赵左右并肩走出校门，迎面看见穿着米白色羽绒服的徐图图正推着自行车走出校门铁栅栏。荀未来脚步一顿，目光紧紧追随着徐图图的背影。 荀未来转头拍了拍身旁的赵左右。 荀未来快步追出校门，远远跟在骑自行车的徐图图身后，穿过覆雪的老街巷，来到一栋带有室外铁楼梯的红砖家属楼下。 徐图图停好自行车，顺着室外铁楼梯跑上二楼平台。二楼木门打开，身穿橄榄绿菱格纹棉服的徐图图母亲（正是2033年《梦的解析》夹层合照里的母亲、荀未来的丈母娘）捧着一束花迎出来，母女俩亲热地拥抱进屋。躲（核心台词：荀未来（低语）：“徐图图……会不会是我多想了？我得看看你究竟是不是她。” ／ 荀未来：“左右，我突然想起来我还有点事儿，你先回吧。” ／ 荀未来：“我去，这不我丈母娘吗？！徐图图还真是舒图！可我怎么完全不记得，高中遇到过一个叫徐图图的人呢？”）</w:t>
-              <w:br/>
-              <w:t>• 【2-25　内/外　长林八中·教导主任办公室、走廊与广播室外雪地（倒叙：数小时前） — 日】随后，当徐图图在走廊被荀未来撞掉广播稿、抱着空文件夹站在广播室外的白桦林雪道上紧张得瑟瑟发抖时，赵了拎着那碗热气腾腾的麻辣烫，缓步走到她身后。</w:t>
-              <w:br/>
-              <w:t>• 【2-26　外/内　高架桥下车祸现场与豪车后座（2035） — 日】【快速闪回】41岁的荀未来在2033年陈明告别仪式上手持电子屏盘点同学身价、在人生无限有限公司签下零零九号服务协议、手持“荀未来”身份证；紧接着切至2035年，长发金丝眼镜的赵左右在商务豪车后座酣睡，手中的智能手机屏幕亮起刺眼的弹窗：“未接来电 刚刚｜舒图 (7)｜响铃 17 秒”；高端访谈演播室里，身为“杂志大王”的他正意气风发地高谈阔论。（核心台词：赵了（画外音）：“荀未来，不，赵左右，富有到底给你带来了什么？”）</w:t>
-              <w:br/>
-              <w:t>• 【2-28　外/内　赵左右家居民楼下三个雪人院落与五楼501门口（倒叙：1月21日夜） — 夜】1月21日深夜，鹅毛大雪纷纷扬扬。66岁的赵了蹲在赵家楼下的院落里，亲手将三个并排的雪人堆砌成型，并为雪人戴上手套与帽子。他站起身，慈祥而悲悯地注视着三个雪人。 五楼501室防盗门外，赵了将一只系着蓝色丝带、印着“HAPPY BIRTHDAY”的太空主题透明盒生日蛋糕轻轻放在地上。他站在门前，摘下头顶的黑色礼帽，对着紧闭的家门温柔微笑。（核心台词：赵了：“小赵啊，我和荀未来，你只能选一条路。但无论你怎么选……”）</w:t>
-              <w:br/>
-              <w:t>• 【2-29　内　徐图图家·徐图图卧室与赵左右家·赵左右卧室（交叉剪辑） — 夜】画面叠化出白天3202音乐教室黑板上“徐图图 1”的粉笔字迹，随后叠化至躺在自己卧室床上、双手枕在脑后凝视天花板的16岁赵左右。耳畔再次回响起白天荀未来的追问。（核心台词：荀未来（画外音）：“告诉我，你到底把票投给谁了？”）</w:t>
-            </w:r>
-          </w:p>
-        </w:tc>
-      </w:tr>
-      <w:tr>
-        <w:trPr>
-          <w:cantSplit/>
-        </w:trPr>
-        <w:tc>
-          <w:tcPr>
-            <w:tcW w:type="dxa" w:w="2376"/>
-            <w:vAlign w:val="center"/>
-            <w:tcMar>
-              <w:top w:w="105" w:type="dxa"/>
-              <w:bottom w:w="105" w:type="dxa"/>
-              <w:left w:w="145" w:type="dxa"/>
-              <w:right w:w="145" w:type="dxa"/>
-            </w:tcMar>
-          </w:tcPr>
-          <w:p>
-            <w:pPr>
-              <w:spacing w:before="40" w:after="40" w:line="341" w:lineRule="auto"/>
-              <w:jc w:val="center"/>
-            </w:pPr>
-            <w:r/>
-            <w:r>
-              <w:rPr>
-                <w:rFonts w:ascii="Times New Roman" w:hAnsi="Times New Roman" w:eastAsia="宋体"/>
-                <w:b/>
-                <w:color w:val="191919"/>
-                <w:sz w:val="19"/>
-              </w:rPr>
-              <w:t>EP03《少年的决定》</w:t>
-            </w:r>
-          </w:p>
-        </w:tc>
-        <w:tc>
-          <w:tcPr>
-            <w:tcW w:type="dxa" w:w="7992"/>
-            <w:vAlign w:val="center"/>
-            <w:tcMar>
-              <w:top w:w="105" w:type="dxa"/>
-              <w:bottom w:w="105" w:type="dxa"/>
-              <w:left w:w="145" w:type="dxa"/>
-              <w:right w:w="145" w:type="dxa"/>
-            </w:tcMar>
-          </w:tcPr>
-          <w:p>
-            <w:pPr>
-              <w:spacing w:before="40" w:after="40" w:line="341" w:lineRule="auto"/>
-              <w:jc w:val="left"/>
-            </w:pPr>
-            <w:r/>
-            <w:r>
-              <w:rPr>
-                <w:rFonts w:ascii="Times New Roman" w:hAnsi="Times New Roman" w:eastAsia="宋体"/>
-                <w:b w:val="0"/>
-                <w:color w:val="191919"/>
-                <w:sz w:val="19"/>
-              </w:rPr>
-              <w:t>• 【3-2　内　徐图图家·徐图图卧室与501室赵左右卧室（交叉剪辑） — 夜】就在这时，电脑屏幕右下角的QQ企鹅图标急促闪烁起来，接连响起清脆的“嘀嘀嘀”提示音。赵左右移动鼠标点开，先是弹出荀未来发来的两条催促消息。（核心台词：荀未来（QQ消息）：“钢笔还给王一漫了吗？” ／ 荀未来（QQ消息）：“让你去认识的人你去认识了吗？”）</w:t>
-              <w:br/>
-              <w:t>• 【3-3　内　老居民楼502室·赵了房间与501室赵左右卧室（交叉剪辑与三分屏） — 夜】【闪回·三条鱼漫画屋】赵左右脑海中骤然闪过前几日在三条鱼漫画屋里，自己为了敷衍荀未来而顺口大声嚷嚷的那句话—— 闪回画面里，41岁的荀未来正意味深长地盯着他看。 【回到501室赵左右卧室】赵左右猛地一拍大腿，满脸悲愤地认定是荀未来搞的鬼，咬牙切齿地低吼出声。 画面纵向切分为左、中、右三道竖屏同框：左侧502室里，66岁的赵了神态安详地靠在椅背上闭目养神；中间三条鱼漫画屋里间，41岁的荀未来躺在木板床被窝里翻了个身；右侧501室次卧里，16岁的赵左右仰面躺在床上抓狂地蹬着被子。（核心台词：赵左右：“荀未来？！”）</w:t>
-              <w:br/>
-              <w:t>• 【3-5　内　长林八中·高一十班教室 — 日】寒假前返校日的高一十班教室里喧闹欢快。16岁的赵左右满脸得色地坐在座位上，从怀里掏出那张刚剪下来的《宇宙边缘历险记》内页，献宝似地递给身旁的荀未来炫耀。 41岁的荀未来身穿八中蓝白校服外套靠在椅背上，嘴角微抽，不紧不慢地伸手探进自己的课桌膛里，抽出一整本一模一样的《小知音》杂志啪地拍在桌面上，用手指点了点封面最上方的一行字。 荀未来坐在后排凝视着16岁陈明鲜活清澈的侧脸，脸上的笑意渐渐凝固，眼底涌起深沉的悲凉。（核心台词：荀未来：“来，你把这个出版社名字念念。” ／ 荀未来：“这是盗版杂志！专门骗你们这种高中生投稿交版面费的。”）</w:t>
-              <w:br/>
-              <w:t>• 【3-6　外/内　2033年长林数字公墓（闪回）与2008年高一十班教室 — 日】【闪回·2033年长林数字公墓】阴冷的冬日雨雪中，41岁的荀未来身穿黑色风衣、手撑一把黑伞，独自走过整齐排列的现代化电子墓碑群，在一座摆满白菊的倾斜式黑色大理石电子墓碑前缓缓停下脚步。 电子墓碑屏幕顶部清晰显示着“告别仪式已结束 THE FUNERAL HAS ENDED”，正中央是陈明的黑白遗照与“陈明 先生 (1994-2033)”字样，屏幕四周实时滚动飘过昔日老同学们的电子白包弹幕：“罗爱文先生送出白包 安息”、“周日桃女士送出白包”、“荀未来先生送出白包 节哀”、“肖途先生送出白包 逝者已矣 节哀”、“管凤（核心台词：荀未来：“王一漫的钢笔呢？赶紧趁放假前还给她。”）</w:t>
-              <w:br/>
-              <w:t>• 【3-8　外/内　老式有轨电车车厢 — 日】红白配色的老式有轨电车沿着积雪覆盖的铁轨叮当驶过。车厢后排木椅上，16岁的赵左右与41岁的荀未来并肩而坐，赵左右低头看着夹在《小知音》杂志里的酒红色金夹钢笔发呆。 赵左右回过神来，抬起头冲荀未来爽朗地笑了笑。 荀未来猛地一怔，想到要去面对2008年年轻时的父母，神色顿时有些局促和退缩。 赵左右立刻板起脸佯装生气，搬出荀未来最在乎的事将了他一军。（核心台词：荀未来：“没事，你开学跟王一漫就是一个班了，有的是机会把钢笔还给她。那啥……你要是写得不好，人家也不收啊，还不是因为你自己心里热爱写作呀？” ／ 荀未来：“你说啥？” ／ 荀未来：“去你家？！心意心领了，我还是不去你家了吧。”）</w:t>
-              <w:br/>
-              <w:t>• 【3-9　外/内　老式家属院“三个雪人”院落与五楼501室门口 — 夜】暮色四合，华灯初上。赵左右领着荀未来走进福慧家园老式家属院积雪的中心院落。院子中央并排伫立着三个可爱的雪人。 荀未来停下脚步，目光复杂地凝视着那三个雪人。一旁的赵左右得意地拍了拍胸脯。 两人走进6栋单元门爬上五楼。赵左右三步并作两步跑到501室防盗门前敲门喊“爸！”，回头却见身穿黑色满印白色猫咪图案毛衣的荀未来站在水泥楼梯半腰，脚步走得极慢，满脸近乡情怯的恍惚。 赵东来客气地向荀未来点了点头，随即拉过赵左右小声叮嘱。 赵东来转头对荀未来温和地笑了笑。 荀未来跟着赵左右跨进501室玄关，抬眼望向餐厅——只见自家餐桌的（核心台词：赵左右：“爸，荀未来，我跟你说过的。他在学校里帮了我个大忙，我请他来家里吃饭，让妈多备双筷子。”）</w:t>
-              <w:br/>
-              <w:t>• 【3-10　内　赵左右家·餐厅（五人三代同堂家宴） — 夜】餐厅暖黄的吊灯下，圆桌上摆满了热气腾腾的东北家常菜与鲜香海参。赵东来、身穿黑白横条纹高领毛衣的母亲刘美奕、脱去外套穿浅灰连帽卫衣的16岁赵左右、穿黑色猫咪毛衣的41岁荀未来，以及穿纯白高领毛衣的66岁赵了五人围桌而坐。 众人举杯相碰。坐在餐桌一侧的荀未来死死盯着对面的66岁赵了，脑海中飞速运转。 荀未来低头瞥见地板上的黑金名片，脸色微变，立刻掀开白色桌布一角弯腰伸手去捡；然而就在他的指尖即将触碰到名片边缘的瞬间，赵了穿着米色居家拖鞋的脚“啪”地一下稳稳踩在了名片正上方！ 餐桌上方，赵了面色如常地俯下身，从自己拖鞋底（核心台词：荀未来（内心独白）：“邻居赵了爷爷？我怎么半点印象也没有了？当时隔壁不是张叔他们一家吗？” ／ 荀未来（内心独白）：“这个人肯定有问题。”）</w:t>
-              <w:br/>
-              <w:t>• 【3-11　外/内　三条鱼漫画屋及荀未来暂住里间 — 夜】夜色深沉，荀未来快步走回三条鱼漫画屋。身穿红白条纹毛衣的年轻前台女生正背起书包准备下班。 荀未来心事重重地点了点头，快步推开贴着“遇见”字样的里间木门，一把抓起桌上的黑白格纹铁皮盒。 铁皮盒下方压着他那张2008年伪造身份证——“姓名：荀未来 ｜ 出生：1988年1月21日 ｜ 住址：吉春省长林市亭午区平阳路106号福慧家园6栋501室 ｜ 公民身份号码：251328198801219317”。荀未来掀开铁盒盖，取出里面那张白底绿叶名片：正面印着“人生有限公司 LIVE ONCE”，背面印着“高腾 客户经理”。（核心台词：荀未来（内心独白）：“人生有限公司……人生无限有限公司……难道他也来自未来？那他接近我家人的目的，到底是什么呢？……希望是我想多了。”）</w:t>
-              <w:br/>
-              <w:t>• 【3-15　外/内　三条鱼漫画屋·门口与一楼补习长桌（寒假补习：1月28日晨） — 日】赵左右、罗爱文与陈明三人突然齐刷刷抬起手臂指向门口的荀未来，摇头晃脑地合唱耍宝。 身穿黑色满印白色猫咪毛衣的荀未来指着罗爱文那头喜感十足的爆炸头忍俊不禁。 陈明面无表情地转头盯住荀未来，又瞥了一眼正往嘴里塞早点零食的赵左右。 荀未来挑了挑眉，嘴角勾起一抹意味深长的苦笑。 荀未来闻言一笑，转头拍了拍身旁的赵左右。（核心台词：赵左右：“怎么了，荀哥？” ／ 荀未来：“一会儿，我必须把你这个造型给你拍下来，多年以后啊，你自己好好回味回味！” ／ 荀未来：“主要是给他俩补，我还得看店呢。”）</w:t>
-              <w:br/>
-              <w:t>• 【3-16　内　三条鱼漫画屋·书架过道与补习木桌区（小沈阳围巾试探与三代拉锯） — 日】漫画屋玻璃门被推开，66岁的赵了头戴黑色圆顶礼帽、颈间围着一条红黑苏格兰格纹围巾、手里端着一杯珍珠奶茶踱步走进店里，在漫画书架前慢悠悠地翻看漫画。荀未来眯起眼睛走上前试探。 赵了随口应了一声，荀未来的眼神瞬间骤冷，欺身上前一步压低声音喝破！ 赵了不再理会荀未来，转身走进内侧书桌旁，与跟过来的荀未来一左一右站在16岁赵左右的身后。 荀未来立刻伸手按住赵左右的另一侧肩膀反驳。 赵左右与罗爱文嬉笑着跑出漫画屋。赵了端着珍珠奶茶走到玻璃门口回头看向荀未来，荀未来抬起右手，用两根手指指了指自己的眼睛又指向赵了，做出严厉警告的（核心台词：荀未来：“赵先生的心态可真是年轻啊，喝着奶茶，看着漫画，穿得还这么潮。” ／ 荀未来：“不客气，我说的是实话。你看这围巾，多时尚啊，跟《不差钱》里小沈阳戴的那条差不多。” ／ 荀未来：“未来来的老家伙，现出原形了吧？《不差钱》是明年春晚的小品！”）</w:t>
-              <w:br/>
-              <w:t>• 【3-18　内/外　电影院·售票大厅与未来雪地台阶（闪回） — 日/夜】2008年1月29日（周二）下午，电影院售票大厅。41岁的荀未来身穿黑色羊羔绒翻领夹克，怀抱一大桶爆米花、手里提着满满一塑料袋快餐零食坐在休息长椅上，得意洋洋地自言自语。 这时，身穿黑羽绒服的男生张峰与围着灰粉围巾的女生牛晓萱一前一后走进影院大厅等候。荀未来瞥见两人，脑海中瞬间闪过一段未来的画面—— 【回到2008年电影院售票大厅】荀未来摇了摇头，低声念叨着“错误的爱情，就早点扼杀在摇篮里”，起身走到张峰身旁压低声音吓唬他。 张峰拔腿冲出影院旋转门。荀未来拍了拍手，转身又走到站在电影海报前等候的牛晓萱面前。（核心台词：荀未来：“大胃王是吧？我一会儿就让你吃顶一点，我看你参加什么大胃王比赛，赶紧跟错误的人划清界限。” ／ 荀未来：“张峰，你跟牛晓萱来看电影的吧？你得小心点，牛晓萱妈妈后边一路跟到这儿来了，来抓她的早恋对象来了，你快跑！” ／ 荀未来：“牛晓萱，张峰让我转告你，他不来了。”）</w:t>
-              <w:br/>
-              <w:t>• 【3-19　内　电影院·售票大厅（荀未来替赵左右约王一漫坐摩天轮） — 日】身穿驼色大衣配棕色格纹围巾的王一漫与身穿米白色小熊耳朵连帽羽绒服的尚雪走进电影院大厅，一眼看到了荀未来的背影。 赵左右、罗爱文去经理室取票，尚雪去洗手间，大厅原地只剩下王一漫与荀未来两人。王一漫转头看向荀未来。 荀未来挑了挑眉，嘴角勾起一抹意味深长的苦笑。（核心台词：尚雪：“那个人是荀未来吗？” ／ 荀未来：“你们都到了。” ／ 荀未来：“开学咱们就是一个文科班的同学了，提前认识一下。”）</w:t>
-              <w:br/>
-              <w:t>• 【3-20　内　电影院·3号放映厅（《长江七号》观影与零食填鸭） — 日】3号放映厅内灯光暗下，大银幕上正在放映周星驰电影《长江七号》。王一漫与尚雪并排坐在前排，罗爱文、赵左右与荀未来坐在正后排。 为了把赵左右的肚子彻底撑饱、搅黄晚上的麻辣烫大胃王比赛，荀未来不停地从大塑料袋里掏出快餐零食往赵左右嘴里塞。 荀未来凑到赵左右耳边低声透露自己的得意安排。（核心台词：荀未来：“参加什么呀参加，我都帮你安排好了，今天晚上是你和王一漫，游乐场摩天轮之旅。” ／ 荀未来：“别管怎么安排的，记得，机不可失，时不再来。快吃，快吃！”）</w:t>
-              <w:br/>
-              <w:t>• 【3-22　内　电影院·3号放映厅外走廊（赵左右溜出放映厅） — 黄昏】电影院3号放映厅外走廊里，电影《长江七号》尚未结束，心神不宁的16岁赵左右悄悄推开隔音门溜出放映厅。41岁的荀未来立刻紧随其后追了出来，在走廊里拦住他。（核心台词：荀未来：“赵左右！你几个意思啊？帮你安排这么好的机会，你怎么还在想着那个破麻辣烫呢？” ／ 赵左右：“不是，荀哥，我也想和一漫去游乐园——” ／ 荀未来：“那你去呀！”）</w:t>
-              <w:br/>
-              <w:t>• 【3-24　内　电影院·3号放映厅外走廊（少年的决定） — 黄昏】电影院走廊里，16岁的赵左右抬起头，将自己的手机屏幕亮到41岁荀未来的眼前——原来刚才他低头按手机，根本不是听从荀未来的命令去发“改天”，而是亲手给徐图图发出了那句“我会准时到的，不见不散！”（核心台词：荀未来：“玩我是吧？我以前怎么没见你这么利索过？” ／ 赵左右：“我一直都不是个果断的人，所以有时候只能逼自己一把。荀哥，我要做对的事，我得走了。”）</w:t>
-              <w:br/>
-              <w:t>• 【3-25　内　电影院·男洗手间与走廊（反锁隔间与散场） — 黄昏】赵左右转身欲走，荀未来急红了眼，一把拽住赵左右的胳膊将他强行拖进旁边的男洗手间里。 荀未来高大的身躯死死堵在洗手间门前，摆出架势逼视着16岁的自己。 16岁的赵左右缓缓握紧了右拳。下一秒，赵左右突然虚晃一招，趁荀未来下意识退入洗手间隔间的瞬间，猛地一把拉上隔间木门，从外面“咔哒”一声插死了金属门栓！ 不等隔间里的荀未来反应过来，16岁的赵左右已经夺门而出，沿着电影院走廊一路狂奔向八中后街的砂锅麻辣烫店！（核心台词：赵左右：“你干嘛呀，荀哥！荀哥，你到底要干嘛？” ／ 荀未来：“你要是想走，咱俩就打一架，就像文理分科的时候那个样子。你要是赢了，你就去吃麻辣烫；我要是赢了，你就乖乖地跟王一漫去游乐场，否则我死都不会让你走！” ／ 王一漫：“荀未来和赵左右他们去哪儿了？”）</w:t>
-              <w:br/>
-              <w:t>• 【3-26　内　电影院·男洗手间与放映厅外走廊（赵了摆立牌支走王一漫三人） — 夜】男洗手间内，被反锁在隔间里的41岁荀未来用力拍打着隔间木门，懊恼地抓着头发。 荀未来踩上马桶，双手扒住隔间顶板奋力往上攀爬。与此同时，男洗手间外门前，身穿黑色皮夹克内搭白衬衫黑领带、头戴深色刺绣鸭舌帽的66岁赵了缓步走来，将一块黄色的“清扫中 CLEANING IN PROGRESS”塑料立牌端端正正摆在男洗手间门口。（核心台词：荀未来：“我怎么就不知道我当年怎么能这么轴呢！不行，我不能就这么算了，我得撺掇着王一漫他们一起去麻辣烫店！对！”）</w:t>
-              <w:br/>
-              <w:t>• 【3-27　内　电影院·男洗手间（41岁荀未来与66岁赵了正面对决） — 夜】男洗手间内，41岁的荀未来刚好从隔间顶框翻跳落地，拍了拍身上的灰尘，一抬头便看见推门走进来的66岁赵了。 赵了将手里的黑色诺基亚E90手机顺手搁在一旁白色小便池顶部的台面上，目光平静地注视着眼前的荀未来。 荀未来从夹克兜里摸出一根棒棒糖剥开塞进嘴里，歪着头满脸挑衅地打量着赵了。 听到赵了亲口叫出“徐图图。舒图”两个名字，荀未来瞳孔骤缩！沉默了两秒后，荀未来嘴角勾起一抹讥诮而残酷的冷笑。 荀未来话音未落，66岁的赵了突然暴起上前，双手如铁钳般死死揪住41岁荀未来的黑色夹克衣领，一把将他狠狠抵在洗手间隔间门板上！赵了双（核心台词：荀未来：“原来是你啊。” ／ 荀未来：“你谁呀？我想让赵左右变得更好一点，跟你有什么关系啊？你从未来来一趟也不容易，你是没有别的事情做了吗？” ／ 荀未来：“我自私？我就是自私了，碍你什么事了？跟你有什么关系？”）</w:t>
-              <w:br/>
-              <w:t>• 【3-28　内　电影院·男洗手间（诺基亚E90壁纸惊魂） — 夜】男洗手间内，荀未来站在原地喘了口气，整理了一下被扯乱的衣领，转头突然瞥见一旁白色小便池顶部的台面上，还静静躺着赵了刚才顺手搁下的那部黑色诺基亚E90手机。 荀未来走上前拿起赵了的诺基亚手机，下意识按亮屏幕——下一秒，荀未来整个人如遭雷击般僵在当场！ 荀未来脸色剧变，握着那部诺基亚E90手机猛地冲出男洗手间！（核心台词：荀未来：“我一直用的壁纸……”）</w:t>
-              <w:br/>
-              <w:t>• 【3-29　内　电影院·幽深走廊（左额月牙旧疤终极掉马） — 夜】荀未来握着手机一路追到昏黄幽深、空无一人的电影院走廊。走廊尽头的暖黄色射灯下，手捧珍珠奶茶杯的66岁赵了缓缓停下脚步，转过身静静面向他。 荀未来呼吸急促，死死盯着走廊尽头那个苍老而熟悉的身影，声音发颤。 在荀未来震骇的目光中，66岁的赵了缓缓抬起右手，握住头顶深色刺绣鸭舌帽的帽檐，轻轻向上掀起——在他布满银丝与岁月沟壑的左额角发际线下方，赫然露出一道斜向月牙形的陈年旧疤！ 画面瞬间切入41岁荀未来左额角同一位置斜向月牙旧疤的微距闪回！16岁、41岁、66岁三代同体的终极真相在这一刻轰然炸响！ 41岁的荀未来瞳孔剧烈（核心台词：荀未来：“难道这老头是……” ／ 荀未来：“我……”）</w:t>
-            </w:r>
-          </w:p>
-        </w:tc>
-      </w:tr>
-      <w:tr>
-        <w:trPr>
-          <w:cantSplit/>
-        </w:trPr>
-        <w:tc>
-          <w:tcPr>
-            <w:tcW w:type="dxa" w:w="2376"/>
-            <w:vAlign w:val="center"/>
-            <w:tcMar>
-              <w:top w:w="105" w:type="dxa"/>
-              <w:bottom w:w="105" w:type="dxa"/>
-              <w:left w:w="145" w:type="dxa"/>
-              <w:right w:w="145" w:type="dxa"/>
-            </w:tcMar>
-            <w:shd w:fill="F7FAFC"/>
-          </w:tcPr>
-          <w:p>
-            <w:pPr>
-              <w:spacing w:before="40" w:after="40" w:line="341" w:lineRule="auto"/>
-              <w:jc w:val="center"/>
-            </w:pPr>
-            <w:r/>
-            <w:r>
-              <w:rPr>
-                <w:rFonts w:ascii="Times New Roman" w:hAnsi="Times New Roman" w:eastAsia="宋体"/>
-                <w:b/>
-                <w:color w:val="191919"/>
-                <w:sz w:val="19"/>
-              </w:rPr>
-              <w:t>EP04《避风港争夺战》</w:t>
-            </w:r>
-          </w:p>
-        </w:tc>
-        <w:tc>
-          <w:tcPr>
-            <w:tcW w:type="dxa" w:w="7992"/>
-            <w:vAlign w:val="center"/>
-            <w:tcMar>
-              <w:top w:w="105" w:type="dxa"/>
-              <w:bottom w:w="105" w:type="dxa"/>
-              <w:left w:w="145" w:type="dxa"/>
-              <w:right w:w="145" w:type="dxa"/>
-            </w:tcMar>
-            <w:shd w:fill="F7FAFC"/>
-          </w:tcPr>
-          <w:p>
-            <w:pPr>
-              <w:spacing w:before="40" w:after="40" w:line="341" w:lineRule="auto"/>
-              <w:jc w:val="left"/>
-            </w:pPr>
-            <w:r/>
-            <w:r>
-              <w:rPr>
-                <w:rFonts w:ascii="Times New Roman" w:hAnsi="Times New Roman" w:eastAsia="宋体"/>
-                <w:b w:val="0"/>
-                <w:color w:val="191919"/>
-                <w:sz w:val="19"/>
-              </w:rPr>
-              <w:t>• 【4-1　内　八中后街·砂锅麻辣烫店 — 夜】店门外厚重的塑料防风门帘被猛地一把掀开，寒风卷着热气涌入——刚从电影院男洗手间将41岁的荀未来反锁在隔间里、一路狂奔而来的16岁赵左右身穿棕橙色连帽棉服内搭深棕格纹衬衫，满头大汗、气喘吁吁地冲进店里。</w:t>
-              <w:br/>
-              <w:t>• 【4-2　内　电影院·8号放映厅外走廊 — 夜】两名保安转过身，目光一眼锁定了刚从男洗手间追出来、身穿黑色羊羔绒翻领夹克内搭黑白格纹衬衫的41岁荀未来。保安甲与保安乙对视一眼，立即快步上前，一左一右堵住了荀未来的去路。 荀未来满脸错愕地停下脚步，下意识后退了半步。 保安甲不由分说地伸手探向荀未来黑色夹克的外侧口袋，一把抓出厚厚一大沓《长江七号》纸质电影票，冷笑着晃了晃。 荀未来低头看着那一大沓不知何时被66岁赵了暗中塞进自己口袋栽赃的电影票，顿时双目圆睁，百口莫辩。 两名保安根本不听他的辩解，一左一右架起荀未来的胳膊就要往保卫科带。 恰在此时，身穿挺括黑色职业西（核心台词：荀未来：“什么呀？我是来看电影的！” ／ 荀未来：“这个票不是我的！肯定是刚才出去那个老头，他陷害我！这肯定是他的，真的不是我的！哎，你听我跟你说——” ／ 刘美奕：“小荀？怎么回事？”）</w:t>
-              <w:br/>
-              <w:t>• 【4-3　外　长林市·风雪长街 — 夜】荀未来独自一人行走在空旷寂静的雪街上。一想到自己被66岁的老年版自己用一沓电影票算计得死死的、不仅没拦住赵左右和徐图图吃麻辣烫，还狼狈得靠母亲解围，荀未来气得停下脚步，朝着路边的空气狠狠飞起一脚，脚底一滑差点摔个趔趄。 发泄完满腔懊恼，荀未来站在漫天飘落的雪花里，低头看着自己被母亲刘美奕拍过的衣袖，嘴角浮起一抹苦涩而又眷恋的浅笑，拢了拢黑色夹克衣领，埋头向风雪深处走去。</w:t>
-              <w:br/>
-              <w:t>• 【4-4　外/内　《三人行》白昼篇主题片头序列（OP） — 日/夜】伴随轻快而略带怅惘的钢琴与弦乐主题曲，《三人行》白昼篇片头画面徐徐展开：戴着鲜红围巾的少年奔跑在2008年大雪纷飞的长林八中校园与红白相间的有轨电车轨道之间，电话亭百叶窗前的神秘剪影、风雪院落里并排伫立的三个雪人、跨越时空的莫比乌斯环与逆向飞旋的齿轮钟摆依次掠过，16岁赵左右、41岁荀未来、66岁赵了三代自我并肩伫立于纯白雪原之上，最终定格于剧名《三人行 THE TRIPLE ECHO OF TIME》。</w:t>
-              <w:br/>
-              <w:t>• 【4-5　内　三条鱼漫画屋·一楼沙发阅读区（片名卡：避风港争夺战） — 日】身穿藏青色半拉链立领卫衣内搭纯白T恤的41岁荀未来从书架过道后转出来，端着水杯凑到沙发旁，垂眼瞥向茶几上的信纸。 荀未来伸手拿起那页信纸看清抬头，眼睛猛地一亮，啧啧称奇地拍了拍赵左右的肩膀。 赵左右停下笔抬起头，有些意外地看着荀未来。 荀未来一脸高深莫测地晃了晃手指，在心里掐指推算着年份。 荀未来一屁股在赵左右身旁坐下，立刻摆出中年职场人那套世故功利的腔调，拍着大腿指点江山。 赵左右眉头一皱，连连摇头，一把将红格信纸从荀未来手里抽回来护在胸前。 荀未来恨铁不成钢地伸手又要去抓信纸。 赵左右双手死死按住信纸往沙发另一（核心台词：荀未来：“你还生气呢？写啥呢？都过了这么久了，你还……” ／ 荀未来：“敬爱的刘慈欣先生”？！我天，你小子行啊，终于开窍了呀！” ／ 荀未来：“何止是听说过呀！我算一算，08年的时候，嗯，《三体Ⅱ》好像还没发表呢，你还真知道！”）</w:t>
-              <w:br/>
-              <w:t>• 【4-8　外/内　和艺北街×飞霞路IC卡公用电话亭 — 夜】电话亭绿色的金属内壁挡住了外面的呼啸风雪。赵左右靠着冰冷的铁壁，低头看着自己红肿破裂、凝着血痂的十指，冻得上下牙关打战。他哆嗦着从羽绒服兜里掏出银色诺基亚直板手机，先后拨打死党陈明和荀未来的电话。（核心台词：赵左右：“喂……陈明？……荀哥？”）</w:t>
-              <w:br/>
-              <w:t>• 【4-9　内/外　三条鱼漫画屋里间、风雪街头与飞霞路电话亭（多线交叉剪辑） — 夜】【三条鱼漫画屋·里间】蓝格布帘半掩的里间内，身穿米白色半拉链连帽卫衣的41岁荀未来盘腿坐在单人木板床上，正神色焦急地举着手机给罗爱文打电话；床边的小书桌台灯下，约莫十岁、身穿棕灰几何提花毛衣的漫画屋算账小孩正气定神闲地趴在桌前写寒假作业。 【三条鱼漫画屋门口至街头】荀未来挂断电话，脑海中猛然闪过自己16岁那年因父亲撕书离家出走后引发的一连串连锁苦果，脸色骤变。 荀未来一骨碌从床上跳下，抓起衣架上的卡其色高领厚羽绒服套在身上，一把拉开三条鱼漫画屋的木门冲进漫天风雪的街道，沿着长林市的大街小巷大声呼喊着“赵左右——”。（核心台词：荀未来：“喂，罗爱文！赵左右找你了吗？他跟他爸吵架跑出来了！” ／ 荀未来（自语）：“如果真的是离家出走……当年我会去哪儿？！”）</w:t>
-              <w:br/>
-              <w:t>• 【4-11　内/外　八中后街·砂锅麻辣烫店与店外风雪街头 — 夜】店门塑料帘被一把掀开，身穿卡其色厚羽绒服的41岁荀未来急匆匆闯进店里，喘着粗气直奔柜台。 舒老板停下手里的活儿，抬起头上下打量着神色紧绷的荀未来，警惕地反问。 正在气头上的荀未来想都没想便脱口而出。 荀未来狐疑地一转头，目光正好落在店堂侧墙悬挂的木框黑板上——只见黑板顶部写着“大胃王挑战赛排行榜”，下方的粉笔字清清楚楚地列着名次：“第一名 王林 十二碗 ｜ 第二名 刘宁 十一碗 ｜ 第三名 丽娜 十碗 ｜ 第四名 黄政杨 ｜ 第五名 孙蕾 八碗 ｜ 第六名 孙艺宁 七碗 ｜ 第七名 徐图图 ｜ 第八名 赵左右 五碗（核心台词：荀未来：“老板，刚刚赵左右来过吗？！” ／ 荀未来：“我就是他爹！” ／ 荀未来：“没跟你扯这个！我听说赵左右是跟一个女孩来参加大胃王比赛的？”）</w:t>
-              <w:br/>
-              <w:t>• 【4-12　外/内　长林饭店豪华套房与501室赵家客厅（双空电话交叉剪辑） — 夜】【长林饭店·豪华套房 ↔ 501室赵家客厅】温暖奢华的欧式套房客厅内，水晶吊灯洒下柔和的香槟金色光芒。脱去棒球帽露出满头银发的66岁赵了身穿暗红色防风外套内搭纯白高领毛衣，正站在落地窗前手持电话，与501室客厅沙发上身穿藏青色开衫内搭浅灰高领毛衣、手握红色座机听筒的母亲刘美奕通电话——这正是刚才荀未来拨打母亲手机提示占线的真正原因。</w:t>
-              <w:br/>
-              <w:t>• 【4-14　内　福慧家园6栋五楼·501与502室门外楼梯间 — 日】2008年1月31日（周四）清晨。身穿卡其色厚羽绒服、戴着黑色毛线手套的41岁荀未来急匆匆爬上福慧家园6栋五楼的水泥楼梯间。 荀未来先凑到501室绿色防盗铁门前侧耳倾听，又转过身打量对门紧闭的502室房门，神色愈发凝重。 荀未来一咬牙，转身快步跑下楼梯。（核心台词：荀未来（自语）：“没去麻辣烫店，也不在他家……难道是未来的我，预判了我的预判？！这姜真是越老越辣！不行，不能让他趁虚而入改变了赵左右的想法！”）</w:t>
-              <w:br/>
-              <w:t>• 【4-16　内　三条鱼漫画屋·里间账桌与一楼阅读区 — 日】三条鱼漫画屋里间书桌前，身穿棕灰几何提花毛衣的十岁算账小孩正一边低头握着圆珠笔在账本上写写算算，一边头也不抬地对在屋里来回踱步的荀未来冒出一句金句。 脱去羽绒服、身穿鲜亮翠绿色高领纯色针织毛衣的41岁荀未来听到声音，一个箭步从里间冲了出来，张开双臂一把将16岁的赵左右死死搂进怀里！ 赵左右手里还提着全家桶，被荀未来勒得喘不上气，直翻白眼拍打他的后背。 赵左右好不容易从荀未来怀里挣脱出来，把两个全家桶放在书架旁的桌面上，得意洋洋地扬起下巴。 一听到“赵爷爷”三个字，荀未来的脸色瞬间沉了下来，苦口婆心地劝道。 荀未来急（核心台词：荀未来：“好兄弟，你终于来了！” ／ 荀未来：“不行！松不了一点！” ／ 荀未来：“赵左右你也太糊涂了吧！赵爷爷可是长辈，长辈和长辈之间都是一伙的！他肯定跟你爸妈通过气了，要不你爸妈怎么一晚上没找你啊？！”）</w:t>
-              <w:br/>
-              <w:t>• 【4-17　外　福慧家园老式家属院·单元门外红扶手水泥台阶 — 夜】身穿军绿色连帽长款羽绒派克大衣（内搭翠绿色高领毛衣）的41岁荀未来骑着二八自行车驶入家属院。他支好自行车正准备走进6栋单元门上楼，脚步却猛然停住了—— 荀未来怔怔地望着父亲孤单萧索的背影，放轻脚步走上水泥台阶，在父亲身旁并肩坐了下来。 荀未来没有走，而是伸手接过赵东来手里的绿瓶二锅头，仰头灌了一大口辛辣的烈酒，呛得眉头微皱，随后顺着父亲的脾气开口试探。 赵东来一口气吼完，转过头瞪着刚喝了一口白酒的荀未来，拿回酒瓶。 41岁的荀未来看着眼前尚算年轻的父亲，嘴角浮起一抹沧桑的苦笑，拿过酒瓶又陪着喝了一口。 荀未来心头猛（核心台词：荀未来：“叔，是我，赵左右的同学，之前去过您家吃饭，我叫小荀。” ／ 荀未来：“我来陪您喝！叔，我是站您的，赵左右这次确实太过分了！您把他的书撕了——” ／ 荀未来：“我是转校生，都二十了，能喝。酒逢知己千杯少嘛！叔，其实吧，我打心底里特别理解你。有的时候为了工作不得不喝酒，回家吧老婆孩子又不理解，有时候真想在电车上多坐几圈……这一大半辈子累死累活的，都图个什么呀，是吧？”）</w:t>
-              <w:br/>
-              <w:t>• 【4-18　内　福慧家园6栋五楼·501室门口玄关 — 夜】五楼昏黄的楼道声控灯应声亮起。荀未来小心翼翼地搀扶着醉得脚步踉跄、满脸泪痕的父亲赵东来走上五楼楼梯，抬手敲响了501室的防盗门。 防盗门立刻从里面拉开，身穿米白色圆领排扣针织毛衣的母亲刘美奕正焦急地守在门后。一看到门外被小荀搀扶着的丈夫，刘美奕脸上的担忧瞬间化作深深的心疼，连忙伸手扶住赵东来的另一侧胳膊，朝荀未来感激地点了点头，将丈夫扶进屋里。</w:t>
-              <w:br/>
-              <w:t>• 【4-21　外/内　三条鱼漫画屋门口与斜对面街角小广告墙（平行剪辑） — 日】春秋路178号“三条鱼漫画屋”门口，身穿藏青色圆领卫衣（左胸印有白色圆形小徽标、内露白T恤领边）的41岁荀未来正单手端着一只白底蓝边的老式搪瓷茶缸，斜倚在木门框上晒太阳，活脱脱一副“漫画屋掌柜”的派头。 看到背着双肩包的赵左右垂头丧气地走到门口，荀未来晃了晃手里的搪瓷茶缸，眉飞色舞地打趣道。 荀未来哈哈一笑，大方地侧过身让开漫画屋大门，用力拍了拍赵左右的肩膀。 荀未来志得意满地揽着16岁的赵左右走进三条鱼漫画屋，自以为在这场“避风港争夺战”中笑到了最后。（核心台词：荀未来：“哟，不和赵爷爷潇洒去了？想起兄弟来了？” ／ 荀未来：“必须的！想明白就好，浪子回头金不换，我这儿永远有你的地方！”）</w:t>
-            </w:r>
-          </w:p>
-        </w:tc>
-      </w:tr>
-      <w:tr>
-        <w:trPr>
-          <w:cantSplit/>
-        </w:trPr>
-        <w:tc>
-          <w:tcPr>
-            <w:tcW w:type="dxa" w:w="2376"/>
-            <w:vAlign w:val="center"/>
-            <w:tcMar>
-              <w:top w:w="105" w:type="dxa"/>
-              <w:bottom w:w="105" w:type="dxa"/>
-              <w:left w:w="145" w:type="dxa"/>
-              <w:right w:w="145" w:type="dxa"/>
-            </w:tcMar>
-          </w:tcPr>
-          <w:p>
-            <w:pPr>
-              <w:spacing w:before="40" w:after="40" w:line="341" w:lineRule="auto"/>
-              <w:jc w:val="center"/>
-            </w:pPr>
-            <w:r/>
-            <w:r>
-              <w:rPr>
-                <w:rFonts w:ascii="Times New Roman" w:hAnsi="Times New Roman" w:eastAsia="宋体"/>
-                <w:b/>
-                <w:color w:val="191919"/>
-                <w:sz w:val="19"/>
-              </w:rPr>
-              <w:t>EP05《回家》</w:t>
-            </w:r>
-          </w:p>
-        </w:tc>
-        <w:tc>
-          <w:tcPr>
-            <w:tcW w:type="dxa" w:w="7992"/>
-            <w:vAlign w:val="center"/>
-            <w:tcMar>
-              <w:top w:w="105" w:type="dxa"/>
-              <w:bottom w:w="105" w:type="dxa"/>
-              <w:left w:w="145" w:type="dxa"/>
-              <w:right w:w="145" w:type="dxa"/>
-            </w:tcMar>
-          </w:tcPr>
-          <w:p>
-            <w:pPr>
-              <w:spacing w:before="40" w:after="40" w:line="341" w:lineRule="auto"/>
-              <w:jc w:val="left"/>
-            </w:pPr>
-            <w:r/>
-            <w:r>
-              <w:rPr>
-                <w:rFonts w:ascii="Times New Roman" w:hAnsi="Times New Roman" w:eastAsia="宋体"/>
-                <w:b w:val="0"/>
-                <w:color w:val="191919"/>
-                <w:sz w:val="19"/>
-              </w:rPr>
-              <w:t>• 【5-1　外　家属院·雪地天台与铁楼梯（赵左右梦境） — 夜】赵左右迈步走到住宅楼外铁栏杆楼梯拐角处，目光扫向坐在覆雪台阶上的四十一岁荀未来——荀未来身穿深灰色毛绒厚睡袍、内搭白T恤与深色睡裤，正半闭着双眼仰头灌了一口绿罐雪花啤酒，嘴角挂着酒渍，神态迷离醉顿。赵左右疑惑地走过去在他身旁台阶上坐下。 荀未来眼神涣散地斜睨了赵左右一眼，冷漠地反问。 赵左右侧过头上下打量着荀未来身上的毛绒睡袍，只当他是在搞恶作剧，神情带着几分无奈与好笑。 荀未来根本不理会赵左右，眼神空洞地望着前方的风雪，仿佛深陷在二零三三年的时空记忆里自顾自地喃喃诉说。 赵左右冻得缩起脖子搓了搓胳膊，侧身紧盯着荀（核心台词：赵左右：“荀哥……几点了……陈明……” ／ 赵左右：“搞什么？我不是和荀哥、陈明睡在漫画屋吗？这哪啊？” ／ 赵左右：“荀哥！陈明！别闹了，你们快出来啊！荀哥！”）</w:t>
-              <w:br/>
-              <w:t>• 【5-3　内　漫画屋·里间卧室 — 晨】十六岁的陈明身披蓝白格纹衬衫毯，早已起床伏在书桌前的台灯下专注写作业，桌面上摆着《初中生优秀作文选》与理科练习册。通铺被窝里，身穿灰白横条纹毛衣的十六岁赵左右长舒一口气，最先从噩梦中醒来并翻了个身；而身穿白色高领毛衣的四十一岁荀未来仍靠在床铺内侧熟睡。 就在这时，睡在床铺内侧的荀未来闭着眼睛右手猛地往空中一挥，嘴里大声吐出一句梦话，整个人猛然惊醒坐起。 荀未来大口喘着气，一脸茫然地瞪着前方。赵左右吓了一跳，连忙转过头好奇地看着他。 荀未来回过神来，连忙抬起双手用力揉搓着脸庞掩饰尴尬，一边支支吾吾地辩解，一边神色晦气（核心台词：陈明：“叫了二十多次荀哥。” ／ 荀未来：“离就离！” ／ 荀未来：“离……离校的事情。我梦见转校之前的事了。太晦气了，不提了。”）</w:t>
-              <w:br/>
-              <w:t>• 【5-4　外/内　漫画屋·店门外与店堂 — 日】荀未来走到漫画屋正门前，哗啦一声将卷帘门拉起一半，右手扶着卷帘门，左手拎着铁制撑门杆立在门边。一名身穿黑色西装大衣、打着蓝白斜纹领带、手提公文包的易房宝年轻房产中介满脸陪笑地迎到店门前。 荀未来面无表情地上下打量了中介一眼，随口敷衍。 听到“挺时髦的老先生”，荀未来眼神骤然一凛，眉头紧锁，脸色瞬间冷了下来，一眼识破是六十六岁的赵了想买店釜底抽薪。 荀未来神色变凶，单手握紧铁制撑门杆猛地上前一步，朝着中介挥舞驱赶。房产中介吓得抱紧公文包连连后退，狼狈逃离。 荀未来拎着撑门杆退回店内，关上门咬牙切齿地低声暗骂。 穿好衣（核心台词：荀未来：“啊，那个……他陪孩子回家过年了。其实你有什么事跟我说都是一样的。” ／ 荀未来：“老先生？什么老先生啊？” ／ 荀未来：“行，你去告诉他，这房子不卖，啊。”）</w:t>
-              <w:br/>
-              <w:t>• 【5-7　外　立交桥洞下 — 夜】昏暗的立交桥洞下，赵了身穿深棕色呢大衣双手插兜在前缓步而行。身穿砖红色连帽派克大衣、内搭黄黑格纹衬衫与黑色高领衫的荀未来躲在水泥桥墩与铁皮挡板后，一路猫腰暗中探头尾随，脑海里飞速盘算（画外音）。（核心台词：荀未来：“不是没有办法从未来带钱来吗？这个老家伙这么有钱，肯定偷摸在搞什么违法的勾当吧。让你跟我对着干，送你进去吃牢饭。”）</w:t>
-              <w:br/>
-              <w:t>• 【5-10　外/内　飞霞路·公用电话亭 — 夜】飞霞路公用电话亭内，六十六岁的赵了正握着听筒向二零五八年的公司客服逐笔报账。身穿砖红色连帽派克大衣的荀未来躲在街边水泥电线杆后，托着腮皱眉探头偷听。 电线杆后的荀未来听到“买房产、租房子”，神色愈发警惕，眼中闪过一丝得意，掏出黑色翻盖手机迅速在屏幕上按下 110 三个数字凑到耳边。 荀未来还没来得及按拨出键，身后一只戴手套的大手突然重重拍在他的肩膀上，吓得荀未来浑身猛一哆嗦——一名身穿冬季深色警服、头戴雷锋帽、胸前佩戴警号 220103 的巡警正目光严厉地盯着他。 荀未来一边指着电话亭告发，一边慌忙拉开羽绒服内侧拉（核心台词：荀未来：“自己有手机不用，非得要用公共电话，果然是在做什么违法的买卖。” ／ 荀未来：“好你个赵了，老了老了这么没底线。不行，我今天啊我得大义灭亲了。” ／ 荀未来：“警察，你来得正好。我怀疑电话亭里那个人，他有问题，你们去查查他！”）</w:t>
-              <w:br/>
-              <w:t>• 【5-11　外　住宅小区·红灯笼雪道 — 夜】挂着红灯笼的小区雪道旁，荀未来快步迎上一名身穿棕色拼接羽绒服的年轻跑腿接头人。接头人四下张望了一眼，从怀里掏出一个装着信件的黑色塑料袋递给荀未来。 荀未来接过塑料袋捏了捏里面的信封，压低声音确认。（核心台词：跑腿小哥：“荀哥，这。” ／ 荀未来：“东西有了吗？” ／ 荀未来：“够真吗？”）</w:t>
-              <w:br/>
-              <w:t>• 【5-12　内　赵左右家楼道·501与502室门前 — 夜】五楼五零二室门前，身穿深绿色棉衣的开锁师傅转动工具咔哒一声打开房门，起身收拾好工具包下楼。巡警 220103 站在门旁温和地叮嘱赵了。 赵了连连点头道谢，与巡警挥手互致新年祝福。（核心台词：赵了：“我想高价租个店铺做买卖。说来也巧，那个房主啊，就是小荀同学的亲戚。” ／ 赵东来：“小荀家的？” ／ 赵了：“我知道他跟左右的关系不错嘛，所以我就想出高价，把它租下来。结果这小荀同学，连转达都不转达，直接就给拒绝了。哎呀，我就纳闷了。”）</w:t>
-              <w:br/>
-              <w:t>• 【5-13　内　漫画屋·阅读区与书架过道 — 夜】荀未来推开漫画屋玻璃门走进屋里，在书架旁从黑色塑料袋中取出那封伪造的信件，低头端详确认。 荀未来拿着信封走近书桌前，伸手将牛皮纸信封递到赵左右眼前。 赵左右双手颤抖地捧着红色横线信纸逐字阅读，眼神从震惊逐渐转为明亮、动容与热泪盈眶；身旁的荀未来投以欣慰温柔的目光，刘慈欣沉稳温和的声音伴随舒缓的配乐在画外响起。 赵左右读完信，眼眶通红地抬起头望向荀未来，激动得语无伦次，猛地从椅子上弹起身扑上前，屈膝就要给荀未来下跪道谢！荀未来眼疾手快，一把托住他的双臂将他架了起来。 荀未来双手扶着赵左右的肩膀，眼神真挚地看着十六岁的（核心台词：赵左右：“你回来啦，荀哥。” ／ 荀未来：“门口有你的信。” ／ 荀未来：“打开看看。”）</w:t>
-              <w:br/>
-              <w:t>• 【5-14　内　漫画屋·里间卧室 — 夜】漫画屋里间榻榻米地铺上，赵左右盘腿坐着，双手平举着那封“刘慈欣回信”反反复复地仔细阅读，脸上满是憧憬。书桌前，陈明正低头专注地握笔在笔记本上快速书写。赵左右转过头看向陈明，兴致勃勃地提议。 陈明没有抬头，依旧握笔写字，冷静而理性地回应。（核心台词：赵左右：“现在想想，还是荀哥说得对，能了解彼此的，只有同龄人。反正我姥姥姥爷过年也去三亚玩了，年夜饭，咱仨一块儿吃吧。”）</w:t>
-              <w:br/>
-              <w:t>• 【5-16　内/外　漫画屋·里间卧室与便民店外夜巷 — 深夜】深夜，漫画屋里间熄了灯。赵左右与陈明并排躺在地铺的格纹被窝里。赵左右双手交叠平放在腹部被子上方，睁着眼睛望着天花板，担忧地转头看向右侧的陈明。 陈明侧身面向赵左右躺着，闭着眼睛平静地分析。（核心台词：赵左右：“陈明，你说荀哥咋还不回来啊？他不会和我爸干起来了吧？” ／ 赵左右：“可荀哥不也就二十岁？” ／ 陈明：“我说的是你爸，不是荀哥。”）</w:t>
-              <w:br/>
-              <w:t>• 【5-17　外/内　家属院·雪夜长椅与502室卧室 — 深夜】居民楼外的走廊长椅旁积着厚雪，昏黄的路灯下，赵东来与荀未来并肩倚坐在长椅上，手里各自握着绿罐雪花啤酒，不时仰头畅饮后长吁一口气，满脸疲态。 赵东来摆了摆手，转头看着身旁的荀未来认真强调。 站在台阶下阴影里的赵左右听到父亲那句“哎呦我是真没钱呀”，眼神微微一颤，眼底涌起一阵心疼与触动。然而紧接着，长椅上的荀未来神色从同情转为得意，伸手一把搭住赵东来的肩膀炫耀起来。 荀未来拍着大腿，眉飞色舞地向赵东来抖出实情。台阶下的赵左右如遭雷击，整个人僵在原地！ 赵东来恍然大悟地伸手指了指荀未来。 【闪回·街边图文打印店】荀未来站（核心台词：荀未来：“谁不是呢？想把最好的东西都给他。” ／ 荀未来：“懂，我懂。为了让他开心，为了让他自信，我还搞了一封刘慈欣的回信。” ／ 荀未来：“一个作家。”）</w:t>
-              <w:br/>
-              <w:t>• 【5-18　外　长林市·冰封湖面 — 深夜】空旷幽暗的冰封湖面上，寒风呼啸，远方孤月与高塔剪影笼罩在清冷的夜色里。十六岁的赵左右独自一人站在冰湖中央，戴着黑色手套的双手捧着那封红色横线信纸，口中呼出白气，耳畔回响着荀未来曾对他说过的一句句鼓励（画外音）。（核心台词：荀未来：“人生一步错，步步错。相信我，赵左右，选文！怎么可能会不咋地呢？肯定写得特别好，你那文采，你那笔锋唰唰的，以后你绝对能自己办杂志的！你别浪费你的天赋！”）</w:t>
-            </w:r>
-          </w:p>
-        </w:tc>
-      </w:tr>
-      <w:tr>
-        <w:trPr>
-          <w:cantSplit/>
-        </w:trPr>
-        <w:tc>
-          <w:tcPr>
-            <w:tcW w:type="dxa" w:w="2376"/>
-            <w:vAlign w:val="center"/>
-            <w:tcMar>
-              <w:top w:w="105" w:type="dxa"/>
-              <w:bottom w:w="105" w:type="dxa"/>
-              <w:left w:w="145" w:type="dxa"/>
-              <w:right w:w="145" w:type="dxa"/>
-            </w:tcMar>
-            <w:shd w:fill="F7FAFC"/>
-          </w:tcPr>
-          <w:p>
-            <w:pPr>
-              <w:spacing w:before="40" w:after="40" w:line="341" w:lineRule="auto"/>
-              <w:jc w:val="center"/>
-            </w:pPr>
-            <w:r/>
-            <w:r>
-              <w:rPr>
-                <w:rFonts w:ascii="Times New Roman" w:hAnsi="Times New Roman" w:eastAsia="宋体"/>
-                <w:b/>
-                <w:color w:val="191919"/>
-                <w:sz w:val="19"/>
-              </w:rPr>
-              <w:t>EP06《暖雪》</w:t>
-            </w:r>
-          </w:p>
-        </w:tc>
-        <w:tc>
-          <w:tcPr>
-            <w:tcW w:type="dxa" w:w="7992"/>
-            <w:vAlign w:val="center"/>
-            <w:tcMar>
-              <w:top w:w="105" w:type="dxa"/>
-              <w:bottom w:w="105" w:type="dxa"/>
-              <w:left w:w="145" w:type="dxa"/>
-              <w:right w:w="145" w:type="dxa"/>
-            </w:tcMar>
-            <w:shd w:fill="F7FAFC"/>
-          </w:tcPr>
-          <w:p>
-            <w:pPr>
-              <w:spacing w:before="40" w:after="40" w:line="341" w:lineRule="auto"/>
-              <w:jc w:val="left"/>
-            </w:pPr>
-            <w:r/>
-            <w:r>
-              <w:rPr>
-                <w:rFonts w:ascii="Times New Roman" w:hAnsi="Times New Roman" w:eastAsia="宋体"/>
-                <w:b w:val="0"/>
-                <w:color w:val="191919"/>
-                <w:sz w:val="19"/>
-              </w:rPr>
-              <w:t>• 【6-3　内　漫画屋·里间卧室 — 日】日间，漫画屋里间的床铺上，身穿黑色高领毛衣的四十一岁荀未来缓缓睁开眼睛。守在床边的十六岁赵左右见状神情一喜，探头关切地唤他，随后迅速转头朝门外高声呼喊。 荀未来神色迷茫，单手撑着床垫缓慢坐起身，微蹙着眉头揉了揉太阳穴回忆昨夜。 荀未来掀开被角作势就要下床展示。赵左右与赵东来见状连忙同时伸出双手按住他的双肩，将他稳稳按回床上。 荀未来听到“回家”二字愣了一下。赵左右与赵东来相视一笑，赵东来面露欣慰，抬手轻轻拍了拍儿子的肩膀，父子间气氛融洽。荀未来露出释怀的微笑，认真地看向赵左右道歉。 赵东来站起身走到房门口，停下脚步（核心台词：赵左右：“荀哥，你醒啦？爸！荀哥醒啦！” ／ 荀未来：“我怎么只记得我昨天晚上去追你，然后两眼一黑，就啥也不记得了呀。” ／ 荀未来：“我一点事儿都没有，我可以下床给你走两步。”）</w:t>
-              <w:br/>
-              <w:t>• 【6-4　外/内　飞霞路·公用电话亭与人生无限有限公司工位（2058） — 日】赵了推门走出电话亭。身穿白色长款翻领大衣的荀未来早已双手抱胸拦在电话亭前，目光锐利地盯着赵了。 荀未来上前一步拦住欲走的赵了，急切地追问。 荀未来从兜里掏出那张有效期限突变为 2008.01.21-2008.02.06 的身份证，递到赵了眼前。赵了接过证件仔细端详了一眼，随即低头失笑。 荀未来一把夺回身份证，气急败坏地指着赵了警告。赵了却收敛笑容，神色平静而淡然。 赵了抬手轻轻拍了拍荀未来的右肩，背着手转身缓步离去。荀未来呆立在原地，指尖一松，手中的身份证滑落雪地，画面浮现强制召回倒计时：33:00:02 跳向 3（核心台词：荀未来：“你是能和未来联系对吧？” ／ 荀未来：“等一下。我问你，你是荀未来的时候，也只在这里待了半个月吗？” ／ 荀未来：“为什么我的结束日期，突然变成了2月6号除夕，也就是明天？他们是不是要把我召回啊？你笑什么呀？”）</w:t>
-              <w:br/>
-              <w:t>• 【6-5　内　赵左右家·卧室与客厅 — 日】门外突然传来急促的敲门声。赵左右起身走到客厅玄关打开防盗门，只见满面焦灼的荀未来快步冲进客厅，径直走到餐桌旁拿起玻璃水壶倒了一大杯水仰脖猛灌。 荀未来放下水杯抹了把嘴平复呼吸，神情严肃而紧迫地逼近赵左右，一把抓住他的胳膊。 赵左右刚想开口，被情绪紧绷的荀未来挥手强硬打断。 荀未来不耐烦地刚要继续训话，忽然反应过来赵左右居然没有拒绝，猛地刹住话头，难以置信地瞪大眼睛上下打量着赵左右。 赵左右脸上浮现出温柔带笑的神色，认真地向荀未来描述起来。 赵左右眼神坚定，伸手从上衣内袋里掏出王一漫借给他的那支红金配色英雄牌钢笔，低（核心台词：赵左右：“荀哥？你咋来了？” ／ 荀未来：“没时间了。哪怕只有一天，也足以发生重要的改变。听着，明天晚上，我把王一漫给你约出来，一起跨年。” ／ 赵左右：“荀哥——”）</w:t>
-              <w:br/>
-              <w:t>• 【6-6　外　东湖公园·三角尖顶礼拜堂前 — 夜】夜晚，积雪覆盖的东湖公园三角尖顶礼拜堂台阶前，荀未来扮演王一漫，侧身回眸，捏着嗓子姿态造作、语气娇嗔地念着台词；撑着一把黑伞走上前来的赵左右与他对视了两秒，实在憋不住低头噗嗤一声笑场，手里的黑伞随之乱抖。 荀未来瞬间破功，皱起眉头跺了跺脚，双手叉腰气鼓鼓地埋怨。 赵左右敛去笑意，握着黑伞柄认真地看着荀未来。 荀未来神色微动，随即上前一步，双手捧住赵左右的脸颊将他的脑袋扳正过来，严肃地指出残酷的现实。（核心台词：荀未来：“你来啦，我都等你很久了。” ／ 荀未来：“笑什么呀？你接词啊，这都第三遍了！” ／ 荀未来：“你拿出一点信念感来，啊！那成败就在此一举了。”）</w:t>
-              <w:br/>
-              <w:t>• 【6-7　外/内　长林八中·铁栏杆外、美营租车行、保卫室与储藏室 — 夜】赵左右拔腿沿着夜街飞奔，荀未来在后面气喘吁吁地追赶，两人穿过限高架桥洞一路跑到长林八中校外铁栏杆栅栏旁。 荀未来扶着膝盖大口喘气，抬头看了一眼紧闭的校园铁栅栏。赵左右双手抓着铁栏杆，抬手指着校园深处的体育馆方向。 荀未来缓过一口气，疑惑地看着赵左右手指的方向。 赵左右转过身，兴奋地向荀未来解释起来。 荀未来眼睛一亮，赞许地拍了拍赵左右的肩膀。 荀未来猛地一拍巴掌，果断拍板定下分工。 另一边，荀未来赶到美营租车行门前，掏出自己的二代身份证递给穿黑色短款羽绒服的租车行老板。 切回美营租车行门前，荀未来拿着身份证焦急地向（核心台词：荀未来：“喂！喂！你到底去哪儿啊？” ／ 荀未来：“学校？” ／ 荀未来：“你到底要干什么呀？”）</w:t>
-              <w:br/>
-              <w:t>• 【6-8　外　东湖公园·三角尖顶礼拜堂前 — 夜】东湖公园三角尖顶礼拜堂前，两人合力将造雪机固定在皮卡车后斗上。赵左右朝着礼拜堂双手合十拜了拜，随后与荀未来并肩背靠在银色皮卡车斗边缘。 荀未来仰起头望着夜空，长长地舒了一口气，眼底泛起久违的热血与感慨。 荀未来转过头静静凝视着赵左右的侧脸，眼神温柔而郑重。 赵左右转过头看向荀未来，笑着回应。荀未来微微一怔，抿嘴低头温和一笑，将手揣进白色大衣口袋哈着白气搓手取暖，轻声低语。 荀未来转过头看着赵左右，神色认真中带着一丝不易察觉的不舍，抬手拍了拍他的肩膀。 荀未来没有正面回答，眼睫低垂后转头望向夜空。镜头拉远至礼拜堂前全（核心台词：荀未来：“哎，你记得开学的时候，请话剧社的同学吃个饭啊。” ／ 荀未来：“我已经很久，没有体验过这种感觉了。” ／ 荀未来：“就是，做这样疯狂的事情，为下一场雪，大汗淋漓，不计代价。”）</w:t>
-              <w:br/>
-              <w:t>• 【6-9　内　王一漫家别墅·客厅与二楼卫生间 — 日】手机屏幕突然亮起，收到一条来自“荀未来（不和小白说话）”的短信（画外音）。 几秒钟后，荀未来的第二条短信发了过来（画外音）。楼下杨敏的呼唤声愈发急促，王一漫收起手机起身走出去。（核心台词：荀未来：“一漫，今晚来学校旁边的公园一起跨年吗？” ／ 荀未来：“我明天就要离开长林了，见最后一面吧。”）</w:t>
-              <w:br/>
-              <w:t>• 【6-10　内　漫画屋·里间 — 日】漫画屋里间，身穿棕色羽绒服的荀未来握着手机焦急地来回踱步，屏幕中央浮现“荀未来返程 09:30:10”的倒计时。坐在小书桌前台灯下写作业的十岁算账小孩头也不抬地搭话。（核心台词：荀未来：“你说这是什么情况，怎么就不回了呀？我话已经说到这个份上了，她也没有理由拒绝啊。”）</w:t>
-              <w:br/>
-              <w:t>• 【6-14　内　王一漫家别墅·餐厅 — 夜】众人推杯换盏间，王一漫全程垂眸低头，抬头看了一眼座钟上方浮现的“荀未来返程 01:00:38”倒计时，端起水杯喝水掩饰焦急。父亲王伟之转头关切地看向女儿。</w:t>
-              <w:br/>
-              <w:t>• 【6-15　外/内　雪夜街道与王一漫家二楼卧室 — 夜】就在这时，身穿黑色牛角扣连帽大衣的赵左右一边接听荀未来的电话，一边从单元门冲出，匆匆跑过路口。 雪夜街道上，身穿棕色牛角扣毛领大衣、系着红格围巾的王一漫正迎着寒风边跑边给荀未来打电话。（核心台词：赵左右：“好的，荀哥，我马上就到！” ／ 王一漫：“荀未来，我马上来了，你一定要等我！”）</w:t>
-              <w:br/>
-              <w:t>• 【6-16　外　东湖公园·三角尖顶礼拜堂前广场 — 夜】东湖公园礼拜堂前的雪地广场上，距离返程仅剩十分钟（00:10:18）。身穿卡其色厚羽绒服的荀未来蹲在皮卡车后斗旁调试 LM3500 造雪机电缆，抬起左腕查看机械表，神情急切而充满期待。 一名左臂戴着“治安巡逻”红袖章的公园管理员突然走上前，一把拔掉造雪机插头并开始收卷电缆盘。荀未来猛然转头拦住他。 荀未来急切地按住线盘，向管理员据理力争。管理员神色慌张地四下张望，掏出钞票想退钱清场。 倒计时缩减至五分钟（00:05:48）。管理员强行抱走电缆线盘，荀未来扑上前死死拽住线盘争抢，两人在拉扯中重心不稳，双双跌倒在雪地里（核心台词：荀未来：“还有十分钟。我的未来，就靠你啦，小伙子。” ／ 荀未来：“不是，你干啥呢，大哥？” ／ 荀未来：“我不是已经交过场地费了吗？”）</w:t>
-              <w:br/>
-              <w:t>• 【6-17　内/外　除夕跨年群像空间与赵左右家卧室 — 深夜】家属院公告栏雪堆旁，四十一岁的荀未来蹲在雪地里，手握一罐绿皮哈尔滨啤酒仰头独饮，孤独地仰望着五楼五零一室的窗户。</w:t>
-            </w:r>
-          </w:p>
-        </w:tc>
-      </w:tr>
-      <w:tr>
-        <w:trPr>
-          <w:cantSplit/>
-        </w:trPr>
-        <w:tc>
-          <w:tcPr>
-            <w:tcW w:type="dxa" w:w="2376"/>
-            <w:vAlign w:val="center"/>
-            <w:tcMar>
-              <w:top w:w="105" w:type="dxa"/>
-              <w:bottom w:w="105" w:type="dxa"/>
-              <w:left w:w="145" w:type="dxa"/>
-              <w:right w:w="145" w:type="dxa"/>
-            </w:tcMar>
-          </w:tcPr>
-          <w:p>
-            <w:pPr>
-              <w:spacing w:before="40" w:after="40" w:line="341" w:lineRule="auto"/>
-              <w:jc w:val="center"/>
-            </w:pPr>
-            <w:r/>
-            <w:r>
-              <w:rPr>
-                <w:rFonts w:ascii="Times New Roman" w:hAnsi="Times New Roman" w:eastAsia="宋体"/>
-                <w:b/>
-                <w:color w:val="191919"/>
-                <w:sz w:val="19"/>
-              </w:rPr>
-              <w:t>EP07《舒图来了》</w:t>
-            </w:r>
-          </w:p>
-        </w:tc>
-        <w:tc>
-          <w:tcPr>
-            <w:tcW w:type="dxa" w:w="7992"/>
-            <w:vAlign w:val="center"/>
-            <w:tcMar>
-              <w:top w:w="105" w:type="dxa"/>
-              <w:bottom w:w="105" w:type="dxa"/>
-              <w:left w:w="145" w:type="dxa"/>
-              <w:right w:w="145" w:type="dxa"/>
-            </w:tcMar>
-          </w:tcPr>
-          <w:p>
-            <w:pPr>
-              <w:spacing w:before="40" w:after="40" w:line="341" w:lineRule="auto"/>
-              <w:jc w:val="left"/>
-            </w:pPr>
-            <w:r/>
-            <w:r>
-              <w:rPr>
-                <w:rFonts w:ascii="Times New Roman" w:hAnsi="Times New Roman" w:eastAsia="宋体"/>
-                <w:b w:val="0"/>
-                <w:color w:val="191919"/>
-                <w:sz w:val="19"/>
-              </w:rPr>
-              <w:t>• 【7-5　外/内　漫画屋·吧台与家属楼下 — 深夜】三条鱼漫画屋吧台前，身穿棕色羽绒服的四十一岁荀未来正靠在收银台边，借着昏黄的台灯独酌绿罐哈尔滨啤酒，神情落寞。借宿在里间、身穿蓝白相间运动校服外套的十六岁陈明推门走出来，看了一眼满身酒气的荀未来。 荀未来晃了晃手里的绿罐哈尔滨啤酒，朝陈明摆了摆手。 陈明没再多劝，转身回里间休息。荀未来独自对着满桌旧书仰头灌了一口啤酒，从羽绒服口袋里摸出那张二零三三年人生有限公司的白色卡片，对着卡片苦笑着自言自语。 荀未来把卡片往桌上一丢，疲惫地趴在吧台书堆上沉沉睡去。（核心台词：荀未来：“不了，你自己去睡吧。” ／ 荀未来：“造化弄人，王一漫呀王一漫，时间可真是跟我开了一个巨大的玩笑啊。我这怎么跟小赵去解释？你也玩我是吧？突然就剩一天，突然又变好了，抽风是吧？你说说怎么改个过去，就这么难呢。”）</w:t>
-              <w:br/>
-              <w:t>• 【7-6　内　赵左右家·玄关与客厅 — 日】听到“荀哥”两个字的瞬间，舒图的眼神猛地一凝，眉头微锁，整个人明显怔住了。（核心台词：赵左右：“最奇怪的……应该是荀哥。” ／ 舒图：“荀哥？” ／ 舒图：“荀哥？我怎么不知道，你高中有个姓荀的兄弟啊？”）</w:t>
-              <w:br/>
-              <w:t>• 【7-7　内/外　漫画屋·门口 — 日】三条鱼漫画屋内，趴在书堆上熟睡的荀未来悠悠醒来，伸了个大大的懒腰，将吧台上的哈尔滨啤酒空罐随手扔进垃圾桶，打着哈欠走到店门前，双手抓住铁卷帘门往上一推——门外阳光下，赫然站着冷眼抱臂的四十一岁舒图！ 荀未来魂飞魄散，本能地死死拽住卷帘门把手猛往下拉！舒图眼疾手快冲上前一步，双手抓住卷帘门下沿与他隔门角力。 门内的荀未来死死拽着卷帘门铁把，活像见了鬼一样隔着门缝低吼。 荀未来咬牙发力将卷帘门往下压到离地只剩半尺，舒图毫不退让，直接蹲下身将右手手掌垫在冰冷的卷帘门底沿下方！荀未来吓得脸色煞白，急忙收住力道。 投鼠忌器的（核心台词：荀未来：“你怎么来的？！” ／ 荀未来：“把手拿开！” ／ 荀未来：“你到底想怎么样啊？！”）</w:t>
-              <w:br/>
-              <w:t>• 【7-8　内　人生有限公司·会谈室与舒图家（2033） — 日/夜】【闪回·2008年雪夜街头及漫画屋】二零零八年雪夜狂奔中的荀未来身份证剧烈闪烁并痛苦摔倒在地；清晨醒来的荀未来拿着有效期突变为除夕的身份证惊愕发出一声“哎？”。</w:t>
-              <w:br/>
-              <w:t>• 【7-9　外/内　漫画屋·门口 — 日】回到二零零八年三条鱼漫画屋门前，铁卷帘门已拉下大半，只留下一道贴地的窄缝。四十一岁的舒图背靠着冰冷的卷帘门坐在门外水泥地上，身旁放着那把黄色笑脸透明雨伞；四十一岁的荀未来则抱膝蹲在卷帘门内侧的阴影里，夫妻俩隔着一扇铁门静静对话。 卷帘门内侧的阴影里，荀未来抱膝蹲在地上，梗着脖子表明态度。 荀未来想起在幕后捣鬼的六十六岁赵了，话到嘴边又烦躁地咽了回去。 门内的荀未来低着头，闷闷地吐出三个字。 荀未来想起那十五万块钱的实验费，没好气地隔着门板回敬。 门外的舒图转过头对着铁卷帘门，指着里面的荀未来继续追问逻辑漏洞。 门内（核心台词：荀未来：“改命不成我是不会回去的。” ／ 荀未来：“可不赖我提前让咱俩认识的啊，这都怪那……算了，说了你也不懂。” ／ 荀未来：“研究生。”）</w:t>
-              <w:br/>
-              <w:t>• 【7-10　外/内　新天地便利店 — 夜】一排宏宝莱玻璃汽水瓶的后方，头戴黑色鸭舌帽、身穿红色连帽外套的六十六岁赵了正静静站在另一侧通道里，隔着玻璃瓶的空隙，满眼眷恋、悲恸与克制地凝视着四十一岁的亡妻舒图。片刻后，赵了收回目光，提着购物篮先行走向收银台；舒图随后也拿着那盒巧克力饼干棒来到收银台前，将荀未来塞给她的那张五元纸币递给穿绿马甲的女店员。</w:t>
-              <w:br/>
-              <w:t>• 【7-11　内　赵左右家·客厅与门廊 — 夜】茶几上的诺基亚直板手机突然震动起来，赵左右伸手拿过手机查看，屏幕显示收到一条来自“荀未来（不和小白说话）”的短信。 赵左右举着手机等待，几秒钟后，荀未来的新短信立刻弹了出来。（核心台词：荀未来（短信画外音）：“昨晚王一漫的事都是误会……别放弃，我回避！” ／ 荀未来（短信画外音）：“啥？想明白啥？不许想明白啊！是兄弟就来砍我！” ／ 舒图：“你得问荀哥啊，他就在楼下呢。”）</w:t>
-              <w:br/>
-              <w:t>• 【7-12　外/内　家属楼下雪巷·漫画屋与出租车 — 夜】舒图甩开赵左右闪身拐进小巷暗处，熟练地用抢来的赵左右手机调出“荀未来”的号码，飞快按下“救我，岁月潭！”五个字点击发送。 三条鱼漫画屋内，正在扫地的荀未来听到摩托罗拉翻盖手机响起提示音，翻开一看，屏幕上赫然显示着发件人“舒图”（原赵左右号码）发来的短信：救我 岁月潭。荀未来脸色剧变。 荀未来一把扔下扫帚，抓起外套和围巾冲出店门，在街头拦下一辆车牌号为 吉A·MD153 的出租车钻进后座。（核心台词：荀未来：“救我，岁月潭？岁月潭，岁月潭是白雪地！我靠，这个疯女人，不会是打算把小时候的我，带回2033年吧？！” ／ 荀未来：“岁月潭，麻烦快点，谢谢！”）</w:t>
-              <w:br/>
-              <w:t>• 【7-13　外　岁月潭 — 夜】出租车疾驰抵达岁月潭景区路口（路标牌指向岁月潭与月霖步道的方向）。身穿深灰黑羽绒夹克、围着灰白围巾的荀未来推门下车，在白茫茫的冰湖雪原上发疯般奔跑呼喊。 荀未来脚下一绊摔倒在雪地里，低头一看，积雪中赫然掉落着赵左右那部亮着屏幕的诺基亚手机！荀未来颤抖着捡起手机，绝望地跪倒在雪原中央。 话音未落，四十一岁的舒图突然从背后猛扑上来死死抱住荀未来，右手捏着一根“卡奇滋”巧克力饼干棒，拼命往荀未来嘴里塞！两人在厚厚的积雪中翻滚缠斗，荀未来奋力将舒图推开。 荀未来狼狈地爬起身吐掉嘴边的饼干渣，惊魂未定地指着雪地里的舒图大喊。（核心台词：荀未来：“左右！赵左右！舒图！赵左右！” ／ 荀未来：“我来晚了，他们已经走了……” ／ 荀未来：“你这个疯女人，你也太可怕了吧！”）</w:t>
-              <w:br/>
-              <w:t>• 【7-14　外　公园·雪夜木栈道 — 夜】不远处的木栈道树林阴影旁，并未走远的荀未来静静伫立在雪地里，远远注视着黄笑脸雨伞下相拥而泣的两个舒图，良久，默默转身离去。</w:t>
-              <w:br/>
-              <w:t>• 【7-15　内　漫画屋·店堂与里间 — 夜】正说着，身穿深绿色工装夹克的荀未来推门走进书店，随手将从岁月潭雪地里捡回来的诺基亚直板手机递还给柜台前的赵左右。 荀未来面色疲惫地走过柜台，将那部诺基亚手机塞回赵左右手里。 荀未来拎着一罐饮料快步穿过书架走进里间，把夹克外套随手甩在单人沙发背上，顺势坐倒在靠背沙发上，右手捏着银色易拉罐，眼神疲惫。赵左右双手插兜急匆匆跟进来，在沙发前停步质问。 荀未来头也不抬，仰脖喝了一口饮料，淡淡回绝。 赵左右一屁股挤坐到沙发另一端，身体前倾紧贴着荀未来，压低声音急切追问。 荀未来转头看了赵左右一眼，眼神微微闪烁，随即视线微垂，自（核心台词：赵左右：“陈明，荀哥在吗？” ／ 陈明：“我在屋里听到荀哥跟一个女人在说话，太吵了，戴耳塞了。” ／ 赵左右：“荀哥！”）</w:t>
-            </w:r>
-          </w:p>
-        </w:tc>
-      </w:tr>
-      <w:tr>
-        <w:trPr>
-          <w:cantSplit/>
-        </w:trPr>
-        <w:tc>
-          <w:tcPr>
-            <w:tcW w:type="dxa" w:w="2376"/>
-            <w:vAlign w:val="center"/>
-            <w:tcMar>
-              <w:top w:w="105" w:type="dxa"/>
-              <w:bottom w:w="105" w:type="dxa"/>
-              <w:left w:w="145" w:type="dxa"/>
-              <w:right w:w="145" w:type="dxa"/>
-            </w:tcMar>
-            <w:shd w:fill="F7FAFC"/>
-          </w:tcPr>
-          <w:p>
-            <w:pPr>
-              <w:spacing w:before="40" w:after="40" w:line="341" w:lineRule="auto"/>
-              <w:jc w:val="center"/>
-            </w:pPr>
-            <w:r/>
-            <w:r>
-              <w:rPr>
-                <w:rFonts w:ascii="Times New Roman" w:hAnsi="Times New Roman" w:eastAsia="宋体"/>
-                <w:b/>
-                <w:color w:val="191919"/>
-                <w:sz w:val="19"/>
-              </w:rPr>
-              <w:t>EP08《时间的玩笑》</w:t>
-            </w:r>
-          </w:p>
-        </w:tc>
-        <w:tc>
-          <w:tcPr>
-            <w:tcW w:type="dxa" w:w="7992"/>
-            <w:vAlign w:val="center"/>
-            <w:tcMar>
-              <w:top w:w="105" w:type="dxa"/>
-              <w:bottom w:w="105" w:type="dxa"/>
-              <w:left w:w="145" w:type="dxa"/>
-              <w:right w:w="145" w:type="dxa"/>
-            </w:tcMar>
-            <w:shd w:fill="F7FAFC"/>
-          </w:tcPr>
-          <w:p>
-            <w:pPr>
-              <w:spacing w:before="40" w:after="40" w:line="341" w:lineRule="auto"/>
-              <w:jc w:val="left"/>
-            </w:pPr>
-            <w:r/>
-            <w:r>
-              <w:rPr>
-                <w:rFonts w:ascii="Times New Roman" w:hAnsi="Times New Roman" w:eastAsia="宋体"/>
-                <w:b w:val="0"/>
-                <w:color w:val="191919"/>
-                <w:sz w:val="19"/>
-              </w:rPr>
-              <w:t>• 【8-4　内　502室赵了卧室·漫画屋里间与501室赵左右卧室（三代清晨交叉剪辑） — 晨】镜头切至三条鱼漫画屋里间卧室，床头堆满了杂乱的旧漫画书。四十一岁的荀未来身穿白色长袖内衣侧卧在木板床上，眼下挂着浓重的黑眼圈，睁着空洞的双眼望着眼前的书堆彻夜未眠。（核心台词：荀未来（内心独白）：“小时候多好呀……困了就能睡得着。”）</w:t>
-              <w:br/>
-              <w:t>• 【8-6　外/内　积雪街道·公用电话亭与漫画屋店堂（交叉剪辑） — 日】电话亭内的舒图神情严肃，直接点名要找荀未来。 紧闭的里间房门内立刻传出荀未来暴躁的吼声。陈明被震得微微仰头愣了一下。 里间屋内再度传出荀未来破罐子破摔的冷漠回绝。 陈明拿起桌上的漫画书翻了一页，一本正经地对着听筒将荀未来的气话翻译成哲学名言。（核心台词：舒图：“你叫荀哥听电话。” ／ 陈明：“荀哥自闭了，物理意义上的。不下床，也不出房门。” ／ 陈明：“荀哥，打电话的人姓舒！”）</w:t>
-              <w:br/>
-              <w:t>• 【8-9　内/外　徐图图家·客厅与门外铁梯走廊 — 日】徐图图轻轻从舒图掌心里抽回自己的双手，继续低头编织毛线。蹲在地上的舒图如遭雷击，怔怔地僵在原地，泪水夺眶而出——她的脑海中骤然闪回昨晚在岁月潭冰湖雪原上，自己流着泪对荀未来吼出的那句话！（核心台词：舒图（内心独白）：“搞什么啊，我怎么也差点变成荀未来了？谢谢你，徐图图。”）</w:t>
-              <w:br/>
-              <w:t>• 【8-12　内　三条鱼漫画屋·吧台 — 日】三条鱼漫画屋内，结束了“物理自闭”的四十一岁荀未来身穿深棕色纽扣针织开衫内搭白色立领衬衫，双手插在裤兜里从老式立钟旁走出里间，缓步晃到前台旁，拉开椅子在正在整理旧书堆的陈明身旁坐下，重重地叹了一口气，盯着电脑屏幕明知故问。 荀未来又不甘心地长叹了一口气，侧过头看向身边冷淡的陈明。 荀未来无奈地摇了摇头，后仰靠在椅背上感慨了一声。 荀未来愣了一下，转过头挑眉反问陈明。 陈明面无表情地瞥了他一眼，语气清冷地吐出实情。荀未来哑然失笑，双手撑着膝盖站起身，朝店门外走去。（核心台词：荀未来：“电话里那个女人，没来过吧？” ／ 荀未来：“你怎么从来就没问过我，那个女的是谁啊？” ／ 荀未来：“挺好的。要是赵左右有你三分的觉悟就好了。唉——”）</w:t>
-              <w:br/>
-              <w:t>• 【8-13　内/外　长林咖啡馆·靠窗卡座与徐图图家二楼门外 — 日】赵左右看着满脸期盼的徐图图笑了笑，随即神色渐渐变得认真，提起了荀未来给他的建议。（核心台词：赵左右：“别提了。荀哥老鄙视我，说我没主见、没主见。我倒是想有，这不想不出来吗？” ／ 赵左右：“不过荀哥说，我应该考北京的大学，总归要看看外面的世界。” ／ 徐图图：“嗯，也挺有道理的。荀哥的建议更成熟，或许你应该听他的。”）</w:t>
-              <w:br/>
-              <w:t>• 【8-14　外　家属院·雪地长椅空地 — 日】舒图连连点头，顺手把锅甩给了荀未来。 赵左右开怀大笑起来，激动地晃着手里的八王寺汽水瓶，满脸都是对荀未来的崇拜与感激。 赵左右丝毫没有听出她话里的深意，眉飞色舞、滔滔不绝地替荀未来脑补出一整套感人至深的良苦用心。舒图起初低头抿嘴轻笑，听着听着，望向天空的眼神渐渐冷了下来。 站在三个雪人与长椅旁的赵左右低下头垂下眼眸，嘴唇紧咬，眼眶一点点泛红，却一句话也反驳不出来。舒图闭上眼深吸了一口气，压下喉头的哽咽，睁开眼用四十一岁荀未来昨晚说过的话，发出了最后的审判。（核心台词：舒图：“嗯，对，对对对，就是那个，荀哥给我看的。” ／ 舒图：“嗨，是这样，你的文笔啊很成熟，我这一看这怎么着也得是个四十多岁的人写的吧？我这人最痛恨的就是代笔了，所以我想我一定得给他揪出来！没想到，误会，荀哥都给我解释清楚了。” ／ 赵左右：“原来荀哥没骗我，也太靠谱了！”）</w:t>
-              <w:br/>
-              <w:t>• 【8-17　内/外　砂锅麻辣烫店·三条鱼漫画屋门外与岁月潭冰湖雪原 — 日】与此同时，“三条鱼漫画屋”木质招牌门外，身穿深棕色针织开衫内搭白立领衬衫的四十一岁荀未来走出店门，站在雪街边怅然仰望天空。 寒风吹拂着舒图耳畔的碎发。她神情怅然，按照荀未来教她的主动召回暗号，像夹烟一样用右手指尖夹着那根巧克力饼干棒举到唇边，微微张口，将巧克力棒咬进嘴里吸了一口。</w:t>
-            </w:r>
-          </w:p>
-        </w:tc>
-      </w:tr>
-      <w:tr>
-        <w:trPr>
-          <w:cantSplit/>
-        </w:trPr>
-        <w:tc>
-          <w:tcPr>
-            <w:tcW w:type="dxa" w:w="2376"/>
-            <w:vAlign w:val="center"/>
-            <w:tcMar>
-              <w:top w:w="105" w:type="dxa"/>
-              <w:bottom w:w="105" w:type="dxa"/>
-              <w:left w:w="145" w:type="dxa"/>
-              <w:right w:w="145" w:type="dxa"/>
-            </w:tcMar>
-          </w:tcPr>
-          <w:p>
-            <w:pPr>
-              <w:spacing w:before="40" w:after="40" w:line="341" w:lineRule="auto"/>
-              <w:jc w:val="center"/>
-            </w:pPr>
-            <w:r/>
-            <w:r>
-              <w:rPr>
-                <w:rFonts w:ascii="Times New Roman" w:hAnsi="Times New Roman" w:eastAsia="宋体"/>
-                <w:b/>
-                <w:color w:val="191919"/>
-                <w:sz w:val="19"/>
-              </w:rPr>
-              <w:t>EP09《人生失控》</w:t>
-            </w:r>
-          </w:p>
-        </w:tc>
-        <w:tc>
-          <w:tcPr>
-            <w:tcW w:type="dxa" w:w="7992"/>
-            <w:vAlign w:val="center"/>
-            <w:tcMar>
-              <w:top w:w="105" w:type="dxa"/>
-              <w:bottom w:w="105" w:type="dxa"/>
-              <w:left w:w="145" w:type="dxa"/>
-              <w:right w:w="145" w:type="dxa"/>
-            </w:tcMar>
-          </w:tcPr>
-          <w:p>
-            <w:pPr>
-              <w:spacing w:before="40" w:after="40" w:line="341" w:lineRule="auto"/>
-              <w:jc w:val="left"/>
-            </w:pPr>
-            <w:r/>
-            <w:r>
-              <w:rPr>
-                <w:rFonts w:ascii="Times New Roman" w:hAnsi="Times New Roman" w:eastAsia="宋体"/>
-                <w:b w:val="0"/>
-                <w:color w:val="191919"/>
-                <w:sz w:val="19"/>
-              </w:rPr>
-              <w:t>• 【9-1　内　成年赵左右与舒图家·玄关与卧室（2033梦境） — 夜】二零三三年北京寓所内，玄关木柜上摆放着一只精致的相框，相框里是妻子舒图戴着遮阳帽燦烂微笑的照片。留着青灰胡茬、身穿浅灰色翻领针织衫内搭白衬衫的四十一岁赵左右（荀未来）手里提着一袋热气腾腾的外卖推门进屋，一边往餐桌走，一边满脸笑意地朝卧室方向高声呼唤。 荀未来把外卖塑料袋放在餐桌上正准备解开，紧闭的卧室门内传出妻子舒图带着几分习以为常的调侃声。 荀未来解袋子的手微微一顿，愧疚地放下外卖袋，拉开餐椅坐下，从裤兜里掏出智能手机点开“极速贷款”界面——屏幕上清晰显示着“你还可以借（元）23,667｜总计114,700｜2月（核心台词：荀未来：“老婆。老婆，你猜我给你带什么回来了？” ／ 荀未来：“行，今天晚上咱俩去望京吃火锅去，我请。” ／ 荀未来：“都行，你想吃啥都行。你要是能吃得下呀，我给你烤一只羊都行。”）</w:t>
-              <w:br/>
-              <w:t>• 【9-2　内/外　漫画屋里间·有轨电车与雪后街道 — 晨】二零零八年寒假结束开学日清晨，三条鱼漫画屋里间榻榻米地铺上，身穿白色长袖卫衣的四十一岁荀未来猛然从噩梦中惊醒坐起，额头渗出冷汗，大口喘着粗气喃喃自语。 晨光熹微的街道上，一列有轨电车叮当驶过。车厢内，陈明坐在座位上安静地翻看课本；身穿深棕色棉服夹克的荀未来与身穿黑色连帽羽绒服的十六岁赵左右并排站在过道里拉着扶手。荀未来侧过头打量着身边神色平静沉稳的十六岁自己，试探着开口搭话。 荀未来见他反应冷淡，好奇地往他身边凑了凑，追问他心里的想法。 赵左右眼神认真地思索了片刻，转过头一本正经地向荀未来抛出了一个纯粹的学术问题。（核心台词：荀未来：“舒图……又是这个名字。” ／ 荀未来：“左右，这半个月我一直在想啊，你有没有觉得，其实徐图图这个人也挺好的呀？” ／ 荀未来：“是吧。那你现在心里怎么想的？”）</w:t>
-              <w:br/>
-              <w:t>• 【9-4　外/内　长林八中·校园主干道与教学楼走廊 — 日】校园主干道上，背着黑色双肩包的荀未来与十六岁的赵左右并肩往教学楼走。荀未来低头发现鞋带松了，连忙停下脚步单膝跪在地上，把双肩包放在脚边系鞋带。 然而身旁的赵左右根本没有停步，甚至连头都没回，手里拿着复习小册子径直大步流星地朝教学楼走去。荀未来系好鞋带站起身，单肩甩上书包一看，顿时傻了眼，拔腿在后面小跑追赶。 教学楼一楼走廊里，赵左右健步如飞地拐过常闭式防火门转角；荀未来气喘吁吁地从后面追上来冲着他的背影喊道。 走廊前方，身穿灰蓝拼色羽绒服套校服的罗爱文正站在教室门外，看见荀未来跑来，立刻眉开眼笑地挥手招呼。 荀未来（核心台词：荀未来：“等我一下啊，鞋带开了。” ／ 荀未来：“走吧。哎？你怎么也不等我啊？” ／ 荀未来：“哎！你走这么快是跟谁学的？”）</w:t>
-              <w:br/>
-              <w:t>• 【9-5　内　长林八中·高一十班（文科班）教室 — 日】重新分班后的高一十班（文科班）教室内，黑板正中央贴着一张写满名字的文科班新座位表。脱下羽绒服抱在胸前的荀未来与罗爱文并排站在黑板前，仰头看着讲台正前方第一排紧挨着的“荀未来”、“罗爱文”、“赵左右”三个名字，荀未来苦着脸连连叹气。 荀未来没好气地转头白了罗爱文一眼。 话音刚落，身穿深蓝色针织开衫、系着花丝巾的教导主任兼新班主任戴娟夹着红色备课本走进教室，抬手朝黑板前扎堆的学生们挥了挥。荀未来与罗爱文对视一眼，异口同声地苦笑吐出两个字：“果然。” 戴娟把红色备课本放在讲桌上，笑眯眯地看着走到第一排眼皮子底下的荀未来和（核心台词：荀未来：“这谁排的座位表，太残忍了吧？活生生的把咱俩分开了。” ／ 荀未来：“你忘了，他转去理科班了。” ／ 荀未来：“呵，谢谢戴主任，挺有仪式感的。”）</w:t>
-              <w:br/>
-              <w:t>• 【9-6　内　长林八中·学校食堂 — 日】中午的学校食堂人声鼎沸。荀未来站在食堂门边的柱子旁，一手捂着隐隐作痛的胃部，一手拿着水杯仰头咽下两粒胃药。罗爱文端着空盘子从里面慌慌张张地跑出来，一把抓住荀未来的胳膊就往里拽。 荀未来被他拽得一个趔趄，皱着眉头没好气地反问。 荀未来顺着他的手指望去——只见餐桌旁，十六岁的赵左右左手拿着筷子往嘴里塞饭，右手竟握着笔在练习册上争分夺秒地刷题，跟坐在他对面埋头演算的理科学霸陈明简直如出一辙！荀未来先是一愣，随即喜上眉梢。（核心台词：罗爱文：“荀哥荀哥荀哥！活见鬼了！” ／ 荀未来：“干什么呀一惊一乍的？” ／ 荀未来：“我的人生有戏了！”）</w:t>
-              <w:br/>
-              <w:t>• 【9-7　内　长林八中·高一十班与高一八班教室及男洗手间 — 日】下午的高一十班地理课上，黑板上画着“天体系统的级别”与“地球上存在生命的条件”板书框架。身穿蓝色毛衣的地理男老师放下粉笔转过身，拍了拍手里的校本作业册。第一排的荀未来正趴在课桌上百无聊赖地打瞌睡，而后排的赵左右却腰杆笔直、全神贯注。 听到“赵左右”三个字，第一排迷迷糊糊的荀未来与后排全神贯注的十六岁赵左右竟然条件反射般同时“腾”地站了起来！讲台上的地理老师愣住了，看看后排又看看前排。 荀未来瞬间清醒过来，转头看了一眼后排站得笔直的赵左右，尴尬地摸了摸鼻子向老师解释，随后在全班同学的哄笑声中迅速坐回座位。 第一排的荀（核心台词：荀未来：“对不起我听错了，他是赵左右。” ／ 荀未来：“可以啊你小子。” ／ 荀未来：“别再刷题了，抓紧一切时间休息，啊？”）</w:t>
-              <w:br/>
-              <w:t>• 【9-8　内/外　教学楼走廊·学校食堂与赵左右家厨房（交叉剪辑） — 日/夜】赵左右乖巧地应了一声挂断电话，立刻重新拿起笔投入题海。不远处食堂门口的阴影里，四十一岁的荀未来正静静站在暗处注视着灯下苦读的十六岁自己，嘴角得意地高高扬起，美滋滋地在心里做起春秋大梦。 荀未来双手插在棉服口袋里，看着挑灯夜战的少年赵左右，满意地点了点头转身离开。（核心台词：荀未来（内心独白）：“真是辛苦我自己了！就这个劲儿，还不得上个清华北大什么的？我真是前途无量啊！”）</w:t>
-              <w:br/>
-              <w:t>• 【9-12　外/内　福慧家园五楼楼道·502室与三条鱼漫画屋 — 夜】只见穿衣镜中，他左额角那道伴随了整整五十年、在电影院走廊曾向荀未来亮出过的斜向月牙形旧疤，竟然消失得无影无踪，额角皮肤光洁一片！ 与此同时，三条鱼漫画屋吧台前，身穿黑色卡通猫咪线稿毛衣的四十一岁荀未来正端着一碗袋装泡面狼吞虎咽，吸溜着面条自言自语。 突然，漫画屋的玻璃木门被猛地敲响。荀未来抬起头，看见戴着黄色毛线帽的六十六岁赵了正神色慌张地站在门外，不由得挑眉调侃了一句，放下筷子擦了擦嘴起身去开门。 房门刚一拉开，门外的赵了二话不说，举起手里的黑色便携式手电筒，一道强光直射荀未来的脑门，另一只手直接伸上来一把扒开了（核心台词：荀未来：“嗯，难怪我小的时候这么喜欢吃啊，这偶尔吃一下还挺好吃的。小赵，我可替你犒劳一下自己了啊。” ／ 荀未来：“呦，稀客呀。” ／ 荀未来：“啥不见了呀？”）</w:t>
-              <w:br/>
-              <w:t>• 【9-14　内/外　街边烧烤餐车与2035高架桥下车祸现场（闪回） — 深夜】街头雪夜的简陋烧烤小餐车外，摊主在通红的炭火炉上翻烤着肉串。温暖的餐车棚内，折叠金属小矮桌上摆着一盘烤串、四瓶绿色玻璃瓶装烧酒和两只白色一次性纸杯。六十六岁的赵了与四十一岁的荀未来隔桌对坐，赵了低垂着苍老的眼眸，向震惊的荀未来讲述起二零三五年那场无法挽回的悲剧。 切回烧烤餐车内，赵了声音沙哑低沉，荀未来双臂抱胸沉默凝视着他。 荀未来听完来龙去脉，看着对面的老年自己，缓缓点头。 赵了抬起眼眸直视荀未来，揭开了关于时空监测的最大秘密。 荀未来猛地瞪大眼睛，身体前倾难以置信地追问。 荀未来从口袋里掏出自己那张印着“198（核心台词：荀未来：“所以，你来阻止我。” ／ 荀未来：“什么？2058年监测不到，那2033年呢？” ／ 荀未来：“我靠！难怪你可以和我说未来的事情，是因为我无法被监测到，我就是个Bug啊！”）</w:t>
-            </w:r>
-          </w:p>
-        </w:tc>
-      </w:tr>
-      <w:tr>
-        <w:trPr>
-          <w:cantSplit/>
-        </w:trPr>
-        <w:tc>
-          <w:tcPr>
-            <w:tcW w:type="dxa" w:w="2376"/>
-            <w:vAlign w:val="center"/>
-            <w:tcMar>
-              <w:top w:w="105" w:type="dxa"/>
-              <w:bottom w:w="105" w:type="dxa"/>
-              <w:left w:w="145" w:type="dxa"/>
-              <w:right w:w="145" w:type="dxa"/>
-            </w:tcMar>
-            <w:shd w:fill="F7FAFC"/>
-          </w:tcPr>
-          <w:p>
-            <w:pPr>
-              <w:spacing w:before="40" w:after="40" w:line="341" w:lineRule="auto"/>
-              <w:jc w:val="center"/>
-            </w:pPr>
-            <w:r/>
-            <w:r>
-              <w:rPr>
-                <w:rFonts w:ascii="Times New Roman" w:hAnsi="Times New Roman" w:eastAsia="宋体"/>
-                <w:b/>
-                <w:color w:val="191919"/>
-                <w:sz w:val="19"/>
-              </w:rPr>
-              <w:t>EP10《只要我想》</w:t>
-            </w:r>
-          </w:p>
-        </w:tc>
-        <w:tc>
-          <w:tcPr>
-            <w:tcW w:type="dxa" w:w="7992"/>
-            <w:vAlign w:val="center"/>
-            <w:tcMar>
-              <w:top w:w="105" w:type="dxa"/>
-              <w:bottom w:w="105" w:type="dxa"/>
-              <w:left w:w="145" w:type="dxa"/>
-              <w:right w:w="145" w:type="dxa"/>
-            </w:tcMar>
-            <w:shd w:fill="F7FAFC"/>
-          </w:tcPr>
-          <w:p>
-            <w:pPr>
-              <w:spacing w:before="40" w:after="40" w:line="341" w:lineRule="auto"/>
-              <w:jc w:val="left"/>
-            </w:pPr>
-            <w:r/>
-            <w:r>
-              <w:rPr>
-                <w:rFonts w:ascii="Times New Roman" w:hAnsi="Times New Roman" w:eastAsia="宋体"/>
-                <w:b w:val="0"/>
-                <w:color w:val="191919"/>
-                <w:sz w:val="19"/>
-              </w:rPr>
-              <w:t>• 【10-1　内/外　长林八中高一十班教室与操场铁栅栏外 — 日】清晨的长林八中校园，晨光掠过孔子汉白玉雕像与教学楼。高一十班教室内，课桌上堆满高耸的复习书本，身穿蓝白校服内搭灰色连帽卫衣的十六岁赵左右正低头全神贯注地刷题。四十一岁的荀未来手臂上搭着深棕色羽绒服、单肩背着书包从后门走进教室，径直走到赵左右课桌旁，俯下身凑到他耳边低声招呼。 赵左右握笔的手停顿了一下，被荀未来身上的隔夜酒气呛得抬起右手虚掩住嘴唇轻咳了一声，眉头微蹙着转头避开视线，垂眸低语。 荀未来站直身子，热络地拍了拍赵左右的肩膀示意他起身。 荀未来低头看着判若两人的十六岁自己，满脸不解地追问。 荀未来无奈地仰头叹（核心台词：荀未来：“左右，我昨天晚上喝断片了，头有点疼。我叫了一点热乎的，陪我去操场上一块儿吃呗。” ／ 荀未来：“你就别跟我装客气了，咱俩第一次见面的时候，你不就跟罗爱文在操场上偷吃东西呢？走。” ／ 荀未来：“为啥呀？”）</w:t>
-              <w:br/>
-              <w:t>• 【10-3　内　长林八中·室内体育馆与后台楼梯间 — 日】铺设着“Jr. NBA”木地板的室内体育馆排球场内，高一十班全体学生穿着蓝白运动校服列队集合。身穿黑灰拼色立领运动服、胸前挂着哨子的体育老师背着手站在排球网前训话，抬起右手比出“五”的手势；队伍里的荀未来左顾右盼，寻找着赵左右的身影。 跑在队伍末尾的荀未来趁体育老师背过身去的视线死角，压低声音催促了自己一句，猫着腰一溜烟钻进了舞台红色幕布后方的“安全出口”门内！ 体育馆后台安静的楼梯间里，十六岁的赵左右正盘腿躲在一辆装满排球的蓝色帆布器材车里，怀里捧着历史复习资料争分夺秒地默背。荀未来推门走进来，一眼看见躲在器材车（核心台词：荀未来：“快点快点。” ／ 荀未来：“我看看这是谁带头翘课呀？哟，这不是我们赵班长吗？不是要以身作则吗？走，回去上体育课去。” ／ 荀未来：“学会撒谎找借口了是吧？行，等着啊。”）</w:t>
-              <w:br/>
-              <w:t>• 【10-4　内　长林八中·校医室 — 日】校医室安静的隔间内，脸色苍白的十六岁赵左右平躺在铺着蓝色床单的病床上，双目紧闭处于低血糖昏迷中，干裂的嘴唇却依然在无意识地微微翕动，断断续续地呢喃着历史考点与梦话。坐在病床旁的荀未来俯视着走火入魔的十六岁自己，听得直摇头。 病床上的赵左右眉头紧锁，用微弱的气声在梦中呓语；荀未来微微探身，凑近他的唇边仔细分辨。 王一漫深吸一口气，终于鼓起勇气迈步走进校医室。听到脚步声的荀未来抬起头，只见王一漫快步走到病床前，甚至没敢多看病床上的赵左右一眼，直接将紧握的右手伸到荀未来面前，把两颗粉色透明包装的草莓味硬糖塞进了荀未来的掌（核心台词：荀未来：“这彻底着魔了，梦里头还在背。” ／ 荀未来：“老师，他这，不会落下什么病根吧？” ／ 荀未来（内心独白）：“改命改命，总不能改得和陈明一样，活活累死了吧？”）</w:t>
-              <w:br/>
-              <w:t>• 【10-5　外/内　教学楼外广场·高一十班门外与男洗手间 — 夜】夜幕降临，身穿棕褐色厚羽绒服的罗爱文从教学楼玻璃大门走出来。早已穿好砖红色连帽羽绒服守在树下的荀未来立刻招手唤住他。 荀未来一脸凝重地盯着罗爱文的眼睛，抛出了一个关乎兄弟生死的问题。 荀未来领着罗爱文悄悄摸到高一十班教室后门外，伸手往教室里一指——只见空荡荡的教室里只亮着一排灯，十六岁的赵左右正独自埋头在高耸如山的书堆后疯狂演算着陈明留给他的那本绿色封面《数学答案略集锦（NOTES）》。罗爱文扒着门框看了一眼，恍然大悟地转头看向荀未来。 荀未来压低声音，循循善诱地对罗爱文展开心理攻势。 荀未来竖起一根手指，一连串灵（核心台词：荀未来：“小罗。” ／ 罗爱文：“咋了，荀哥？” ／ 荀未来：“赵左右有难，救还是不救？”）</w:t>
-              <w:br/>
-              <w:t>• 【10-7　内　三条鱼漫画屋与学校教师办公室（深夜交叉剪辑） — 深夜】深夜的三条鱼漫画屋内，身穿蓝色粗针毛衣的四十一岁荀未来正坐在前台电脑旁，得意洋洋地翻看着今晚从男洗手间抢来的那本绿色封面《陈明数学答案略集锦（NOTEBOOK）》。玻璃门被推开，六十六岁的赵了垂头丧气地走了进来，荀未来合上笔记本抬头调侃。 荀未来身体前倾，好奇地打听赵了今晚“攻心计”的战果。 荀未来一听这话，摊开双手撇了撇嘴，一副早就看穿一切的模样。 荀未来立刻摇头否决，抓起桌上那本抢来的绿色数学笔记本往桌面上重重一拍，露出一抹狠色！ 赵了斜睨了荀未来一眼，不屑地冷哼道。 荀未来往椅背上一靠，嬉皮笑脸地反唇相讥。 （核心台词：荀未来：“就知道你会来。” ／ 荀未来：“怎么说？” ／ 荀未来：“这还用你猜啊？我早就猜到了！舒图肯定把对我的那些气呀，全撒到了小赵的头上。我都受不了，更何况小赵呢？”）</w:t>
-              <w:br/>
-              <w:t>• 【10-8　内　长林八中·高一十班教室（开学考放榜与历史课） — 日】第一排正等着看赵左右考砸出丑的荀未来猛地转过头看向后排。讲台上的戴娟一字一顿地宣布了令全班沸腾的成绩！ 全班瞬间爆发出雷鸣般的掌声！第一排的荀未来眼珠子差点瞪出来，满脸见了鬼般的不可置信；旁边的罗爱文开心地转过身向赵左右比出双剪刀手庆祝，荀未来回过神后也只得硬挤出笑容朝赵左右竖起大拇指；后排的赵左右嘴角扬起灿烂的笑容，转头看向斜前方的徐图图与王一漫，徐图图开心地朝他弯起眉眼，几人相视而笑。 第一排的荀未来合拢课本晃晃悠悠地站起身，双手按在课桌上，吊儿郎当地脱口回答，逗得全班同学哄堂大笑。 讲台上的戴娟闭上眼深吸了一（核心台词：戴娟：“法治使秦国走向强盛，但秦法的极端残酷，焚书、坑儒，这些思想专制手段反而会出现什么？出现奸邪并生、天下愁怨、溃而叛之的局面。好，接下来翻开校本作业第五页，名词解释专项练习。下面我请同学回答一下。——荀未来，请你回答，什么是禁军？” ／ 荀未来：“皇上的保镖。” ／ 荀未来：“哪没答对呀？那禁军不就是皇上的保镖吗？”）</w:t>
-              <w:br/>
-              <w:t>• 【10-9　内/外　学校食堂·教学楼走廊·高一十班与主任办公室 — 日】课间休息的教学楼走廊上人流穿梭，赵左右手里拿着试卷正与罗爱文说话，荀未来快步跑过来在拐角处截住两人，热情地张罗着去广播室捧场。 荀未来不依不饶地走上前，伸手一把搂住赵左右的肩膀往广播室方向强行拉拽。 就在荀未来凑近的瞬间，赵左右鼻翼微动，清晰地闻到了荀未来和罗爱文校服上那股熟悉的男士香水味——正是几天前晚上在漆黑的男洗手间里抢走他《陈明数学答案略集锦》的那个黑影身上的气味！赵左右眼神骤然冰冷如刀，猛地停下脚步一把甩开荀未来的胳膊，转过身死死盯住心虚低头的罗爱文！ 荀未来心里咯噔一下，装傻充愣地打哈哈；旁边的罗爱文心（核心台词：荀未来：“左右！徐图图一会儿广播了，我们去广播室凑凑热闹呗！” ／ 荀未来：“哎呀，一起吧，就二十分钟，好不好？走！” ／ 荀未来：“咋……咋了？”）</w:t>
-            </w:r>
-          </w:p>
-        </w:tc>
-      </w:tr>
-      <w:tr>
-        <w:trPr>
-          <w:cantSplit/>
-        </w:trPr>
-        <w:tc>
-          <w:tcPr>
-            <w:tcW w:type="dxa" w:w="2376"/>
-            <w:vAlign w:val="center"/>
-            <w:tcMar>
-              <w:top w:w="105" w:type="dxa"/>
-              <w:bottom w:w="105" w:type="dxa"/>
-              <w:left w:w="145" w:type="dxa"/>
-              <w:right w:w="145" w:type="dxa"/>
-            </w:tcMar>
-          </w:tcPr>
-          <w:p>
-            <w:pPr>
-              <w:spacing w:before="40" w:after="40" w:line="341" w:lineRule="auto"/>
-              <w:jc w:val="center"/>
-            </w:pPr>
-            <w:r/>
-            <w:r>
-              <w:rPr>
-                <w:rFonts w:ascii="Times New Roman" w:hAnsi="Times New Roman" w:eastAsia="宋体"/>
-                <w:b/>
-                <w:color w:val="191919"/>
-                <w:sz w:val="19"/>
-              </w:rPr>
-              <w:t>EP11《YOU WIN》</w:t>
-            </w:r>
-          </w:p>
-        </w:tc>
-        <w:tc>
-          <w:tcPr>
-            <w:tcW w:type="dxa" w:w="7992"/>
-            <w:vAlign w:val="center"/>
-            <w:tcMar>
-              <w:top w:w="105" w:type="dxa"/>
-              <w:bottom w:w="105" w:type="dxa"/>
-              <w:left w:w="145" w:type="dxa"/>
-              <w:right w:w="145" w:type="dxa"/>
-            </w:tcMar>
-          </w:tcPr>
-          <w:p>
-            <w:pPr>
-              <w:spacing w:before="40" w:after="40" w:line="341" w:lineRule="auto"/>
-              <w:jc w:val="left"/>
-            </w:pPr>
-            <w:r/>
-            <w:r>
-              <w:rPr>
-                <w:rFonts w:ascii="Times New Roman" w:hAnsi="Times New Roman" w:eastAsia="宋体"/>
-                <w:b w:val="0"/>
-                <w:color w:val="191919"/>
-                <w:sz w:val="19"/>
-              </w:rPr>
-              <w:t>• 【11-1　外/内　福慧家园五号楼下与502室赵了家（客餐厅与书房） — 夜】寒风凛冽的雪夜，身穿棕红色连帽羽绒大衣的四十一岁荀未来蹬着一辆老式自行车拐进福慧家园五号楼门前，利落地跳下车支起脚撑，气冲冲地快步跑进单元门。 门外传来荀未来没好气的声音。 赵了放下手机，慢步走到玄关拉开房门。荀未来推门闯进屋里，反手带上门，一边快步走向客厅，一边把双肩包和棕红色羽绒大衣脱下来狠狠摔在沙发上，穿着深蓝色运动夹克一屁股坐到餐椅上，气得直翻白眼。 正在气头上的荀未来抓起玻璃杯仰头猛灌了一大口，瞬间被冰得龇牙咧嘴，“咚”地把水杯拍在桌面上。 赵了慈祥而略带调侃地呵呵笑了起来，指了指荀未来。 荀未来被噎得一（核心台词：荀未来（画外音）：“我！” ／ 荀未来：“气死了，真的是快气死了！说那个小屁孩是赵左右，简直就是侮辱我！” ／ 荀未来：“凉水？！”）</w:t>
-              <w:br/>
-              <w:t>• 【11-4　外/内　福慧家园楼下路虎车内与501室赵左右卧室 — 深夜】深夜十二点半，福慧家园五号楼下的雪地旁，黑色路虎越野车仪表台上固定着那部正在运行“黑鸽子v2.1（监听录制中）”的诺基亚手机。主驾驶座上的六十六岁赵了困倦地打了个哈欠，副驾驶座上身穿八中校服夹克的四十一岁荀未来歪头靠着车窗，仰望着五楼亮灯的窗户抱怨。 赵了神色严肃地转过头，叮嘱身旁的荀未来。荀未来若有所思地点了点头。（核心台词：荀未来：“这听半天也没听出个什么秘密来啊。他小小的年纪，也做不出多出格的事吧？”）</w:t>
-              <w:br/>
-              <w:t>• 【11-7　内　高一十班地理课·学校食堂与教导主任办公室 — 日】全班同学的目光齐刷刷投向后排。赵左右停顿了两秒，从座位上站起身来——那道题其实正是他考试前夜从绝密试卷袋里抽出来不小心瞄到的第一道选择题！面对全班的注视，赵左右目视前方，面不改色地撒了谎；前排的荀未来猛然回过头，死死盯住他。 傍晚的学校食堂里，关于赵左右半夜偷题的流言已经传遍全校。赵左右独自坐在窗边低头吃饭，不远处的餐桌旁，几名学生正对着他的方向指指点点大声议论，坐在旁边的荀未来听得脸色铁青。 荀未来再也坐不住了，铁青着脸端起餐盘站起身，大步流星地走到赵左右餐桌前，伸手重重敲了敲桌面！赵左右抬起头，冷漠地看着他。 （核心台词：荀未来：“别吃了！” ／ 荀未来：“我跟你道歉？你现在马上去戴主任办公室，主动承认错误！听到没有？” ／ 荀未来：“还装傻！你偷题，这叫作弊！现在全校的人都知道了，就你不知道！赶紧去！”）</w:t>
-              <w:br/>
-              <w:t>• 【11-9　外/内　长林八中雪地步道·主任办公室·学校食堂与广播室 — 日】中午的学校食堂里，到处都是议论“十班文综作弊哥班长马上要被戴嬷嬷广播通报批评”的哄笑声。赵左右独自一人坐在角落里，一边机械地用筷子挑着面条，一边翻看着那本《梦的解析》。不远处的餐桌旁，罗爱文担心地转头向荀未来请示。 荀未来看着角落里孤独的十六岁自己，叹了口气摇了摇头。 广播喇叭里传出戴娟被打断后不悦的呵斥声。食堂里的赵左右、徐图图、荀未来、罗爱文同时抬起头看向喇叭！（核心台词：罗爱文：“荀哥，咱们要不要去安慰安慰左右啊？” ／ 荀未来：“这一次，还是让他自己安静安静比较好。”）</w:t>
-              <w:br/>
-              <w:t>• 【11-10　内/外　高一十班走廊·主任办公室重考与走廊掌掴 — 日/夜】赵左右站起身走出教室。走廊宣传栏旁，荀未来、罗爱文、徐图图三人像叠罗汉一样扒在教室后门框边探头偷听。走廊窗前，戴娟双手交叠看着赵左右，宣布了学校的最终决定（正是66岁赵了昨晚在雪地长椅支的那一招）。 下午两点十六分（墙上SANXIN石英钟定格），教导主任办公室内，赵左右独自坐在办公桌前，手握白色圆珠笔在全新的文综试卷与答题卡上奋笔疾书。办公室外窗台下，荀未来、罗爱文、徐图图、王一漫四人整整齐齐地扒着窗沿往里张望，紧张地小声祈祷打气。 赵左右神情笃定地看着挚友，许下了双向保密的诺言（正是本集开篇荀未来与赵了在黑鸽子监（核心台词：荀未来＆罗爱文＆徐图图：“能行能行！能成能成！稳住稳住！不会失手吧？”）</w:t>
-              <w:br/>
-              <w:t>• 【11-11　内　502室赵了家客厅与三条鱼漫画屋（里间与洗漱镜前） — 夜/晨】夜晚的五零二室客厅内，身穿浅灰色羊羔绒开衫的六十六岁赵了正坐在沙发上把玩着紫砂茶壶。房门推开，身穿八中蓝白校服的四十一岁荀未来满脸疲惫地走了进来，抱起一只沙发抱枕仰头瘫靠在沙发背上，长长地叹了一口气。赵了转过头警惕地询问。 荀未来直起身子抱紧怀里的抱枕，摇了摇头。 荀未来眼神黯然，低声吐出了一个令两人始料未及的沉重消息！赵了闻言大吃一惊：“啊？！” 荀未来低下头，回忆着当年高一历史里原本的假象与今天才揭开的残酷真相。 荀未来苦笑了一声反问。 荀未来神情复杂而感动地补充道。 荀未来眼中忽然闪过一丝侥幸与期盼，探身看向（核心台词：荀未来：“被降为严重警告了，没事了。” ／ 荀未来：“陈明退学了。” ／ 荀未来：“我记得高中有段时间，陈明的成绩急剧下滑，每天都在打瞌睡，当时所有的人都还在纳闷儿，还以为他早恋了。今天我才知道，原来他每天都偷偷地趁晚上，在戴主任的办公室打游戏。”）</w:t>
-            </w:r>
-          </w:p>
-        </w:tc>
-      </w:tr>
-      <w:tr>
-        <w:trPr>
-          <w:cantSplit/>
-        </w:trPr>
-        <w:tc>
-          <w:tcPr>
-            <w:tcW w:type="dxa" w:w="2376"/>
-            <w:vAlign w:val="center"/>
-            <w:tcMar>
-              <w:top w:w="105" w:type="dxa"/>
-              <w:bottom w:w="105" w:type="dxa"/>
-              <w:left w:w="145" w:type="dxa"/>
-              <w:right w:w="145" w:type="dxa"/>
-            </w:tcMar>
-            <w:shd w:fill="F7FAFC"/>
-          </w:tcPr>
-          <w:p>
-            <w:pPr>
-              <w:spacing w:before="40" w:after="40" w:line="341" w:lineRule="auto"/>
-              <w:jc w:val="center"/>
-            </w:pPr>
-            <w:r/>
-            <w:r>
-              <w:rPr>
-                <w:rFonts w:ascii="Times New Roman" w:hAnsi="Times New Roman" w:eastAsia="宋体"/>
-                <w:b/>
-                <w:color w:val="191919"/>
-                <w:sz w:val="19"/>
-              </w:rPr>
-              <w:t>EP12《寻未来》</w:t>
-            </w:r>
-          </w:p>
-        </w:tc>
-        <w:tc>
-          <w:tcPr>
-            <w:tcW w:type="dxa" w:w="7992"/>
-            <w:vAlign w:val="center"/>
-            <w:tcMar>
-              <w:top w:w="105" w:type="dxa"/>
-              <w:bottom w:w="105" w:type="dxa"/>
-              <w:left w:w="145" w:type="dxa"/>
-              <w:right w:w="145" w:type="dxa"/>
-            </w:tcMar>
-            <w:shd w:fill="F7FAFC"/>
-          </w:tcPr>
-          <w:p>
-            <w:pPr>
-              <w:spacing w:before="40" w:after="40" w:line="341" w:lineRule="auto"/>
-              <w:jc w:val="left"/>
-            </w:pPr>
-            <w:r/>
-            <w:r>
-              <w:rPr>
-                <w:rFonts w:ascii="Times New Roman" w:hAnsi="Times New Roman" w:eastAsia="宋体"/>
-                <w:b w:val="0"/>
-                <w:color w:val="191919"/>
-                <w:sz w:val="19"/>
-              </w:rPr>
-              <w:t>• 【12-1　内/外　手作编织店·黑色路虎车内与501室赵左右卧室 — 日】街边停靠的黑色路虎越野车内，赵了将装有毛线和编织书的塑料袋随手放在后座上。副驾驶车门被拉开，刮掉了络腮胡、但依然顶着一头蓬松及肩长卷发并戴着一顶米灰拼色“CAPRICORN”棒球帽遮掩的四十一岁荀未来钻进车里。驾驶座上的赵了转头一看他这副落魄文艺青年的滑稽尊荣，没忍住“噗嗤”一声笑了出来。荀未来黑着脸瞪他。 赵了强忍着笑意系好安全带，侧过头打量着荀未来，慢条斯理地给出猜测。 荀未来无奈地叹了口气，环视了一圈宽敞豪华的路虎车厢，满脸不平衡地转头质问。 荀未来憋屈地往椅背上一靠，低头扯了扯自己及肩的卷发抱怨起来。 赵了（核心台词：荀未来：“别笑啊！你别笑！我就想知道，到底哪个关键节点又发生了变化，我为什么会变成这个样子？” ／ 荀未来：“不是，我变穷了，你怎么没有事啊？你还能开这么好的车？” ／ 荀未来：“那这也太不公平了吧！为什么每次小赵不争气，受伤的总是我呢？就我现在这种状态，感觉活得还不如之前学计算机那会儿呢。——哎，小赵到最后到底干了什么呀？我为什么会落魄成这个样子？”）</w:t>
-              <w:br/>
-              <w:t>• 【12-3　外　结冰湖畔观景平台与沿岸小吃摊 — 日】湖岸边的“烤地瓜·老玉米”铁桶炉前，摊主掀开炉盖装好两个热气腾腾的烤地瓜（及烤土豆）递过去。戴着浅棕色“CAPRICORN”棒球帽、露出一头披肩长卷发的荀未来接过纸袋，礼貌地道了声“谢谢啊”，转身快步走上湖畔的木质观景平台。 观景平台栏杆前，身穿米白色连帽羽绒服、系着墨绿色围巾的十六岁赵左右正凭栏远眺着一望无际的冰封湖面。荀未来走上前，将冒着热气的纸袋递给他。 赵左右接过滚烫的烤土豆，剥开焦香的外皮轻轻吹了吹热气，咬了一大口慢慢咀嚼。荀未来双手插进夹克兜里，背靠在木栏杆旁笑眯眯地看着他。 荀未来失笑了一声，歪过头打（核心台词：荀未来：“刚烤出来的，吃吧。” ／ 荀未来：“好吃吧？——想啥呢？” ／ 荀未来：“吃个土豆有什么好思考的呀？”）</w:t>
-              <w:br/>
-              <w:t>• 【12-4　内/外　靓丽发艺理发店·八中校务公告栏与梦语心理社教室 — 日】街头“靓丽发艺”复古理发店内，荀未来披着黑色理发围布坐在镜子前，身穿牛仔衬衫配条纹马甲的男理发师正拿着梳子和剪刀，将他那一头及肩长卷发利落地修剪成清爽短发。理发师一边剪一边闲聊。 荀未来微闭着双眼，没好气地吐槽了一句。 荀未来看着镜中恢复短发的自己，在心底暗暗盘算，嘴上忍不住感慨了一句。 荀未来猛然睁开双眼，死死盯着镜子里的理发师。 荀未来如醍醐灌顶，一拍大腿连声赞同。 理发师趁热打铁推销起染发业务；荀未来却已经眼神发亮、嘴角微微上扬，在心里策划出了一套“创立校刊杂志社吸引赵左右跟风”的完美大计！ 荀未来坐在理发椅（核心台词：荀未来：“看来咱俩的品味真的不一样啊，下次换一家。” ／ 荀未来：“短发能让我恢复来时的理智。——跟小孩讲道理，是没有用的。” ／ 荀未来：“吸引？”）</w:t>
-              <w:br/>
-              <w:t>• 【12-5　外/内　长林金淮汽配厂门口·家常小炒馆与市二院肝胆内科诊室 — 夜/日】傍晚下班时分，寒风凛冽的“长林金淮汽车零部件股份有限公司”办公大楼台阶前，围着棕褐色围巾、戴着军绿色手套的荀未来冻得直搓手跺脚，捂着耳朵在雪地里来回踱步，心里暗暗发狠。 办公大楼玻璃门推开，身穿深色防风羽绒服、手提公文包的父亲赵东来走了出来。荀未来眼睛一亮，立刻满脸堆笑地快步迎上前去打招呼。 赵东来愣了一下，认出是儿子的好朋友荀未来，惊喜地迎上来。 荀未来谦逊地低头微笑着说明来意。 赵东来听得心花怒放，开怀大笑着重重拍了拍荀未来的肩膀，竖起大拇指连声夸赞，不由分说地拉起荀未来的胳膊就往街边小炒馆走。 热气腾腾的家常（核心台词：荀未来：“这还得让爸治你！——冻死了，怎么还不下班啊？” ／ 荀未来：“赵叔叔！好久不见。” ／ 赵东来：“哎？小荀？你怎么在这儿啊？”）</w:t>
-              <w:br/>
-              <w:t>• 【12-6　内　长林八中图书馆·漫画屋与靓丽发艺理发店 — 日/夜】长林八中图书馆阅览室内，十六岁的赵左右从书架上取下一本弗洛伊德著的《本能与自我（The Ego and the Id）》，兴冲冲地走到靠窗长桌旁拉开椅子，坐到正在整理笔记的徐图图对面。而在不远处的一排高大书架背后，四十一岁的荀未来正半隐在阴影里，眼神阴沉地窥视着两人。 书架后方，捂着隐隐作痛的肝脏的荀未来死死盯着徐图图，眼底的敌意愈发浓烈。 徐图图眉眼弯弯地轻轻应了一声“嗯”。而在书架背后，全程偷听完这段对话的荀未来咬紧牙关，右手死死攥住书架上的一本厚词典书脊，在心底做出了一个极其荒唐却破釜沉舟的决定——既然拆不散（核心台词：荀未来（内心独白）：“哼，理想的梦你来做，现实的罪我来遭。” ／ 荀未来（内心独白）：“老头说得没错，果然是徐图图一直在影响小赵。两个失控的人待在一起，只会越来越失控！” ／ 赵左右：“你怎么跟荀哥说一样的话呀？”）</w:t>
-              <w:br/>
-              <w:t>• 【12-7　外/内　有轨电车站台·车厢与徐图图家（五栋602室） — 夜】寒夜积雪的有轨电车站台上，身穿驼色羊羔毛翻领棉服、戴着红色针织手套的十六岁徐图图正一边等车一边呵气搓手取暖。身穿黑色长款呢大衣的荀未来悄悄走到站牌另一侧，背着手假装看站牌，故意重重咳嗽了两声引起注意，随后探身走近，装出无比惊讶的模样打招呼。 徐图图回过头，看到一身成熟大衣造型的荀未来，微微一怔，礼貌地点头问好。 荀未来抬手挠了挠眉毛掩饰紧张，摆出潇洒的姿态客套，逗得徐图图抿嘴一笑。 面对十六岁稚嫩的妻子，四十一岁的荀未来竟然紧张得舌头打结，眼神闪烁着结结巴巴地硬着头皮点头。 恰在此时，一列闪烁着“工农大路至南湖大路（核心台词：荀未来：“呀，这么巧啊！” ／ 徐图图：“啊……荀未来。” ／ 荀未来：“叫我小荀就行了……叫我荀哥就行了。”）</w:t>
-              <w:br/>
-              <w:t>• 【12-8　外/内　徐图图家楼下雪巷·三条鱼漫画屋与门前手撕日历 — 夜/日】筒子楼下的雪地小巷里，荀未来与赵了快步走下红色外挂铁楼梯。走在后面的赵了突然开口叫住了荀未来，严肃地审视着他。 荀未来停下脚步转过身，毫不隐瞒地摊牌了自己的想法。 荀未来一听这话瞬间炸了毛，指着自己刚被医院确诊重度酒精肝的身体，激动地冲赵了大吼！ 面对荀未来的咆哮，六十六岁的赵了仰起头望着夜空，平静而豁达地吐出了五个字。 荀未来难以置信地瞪大了眼睛：“你无所谓？！”赵了温和地注视着四十一岁的自己，道出了历经沧桑后的彻悟。 荀未来崩溃地挥舞着双手，大声喊出了自己最真实的求生欲。 荀未来梗着脖子反问。 赵了摊了摊手，客（核心台词：荀未来：“徐图图，她现在就像是个催化剂，让小赵在错误的道路上越走越远，我必须要拆散他们两个！” ／ 荀未来：“当个酗酒的半吊子心理学家，还不如老实的去敲代码呢！我现在都重度酒精肝了，要是放纵让小赵再离谱下去，到时候我再得个肝癌英年早逝，可就没有你了！” ／ 荀未来：“好好好，你们一个开心一个满足，那我呢？！我有所谓！我有所谓！我不想死，我想过好日子，行不行？！”）</w:t>
-            </w:r>
-          </w:p>
-        </w:tc>
-      </w:tr>
-      <w:tr>
-        <w:trPr>
-          <w:cantSplit/>
-        </w:trPr>
-        <w:tc>
-          <w:tcPr>
-            <w:tcW w:type="dxa" w:w="2376"/>
-            <w:vAlign w:val="center"/>
-            <w:tcMar>
-              <w:top w:w="105" w:type="dxa"/>
-              <w:bottom w:w="105" w:type="dxa"/>
-              <w:left w:w="145" w:type="dxa"/>
-              <w:right w:w="145" w:type="dxa"/>
-            </w:tcMar>
-          </w:tcPr>
-          <w:p>
-            <w:pPr>
-              <w:spacing w:before="40" w:after="40" w:line="341" w:lineRule="auto"/>
-              <w:jc w:val="center"/>
-            </w:pPr>
-            <w:r/>
-            <w:r>
-              <w:rPr>
-                <w:rFonts w:ascii="Times New Roman" w:hAnsi="Times New Roman" w:eastAsia="宋体"/>
-                <w:b/>
-                <w:color w:val="191919"/>
-                <w:sz w:val="19"/>
-              </w:rPr>
-              <w:t>EP13《我与我的宣战》</w:t>
-            </w:r>
-          </w:p>
-        </w:tc>
-        <w:tc>
-          <w:tcPr>
-            <w:tcW w:type="dxa" w:w="7992"/>
-            <w:vAlign w:val="center"/>
-            <w:tcMar>
-              <w:top w:w="105" w:type="dxa"/>
-              <w:bottom w:w="105" w:type="dxa"/>
-              <w:left w:w="145" w:type="dxa"/>
-              <w:right w:w="145" w:type="dxa"/>
-            </w:tcMar>
-          </w:tcPr>
-          <w:p>
-            <w:pPr>
-              <w:spacing w:before="40" w:after="40" w:line="341" w:lineRule="auto"/>
-              <w:jc w:val="left"/>
-            </w:pPr>
-            <w:r/>
-            <w:r>
-              <w:rPr>
-                <w:rFonts w:ascii="Times New Roman" w:hAnsi="Times New Roman" w:eastAsia="宋体"/>
-                <w:b w:val="0"/>
-                <w:color w:val="191919"/>
-                <w:sz w:val="19"/>
-              </w:rPr>
-              <w:t>• 【13-1　内/外　末班公交车·岁月潭百乐超市与罗爱文家（餐厅与厨房） — 夜】寒夜深沉，一列末班公交车停靠在郊区终点站。车厢后排座椅上，无家可归的四十一岁荀未来身穿棕褐色翻领棉服，怀里紧紧抱着黑色双肩包，脚边立着那只黑色拉杆箱，正歪着头沉沉睡去。身穿黑色制服、左臂戴着红袖章的公交司机走过来，伸手轻轻推了推荀未来的肩膀。 荀未来枕在双肩包上，眼睛都没睁开，迷迷糊糊地在梦中呢喃了一句。 荀未来猛地眨了眨眼清醒过来，尴尬地笑了笑，抱紧怀里的双肩包朝司机摆了摆手。 荀未来揉了揉发木的后脑勺，茫然地环顾了一眼车窗外白茫茫的荒郊雪景。 荀未来心头一震，拖着黑色拉杆箱走下公交车，顶着寒风走到路边一家亮着灯（核心台词：荀未来：“赶紧安排投胎吧……” ／ 荀未来：“呵，睡迷糊了。你别管我，明天我再坐回去。” ／ 荀未来：“这是哪儿啊？”）</w:t>
-              <w:br/>
-              <w:t>• 【13-3　内　501室赵左右家·卫生间梦境与赵左右卧室 — 夜/晨】头顶的灯光突然滋啦闪烁了一下，只见洗漱镜中，原本属于十六岁少年的倒影竟在刹那间幻化成了身穿同款黑白条纹T恤、面容阴冷邪魅的四十一岁荀未来！镜中的荀未来冲着他勾起嘴角。 赵左右瞳孔骤缩，还没来得及后退，站在他身后的四十一岁荀未来突然伸出双臂，从背后死死勒住了十六岁赵左右的脖子！赵左右双手死命抠住对方的手臂痛苦挣扎，荀未来贴在他耳边面无表情地冷酷低语。 背后的荀未来手下力道骤然加重，眼神阴鸷地贴耳威胁；赵左右痛苦地拼命扭动脖子呼救。 赵左右掀开被子下床走到书桌前，从课本下方拿起了昨晚在漫画屋门外捡回来的那沓二零零八年手（核心台词：荀未来（梦境画外音）：“怎么样？是不是觉得男人四十之后，才比较帅啊？” ／ 荀未来（梦境）：“别乱跑，乖乖地走，我给你选的路！” ／ 荀未来（梦境）：“既然你都已经发现了，是不是要对自己的未来负责，啊？”）</w:t>
-              <w:br/>
-              <w:t>• 【13-4　内　长林八中·高一十班教室·主任办公室与学校食堂 — 日】早自习前的高一十班教室里，同学们陆续进班。身穿蓝白校服内搭酒红连帽卫衣的赵左右坐在座位上写字；四十一岁的荀未来背着黑色双肩包从后门大摇大摆地走进教室，在第一排坐下后从书包里掏出一本红色封面的《读者》杂志津津有味地翻看。 后排的赵左右合上笔盖站起身，不动声色地走到第一排荀未来的课桌前，居高临下地开口试探。 荀未来眼皮都没抬，翻过一页《读者》杂志，语气淡漠地挡了回去。 荀未来合上杂志抬起头，慢条斯理地亮出了自己的新算盘。 荀未来把手里的《读者》往课桌上重重一拍，从座位上站起身逼近赵左右，理直气壮地要求他让位！ 荀未来轻（核心台词：赵左右：“荀哥，我看漫画屋拆了，你搬哪去了？” ／ 荀未来：“不劳您操心，我总有地儿住。” ／ 荀未来：“就是想研究研究，办个校园杂志，开个杂志社。”）</w:t>
-              <w:br/>
-              <w:t>• 【13-5　内/外　罗爱文家书房·学校过街天桥·红砖通道与复印店 — 夜/日】夜晚，罗爱文家的书房被临时改造成了杂志社秘密编辑部，桌上摆着电脑和打印机，白板上用黑笔写着“《三人行》：1.快 2.准 3.狠｜流量｜电影观后感、对立观点、意见极端”。身穿草绿色半拉链卫衣的荀未来站在白板前，手里拿着策划案，转身朝躺在真皮沙发上的罗爱文豪气一挥手！ 荀未来无奈地瞥了他一眼。 罗爱文憨厚地挠了挠头：“啊？”荀未来拿起白板笔在空中比划着，结合自己在二零三三年浸淫自媒体时代的爆款套路，开启了“快、准、狠”三字诀教学（配合闪回画面）。 荀未来在白板上重重写下一个“快”字。【闪回】荀未来在十班教室走道里收集全（核心台词：荀未来：“这就是我的计划，《三人行》，指定行！” ／ 荀未来：“好什么呀？你听懂什么了呀？” ／ 荀未来：“经过这段时间的研究呢，我已经大彻大悟了。想让我们《三人行》搞出一点动静来，必须快、准、狠！首先就是快——”）</w:t>
-              <w:br/>
-              <w:t>• 【13-6　内　八中校长办公室·高一十班教室·洗手间隔间与心理社活动室 — 日】高一十班教室内，意气风发的荀未来手捧一大摞《三人行》创刊号走上讲台，振臂高呼！全班同学瞬间沸腾，热烈拍桌欢呼。 全班同学蜂拥而上争抢传阅。荀未来春风得意地分发着杂志，特意递了一本给前排的徐图图：“给图图。”徐图图礼貌地道谢接过，一低头看到封面上王一漫唯美的图书馆写真，顿时惊喜地捧到同桌王一漫面前赞叹！ 徐图图开心地一口答应：“好啊！”而在教室左后方的座位上，十六岁的赵左右低头翻看着手里的《梦的解析》，神色复杂地望着讲台上风光无限的荀未来。 中午的心理社活动教室内，白板上写着“快速情绪急救、情绪的生理机制”与人类大脑（核心台词：八中校长：“这个《三人行》，是不是你们班一个叫荀未来的同学搞的？” ／ 荀未来：“各位，各位！咱们八中“未来杂志社”，已经正式获批成立了！不是草台班子了啊，大家感兴趣的可以看一看我们《三人行》第一期！来一本，来一本！” ／ 荀未来：“作为兄弟呢，我很抱歉，但，这间教室已经被划给杂志社了，作为校内编辑部了。戴主任可说了，心理社可以去——”）</w:t>
-              <w:br/>
-              <w:t>• 【13-7　外/内　校园雪地树林·学校图书馆与夜间有轨电车 — 日/夜】寒风凛冽的校园雪地小树林里，被赶出活动室的十六岁赵左右身穿白色长款羽绒服、围着墨绿色围巾，竟然真的独自一人坐在积雪的大石头上，捧着《梦的解析》专心致志地默读！不远处的教学楼红砖墙转角后，四十一岁的荀未来探出半个脑袋看着这一幕，心疼得直嘬牙花子。 片刻之后，受荀未来指派的罗爱文拎着一只黑色保温壶屁颠屁颠地跑进雪地树林，走到赵左右面前递上一只塑料杯，倒满了热气腾腾的红糖姜茶。 赵左右抬起头，越过罗爱文的肩膀瞥了一眼远处教学楼门内正在探头张望的荀未来，嘴角微不可察地一勾，双手接过热姜茶点头道谢。 罗爱文笑着应了声“没事，（核心台词：荀未来：“不是吧，意志这么顽强啊？这，不会冻出什么病来吧？这万一以后落下病根该怎么办呀？” ／ 赵左右＆荀未来：“图图——！” ／ 荀未来：“图图，你没事吧？”）</w:t>
-              <w:br/>
-              <w:t>• 【13-8　外/内　罗爱文家小区雪道与501室赵左右家餐厅 — 夜】夜晚，在电车上被十六岁自己拿捏得死死的荀未来背着双肩包，垂头丧气地走在罗爱文家小区积雪的步行道上。路灯阴影下，头戴黑色棒球帽、围着灰黑格纹围巾的六十六岁赵了正双手捧着一杯插着吸管的塑料杯热奶茶站在路边。荀未来吓了一跳，抓紧背包带警惕地询问。 荀未来傲娇地冷哼一声，仰头翻了个白眼。 赵了收起脸上的笑意，神色变得严峻起来，压低声音向荀未来通报监听警报。 荀未来想起刚才在电车上被“四十岁戒糖”和“转理科”拿捏的憋屈经过，表情凝重地点了点头。 赵了上前一步，眼神极具压迫感地盯着荀未来，重申了第九集提过的二零五八年宏观监测铁（核心台词：荀未来：“哎？你怎么知道我住在这啊？” ／ 荀未来：“呵呵，我就是打算回2033年，我也不可能投靠你。什么事？找我啥事？” ／ 荀未来：“你这么一说，他好像最近一直在拿改理科的事情来要挟我，他就确信我一定会让着他。”）</w:t>
-              <w:br/>
-              <w:t>• 【13-9　内/外　高一十班早读·市医院病房与长林电影院 — 日/夜】次日清晨的高一十班早读课上，全班同学手捧语文课本齐声朗诵韩愈的《师说》：“人非生而知之者，孰能无惑？惑而不从师，其为惑也，终不解矣……”第一排的荀未来捧着课本，听着“生乎吾前，其闻道也固先乎吾；生乎吾后，其闻道也亦先乎吾”，忍不住闭目仰头感慨；而后排的赵左右一边读着课文，一边担忧地转头望向斜前方王一漫身旁空荡荡的座位——徐图图今天竟然没来上学！</w:t>
-              <w:br/>
-              <w:t>• 【13-10　内　长林八中·行仁楼教学楼走廊（正面摊牌） — 日】白天的长林八中“行仁楼”教学楼走廊内，四十一岁的荀未来正一边哼着小曲一边比划着杂志排版手势迎面走来。身穿黑色连帽运动开衫的十六岁赵左右走上前，主动叫住了他。 荀未来停下脚步，条件反射般警惕地看着他。 出乎荀未来的意料，十六岁的赵左右非但没有再要挟他，反而温和地笑了笑，主动提出把活动室归还给杂志社！ 荀未来愣住了，难以置信地眨了眨眼。 荀未来眼睛一亮，激动地往前凑了半步追问。 荀未来连忙趁热打铁，热情地拍了拍他的肩膀发出邀请。 荀未来喜出望外，用力拍了拍赵左右的肩膀，转身兴冲冲地朝走廊另一端走去。 夕阳的余晖透过行仁（核心台词：赵左右：“荀哥。” ／ 荀未来：“干什么？教室已经让给你了，还不够吗？” ／ 荀未来：“啊？你决定解散心理社了？”）</w:t>
-            </w:r>
-          </w:p>
-        </w:tc>
-      </w:tr>
-      <w:tr>
-        <w:trPr>
-          <w:cantSplit/>
-        </w:trPr>
-        <w:tc>
-          <w:tcPr>
-            <w:tcW w:type="dxa" w:w="2376"/>
-            <w:vAlign w:val="center"/>
-            <w:tcMar>
-              <w:top w:w="105" w:type="dxa"/>
-              <w:bottom w:w="105" w:type="dxa"/>
-              <w:left w:w="145" w:type="dxa"/>
-              <w:right w:w="145" w:type="dxa"/>
-            </w:tcMar>
-            <w:shd w:fill="F7FAFC"/>
-          </w:tcPr>
-          <w:p>
-            <w:pPr>
-              <w:spacing w:before="40" w:after="40" w:line="341" w:lineRule="auto"/>
-              <w:jc w:val="center"/>
-            </w:pPr>
-            <w:r/>
-            <w:r>
-              <w:rPr>
-                <w:rFonts w:ascii="Times New Roman" w:hAnsi="Times New Roman" w:eastAsia="宋体"/>
-                <w:b/>
-                <w:color w:val="191919"/>
-                <w:sz w:val="19"/>
-              </w:rPr>
-              <w:t>EP14《继承》</w:t>
-            </w:r>
-          </w:p>
-        </w:tc>
-        <w:tc>
-          <w:tcPr>
-            <w:tcW w:type="dxa" w:w="7992"/>
-            <w:vAlign w:val="center"/>
-            <w:tcMar>
-              <w:top w:w="105" w:type="dxa"/>
-              <w:bottom w:w="105" w:type="dxa"/>
-              <w:left w:w="145" w:type="dxa"/>
-              <w:right w:w="145" w:type="dxa"/>
-            </w:tcMar>
-            <w:shd w:fill="F7FAFC"/>
-          </w:tcPr>
-          <w:p>
-            <w:pPr>
-              <w:spacing w:before="40" w:after="40" w:line="341" w:lineRule="auto"/>
-              <w:jc w:val="left"/>
-            </w:pPr>
-            <w:r/>
-            <w:r>
-              <w:rPr>
-                <w:rFonts w:ascii="Times New Roman" w:hAnsi="Times New Roman" w:eastAsia="宋体"/>
-                <w:b w:val="0"/>
-                <w:color w:val="191919"/>
-                <w:sz w:val="19"/>
-              </w:rPr>
-              <w:t>• 【14-1　内　长林八中·高一十班教室·罗爱文家书房与未来杂志社活动室 — 日/夜】夜晚，罗爱文家的书房内，披着格纹外套的四十一岁荀未来正坐在书桌前敲击笔记本电脑键盘编写文稿。身后的真皮沙发上，罗爱文翘着二郎腿，一个人捂着嘴乐不可支地傻笑。荀未来听到动静，停下手指转过头疑惑地看他。 荀未来无奈地摇了摇头，转回身继续敲击电脑键盘。 荀未来停下敲键盘的手，轻声感叹了一句，回头看着躺在沙发上傻乐的罗爱文，眼神渐渐陷入深思。 暖黄的台灯光映照在四十一岁荀未来的侧脸上，刚刚在行仁楼走廊经历了“真名召唤”试探的他，望着眼前的富二代少年，心底泛起一阵酸楚而郑重的思量。 次日白天，长林八中“未来杂志社”活动室内，（核心台词：荀未来：“你在那傻笑啥呢？” ／ 荀未来：“又不是你的厂子，你有啥面儿啊？” ／ 荀未来：“厂二代。”）</w:t>
-              <w:br/>
-              <w:t>• 【14-4　外/内　长林八中校门口·校园通道·501室客厅与市医院病房 — 日/夜】白天的长林市第八中学校门口，一名手持“长林电视台”台标话筒的女记者正面对摄像机镜头进行外景专题播报。身穿棕褐色长款棉服、手里拿着一本《三人行》创刊号的四十一岁荀未来从校门内走出来，满脸堆笑地主动向摄像机镜头挥手打招呼。 荀未来热情地走到女记者身旁握了握手。 女记者微笑着将长林电视台话筒递到荀未来嘴边提问。 面对全市电视观众，四十一岁的荀未来突然收起笑容，装出一副问心有愧、诚恳万分的模样，抬起右手一字一顿地比划着，在电视镜头前把《三人行》创刊号的全部功劳与才华美名，一股脑儿全推给了十六岁的赵左右！ 赵左右猜到又是荀未（核心台词：电视台女记者：“长林八中杂志社编写的校园杂志《三人行》火了。今天我们就带着大家来了解一下这本杂志的幕后故事。哎？我身后呢，就是八中未来杂志社的社长，荀未来。” ／ 荀未来：“你好。” ／ 荀未来：“呃，虽然杂志上写的主编是我，但我问心有愧啊！因为其实所有的创意以及编写工作，都是我的同学赵左右——就是赵钱孙李的赵，左右就是上下左右的左右——赵左右同学完成的！他之所以这么做，是因为怕出了名影响学习。我记得他当时念了一句诗，特别地打动我，叫“事了拂衣去，深藏身与名”。”）</w:t>
-              <w:br/>
-              <w:t>• 【14-5　内/外　高一十班教室·罗爱文家客厅·校园林荫道·食堂与微机室 — 日/夜】高一十班教室内，四十一岁的荀未来正坐在第一排翻看《读者》杂志。十六岁的赵左右走到他的课桌前停下。荀未来放下手中的杂志，抬头看着赵左右，装出一副语重心长的兄长模样主动摊牌。 荀未来闻言先是一愣，随即狂喜地从座位上蹦了起来，高举双臂在教室过道里兴奋地转圈欢呼！恰逢一名男同学从前门跑进教室大喊“老戴来了！”，荀未来连忙收住动作溜回座位。 傍晚，罗爱文家的中式红木客厅内，回到家的荀未来一边摇头晃脑地哼着京剧戏腔，一边把书包潇洒地甩在沙发上，整个人惬意地往沙发上一躺。 罗爱文端着水杯走过来，满脸不解地看着把社长位置拱手让人的（核心台词：荀未来：“我就是想刺激你重拾寒假时的兴趣。以后不要再在我面前提改理科的事情，好吗？” ／ 荀未来：“心事已了～心事已了～” ／ 罗爱文：“荀哥，你把杂志社交给赵左右了，咋还这么高兴啊？”）</w:t>
-              <w:br/>
-              <w:t>• 【14-6　外/内　长林八中校门外·黑色路虎车内与学校广播室 — 夜/日】夜晚，长林市第八中学校门外的路边，积雪未消。四十一岁的荀未来裹紧棉大衣走出校门，熟练地拉开停在路边的黑色路虎越野车副驾驶车门坐了进去。 驾驶座上，头戴“EPOWER”棒球帽的六十六岁赵了从大衣口袋里掏出几张老照片（赵东来与刘美奕年轻时的合影）递给荀未来，神色平静地开口叮嘱。 荀未来接过父母的照片扫了一眼，漫不经心地揣进兜里，满脑子都是那五百万奖金。 荀未来不服气地转过头，掰着手指头向六十六岁的自己放狠话；赵了敷衍地笑着点了点头：“加油啊。” 笑闹过后，荀未来收敛神色，转过头正色看向赵了询问未来的情况。 荀未来闻言，（核心台词：荀未来：“找我干什么呀？” ／ 荀未来：“这些都是小事。我眼下最重要的，是必须帮他拿下这五百万！” ／ 荀未来：“行行行，我没见过世面。我告诉你，你等着小赵拿下这五百万作为起跑线，再加上他这二十五年的努力奋斗，到时候我一定比你有钱！”）</w:t>
-              <w:br/>
-              <w:t>• 【14-7　内　飞霞湾王一漫家卧室与罗爱文家豪宅客厅 — 夜】同一时刻，罗爱文家的独栋别墅客厅内，四十一岁的荀未来一边脱下厚外套走进客厅，一边揉着发酸的脖颈大声呼喊楼上的罗爱文。 罗爱文穿着居家服匆匆从二楼旋转楼梯跑下来，神色慌张地站在楼梯口，拼命冲着荀未来挤眉弄眼、把食指竖在嘴边比划着“嘘——”的手势！ 毫无察觉的荀未来莫名其妙地看着他，大步走到沙发前坐下，扯着嗓子继续挑剔点餐！ 楼梯上的罗爱文绝望地扶额捂脸；沙发上的荀未来吓得浑身一激灵，腾地站起身来，脸上瞬间堆起十二分谄媚的笑容向罗父鞠躬赔罪！ 荀未来转身刚要往厨房溜，罗厂长慢悠悠地抬手叫住了他。 荀未来连忙转回身，点头（核心台词：荀未来：“哎哟，累死了！研究一个DV机比上学还难，又累又饿的。小罗啊，你去帮我煮盘饺子吧！” ／ 荀未来：“干啥呢挤眉弄眼的，去帮我煮个饺子！嘘啥啊？我不要猪肉大葱的，我要至尊虾仁的！什么呀？我不要猪肉大葱的！” ／ 荀未来：“叔……没有！我是说叔喜欢吃猪肉大葱的，我现在去给你煮！”）</w:t>
-              <w:br/>
-              <w:t>• 【14-8　内/外　高一十班教室·天门饭店大堂·门外轿车与VIP包厢 — 日/夜】次日白天，高一十班教室讲台前，十六岁的赵左右靠在黑板边摆弄着一把教学用大木制三角板，满脸不解地向身旁的荀未来发问。 荀未来急切地凑近半步，苦口婆心地向十六岁的自己传授职场应酬潜规则。 荀未来接过他手里的三角板比划着，现场教学如何在实话基础上“加料”，并拿坐在前排打瞌睡的罗爱文举例。 荀未来脱口而出一个2020年代的网络热词；镜头切至前排罗爱文的面部大特写——只见罗爱文正仰头呼呼大睡，两只闭着的眼皮上竟然贴着两张画着睁大眼珠子的白纸片！ 赵左右看着眼皮贴假眼珠呼呼大睡的罗爱文，又转头看向满嘴新潮词汇的荀未来，眼神里再（核心台词：荀未来：“你一个小孩子，人家厂长愿意见你已经不错了，你怎么还挑上了？你记得啊，他对拍摄有任何要求，你都得给我答应下来！还有，说话机灵点。” ／ 荀未来：“你就在实话实说的基础上，加一点料。比如说，他的爱荣机械厂在长林很有名，你就说在全国都闻名。还有他儿子，小罗，挺笨的吧？你就说小罗也有很多值得你学习的地方，嗯？” ／ 荀未来：“比如……你就说小罗，整个人很有松弛感。”）</w:t>
-              <w:br/>
-              <w:t>• 【14-9　内　天门饭店包厢门外走廊与街边烧烤店 — 夜】深夜，长林市街边一家挂着暖黄色串灯与“把幸福一饮而尽”标语的烧烤店卡座内，十六岁的赵左右与四十一岁的荀未来面对面坐着，两人开心地举起玻璃汽水瓶碰杯庆祝！ 荀未来仰头喝了一大口汽水，拿起一串烤肉笑着鼓励他。 赵左右放下汽水瓶，脸上的笑容渐渐敛去，目光认真地凝视着对面的荀未来，问出了那个盘旋心头已久的问题。 荀未来拿着肉串的手微微一顿，迎着少年的目光微笑着打了个哈哈。 赵左右低下头笑了笑，拿起一串烤肉咬了一口，沉默了片刻后，终于还是按捺不住内心的笃定，抬起头直视着荀未来的眼睛，一字一顿地开口发问—— 看到盘子里金黄的烤（核心台词：荀未来：“必须得拍好。我仿佛已经看到那五百万就在你口袋里了！” ／ 赵左右：“对了荀哥，你为啥一分钱都不要啊？你不是挺差钱吗？” ／ 荀未来：“我有舍己为人的癖好，你就满足我，啊。”）</w:t>
-            </w:r>
-          </w:p>
-        </w:tc>
-      </w:tr>
-      <w:tr>
-        <w:trPr>
-          <w:cantSplit/>
-        </w:trPr>
-        <w:tc>
-          <w:tcPr>
-            <w:tcW w:type="dxa" w:w="2376"/>
-            <w:vAlign w:val="center"/>
-            <w:tcMar>
-              <w:top w:w="105" w:type="dxa"/>
-              <w:bottom w:w="105" w:type="dxa"/>
-              <w:left w:w="145" w:type="dxa"/>
-              <w:right w:w="145" w:type="dxa"/>
-            </w:tcMar>
-          </w:tcPr>
-          <w:p>
-            <w:pPr>
-              <w:spacing w:before="40" w:after="40" w:line="341" w:lineRule="auto"/>
-              <w:jc w:val="center"/>
-            </w:pPr>
-            <w:r/>
-            <w:r>
-              <w:rPr>
-                <w:rFonts w:ascii="Times New Roman" w:hAnsi="Times New Roman" w:eastAsia="宋体"/>
-                <w:b/>
-                <w:color w:val="191919"/>
-                <w:sz w:val="19"/>
-              </w:rPr>
-              <w:t>EP15《左或右》</w:t>
-            </w:r>
-          </w:p>
-        </w:tc>
-        <w:tc>
-          <w:tcPr>
-            <w:tcW w:type="dxa" w:w="7992"/>
-            <w:vAlign w:val="center"/>
-            <w:tcMar>
-              <w:top w:w="105" w:type="dxa"/>
-              <w:bottom w:w="105" w:type="dxa"/>
-              <w:left w:w="145" w:type="dxa"/>
-              <w:right w:w="145" w:type="dxa"/>
-            </w:tcMar>
-          </w:tcPr>
-          <w:p>
-            <w:pPr>
-              <w:spacing w:before="40" w:after="40" w:line="341" w:lineRule="auto"/>
-              <w:jc w:val="left"/>
-            </w:pPr>
-            <w:r/>
-            <w:r>
-              <w:rPr>
-                <w:rFonts w:ascii="Times New Roman" w:hAnsi="Times New Roman" w:eastAsia="宋体"/>
-                <w:b w:val="0"/>
-                <w:color w:val="191919"/>
-                <w:sz w:val="19"/>
-              </w:rPr>
-              <w:t>• 【15-1　内　501室赵左右卧室·罗爱文家地下室与501室客厅 — 夜/日】夜晚，五零一室赵左右的卧室内，十六岁的赵左右坐在书桌前，低头端详着手里那沓二零零八年手撕老黄历（最上面一张印着“2008 1月大 30 丁亥年十二月廿三 星期三”）。回想起刚才在烧烤店里荀未来面不改色大口吃下烤菠萝牛肉串的一幕，少年原本笃定的眼神渐渐转为困惑与释怀。 同一时刻，罗爱文家的地下室房间内，刚刚在烧烤店硬炫了一整盘烤菠萝的四十一岁荀未来疯了一样冲下楼梯！他脖子和脸颊上已经起了一大片鲜红的过敏红疹，奇痒难耐地死死抓挠着脖子，翻箱倒柜地拉开抽屉和储物架寻找抗过敏药。 荀未来终于在铁架上抓到了那瓶白色抗过敏药，（核心台词：荀未来：“药呢？！” ／ 罗爱文：“荀哥！荀哥你咋了？” ／ 荀未来：“过敏。帮我倒点水。”）</w:t>
-              <w:br/>
-              <w:t>• 【15-3　外/内　长林八中校门大巴车旁与爱荣机械制造厂车间 — 日】罗爱文懊恼地叹了口气：“哎呀……”就在这时，站在旁边的四十一岁荀未来微微一笑，不慌不忙地从外套口袋里掏出一张崭新的迷你DVD储存光盘，递到了赵左右面前！赵左右如获至宝地接过光盘，激动地直拍荀未来的肩膀。 罗爱文也竖起大拇指佩服道：“还得是你啊！”荀未来得意地扬了扬下巴。 赵左右、荀未来、罗爱文三人立正站好，异口同声地大声回答，随后跟随队伍登上大巴车。 站在队列里的罗爱文激动地高举右手，扯着嗓子得意大喊了一声，引得旁边的赵左右、荀未来和王一漫纷纷转头看他。 动员大会散去后，荀未来拍了拍赵左右的肩膀，把DV摄像机包拿在（核心台词：赵左右：“荀哥，啥也不说，你太靠谱了！” ／ 荀未来：“第一天知道啊？” ／ 赵左右/荀未来/罗爱文：“记住了！”）</w:t>
-              <w:br/>
-              <w:t>• 【15-4　内　工厂宿舍·爱荣机械厂厂长办公室·1990年代雪原卡车（闪回）与生产车间 — 日】中午的工厂男生宿舍内，四十一岁的荀未来正坐在书桌前操作笔记本电脑上的视频剪辑软件，将王一漫问“请问这个我要怎么锯呢”与师傅训斥的画面恶意拼接在一起，试图剪出大小姐受挫的戏剧冲突。</w:t>
-              <w:br/>
-              <w:t>• 【15-5　内/外　车间过道·厂区废旧库房门外与机修工作间 — 日】车间过道里，罗爱文正张开双臂像小鸟一样蹦蹦跳跳地喊着“飞呀，飞呀”，看到拍完罗厂长走过来的赵左右和迎上来的荀未来，连忙停下脚步。荀未来双手插兜关切地询问赵左右。 荀未来拍了拍赵左右的肩膀，自信满满地安慰他。 三人走出温暖的车间，来到厂区背阴处一排冷清的废旧集装箱与库房外。寒风呼啸，罗爱文冻得直搓手哈气：“好冷啊，这没人啊。”突然，荀未来停下脚步，指向前方库房门口一个正背靠着砖墙、大白天独饮“燕京啤酒”的五十多岁老工人。 罗爱文愣住了，身后的赵左右和荀未来也连忙走上前。 罗爱文气得满脸通红，挣扎着就要冲上去跟老工人理（核心台词：荀未来：“怎么样？罗厂长拍得顺利吗？” ／ 荀未来：“没关系，王一漫那段我剪得够精彩了，单靠这个视频就可以火了。” ／ 荀未来：“那个人怎么大白天在那儿喝酒啊？”）</w:t>
-              <w:br/>
-              <w:t>• 【15-6　内　爱荣机械厂厂长办公室·会议室与男生宿舍 — 日/夜】罗爱文想起荀哥刚才的提醒，警惕地后退了半步。 罗爱文死死抱住DV摄像机绕着会议长桌躲闪，退到写满《日生产任务计划》的白板前，声嘶力竭地喊着“我不！我不拿！”。跑得气喘吁吁的罗仕强挥舞着纸盒，指着罗爱文痛骂他在学校给荀未来端茶倒水、被人当枪使！ 罗爱文却想起了刚才那个无助的老工人，犹豫地皱起眉头；而此时宿舍门外的走廊拐角处，四十一岁的荀未来正静静靠着墙壁倾听两个少年的对话。 就在这时，门外的四十一岁荀未来迈步走进宿舍中央，弯腰一把拿起了放在罗爱文床边的索尼DV摄像机！听到动静的赵左右和罗爱文瞬间从床上弹坐起来。 荀未（核心台词：罗爱文：“可是那个叔叔呢？就像荀哥说的，以我爸的手段，他现在没准已经知道那个人是谁了。留着点录像，没准还能成为跟我爸谈判的筹码。” ／ 荀未来：“这不就是电车难题吗？我比你们知道该怎么选择。” ／ 荀未来：“电车难题只有一个正确答案，叫“两害取其轻”。你想想，如果这个视频发出去的话，那个叔叔他会成为英雄，厂子的问题会得到改正，向好处发展；咱们再说自私一点，如果这个视频火了的话，你还能拿到五百万的奖金。这些加起来，你自己算算，是不是利远远大于弊？”）</w:t>
-              <w:br/>
-              <w:t>• 【15-7　外/内　爱荣机械厂组装车间窗外与车间内部 — 夜】夜幕降临，爱荣机械厂空旷的组装车间内亮着顶灯。总工程师林善才正与厂长罗仕强站在车床旁激烈对峙；跑过来的赵左右、荀未来和罗爱文听到里面的争吵声，连忙弯下腰悄悄趴在车间外走廊的玻璃窗台上往里窥视。 空荡荡的车间里，被昔日兄弟捏住命门的罗仕强气得狠狠一脚踹在机床踏板上，背对着大门痛苦地扶额喘息。窗外的赵左右对荀未来和罗爱文小声说了句“我去”，随即推门走进了车间。 罗仕强深深地凝视着眼前这个澄澈的少年，忽然向他抛出了一个直击灵魂的假设——而这恰恰是2033年荀未来与罗爱文之间真实发生过的命运拷问！ 此时，站在车间窗外夜色中（核心台词：荀未来（内心独白）：“你知道我一生当中最幸运的事是什么吗？就是在高中的时候啊，认识了你和陈明。”）</w:t>
-              <w:br/>
-              <w:t>• 【15-8　外　爱荣机械厂室外雪夜石阶与冰封岁月潭 — 夜/傍晚】四十一岁的荀未来身穿蓝白校服裤与深色棉服，双手插在口袋里，独自一人一步步走上白雪皑皑、已经彻底冰封的岁月潭湖面。苍茫的暮色与远山环抱着空旷的冰湖，荀未来在湖心停下脚步，静静环顾着这片他在2033年曾无数次逃避与徘徊的岁月潭，从口袋里掏出那盒红色的“卡奇滋”巧克力饼干棒，抽出一根咬在嘴里，闭上双眼静立在凛冽的风雪之中。（核心台词：罗爱文：“对了，荀哥先回宿舍了吗？”）</w:t>
-            </w:r>
-          </w:p>
-        </w:tc>
-      </w:tr>
-      <w:tr>
-        <w:trPr>
-          <w:cantSplit/>
-        </w:trPr>
-        <w:tc>
-          <w:tcPr>
-            <w:tcW w:type="dxa" w:w="2376"/>
-            <w:vAlign w:val="center"/>
-            <w:tcMar>
-              <w:top w:w="105" w:type="dxa"/>
-              <w:bottom w:w="105" w:type="dxa"/>
-              <w:left w:w="145" w:type="dxa"/>
-              <w:right w:w="145" w:type="dxa"/>
-            </w:tcMar>
-            <w:shd w:fill="F7FAFC"/>
-          </w:tcPr>
-          <w:p>
-            <w:pPr>
-              <w:spacing w:before="40" w:after="40" w:line="341" w:lineRule="auto"/>
-              <w:jc w:val="center"/>
-            </w:pPr>
-            <w:r/>
-            <w:r>
-              <w:rPr>
-                <w:rFonts w:ascii="Times New Roman" w:hAnsi="Times New Roman" w:eastAsia="宋体"/>
-                <w:b/>
-                <w:color w:val="191919"/>
-                <w:sz w:val="19"/>
-              </w:rPr>
-              <w:t>EP16《再见，老同学》</w:t>
-            </w:r>
-          </w:p>
-        </w:tc>
-        <w:tc>
-          <w:tcPr>
-            <w:tcW w:type="dxa" w:w="7992"/>
-            <w:vAlign w:val="center"/>
-            <w:tcMar>
-              <w:top w:w="105" w:type="dxa"/>
-              <w:bottom w:w="105" w:type="dxa"/>
-              <w:left w:w="145" w:type="dxa"/>
-              <w:right w:w="145" w:type="dxa"/>
-            </w:tcMar>
-            <w:shd w:fill="F7FAFC"/>
-          </w:tcPr>
-          <w:p>
-            <w:pPr>
-              <w:spacing w:before="40" w:after="40" w:line="341" w:lineRule="auto"/>
-              <w:jc w:val="left"/>
-            </w:pPr>
-            <w:r/>
-            <w:r>
-              <w:rPr>
-                <w:rFonts w:ascii="Times New Roman" w:hAnsi="Times New Roman" w:eastAsia="宋体"/>
-                <w:b w:val="0"/>
-                <w:color w:val="191919"/>
-                <w:sz w:val="19"/>
-              </w:rPr>
-              <w:t>• 【16-1　内/外　爱荣机械厂男生宿舍·厂门传达室与厂外马路 — 夜】罗爱文赞同地点了点头，低头一看书桌，突然发现荀未来的摩托罗拉翻盖手机还静静躺在桌面上！罗爱文连忙拿起翻盖手机打开按了几个数字（尝试输入密码“0121”，屏幕弹出“密码错误”）。 厂门外的雪夜马路边，两个十六岁的少年迎着寒风一边跑一边挥手拦车：“出租车！出租车！”就在这时，一辆车牌为“吉A·3N503”的绿色出租车缓缓停在路边，去岁月潭透完气的四十一岁荀未来推开车门走了下来！赵左右和罗爱文惊喜万分地冲上前围住他。 荀未来看着跑得气喘吁吁的两个少年，眼神温柔地笑了笑。 罗爱文把那部摩托罗拉翻盖手机塞回荀未来手里，像个小（核心台词：赵左右：“不对，不对。荀哥偷偷出去买个东西，用不着一个多小时啊。” ／ 罗爱文：“是啊。哎？荀哥电话都没拿，肯定没走远！” ／ 赵左右：“回家了？不可能吧，回家怎么能连手机都不带呢？而且跟咱俩没打个招呼就走了。荀哥不会生咱气了吧？”）</w:t>
-              <w:br/>
-              <w:t>• 【16-3　外/内　长林八中校门口·教导主任办公室·高一十班教室与岁月潭雪夜（闪回） — 日/夜】十六岁的赵左右背着书包走下大巴车，无意间瞥见四十一岁的荀未来独自一人朝着行政楼方向走去，神色有些异样，便悄悄跟了上去。 挂满“教书育人 桃李满天下”锦旗的教导主任办公室内，四十一岁的荀未来笔直地站在办公桌前，向教导主任戴娟正式提出了退学申请；尾随而至的赵左右躲在半掩的办公室门缝外，震惊地捂住嘴偷听。 荀未来双手插在校服外套口袋里，神态平静而坦然。 荀未来轻轻摇了摇头，嘴角浮起一抹释然的微笑。 荀未来抬起头望向窗外的阳光，说出了自己历经两世后的通透感悟。 门外的赵左右听到这里，悄悄退开跑去通知罗爱文；办公室内，荀未来（核心台词：荀未来：“不用他们同意，我早就自己做主了。一会儿我就去清空我个人物品，明天就不来上学了。” ／ 戴娟：“小荀啊，是不是我成绩抓得紧，让你有什么压力？” ／ 荀未来：“跟您没关系。我来八中是有事情想做，现在似乎圆满完成了，我就可以安心地回去了呀。”）</w:t>
-              <w:br/>
-              <w:t>• 【16-4　外/内　长林八中校门口林荫道·502室赵了家与雪夜路虎车内 — 日/夜】画面切回白天长林市第八中学校门口路边。收废品的大爷把荀未来整理出来的一大摞旧试卷和废书搬上三轮车，从兜里摸出一枚金黄的五毛钱硬币（印着荷花图案的五角硬币）递给荀未来；荀未来礼貌地道了声“谢谢啊”。旁边的赵左右和罗爱文看着那辆装得满满当当的三轮车直替荀哥抱不平。 罗爱文也愤愤不平地帮腔：“奸商，少说也得值五十呀！”荀未来却低头看着掌心里那枚五毛钱硬币，转过身温柔地递到了十六岁赵左右的面前——精准呼应了第四集雪夜里小赵请他吃的那块五毛钱车站小蛋糕！ 赵左右接过那枚带着体温的五毛钱硬币，眼眶微酸地握在手心里，抬头与荀未来（核心台词：荀未来：“喏，你生日没有给你送蛋糕，你就拿着这个，在车站买一个那种五毛钱的小蛋糕许个愿，算我补给你的。” ／ 荀未来：“嗯，明年我肯定在。以后啊，每年都在。说话算话。” ／ 赵左右：“荀哥，你什么时候生日啊？到时候我和爱文，我俩也找你去！”）</w:t>
-              <w:br/>
-              <w:t>• 【16-5　内　酒店套房·长林八中微机室·影视筹备办公室与海航酒店门外 — 日/夜】白天的豪华酒店套房内，脱下高中校服的四十一岁荀未来换上了一身笔挺的黑色定制西装、白衬衫配黑领带，手腕上戴着名表，站在全身镜前帅气地整理衣领、拿起路虎车钥匙。坐在后方沙发上的六十六岁赵了满意地点头夸赞：“有派头喽。” 坐在旁边的王一漫看着屏幕，客观冷静地分析原因，不由自主地提起了已经退学的荀未来。 徐图图闻言转过头，看了一眼后排荀未来那张空荡荡的课桌，眼神里掠过一丝思念，随即又释然地微笑起来。 与此同时，长林市某影视筹备办公室（白板演员墙上贴着《宿夜伐梦 / 江湖侠警》选角照，其中“凌霄”一角下方赫然贴着母亲刘美奕的（核心台词：荀未来：“别说，还真的挺衬我。等我回2033年创业的时候，我也要搞一身这样的行头。” ／ 王一漫：“客观来说，左右的视频比较随性，大家在看的时候，不知道这个频道的意义在哪里。要是荀哥在的话，肯定会让他先想清楚商业定位的。” ／ 荀未来：“这个你不用管，能拍就行，我们不计回报。”）</w:t>
-              <w:br/>
-              <w:t>• 【16-6　外/内　海航酒店门外·街边小餐车·酒店套房与2033年书房（闪回） — 夜】送走煤老板的出租车后，站在海航酒店门外寒风中的四十一岁荀未来再也撑不住了，他猛地弯下腰，扶着膝盖痛苦地剧烈干呕起来，捂着火辣辣的胃部在寒夜里大口喘着白气。 半个小时后，街边一辆热气腾腾的简易小吃餐车内，六十六岁的赵了掰开一双一次性木筷架在热汤碗上，心疼地看着把脑袋歪靠在暖气片上、醉眼惺忪的荀未来。 荀未来闭着眼，有气无力地比划了一下。 荀未来靠在暖气片上，苍白的脸上却浮起一抹孩子般纯粹而自豪的笑容，轻声吐露心底对母亲刘美奕的思念。 深夜，酒店套房内万籁俱寂。身穿黑白纹丝绸睡袍的六十六岁赵了起夜走出卧室，打着哈欠经过（核心台词：荀未来：“快两斤吧。” ／ 荀未来：“没事。现在不一样了，我现在可是荀老板。妈要是知道这电影投资是我拉来的，肯定都为我骄傲。等我2033年回去的时候，我也算是有脸去见她老人家了。” ／ 荀未来（闪回）：“最近是考核期，我可得多努力努力。你快去睡吧，不用管我了。”）</w:t>
-              <w:br/>
-              <w:t>• 【16-9　内/外　影视筹备书房·雪夜和艺北街与林海雪原尖顶古堡 — 夜】夜晚，影视筹备书房内，白板上写着《宿夜伐梦｜总导演/编剧：荀未来｜联合导演/执行：赵左右》。身穿黑西装的四十一岁荀未来正坐在书桌前研读《金融与投资论坛》论文并用黑笔做标注；六十六岁的赵了则背着手在书桌后方焦躁地来回踱步。荀未来烦躁地停下笔转头看他。 荀未来不以为然地摊开双手宽慰他。 话音未落，书桌上的摩托罗拉翻盖手机突然响起清脆的“Hello Moto”铃声，屏幕显示：【老白（工作号）正在呼叫】！赵了脸色一变，连声催促：“快接、快接、快接！”荀未来翻开手机盖放到耳边，赵了也紧张地把耳朵贴过来一起听。 电话那头的煤老（核心台词：荀未来：“你能别老走来走去的吗？影响我学习！” ／ 荀未来：“你就别内耗了！钱都到位了，咱妈也试过戏了，这事这不就成了吗？” ／ 荀未来：“哎，大哥！……不是大哥，咱不是说好了吗？我这边兄弟都准备开工了，就等着钱到位了，您不能说撤就撤吧？！”）</w:t>
-            </w:r>
-          </w:p>
-        </w:tc>
-      </w:tr>
-      <w:tr>
-        <w:trPr>
-          <w:cantSplit/>
-        </w:trPr>
-        <w:tc>
-          <w:tcPr>
-            <w:tcW w:type="dxa" w:w="2376"/>
-            <w:vAlign w:val="center"/>
-            <w:tcMar>
-              <w:top w:w="105" w:type="dxa"/>
-              <w:bottom w:w="105" w:type="dxa"/>
-              <w:left w:w="145" w:type="dxa"/>
-              <w:right w:w="145" w:type="dxa"/>
-            </w:tcMar>
-          </w:tcPr>
-          <w:p>
-            <w:pPr>
-              <w:spacing w:before="40" w:after="40" w:line="341" w:lineRule="auto"/>
-              <w:jc w:val="center"/>
-            </w:pPr>
-            <w:r/>
-            <w:r>
-              <w:rPr>
-                <w:rFonts w:ascii="Times New Roman" w:hAnsi="Times New Roman" w:eastAsia="宋体"/>
-                <w:b/>
-                <w:color w:val="191919"/>
-                <w:sz w:val="19"/>
-              </w:rPr>
-              <w:t>EP17《不速之客》</w:t>
-            </w:r>
-          </w:p>
-        </w:tc>
-        <w:tc>
-          <w:tcPr>
-            <w:tcW w:type="dxa" w:w="7992"/>
-            <w:vAlign w:val="center"/>
-            <w:tcMar>
-              <w:top w:w="105" w:type="dxa"/>
-              <w:bottom w:w="105" w:type="dxa"/>
-              <w:left w:w="145" w:type="dxa"/>
-              <w:right w:w="145" w:type="dxa"/>
-            </w:tcMar>
-          </w:tcPr>
-          <w:p>
-            <w:pPr>
-              <w:spacing w:before="40" w:after="40" w:line="341" w:lineRule="auto"/>
-              <w:jc w:val="left"/>
-            </w:pPr>
-            <w:r/>
-            <w:r>
-              <w:rPr>
-                <w:rFonts w:ascii="Times New Roman" w:hAnsi="Times New Roman" w:eastAsia="宋体"/>
-                <w:b w:val="0"/>
-                <w:color w:val="191919"/>
-                <w:sz w:val="19"/>
-              </w:rPr>
-              <w:t>• 【17-3　内　2058年高尚副总裁访谈室与2008年雪原古堡余博士实验室 — 日/夜】画面切回公元2008年的林海雪原尖顶石砌古堡内（浮现年份大字：2008）。昏暗杂乱的二楼实验室内，四周黑板与图纸上密密麻麻写满了时空曲率方程与微积分推导公式。身穿黑西装大衣的四十一岁荀未来站在黑板前緊張地打量四周；书桌前，年轻时的余博士（三十二岁，头挽发髻插着发簪、身穿驼色风衣，高尚正是模仿她的发型！）正背对着门口伏案疾书，头也不回地冷冷开口。 荀未来深吸一口气，往前迈了两步恭敬问好。 余博士停下笔转过身，犀利的目光上下打量了荀未来一眼，随即站起身走到茶水台旁，拿起勺子利落地冲泡搅拌着一杯黑咖啡，直接抛出了严苛的“（核心台词：荀未来：“余博士好。” ／ 荀未来：“我说实话啊，虽然可能确实赚不到钱，但电影……是生命的延长，可以让人体验几百倍的人生时间。其实我们拍电影的和您一样，都热爱着时间。——我说完了，没超时吧？” ／ 荀未来：“谢谢啊，余博士，那我就先走了！您一定可以成功发明时空旅行，拿它赚回更多的钱！”）</w:t>
-              <w:br/>
-              <w:t>• 【17-4　内/外　2058年人生无限有限公司·雪原古堡外·风雪电话亭与502室客厅 — 夜/日】与此同时，2008年林海雪原的古堡别墅外，四十一岁的荀未来连滚带爬地冲出大门，一把拉开“黑E·6T534”越野车的副驾驶车门跳了上去！ 行驶在夜色公路上的越野车内，惊魂未定的荀未来靠在椅背上，疑惑地看向驾驶座上毫发无损的赵了。 荀未来还是不放心，指了指方向盘提议。 同一时刻，五零二室赵了的客厅内，安全逃回来的赵了坐在沙发上，指着坐在小矮凳上的荀未来埋怨。 荀未来不服气地抬起头反驳。 已经被激起自尊心的四十一岁荀未来冷笑一声，猛地从矮凳上站起身，走到电视柜旁指着里面的保险箱，向六十六岁的自己发出了正名宣言！ 荀未来仰（核心台词：荀未来：“快，踩油门！我不能让她看见我！” ／ 荀未来：“刚才余博士好像听到你耳机里的声音了，不知道紧急召回程序会不会启动？” ／ 荀未来：“这车还是我来开吧，别一会儿你被召回了变成无人驾驶了！”）</w:t>
-              <w:br/>
-              <w:t>• 【17-5　内　街边家常面馆·502室监听暗房与客厅 — 日/夜】五零二室里屋的电脑前，六十六岁的赵了戴着耳机打开监听接收器，四十一岁的荀未来双手插兜站在旁边一起听；画面切至长林市街边一家贴着“宫保鸡丁 9元”海报的家常小面馆内，母亲刘美奕正与十六岁的赵左右、徐图图围坐在小桌旁吃面。 正在吃面的赵左右和徐图图同时愣住（“啊？为什么啊？好不容易试上了，为什么不去了？”）；五零二室监听电脑前的赵了和荀未来也惊愕地对视了一眼！面馆内，刘美奕轻轻叹了口气，道出了昨天在电影院的偶遇。 赵了受宠若惊地连声说“没有没有”，热情地侧身将母亲迎进五零二室客厅（四十一岁的荀未来则悄悄躲在里屋走廊暗处</w:t>
-              <w:br/>
-              <w:t>• 【17-7　外/内　长林八中操场铁围栏·体育馆·话剧社道具室与高一十班教室 — 夜】深夜的长林市第八中学操场铁围栏外，十六岁的赵左右带着徐图图踩着垃圾桶爬上铁栅栏顶端，倒数着“一、二、三”，两人手拉着手一跃跳进白雪覆盖的校园操场！ 空旷无人的雪地操场上，徐图图张开双臂欢快地奔跑转圈，兴奋地大喊。（核心台词：赵左右：“当然是荀哥。……说起来，好久没有见到荀哥了。”）</w:t>
-              <w:br/>
-              <w:t>• 【17-8　内/外　酒店套房客厅与飞霞路风雪公用电话亭 — 夜】同一时刻，酒店套房内（白板上写着“沉浸式梦境”并贴满时间线照片），六十六岁的赵了与四十一岁的荀未来从走廊走回客厅。荀未来脱下黑色大衣，疲惫地瘫坐进沙发里。赵了站在客厅中央，如释重负地微笑感叹。 荀未来从沙发上撑起身子，毫不犹豫地摇了摇头。 荀未来坐在沙发上目送六十六岁的自己推门离去。（核心台词：荀未来：“多陪你几天？我可不想再做你的傀儡了。反正咱妈演戏的事已经搞定，我想赶紧回2033年，赚钱去！”）</w:t>
-            </w:r>
-          </w:p>
-        </w:tc>
-      </w:tr>
-      <w:tr>
-        <w:trPr>
-          <w:cantSplit/>
-        </w:trPr>
-        <w:tc>
-          <w:tcPr>
-            <w:tcW w:type="dxa" w:w="2376"/>
-            <w:vAlign w:val="center"/>
-            <w:tcMar>
-              <w:top w:w="105" w:type="dxa"/>
-              <w:bottom w:w="105" w:type="dxa"/>
-              <w:left w:w="145" w:type="dxa"/>
-              <w:right w:w="145" w:type="dxa"/>
-            </w:tcMar>
-            <w:shd w:fill="F7FAFC"/>
-          </w:tcPr>
-          <w:p>
-            <w:pPr>
-              <w:spacing w:before="40" w:after="40" w:line="341" w:lineRule="auto"/>
-              <w:jc w:val="center"/>
-            </w:pPr>
-            <w:r/>
-            <w:r>
-              <w:rPr>
-                <w:rFonts w:ascii="Times New Roman" w:hAnsi="Times New Roman" w:eastAsia="宋体"/>
-                <w:b/>
-                <w:color w:val="191919"/>
-                <w:sz w:val="19"/>
-              </w:rPr>
-              <w:t>EP18《一夜剧变》</w:t>
-            </w:r>
-          </w:p>
-        </w:tc>
-        <w:tc>
-          <w:tcPr>
-            <w:tcW w:type="dxa" w:w="7992"/>
-            <w:vAlign w:val="center"/>
-            <w:tcMar>
-              <w:top w:w="105" w:type="dxa"/>
-              <w:bottom w:w="105" w:type="dxa"/>
-              <w:left w:w="145" w:type="dxa"/>
-              <w:right w:w="145" w:type="dxa"/>
-            </w:tcMar>
-            <w:shd w:fill="F7FAFC"/>
-          </w:tcPr>
-          <w:p>
-            <w:pPr>
-              <w:spacing w:before="40" w:after="40" w:line="341" w:lineRule="auto"/>
-              <w:jc w:val="left"/>
-            </w:pPr>
-            <w:r/>
-            <w:r>
-              <w:rPr>
-                <w:rFonts w:ascii="Times New Roman" w:hAnsi="Times New Roman" w:eastAsia="宋体"/>
-                <w:b w:val="0"/>
-                <w:color w:val="191919"/>
-                <w:sz w:val="19"/>
-              </w:rPr>
-              <w:t>• 【18-1　内/外　酒店套房·飞霞路风雪电话亭与市医院急诊病房 — 夜】夜晚，酒店套房内（闪回衔接上集片尾），六十六岁的赵了看着急于回2033年赚钱的四十一岁荀未来，语重心长地叹了口气。 赵了转身推门走出套房。坐在沙发上的荀未来朝他的背影挥了挥手，眼神忽然一动，心生好奇。 荀未来迅速从沙发上站起身，抓起黑色大衣紧跟着追了出去！ 几分钟后，飞霞路积雪的街头，荀未来乘坐一辆“吉A·308T7”出租车赶到公用电话亭附近下车。只见前方的电话亭内，刚刚被扎了一针的六十六岁赵了正痛苦地捂着胸口瘫软在地；而戴着黑框眼镜的2058年实习生林开颜（小雪）正站在电话亭外浑身发抖地低头念叨着“对不起……”。（核心台词：荀未来（内心独白）：“汇报消费？这老头一直也没跟我说过，保险柜里到底有多少钱。我倒要看看，他平时是个什么消费水平！” ／ 荀未来：“老赵！——你干嘛？流氓啊！” ／ 荀未来（内心独白）：“菠萝汁？！”）</w:t>
-              <w:br/>
-              <w:t>• 【18-3　内　酒店2388套房客厅·501室赵左右卧室与父母主卧 — 夜】2058年的实习客服林开颜（小雪）被麻绳结结实实地捆在客厅中央的椅子上，嘴上贴着一截宽大的白色封箱胶带；刚从医院回来的六十六岁赵了半躺在沙发上闭目养神；身穿黑西装的四十一岁荀未来双手抱胸站在小雪面前，俯身捏住封箱胶带的一角，“刺啦”一声撕了下来！小雪疼得龇牙咧嘴，抿了抿嘴唇嘟囔了一句。 荀未来居高临下地盯着她，冷冷地切入正题；沙发上的赵了也缓缓睁开眼看向小雪。 见小雪眼神闪烁不说话，荀未来轻咳一声，晃了晃手里那截封箱胶带威胁道：“不说，是吧？那我就再粘回去，爽撕一下！”小雪吓得赶紧往后缩脖子。 荀未来立刻追问：“那（核心台词：荀未来：“直接点，说吧。你怎么知道老赵菠萝过敏，还要害他？” ／ 荀未来：“狗血电视剧看多了吧？啊？你连我都打不过，还有人给你钱让你办这事？有没有逻辑啊？！” ／ 荀未来：“这跟你有啥关系啊？我就是这个时代的人，我可不是你们什么客人。”）</w:t>
-              <w:br/>
-              <w:t>• 【18-4　内/外　酒店2388套房·楼下路虎车内与套房卧室门前 — 夜】凌晨时分，酒店2388号套房客厅内，墙上的精工（SEIKO）挂钟滴答作响。六十六岁的赵了与四十一岁的荀未来湊在沙发前低声耳语商议；被绑在椅子上的小雪困得打了个大哈欠，转头看了一眼挂钟上的时间——距离早上六点飞霞路电话亭被拆除、公司保洁阿姨上班已经不到两个小时了！小雪急得满头大汗，大声朝两人喊道。 荀未来与赵了对视一眼，站起身整理了一下西装，慢条斯理地走到小雪面前摇了摇头。 赵了稳坐钓鱼台，一句话道破了时空管理局的铁律，随后向荀未来下达了引蛇出洞的指令！ 荀未来响亮地应了一声“好嘞”！一旦荀未来去电话亭打给高总，小雪（核心台词：荀未来：“我们商量过了，暂时先不能放你走。要验证你所说的真伪，就得抓住下一个来查看情况的人，看看你俩的说法一不一样，就知道了。” ／ 赵了：“除了时空管理局，没有人能带未来科技到这里。小荀，拿我的身份证，给他们高总打个电话挑衅一下，把下一个人引过来！” ／ 荀未来：“大半夜的，扰民。”）</w:t>
-              <w:br/>
-              <w:t>• 【18-5　内/外　酒店23楼走廊·2388套房卧室·2058年监控室与雪原木屋 — 夜/晨】见余博士转身走出2388号套房大门，荀未来如释重负地走到门边透过猫眼往外看了一眼，随后推门走出走廊，一把扯下贴在自己后颈上的电击贴片。躲在里屋的六十六岁赵了也快步追出房门拉住荀未来。 荀未来举起手里的电击贴片，心有余悸地向赵了大倒苦水，宣布明天一早就回2033年！ 酒店23楼走廊里，深知最高警报规则的六十六岁赵了以为自己马上就要被系统强制召回消失了，吓得冲荀未来大喊一声，双手抱头紧紧贴在走廊墙壁上闭眼等待凭空消失！ 深知自己只有十秒钟就会在余博士面前凭空消失，林开颜（小雪）为了阻止余博士再与赵了、荀未来接触（防止自（核心台词：荀未来：“我哪知道呀！她就突然出现在车里面，就跟谍战片一样！我就因为这个东西，我差一点高位截瘫了！我不陪你在这里玩命了啊，反正咱妈的事呢都已经结束了，明天我就回去，你自己在这儿玩啊！” ／ 荀未来：“余博士，刚才那个女的，她就是一个骗子！她昨天晚上还想害赵先生来着！”）</w:t>
-              <w:br/>
-              <w:t>• 【18-6　外/内　和艺北街电话亭拆除现场·酒店套房与长林八中食堂 — 日】2008年4月14日清晨六点刚过，荀未来驾车赶到和艺北街与飞霞路交口的公用电话亭旁，却隔着车窗呆呆地停住了——只见几名头戴安全帽的市政施工人员已经拉起警戒线，正将那座公用电话亭连根拆走！荀未来握着方向盘，拨通了赵了的电话。 车内的荀未来焦急地追问：“如果这一切都是小雪策划好的，你还有什么办法向2058年求救吗？”赵了沉思片刻，给出了唯一的破局路径。 上午，旭日东升的酒店套房窗前，赶回来的荀未来与赵了相对而坐。赵了看着桌上的钱包叹了口气。 荀未来爽快地一拍大腿，主动提出退掉豪华酒店套房，搬去五零二室和赵了挤一块儿省钱（核心台词：荀未来：“老赵，电话亭……被拆了。” ／ 荀未来：“我中午就把房退了吧，搬到你那儿住去。” ／ 荀未来：“对了，你上一次不是说，如果小赵认出未来自己身份的话，产生的时空波动足以惊动公司吗？那……这不就是求救信号吗？”）</w:t>
-              <w:br/>
-              <w:t>• 【18-7　内　长林八中高一十班教室·五楼楼梯间·501室客厅与502室赵了家 — 日/夜】傍晚，老居民楼五楼的水泥楼梯间内，头戴贝雷帽的六十六岁赵了先一步走上五楼掏钥匙打开五零二室家门；紧随其后的四十一岁荀未来提着黑色行李箱刚走上楼梯拐角，突然听到对门五零一室（父母家）屋内传来了父亲赵东来震惊的吼声，荀未来脚步一顿，停在五零一室门外倾听。 五零一室门外的楼道里，听完全程的四十一岁荀未来缓缓垂下眼帘，想起2033年自己与舒图无休止的争吵，在心底发出一声沉重的叹息。 荀未来提着行李箱走进对门的五零二室。卧室里，六十六岁的赵了正在单人床边铺着格纹棉被，看到荀未来进来，没好气地指了指床铺，又走到茶几前拍下几张百（核心台词：荀未来（内心独白）：“果然，无论是爸妈，还是我和舒图，吵来吵去，吵到最后，其实都只是没钱闹的。” ／ 荀未来：“要不这样吧，你把保险箱的密码告诉我，以后啊，这钱就由我来管。” ／ 荀未来：“哎，现在是有危险，我留下来帮你，你真把我当成马仔了？——对了，我就问你，对于小雪那个丫头，你良心到底会不会痛？”）</w:t>
-            </w:r>
-          </w:p>
-        </w:tc>
-      </w:tr>
-      <w:tr>
-        <w:trPr>
-          <w:cantSplit/>
-        </w:trPr>
-        <w:tc>
-          <w:tcPr>
-            <w:tcW w:type="dxa" w:w="2376"/>
-            <w:vAlign w:val="center"/>
-            <w:tcMar>
-              <w:top w:w="105" w:type="dxa"/>
-              <w:bottom w:w="105" w:type="dxa"/>
-              <w:left w:w="145" w:type="dxa"/>
-              <w:right w:w="145" w:type="dxa"/>
-            </w:tcMar>
-          </w:tcPr>
-          <w:p>
-            <w:pPr>
-              <w:spacing w:before="40" w:after="40" w:line="341" w:lineRule="auto"/>
-              <w:jc w:val="center"/>
-            </w:pPr>
-            <w:r/>
-            <w:r>
-              <w:rPr>
-                <w:rFonts w:ascii="Times New Roman" w:hAnsi="Times New Roman" w:eastAsia="宋体"/>
-                <w:b/>
-                <w:color w:val="191919"/>
-                <w:sz w:val="19"/>
-              </w:rPr>
-              <w:t>EP19《仁》</w:t>
-            </w:r>
-          </w:p>
-        </w:tc>
-        <w:tc>
-          <w:tcPr>
-            <w:tcW w:type="dxa" w:w="7992"/>
-            <w:vAlign w:val="center"/>
-            <w:tcMar>
-              <w:top w:w="105" w:type="dxa"/>
-              <w:bottom w:w="105" w:type="dxa"/>
-              <w:left w:w="145" w:type="dxa"/>
-              <w:right w:w="145" w:type="dxa"/>
-            </w:tcMar>
-          </w:tcPr>
-          <w:p>
-            <w:pPr>
-              <w:spacing w:before="40" w:after="40" w:line="341" w:lineRule="auto"/>
-              <w:jc w:val="left"/>
-            </w:pPr>
-            <w:r/>
-            <w:r>
-              <w:rPr>
-                <w:rFonts w:ascii="Times New Roman" w:hAnsi="Times New Roman" w:eastAsia="宋体"/>
-                <w:b w:val="0"/>
-                <w:color w:val="191919"/>
-                <w:sz w:val="19"/>
-              </w:rPr>
-              <w:t>• 【19-1　内　长林八中微机室与502室赵了家 — 日/夜】同一时刻，五零二室赵了的家中，搬回来同住的四十一岁荀未来正坐在沙发上单手举着哑铃锻炼身体，嘴里大声数着“115、116、117……”。躺在单人床上吃零食的六十六岁赵了被吵得直皱眉，连忙抬手制止他。 荀未来放下哑铃转过头，满不在乎地回了一句：“你放心吧。”赵了靠在床头叹了口气。 荀未来刚重新拿起哑铃，门外走廊突然传来了敲门声！荀未来神色一紧，立刻轻手轻脚地走到防盗门边，透过猫眼往外观察——只见对门五零一室门口，父亲赵东来正敲门回家，母亲刘美奕开门迎他进屋（“来啦，上个厕所”、“哎呀，快快快”）。荀未来松了一口气，转过（核心台词：荀未来：“等小赵回来之后我再去买菜，以免正好撞上。” ／ 荀未来：“舒图将来做什么会计啊，这当吃播早就发财了！” ／ 荀未来：“我白天已经出去一圈打听余博士的消息了，她连邮箱都注销了，你心急也没有用啊。”）</w:t>
-              <w:br/>
-              <w:t>• 【19-3　内/外　501室餐厅与卧室·大巴车烧烤摊与十字路口 — 夜】饭后，赵左右回到自己卧室，拿起桌上的《三人行》创刊号走到窗前，望着窗外飘雪的夜色思念起退学的荀哥（内心独白：“荀哥，你到底去哪儿了？”）。突然，他低头瞥见楼下雪地里，一个头戴黑色棒球帽、身穿赵爷爷那件标志性红色羽绒服的身影，正从“黑E·6T534”路虎越野车旁走过！赵左右一怔，心里犯起了嘀咕。 十几分钟后，长林市街头一家由报废大客车改造而成的“大巴车烧烤”摊前，头戴黑棒球帽与墨镜、身穿赵了那件红色羽绒服的四十一岁荀未来走上前，冲着正在烤肉的老板点起了一长串宵夜。 老板应了声“好嘞您稍坐”，荀未来便掀开厚门帘走进大巴（核心台词：荀未来：“老板，你们家不能电话外送啊？行，羊肉串、牛肉筋、小腰、实蛋、烤肠、烤翅、土豆片、花菜，还有香菇，各来一串，营养均衡。打包啊！” ／ 荀未来：“左右！左右！左右！你没事吧？！” ／ 荀未来：“你别装了啊，矫情什么呢？你那个手就擦破了一点皮，一滴血都没流！”）</w:t>
-              <w:br/>
-              <w:t>• 【19-4　内　502室赵了家客厅·501室赵左右卧室与暑假生活蒙太奇 — 夜/日】半个小时后，五零二室赵了家的客厅茶几旁，十六岁的赵左右、四十一岁的荀未来与六十六岁的赵了——三个不同时代的“赵左右”第一次以邻居和朋友的名义围坐在一起吃着烤串！ 十六岁的赵左右一边吃串，一边不遗余力地向“赵爷爷”推销身旁的荀哥。 六十六岁的赵了看着一旁低头闷声吃肉串的荀未来，似笑非笑地端起老前辈的架子打官腔。 单纯的赵左右当了真，连忙凑到荀未来耳边用力推了推他的肩膀小声嘱咐：“听听、听听，赵爷爷还是很看重你的，你好好表现啊，知道不？”荀未来皮笑肉不笑地咬着后槽牙，对着赵了拱手说了一句。 防盗门刚一关上，六十六岁的赵（核心台词：赵左右：“赵爷爷，荀哥还是很厉害的，他不只会做生活助理！在生意上，荀哥肯定也能给您很多意想不到的好意见的。您知道吧，他做了一个《三人行》的杂志，在整个长林高中都是很火的！” ／ 赵了：“我知道，你跟小荀的关系很好，也是小荀让我不要告诉你这件事情的。他能力确实很强，但凡事不都得从基础做起啊，我还是要培养他的。” ／ 荀未来：“哼，谢谢赵先生，我一定会好好努力的。”）</w:t>
-              <w:br/>
-              <w:t>• 【19-5　内　502室赵了家客厅与501室赵东来餐厅 — 日/夜】2008年8月的一个盛夏午后，身穿花衬衫大裤衩的十六岁赵左右怀里抱着一个大西瓜，与同样一身清凉夏装的四十一岁荀未来推门走进五零二室（“当当——！”）。躺在床边摇着蒲扇的六十六岁赵了嫌弃地吐槽：“哎哟，我说你们俩穿的啥，土得掉渣！”赵左右笑嘻嘻地抱着大西瓜转身出门：“天太热了，穿这多凉快啊！我先回家，让我妈把西瓜冰镇切一下！” 等赵左右一走，荀未来关上门，拉过小板凳坐到赵了对面，神色郑重地竖起两根手指。 赵了摇着蒲扇指了指自己的胸口：“我心脏不太好，听好消息。”荀未来压低声音公布了苦苦追查三个月的成果。 赵了惊喜地猛（核心台词：荀未来：“一个好消息，一个坏消息。” ／ 荀未来：“好消息就是，经过我这几个月不懈的努力啊，终于海底捞针，打听到了余博士的消息！” ／ 荀未来：“坏消息就是，人家现在在鲁多维科群岛。甭管什么地方，反正咱俩是没有护照，国外哪儿都去不了。”）</w:t>
-              <w:br/>
-              <w:t>• 【19-6　内/外　501室赵左右卧室·徐图图卧室·五楼楼梯间与市二院急诊室 — 夜/日】次日清晨，五零一室与五零二室的防盗门同时拉开！十六岁的赵左右与四十一岁的荀未来各自拉着一只行李箱走出家门（荀未来调侃道：“早上好，这位同样幸运的现场观众”）。拄着手杖、穿戴整齐的六十六岁赵了也从五零二室走了出来，却忽然摸了摸头顶。 赵了转身走回五零二室。荀未来吐槽了一句“一把年纪了也不知道有什么好精致的”，便与赵左右一起拎着行李箱下楼坐进路虎车里等待。 然而在车里左等右等了十多分钟，赵了还是没下来。驾驶座上的荀未来看了看表，催促后排的赵左右：“这个点儿去火车站特别堵，再等下去咱就去不成了，赶紧上去叫他去！” 赵左右（核心台词：赵左右：“赵爷爷！赵爷爷！——荀哥！荀哥！” ／ 荀未来：“呼吸和心跳都没有了……都停止了！” ／ 荀未来：“赵爷爷！老赵！赵爷爷！老赵——！”）</w:t>
-              <w:br/>
-              <w:t>• 【19-7　内/外　501室客厅·市二院住院病房·日用品批发仓与502室暗室 — 日】知道父母刚下岗手头紧的荀未来急忙追进五零一室想要拦住赵左右，可赵左右已经冲着屋里的赵东来和刘美奕开了口！ 荀未来连忙拉住赵左右向刘美奕赔笑说“没事阿姨，我们有钱”。刚刚下岗、昨天还在为家里失去固定收入而发愁的赵东来面露难色，刚说了半句“咱们家现在的情况，在经济方面……”，旁边的刘美奕却二话不说，一把抓起沙发上的手提包就往门口走！ 市二院住院病房内，主治医生检查完病床上插着氧气管、双目紧闭的六十六岁赵了，神色凝重地向赵东来、刘美奕、荀未来和赵左右宣布了诊断结论。 蹲在病床边的四十一岁荀未来凝视着变成植物人的六十六岁自（核心台词：荀未来：“叔叔、阿姨，以前我是赵爷爷的生活助理，就把他接回家住去吧，以后就由我来照顾他。” ／ 荀未来：“其实赵爷爷之前跟我说过，当涌泉相报的人……应该是他。（内心独白）老赵，你说不出来的话，我替你和爸妈说了。”）</w:t>
-            </w:r>
-          </w:p>
-        </w:tc>
-      </w:tr>
-      <w:tr>
-        <w:trPr>
-          <w:cantSplit/>
-        </w:trPr>
-        <w:tc>
-          <w:tcPr>
-            <w:tcW w:type="dxa" w:w="2376"/>
-            <w:vAlign w:val="center"/>
-            <w:tcMar>
-              <w:top w:w="105" w:type="dxa"/>
-              <w:bottom w:w="105" w:type="dxa"/>
-              <w:left w:w="145" w:type="dxa"/>
-              <w:right w:w="145" w:type="dxa"/>
-            </w:tcMar>
-            <w:shd w:fill="F7FAFC"/>
-          </w:tcPr>
-          <w:p>
-            <w:pPr>
-              <w:spacing w:before="40" w:after="40" w:line="341" w:lineRule="auto"/>
-              <w:jc w:val="center"/>
-            </w:pPr>
-            <w:r/>
-            <w:r>
-              <w:rPr>
-                <w:rFonts w:ascii="Times New Roman" w:hAnsi="Times New Roman" w:eastAsia="宋体"/>
-                <w:b/>
-                <w:color w:val="191919"/>
-                <w:sz w:val="19"/>
-              </w:rPr>
-              <w:t>EP20《涉过夏天》</w:t>
-            </w:r>
-          </w:p>
-        </w:tc>
-        <w:tc>
-          <w:tcPr>
-            <w:tcW w:type="dxa" w:w="7992"/>
-            <w:vAlign w:val="center"/>
-            <w:tcMar>
-              <w:top w:w="105" w:type="dxa"/>
-              <w:bottom w:w="105" w:type="dxa"/>
-              <w:left w:w="145" w:type="dxa"/>
-              <w:right w:w="145" w:type="dxa"/>
-            </w:tcMar>
-            <w:shd w:fill="F7FAFC"/>
-          </w:tcPr>
-          <w:p>
-            <w:pPr>
-              <w:spacing w:before="40" w:after="40" w:line="341" w:lineRule="auto"/>
-              <w:jc w:val="left"/>
-            </w:pPr>
-            <w:r/>
-            <w:r>
-              <w:rPr>
-                <w:rFonts w:ascii="Times New Roman" w:hAnsi="Times New Roman" w:eastAsia="宋体"/>
-                <w:b w:val="0"/>
-                <w:color w:val="191919"/>
-                <w:sz w:val="19"/>
-              </w:rPr>
-              <w:t>• 【20-1　内　502室秘密暗室与2058年人生无限有限公司高总办公室 — 日/夜】五零二室昏暗的秘密暗室内，十六岁的赵左右瘫坐在地板上，右手死死扣着地面上那本《三人行》创刊号，双眼呆滞而惊恐地仰望着黑帘背后那整面记录着【左右（16岁）、荀（41岁·2035穿越·舒图之死！）、了（66岁·2033舒图去世·2058穿越阻止荀）】的三代命运时间线黑板！ 少年胸口剧烈起伏，大口大口地喘着粗气，颤抖着从地上站起身，一步步走到黑板前，伸出双手猛地按在那些触目惊心的粉笔字上，十七年来的世界观在这一刻彻底崩塌！（核心台词：赵左右（内心独白）：“设计好的……一切都是设计好的。我猜到了荀哥，但连赵爷爷，也是未来的我！”）</w:t>
-              <w:br/>
-              <w:t>• 【20-3　内/外　街边砂锅麻辣烫店·G54路公交车·2058办公区与荒村老宅 — 夜/日】刚才在五零二室亲眼目睹这个女人凭空消失、而回家后又发现荀哥和植物人赵爷爷已经连夜转移不知所踪的赵左右，不动声色地抬起头直视着小雪。 次日白天，2008年长林市远郊群山环抱的一座偏僻荒村内，“黑E·6T534”路虎越野车停在一栋破败的老瓦房院外。驾驶座上，四十一岁的荀未来冷着脸把两张百元钞票递给满腹牢骚的村民房东（房东抱怨三百块月租还被砍了一百，连钥匙都没有，让他自己挂把锁头）。 打发走房东后，荀未来吃力地背起昏迷不醒、插着鼻饲管的六十六岁赵了，穿过幽暗发霉的土坯走廊，小心翼翼地将老头儿安顿在里屋一张破旧的单人床上。（核心台词：赵左右（内心独白）：“荀哥，赵爷爷。虽然不知道你们来2008年对我做这些，到底是出于什么目的……但眼下，你们一定是为了躲她才走的吧。虽然很想去找你们问个明白，但我会先拖住她，守住我们的秘密！” ／ 荀未来：“小雪这次回来，八成是做足了准备，也不知道她会干出什么样的事情来。我想着……别把小赵扯进来就行了。这个破地方呀，你就凑合着住住吧。哎，你不是最怕热吗？你要是最怕热的话，你就赶紧给我起来，啊？听到没有啊？”）</w:t>
-              <w:br/>
-              <w:t>• 【20-4　内/外　501室客厅与卧室·东湖咖啡馆与长春电影院大厅 — 日/夜】正在看传单的咖啡店老板抬起头，毫不犹豫地拒绝了她，并用长辈的通透目光语重心长地点醒这位总是为别人牺牲自己的少女（画面同时闪回第11集大雪人旁41岁荀未来对徐图图说的那句：“二十多年前的我就跟你现在一模一样，什么事就只知道为他考虑”）！</w:t>
-              <w:br/>
-              <w:t>• 【20-5　内/外　501室客厅与厨房·荒村老屋·东湖咖啡馆与徐图图家 — 夜/日】伴随着深沉感伤的插曲《一路走》（“一路走，一边失去；一路走，一边证明……”），画面平行交叉剪辑十六岁赵左右与四十一岁荀未来在这个艰难夏天的双线挣扎：① 农贸菜市场里，曾经大手大脚的“荀老板”荀未来为了省一毛钱跟菜摊老板软磨硬泡（“四块四多不吉利啊，你就四块三吧！老板，你能把这条死鱼送给我吗？”）；而五零一室卧室里，赵左右翻开抽屉里《梦的解析》下藏着的记账本，一笔笔记下自己发传单的10元、20元收入与每天精打细算省下的买菜结余；② 酷暑难耐的荒村破屋里，荀未来满头大汗地搬来一台旧电风扇组装好给植物人赵了吹风，替他翻身（核心台词：荀未来：“我得为少年的理想负责，还要为老了的身体负责。老赵，你说我夹在中间有多难啊？我真的能放手做自己吗？……谁又能为我负责？” ／ 荀未来：“老赵，我知道你能听得到。你看，小赵现在把账号名改成了“八中姐妹花”，他这运营思路放在2008年是不是太时髦了呀？小赵现在这么有出息，和舒图的关系又这么好，你如果高兴的话，赶紧给我起来把保险箱打开，给他俩刷个火箭去啊！”）</w:t>
-              <w:br/>
-              <w:t>• 【20-7　内/外　501室客厅与卧室·荒村老屋·5元快餐店·旧物仓库与2058办公区 — 夜】然而画面瞬间切至阴冷破败的荒村老屋：四十一岁的荀未来正细致地替病床上昏迷不醒的六十六岁赵了整理衣领、扣好纽扣、掖紧被角，随后独自坐到孤灯下，撕开一个冰冷干硬的剩汉堡大口吞咽着，眼眶通红地望着病榻上的老人。 而此时躲在五零一室门外走廊偷听的2058年实习生林开颜（小雪），见苦等数月依然找不到老赵和荀未来，镜片后的眼中闪过一丝针对十六岁赵左右的歹毒念头！（核心台词：荀未来：“这冬天来临之前啊，你最好给我醒过来。棉衣棉裤的，我可真没有力气天天给你这么换，啊？（内心独白）一切，真的还会好起来吗？” ／ 赵左右：“嘘——赵爷爷最近生病了，我们别去打扰他。我觉得，荀哥和赵爷爷能做到的，我们也可以！”）</w:t>
-            </w:r>
-          </w:p>
-        </w:tc>
-      </w:tr>
-      <w:tr>
-        <w:trPr>
-          <w:cantSplit/>
-        </w:trPr>
-        <w:tc>
-          <w:tcPr>
-            <w:tcW w:type="dxa" w:w="2376"/>
-            <w:vAlign w:val="center"/>
-            <w:tcMar>
-              <w:top w:w="105" w:type="dxa"/>
-              <w:bottom w:w="105" w:type="dxa"/>
-              <w:left w:w="145" w:type="dxa"/>
-              <w:right w:w="145" w:type="dxa"/>
-            </w:tcMar>
-          </w:tcPr>
-          <w:p>
-            <w:pPr>
-              <w:spacing w:before="40" w:after="40" w:line="341" w:lineRule="auto"/>
-              <w:jc w:val="center"/>
-            </w:pPr>
-            <w:r/>
-            <w:r>
-              <w:rPr>
-                <w:rFonts w:ascii="Times New Roman" w:hAnsi="Times New Roman" w:eastAsia="宋体"/>
-                <w:b/>
-                <w:color w:val="191919"/>
-                <w:sz w:val="19"/>
-              </w:rPr>
-              <w:t>EP21《当雪落下》</w:t>
-            </w:r>
-          </w:p>
-        </w:tc>
-        <w:tc>
-          <w:tcPr>
-            <w:tcW w:type="dxa" w:w="7992"/>
-            <w:vAlign w:val="center"/>
-            <w:tcMar>
-              <w:top w:w="105" w:type="dxa"/>
-              <w:bottom w:w="105" w:type="dxa"/>
-              <w:left w:w="145" w:type="dxa"/>
-              <w:right w:w="145" w:type="dxa"/>
-            </w:tcMar>
-          </w:tcPr>
-          <w:p>
-            <w:pPr>
-              <w:spacing w:before="40" w:after="40" w:line="341" w:lineRule="auto"/>
-              <w:jc w:val="left"/>
-            </w:pPr>
-            <w:r/>
-            <w:r>
-              <w:rPr>
-                <w:rFonts w:ascii="Times New Roman" w:hAnsi="Times New Roman" w:eastAsia="宋体"/>
-                <w:b w:val="0"/>
-                <w:color w:val="191919"/>
-                <w:sz w:val="19"/>
-              </w:rPr>
-              <w:t>• 【21-1　内　2058年人生（无限）有限公司副总裁高尚办公室 — 日】片头龙标与“朝也 CHAO YE FILM”厂牌隐去。公元2058年，“人生（无限）有限公司”总部极简冷色调的副总裁办公室内，巨幅落地多屏显示器泛着幽冷蓝光。身穿黑色短袖衬衫、梳着半丸子头发髻、蓄着修剪整齐胡须的副总裁高尚（高总）端坐在流线型办公桌后；身穿黑色短袖衬衫配高腰深色牛仔裙、胸前挂着“小雪”工牌、戴着透明粗框眼镜的实习生林开颜（小雪）双手交叠，局促不安地低头站在办公桌前。 高尚冷冷地审视着眼前的下属，抬手摘下鼻梁上的细框眼镜，“啪”地一声扔在桌面上，语气凌厉如刀。（核心台词：林开颜（小雪）：“有个那个年代的人叫荀哥，他知道赵先生的身份，一直在帮他。”）</w:t>
-              <w:br/>
-              <w:t>• 【21-3　外/内　长林八中教学楼与高二（2）班教室·学校食堂 — 日】公元2008年9月，新学期开学。长林市第八中学宏伟的教学楼外墙上镌刻着“养德 修业 正己 树人”八个大字，楼前高高悬挂着“新学期 新气象”的红色横幅。阳光洒在喧闹的校园里，画面浮现本集片名花字：第 21 集 当雪落下。 升入高二（2）班的教室内一片欢腾，同学们背着书包兴奋地对照黑板上的座位表寻找新座位。烫着卷发的罗爱文一屁股坐到靠窗最后一排，高举双手欢呼雀跃。（核心台词：戴娟：“小雪和荀未来一样，都是转校来的，就是比那小子内向得多。大家呢，多带她在学校转转，尽快熟悉熟悉新环境。你到那边坐去吧。”）</w:t>
-              <w:br/>
-              <w:t>• 【21-7　外/内　冬日长林八中覆雪操场·荒村破屋·返城SUV车内与502室安全屋 — 日】屋外积雪的胡同里，留着胡茬、身穿军绿色毛领棉大衣的四十一岁荀未来戴着皮手套，手里拎着一塑料袋干苞米（玉米），深一脚浅一脚地推开院门走进破屋。然而当他掀开门帘踏进里屋的刹那，整个人如遭雷击般僵在原地——只见原本卧床不起的六十六岁赵了已经拔掉了鼻饲管，披着深色中式棉袄背对门口坐在床沿，正静静地望着格栅窗外的冬雪！ 荀未来握着塑料袋的手剧烈颤抖起来，眼眶瞬间通红。赵了缓缓转过头，像无数个寻常日子一样温和地问他。 四十一岁的荀未来喉头哽咽，眼泪在眼眶里打转，慌忙举起手里的玉米袋子，声音发颤地转身想去生火。 赵了伸出苍老温热（核心台词：荀未来：“没……没有。我现在……就去蒸。” ／ 荀未来：“你知道这几个月我是怎么过的吗，啊？天天就吃玉米了，玉米须子都舍不得扔。感觉现在连放个屁都是玉米味的。加不起油车都不敢开，这年月连网约车都没得跑，天天就照顾你了。哎对了，你什么时候得的痔疮啊？” ／ 荀未来：“六个零啊？！”）</w:t>
-              <w:br/>
-              <w:t>• 【21-8　外/内　八中红砖教学楼前雪地·第八中学电车站与54路有轨电车·大巴车烧烤摊 — 日/夜】夜幕降临，风雪交加。十六岁的赵左右背着黑色双肩包，在“第八中学站”登上了叮当驶来的54路有轨电车。车厢广播响起：“下车的乘客请准备，第八中学站到了……”赵左右坐到木制车厢座椅上，从兜里掏出诺基亚滑盖手机，翻到通讯录里【荀未来】的名字按下拨通键。 电话那头立刻传来了四十一岁荀未来熟悉而温暖的声音——与此同时，镜头一转，身穿红毛衣配军绿夹克的荀未来与头戴黑棒球帽、身穿米白羽绒服的六十六岁赵了，竟然真的就坐在电车车厢的前排座位上！ 十六岁的赵左右握着手机眼眶一热，脱口答道：“没吃。”随即少年猛地站起身，张开双臂飞奔上前，（核心台词：赵左右：“喂，荀哥。” ／ 荀未来：“喂。你吃了吗？” ／ 赵左右：“荀哥，赵爷爷！我好想你们啊！”）</w:t>
-              <w:br/>
-              <w:t>• 【21-9　内　学校杂物间门前·502室卧室·地下旧物仓库黄色电话亭与2058高尚办公室 — 日】十几分钟后，赵左右领着忐忑不安的小雪走上老居民楼五楼，掏出钥匙打开五零二室大门走进卧室。只见六十六岁的赵了鼻孔插着吸氧管、双目紧闭地“昏迷”在床上；身穿深墨绿色拉链毛衣的四十一岁荀未来守在床边，一见小雪进门便猛地站起身怒目而视！ 荀未来冷哼一声，故意下逐客令试探她的底牌。 荀未来挑了挑眉，继续故作怀疑地逼问她。 小雪连连点头：“好，好好，您慢慢处理就行。”赵了却一秒钟都等不了了，立刻转头向四十一岁的荀未来和十六岁的赵左右下达分家产指令！ 2058年副总裁办公室内，高尚低头看着桌面上一个刚刚从机密柜里翻出来的纯黑色档（核心台词：赵左右：“不都是你干的好事。引发了赵爷爷的心脏病并发症，后来问题越来越严重了，有一天突然就倒下了。这几个月，荀哥带着赵爷爷四处求医，都失败了。” ／ 荀未来：“恶毒女人，现在满意了吧？” ／ 荀未来：“每次只会说对不起。不过现在说什么都晚了，你的目的达到了。以后我跟小赵就在这里生活了，不会再去找余博士了，你可以回去了。”）</w:t>
-            </w:r>
-          </w:p>
-        </w:tc>
-      </w:tr>
-      <w:tr>
-        <w:trPr>
-          <w:cantSplit/>
-        </w:trPr>
-        <w:tc>
-          <w:tcPr>
-            <w:tcW w:type="dxa" w:w="2376"/>
-            <w:vAlign w:val="center"/>
-            <w:tcMar>
-              <w:top w:w="105" w:type="dxa"/>
-              <w:bottom w:w="105" w:type="dxa"/>
-              <w:left w:w="145" w:type="dxa"/>
-              <w:right w:w="145" w:type="dxa"/>
-            </w:tcMar>
-            <w:shd w:fill="F7FAFC"/>
-          </w:tcPr>
-          <w:p>
-            <w:pPr>
-              <w:spacing w:before="40" w:after="40" w:line="341" w:lineRule="auto"/>
-              <w:jc w:val="center"/>
-            </w:pPr>
-            <w:r/>
-            <w:r>
-              <w:rPr>
-                <w:rFonts w:ascii="Times New Roman" w:hAnsi="Times New Roman" w:eastAsia="宋体"/>
-                <w:b/>
-                <w:color w:val="191919"/>
-                <w:sz w:val="19"/>
-              </w:rPr>
-              <w:t>EP22《背对背，肩并肩》</w:t>
-            </w:r>
-          </w:p>
-        </w:tc>
-        <w:tc>
-          <w:tcPr>
-            <w:tcW w:type="dxa" w:w="7992"/>
-            <w:vAlign w:val="center"/>
-            <w:tcMar>
-              <w:top w:w="105" w:type="dxa"/>
-              <w:bottom w:w="105" w:type="dxa"/>
-              <w:left w:w="145" w:type="dxa"/>
-              <w:right w:w="145" w:type="dxa"/>
-            </w:tcMar>
-            <w:shd w:fill="F7FAFC"/>
-          </w:tcPr>
-          <w:p>
-            <w:pPr>
-              <w:spacing w:before="40" w:after="40" w:line="341" w:lineRule="auto"/>
-              <w:jc w:val="left"/>
-            </w:pPr>
-            <w:r/>
-            <w:r>
-              <w:rPr>
-                <w:rFonts w:ascii="Times New Roman" w:hAnsi="Times New Roman" w:eastAsia="宋体"/>
-                <w:b w:val="0"/>
-                <w:color w:val="191919"/>
-                <w:sz w:val="19"/>
-              </w:rPr>
-              <w:t>• 【22-1　内/外　502室安全屋客厅·五楼邻里走廊与行驶的路虎越野车内 — 日】片头龙标与“朝也 CHAO YE FILM”厂牌隐去。公元2008年冬日，五零二室客厅内，头戴“EPOWER PRESENTS”黑色棒球帽、身穿黑色皮夹克配白衬衫黑领带的六十六岁赵了，正与身穿黑色正装大衣、手持合同文件夹的易房宝房产中介办理退租手续；身穿黑白格纹夹克内搭黑色高领毛衣的四十一岁荀未来站在一旁。 赵了客气地应了声“谢谢”，一旁的荀未来看着空荡下来的屋子，有些恍惚地叹了一句。 老居民楼五楼水泥走廊里，五零一室门口贴着“创业年年好”的春联。身穿深蓝色开衫的刘美奕、身穿浅灰绞花毛衣的赵东来与身穿黑色针织开衫内（核心台词：荀未来：“怎么这么突然呢？真要退租啊？” ／ 刘美奕：“哎你等会儿，赵先生这么好的人……你看。哎，赵先生！小荀？你怎么也在赵先生家里啊？” ／ 荀未来：“我退学之后，我就一直在跟赵先生学着做生意呢。”）</w:t>
-              <w:br/>
-              <w:t>• 【22-3　内/外　路虎车内·岁月路与24小时自助银行外·雪地废墟与502室客厅 — 日】荀未来握着方向盘，思绪瞬间回到了原本时空里2008年的今天—— 荀未来平静地讲述了当年那面见义勇为锦旗的来历。 荀未来一脚油门调转车头，路虎越野车疾驰赶到岁月路“24小时自助银行”门外停下。只见那名身穿浅粉色羽绒服、挎着紫色布包的妇女刚刚走出银行大门；后排的赵左右眼尖，一眼发现了躲在右侧一辆红色捷达轿车后面鬼鬼祟祟戴黑头套的劫匪！ 就在蒙面劫匪准备冲向妇女的刹那，十六岁的赵左右、四十一岁的荀未来与六十六岁的赵了同时下车，三代同体如三座铁塔般并肩挡在妇女与劫匪之间，六道凌厉的目光直刺劫匪！劫匪被这阵仗吓得浑身一哆嗦，（核心台词：荀未来：“那天下了电车之后，我就直接奔向了罗爱文家里的制造厂，结果我在路上看到——” ／ 荀未来：“后来警察就找到了我。他们说，他们在监控里看到我和歹徒搏斗，因此很快就抓住了那个歹徒，追回了赃款。那个阿姨送的锦旗，妈妈一直挂在家里头。” ／ 荀未来：“让他把面罩摘下来，让监控看看他的盛世美颜，看看他……还敢不敢再来。”）</w:t>
-              <w:br/>
-              <w:t>• 【22-4　内　2008地下旧物仓库电话亭与2058年人生无限有限公司办公区及高总办公室 — 日】老年余博士点了点头，揭开了自己当年在2008年突然人间蒸发、令荀未来和赵了苦寻无果的真正原因——原来竟是小雪自己一手造成的因果闭环！ 老年余博士握着触控笔，坦诚地剖析了自己当年在2033年明知荀未来违规改命却替他隐瞒的自私心理。（核心台词：高尚：“公司已经被要求停业整顿了。原来时空管理局一直都在调查当年那份被我藏起来的档案的下落。我们和余博士隐瞒实验者009号——也就是化名荀未来的赵左右，改变时空进程一事，终究还是被发现了。” ／ 林开颜（小雪）：“一切已经被改变了。您记得我，所以您也记得荀哥和赵爷爷？” ／ 老年余博士：“记得。那时候你告诉我他们是来害我的，我就逃到岛上住了好多年。直到回来，和合伙人开了人生有限公司，看到荀未来也来参加实验的时候，我才知道是你骗了我。他和赵了都是未来的人，原来还真是想让我投资拍）</w:t>
-              <w:br/>
-              <w:t>• 【22-5　内　2008高二（2）班夕阳教室·502室客厅与楼道·2058高尚办公室 — 日】王一漫望着窗外的夕阳，想起了半年前同样不告而别的转校生荀未来，轻声感叹。 离开学校后，小雪来到五零二室。搬家工人正把最后的纸箱搬出门，手里各捧着一杯珍珠奶茶的六十六岁赵了与四十一岁荀未来走进客厅。小雪走上前向赵了汇报行程。 一旁的荀未来吸了口奶茶，随口接了一句：“送完你啊，我也该走了……我是说回北京。”小雪点了点头答应准时在仓库电话亭等候，赵了又指了指街机旁的电子保险柜。 小雪微笑着回答：“当然，后续服务我们都会做好的。”道别（“晚上见”）后，小雪转身走出五零二室带上了房门。然而她刚走到门外楼道拐角，屋里荀未来与赵（核心台词：荀未来（画外音）：“总归这一切结果都是好的。你那天听到舒图还活着的时候，是不是心脏的这些老毛病都好了？” ／ 荀未来（画外音）：“行了，你就别逞强了。现在唯一能保护徐图图的，只有小赵。你这一把老骨头了，你就回去和舒图好好地过清闲日子就行了。” ／ 老年余博士（2058）：“时空修正，虽然不会改变荀未来和赵了他们已经做过的事，但是会自然地把一切的因掰回到原本的果。最终波动会无限地趋向于和原有的备份一致。”）</w:t>
-              <w:br/>
-              <w:t>• 【22-6　外/内　雪夜居民楼下·501室厨房与餐厅团圆饺子宴·雪路送别与有轨电车站台 — 夜】2008年冬夜，老居民楼单元门外白雪皑皑，暖黄的路灯光晕下，四十一岁的荀未来与六十六岁的赵了并肩等候。十六岁的赵左右背着书包欢快地跑来与两人汇合。 赵左右拍着胸脯回答：“收拾完了！你俩收拾完了？”荀未来随口答道：“对，晚上十点钟你赵爷爷就走了。”赵了一听这话不吉利，吹胡子瞪眼地抗议起来。 荀未来坏笑着顶嘴：“怎么了？你就说是或不是，你晚上十点钟走？”看着四十岁和六十岁的自己又在拌嘴，十六岁的赵左右无奈地摊开双手劝架。 荀未来扑哧一笑，感叹道：“也是。我们这种情况啊，也算是千载难逢了吧。”赵左右满眼不舍地看着两个未来（核心台词：荀未来：“呃，还不太确定吧。我2033年那边还没那么方便。倒是你赵爷爷，跟下楼似的。” ／ 赵了：“小荀啊，你包的什么饺子啊，一下锅全散了！” ／ 荀未来：“这怎么了，我还拿线给你缝上啊？”）</w:t>
-              <w:br/>
-              <w:t>• 【22-7　内　地下旧物仓库公用电话亭前与仓库深处通道 — 夜】六十六岁的赵了停下脚步，转过身温和地向十六岁的赵左右和四十一岁的荀未来挥手道别。 电话亭外的荀未来与赵左右同时脸色剧变，冲上前追问：“你说什么？！”赵了握着听筒的手剧烈一颤，难以置信地看向小雪。 四十一岁的荀未来眼神一凛，瞬间听出了弦外之音。 荀未来拳头紧握，咬牙切齿地低吼：“时空管理局……”而电话亭内的六十六岁赵了看着眼前荷枪实弹的黑衣保镖，又看了看身旁的四十一岁荀未来和十六岁赵左右，眼底闪过一丝决绝——为了掩护两个年轻的自己逃出生天、保住徐图图的性命，老人假意低下头妥协： 然而就在高尚远程启动电话亭传送、刺目的（核心台词：荀未来：“所以你早就知道，我也是赵左右。” ／ 高尚：“别惊讶。赵先生是我们的客人，既然他已经同意回去，走电话亭，不过是一般流程。这里没有外人，也没有监控，事出紧急，我们就破例启用紧急召回程序。今晚最主要的，还是把你引过来。荀未来——不，我应该叫你，赵左右。跟我们走一趟吧。” ／ 荀未来：“别怕，我们一起冲出去！”）</w:t>
-            </w:r>
-          </w:p>
-        </w:tc>
-      </w:tr>
-      <w:tr>
-        <w:trPr>
-          <w:cantSplit/>
-        </w:trPr>
-        <w:tc>
-          <w:tcPr>
-            <w:tcW w:type="dxa" w:w="2376"/>
-            <w:vAlign w:val="center"/>
-            <w:tcMar>
-              <w:top w:w="105" w:type="dxa"/>
-              <w:bottom w:w="105" w:type="dxa"/>
-              <w:left w:w="145" w:type="dxa"/>
-              <w:right w:w="145" w:type="dxa"/>
-            </w:tcMar>
-          </w:tcPr>
-          <w:p>
-            <w:pPr>
-              <w:spacing w:before="40" w:after="40" w:line="341" w:lineRule="auto"/>
-              <w:jc w:val="center"/>
-            </w:pPr>
-            <w:r/>
-            <w:r>
-              <w:rPr>
-                <w:rFonts w:ascii="Times New Roman" w:hAnsi="Times New Roman" w:eastAsia="宋体"/>
-                <w:b/>
-                <w:color w:val="191919"/>
-                <w:sz w:val="19"/>
-              </w:rPr>
-              <w:t>EP23《不可战胜的敌人》</w:t>
-            </w:r>
-          </w:p>
-        </w:tc>
-        <w:tc>
-          <w:tcPr>
-            <w:tcW w:type="dxa" w:w="7992"/>
-            <w:vAlign w:val="center"/>
-            <w:tcMar>
-              <w:top w:w="105" w:type="dxa"/>
-              <w:bottom w:w="105" w:type="dxa"/>
-              <w:left w:w="145" w:type="dxa"/>
-              <w:right w:w="145" w:type="dxa"/>
-            </w:tcMar>
-          </w:tcPr>
-          <w:p>
-            <w:pPr>
-              <w:spacing w:before="40" w:after="40" w:line="341" w:lineRule="auto"/>
-              <w:jc w:val="left"/>
-            </w:pPr>
-            <w:r/>
-            <w:r>
-              <w:rPr>
-                <w:rFonts w:ascii="Times New Roman" w:hAnsi="Times New Roman" w:eastAsia="宋体"/>
-                <w:b w:val="0"/>
-                <w:color w:val="191919"/>
-                <w:sz w:val="19"/>
-              </w:rPr>
-              <w:t>• 【23-1　内/外　地下旧物仓库通道与冬夜雪林三角形铁架棚 — 夜】片头龙标与“朝也 CHAO YE FILM”厂牌隐去。承接上集片尾，2008年冬夜昏暗的地下旧物仓库通道内，数名身穿黑色冲锋衣的2058年安保人员从前后两侧猛扑上来，围攻背靠背站立的四十一岁荀未来与十六岁赵左右！站在后方督战的2058年副总裁高尚（高总）抬手叮嘱手下： 混乱搏斗中，十六岁的赵左右眼疾手快地从废旧家具堆上抄起一根长木条，奋力横扫逼退眼前的黑衣保镖，朝着身旁的荀未来大喊： 同一秒，小雪（林开颜）从侧面冲上来撞开一名保镖，拉着荀未来和赵左右冲出卷帘门与透明塑料门帘（“快跑！”），三人一路狂奔逃进积雪覆盖的（核心台词：赵左右：“快跑啊，荀哥！” ／ 林开颜（小雪）：“我是公司员工，领导马上能把我强制召回，我长话短说。荀未来，余博士启动了信号屏蔽，你没办法在大雪地用巧克力饼干棒回2033年了。他们怕你回去大闹，影响时空旅行技术的研究。等他们把你和赵了都抓回2058年之后，就会马上启动时空修正程序。只要是未来的人，都会被这个时代的人忘记，之后一切的因也会被自然地掰回原本的果。你变回原来那副熊样也就算了，最关键的是舒图，也就是徐图图，就会在原本的节点遭遇意外死去。所以接下来，你们必须——” ／ ）</w:t>
-              <w:br/>
-              <w:t>• 【23-3　外/内　远郊荒村破瓦房小院与室内 — 夜】挂断电话后，赵左右跟着荀未来穿过狭长昏暗的砖墙走廊，走进那间糊满旧报纸与老挂历的破旧瓦房。赵左右环顾着家徒四壁的房间，咂舌感叹。 荀未来摘下围巾坐到床沿上，神色疲惫地解释。 赵左右看着冰冷的土炕和破旧的煤炉，满眼心疼地坐到荀未来身旁。 荀未来摇了摇头，清醒地指出眼前的绝境。 荀未来苦笑着叹了口气，反问少年。 荀未来点了点头，点破了余博士与时空管理局绝不可能放过他的原因。 荀未来站起身走到门边拉开一罐啤酒喝了一口。赵左右慌忙跟过去，声音发颤地问出了自己最恐惧的问题。 荀未来沉默片刻，低声答道：“不知道，也许吧。”赵左（核心台词：荀未来：“这是之前，我为了照顾老赵租的房子。现在房子还没有到期呢，躲在这里应该没有人看得到。” ／ 荀未来：“这次的敌人不是小雪，熬是没有用的。以他们公司的人手和手段，很快就会发现这里。” ／ 赵左右：“荀哥，我把攒下来的所有钱都给你当盘缠，你赶紧找个兼职，然后全国各地到处跑，这样他们就找不到你了。”）</w:t>
-              <w:br/>
-              <w:t>• 【23-4　内　八中后街砂锅麻辣烫店与地下旧物仓库电话亭外 — 日】次日白天，八中后街那家熟悉的砂锅麻辣烫小店里热气氤氲。身穿黑色毛呢大衣、系着草绿色围巾的四十一岁荀未来掀开塑料防风门帘走了进来。系着蓝色围裙的舒老板热情地迎上前递上菜单：“一位哈？随便坐，随便坐，看看吃点什么。” 荀未来在靠窗的木桌旁坐下，指着菜单点了自己和舒图最爱吃的食物。 荀未来毫不犹豫地加钱（“我多加一份的钱，多加藕”），舒老板乐呵呵地应下，一拍脑门想起了第七集里穿越而来的2033年成年舒图！ 听到“几个月前有个美女来要多加藕片”和“年底回磁州开店”，荀未来心脏猛地一颤，瞬间明白妻子舒图当年在第七集里给他讲的（核心台词：荀未来：“这个，直接上三盘，别放土豆，多加藕。” ／ 荀未来：“舒图，谁说以后吃不上了。等我回去，我就带你去磁州找舒老板，咱接着吃。” ／ 荀未来：“这不没跑吗。”）</w:t>
-              <w:br/>
-              <w:t>• 【23-5　内　2058人生无限公司走廊·高尚办公室·2008旧物仓库与2058控制室及通风管 — 日】公元2058年，“人生（无限）有限公司”五楼科技感十足的纯白走廊内，墙面导览牌清晰标示着：【`5F 供电站 能源管理中心`】。高尚带着黑衣保镖押送四十一岁的荀未来走过办公区，迎面正巧遇上抱着离职纸箱、被公司开除的小雪（林开颜）！ 荀未来眼珠一转，在擦肩而过的瞬间故意停下脚步，指着小雪的鼻子破口大骂，将“三十分钟”的暗号精准夹带在辱骂声中！ 高尚不耐烦地推了荀未来一把：“走了。”抱着纸箱留在原地的小雪先是一愣，随即双眸骤亮，瞬间领悟了荀未来的暗号！ 老年余博士冷峻地坐在沙发上回应：“你不要试图偷换我的概念，我很清楚自（核心台词：荀未来：“活该丢工作，什么忙都帮不上，猪队友！老子最多给你打三十分！” ／ 荀未来：“平时都是你沉得住气，这回我看我比你看得开。” ／ 荀未来：“她的命跟我有什么关系啊？我本来就是要跟她离婚的。也就是你在乎吧。电车难题，两害取轻。时间秩序和一个人的寿命长短，你自己想想哪个更大？牺牲小我，完成大我。老赵，这次咱们的事情啊，要被光荣地写入史册了。”）</w:t>
-              <w:br/>
-              <w:t>• 【23-6　外/内　2008林海雪原电话亭·老居民楼道与501室·高二（2）班教室与微机室·杂志社火灾废墟与雪夜串串香餐车 — 日/夜】坐在沙发上的赵左右试探着抬起头，故意提起了“荀哥”的名字。 赵左右的心彻底沉到了谷底（内心独白：“爸也忘了荀哥。记忆可以消失，可痕迹它要怎么抹去？”）。他猛地从沙发上跳起来冲回自己卧室，发疯似的在书架和电脑桌抽屉里翻找起来！刘美奕掀开门帘站在门口问：“找啥呢？” 次日白天，长林八中高二（2）班教室后排。身穿校服的赵左右焦急地把徐图图、王一漫和罗爱文围在一起，向他们求证《三人行》杂志与荀未来的存在。 赵左右抓着罗爱文的肩膀，近乎崩溃地喊出那个名字：“荀未来！荀哥！你们对这个名字就没一点点印象吗？”王一漫疑惑地眨了眨眼（核心台词：赵左右：“也不完全算自学成才，很多商业思维啊，都是荀哥教我的。” ／ 赵东来：“荀哥？谁是荀哥？” ／ 王一漫：“荀未来？这个名字倒是蛮有意思的，你是在写我们班的小说吗？”）</w:t>
-            </w:r>
-          </w:p>
-        </w:tc>
-      </w:tr>
-      <w:tr>
-        <w:trPr>
-          <w:cantSplit/>
-        </w:trPr>
-        <w:tc>
-          <w:tcPr>
-            <w:tcW w:type="dxa" w:w="2376"/>
-            <w:vAlign w:val="center"/>
-            <w:tcMar>
-              <w:top w:w="105" w:type="dxa"/>
-              <w:bottom w:w="105" w:type="dxa"/>
-              <w:left w:w="145" w:type="dxa"/>
-              <w:right w:w="145" w:type="dxa"/>
-            </w:tcMar>
-            <w:shd w:fill="F7FAFC"/>
-          </w:tcPr>
-          <w:p>
-            <w:pPr>
-              <w:spacing w:before="40" w:after="40" w:line="341" w:lineRule="auto"/>
-              <w:jc w:val="left"/>
-            </w:pPr>
-            <w:r/>
-            <w:r>
-              <w:rPr>
-                <w:rFonts w:ascii="Times New Roman" w:hAnsi="Times New Roman" w:eastAsia="宋体"/>
-                <w:b/>
-                <w:color w:val="191919"/>
-                <w:sz w:val="19"/>
-              </w:rPr>
-              <w:t>EP24《独自面对》（大结局）</w:t>
-            </w:r>
-          </w:p>
-        </w:tc>
-        <w:tc>
-          <w:tcPr>
-            <w:tcW w:type="dxa" w:w="7992"/>
-            <w:vAlign w:val="center"/>
-            <w:tcMar>
-              <w:top w:w="105" w:type="dxa"/>
-              <w:bottom w:w="105" w:type="dxa"/>
-              <w:left w:w="145" w:type="dxa"/>
-              <w:right w:w="145" w:type="dxa"/>
-            </w:tcMar>
-            <w:shd w:fill="F7FAFC"/>
-          </w:tcPr>
-          <w:p>
-            <w:pPr>
-              <w:spacing w:before="40" w:after="40" w:line="341" w:lineRule="auto"/>
-              <w:jc w:val="left"/>
-            </w:pPr>
-            <w:r/>
-            <w:r>
-              <w:rPr>
-                <w:rFonts w:ascii="Times New Roman" w:hAnsi="Times New Roman" w:eastAsia="宋体"/>
-                <w:b w:val="0"/>
-                <w:color w:val="191919"/>
-                <w:sz w:val="19"/>
-              </w:rPr>
-              <w:t>• 【24-2　外/内　片头曲《三人行》（OP）与大结局集名呈现 — 日/夜】片头音乐响起，四十一岁的荀未来猛然睁开双眼，与十六岁的赵左右、六十六岁的赵了并肩立于漫天风雪的黑夜之中，猜拳出拳的定格画面与《三人行 THE TRIPLE ECHO OF TIME》主片名交相辉映。随后镜头切回长林八中校园，浮现大结局集名花字：第 24 集 独自面对。</w:t>
-              <w:br/>
-              <w:t>• 【24-3　内/外　长林八中高三教学楼走廊与冬日飘雪连廊（2009秋—2009冬） — 日】赵左右看着学会了体谅父母却又暗藏遗憾的王一漫，脱口说出了四十一岁荀未来当年教给她们的话。 赵左右心头一酸，脸上却绽开温暖的笑容，替被遗忘的荀哥给出了回答。 赵左右笑着从兜里掏出那支第一集里王一漫借给荀未来、后来一直留在他这里的红金相间英雄钢笔，递还到王一漫手中。</w:t>
-              <w:br/>
-              <w:t>• 【24-4　内　长林八中广播站·教导主任戴娟办公室与501室赵左右卧室 — 日】赵左右自信满满地摇了摇头，脱口蹦出了四十一岁荀未来的口头禅。</w:t>
-              <w:br/>
-              <w:t>• 【24-5　内　2010年北京华彩艺术学院专业面试考场与501室卧室（2010初春） — 日】刹那间，考场周围的声音仿佛退潮般远去！意识流特写镜头下，十八岁的少年赵左右、四十一岁的中年荀未来与六十六岁的老年赵了三个年龄段的面孔在同一个棒球帽下疯狂交织闪现！他脑海里塞满了荀未来灌输的“流量变现、商业思维”与自己想要“赶快赚大钱买四环大房子改命”的功利执念，三种声音在脑中激烈冲撞，令他额头冷汗直冒，鬼使神差地脱口吼出了一句大实话： 赵东来一拍大腿：“那行，咱们就找找哪个北京大学的传播专业最好，咱们把目标明确下来！”父母走出房间后，赵左右望着窗外阴云密布的天空，用荀哥的话给自己打气：“没事，荀哥说都是一阵阵的。过</w:t>
-              <w:br/>
-              <w:t>• 【24-8　内/外　501室卧室查录取结果·行驶的公交车内与北京云都大学校园（2010秋—2012） — 日/夜】赵东来还在乐呵呵地劝他：“计算机专业前景非常广阔！”赵左右却死死盯着屏幕上“计算机应用”五个字，浑身血液仿佛瞬间冻结——他清清楚楚地记得，四十一岁的荀未来原本的人生轨迹，就是在北京读的计算机专业！（核心台词：赵左右（内心独白）：“荀哥说过，我本来的专业就是计算机。怎么回事……怎么回事啊？时间修正……一定是时间修正……一定是时间修正！” ／ 赵左右（内心独白）：“时间……荀哥……赵爷爷……我怎么才能对抗得了时间……做不到的……做不到的……”）</w:t>
-              <w:br/>
-              <w:t>• 【24-9　外/内　北京云都大学台阶·2012冬雪夜林间木栈道与501室客厅（2012冬） — 日/夜】白天，身穿黑色羽绒服的青年赵左右拎着打包的快餐盒走下大学教学楼台阶，迎面一名匆忙跑上楼的男生不慎将他手中的快餐撞翻在地，汤饭洒了一地。男生匆匆说了句“不好意思”便跑远了，赵左右低头麻木地看着雪地上的狼藉，心底一片死灰。 画面浮现时间字标：2012 冬。夜晚，白雪覆盖的公园林间木栈道上路灯幽暗。已经二十岁、读大三的赵左右身穿深色连帽毛呢大衣，手里拎着一个啤酒瓶，步履踉跄地走在枯木林道中。四年来的压抑、孤独与眼睁睁看着一切滑向原轨的绝望在这一刻彻底决堤，他弯下腰痛苦地干呕低吼：（核心台词：赵左右：“注定好的……一切都是注定好的……荀哥，赵爷爷，我怎么才能战胜时间？我做不到……四年了，我好想你们……”）</w:t>
-              <w:br/>
-              <w:t>• 【24-10　外/内　长林八中覆雪操场与2058年老年余博士实验室（跨时空交叉） — 日】赵左右浑身剧震，猛地转过身去——只见阳光下的操场看台铁栏杆旁，身穿一袭黑色长款毛呢大衣、内搭黑色高领毛衣的四十一岁荀未来，正双手插兜、微笑着静静注视着他！ 青年赵左右不敢相信自己的眼睛，下意识地用力握紧拳头又松开，确认这不是幻觉。看台上的荀未来挑了挑眉，笑着吐出了那句久违的口头禅： 一瞬间，四年来的孤独与委屈化作夺眶而出的热泪！青年赵左右发疯似的飞奔冲上看台阶梯，一把死死抱住了四十一岁的荀未来！荀未来也张开双臂紧紧回抱住年轻的自己，温柔地轻拍着他的后背。 荀未来眼圈泛红，嘴上却故作洒脱地笑着打趣。 两人松开拥抱面对（核心台词：荀未来（画外音）：“哎。” ／ 荀未来：“逊毙了啊。” ／ 赵左右：“荀哥！我终于等到你回来了！”）</w:t>
-            </w:r>
-          </w:p>
-        </w:tc>
-      </w:tr>
-    </w:tbl>
     <w:p>
       <w:pPr>
         <w:spacing w:before="240" w:after="80" w:line="384" w:lineRule="auto"/>

--- a/01_《三人行》全24集全流程标杆成品库/05_核心人物一人一档/人物02_荀未来（2033—2035成年赵左右 ＆ 2008高一转校生态）.docx
+++ b/01_《三人行》全24集全流程标杆成品库/05_核心人物一人一档/人物02_荀未来（2033—2035成年赵左右 ＆ 2008高一转校生态）.docx
@@ -427,7 +427,7 @@
                 <w:color w:val="191919"/>
                 <w:sz w:val="19"/>
               </w:rPr>
-              <w:t>2033年长林旧居 ➔ 2008年长林市春林路「三条鱼漫画屋」后方木板隔断内间 ➔ 502室神秘老人安全屋 ➔ 长林远郊荒村土炕破瓦房 ➔ 全新2033年温馨之家</w:t>
+              <w:t>2033年长林旧居 ➔ 2008年长林市春林路「三条鱼漫画屋」后方木板隔断内间（EP01–EP12） ➔ 502室神秘老人安全屋（EP12–EP19） ➔ 长林远郊荒村土炕破瓦房（EP20–EP23） ➔ 全新2033年温馨之家</w:t>
             </w:r>
           </w:p>
         </w:tc>
@@ -910,7 +910,7 @@
           <w:color w:val="141414"/>
           <w:sz w:val="21"/>
         </w:rPr>
-        <w:t>1. 【2033年1月原初失意态】：头顶微乱黑色短发，下巴蓄浅青胡茬，左额月牙疤清晰；全身外穿一件剪裁挺括的深炭灰色长款过膝羊毛呢大衣，内搭纯黑色高领修身羊绒毛衣，下穿深黑色西装长裤，脚蹬黑色系带皮靴；在雪夜街头与数字公墓中显得孤寂肃杀。</w:t>
+        <w:t>1. 【2033年1月原初失意态（EP01/EP08）】：头顶微乱黑色短发，下巴蓄浅青胡茬，左额月牙疤清晰；全身外穿一件剪裁挺括的深炭灰色长款过膝羊毛呢大衣，内搭纯黑色高领修身羊绒毛衣，下穿深黑色西装长裤，脚蹬黑色系带皮靴；在雪夜街头与数字公墓中显得孤寂肃杀。</w:t>
       </w:r>
     </w:p>
     <w:p>
@@ -926,7 +926,7 @@
           <w:color w:val="141414"/>
           <w:sz w:val="21"/>
         </w:rPr>
-        <w:t>2. 【2008年冬·高一（2）班转校生校园与户外标准态】：剃净胡茬，清爽顺毛短发。在校园内穿着长林八中深蓝配白宽条纹运动校服套装时，【核心全身防伪铁律：校服拉链内永远穿搭一件纯白色立领拉链运动内衬（或纯白高领衫），领口平整干净，绝无赵左右那件外翻的酒红色连帽卫衣帽兜】！在户外风雪中，他不穿学生气的羽绒服，而是外罩那件2033年带来的黑色/深灰长款毛呢大衣，颈间围一条军绿色或深灰色粗针织长围巾，背一只黑色单肩斜挎包，脚穿黑白运动鞋，整个人在高中生群像中鹤立鸡群。</w:t>
+        <w:t>2. 【2008年冬·高一（2）班转校生校园与户外标准态（EP01–EP10）】：剃净胡茬，清爽顺毛短发。在校园内穿着长林八中深蓝配白宽条纹运动校服套装时，【核心全身防伪铁律：校服拉链内永远穿搭一件纯白色立领拉链运动内衬（或纯白高领衫），领口平整干净，绝无赵左右那件外翻的酒红色连帽卫衣帽兜】！在户外风雪中，他不穿学生气的羽绒服，而是外罩那件2033年带来的黑色/深灰长款毛呢大衣，颈间围一条军绿色或深灰色粗针织长围巾，背一只黑色单肩斜挎包，脚穿黑白运动鞋，整个人在高中生群像中鹤立鸡群。</w:t>
       </w:r>
     </w:p>
     <w:p>
@@ -942,7 +942,7 @@
           <w:color w:val="141414"/>
           <w:sz w:val="21"/>
         </w:rPr>
-        <w:t>3. 【2035年“杂志大王”分岔态（EP02/09）与“长卷发心理学家”时间线覆写态】：留着极具雅痞气息的中分及肩长卷发与络腮胡；在2035年商务车与摄影棚中穿着黑色暗纹丝绒西装内搭酒红丝绸衬衫，或驼色长款大衣；在2008年漫画屋醒来时穿深蓝色丝绸睡袍配格纹睡裤；在市二院查出重度酒精肝后，于理发店剪去长发、刮净胡须，换穿深蓝色棒球夹克内搭白T恤。</w:t>
+        <w:t>3. 【2035年“杂志大王”分岔态（EP02/09）与“长卷发心理学家”时间线覆写态（EP11–EP12）】：留着极具雅痞气息的中分及肩长卷发与络腮胡；在2035年商务车与摄影棚中穿着黑色暗纹丝绒西装内搭酒红丝绸衬衫，或驼色长款大衣；在2008年漫画屋醒来时穿深蓝色丝绸睡袍配格纹睡裤；在市二院查出重度酒精肝后，于理发店剪去长发、刮净胡须，换穿深蓝色棒球夹克内搭白T恤。</w:t>
       </w:r>
     </w:p>
     <w:p>
@@ -958,7 +958,7 @@
           <w:color w:val="141414"/>
           <w:sz w:val="21"/>
         </w:rPr>
-        <w:t>4. 【2008年春·文科十班与《三人行》创社及学工态】：恢复清爽短发，日常穿八中蓝白校服内搭纯白T恤或浅蓝衬衫；在爱荣机械制造厂学工时穿深蓝色工厂工装夹克，在岁月潭雪地被小赵寻回时外披军绿色防寒棉大衣。</w:t>
+        <w:t>4. 【2008年春·文科十班与《三人行》创社及学工态（EP13–EP16）】：恢复清爽短发，日常穿八中蓝白校服内搭纯白T恤或浅蓝衬衫；在EP15爱荣机械厂学工时穿深蓝色工厂工装夹克，在岁月潭雪地被小赵寻回时外披军绿色防寒棉大衣。</w:t>
       </w:r>
     </w:p>
     <w:p>
@@ -974,7 +974,7 @@
           <w:color w:val="141414"/>
           <w:sz w:val="21"/>
         </w:rPr>
-        <w:t>5. 【2008年夏秋·远郊荒村破屋苦难照护态】：全剧最令人心碎的底层沧桑造型——盛夏时节留着寸许胡茬、满脸汗水与尘土，上身穿洗得发白起球的浅灰色旧圆领短袖T恤（肩搭一条旧白毛巾），下穿宽松肥大的卡其色多袋工装裤，裤腿卷起，脚踩廉价塑料拖鞋或沾满泥浆的旧解放鞋，骑着破旧二八大杠自行车去菜场讨死鱼、在烈日街头挂广告牌发传单、在工地扛水泥包；入冬初雪时，外穿一件厚重宽大的军绿色羊羔毛翻领老式棉大衣，内搭深蓝牛仔衬衫与灰色毛衣，手里拎着干玉米棒与绿色暖水壶。</w:t>
+        <w:t>5. 【2008年夏秋·远郊荒村破屋苦难照护态（EP19–EP21）】：全剧最令人心碎的底层沧桑造型——盛夏时节留着寸许胡茬、满脸汗水与尘土，上身穿洗得发白起球的浅灰色旧圆领短袖T恤（肩搭一条旧白毛巾），下穿宽松肥大的卡其色多袋工装裤，裤腿卷起，脚踩廉价塑料拖鞋或沾满泥浆的旧解放鞋，骑着破旧二八大杠自行车去菜场讨死鱼、在烈日街头挂广告牌发传单、在工地扛水泥包；入冬初雪时（EP21），外穿一件厚重宽大的军绿色羊羔毛翻领老式棉大衣，内搭深蓝牛仔衬衫与灰色毛衣，手里拎着干玉米棒与绿色暖水壶。</w:t>
       </w:r>
     </w:p>
     <w:p>
@@ -990,7 +990,7 @@
           <w:color w:val="141414"/>
           <w:sz w:val="21"/>
         </w:rPr>
-        <w:t>6. 【2008冬至2058年·终局决战与2012母校操场重逢态】：刮净胡茬重现清隽面容，外穿黑色长款双排扣毛呢大衣，颈间标志性地围着一条草绿色针织围巾，内搭鲜红色（EP22五口之家饺子宴）或纯黑色高领毛衣，下穿深色修身长裤与黑色皮靴，手持荒村带来的旧螺丝刀在2058年科技走廊与通风管道间矫健穿梭。</w:t>
+        <w:t>6. 【2008冬至2058年·终局决战与2012母校操场重逢态（EP22–EP24）】：刮净胡茬重现清隽面容，外穿黑色长款双排扣毛呢大衣，颈间标志性地围着一条草绿色针织围巾，内搭鲜红色（EP22五口之家饺子宴）或纯黑色高领毛衣，下穿深色修身长裤与黑色皮靴，手持荒村带来的旧螺丝刀在2058年科技走廊与通风管道间矫健穿梭。</w:t>
       </w:r>
     </w:p>
     <w:p>
@@ -1066,7 +1066,7 @@
                 <w:color w:val="FFFFFF"/>
                 <w:sz w:val="19"/>
               </w:rPr>
-              <w:t>所处时期与阶段状态</w:t>
+              <w:t>所处时期与代表集数</w:t>
             </w:r>
           </w:p>
         </w:tc>
@@ -1129,6 +1129,8 @@
                 <w:sz w:val="19"/>
               </w:rPr>
               <w:t>2033原初失意态 ＆ 1998初穿态</w:t>
+              <w:br/>
+              <w:t>（EP01/EP08）</w:t>
             </w:r>
           </w:p>
         </w:tc>
@@ -1184,7 +1186,7 @@
           <w:p>
             <w:pPr>
               <w:spacing w:before="40" w:after="40" w:line="341" w:lineRule="auto"/>
-              <w:jc w:val="center"/>
+              <w:jc w:val="left"/>
             </w:pPr>
             <w:r/>
             <w:r>
@@ -1195,6 +1197,8 @@
                 <w:sz w:val="19"/>
               </w:rPr>
               <w:t>2008冬·伪装高中转校生态</w:t>
+              <w:br/>
+              <w:t>（EP01–EP10）</w:t>
             </w:r>
           </w:p>
         </w:tc>
@@ -1250,7 +1254,7 @@
           <w:p>
             <w:pPr>
               <w:spacing w:before="40" w:after="40" w:line="341" w:lineRule="auto"/>
-              <w:jc w:val="center"/>
+              <w:jc w:val="left"/>
             </w:pPr>
             <w:r/>
             <w:r>
@@ -1261,6 +1265,8 @@
                 <w:sz w:val="19"/>
               </w:rPr>
               <w:t>2035杂志大王覆写态</w:t>
+              <w:br/>
+              <w:t>（EP07/EP11–EP12）</w:t>
             </w:r>
           </w:p>
         </w:tc>
@@ -1316,7 +1322,7 @@
           <w:p>
             <w:pPr>
               <w:spacing w:before="40" w:after="40" w:line="341" w:lineRule="auto"/>
-              <w:jc w:val="center"/>
+              <w:jc w:val="left"/>
             </w:pPr>
             <w:r/>
             <w:r>
@@ -1327,6 +1333,8 @@
                 <w:sz w:val="19"/>
               </w:rPr>
               <w:t>2008春·创社与学工态</w:t>
+              <w:br/>
+              <w:t>（EP13–EP16）</w:t>
             </w:r>
           </w:p>
         </w:tc>
@@ -1382,7 +1390,7 @@
           <w:p>
             <w:pPr>
               <w:spacing w:before="40" w:after="40" w:line="341" w:lineRule="auto"/>
-              <w:jc w:val="center"/>
+              <w:jc w:val="left"/>
             </w:pPr>
             <w:r/>
             <w:r>
@@ -1393,6 +1401,8 @@
                 <w:sz w:val="19"/>
               </w:rPr>
               <w:t>2008夏秋·荒村苦难照护态</w:t>
+              <w:br/>
+              <w:t>（EP19–EP21）</w:t>
             </w:r>
           </w:p>
         </w:tc>
@@ -1459,6 +1469,8 @@
                 <w:sz w:val="19"/>
               </w:rPr>
               <w:t>2008冬–2058–全新2033圆满态</w:t>
+              <w:br/>
+              <w:t>（EP22–EP24）</w:t>
             </w:r>
           </w:p>
         </w:tc>
@@ -1602,7 +1614,7 @@
           <w:color w:val="141414"/>
           <w:sz w:val="21"/>
         </w:rPr>
-        <w:t>荀未来展现出了顶级的智谋与牺牲精神——他主动以身为饵去后街吃麻辣烫被高尚抓捕，只为帮16岁的小赵卡出30分钟时间差保住记忆。然而当他在2058年通过时间线观测看到小赵被“全知记忆”折磨得艺考落榜、高考失利、在大学里痛不欲生时，老年余博士那句“如果一个人什么都知道，真的会活得更好吗”让他醍醐灌顶。他终于明白：自己留给16岁少年的“未来记忆”不是礼物，而是剥夺了少年真诚体验生活的枷锁。于是他毅然回到2012年冬的母校操场，亲手清除了小赵的预知记忆，完成了从“妄图掌控未来的神”到“归还未知权利的摆渡人”的终极升华。</w:t>
+        <w:t>在EP23–24中，荀未来展现出了顶级的智谋与牺牲精神——他主动以身为饵去后街吃麻辣烫被高尚抓捕，只为帮16岁的小赵卡出30分钟时间差保住记忆。然而当他在2058年通过时间线观测看到小赵被“全知记忆”折磨得艺考落榜、高考失利、在大学里痛不欲生时，老年余博士那句“如果一个人什么都知道，真的会活得更好吗”让他醍醐灌顶。他终于明白：自己留给16岁少年的“未来记忆”不是礼物，而是剥夺了少年真诚体验生活的枷锁。于是他毅然回到2012年冬的母校操场，亲手清除了小赵的预知记忆，完成了从“妄图掌控未来的神”到“归还未知权利的摆渡人”的终极升华。</w:t>
       </w:r>
     </w:p>
     <w:p>
@@ -1633,7 +1645,7 @@
           <w:color w:val="192D55"/>
           <w:sz w:val="25"/>
         </w:rPr>
-        <w:t>第四章　全剧人物命运轨迹与完整生平故事传记</w:t>
+        <w:t>第四章　全剧人物命运轨迹与逐集完整故事传记（EP01—EP24）</w:t>
       </w:r>
     </w:p>
     <w:p>
@@ -1648,7 +1660,7 @@
           <w:color w:val="141414"/>
           <w:sz w:val="22"/>
         </w:rPr>
-        <w:t>（一）绝望的起点（2033年1月）：电子墓碑、离婚协议与009号实验</w:t>
+        <w:t>（一）绝望的起点与时空震荡（2033年1月 ＆ 1998年冬夜）：数字墓碑、离婚危机与“三个雪人”的抚慰</w:t>
       </w:r>
     </w:p>
     <w:p>
@@ -1664,22 +1676,7 @@
           <w:color w:val="141414"/>
           <w:sz w:val="21"/>
         </w:rPr>
-        <w:t>在原初时间线（Timeline α）的2033年1月21日，41岁的赵左右站在长林数字公墓挚友陈明（1990—2033）的电子墓碑前痛悔不已，在旧时光有轨电车咖啡馆里，成为厂长的老同学罗爱文给他两个实体白包，拒绝无底线借钱给他，并递给他一张【人生有限公司】的名片（“你现在连命都不要了，不如去找人生有限公司”）；面对失业破产与婚姻危机的绝境，他走进【人生有限公司】，与项目代表签下保密实验者009号协议，依靠点燃并咬碎“卡奇滋巧克力饼干棒”启动虫洞。在2033年复古电车上对代表说出“两三万，解决不了我的问题。二三十万。两三百万。都不如我自己——来左右一次人生”后，他正式穿越抵达2008年1月21日，化名“苟未来”（被误读为荀未来）转入长林八中高一（2）班，并租住在三条鱼漫画屋后屋木板间。</w:t>
-      </w:r>
-    </w:p>
-    <w:p>
-      <w:pPr>
-        <w:spacing w:before="120" w:after="60" w:line="384" w:lineRule="auto"/>
-        <w:jc w:val="left"/>
-      </w:pPr>
-      <w:r>
-        <w:rPr>
-          <w:rFonts w:ascii="Arial" w:hAnsi="Arial" w:eastAsia="黑体"/>
-          <w:b/>
-          <w:color w:val="141414"/>
-          <w:sz w:val="22"/>
-        </w:rPr>
-        <w:t>（二）第一卷·白昼篇：降维打击的转校生与岁月潭的告别</w:t>
+        <w:t>在原初时间线（Timeline α）的2033年1月21日（EP01《夺回人生》），41岁的中年程序员赵左右正深陷人生的至暗低谷：他先是站在长林数字公墓挚友陈明（1990—2033）的电子墓碑前，看着因常年996过劳早逝的老友遗像痛悔不已；接着在“旧时光”有轨电车咖啡馆里，已经成为成功企业家的老同学罗爱文递给他两个装有648元份子钱的实体白包，拒绝再无底线借给他两三万块钱，只在临走前塞给他一张【人生有限公司】的黑底名片（“你现在连命都不要了，两三万解决不了你的问题，不如去找人生有限公司”）。回到墨绿色调的家中，面对因他失业逃避而心灰意冷提出离婚的妻子舒图，以及随后舒图遭遇的惨烈车祸，走投无路的41岁赵左右走进【人生有限公司】，对项目代表说出“都不如我自己来左右一次人生”，签下保密实验者【009号】协议（严守不得透露未来身份、不得发生肢体冲突、一周年内必须完成任务返回三大禁令），依靠点燃并咬碎“卡奇滋巧克力饼干棒”启动虫洞返回2008年。</w:t>
       </w:r>
     </w:p>
     <w:p>
@@ -1695,7 +1692,22 @@
           <w:color w:val="141414"/>
           <w:sz w:val="21"/>
         </w:rPr>
-        <w:t>初入2008校园的荀未来开启了眼花缭乱的“成年人降维打击”：他在戴主任办公室用56.56秒的“年级平均分KPI话术”争取到数学补考机会并写出压轴题第三解；在女卫生间救出低血糖晕倒的王一漫并在校医室用黄桃罐头缓解其症状（触发2033年妻子舒图喂他吃黄桃罐头的温暖闪回），在数学补考考场获王一漫借予红金钢笔；在学校食堂花五分钟修好故障刷卡机；在501室家宴上与父母重逢却只能隐忍克制；一眼识破小赵的《小知音》是“长林文学出板社”盗版杂志，并在EP05托跑腿小哥伪造《刘慈欣回信》激励小赵。在长林影院走廊，他通过情侣壁纸与左额同款月牙疤，认出了住在502室的66岁神秘老人赵了竟是老年后的自己！</w:t>
+        <w:t>由于初次穿越的时空坐标震荡，他在EP01冷开场先误落入了1998年冬夜的福慧家园红砖家属院。满心绝望与屈辱的他拿着酒瓶指着院落中央的雪人怒目咆哮“你是不是笑我？”，随即失控地抬脚将雪人踹得四分五裂，骂骂咧咧地离去；而当他在EP02冷开场从胡同折返时，却被提前一步穿越到1998年的66岁老年自己（赵了）拉住，隔着风雪亲眼看见年仅6岁的幼年赵左右蹲在雪地里，用冻得通红的小手并排堆起三个雪人，仰起小脸自勉：“赵左右，老师说，三人成众。你现在不是一个人了。没人再敢欺负你了。”这跨越三十五年的童真一幕，让41岁的他在风雪中热泪盈眶。</w:t>
+      </w:r>
+    </w:p>
+    <w:p>
+      <w:pPr>
+        <w:spacing w:before="120" w:after="60" w:line="384" w:lineRule="auto"/>
+        <w:jc w:val="left"/>
+      </w:pPr>
+      <w:r>
+        <w:rPr>
+          <w:rFonts w:ascii="Arial" w:hAnsi="Arial" w:eastAsia="黑体"/>
+          <w:b/>
+          <w:color w:val="141414"/>
+          <w:sz w:val="22"/>
+        </w:rPr>
+        <w:t>（二）第一卷·白昼篇（EP01—EP08）：从降维打击的高一转校生、雪巷摔晕与除夕护电缆，到岁月潭夫妻对峙</w:t>
       </w:r>
     </w:p>
     <w:p>
@@ -1711,22 +1723,7 @@
           <w:color w:val="141414"/>
           <w:sz w:val="21"/>
         </w:rPr>
-        <w:t>当伪造的《刘慈欣回信》在冰封湖面败露、小赵绝望宣布不再写作时，追上冰面的荀未来摔晕并触发24小时强制召回倒计时；除夕夜他在东湖公园礼拜堂前皮卡车后斗旁调试LM3500造雪机，为护住电缆与公园管理员在雪地激烈肉搏，助少年在火流星下迎来浪漫“暖雪”。而大年初一清晨他在漫画屋拉起铁卷帘门时被从2033年穿越而来的41岁妻子舒图当场抓包，两人在半拉下的卷帘门内外隔门对话（荀未来从门缝塞出5元纸币）；当晚舒图夺走小赵手机发短信“救我，岁月潭！”将他引至岁月潭雪原并往他嘴里塞卡奇滋巧克力棒逼他回2033，夫妻俩在雪地爆发催泪对峙。</w:t>
-      </w:r>
-    </w:p>
-    <w:p>
-      <w:pPr>
-        <w:spacing w:before="120" w:after="60" w:line="384" w:lineRule="auto"/>
-        <w:jc w:val="left"/>
-      </w:pPr>
-      <w:r>
-        <w:rPr>
-          <w:rFonts w:ascii="Arial" w:hAnsi="Arial" w:eastAsia="黑体"/>
-          <w:b/>
-          <w:color w:val="141414"/>
-          <w:sz w:val="22"/>
-        </w:rPr>
-        <w:t>（三）第二卷·黄昏篇：酒精肝覆写、兄弟宣战与挥泪退学</w:t>
+        <w:t>到了EP01《夺回人生》主线开启的2008年1月21日，41岁的赵左右揣着伪造的1988年生“苟未来”身份证（被师生误读为“荀未来”）翻越长林八中铁围栏。他先在操场看台霸气替偷吃麻辣烫被抓的16岁赵左右和罗爱文解围（把三千字检讨甩给罗爱文，收获小弟一枚）；接着闯入教导主任戴娟办公室，掐表用56.56秒的“年级平均分KPI话术”说服戴娟破例给他一次数学摸底补考机会；考前在女卫生间救出因节食低血糖晕倒的校花王一漫，背她去校医室并用黄桃罐头缓解其低血糖（触发2033年妻子舒图喂他吃黄桃罐头的温暖闪回）；在数学考场获王一漫借予酒红色金夹英雄钢笔，不仅拿满分更写出压轴题第三种解法震惊全校；中午在食堂花五分钟修好故障刷卡机帮小赵打上红烧肉；放学后编造“二姐表亲领养孤儿”的苦情身世住进三条鱼漫画屋后屋木板间，并在当晚随小赵踏入阔别二十五年的501室家门——看着年轻健康的父母赵东来与刘美奕，41岁的荀未来拼命压抑住夺眶欲出的眼泪，并在饭后力劝16岁的自己弃理从文。</w:t>
       </w:r>
     </w:p>
     <w:p>
@@ -1742,7 +1739,7 @@
           <w:color w:val="141414"/>
           <w:sz w:val="21"/>
         </w:rPr>
-        <w:t>进入黄昏篇，荀未来与66岁赵了结成“中废物与老废物同盟”，在文科十班陪小赵读书。然而随着陈明退学重创小赵心智、促使小赵受《梦的解析》影响改志向学心理学，荀未来的身体在EP11–12遭到了来自“半吊子心理学家时间线”的猛烈覆写——不仅一夜之间长出中分及肩长卷发与浓密络腮胡，更因在心理学时间线里长期替患者共情酗酒而在市二院被查出重度酒精性脂肪肝；紧接着漫画屋房东爷爷突发脑溢血离世、店铺被儿子卖掉拆迁，迫使他挥泪搬离三条鱼漫画屋入住502室。在随后的日子里，当16岁的小赵在漫画屋门外捡起他写有红字自省“你选的未来，问过我想要吗？”的老黄历纸读出声、并在走廊喊出“赵左右”试出他的真身发起宣战时，荀未来终于放下了操控欲，真心实意地辅佐小赵创办《三人行》校园杂志社、与老赵一起将真相纸条塞进陈明家门缝救赎挚友。</w:t>
+        <w:t>到了EP02《第三个雪人》，在广播站换届竞选中，荀未来听到16岁女生徐图图脱稿讲述“后街砂锅麻辣烫配磁州脆莲藕”与“姓舒的妈妈”，犹如五雷轰顶，并在尾随徐图图至飞霞路1449室看到丈母娘舒洁与《梦的解析》母女合照后，惊觉高中同学“徐图图”竟然就是自己2033年随母姓改名后的亡妻“舒图”！为了彻底改写命运，他在走廊一把抢过学习委员陈明手里的《文理分科意向表》与小赵拉扯进办公室，在戴娟面前真诚替少年发声（“无论未来怎么样，做自己喜欢的事情，总是不会亏的”）。当16岁的小赵被他打动、折返办公室铁皮柜将分科表改回“文科”的瞬间，走廊里的荀未来当场遭到时间线改写的猛烈生理反噬——口吐白沫抽搐昏厥，醒来后右额角凭空多出了三道凹陷新疤！</w:t>
       </w:r>
     </w:p>
     <w:p>
@@ -1758,22 +1755,7 @@
           <w:color w:val="141414"/>
           <w:sz w:val="21"/>
         </w:rPr>
-        <w:t>在爱荣机械制造厂学工期间，为了替对菠萝过敏的赵了打掩护，同样过敏的荀未来硬生生吞下整串烤菠萝导致全身红疹呼吸困难；当他因体内两套记忆冲突痛苦万分、独自跑到岁月潭雪地企图咬碎巧克力棒自我了断时，是16岁的小赵冒雪狂奔赶来一巴掌拍掉了他的打火机，将他拉回人间！随后，决定去寻找32岁余博士解开死局的荀未来向戴主任申请退学，在操场与高一（2）班全体同学拍下珍贵合影，用卖废书换来的五毛钱硬币给小赵补买生日蛋糕，在伙伴们的挥手送别中踏上寻访余博士之路。</w:t>
-      </w:r>
-    </w:p>
-    <w:p>
-      <w:pPr>
-        <w:spacing w:before="120" w:after="60" w:line="384" w:lineRule="auto"/>
-        <w:jc w:val="left"/>
-      </w:pPr>
-      <w:r>
-        <w:rPr>
-          <w:rFonts w:ascii="Arial" w:hAnsi="Arial" w:eastAsia="黑体"/>
-          <w:b/>
-          <w:color w:val="141414"/>
-          <w:sz w:val="22"/>
-        </w:rPr>
-        <w:t>（四）第三卷·黑夜篇至终局：涉过夏天的苦难、通风管奇谋与全新2033的笑脸帽</w:t>
+        <w:t>到了EP03《少年的决定》，荀未来在教室里指着小赵炫耀的《小知音》封面错别字“长林文学出板社”，故意戳穿这是骗版面费的盗版杂志（实为他自己在打印店用PS排版印制、悄悄塞进赵家信箱哄小赵开心的）；当晚在501室父母结婚纪念日海参大闸蟹家宴上，他与对门502室的66岁老先生赵了在餐桌底下围绕一张掉落的【2058人生（无限）有限公司】黑底烫金名片展开了惊心动魄的拖鞋踩踏暗战！为了切断小赵与徐图图的因果、把小赵撮合给富家女王一漫，荀未来在1月29日傍晚强行把小赵拉进长林电影院看《长江7号》，却被重诺守信的小赵反锁在男洗手间里；当他捡起地上那部设着徐图图情侣合照壁纸的诺基亚E90追出放映厅时，66岁的赵了在走廊逆光中缓缓掀起鸭舌帽露出左额角同款月牙形旧疤，老中两代穿越者正式完成首重掉马摊牌！</w:t>
       </w:r>
     </w:p>
     <w:p>
@@ -1789,7 +1771,7 @@
           <w:color w:val="141414"/>
           <w:sz w:val="21"/>
         </w:rPr>
-        <w:t>荀未来在雪原古堡用30秒电梯演讲“电影是生命的延长”打动32岁余博士获投资，却因说漏嘴触发2058最高警报；他尾随赵了在飞霞路电话亭外救下被小雪注射鲜榨菠萝汁的赵了，将小雪绑回酒店2388套房审讯，并在32岁余博士潜入套房撕开小雪胶带时亲眼目睹小雪被强制召回凭空消失；搬回502室后，他穿赵了红羽绒服去大巴车烧烤摊打包、钻绿色大垃圾桶躲小赵，促成三代人首次在502室同桌吃烧烤及暑假同居吃西瓜、打街机的温馨时光；然而去北京看奥运前清晨，再次穿越过来的小雪潜入502室害得赵了心脏骤停沦为植物人！进入EP20《涉过夏天》，41岁的荀未来花200元月租在远郊荒村租下破瓦房藏匿照料植物人赵了，独自扛起整个酷夏的苦难：去菜场讨死鱼省一毛钱、装旧风扇、用500ml鼻饲袋给老赵喂流食擦脚、打工遭欠薪百度维权，深夜在病榻旁孤灯下咽着冰冷剩汉堡红着眼眶叩问“我得为少年的理想负责，还要为老了的身体负责，谁又能为我负责？”，却依然用“回到未来”账号在麻辣烫视频下留言“求店名”点醒小赵拍300元探店广告、在贴吧给【八中姐妹花】发帖引流。直到EP21初雪降临，老赵在徐图图雪地DV的召唤下苏醒，握住他的手承诺“我们三个共同面对”，三代赵左右在54路有轨电车与烧烤大巴车上含泪重逢！</w:t>
+        <w:t>到了EP04《避风港争夺战》，荀未来与赵了在烧烤摊首次正面交锋（赵了揭露2035年文科暴富当上“杂志大王”后舒图依然死于雨夜车祸，力主让小赵选理科远离徐图图，荀未来则执意要靠自己改命）。当赵东来在501室暴怒撕碎《小知音》逼走小赵、又在零下二十度的暴雪深夜独自跪翻十几个垃圾桶找回碎纸片后，41岁的荀未来拎着两瓶绿瓶二锅头坐到6栋单元门外的水泥台阶上陪老父亲喝酒——看着老父亲伸出那双冻得发紫发黑、布满血口子的粗糙大手嚎啕痛哭着说“我也是第一次当爸”，荀未来泪流满面，替16岁的自己完成了跨越二十五年的父子灵魂和解。</w:t>
       </w:r>
     </w:p>
     <w:p>
@@ -1805,7 +1787,7 @@
           <w:color w:val="141414"/>
           <w:sz w:val="21"/>
         </w:rPr>
-        <w:t>荀未来与小赵、老赵在岁月路银行外联手擒获劫匪徐家宝，在501室吃上父母包的团圆饺子（被刘美奕那句“家是避风港，不是凯旋门”彻底治愈），并在旧仓库与小赵“背对背，肩并肩”突围。面对82岁余博士启动的时空修正，荀未来在荒村破屋制定了惊天奇谋：他算准高尚抓捕自己到启动修正有30分钟时间差，先去后街麻辣烫店点“多加磁州白莲藕”完成四重时空同桌叠影诀别，从容被捕后在2058年主控室用“克隆人哲学悖论”拖住余博士20多分钟，助小赵卡Bug保住记忆，随后与老赵暴起锁喉高尚夺走门禁卡，用声东击西计骗高尚去五楼供电站，自己则掏出荒村带来的旧螺丝刀撬开顶层通风管道成功脱身！</w:t>
+        <w:t>到了EP05《回家》，荀未来白天在微机室帮小赵查出八中贴吧暗中删帖保护王一漫的吧主正是徐图图，并在赵东来闯入漫画屋抓人时，在狭窄的书架过道里替16岁的自己崩溃嘶吼出二十五年底层码农的委屈与不甘。为了重新点燃小赵的写作热情，荀未来花半个月工资找了一位模仿笔迹大师伪造了一封《刘慈欣回信》，让跑腿小哥送到漫画屋给小赵惊喜。然而当晚在福慧家园居民楼外的雪地长椅上，喝着绿罐雪花啤酒的荀未来得意洋洋地向赵东来炫耀“人家怎么可能给高中生回信嘛！我找模仿笔迹大师把我半个月工资都干进去了，连《小知音》也是在图文打印店排版的，这叫提供情绪价值——就是哄着”，殊不知出门找他的16岁赵左右正站在台阶下方的阴影里亲耳听见了全部真相！小赵信念崩塌、含泪狂奔进风雪夜色，赵东来起身追赶时在台阶滑倒闪了老腰，荀未来则在雪巷中拼命狂奔追赶——当小赵独自跑到冰封湖面中央决意“再也不写东西”并踏入薄冰险境时，仍在雪巷中狂奔追赶的荀未来脑海中1988假身份证如沙砾般闪烁消散，他痛苦地捂住胸口扑通摔倒在雪巷雪地上抽搐昏迷（并未追到冰面上）！</w:t>
       </w:r>
     </w:p>
     <w:p>
@@ -1821,7 +1803,245 @@
           <w:color w:val="141414"/>
           <w:sz w:val="21"/>
         </w:rPr>
-        <w:t>直至最终章，看到小赵在全知记忆下痛苦崩溃的荀未来，在余博士点醒下顿悟“原来未知，才是未来”。他回到2012年冬的长林八中覆雪操场，陪20岁的小赵堆完第三个雪人并清除其全部预知记忆。当小赵在飞霞路雪夜凭本能流血删掉偷拍视频、让徐图图终生未改名“舒图”后，时空修正永远卡在了99%——在全新的2033年，41岁的赵左右（荀未来）头戴妻子织的白色叉眼笑脸毛线帽，在洒满阳光的客厅里与鲜活健在的妻子徐图图深情相拥，递上了那张珍藏25年的广播站选票【赵左右一票 投给徐图图】。</w:t>
+        <w:t>到了EP06《暖雪》，被徐图图用红色救生圈从冰湖救起的小赵回到漫画屋，守着摔晕的荀未来醒来；然而因小赵一度弃文以及2033年的妻子舒图在【人生有限公司】控制台一把拍下“09”号红色紧急召回按钮，荀未来脑中响起了除夕午夜12点强制召回的24小时倒计时！在留在2008年的最后一天里，为了帮16岁的自己兑现“跨年夜给心上人下一场暖雪”的愿望，荀未来陪小赵假扮王一漫排练表白，夜里翻入八中体育馆储藏室借出两台LM3500造雪机，由罗爱文搞来银色皮卡车运到东湖公园三角尖顶礼拜堂前。除夕跨年之夜，当提着手电筒的公园管理员冲过来要拔掉造雪机发电机插头时，41岁的荀未来毫不犹豫地飞身扑倒管理员，两人在雪地里死死缠斗肉搏，用身体护住了电源电缆，助16岁的自己在漫天火流星下迎来了浪漫的“暖雪”，也在倒计时归零的瞬间因舒图跨时空降临而得以继续留在2008年。</w:t>
+      </w:r>
+    </w:p>
+    <w:p>
+      <w:pPr>
+        <w:spacing w:before="40" w:after="100" w:line="384" w:lineRule="auto"/>
+        <w:ind w:firstLine="420"/>
+        <w:jc w:val="left"/>
+      </w:pPr>
+      <w:r>
+        <w:rPr>
+          <w:rFonts w:ascii="Times New Roman" w:hAnsi="Times New Roman" w:eastAsia="宋体"/>
+          <w:b w:val="0"/>
+          <w:color w:val="141414"/>
+          <w:sz w:val="21"/>
+        </w:rPr>
+        <w:t>到了EP07《舒图来了》与EP08《时间的玩笑》，大年初一清晨，正在漫画屋拉起铁卷帘门的荀未来，迎面撞上了从2033年撑着黄笑脸伞穿越而来的41岁妻子舒图！心虚的荀未来慌忙拉下卷帘门，夫妻俩隔着半拉下的铁卷帘门展开了啼笑皆非又心酸的隔门对话，荀未来从门缝塞出一张5元纸币给妻子买吃的。当晚，舒图夺走16岁小赵的手机给荀未来发去“救我，岁月潭！”的求救短信；狂奔赶到岁月潭冰湖雪原的荀未来被舒图一把揪住衣领、强行往嘴里塞卡奇滋巧克力棒逼他回2033年签离婚协议。在漫天风雪的湖面上，夫妻俩爆发了催人泪下的情感对峙——荀未来红着眼眶吼出“我留在2008年就是为了让你活下去”，而当舒图在16岁少女徐图图“为什么要吃后悔药”的点醒下决定返回2033年、并在大年初二雪地长椅上替他骂醒16岁小赵后，荀未来在54路有轨电车站含泪送别了重返未来的妻子。</w:t>
+      </w:r>
+    </w:p>
+    <w:p>
+      <w:pPr>
+        <w:spacing w:before="120" w:after="60" w:line="384" w:lineRule="auto"/>
+        <w:jc w:val="left"/>
+      </w:pPr>
+      <w:r>
+        <w:rPr>
+          <w:rFonts w:ascii="Arial" w:hAnsi="Arial" w:eastAsia="黑体"/>
+          <w:b/>
+          <w:color w:val="141414"/>
+          <w:sz w:val="22"/>
+        </w:rPr>
+        <w:t>（三）第二卷·黄昏篇（EP09—EP16）：从“中老废物同盟”、长卷发酒精肝覆写，到红字老黄历掉马与挥泪退学</w:t>
+      </w:r>
+    </w:p>
+    <w:p>
+      <w:pPr>
+        <w:spacing w:before="40" w:after="100" w:line="384" w:lineRule="auto"/>
+        <w:ind w:firstLine="420"/>
+        <w:jc w:val="left"/>
+      </w:pPr>
+      <w:r>
+        <w:rPr>
+          <w:rFonts w:ascii="Times New Roman" w:hAnsi="Times New Roman" w:eastAsia="宋体"/>
+          <w:b w:val="0"/>
+          <w:color w:val="141414"/>
+          <w:sz w:val="21"/>
+        </w:rPr>
+        <w:t>到了EP09《人生失控》春季开学，随着小赵被舒图骂醒后在文科（10）班立下“考不进前五就扫全校厕所一个月”的军令状开启拼命三郎模式，面临飞霞路电话亭拆迁倒计时的荀未来与66岁赵了化敌为友，自嘲为“中废物”与“老废物”结成同盟辅导小赵功课；然而在502室穿衣镜前，两人惊恐地发现彼此左额角那道陪伴了半辈子的月牙形旧疤竟然同步消失了！</w:t>
+      </w:r>
+    </w:p>
+    <w:p>
+      <w:pPr>
+        <w:spacing w:before="40" w:after="100" w:line="384" w:lineRule="auto"/>
+        <w:ind w:firstLine="420"/>
+        <w:jc w:val="left"/>
+      </w:pPr>
+      <w:r>
+        <w:rPr>
+          <w:rFonts w:ascii="Times New Roman" w:hAnsi="Times New Roman" w:eastAsia="宋体"/>
+          <w:b w:val="0"/>
+          <w:color w:val="141414"/>
+          <w:sz w:val="21"/>
+        </w:rPr>
+        <w:t>到了EP10《只要我想》，看到小赵在体育馆因过度刷题低血糖昏迷、嘴里还在背历史考点，极度害怕小赵像2033年的陈明那样过劳早逝的荀未来，竟拉拢罗爱文在男洗手间拉闸断电，趁黑抢走了小赵借来的《陈明数学答案略集锦》；结果小赵在走廊凭两人校服上的男士香水味当场识破真相并与之扭打，戴娟在办公室严厉罚站荀未来和罗爱文，并将主任办公室钥匙交给了班长赵左右（客观上促成了当晚小赵去办公室送作业时抽看文综卷第一题的风波）。</w:t>
+      </w:r>
+    </w:p>
+    <w:p>
+      <w:pPr>
+        <w:spacing w:before="40" w:after="100" w:line="384" w:lineRule="auto"/>
+        <w:ind w:firstLine="420"/>
+        <w:jc w:val="left"/>
+      </w:pPr>
+      <w:r>
+        <w:rPr>
+          <w:rFonts w:ascii="Times New Roman" w:hAnsi="Times New Roman" w:eastAsia="宋体"/>
+          <w:b w:val="0"/>
+          <w:color w:val="141414"/>
+          <w:sz w:val="21"/>
+        </w:rPr>
+        <w:t>到了EP11《YOU WIN》与EP12《寻未来》，当陈明在广播室自曝每晚潜入办公室电脑打CS游戏为小赵作证、遭陈父当众掌掴退学后，愧疚的小赵受徐图图批注版《梦的解析》影响，在冰湖观景台宣布成立“梦语心理社”并立志考长林大学心理学系。这一志向改写直接让41岁的荀未来在漫画屋榻榻米上一觉醒来遭到了来自“半吊子心理学家时间线”的恐怖生理覆写——他不仅一夜之间长出中分及肩长卷发与浓密络腮胡，更因在心理学时间线里长期替患者共情酗酒，在市二院被查出重度酒精性脂肪肝！为了阻止小赵与徐图图继续互相影响，慌不择路的荀未来竟去“靓丽发艺”吹了成熟背头、熬夜看编织书把红色毛线帽织成了滑稽的红布袋，在夜间54路有轨电车上向16岁的少女徐图图上演了荒唐的表白，结果把16岁的未来老婆吓得跳车逃跑；紧接着他尾随至兴和路602室，配合戴黑礼帽黑墨镜假扮黑道大佬“李爷”的66岁赵了，演双簧吓退了持大铁剪刀剪碎母女衣物的赌鬼生父徐家宝。几天后，三条鱼漫画屋的房东爷爷因突发脑溢血不幸离世，漫画屋被其子卖掉拆迁；荀未来蹲在房东奶奶膝前痛哭道别，在搬往502室与赵了同住时，不慎将一沓写有自己操控计划与最后一张“2008年3月9日”红笔自省质问（“你选的未来，问过我想要吗？”）的手撕老黄历遗落在了漫画屋门外。</w:t>
+      </w:r>
+    </w:p>
+    <w:p>
+      <w:pPr>
+        <w:spacing w:before="40" w:after="100" w:line="384" w:lineRule="auto"/>
+        <w:ind w:firstLine="420"/>
+        <w:jc w:val="left"/>
+      </w:pPr>
+      <w:r>
+        <w:rPr>
+          <w:rFonts w:ascii="Times New Roman" w:hAnsi="Times New Roman" w:eastAsia="宋体"/>
+          <w:b w:val="0"/>
+          <w:color w:val="141414"/>
+          <w:sz w:val="21"/>
+        </w:rPr>
+        <w:t>到了EP13《我与我的宣战》，捡到红字老黄历的16岁赵左右对荀未来起了深度怀疑。荀未来一面在罗爱文家书房白板上写下“1.快 2.准 3.狠｜流量｜对立观点”的爆款法则、全力辅佐小赵创办《三人行》校园杂志社并请王一漫拍创刊号封面，一面接连遭遇小赵的盐水菠萝试探与夜间电车试探；直到本集片尾在长林八中“行仁楼”教学楼走廊的光影交界处，当小赵突然在身后对着他的背影大喊一声“赵左右——！”时，41岁的荀未来在0.5秒内凭本能驻足回头，当场掉马！</w:t>
+      </w:r>
+    </w:p>
+    <w:p>
+      <w:pPr>
+        <w:spacing w:before="40" w:after="100" w:line="384" w:lineRule="auto"/>
+        <w:ind w:firstLine="420"/>
+        <w:jc w:val="left"/>
+      </w:pPr>
+      <w:r>
+        <w:rPr>
+          <w:rFonts w:ascii="Times New Roman" w:hAnsi="Times New Roman" w:eastAsia="宋体"/>
+          <w:b w:val="0"/>
+          <w:color w:val="141414"/>
+          <w:sz w:val="21"/>
+        </w:rPr>
+        <w:t>到了EP14《继承》，由于66岁赵了警告“一旦16岁的小赵100%确信你来自未来，就会触发2058宏观时空大波动招致系统抹杀”，荀未来不得不拼命演戏试图重新捂住马甲：在校门口面对长林电视台女记者采访《三人行》杂志爆火事迹时，他把全部功劳和镜头让给小赵；在教室里教小赵在酒桌上用2020年代热词“松弛感”夸罗爱文时，被小赵追问“那你大学是中文系的吗？”，原初时间线读计算机系的荀未来本能脱口而出“计算机……”，旋即在半秒内生硬急转弯圆成“计算机……很重要，多百度高级词汇”；当晚在罗爱文家别墅厨房，他急中生智用炸小面包外裹猪肉大葱馅复炸做出“馅儿包面”并用一句“您是尖得没边儿了”哄得厂长罗仕强龙颜大悦；而在天门饭店酒局后的街边烧烤店里，面对小赵步步紧逼的身份追问，对菠萝严重过敏的荀未来为了打消小赵怀疑、护住16岁的自己，竟当着小赵的面一把抓起整串“秘制烤菠萝牛肉串”硬生生吞下，当晚满脖子红疹高烧卧床！</w:t>
+      </w:r>
+    </w:p>
+    <w:p>
+      <w:pPr>
+        <w:spacing w:before="40" w:after="100" w:line="384" w:lineRule="auto"/>
+        <w:ind w:firstLine="420"/>
+        <w:jc w:val="left"/>
+      </w:pPr>
+      <w:r>
+        <w:rPr>
+          <w:rFonts w:ascii="Times New Roman" w:hAnsi="Times New Roman" w:eastAsia="宋体"/>
+          <w:b w:val="0"/>
+          <w:color w:val="141414"/>
+          <w:sz w:val="21"/>
+        </w:rPr>
+        <w:t>到了EP15《左或右》与EP16《再见，老同学》，在爱荣机械制造厂学工期间，急于筹集五百万的荀未来一度想把王一漫车间受训与罗厂长虚假摆拍剪成黑料视频，被坚持拍下老工人真实眼泪的小赵感化；然而当晚体内两套时间线记忆的剧烈撕裂让荀未来痛不欲生，他独自跑到暴风雪呼啸的岁月潭冰面上，咬住卡奇滋巧克力棒打亮金属打火机企图自我了断，幸得16岁小赵与66岁赵了冒雪狂奔赶来，小赵一巴掌拍飞他的打火机并播放DV里同学们录制的《致未来的我》，老中青三代赵左右在风雪中痛哭相拥！彻底放下操控执念的荀未来在EP16向戴娟递交退学申请（听戴娟含泪叮嘱“把书读完，老戴下辈子也认得出你来”），在操场与高一（2）班全体同学拍下纪念合影，为帮母亲刘美奕圆武侠电影梦暗中出资买下《江湖侠警》剧组，并在校门口将漫画屋旧书卖给收废品大爷，用换来的一把五毛钱荷花硬币为16岁的小赵补买了一只生日蛋糕，微笑着说出“我不打算寻过去了，我要寻未来”，在伙伴们的挥手送别中与赵了驱车踏上寻访32岁余博士之路。</w:t>
+      </w:r>
+    </w:p>
+    <w:p>
+      <w:pPr>
+        <w:spacing w:before="120" w:after="60" w:line="384" w:lineRule="auto"/>
+        <w:jc w:val="left"/>
+      </w:pPr>
+      <w:r>
+        <w:rPr>
+          <w:rFonts w:ascii="Arial" w:hAnsi="Arial" w:eastAsia="黑体"/>
+          <w:b/>
+          <w:color w:val="141414"/>
+          <w:sz w:val="22"/>
+        </w:rPr>
+        <w:t>（四）第三卷·黑夜篇至终局（EP17—EP24）：古堡与套房惊魂、《涉过夏天》的荒村苦难、通风管奇谋与全新2033的笑脸帽</w:t>
+      </w:r>
+    </w:p>
+    <w:p>
+      <w:pPr>
+        <w:spacing w:before="40" w:after="100" w:line="384" w:lineRule="auto"/>
+        <w:ind w:firstLine="420"/>
+        <w:jc w:val="left"/>
+      </w:pPr>
+      <w:r>
+        <w:rPr>
+          <w:rFonts w:ascii="Times New Roman" w:hAnsi="Times New Roman" w:eastAsia="宋体"/>
+          <w:b w:val="0"/>
+          <w:color w:val="141414"/>
+          <w:sz w:val="21"/>
+        </w:rPr>
+        <w:t>进入黑夜篇（EP17–EP19），荀未来与赵了在林海雪原哥特式古堡见到32岁的青年余博士（余止）。面对余博士只给30秒的严苛限时，荀未来以“电影是生命的延长，而时空旅行能让人真正再活一次”打动余博士，却因赵了随后闯入触发了2058年最高级别警报。当2058年实习生小雪潜入2008年在飞霞路电话亭旁用掺有鲜榨菠萝汁的饮料诱发赵了过敏休克送医时，尾随而至的荀未来及时救下老赵，并在市二院病房外与苏醒的老赵合力抓获小雪、带回酒店2388套房审讯，首次逼问出自己“009号保密实验者档案遗失成为系统漏洞（Bug）”的惊天秘密；随后当32岁的余博士找去酒店2388套房卧室撕开小雪嘴上封口胶带时，荀未来亲眼目睹小雪在刺目白光中凭空消失被强制召回2058年。</w:t>
+      </w:r>
+    </w:p>
+    <w:p>
+      <w:pPr>
+        <w:spacing w:before="40" w:after="100" w:line="384" w:lineRule="auto"/>
+        <w:ind w:firstLine="420"/>
+        <w:jc w:val="left"/>
+      </w:pPr>
+      <w:r>
+        <w:rPr>
+          <w:rFonts w:ascii="Times New Roman" w:hAnsi="Times New Roman" w:eastAsia="宋体"/>
+          <w:b w:val="0"/>
+          <w:color w:val="141414"/>
+          <w:sz w:val="21"/>
+        </w:rPr>
+        <w:t>搬入502室与老赵同住后（EP19），荀未来穿着老赵宽大的红色羽绒服去大巴车烧烤摊买烤串，因怕被16岁的小赵撞见自己几天没洗澡的落魄模样而狼狈钻进路边绿色大塑料垃圾桶，反被骑车追来的小赵一把抱住（“就是你现在刚从粪坑里头爬出来，我们也不会嫌弃你的！你永远都是我们的荀哥！”），促成了老中青三代人首次在502室同桌吃烧烤，并在盛夏度过了一段同吃冰镇西瓜、去电玩城并排打街机的温馨时光。然而就在出发去北京看奥运的清晨，再次潜回2008年的小雪用袖口毒针刺倒赵了，致其心脏骤停沦为深度昏迷植物人！为防小雪在医院补刀，荀未来在暴雨夜含泪背起苍老的66岁自己逃往远郊荒村。</w:t>
+      </w:r>
+    </w:p>
+    <w:p>
+      <w:pPr>
+        <w:spacing w:before="40" w:after="100" w:line="384" w:lineRule="auto"/>
+        <w:ind w:firstLine="420"/>
+        <w:jc w:val="left"/>
+      </w:pPr>
+      <w:r>
+        <w:rPr>
+          <w:rFonts w:ascii="Times New Roman" w:hAnsi="Times New Roman" w:eastAsia="宋体"/>
+          <w:b w:val="0"/>
+          <w:color w:val="141414"/>
+          <w:sz w:val="21"/>
+        </w:rPr>
+        <w:t>在EP20《涉过夏天》中，曾经习惯逃避的41岁荀未来完成了全剧最催人泪下的苦难修行：他在远郊荒村花200元月租租下一间破败的土炕瓦房藏匿照料植物人赵了，独自一人扛起了整个酷夏的重担——去菜市场为省一毛钱低声下气讨买死鱼、满头大汗用旧螺丝刀修好吱呀作响的旧台扇、熟练地用500ml鼻饲袋给老赵喂流食、端来温水仔细替老年的自己擦洗浮肿的双脚，外出打零工遭老板欠薪还要自己查法律条文维权。深夜里，荀未来坐在破屋门槛上大口咽着干硬冰冷的剩汉堡，看着土炕上人事不省的老年自己，崩溃落泪发出全剧最扎心的中年叩问：“我得为少年的理想负责，还要为老了的身体负责。老赵，你说我夹在中间有多难啊？我真的能放手做自己吗？……谁又能为我负责？”即便身处绝境，他依然在旧电脑上用ID【回到未来】在小赵的《孤独的饭桶》视频下留言“求店名！”，点醒16岁的自己通过拍300元探店广告赚取第一桶金。</w:t>
+      </w:r>
+    </w:p>
+    <w:p>
+      <w:pPr>
+        <w:spacing w:before="40" w:after="100" w:line="384" w:lineRule="auto"/>
+        <w:ind w:firstLine="420"/>
+        <w:jc w:val="left"/>
+      </w:pPr>
+      <w:r>
+        <w:rPr>
+          <w:rFonts w:ascii="Times New Roman" w:hAnsi="Times New Roman" w:eastAsia="宋体"/>
+          <w:b w:val="0"/>
+          <w:color w:val="141414"/>
+          <w:sz w:val="21"/>
+        </w:rPr>
+        <w:t>到了EP21《当雪落下》冬日初雪降临，荀未来戴着皮手套拎着一塑料袋干苞米（玉米）踏雪走回荒村破屋，掀开门帘瞬间如遭雷击——被电脑屏幕上徐图图雪地欢笑堆雪人DV唤醒的66岁赵了，已经拔掉鼻饲管坐在床沿望着窗外冬雪，回头温和地问了他一句：“闹铃没响，把奥运会都睡过去了。实在有点可惜啊……吃了吗？”荀未来握着玉米袋子的手剧烈颤抖、热泪盈眶地转身要去蒸玉米。在开车载老赵返回市区的路虎车上，荀未来一边开车一边倒豆子般狂吐苦水（“天天就吃玉米了，玉米须子都舍不得扔，感觉现在连放个屁都是玉米味的！”）；回到502室后，看着赵了按出六个零（000000）打开那个自己夏天试遍生日密码都打不开的电子保险箱，荀未来气得翻白眼吐槽“你这明明就是灯下黑防我的吧”，却在赵了塞给他两万块钱让他去订五星级酒店套房时主动把钱推了回去（“这儿总归比乡下小破屋强多了，余博士还没找到，这钱还得省着点花”）。当赵了调侃起昏迷时听见他半夜一边搓澡一边唱伤感民谣、继而敛起笑意握住他的手郑重说出“谢谢你啊，不会没人对你负责的，未来关于赵左右的一切，我们三个共同面对”时，荀未来嘴上傲娇哼了一声把头埋进被窝，心底长达半生的委屈与孤独终于被彻底抚平。当晚，他与老赵坐在风雪夜的54路有轨电车前排，迎来了16岁小赵飞奔上前的含泪拥抱，三代人在大巴车烧烤摊上碰杯高呼“每个年龄段的赵左右都是最牛的”；次日他又配合老赵与小赵在502室上演“假植物人试探计”，亲眼验证了小雪被徐图图感化后的真心悔过。</w:t>
+      </w:r>
+    </w:p>
+    <w:p>
+      <w:pPr>
+        <w:spacing w:before="40" w:after="100" w:line="384" w:lineRule="auto"/>
+        <w:ind w:firstLine="420"/>
+        <w:jc w:val="left"/>
+      </w:pPr>
+      <w:r>
+        <w:rPr>
+          <w:rFonts w:ascii="Times New Roman" w:hAnsi="Times New Roman" w:eastAsia="宋体"/>
+          <w:b w:val="0"/>
+          <w:color w:val="141414"/>
+          <w:sz w:val="21"/>
+        </w:rPr>
+        <w:t>在EP22–23中，荀未来先与小赵、老赵在岁月路24小时自助银行外联手设伏擒获持美工刀抢劫的徐家宝并拍下认罪视频；当晚在501室五口之家团圆饺子宴上，他听着母亲刘美奕温柔说出“家是避风港，不是凯旋门”，并在风雪夜听着母亲追在身后叮嘱“到北京好好照顾自己，以后别省钱买红眼航班了”，背对父母泣不成声；随后在地下旧物仓库电话亭重围中，他在小雪反叛与老赵咆哮掩护下，抄起长木条与16岁小赵“背对背，肩并肩”杀出重围！面对82岁老年余博士启动的局部熵减时空修正，荀未来在荒村破屋制定了惊天奇谋：他算准高尚抓捕自己到启动修正有30分钟时间差，先独自走进后街麻辣烫店点“三盘多加藕”完成1998、2008、2033、2058四重时空同桌叠影诀别，从容被捕后在2058主控室抛出“克隆人犯罪悖论”拖住余博士20多分钟，助16岁小赵刷58003员工卡躲来2058卡Bug保住记忆；紧接着他与老赵暴起锁喉高尚夺走门禁卡，用声东击西计骗高尚带队奔向五楼供电站，自己则掏出荒村带来的那把旧螺丝刀撬开顶层通风管道成功脱身！</w:t>
+      </w:r>
+    </w:p>
+    <w:p>
+      <w:pPr>
+        <w:spacing w:before="40" w:after="100" w:line="384" w:lineRule="auto"/>
+        <w:ind w:firstLine="420"/>
+        <w:jc w:val="left"/>
+      </w:pPr>
+      <w:r>
+        <w:rPr>
+          <w:rFonts w:ascii="Times New Roman" w:hAnsi="Times New Roman" w:eastAsia="宋体"/>
+          <w:b w:val="0"/>
+          <w:color w:val="141414"/>
+          <w:sz w:val="21"/>
+        </w:rPr>
+        <w:t>至EP24大结局，看到20岁的小赵在四年全知记忆重压下沦为行尸走肉、在2012冬夜拎着啤酒瓶对路边微笑雪人崩溃哭喊“笑什么？我问你笑什么！”，荀未来在82岁余博士“如果一个人什么都知道，真的会活得更好吗”的点醒下彻底顿悟。他重返2012年冬夜的长林八中覆雪大操场，陪20岁的小赵并肩堆完第三个雪人，以此作为定位坐标请余博士清除了自己和老赵强加给小赵的全部预知记忆，归还少年“未知的权利”（“去做回那个莽撞的少年吧，或许最后的变数，反而在这未知之中呢。那一刻我才寻到——原来未知，才是未来”）。当忘却算计的小赵当晚在飞霞路雪夜凭本能流血删掉偷拍视频、让徐图图终生未改名“舒图”从而将时空修正永远卡死在99%后，在全新的2033年冬夜，41岁的赵左右（荀未来）头戴妻子织的白色叉眼笑脸毛线帽，在温暖的家中与平安健在的妻子徐图图深情相拥，递上了那张装裱珍藏了25年的高中广播站选票——【赵左右一票 投给徐图图】。</w:t>
       </w:r>
     </w:p>
     <w:p>
@@ -2191,7 +2411,7 @@
           <w:color w:val="141414"/>
           <w:sz w:val="21"/>
         </w:rPr>
-        <w:t>• “你说得对。两三万，解决不了我的问题。……二三十万。两三百万。都不如我自己——来左右一次人生。”（EP01第1-14场，2033年41岁赵左右在复古有轨电车上拒绝向困局低头、决定签下009号实验协议重返2008时的立命金句，亦为开播终极预告片开场第一句核心台词）</w:t>
+        <w:t>• “你说得对。两三万，解决不了我的问题。……二三十万。两三百万。都不如我自己——来左右一次人生。”（EP012033年41岁赵左右在复古有轨电车上拒绝向困局低头、决定签下009号实验协议重返2008时的立命金句，亦为开播终极预告片开场第一句核心台词）</w:t>
       </w:r>
     </w:p>
     <w:p>
@@ -2206,7 +2426,7 @@
           <w:color w:val="141414"/>
           <w:sz w:val="21"/>
         </w:rPr>
-        <w:t>• “来到2008年，像一次毫无准备的长途旅行。这里有我熟悉的人——却唯独没那么熟悉自己。”（EP01第1-42场片尾，荀未来初抵2008年第一夜凝视旧时光时的灵魂画外音）</w:t>
+        <w:t>• “来到2008年，像一次毫无准备的长途旅行。这里有我熟悉的人——却唯独没那么熟悉自己。”（EP01片尾，荀未来初抵2008年第一夜凝视旧时光时的灵魂画外音）</w:t>
       </w:r>
     </w:p>
     <w:p>
@@ -2221,7 +2441,7 @@
           <w:color w:val="141414"/>
           <w:sz w:val="21"/>
         </w:rPr>
-        <w:t>• “第一夜，思绪乱飞。改命，我怎么敢的？我从来都不敢。所以我必须敢。”（EP01第1-42场片尾，荀未来在三条鱼漫画屋里间立下的破局独白）</w:t>
+        <w:t>• “第一夜，思绪乱飞。改命，我怎么敢的？我从来都不敢。所以我必须敢。”（EP01片尾，荀未来在三条鱼漫画屋里间立下的破局独白）</w:t>
       </w:r>
     </w:p>
     <w:p>
@@ -2236,7 +2456,7 @@
           <w:color w:val="141414"/>
           <w:sz w:val="21"/>
         </w:rPr>
-        <w:t>• “你选的未来，问过我想要吗？”（EP12第12-8场／EP13第13-3场，荀未来在搬离三条鱼漫画屋前于2008年3月9日老黄历纸上用红笔亲手写下的痛切自省，后被16岁赵左右在漫画屋门外捡起读出）</w:t>
+        <w:t>• “你选的未来，问过我想要吗？”（EP12／EP13荀未来在搬离三条鱼漫画屋前于2008年3月9日老黄历纸上用红笔亲手写下的痛切自省，后被16岁赵左右在漫画屋门外捡起读出）</w:t>
       </w:r>
     </w:p>
     <w:p>
@@ -2251,7 +2471,7 @@
           <w:color w:val="141414"/>
           <w:sz w:val="21"/>
         </w:rPr>
-        <w:t>• “跟五百万没有关系。我只是突然发现，我好像寻错地方了。我来2008年是为了给自己寻一个好的未来，但是这段时间，我慢慢地发现，或许舒图说得对——哪怕在2033年重新开始，我也一样有能力重新开始我的新事业，不是非得要改变小赵什么。所以，我不打算寻过去了，我要寻未来。”（EP16第16-5场，荀未来放下操控16岁自我的执念、决定主动退学寻访余博士时的觉醒剖白）</w:t>
+        <w:t>• “跟五百万没有关系。我只是突然发现，我好像寻错地方了。我来2008年是为了给自己寻一个好的未来，但是这段时间，我慢慢地发现，或许舒图说得对——哪怕在2033年重新开始，我也一样有能力重新开始我的新事业，不是非得要改变小赵什么。所以，我不打算寻过去了，我要寻未来。”（EP16荀未来放下操控16岁自我的执念、决定主动退学寻访余博士时的觉醒剖白）</w:t>
       </w:r>
     </w:p>
     <w:p>
@@ -2266,7 +2486,7 @@
           <w:color w:val="141414"/>
           <w:sz w:val="21"/>
         </w:rPr>
-        <w:t>• “不管我怎么想努力、想改变，你都站在未来的高处审判着我，觉得我是个卢瑟（Loser），是吧？！”（EP19第19-5场，41岁荀未来面对66岁赵了指责时的委屈爆发，道尽中年夹心层的痛楚）</w:t>
+        <w:t>• “不管我怎么想努力、想改变，你都站在未来的高处审判着我，觉得我是个卢瑟（Loser），是吧？！”（EP1941岁荀未来面对66岁赵了指责时的委屈爆发，道尽中年夹心层的痛楚）</w:t>
       </w:r>
     </w:p>
     <w:p>
@@ -2281,7 +2501,7 @@
           <w:color w:val="141414"/>
           <w:sz w:val="21"/>
         </w:rPr>
-        <w:t>• “我得为少年的理想负责，还要为老了的身体负责。老赵，你说我夹在中间有多难啊？我真的能放手做自己吗？……谁又能为我负责？”（EP20第20-5场，荒村破屋深夜荀未来独自照料植物人赵了时的泣血叩问）</w:t>
+        <w:t>• “我得为少年的理想负责，还要为老了的身体负责。老赵，你说我夹在中间有多难啊？我真的能放手做自己吗？……谁又能为我负责？”（EP20荒村破屋深夜荀未来独自照料植物人赵了时的泣血叩问）</w:t>
       </w:r>
     </w:p>
     <w:p>
@@ -2296,7 +2516,7 @@
           <w:color w:val="141414"/>
           <w:sz w:val="21"/>
         </w:rPr>
-        <w:t>• “那你就别照镜子。躲过修正，记住我们，记住我们给你带来的关于未来的一切。只要你记得，我们就永远在你身边。”（EP23第23-3场，荒村破屋与16岁小赵诀别时的嘱托）</w:t>
+        <w:t>• “那你就别照镜子。躲过修正，记住我们，记住我们给你带来的关于未来的一切。只要你记得，我们就永远在你身边。”（EP23荒村破屋与16岁小赵诀别时的嘱托）</w:t>
       </w:r>
     </w:p>
     <w:p>
@@ -2311,7 +2531,7 @@
           <w:color w:val="141414"/>
           <w:sz w:val="21"/>
         </w:rPr>
-        <w:t>• “既然现在已经是最坏的情况，那怎么做都是向上走。去做回那个莽撞的少年吧，或许最后的变数，反而在这未知之中呢。那一刻我才寻到——原来未知，才是未来。”（EP24第24-10场大结局，母校覆雪操场陪20岁小赵堆完雪人、清除预知记忆时的全剧最高哲思点题）</w:t>
+        <w:t>• “既然现在已经是最坏的情况，那怎么做都是向上走。去做回那个莽撞的少年吧，或许最后的变数，反而在这未知之中呢。那一刻我才寻到——原来未知，才是未来。”（EP24大结局，母校覆雪操场陪20岁小赵堆完雪人、清除预知记忆时的全剧最高哲思点题）</w:t>
       </w:r>
     </w:p>
     <w:sectPr>

--- a/01_《三人行》全24集全流程标杆成品库/05_核心人物一人一档/人物02_荀未来（2033—2035成年赵左右 ＆ 2008高一转校生态）.docx
+++ b/01_《三人行》全24集全流程标杆成品库/05_核心人物一人一档/人物02_荀未来（2033—2035成年赵左右 ＆ 2008高一转校生态）.docx
@@ -1660,7 +1660,7 @@
           <w:color w:val="141414"/>
           <w:sz w:val="22"/>
         </w:rPr>
-        <w:t>（一）绝望的起点与时空震荡（2033年1月 ＆ 1998年冬夜）：数字墓碑、离婚危机与“三个雪人”的抚慰</w:t>
+        <w:t>（一）绝望的起点与009号实验签约（2033年1月21日）：数字公墓、648元白包与“我自己来左右一次人生”</w:t>
       </w:r>
     </w:p>
     <w:p>
@@ -1676,23 +1676,7 @@
           <w:color w:val="141414"/>
           <w:sz w:val="21"/>
         </w:rPr>
-        <w:t>在原初时间线（Timeline α）的2033年1月21日（EP01《夺回人生》），41岁的中年程序员赵左右正深陷人生的至暗低谷：他先是站在长林数字公墓挚友陈明（1990—2033）的电子墓碑前，看着因常年996过劳早逝的老友遗像痛悔不已；接着在“旧时光”有轨电车咖啡馆里，已经成为成功企业家的老同学罗爱文递给他两个装有648元份子钱的实体白包，拒绝再无底线借给他两三万块钱，只在临走前塞给他一张【人生有限公司】的黑底名片（“你现在连命都不要了，两三万解决不了你的问题，不如去找人生有限公司”）。回到墨绿色调的家中，面对因他失业逃避而心灰意冷提出离婚的妻子舒图，以及随后舒图遭遇的惨烈车祸，走投无路的41岁赵左右走进【人生有限公司】，对项目代表说出“都不如我自己来左右一次人生”，签下保密实验者【009号】协议（严守不得透露未来身份、不得发生肢体冲突、一周年内必须完成任务返回三大禁令），依靠点燃并咬碎“卡奇滋巧克力饼干棒”启动虫洞返回2008年。</w:t>
-      </w:r>
-    </w:p>
-    <w:p>
-      <w:pPr>
-        <w:spacing w:before="40" w:after="100" w:line="384" w:lineRule="auto"/>
-        <w:ind w:firstLine="420"/>
-        <w:jc w:val="left"/>
-      </w:pPr>
-      <w:r>
-        <w:rPr>
-          <w:rFonts w:ascii="Times New Roman" w:hAnsi="Times New Roman" w:eastAsia="宋体"/>
-          <w:b w:val="0"/>
-          <w:color w:val="141414"/>
-          <w:sz w:val="21"/>
-        </w:rPr>
-        <w:t>由于初次穿越的时空坐标震荡，他在EP01冷开场先误落入了1998年冬夜的福慧家园红砖家属院。满心绝望与屈辱的他拿着酒瓶指着院落中央的雪人怒目咆哮“你是不是笑我？”，随即失控地抬脚将雪人踹得四分五裂，骂骂咧咧地离去；而当他在EP02冷开场从胡同折返时，却被提前一步穿越到1998年的66岁老年自己（赵了）拉住，隔着风雪亲眼看见年仅6岁的幼年赵左右蹲在雪地里，用冻得通红的小手并排堆起三个雪人，仰起小脸自勉：“赵左右，老师说，三人成众。你现在不是一个人了。没人再敢欺负你了。”这跨越三十五年的童真一幕，让41岁的他在风雪中热泪盈眶。</w:t>
+        <w:t>在原初时间线（Timeline α）的2033年1月21日（EP01《夺回人生》），41岁的中年程序员赵左右正深陷人生的至暗低谷：他先是站在长林数字公墓挚友陈明（1990—2033）的电子墓碑前，看着因常年996过劳早逝的老友遗像痛悔不已；接着在“旧时光”有轨电车咖啡馆里，已经成为成功企业家的老同学罗爱文递给他两个装有648元份子钱的实体白包，拒绝再无底线借给他两三万块钱，只在临走前塞给他一张【人生有限公司】的黑底名片（“你现在连命都不要了，两三万解决不了你的问题，不如去找人生有限公司”）。回到墨绿色调的家中，面对因他失业逃避而心灰意冷提出离婚的妻子舒图，以及随后舒图遭遇的惨烈车祸，走投无路的41岁赵左右走进【人生有限公司】，在复古电车会谈空间里对项目代表说出“两三万，解决不了我的问题。二三十万。两三百万。都不如我自己——来左右一次人生”，签下保密实验者【009号】协议（严守不得透露未来身份、不得发生肢体冲突、一周年内必须完成任务返回三大禁令），依靠点燃并咬碎“卡奇滋巧克力饼干棒”启动虫洞，正式穿越抵达2008年1月21日！</w:t>
       </w:r>
     </w:p>
     <w:p>
@@ -1723,7 +1707,7 @@
           <w:color w:val="141414"/>
           <w:sz w:val="21"/>
         </w:rPr>
-        <w:t>到了EP01《夺回人生》主线开启的2008年1月21日，41岁的赵左右揣着伪造的1988年生“苟未来”身份证（被师生误读为“荀未来”）翻越长林八中铁围栏。他先在操场看台霸气替偷吃麻辣烫被抓的16岁赵左右和罗爱文解围（把三千字检讨甩给罗爱文，收获小弟一枚）；接着闯入教导主任戴娟办公室，掐表用56.56秒的“年级平均分KPI话术”说服戴娟破例给他一次数学摸底补考机会；考前在女卫生间救出因节食低血糖晕倒的校花王一漫，背她去校医室并用黄桃罐头缓解其低血糖（触发2033年妻子舒图喂他吃黄桃罐头的温暖闪回）；在数学考场获王一漫借予酒红色金夹英雄钢笔，不仅拿满分更写出压轴题第三种解法震惊全校；中午在食堂花五分钟修好故障刷卡机帮小赵打上红烧肉；放学后编造“二姐表亲领养孤儿”的苦情身世住进三条鱼漫画屋后屋木板间，并在当晚随小赵踏入阔别二十五年的501室家门——看着年轻健康的父母赵东来与刘美奕，41岁的荀未来拼命压抑住夺眶欲出的眼泪，并在饭后力劝16岁的自己弃理从文。</w:t>
+        <w:t>到了EP01《夺回人生》主线开启的2008年1月21日，41岁的赵左右揣着伪造的1988年生“苟未来”身份证（被师生误读为“荀未来”）翻越长林八中铁围栏。他先在操场看台霸气替偷吃麻辣烫被抓的16岁赵左右和罗爱文解围（把三千字检讨甩给罗爱文，收获小弟一枚）；接着闯入教导主任戴娟办公室，掐表用56.56秒的“年级平均分KPI话术”说服戴娟破例给他一次数学摸底补考机会；考前在女卫生间救出因节食低血糖晕倒的校花王一漫，背她去校医室并用黄桃罐头缓解其低血糖（触发2033年妻子舒图喂他吃黄桃罐头的温暖闪回）；在数学考场获王一漫借予酒红色金夹英雄钢笔，不仅拿满分更写出压轴题第三种解法震惊全校；中午在食堂花五分钟修好故障刷卡机帮小赵打上红烧肉；放学后编造“二姐表亲领养孤儿”的苦情身世住进三条鱼漫画屋后屋木板间，并在当晚随小赵踏入阔别二十五年的501室家门——看着年轻健康的父母赵东来与刘美奕，41岁的荀未来拼命压抑住夺眶而出的眼泪，并在饭后力劝16岁的自己弃理从文。</w:t>
       </w:r>
     </w:p>
     <w:p>
@@ -1961,7 +1945,7 @@
           <w:color w:val="141414"/>
           <w:sz w:val="21"/>
         </w:rPr>
-        <w:t>进入黑夜篇（EP17–EP19），荀未来与赵了在林海雪原哥特式古堡见到32岁的青年余博士（余止）。面对余博士只给30秒的严苛限时，荀未来以“电影是生命的延长，而时空旅行能让人真正再活一次”打动余博士，却因赵了随后闯入触发了2058年最高级别警报。当2058年实习生小雪潜入2008年在飞霞路电话亭旁用掺有鲜榨菠萝汁的饮料诱发赵了过敏休克送医时，尾随而至的荀未来及时救下老赵，并在市二院病房外与苏醒的老赵合力抓获小雪、带回酒店2388套房审讯，首次逼问出自己“009号保密实验者档案遗失成为系统漏洞（Bug）”的惊天秘密；随后当32岁的余博士找去酒店2388套房卧室撕开小雪嘴上封口胶带时，荀未来亲眼目睹小雪在刺目白光中凭空消失被强制召回2058年。</w:t>
+        <w:t>进入黑夜篇（EP17–EP19），荀未来与赵了在林海雪原哥特式古堡见到32岁的青年余博士（余止）。面对余博士只给30秒的严苛限时，荀未来以“电影是生命的延长，而时空旅行能让人真正再活一次”打动余博士，却因赵了随后闯入触发了2058年最高级别警报。当2058年实习生小雪潜入2008年在飞霞路电话亭旁用掺有鲜榨菠萝汁的饮料诱发赵了过敏休克送医时，尾随而至的荀未来及时救下老赵，并在市二院病房外与苏醒的老赵合力抓获小雪、带回酒店2388套房审讯，首次逼问出自己“009号保密实验者档案遗失成为系统漏洞（Bug）”的惊天秘密；随后当32岁的余博士来到酒店2388套房卧室撕开小雪嘴上胶带时，荀未来亲眼目睹小雪在刺目白光中凭空消失被强制召回2058年。</w:t>
       </w:r>
     </w:p>
     <w:p>
@@ -2411,7 +2395,7 @@
           <w:color w:val="141414"/>
           <w:sz w:val="21"/>
         </w:rPr>
-        <w:t>• “你说得对。两三万，解决不了我的问题。……二三十万。两三百万。都不如我自己——来左右一次人生。”（EP012033年41岁赵左右在复古有轨电车上拒绝向困局低头、决定签下009号实验协议重返2008时的立命金句，亦为开播终极预告片开场第一句核心台词）</w:t>
+        <w:t>• “你说得对。两三万，解决不了我的问题。……二三十万。两三百万。都不如我自己——来左右一次人生。”（EP01，2033年41岁赵左右在复古有轨电车上拒绝向困局低头、决定签下009号实验协议重返2008时的立命金句，亦为开播终极预告片开场第一句核心台词）</w:t>
       </w:r>
     </w:p>
     <w:p>
@@ -2456,7 +2440,7 @@
           <w:color w:val="141414"/>
           <w:sz w:val="21"/>
         </w:rPr>
-        <w:t>• “你选的未来，问过我想要吗？”（EP12／EP13荀未来在搬离三条鱼漫画屋前于2008年3月9日老黄历纸上用红笔亲手写下的痛切自省，后被16岁赵左右在漫画屋门外捡起读出）</w:t>
+        <w:t>• “你选的未来，问过我想要吗？”（EP12／EP13，荀未来在搬离三条鱼漫画屋前于2008年3月9日老黄历纸上用红笔亲手写下的痛切自省，后被16岁赵左右在漫画屋门外捡起读出）</w:t>
       </w:r>
     </w:p>
     <w:p>
@@ -2471,7 +2455,7 @@
           <w:color w:val="141414"/>
           <w:sz w:val="21"/>
         </w:rPr>
-        <w:t>• “跟五百万没有关系。我只是突然发现，我好像寻错地方了。我来2008年是为了给自己寻一个好的未来，但是这段时间，我慢慢地发现，或许舒图说得对——哪怕在2033年重新开始，我也一样有能力重新开始我的新事业，不是非得要改变小赵什么。所以，我不打算寻过去了，我要寻未来。”（EP16荀未来放下操控16岁自我的执念、决定主动退学寻访余博士时的觉醒剖白）</w:t>
+        <w:t>• “跟五百万没有关系。我只是突然发现，我好像寻错地方了。我来2008年是为了给自己寻一个好的未来，但是这段时间，我慢慢地发现，或许舒图说得对——哪怕在2033年重新开始，我也一样有能力重新开始我的新事业，不是非得要改变小赵什么。所以，我不打算寻过去了，我要寻未来。”（EP16，荀未来放下操控16岁自我的执念、决定主动退学寻访余博士时的觉醒剖白）</w:t>
       </w:r>
     </w:p>
     <w:p>
@@ -2486,7 +2470,7 @@
           <w:color w:val="141414"/>
           <w:sz w:val="21"/>
         </w:rPr>
-        <w:t>• “不管我怎么想努力、想改变，你都站在未来的高处审判着我，觉得我是个卢瑟（Loser），是吧？！”（EP1941岁荀未来面对66岁赵了指责时的委屈爆发，道尽中年夹心层的痛楚）</w:t>
+        <w:t>• “不管我怎么想努力、想改变，你都站在未来的高处审判着我，觉得我是个卢瑟（Loser），是吧？！”（EP19，41岁荀未来面对66岁赵了指责时的委屈爆发，道尽中年夹心层的痛楚）</w:t>
       </w:r>
     </w:p>
     <w:p>
@@ -2501,7 +2485,7 @@
           <w:color w:val="141414"/>
           <w:sz w:val="21"/>
         </w:rPr>
-        <w:t>• “我得为少年的理想负责，还要为老了的身体负责。老赵，你说我夹在中间有多难啊？我真的能放手做自己吗？……谁又能为我负责？”（EP20荒村破屋深夜荀未来独自照料植物人赵了时的泣血叩问）</w:t>
+        <w:t>• “我得为少年的理想负责，还要为老了的身体负责。老赵，你说我夹在中间有多难啊？我真的能放手做自己吗？……谁又能为我负责？”（EP20，荒村破屋深夜荀未来独自照料植物人赵了时的泣血叩问）</w:t>
       </w:r>
     </w:p>
     <w:p>
@@ -2516,7 +2500,7 @@
           <w:color w:val="141414"/>
           <w:sz w:val="21"/>
         </w:rPr>
-        <w:t>• “那你就别照镜子。躲过修正，记住我们，记住我们给你带来的关于未来的一切。只要你记得，我们就永远在你身边。”（EP23荒村破屋与16岁小赵诀别时的嘱托）</w:t>
+        <w:t>• “那你就别照镜子。躲过修正，记住我们，记住我们给你带来的关于未来的一切。只要你记得，我们就永远在你身边。”（EP23，荒村破屋与16岁小赵诀别时的嘱托）</w:t>
       </w:r>
     </w:p>
     <w:p>

--- a/01_《三人行》全24集全流程标杆成品库/05_核心人物一人一档/人物02_荀未来（2033—2035成年赵左右 ＆ 2008高一转校生态）.docx
+++ b/01_《三人行》全24集全流程标杆成品库/05_核心人物一人一档/人物02_荀未来（2033—2035成年赵左右 ＆ 2008高一转校生态）.docx
@@ -124,9 +124,7 @@
         </w:tc>
       </w:tr>
       <w:tr>
-        <w:trPr>
-          <w:cantSplit/>
-        </w:trPr>
+        <w:trPr/>
         <w:tc>
           <w:tcPr>
             <w:tcW w:type="dxa" w:w="2520"/>
@@ -185,9 +183,7 @@
         </w:tc>
       </w:tr>
       <w:tr>
-        <w:trPr>
-          <w:cantSplit/>
-        </w:trPr>
+        <w:trPr/>
         <w:tc>
           <w:tcPr>
             <w:tcW w:type="dxa" w:w="2520"/>
@@ -248,9 +244,7 @@
         </w:tc>
       </w:tr>
       <w:tr>
-        <w:trPr>
-          <w:cantSplit/>
-        </w:trPr>
+        <w:trPr/>
         <w:tc>
           <w:tcPr>
             <w:tcW w:type="dxa" w:w="2520"/>
@@ -309,9 +303,7 @@
         </w:tc>
       </w:tr>
       <w:tr>
-        <w:trPr>
-          <w:cantSplit/>
-        </w:trPr>
+        <w:trPr/>
         <w:tc>
           <w:tcPr>
             <w:tcW w:type="dxa" w:w="2520"/>
@@ -372,9 +364,7 @@
         </w:tc>
       </w:tr>
       <w:tr>
-        <w:trPr>
-          <w:cantSplit/>
-        </w:trPr>
+        <w:trPr/>
         <w:tc>
           <w:tcPr>
             <w:tcW w:type="dxa" w:w="2520"/>
@@ -433,9 +423,7 @@
         </w:tc>
       </w:tr>
       <w:tr>
-        <w:trPr>
-          <w:cantSplit/>
-        </w:trPr>
+        <w:trPr/>
         <w:tc>
           <w:tcPr>
             <w:tcW w:type="dxa" w:w="2520"/>
@@ -496,9 +484,7 @@
         </w:tc>
       </w:tr>
       <w:tr>
-        <w:trPr>
-          <w:cantSplit/>
-        </w:trPr>
+        <w:trPr/>
         <w:tc>
           <w:tcPr>
             <w:tcW w:type="dxa" w:w="2520"/>
@@ -557,9 +543,7 @@
         </w:tc>
       </w:tr>
       <w:tr>
-        <w:trPr>
-          <w:cantSplit/>
-        </w:trPr>
+        <w:trPr/>
         <w:tc>
           <w:tcPr>
             <w:tcW w:type="dxa" w:w="2520"/>
@@ -620,9 +604,7 @@
         </w:tc>
       </w:tr>
       <w:tr>
-        <w:trPr>
-          <w:cantSplit/>
-        </w:trPr>
+        <w:trPr/>
         <w:tc>
           <w:tcPr>
             <w:tcW w:type="dxa" w:w="2520"/>
@@ -681,9 +663,7 @@
         </w:tc>
       </w:tr>
       <w:tr>
-        <w:trPr>
-          <w:cantSplit/>
-        </w:trPr>
+        <w:trPr/>
         <w:tc>
           <w:tcPr>
             <w:tcW w:type="dxa" w:w="2520"/>
@@ -744,9 +724,7 @@
         </w:tc>
       </w:tr>
       <w:tr>
-        <w:trPr>
-          <w:cantSplit/>
-        </w:trPr>
+        <w:trPr/>
         <w:tc>
           <w:tcPr>
             <w:tcW w:type="dxa" w:w="2520"/>
@@ -1101,9 +1079,7 @@
         </w:tc>
       </w:tr>
       <w:tr>
-        <w:trPr>
-          <w:cantSplit/>
-        </w:trPr>
+        <w:trPr/>
         <w:tc>
           <w:tcPr>
             <w:tcW w:type="dxa" w:w="2520"/>
@@ -1168,9 +1144,7 @@
         </w:tc>
       </w:tr>
       <w:tr>
-        <w:trPr>
-          <w:cantSplit/>
-        </w:trPr>
+        <w:trPr/>
         <w:tc>
           <w:tcPr>
             <w:tcW w:type="dxa" w:w="2520"/>
@@ -1237,9 +1211,7 @@
         </w:tc>
       </w:tr>
       <w:tr>
-        <w:trPr>
-          <w:cantSplit/>
-        </w:trPr>
+        <w:trPr/>
         <w:tc>
           <w:tcPr>
             <w:tcW w:type="dxa" w:w="2520"/>
@@ -1304,9 +1276,7 @@
         </w:tc>
       </w:tr>
       <w:tr>
-        <w:trPr>
-          <w:cantSplit/>
-        </w:trPr>
+        <w:trPr/>
         <w:tc>
           <w:tcPr>
             <w:tcW w:type="dxa" w:w="2520"/>
@@ -1373,9 +1343,7 @@
         </w:tc>
       </w:tr>
       <w:tr>
-        <w:trPr>
-          <w:cantSplit/>
-        </w:trPr>
+        <w:trPr/>
         <w:tc>
           <w:tcPr>
             <w:tcW w:type="dxa" w:w="2520"/>
@@ -1440,9 +1408,7 @@
         </w:tc>
       </w:tr>
       <w:tr>
-        <w:trPr>
-          <w:cantSplit/>
-        </w:trPr>
+        <w:trPr/>
         <w:tc>
           <w:tcPr>
             <w:tcW w:type="dxa" w:w="2520"/>
@@ -1945,7 +1911,7 @@
           <w:color w:val="141414"/>
           <w:sz w:val="21"/>
         </w:rPr>
-        <w:t>进入黑夜篇（EP17–EP19），荀未来与赵了在林海雪原哥特式古堡见到32岁的青年余博士（余止）。面对余博士只给30秒的严苛限时，荀未来以“电影是生命的延长，而时空旅行能让人真正再活一次”打动余博士，却因赵了随后闯入触发了2058年最高级别警报。当2058年实习生小雪潜入2008年在飞霞路电话亭旁用掺有鲜榨菠萝汁的饮料诱发赵了过敏休克送医时，尾随而至的荀未来及时救下老赵，并在市二院病房外与苏醒的老赵合力抓获小雪、带回酒店2388套房审讯，首次逼问出自己“009号保密实验者档案遗失成为系统漏洞（Bug）”的惊天秘密；随后当32岁的余博士来到酒店2388套房卧室撕开小雪嘴上胶带时，荀未来亲眼目睹小雪在刺目白光中凭空消失被强制召回2058年。</w:t>
+        <w:t>进入黑夜篇（EP17–EP19），荀未来与赵了在林海雪原哥特式古堡见到32岁的青年余博士（余止）。面对余博士只给30秒的“电梯演讲”严苛限时，荀未来在古堡外路虎车内赵了的耳机提点下，以“电影是生命的延长，我们拍电影的和您一样都热爱着时间”打动余博士获允投资；不料荀未来临走得意忘形说漏嘴“您一定可以成功发明时空旅行”，不仅触发了2058年最高级别警报（被小雪用胶带座卡住鼠标强行中断），更因掉入余博士的大学老师名字记忆陷阱而被怀疑是窃取科研成果的团伙。当2058年实习生小雪潜入2008年在飞霞路电话亭外用装满鲜榨菠萝汁的注射器扎入赵了胸口诱发其严重过敏与心脏并发症时，尾随而至的荀未来及时救下老赵，并在市二院病房外与苏醒的老赵合力抓获小雪、带回酒店2388套房审讯，首次逼问出自己“009号保密实验者档案遗失成为系统漏洞（Bug）”的惊天秘密；随后32岁的余博士顺着车牌潜入路虎车后座，用导电电击贴片贴住荀未来后颈（“不听话，电到你高位截瘫”）逼其带路来到酒店2388套房，并在冲进套房卧室亲手撕开小雪嘴上胶带时，触发针对小雪的10秒最高警报召回——小雪在倒计时归零瞬间喊出“他们是来杀您阻止时空旅行发明的，我就是从未来来的，您真的成功了”并化光凭空消失，令余博士狂喜证实自己未来研究成功（“我看还有谁敢说我是疯子！”），连夜撕毁古堡黑板公式图纸、搬空手稿远赴鲁多维科群岛闭关。</w:t>
       </w:r>
     </w:p>
     <w:p>
@@ -2120,9 +2086,7 @@
         </w:tc>
       </w:tr>
       <w:tr>
-        <w:trPr>
-          <w:cantSplit/>
-        </w:trPr>
+        <w:trPr/>
         <w:tc>
           <w:tcPr>
             <w:tcW w:type="dxa" w:w="2664"/>
@@ -2181,9 +2145,7 @@
         </w:tc>
       </w:tr>
       <w:tr>
-        <w:trPr>
-          <w:cantSplit/>
-        </w:trPr>
+        <w:trPr/>
         <w:tc>
           <w:tcPr>
             <w:tcW w:type="dxa" w:w="2664"/>
@@ -2244,9 +2206,7 @@
         </w:tc>
       </w:tr>
       <w:tr>
-        <w:trPr>
-          <w:cantSplit/>
-        </w:trPr>
+        <w:trPr/>
         <w:tc>
           <w:tcPr>
             <w:tcW w:type="dxa" w:w="2664"/>
@@ -2305,9 +2265,7 @@
         </w:tc>
       </w:tr>
       <w:tr>
-        <w:trPr>
-          <w:cantSplit/>
-        </w:trPr>
+        <w:trPr/>
         <w:tc>
           <w:tcPr>
             <w:tcW w:type="dxa" w:w="2664"/>
